--- a/docs/bao_cao_Three_Correct.docx
+++ b/docs/bao_cao_Three_Correct.docx
@@ -4038,7 +4038,21 @@
                 <w:rStyle w:val="Hyperlink"/>
                 <w:noProof/>
               </w:rPr>
-              <w:t>CHƯƠNG 1: GIỚI THIỆU DỰ ÁN</w:t>
+              <w:t>CHƯƠNG 1: GIỚI TH</w:t>
+            </w:r>
+            <w:r>
+              <w:rPr>
+                <w:rStyle w:val="Hyperlink"/>
+                <w:noProof/>
+              </w:rPr>
+              <w:t>I</w:t>
+            </w:r>
+            <w:r>
+              <w:rPr>
+                <w:rStyle w:val="Hyperlink"/>
+                <w:noProof/>
+              </w:rPr>
+              <w:t>ỆU DỰ ÁN</w:t>
             </w:r>
             <w:r>
               <w:rPr>
@@ -7607,88 +7621,54 @@
     </w:p>
     <w:p>
       <w:pPr>
-        <w:pStyle w:val="Heading1"/>
-        <w:spacing w:line="360" w:lineRule="auto"/>
-        <w:rPr>
-          <w:color w:val="000000" w:themeColor="text1"/>
-          <w:sz w:val="32"/>
-          <w:szCs w:val="32"/>
-        </w:rPr>
+        <w:pStyle w:val="CHng"/>
       </w:pPr>
       <w:bookmarkStart w:id="0" w:name="_Toc216086368"/>
       <w:bookmarkStart w:id="1" w:name="_Toc232365759"/>
       <w:r>
-        <w:rPr>
-          <w:color w:val="000000" w:themeColor="text1"/>
-          <w:sz w:val="32"/>
-          <w:szCs w:val="32"/>
-        </w:rPr>
         <w:lastRenderedPageBreak/>
         <w:t xml:space="preserve">CHƯƠNG 1: </w:t>
       </w:r>
       <w:bookmarkEnd w:id="0"/>
       <w:r>
-        <w:rPr>
-          <w:color w:val="000000" w:themeColor="text1"/>
-          <w:sz w:val="32"/>
-          <w:szCs w:val="32"/>
-        </w:rPr>
         <w:t>GIỚI THIỆU DỰ ÁN</w:t>
       </w:r>
       <w:bookmarkEnd w:id="1"/>
     </w:p>
     <w:p>
       <w:pPr>
-        <w:pStyle w:val="Heading2"/>
+        <w:pStyle w:val="mc"/>
         <w:numPr>
           <w:ilvl w:val="1"/>
-          <w:numId w:val="2"/>
+          <w:numId w:val="61"/>
         </w:numPr>
-        <w:spacing w:line="360" w:lineRule="auto"/>
-        <w:rPr>
-          <w:color w:val="000000" w:themeColor="text1"/>
-          <w:sz w:val="28"/>
-          <w:szCs w:val="28"/>
-        </w:rPr>
-      </w:pPr>
-      <w:bookmarkStart w:id="2" w:name="_Toc232365760"/>
-      <w:r>
-        <w:rPr>
-          <w:color w:val="000000" w:themeColor="text1"/>
-          <w:sz w:val="28"/>
-          <w:szCs w:val="28"/>
-        </w:rPr>
-        <w:t>GIỚI THIỆU VỀ ĐỀ TÀI</w:t>
-      </w:r>
-      <w:bookmarkEnd w:id="2"/>
-    </w:p>
-    <w:p>
-      <w:pPr>
-        <w:pStyle w:val="Heading3"/>
+        <w:rPr>
+          <w:rStyle w:val="mcChar"/>
+        </w:rPr>
+      </w:pPr>
+      <w:r>
+        <w:rPr>
+          <w:rStyle w:val="mcChar"/>
+        </w:rPr>
+        <w:t>giới thiệu đề tài</w:t>
+      </w:r>
+    </w:p>
+    <w:p>
+      <w:pPr>
+        <w:pStyle w:val="mcb"/>
         <w:numPr>
           <w:ilvl w:val="2"/>
-          <w:numId w:val="2"/>
+          <w:numId w:val="61"/>
         </w:numPr>
-        <w:spacing w:line="360" w:lineRule="auto"/>
-        <w:rPr>
-          <w:color w:val="000000" w:themeColor="text1"/>
-          <w:sz w:val="26"/>
-          <w:szCs w:val="26"/>
+        <w:rPr>
           <w:lang w:val="vi-VN"/>
         </w:rPr>
       </w:pPr>
-      <w:bookmarkStart w:id="3" w:name="_Toc232365761"/>
-      <w:r>
-        <w:rPr>
-          <w:b w:val="0"/>
-          <w:bCs w:val="0"/>
-          <w:color w:val="000000" w:themeColor="text1"/>
-          <w:sz w:val="26"/>
-          <w:szCs w:val="26"/>
-        </w:rPr>
+      <w:bookmarkStart w:id="2" w:name="_Toc232365761"/>
+      <w:r>
         <w:t>HIỆN TRẠNG VÀ CÂU CHUYỆN DỮ LIỆU: NGHỊCH LÝ TĂNG TRƯỞNG</w:t>
       </w:r>
-      <w:bookmarkEnd w:id="3"/>
+      <w:bookmarkEnd w:id="2"/>
     </w:p>
     <w:p>
       <w:pPr>
@@ -7963,7 +7943,6 @@
           <w:szCs w:val="26"/>
           <w:lang w:val="en-US"/>
         </w:rPr>
-        <w:lastRenderedPageBreak/>
         <w:t xml:space="preserve">Không xác định được khu vực và sản phẩm hoạt động hiệu quả. </w:t>
       </w:r>
     </w:p>
@@ -8354,7 +8333,6 @@
           <w:szCs w:val="26"/>
           <w:lang w:val="en-US"/>
         </w:rPr>
-        <w:lastRenderedPageBreak/>
         <w:t>được thực hiện nhằm xây dựng một hệ thống phân tích dữ liệu hoàn chỉnh theo chuẩn Business Intelligence (BI), bao gồm:</w:t>
       </w:r>
     </w:p>
@@ -8595,24 +8573,13 @@
     </w:p>
     <w:p>
       <w:pPr>
-        <w:pStyle w:val="Heading2"/>
-        <w:spacing w:line="360" w:lineRule="auto"/>
-        <w:rPr>
-          <w:color w:val="000000" w:themeColor="text1"/>
-          <w:sz w:val="28"/>
-          <w:szCs w:val="28"/>
-        </w:rPr>
-      </w:pPr>
-      <w:bookmarkStart w:id="4" w:name="_Toc232365762"/>
-      <w:r>
-        <w:rPr>
-          <w:color w:val="000000" w:themeColor="text1"/>
-          <w:sz w:val="28"/>
-          <w:szCs w:val="28"/>
-        </w:rPr>
+        <w:pStyle w:val="mcb"/>
+      </w:pPr>
+      <w:bookmarkStart w:id="3" w:name="_Toc232365762"/>
+      <w:r>
         <w:t>1.2 THÔNG TIN VỀ DỮ LIỆU VÀ DỰ ÁN</w:t>
       </w:r>
-      <w:bookmarkEnd w:id="4"/>
+      <w:bookmarkEnd w:id="3"/>
     </w:p>
     <w:p>
       <w:pPr>
@@ -9016,7 +8983,6 @@
                 <w:szCs w:val="26"/>
                 <w:lang w:val="en-US"/>
               </w:rPr>
-              <w:lastRenderedPageBreak/>
               <w:t>Quy mô</w:t>
             </w:r>
           </w:p>
@@ -10227,7 +10193,6 @@
                 <w:szCs w:val="24"/>
                 <w:lang w:val="en-US"/>
               </w:rPr>
-              <w:lastRenderedPageBreak/>
               <w:t>Thuộc tính</w:t>
             </w:r>
           </w:p>
@@ -11412,7 +11377,6 @@
                 <w:szCs w:val="24"/>
                 <w:lang w:val="en-US"/>
               </w:rPr>
-              <w:lastRenderedPageBreak/>
               <w:t>SQL Server</w:t>
             </w:r>
           </w:p>
@@ -11663,58 +11627,41 @@
     </w:p>
     <w:p>
       <w:pPr>
-        <w:pStyle w:val="Heading2"/>
-        <w:spacing w:line="360" w:lineRule="auto"/>
-        <w:rPr>
-          <w:color w:val="000000" w:themeColor="text1"/>
-          <w:sz w:val="28"/>
-          <w:szCs w:val="28"/>
-          <w:lang w:val="en-US"/>
-        </w:rPr>
-      </w:pPr>
-      <w:bookmarkStart w:id="5" w:name="_Toc232365763"/>
-      <w:r>
-        <w:rPr>
-          <w:color w:val="000000" w:themeColor="text1"/>
-          <w:sz w:val="28"/>
-          <w:szCs w:val="28"/>
+        <w:pStyle w:val="mcb"/>
+        <w:rPr>
+          <w:lang w:val="en-US"/>
+        </w:rPr>
+      </w:pPr>
+      <w:bookmarkStart w:id="4" w:name="_Toc232365763"/>
+      <w:r>
+        <w:rPr>
           <w:lang w:val="en-US"/>
         </w:rPr>
         <w:t>1.3 MỤC TIÊU VÀ PHẠM VI DỰ ÁN</w:t>
       </w:r>
+      <w:bookmarkEnd w:id="4"/>
+      <w:r>
+        <w:rPr>
+          <w:lang w:val="en-US"/>
+        </w:rPr>
+        <w:t xml:space="preserve"> </w:t>
+      </w:r>
+    </w:p>
+    <w:p>
+      <w:pPr>
+        <w:pStyle w:val="mcb"/>
+        <w:rPr>
+          <w:lang w:val="en-US"/>
+        </w:rPr>
+      </w:pPr>
+      <w:bookmarkStart w:id="5" w:name="_Toc232365764"/>
+      <w:r>
+        <w:rPr>
+          <w:lang w:val="en-US"/>
+        </w:rPr>
+        <w:t>1.3.1  MỤC TIÊU TỔNG THỂ</w:t>
+      </w:r>
       <w:bookmarkEnd w:id="5"/>
-      <w:r>
-        <w:rPr>
-          <w:color w:val="000000" w:themeColor="text1"/>
-          <w:sz w:val="28"/>
-          <w:szCs w:val="28"/>
-          <w:lang w:val="en-US"/>
-        </w:rPr>
-        <w:t xml:space="preserve"> </w:t>
-      </w:r>
-    </w:p>
-    <w:p>
-      <w:pPr>
-        <w:pStyle w:val="Heading3"/>
-        <w:spacing w:line="360" w:lineRule="auto"/>
-        <w:rPr>
-          <w:color w:val="000000" w:themeColor="text1"/>
-          <w:sz w:val="26"/>
-          <w:szCs w:val="26"/>
-          <w:lang w:val="en-US"/>
-        </w:rPr>
-      </w:pPr>
-      <w:bookmarkStart w:id="6" w:name="_Toc232365764"/>
-      <w:r>
-        <w:rPr>
-          <w:color w:val="000000" w:themeColor="text1"/>
-          <w:sz w:val="26"/>
-          <w:szCs w:val="26"/>
-          <w:lang w:val="en-US"/>
-        </w:rPr>
-        <w:t>1.3.1  MỤC TIÊU TỔNG THỂ</w:t>
-      </w:r>
-      <w:bookmarkEnd w:id="6"/>
     </w:p>
     <w:p>
       <w:pPr>
@@ -11843,31 +11790,21 @@
     </w:p>
     <w:p>
       <w:pPr>
-        <w:pStyle w:val="Heading3"/>
-        <w:spacing w:line="360" w:lineRule="auto"/>
-        <w:rPr>
-          <w:color w:val="000000" w:themeColor="text1"/>
-          <w:sz w:val="26"/>
-          <w:szCs w:val="26"/>
-          <w:lang w:val="en-US"/>
-        </w:rPr>
-      </w:pPr>
-      <w:bookmarkStart w:id="7" w:name="_Toc232365765"/>
-      <w:r>
-        <w:rPr>
-          <w:color w:val="000000" w:themeColor="text1"/>
-          <w:sz w:val="26"/>
-          <w:szCs w:val="26"/>
+        <w:pStyle w:val="mcb"/>
+        <w:rPr>
+          <w:lang w:val="en-US"/>
+        </w:rPr>
+      </w:pPr>
+      <w:bookmarkStart w:id="6" w:name="_Toc232365765"/>
+      <w:r>
+        <w:rPr>
           <w:lang w:val="en-US"/>
         </w:rPr>
         <w:t>1.3.2 MỤC TIÊU CỤ THỂ</w:t>
       </w:r>
-      <w:bookmarkEnd w:id="7"/>
-      <w:r>
-        <w:rPr>
-          <w:color w:val="000000" w:themeColor="text1"/>
-          <w:sz w:val="26"/>
-          <w:szCs w:val="26"/>
+      <w:bookmarkEnd w:id="6"/>
+      <w:r>
+        <w:rPr>
           <w:lang w:val="en-US"/>
         </w:rPr>
         <w:t xml:space="preserve"> </w:t>
@@ -11970,7 +11907,6 @@
           <w:color w:val="000000" w:themeColor="text1"/>
           <w:lang w:val="en-US"/>
         </w:rPr>
-        <w:lastRenderedPageBreak/>
         <w:t xml:space="preserve">Tạo các bảng tổng hợp phục vụ Dashboard. </w:t>
       </w:r>
     </w:p>
@@ -12265,31 +12201,21 @@
     </w:p>
     <w:p>
       <w:pPr>
-        <w:pStyle w:val="Heading3"/>
-        <w:spacing w:line="360" w:lineRule="auto"/>
-        <w:rPr>
-          <w:color w:val="000000" w:themeColor="text1"/>
-          <w:sz w:val="26"/>
-          <w:szCs w:val="26"/>
-          <w:lang w:val="en-US"/>
-        </w:rPr>
-      </w:pPr>
-      <w:bookmarkStart w:id="8" w:name="_Toc232365766"/>
-      <w:r>
-        <w:rPr>
-          <w:color w:val="000000" w:themeColor="text1"/>
-          <w:sz w:val="26"/>
-          <w:szCs w:val="26"/>
+        <w:pStyle w:val="mcb"/>
+        <w:rPr>
+          <w:lang w:val="en-US"/>
+        </w:rPr>
+      </w:pPr>
+      <w:bookmarkStart w:id="7" w:name="_Toc232365766"/>
+      <w:r>
+        <w:rPr>
           <w:lang w:val="en-US"/>
         </w:rPr>
         <w:t>1.3.3 PHẠM VI DỰ ÁN</w:t>
       </w:r>
-      <w:bookmarkEnd w:id="8"/>
-      <w:r>
-        <w:rPr>
-          <w:color w:val="000000" w:themeColor="text1"/>
-          <w:sz w:val="26"/>
-          <w:szCs w:val="26"/>
+      <w:bookmarkEnd w:id="7"/>
+      <w:r>
+        <w:rPr>
           <w:lang w:val="en-US"/>
         </w:rPr>
         <w:t xml:space="preserve"> </w:t>
@@ -12368,7 +12294,6 @@
           <w:color w:val="000000" w:themeColor="text1"/>
           <w:lang w:val="en-US"/>
         </w:rPr>
-        <w:lastRenderedPageBreak/>
         <w:t xml:space="preserve">ETL Pipeline. </w:t>
       </w:r>
     </w:p>
@@ -12563,57 +12488,38 @@
     </w:p>
     <w:p>
       <w:pPr>
-        <w:pStyle w:val="Heading2"/>
-        <w:spacing w:line="360" w:lineRule="auto"/>
-        <w:rPr>
-          <w:color w:val="000000" w:themeColor="text1"/>
-          <w:sz w:val="28"/>
-          <w:szCs w:val="28"/>
-          <w:lang w:val="en-US"/>
-        </w:rPr>
-      </w:pPr>
-      <w:bookmarkStart w:id="9" w:name="_Toc232365767"/>
-      <w:r>
-        <w:rPr>
-          <w:color w:val="000000" w:themeColor="text1"/>
-          <w:sz w:val="28"/>
-          <w:szCs w:val="28"/>
+        <w:pStyle w:val="mcb"/>
+        <w:rPr>
+          <w:lang w:val="en-US"/>
+        </w:rPr>
+      </w:pPr>
+      <w:bookmarkStart w:id="8" w:name="_Toc232365767"/>
+      <w:r>
+        <w:rPr>
           <w:lang w:val="en-US"/>
         </w:rPr>
         <w:t>1.4 ĐỐI TƯỢNG PHỤC VỤ VÀ TIÊU CHÍ THÀNH CÔNG</w:t>
       </w:r>
+      <w:bookmarkEnd w:id="8"/>
+    </w:p>
+    <w:p>
+      <w:pPr>
+        <w:pStyle w:val="mcb"/>
+        <w:rPr>
+          <w:lang w:val="en-US"/>
+        </w:rPr>
+      </w:pPr>
+      <w:bookmarkStart w:id="9" w:name="_Toc232365768"/>
+      <w:r>
+        <w:rPr>
+          <w:lang w:val="en-US"/>
+        </w:rPr>
+        <w:t>1.4.1 ĐỐI TƯỢNG PHỤC VỤ (</w:t>
+      </w:r>
+      <w:r>
+        <w:t>STAKEHOLDERS)</w:t>
+      </w:r>
       <w:bookmarkEnd w:id="9"/>
-    </w:p>
-    <w:p>
-      <w:pPr>
-        <w:pStyle w:val="Heading3"/>
-        <w:spacing w:line="360" w:lineRule="auto"/>
-        <w:rPr>
-          <w:color w:val="000000" w:themeColor="text1"/>
-          <w:sz w:val="26"/>
-          <w:szCs w:val="26"/>
-          <w:lang w:val="en-US"/>
-        </w:rPr>
-      </w:pPr>
-      <w:bookmarkStart w:id="10" w:name="_Toc232365768"/>
-      <w:r>
-        <w:rPr>
-          <w:color w:val="000000" w:themeColor="text1"/>
-          <w:sz w:val="26"/>
-          <w:szCs w:val="26"/>
-          <w:lang w:val="en-US"/>
-        </w:rPr>
-        <w:t>1.4.1 ĐỐI TƯỢNG PHỤC VỤ (</w:t>
-      </w:r>
-      <w:r>
-        <w:rPr>
-          <w:color w:val="000000" w:themeColor="text1"/>
-          <w:sz w:val="26"/>
-          <w:szCs w:val="26"/>
-        </w:rPr>
-        <w:t>STAKEHOLDERS)</w:t>
-      </w:r>
-      <w:bookmarkEnd w:id="10"/>
     </w:p>
     <w:p>
       <w:pPr>
@@ -12772,7 +12678,6 @@
           <w:color w:val="000000" w:themeColor="text1"/>
           <w:lang w:val="en-US"/>
         </w:rPr>
-        <w:lastRenderedPageBreak/>
         <w:t>Bộ phận Marketing</w:t>
       </w:r>
     </w:p>
@@ -12907,65 +12812,38 @@
     </w:p>
     <w:p>
       <w:pPr>
-        <w:pStyle w:val="Heading2"/>
+        <w:pStyle w:val="mcb"/>
+      </w:pPr>
+      <w:bookmarkStart w:id="10" w:name="_Toc232365769"/>
+      <w:r>
+        <w:t>1.5 CẤU TRÚC BÁO CÁO</w:t>
+      </w:r>
+      <w:bookmarkEnd w:id="10"/>
+    </w:p>
+    <w:p>
+      <w:pPr>
         <w:spacing w:line="360" w:lineRule="auto"/>
         <w:rPr>
           <w:color w:val="000000" w:themeColor="text1"/>
-          <w:sz w:val="28"/>
-          <w:szCs w:val="28"/>
-        </w:rPr>
-      </w:pPr>
-      <w:bookmarkStart w:id="11" w:name="_Toc232365769"/>
-      <w:r>
-        <w:rPr>
-          <w:color w:val="000000" w:themeColor="text1"/>
-          <w:sz w:val="28"/>
-          <w:szCs w:val="28"/>
-        </w:rPr>
-        <w:t>1.5 CẤU TRÚC BÁO CÁO</w:t>
+        </w:rPr>
+      </w:pPr>
+      <w:r>
+        <w:rPr>
+          <w:color w:val="000000" w:themeColor="text1"/>
+        </w:rPr>
+        <w:t>Báo cáo gồm 6 chương chính (đã nếu ở Mục lục).</w:t>
+      </w:r>
+    </w:p>
+    <w:p>
+      <w:pPr>
+        <w:pStyle w:val="mcb"/>
+      </w:pPr>
+      <w:bookmarkStart w:id="11" w:name="_Toc232365770"/>
+      <w:r>
+        <w:t>1.6 LẬP KẾ HOẠCH DỰ ÁN</w:t>
       </w:r>
       <w:bookmarkEnd w:id="11"/>
-    </w:p>
-    <w:p>
-      <w:pPr>
-        <w:spacing w:line="360" w:lineRule="auto"/>
-        <w:rPr>
-          <w:color w:val="000000" w:themeColor="text1"/>
-        </w:rPr>
-      </w:pPr>
-      <w:r>
-        <w:rPr>
-          <w:color w:val="000000" w:themeColor="text1"/>
-        </w:rPr>
-        <w:t>Báo cáo gồm 6 chương chính (đã nếu ở Mục lục).</w:t>
-      </w:r>
-    </w:p>
-    <w:p>
-      <w:pPr>
-        <w:pStyle w:val="Heading2"/>
-        <w:spacing w:line="360" w:lineRule="auto"/>
-        <w:rPr>
-          <w:color w:val="000000" w:themeColor="text1"/>
-          <w:sz w:val="28"/>
-          <w:szCs w:val="28"/>
-        </w:rPr>
-      </w:pPr>
-      <w:bookmarkStart w:id="12" w:name="_Toc232365770"/>
-      <w:r>
-        <w:rPr>
-          <w:color w:val="000000" w:themeColor="text1"/>
-          <w:sz w:val="28"/>
-          <w:szCs w:val="28"/>
-        </w:rPr>
-        <w:t>1.6 LẬP KẾ HOẠCH DỰ ÁN</w:t>
-      </w:r>
-      <w:bookmarkEnd w:id="12"/>
-      <w:r>
-        <w:rPr>
-          <w:color w:val="000000" w:themeColor="text1"/>
-          <w:sz w:val="28"/>
-          <w:szCs w:val="28"/>
-        </w:rPr>
+      <w:r>
         <w:t xml:space="preserve"> </w:t>
       </w:r>
     </w:p>
@@ -13551,47 +13429,23 @@
     </w:p>
     <w:p>
       <w:pPr>
-        <w:pStyle w:val="Heading2"/>
-        <w:spacing w:line="360" w:lineRule="auto"/>
-        <w:rPr>
-          <w:color w:val="000000" w:themeColor="text1"/>
-          <w:sz w:val="28"/>
-          <w:szCs w:val="28"/>
-          <w:lang w:val="en-US"/>
-        </w:rPr>
-      </w:pPr>
-      <w:bookmarkStart w:id="13" w:name="_Toc232365771"/>
-      <w:r>
-        <w:rPr>
-          <w:color w:val="000000" w:themeColor="text1"/>
-          <w:sz w:val="28"/>
-          <w:szCs w:val="28"/>
-        </w:rPr>
-        <w:lastRenderedPageBreak/>
+        <w:pStyle w:val="mcb"/>
+        <w:rPr>
+          <w:sz w:val="32"/>
+          <w:lang w:val="en-US"/>
+        </w:rPr>
+      </w:pPr>
+      <w:bookmarkStart w:id="12" w:name="_Toc232365771"/>
+      <w:r>
         <w:t xml:space="preserve">1.7 </w:t>
       </w:r>
       <w:r>
         <w:rPr>
-          <w:color w:val="000000" w:themeColor="text1"/>
-          <w:sz w:val="28"/>
-          <w:szCs w:val="28"/>
           <w:lang w:val="en-US"/>
         </w:rPr>
         <w:t>SO SÁNH KẾ HOẠCH BAN ĐẦU VỚI THỰC TẾ</w:t>
       </w:r>
-      <w:bookmarkEnd w:id="13"/>
-    </w:p>
-    <w:p>
-      <w:pPr>
-        <w:pStyle w:val="Heading2"/>
-        <w:spacing w:line="360" w:lineRule="auto"/>
-        <w:ind w:left="0" w:firstLine="0"/>
-        <w:rPr>
-          <w:color w:val="000000" w:themeColor="text1"/>
-          <w:sz w:val="20"/>
-          <w:szCs w:val="20"/>
-        </w:rPr>
-      </w:pPr>
+      <w:bookmarkEnd w:id="12"/>
     </w:p>
     <w:tbl>
       <w:tblPr>
@@ -13883,6 +13737,192 @@
                 <w:lang w:val="en-US"/>
               </w:rPr>
             </w:pPr>
+            <w:r>
+              <w:rPr>
+                <w:color w:val="000000" w:themeColor="text1"/>
+                <w:lang w:val="en-US"/>
+              </w:rPr>
+              <w:t>Hoàn thành đúng tiến độ</w:t>
+            </w:r>
+          </w:p>
+        </w:tc>
+        <w:tc>
+          <w:tcPr>
+            <w:tcW w:w="0" w:type="auto"/>
+            <w:vAlign w:val="center"/>
+            <w:hideMark/>
+          </w:tcPr>
+          <w:p>
+            <w:pPr>
+              <w:rPr>
+                <w:color w:val="000000" w:themeColor="text1"/>
+                <w:lang w:val="en-US"/>
+              </w:rPr>
+            </w:pPr>
+            <w:r>
+              <w:rPr>
+                <w:color w:val="000000" w:themeColor="text1"/>
+                <w:lang w:val="en-US"/>
+              </w:rPr>
+              <w:t>Đạt</w:t>
+            </w:r>
+          </w:p>
+        </w:tc>
+      </w:tr>
+      <w:tr>
+        <w:trPr>
+          <w:tblCellSpacing w:w="15" w:type="dxa"/>
+        </w:trPr>
+        <w:tc>
+          <w:tcPr>
+            <w:tcW w:w="0" w:type="auto"/>
+            <w:vAlign w:val="center"/>
+            <w:hideMark/>
+          </w:tcPr>
+          <w:p>
+            <w:pPr>
+              <w:rPr>
+                <w:color w:val="000000" w:themeColor="text1"/>
+                <w:lang w:val="en-US"/>
+              </w:rPr>
+            </w:pPr>
+            <w:r>
+              <w:rPr>
+                <w:color w:val="000000" w:themeColor="text1"/>
+                <w:lang w:val="en-US"/>
+              </w:rPr>
+              <w:t>ETL &amp; Warehouse</w:t>
+            </w:r>
+          </w:p>
+        </w:tc>
+        <w:tc>
+          <w:tcPr>
+            <w:tcW w:w="0" w:type="auto"/>
+            <w:vAlign w:val="center"/>
+            <w:hideMark/>
+          </w:tcPr>
+          <w:p>
+            <w:pPr>
+              <w:rPr>
+                <w:color w:val="000000" w:themeColor="text1"/>
+                <w:lang w:val="en-US"/>
+              </w:rPr>
+            </w:pPr>
+            <w:r>
+              <w:rPr>
+                <w:color w:val="000000" w:themeColor="text1"/>
+                <w:lang w:val="en-US"/>
+              </w:rPr>
+              <w:t>2 tuần</w:t>
+            </w:r>
+          </w:p>
+        </w:tc>
+        <w:tc>
+          <w:tcPr>
+            <w:tcW w:w="0" w:type="auto"/>
+            <w:vAlign w:val="center"/>
+            <w:hideMark/>
+          </w:tcPr>
+          <w:p>
+            <w:pPr>
+              <w:rPr>
+                <w:color w:val="000000" w:themeColor="text1"/>
+                <w:lang w:val="en-US"/>
+              </w:rPr>
+            </w:pPr>
+            <w:r>
+              <w:rPr>
+                <w:color w:val="000000" w:themeColor="text1"/>
+                <w:lang w:val="en-US"/>
+              </w:rPr>
+              <w:t>Hoàn thành đúng tiến độ</w:t>
+            </w:r>
+          </w:p>
+        </w:tc>
+        <w:tc>
+          <w:tcPr>
+            <w:tcW w:w="0" w:type="auto"/>
+            <w:vAlign w:val="center"/>
+            <w:hideMark/>
+          </w:tcPr>
+          <w:p>
+            <w:pPr>
+              <w:rPr>
+                <w:color w:val="000000" w:themeColor="text1"/>
+                <w:lang w:val="en-US"/>
+              </w:rPr>
+            </w:pPr>
+            <w:r>
+              <w:rPr>
+                <w:color w:val="000000" w:themeColor="text1"/>
+                <w:lang w:val="en-US"/>
+              </w:rPr>
+              <w:t>Đạt</w:t>
+            </w:r>
+          </w:p>
+        </w:tc>
+      </w:tr>
+      <w:tr>
+        <w:trPr>
+          <w:tblCellSpacing w:w="15" w:type="dxa"/>
+        </w:trPr>
+        <w:tc>
+          <w:tcPr>
+            <w:tcW w:w="0" w:type="auto"/>
+            <w:vAlign w:val="center"/>
+            <w:hideMark/>
+          </w:tcPr>
+          <w:p>
+            <w:pPr>
+              <w:rPr>
+                <w:color w:val="000000" w:themeColor="text1"/>
+                <w:lang w:val="en-US"/>
+              </w:rPr>
+            </w:pPr>
+            <w:r>
+              <w:rPr>
+                <w:color w:val="000000" w:themeColor="text1"/>
+                <w:lang w:val="en-US"/>
+              </w:rPr>
+              <w:t>Dashboard BI</w:t>
+            </w:r>
+          </w:p>
+        </w:tc>
+        <w:tc>
+          <w:tcPr>
+            <w:tcW w:w="0" w:type="auto"/>
+            <w:vAlign w:val="center"/>
+            <w:hideMark/>
+          </w:tcPr>
+          <w:p>
+            <w:pPr>
+              <w:rPr>
+                <w:color w:val="000000" w:themeColor="text1"/>
+                <w:lang w:val="en-US"/>
+              </w:rPr>
+            </w:pPr>
+            <w:r>
+              <w:rPr>
+                <w:color w:val="000000" w:themeColor="text1"/>
+                <w:lang w:val="en-US"/>
+              </w:rPr>
+              <w:t>2 tuần</w:t>
+            </w:r>
+          </w:p>
+        </w:tc>
+        <w:tc>
+          <w:tcPr>
+            <w:tcW w:w="0" w:type="auto"/>
+            <w:vAlign w:val="center"/>
+            <w:hideMark/>
+          </w:tcPr>
+          <w:p>
+            <w:pPr>
+              <w:rPr>
+                <w:color w:val="000000" w:themeColor="text1"/>
+                <w:lang w:val="en-US"/>
+              </w:rPr>
+            </w:pPr>
           </w:p>
         </w:tc>
         <w:tc>
@@ -13923,7 +13963,7 @@
                 <w:color w:val="000000" w:themeColor="text1"/>
                 <w:lang w:val="en-US"/>
               </w:rPr>
-              <w:t>ETL &amp; Warehouse</w:t>
+              <w:t>Forecasting</w:t>
             </w:r>
           </w:p>
         </w:tc>
@@ -13945,7 +13985,7 @@
                 <w:color w:val="000000" w:themeColor="text1"/>
                 <w:lang w:val="en-US"/>
               </w:rPr>
-              <w:t>2 tuần</w:t>
+              <w:t>1 tuần</w:t>
             </w:r>
           </w:p>
         </w:tc>
@@ -14002,7 +14042,7 @@
                 <w:color w:val="000000" w:themeColor="text1"/>
                 <w:lang w:val="en-US"/>
               </w:rPr>
-              <w:t>Dashboard BI</w:t>
+              <w:t>Báo cáo</w:t>
             </w:r>
           </w:p>
         </w:tc>
@@ -14024,7 +14064,7 @@
                 <w:color w:val="000000" w:themeColor="text1"/>
                 <w:lang w:val="en-US"/>
               </w:rPr>
-              <w:t>2 tuần</w:t>
+              <w:t>1 tuần</w:t>
             </w:r>
           </w:p>
         </w:tc>
@@ -14059,164 +14099,6 @@
           </w:p>
         </w:tc>
       </w:tr>
-      <w:tr>
-        <w:trPr>
-          <w:tblCellSpacing w:w="15" w:type="dxa"/>
-        </w:trPr>
-        <w:tc>
-          <w:tcPr>
-            <w:tcW w:w="0" w:type="auto"/>
-            <w:vAlign w:val="center"/>
-            <w:hideMark/>
-          </w:tcPr>
-          <w:p>
-            <w:pPr>
-              <w:rPr>
-                <w:color w:val="000000" w:themeColor="text1"/>
-                <w:lang w:val="en-US"/>
-              </w:rPr>
-            </w:pPr>
-            <w:r>
-              <w:rPr>
-                <w:color w:val="000000" w:themeColor="text1"/>
-                <w:lang w:val="en-US"/>
-              </w:rPr>
-              <w:t>Forecasting</w:t>
-            </w:r>
-          </w:p>
-        </w:tc>
-        <w:tc>
-          <w:tcPr>
-            <w:tcW w:w="0" w:type="auto"/>
-            <w:vAlign w:val="center"/>
-            <w:hideMark/>
-          </w:tcPr>
-          <w:p>
-            <w:pPr>
-              <w:rPr>
-                <w:color w:val="000000" w:themeColor="text1"/>
-                <w:lang w:val="en-US"/>
-              </w:rPr>
-            </w:pPr>
-            <w:r>
-              <w:rPr>
-                <w:color w:val="000000" w:themeColor="text1"/>
-                <w:lang w:val="en-US"/>
-              </w:rPr>
-              <w:t>1 tuần</w:t>
-            </w:r>
-          </w:p>
-        </w:tc>
-        <w:tc>
-          <w:tcPr>
-            <w:tcW w:w="0" w:type="auto"/>
-            <w:vAlign w:val="center"/>
-            <w:hideMark/>
-          </w:tcPr>
-          <w:p>
-            <w:pPr>
-              <w:rPr>
-                <w:color w:val="000000" w:themeColor="text1"/>
-                <w:lang w:val="en-US"/>
-              </w:rPr>
-            </w:pPr>
-          </w:p>
-        </w:tc>
-        <w:tc>
-          <w:tcPr>
-            <w:tcW w:w="0" w:type="auto"/>
-            <w:vAlign w:val="center"/>
-            <w:hideMark/>
-          </w:tcPr>
-          <w:p>
-            <w:pPr>
-              <w:rPr>
-                <w:color w:val="000000" w:themeColor="text1"/>
-                <w:lang w:val="en-US"/>
-              </w:rPr>
-            </w:pPr>
-          </w:p>
-        </w:tc>
-      </w:tr>
-      <w:tr>
-        <w:trPr>
-          <w:tblCellSpacing w:w="15" w:type="dxa"/>
-        </w:trPr>
-        <w:tc>
-          <w:tcPr>
-            <w:tcW w:w="0" w:type="auto"/>
-            <w:vAlign w:val="center"/>
-            <w:hideMark/>
-          </w:tcPr>
-          <w:p>
-            <w:pPr>
-              <w:rPr>
-                <w:color w:val="000000" w:themeColor="text1"/>
-                <w:lang w:val="en-US"/>
-              </w:rPr>
-            </w:pPr>
-            <w:r>
-              <w:rPr>
-                <w:color w:val="000000" w:themeColor="text1"/>
-                <w:lang w:val="en-US"/>
-              </w:rPr>
-              <w:t>Báo cáo</w:t>
-            </w:r>
-          </w:p>
-        </w:tc>
-        <w:tc>
-          <w:tcPr>
-            <w:tcW w:w="0" w:type="auto"/>
-            <w:vAlign w:val="center"/>
-            <w:hideMark/>
-          </w:tcPr>
-          <w:p>
-            <w:pPr>
-              <w:rPr>
-                <w:color w:val="000000" w:themeColor="text1"/>
-                <w:lang w:val="en-US"/>
-              </w:rPr>
-            </w:pPr>
-            <w:r>
-              <w:rPr>
-                <w:color w:val="000000" w:themeColor="text1"/>
-                <w:lang w:val="en-US"/>
-              </w:rPr>
-              <w:t>1 tuần</w:t>
-            </w:r>
-          </w:p>
-        </w:tc>
-        <w:tc>
-          <w:tcPr>
-            <w:tcW w:w="0" w:type="auto"/>
-            <w:vAlign w:val="center"/>
-            <w:hideMark/>
-          </w:tcPr>
-          <w:p>
-            <w:pPr>
-              <w:rPr>
-                <w:color w:val="000000" w:themeColor="text1"/>
-                <w:lang w:val="en-US"/>
-              </w:rPr>
-            </w:pPr>
-          </w:p>
-        </w:tc>
-        <w:tc>
-          <w:tcPr>
-            <w:tcW w:w="0" w:type="auto"/>
-            <w:vAlign w:val="center"/>
-            <w:hideMark/>
-          </w:tcPr>
-          <w:p>
-            <w:pPr>
-              <w:rPr>
-                <w:color w:val="000000" w:themeColor="text1"/>
-                <w:lang w:val="en-US"/>
-              </w:rPr>
-            </w:pPr>
-          </w:p>
-        </w:tc>
-      </w:tr>
     </w:tbl>
     <w:p>
       <w:pPr>
@@ -14244,53 +14126,26 @@
     </w:p>
     <w:p>
       <w:pPr>
-        <w:pStyle w:val="Heading1"/>
-        <w:spacing w:line="360" w:lineRule="auto"/>
-        <w:rPr>
-          <w:color w:val="000000" w:themeColor="text1"/>
-          <w:sz w:val="32"/>
-          <w:szCs w:val="32"/>
-        </w:rPr>
-      </w:pPr>
-      <w:bookmarkStart w:id="14" w:name="_Toc232365772"/>
-      <w:r>
-        <w:rPr>
-          <w:color w:val="000000" w:themeColor="text1"/>
-          <w:sz w:val="32"/>
-          <w:szCs w:val="32"/>
-        </w:rPr>
+        <w:pStyle w:val="CHng"/>
+      </w:pPr>
+      <w:bookmarkStart w:id="13" w:name="_Toc232365772"/>
+      <w:r>
         <w:t>CHƯƠNG 2: CƠ SỞ LÝ THUYẾT VÀ KIẾN TRÚC HỆ THỐNG</w:t>
       </w:r>
+      <w:bookmarkEnd w:id="13"/>
+    </w:p>
+    <w:p>
+      <w:pPr>
+        <w:pStyle w:val="mc"/>
+      </w:pPr>
+      <w:bookmarkStart w:id="14" w:name="_Toc232365773"/>
+      <w:r>
+        <w:t xml:space="preserve">2.1 </w:t>
+      </w:r>
+      <w:r>
+        <w:t>GIỚI THIỆU CHƯƠNG</w:t>
+      </w:r>
       <w:bookmarkEnd w:id="14"/>
-    </w:p>
-    <w:p>
-      <w:pPr>
-        <w:pStyle w:val="Heading2"/>
-        <w:spacing w:line="360" w:lineRule="auto"/>
-        <w:rPr>
-          <w:color w:val="000000" w:themeColor="text1"/>
-          <w:sz w:val="28"/>
-          <w:szCs w:val="28"/>
-        </w:rPr>
-      </w:pPr>
-      <w:bookmarkStart w:id="15" w:name="_Toc232365773"/>
-      <w:r>
-        <w:rPr>
-          <w:color w:val="000000" w:themeColor="text1"/>
-          <w:sz w:val="28"/>
-          <w:szCs w:val="28"/>
-        </w:rPr>
-        <w:t xml:space="preserve">2.1 </w:t>
-      </w:r>
-      <w:r>
-        <w:rPr>
-          <w:color w:val="000000" w:themeColor="text1"/>
-          <w:sz w:val="28"/>
-          <w:szCs w:val="28"/>
-        </w:rPr>
-        <w:t>GIỚI THIỆU CHƯƠNG</w:t>
-      </w:r>
-      <w:bookmarkEnd w:id="15"/>
     </w:p>
     <w:p>
       <w:pPr>
@@ -14316,14 +14171,13 @@
           <w:szCs w:val="26"/>
         </w:rPr>
       </w:pPr>
-      <w:bookmarkStart w:id="16" w:name="_Toc232365774"/>
-      <w:r>
-        <w:rPr>
-          <w:color w:val="000000" w:themeColor="text1"/>
-          <w:sz w:val="26"/>
-          <w:szCs w:val="26"/>
-        </w:rPr>
-        <w:lastRenderedPageBreak/>
+      <w:bookmarkStart w:id="15" w:name="_Toc232365774"/>
+      <w:r>
+        <w:rPr>
+          <w:color w:val="000000" w:themeColor="text1"/>
+          <w:sz w:val="26"/>
+          <w:szCs w:val="26"/>
+        </w:rPr>
         <w:t xml:space="preserve">2.1.1 </w:t>
       </w:r>
       <w:r>
@@ -14334,7 +14188,7 @@
         </w:rPr>
         <w:t>KHÁI QUÁT VỀ PHÂN TÍCH DOANH THU BÁN HÀNG</w:t>
       </w:r>
-      <w:bookmarkEnd w:id="16"/>
+      <w:bookmarkEnd w:id="15"/>
     </w:p>
     <w:p>
       <w:pPr>
@@ -14711,7 +14565,6 @@
           <w:szCs w:val="26"/>
           <w:lang w:val="en-US"/>
         </w:rPr>
-        <w:lastRenderedPageBreak/>
         <w:t>Câu hỏi 4: Quy luật Pareto và các "vùng đen" tài chính</w:t>
       </w:r>
     </w:p>
@@ -14795,7 +14648,7 @@
           <w:szCs w:val="26"/>
         </w:rPr>
       </w:pPr>
-      <w:bookmarkStart w:id="17" w:name="_Toc232365775"/>
+      <w:bookmarkStart w:id="16" w:name="_Toc232365775"/>
       <w:r>
         <w:rPr>
           <w:color w:val="000000" w:themeColor="text1"/>
@@ -14812,7 +14665,7 @@
         </w:rPr>
         <w:t>CÁC CHỈ SỐ ĐÁNH GIÁ DOANH THU BÁN HÀNG</w:t>
       </w:r>
-      <w:bookmarkEnd w:id="17"/>
+      <w:bookmarkEnd w:id="16"/>
     </w:p>
     <w:p>
       <w:pPr>
@@ -14979,7 +14832,7 @@
           <w:szCs w:val="26"/>
         </w:rPr>
       </w:pPr>
-      <w:bookmarkStart w:id="18" w:name="_Toc232365776"/>
+      <w:bookmarkStart w:id="17" w:name="_Toc232365776"/>
       <w:r>
         <w:rPr>
           <w:color w:val="000000" w:themeColor="text1"/>
@@ -14996,7 +14849,7 @@
         </w:rPr>
         <w:t>QUY TRÌNH PHÂN TÍCH DỮ LIỆU TRONG DOANH NGHIỆP BÁN HÀNG</w:t>
       </w:r>
-      <w:bookmarkEnd w:id="18"/>
+      <w:bookmarkEnd w:id="17"/>
     </w:p>
     <w:p>
       <w:pPr>
@@ -15170,7 +15023,7 @@
           <w:szCs w:val="26"/>
         </w:rPr>
       </w:pPr>
-      <w:bookmarkStart w:id="19" w:name="_Toc232365777"/>
+      <w:bookmarkStart w:id="18" w:name="_Toc232365777"/>
       <w:r>
         <w:rPr>
           <w:color w:val="000000" w:themeColor="text1"/>
@@ -15187,7 +15040,7 @@
         </w:rPr>
         <w:t>HỆ THỐNG KHO DỮ LIỆU (DATA WAREHOUSE) VÀ QUY TRÌNH ETL</w:t>
       </w:r>
-      <w:bookmarkEnd w:id="19"/>
+      <w:bookmarkEnd w:id="18"/>
     </w:p>
     <w:p>
       <w:pPr>
@@ -15504,7 +15357,7 @@
           <w:szCs w:val="26"/>
         </w:rPr>
       </w:pPr>
-      <w:bookmarkStart w:id="20" w:name="_Toc232365778"/>
+      <w:bookmarkStart w:id="19" w:name="_Toc232365778"/>
       <w:r>
         <w:rPr>
           <w:color w:val="000000" w:themeColor="text1"/>
@@ -15521,7 +15374,7 @@
         </w:rPr>
         <w:t>MÔ HÌNH DỮ LIỆU ĐA CHIỀU VÀ LƯỢC ĐỒ HÌNH SAO (STAR SCHEMA)</w:t>
       </w:r>
-      <w:bookmarkEnd w:id="20"/>
+      <w:bookmarkEnd w:id="19"/>
     </w:p>
     <w:p>
       <w:pPr>
@@ -15624,7 +15477,6 @@
           <w:sz w:val="26"/>
           <w:szCs w:val="26"/>
         </w:rPr>
-        <w:lastRenderedPageBreak/>
         <w:drawing>
           <wp:inline distT="0" distB="0" distL="0" distR="0" wp14:anchorId="040D9063" wp14:editId="1768E0A3">
             <wp:extent cx="4084320" cy="4624096"/>
@@ -15679,7 +15531,7 @@
           <w:szCs w:val="26"/>
         </w:rPr>
       </w:pPr>
-      <w:bookmarkStart w:id="21" w:name="_Toc232365779"/>
+      <w:bookmarkStart w:id="20" w:name="_Toc232365779"/>
       <w:r>
         <w:rPr>
           <w:color w:val="000000" w:themeColor="text1"/>
@@ -15696,7 +15548,7 @@
         </w:rPr>
         <w:t>BUSINESS INTELLIGENCE (BI) TRONG PHÂN TÍCH DOANH THU</w:t>
       </w:r>
-      <w:bookmarkEnd w:id="21"/>
+      <w:bookmarkEnd w:id="20"/>
     </w:p>
     <w:p>
       <w:pPr>
@@ -15899,17 +15751,16 @@
           <w:szCs w:val="26"/>
         </w:rPr>
       </w:pPr>
-      <w:bookmarkStart w:id="22" w:name="_Toc232365780"/>
-      <w:r>
-        <w:rPr>
-          <w:color w:val="000000" w:themeColor="text1"/>
-          <w:sz w:val="26"/>
-          <w:szCs w:val="26"/>
-        </w:rPr>
-        <w:lastRenderedPageBreak/>
+      <w:bookmarkStart w:id="21" w:name="_Toc232365780"/>
+      <w:r>
+        <w:rPr>
+          <w:color w:val="000000" w:themeColor="text1"/>
+          <w:sz w:val="26"/>
+          <w:szCs w:val="26"/>
+        </w:rPr>
         <w:t>2.1.7 TRỰC QUAN HÓA DỮ LIỆU TRONG PHÂN TÍCH DOANH THU</w:t>
       </w:r>
-      <w:bookmarkEnd w:id="22"/>
+      <w:bookmarkEnd w:id="21"/>
     </w:p>
     <w:p>
       <w:pPr>
@@ -16670,55 +16521,29 @@
     </w:p>
     <w:p>
       <w:pPr>
-        <w:pStyle w:val="Heading2"/>
-        <w:spacing w:line="360" w:lineRule="auto"/>
-        <w:rPr>
-          <w:color w:val="000000" w:themeColor="text1"/>
-          <w:sz w:val="28"/>
-          <w:szCs w:val="28"/>
-        </w:rPr>
-      </w:pPr>
-      <w:bookmarkStart w:id="23" w:name="_Toc232365781"/>
-      <w:r>
-        <w:rPr>
-          <w:color w:val="000000" w:themeColor="text1"/>
-          <w:sz w:val="28"/>
-          <w:szCs w:val="28"/>
-        </w:rPr>
-        <w:lastRenderedPageBreak/>
+        <w:pStyle w:val="mc"/>
+      </w:pPr>
+      <w:bookmarkStart w:id="22" w:name="_Toc232365781"/>
+      <w:r>
         <w:t>2.2 PHÂN TÍCH YÊU CẦU NGHIỆP VỤ</w:t>
       </w:r>
+      <w:bookmarkEnd w:id="22"/>
+    </w:p>
+    <w:p>
+      <w:pPr>
+        <w:pStyle w:val="mc"/>
+        <w:rPr>
+          <w:lang w:val="en-US"/>
+        </w:rPr>
+      </w:pPr>
+      <w:bookmarkStart w:id="23" w:name="_Toc232365782"/>
+      <w:r>
+        <w:t xml:space="preserve">2.2.1 </w:t>
+      </w:r>
+      <w:r>
+        <w:t>BÀI TOÁN PHÂN TÍCH DOANH THU BÁN HÀNG</w:t>
+      </w:r>
       <w:bookmarkEnd w:id="23"/>
-    </w:p>
-    <w:p>
-      <w:pPr>
-        <w:pStyle w:val="Heading3"/>
-        <w:spacing w:line="360" w:lineRule="auto"/>
-        <w:rPr>
-          <w:color w:val="000000" w:themeColor="text1"/>
-          <w:sz w:val="26"/>
-          <w:szCs w:val="26"/>
-          <w:lang w:val="en-US"/>
-        </w:rPr>
-      </w:pPr>
-      <w:bookmarkStart w:id="24" w:name="_Toc232365782"/>
-      <w:r>
-        <w:rPr>
-          <w:color w:val="000000" w:themeColor="text1"/>
-          <w:sz w:val="26"/>
-          <w:szCs w:val="26"/>
-        </w:rPr>
-        <w:t xml:space="preserve">2.2.1 </w:t>
-      </w:r>
-      <w:r>
-        <w:rPr>
-          <w:color w:val="000000" w:themeColor="text1"/>
-          <w:sz w:val="26"/>
-          <w:szCs w:val="26"/>
-        </w:rPr>
-        <w:t>BÀI TOÁN PHÂN TÍCH DOANH THU BÁN HÀNG</w:t>
-      </w:r>
-      <w:bookmarkEnd w:id="24"/>
     </w:p>
     <w:p>
       <w:pPr>
@@ -16833,7 +16658,7 @@
           <w:szCs w:val="26"/>
         </w:rPr>
       </w:pPr>
-      <w:bookmarkStart w:id="25" w:name="_Toc232365783"/>
+      <w:bookmarkStart w:id="24" w:name="_Toc232365783"/>
       <w:r>
         <w:rPr>
           <w:color w:val="000000" w:themeColor="text1"/>
@@ -16850,7 +16675,7 @@
         </w:rPr>
         <w:t>XÁC ĐỊNH YÊU CẦU PHÂN TÍCH</w:t>
       </w:r>
-      <w:bookmarkEnd w:id="25"/>
+      <w:bookmarkEnd w:id="24"/>
     </w:p>
     <w:p>
       <w:pPr>
@@ -17058,17 +16883,16 @@
           <w:szCs w:val="26"/>
         </w:rPr>
       </w:pPr>
-      <w:bookmarkStart w:id="26" w:name="_Toc232365784"/>
-      <w:r>
-        <w:rPr>
-          <w:color w:val="000000" w:themeColor="text1"/>
-          <w:sz w:val="26"/>
-          <w:szCs w:val="26"/>
-        </w:rPr>
-        <w:lastRenderedPageBreak/>
+      <w:bookmarkStart w:id="25" w:name="_Toc232365784"/>
+      <w:r>
+        <w:rPr>
+          <w:color w:val="000000" w:themeColor="text1"/>
+          <w:sz w:val="26"/>
+          <w:szCs w:val="26"/>
+        </w:rPr>
         <w:t>2.2.3 HỆ THỐNG CHỈ SỐ ĐO LƯỜNG (KPI FRAMEWORK)</w:t>
       </w:r>
-      <w:bookmarkEnd w:id="26"/>
+      <w:bookmarkEnd w:id="25"/>
     </w:p>
     <w:p>
       <w:pPr>
@@ -18580,48 +18404,35 @@
     </w:tbl>
     <w:p>
       <w:pPr>
-        <w:pStyle w:val="Heading2"/>
-        <w:spacing w:line="360" w:lineRule="auto"/>
-        <w:ind w:left="0" w:firstLine="0"/>
-        <w:rPr>
-          <w:color w:val="000000" w:themeColor="text1"/>
-          <w:sz w:val="28"/>
-          <w:szCs w:val="28"/>
-        </w:rPr>
-      </w:pPr>
-      <w:bookmarkStart w:id="27" w:name="_Toc232365785"/>
-      <w:r>
-        <w:rPr>
-          <w:color w:val="000000" w:themeColor="text1"/>
-          <w:sz w:val="28"/>
-          <w:szCs w:val="28"/>
-        </w:rPr>
-        <w:lastRenderedPageBreak/>
+        <w:pStyle w:val="mc"/>
+      </w:pPr>
+      <w:bookmarkStart w:id="26" w:name="_Toc232365785"/>
+      <w:r>
         <w:t>2.3 KIẾN TRÚC HỆ THỐNG ĐỀ XUẤT</w:t>
       </w:r>
+      <w:bookmarkEnd w:id="26"/>
+    </w:p>
+    <w:p>
+      <w:pPr>
+        <w:pStyle w:val="Heading3"/>
+        <w:rPr>
+          <w:color w:val="000000" w:themeColor="text1"/>
+          <w:sz w:val="26"/>
+          <w:szCs w:val="26"/>
+          <w:lang w:val="en-US"/>
+        </w:rPr>
+      </w:pPr>
+      <w:bookmarkStart w:id="27" w:name="_Toc232365786"/>
+      <w:r>
+        <w:rPr>
+          <w:color w:val="000000" w:themeColor="text1"/>
+          <w:sz w:val="26"/>
+          <w:szCs w:val="26"/>
+          <w:lang w:val="en-US"/>
+        </w:rPr>
+        <w:t>2.3.1 KIẾN TRÚC TỔNG THỂ HỆ THỐNG</w:t>
+      </w:r>
       <w:bookmarkEnd w:id="27"/>
-    </w:p>
-    <w:p>
-      <w:pPr>
-        <w:pStyle w:val="Heading3"/>
-        <w:rPr>
-          <w:color w:val="000000" w:themeColor="text1"/>
-          <w:sz w:val="26"/>
-          <w:szCs w:val="26"/>
-          <w:lang w:val="en-US"/>
-        </w:rPr>
-      </w:pPr>
-      <w:bookmarkStart w:id="28" w:name="_Toc232365786"/>
-      <w:r>
-        <w:rPr>
-          <w:color w:val="000000" w:themeColor="text1"/>
-          <w:sz w:val="26"/>
-          <w:szCs w:val="26"/>
-          <w:lang w:val="en-US"/>
-        </w:rPr>
-        <w:t>2.3.1 KIẾN TRÚC TỔNG THỂ HỆ THỐNG</w:t>
-      </w:r>
-      <w:bookmarkEnd w:id="28"/>
     </w:p>
     <w:p>
       <w:pPr>
@@ -18710,7 +18521,7 @@
           <w:lang w:val="en-US"/>
         </w:rPr>
       </w:pPr>
-      <w:bookmarkStart w:id="29" w:name="_Toc232365787"/>
+      <w:bookmarkStart w:id="28" w:name="_Toc232365787"/>
       <w:r>
         <w:rPr>
           <w:color w:val="000000" w:themeColor="text1"/>
@@ -18720,7 +18531,7 @@
         </w:rPr>
         <w:t>2.3.2 LUỒNG XỬ LÝ DỮ LIỆU</w:t>
       </w:r>
-      <w:bookmarkEnd w:id="29"/>
+      <w:bookmarkEnd w:id="28"/>
     </w:p>
     <w:p>
       <w:pPr>
@@ -18917,18 +18728,17 @@
           <w:lang w:val="en-US"/>
         </w:rPr>
       </w:pPr>
-      <w:bookmarkStart w:id="30" w:name="_Toc232365788"/>
-      <w:r>
-        <w:rPr>
-          <w:color w:val="000000" w:themeColor="text1"/>
-          <w:sz w:val="26"/>
-          <w:szCs w:val="26"/>
-          <w:lang w:val="en-US"/>
-        </w:rPr>
-        <w:lastRenderedPageBreak/>
+      <w:bookmarkStart w:id="29" w:name="_Toc232365788"/>
+      <w:r>
+        <w:rPr>
+          <w:color w:val="000000" w:themeColor="text1"/>
+          <w:sz w:val="26"/>
+          <w:szCs w:val="26"/>
+          <w:lang w:val="en-US"/>
+        </w:rPr>
         <w:t>2.3.3 CÔNG NGHỆ SỬ DỤNG TRONG DỰ ÁN</w:t>
       </w:r>
-      <w:bookmarkEnd w:id="30"/>
+      <w:bookmarkEnd w:id="29"/>
     </w:p>
     <w:p>
       <w:pPr>
@@ -20184,47 +19994,29 @@
     </w:p>
     <w:p>
       <w:pPr>
-        <w:pStyle w:val="Heading2"/>
-        <w:spacing w:line="360" w:lineRule="auto"/>
-        <w:rPr>
-          <w:color w:val="000000" w:themeColor="text1"/>
-          <w:sz w:val="28"/>
-          <w:szCs w:val="28"/>
-        </w:rPr>
-      </w:pPr>
-      <w:bookmarkStart w:id="31" w:name="_Toc232365789"/>
-      <w:r>
-        <w:rPr>
-          <w:color w:val="000000" w:themeColor="text1"/>
-          <w:sz w:val="28"/>
-          <w:szCs w:val="28"/>
-        </w:rPr>
-        <w:lastRenderedPageBreak/>
+        <w:pStyle w:val="mc"/>
+      </w:pPr>
+      <w:bookmarkStart w:id="30" w:name="_Toc232365789"/>
+      <w:r>
         <w:t>2.4 TỪ ĐIỂN DỮ LIỆU (DATA DICTIONARY)</w:t>
       </w:r>
+      <w:bookmarkEnd w:id="30"/>
+    </w:p>
+    <w:p>
+      <w:pPr>
+        <w:pStyle w:val="mc"/>
+        <w:rPr>
+          <w:lang w:val="en-US"/>
+        </w:rPr>
+      </w:pPr>
+      <w:bookmarkStart w:id="31" w:name="_Toc232365790"/>
+      <w:r>
+        <w:rPr>
+          <w:lang w:val="en-US"/>
+        </w:rPr>
+        <w:t>2.4.1 MÔ TẢ BỘ DỮ LIỆU</w:t>
+      </w:r>
       <w:bookmarkEnd w:id="31"/>
-    </w:p>
-    <w:p>
-      <w:pPr>
-        <w:pStyle w:val="Heading3"/>
-        <w:rPr>
-          <w:color w:val="000000" w:themeColor="text1"/>
-          <w:sz w:val="26"/>
-          <w:szCs w:val="26"/>
-          <w:lang w:val="en-US"/>
-        </w:rPr>
-      </w:pPr>
-      <w:bookmarkStart w:id="32" w:name="_Toc232365790"/>
-      <w:r>
-        <w:rPr>
-          <w:color w:val="000000" w:themeColor="text1"/>
-          <w:sz w:val="26"/>
-          <w:szCs w:val="26"/>
-          <w:lang w:val="en-US"/>
-        </w:rPr>
-        <w:t>2.4.1 MÔ TẢ BỘ DỮ LIỆU</w:t>
-      </w:r>
-      <w:bookmarkEnd w:id="32"/>
     </w:p>
     <w:p>
       <w:pPr>
@@ -20273,7 +20065,7 @@
           <w:lang w:val="en-US"/>
         </w:rPr>
       </w:pPr>
-      <w:bookmarkStart w:id="33" w:name="_Toc232365791"/>
+      <w:bookmarkStart w:id="32" w:name="_Toc232365791"/>
       <w:r>
         <w:rPr>
           <w:color w:val="000000" w:themeColor="text1"/>
@@ -20283,7 +20075,7 @@
         </w:rPr>
         <w:t>2.4.2 DANH SÁCH CÁC THUỘC TÍNH DỮ LIỆU</w:t>
       </w:r>
-      <w:bookmarkEnd w:id="33"/>
+      <w:bookmarkEnd w:id="32"/>
     </w:p>
     <w:p>
       <w:pPr>
@@ -20481,15 +20273,14 @@
           <w:lang w:val="en-US"/>
         </w:rPr>
       </w:pPr>
-      <w:bookmarkStart w:id="34" w:name="_Toc232365792"/>
-      <w:r>
-        <w:rPr>
-          <w:color w:val="000000" w:themeColor="text1"/>
-          <w:sz w:val="26"/>
-          <w:szCs w:val="26"/>
-          <w:lang w:val="en-US"/>
-        </w:rPr>
-        <w:lastRenderedPageBreak/>
+      <w:bookmarkStart w:id="33" w:name="_Toc232365792"/>
+      <w:r>
+        <w:rPr>
+          <w:color w:val="000000" w:themeColor="text1"/>
+          <w:sz w:val="26"/>
+          <w:szCs w:val="26"/>
+          <w:lang w:val="en-US"/>
+        </w:rPr>
         <w:t>2.4.3 PHÂN LOẠI DỮ LIỆU THEO NHÓM</w:t>
       </w:r>
       <w:r>
@@ -20509,7 +20300,7 @@
         </w:rPr>
         <w:t>(STAR SCHEMA STRUCTURE)</w:t>
       </w:r>
-      <w:bookmarkEnd w:id="34"/>
+      <w:bookmarkEnd w:id="33"/>
     </w:p>
     <w:p>
       <w:pPr>
@@ -21790,7 +21581,6 @@
                 <w:szCs w:val="26"/>
                 <w:lang w:val="en-US"/>
               </w:rPr>
-              <w:lastRenderedPageBreak/>
               <w:t>quantity</w:t>
             </w:r>
             <w:r>
@@ -22794,84 +22584,68 @@
     </w:p>
     <w:p>
       <w:pPr>
-        <w:pStyle w:val="Heading1"/>
+        <w:pStyle w:val="CHng"/>
+      </w:pPr>
+      <w:bookmarkStart w:id="34" w:name="_Toc232365793"/>
+      <w:r>
+        <w:t xml:space="preserve">CHƯƠNG 3: </w:t>
+      </w:r>
+      <w:r>
+        <w:t>QUY</w:t>
+      </w:r>
+      <w:r>
+        <w:t xml:space="preserve"> TRÌNH ETL VÀ MÔ HÌNH HÓA DỮ LIỆU</w:t>
+      </w:r>
+      <w:bookmarkEnd w:id="34"/>
+    </w:p>
+    <w:p>
+      <w:pPr>
+        <w:pStyle w:val="mc"/>
+      </w:pPr>
+      <w:bookmarkStart w:id="35" w:name="_Toc232365794"/>
+      <w:r>
+        <w:t>3.1 TỔNG QUAN KIẾN TRÚC PIPELINE XỬ LÝ DỮ LIỆU</w:t>
+      </w:r>
+      <w:bookmarkEnd w:id="35"/>
+    </w:p>
+    <w:p>
+      <w:pPr>
         <w:spacing w:line="360" w:lineRule="auto"/>
         <w:rPr>
           <w:color w:val="000000" w:themeColor="text1"/>
-          <w:sz w:val="32"/>
-          <w:szCs w:val="32"/>
-        </w:rPr>
-      </w:pPr>
-      <w:bookmarkStart w:id="35" w:name="_Toc232365793"/>
-      <w:r>
-        <w:rPr>
-          <w:color w:val="000000" w:themeColor="text1"/>
-          <w:sz w:val="32"/>
-          <w:szCs w:val="32"/>
+          <w:sz w:val="26"/>
+          <w:szCs w:val="26"/>
+          <w:lang w:val="vi-VN"/>
+        </w:rPr>
+      </w:pPr>
+      <w:r>
+        <w:rPr>
+          <w:color w:val="000000" w:themeColor="text1"/>
+          <w:sz w:val="26"/>
+          <w:szCs w:val="26"/>
+          <w:lang w:val="vi-VN"/>
+        </w:rPr>
+        <w:t>Để đảm bảo khả năng tự động hóa và tái sử dụng khi dữ liệu được cập nhật trong tương lai, nhóm xây dựng một hệ thống ETL (Extract – Transform – Load) bằng ngôn ngữ Python thay vì xử lý thủ công trên Excel. Toàn bộ quy trình được thiết kế theo kiến trúc Module hóa (Modular Architecture), trong đó mỗi chức năng được tách thành các tệp độc lập nhằm tăng khả năng bảo trì, mở rộng và tái sử dụng hệ thống.</w:t>
+      </w:r>
+    </w:p>
+    <w:p>
+      <w:pPr>
+        <w:spacing w:line="360" w:lineRule="auto"/>
+        <w:rPr>
+          <w:color w:val="000000" w:themeColor="text1"/>
+          <w:sz w:val="26"/>
+          <w:szCs w:val="26"/>
+          <w:lang w:val="vi-VN"/>
+        </w:rPr>
+      </w:pPr>
+      <w:r>
+        <w:rPr>
+          <w:color w:val="000000" w:themeColor="text1"/>
+          <w:sz w:val="26"/>
+          <w:szCs w:val="26"/>
+          <w:lang w:val="vi-VN"/>
         </w:rPr>
         <w:lastRenderedPageBreak/>
-        <w:t>CHƯƠNG 3: QUY TRÌNH ETL VÀ MÔ HÌNH HÓA DỮ LIỆU</w:t>
-      </w:r>
-      <w:bookmarkEnd w:id="35"/>
-    </w:p>
-    <w:p>
-      <w:pPr>
-        <w:pStyle w:val="Heading2"/>
-        <w:spacing w:line="360" w:lineRule="auto"/>
-        <w:rPr>
-          <w:color w:val="000000" w:themeColor="text1"/>
-          <w:sz w:val="28"/>
-          <w:szCs w:val="28"/>
-        </w:rPr>
-      </w:pPr>
-      <w:bookmarkStart w:id="36" w:name="_Toc232365794"/>
-      <w:r>
-        <w:rPr>
-          <w:color w:val="000000" w:themeColor="text1"/>
-          <w:sz w:val="28"/>
-          <w:szCs w:val="28"/>
-        </w:rPr>
-        <w:t>3.1 TỔNG QUAN KIẾN TRÚC PIPELINE XỬ LÝ DỮ LIỆU</w:t>
-      </w:r>
-      <w:bookmarkEnd w:id="36"/>
-    </w:p>
-    <w:p>
-      <w:pPr>
-        <w:spacing w:line="360" w:lineRule="auto"/>
-        <w:rPr>
-          <w:color w:val="000000" w:themeColor="text1"/>
-          <w:sz w:val="26"/>
-          <w:szCs w:val="26"/>
-          <w:lang w:val="vi-VN"/>
-        </w:rPr>
-      </w:pPr>
-      <w:r>
-        <w:rPr>
-          <w:color w:val="000000" w:themeColor="text1"/>
-          <w:sz w:val="26"/>
-          <w:szCs w:val="26"/>
-          <w:lang w:val="vi-VN"/>
-        </w:rPr>
-        <w:t>Để đảm bảo khả năng tự động hóa và tái sử dụng khi dữ liệu được cập nhật trong tương lai, nhóm xây dựng một hệ thống ETL (Extract – Transform – Load) bằng ngôn ngữ Python thay vì xử lý thủ công trên Excel. Toàn bộ quy trình được thiết kế theo kiến trúc Module hóa (Modular Architecture), trong đó mỗi chức năng được tách thành các tệp độc lập nhằm tăng khả năng bảo trì, mở rộng và tái sử dụng hệ thống.</w:t>
-      </w:r>
-    </w:p>
-    <w:p>
-      <w:pPr>
-        <w:spacing w:line="360" w:lineRule="auto"/>
-        <w:rPr>
-          <w:color w:val="000000" w:themeColor="text1"/>
-          <w:sz w:val="26"/>
-          <w:szCs w:val="26"/>
-          <w:lang w:val="vi-VN"/>
-        </w:rPr>
-      </w:pPr>
-      <w:r>
-        <w:rPr>
-          <w:color w:val="000000" w:themeColor="text1"/>
-          <w:sz w:val="26"/>
-          <w:szCs w:val="26"/>
-          <w:lang w:val="vi-VN"/>
-        </w:rPr>
         <w:t>Tệp main.py đóng vai trò là bộ điều phối trung tâm của toàn bộ quy trình ETL. Khi chương trình được thực thi, hệ thống tự động gọi các module xử lý dữ liệu theo trình tự đã được định nghĩa trước.</w:t>
       </w:r>
     </w:p>
@@ -23034,7 +22808,6 @@
           <w:szCs w:val="26"/>
           <w:lang w:val="en-US"/>
         </w:rPr>
-        <w:lastRenderedPageBreak/>
         <w:drawing>
           <wp:inline distT="0" distB="0" distL="0" distR="0" wp14:anchorId="7F39BE88" wp14:editId="654F758B">
             <wp:extent cx="4765401" cy="1693346"/>
@@ -23137,6 +22910,7 @@
           <w:szCs w:val="26"/>
           <w:lang w:val="vi-VN"/>
         </w:rPr>
+        <w:lastRenderedPageBreak/>
         <w:t>Kiểm tra kiểu dữ liệu của từng cột bằng df.info()</w:t>
       </w:r>
     </w:p>
@@ -23414,7 +23188,6 @@
           <w:szCs w:val="26"/>
           <w:lang w:val="en-US"/>
         </w:rPr>
-        <w:lastRenderedPageBreak/>
         <w:drawing>
           <wp:inline distT="0" distB="0" distL="0" distR="0" wp14:anchorId="345D455D" wp14:editId="793AE1E4">
             <wp:extent cx="4314907" cy="2712681"/>
@@ -23615,7 +23388,6 @@
           <w:szCs w:val="26"/>
           <w:lang w:val="en-US"/>
         </w:rPr>
-        <w:lastRenderedPageBreak/>
         <w:drawing>
           <wp:inline distT="0" distB="0" distL="0" distR="0" wp14:anchorId="20EDC444" wp14:editId="5C8F3028">
             <wp:extent cx="3721872" cy="3214028"/>
@@ -23768,7 +23540,6 @@
           <w:szCs w:val="26"/>
           <w:lang w:val="en-US"/>
         </w:rPr>
-        <w:lastRenderedPageBreak/>
         <w:drawing>
           <wp:inline distT="0" distB="0" distL="0" distR="0" wp14:anchorId="7C3744FF" wp14:editId="6F5EDC00">
             <wp:extent cx="3731040" cy="4487777"/>
@@ -23956,7 +23727,6 @@
           <w:szCs w:val="26"/>
           <w:lang w:val="en-US"/>
         </w:rPr>
-        <w:lastRenderedPageBreak/>
         <w:drawing>
           <wp:inline distT="0" distB="0" distL="0" distR="0" wp14:anchorId="252AE576" wp14:editId="79B1A446">
             <wp:extent cx="4502178" cy="3387214"/>
@@ -24040,6 +23810,7 @@
           <w:szCs w:val="26"/>
           <w:lang w:val="en-US"/>
         </w:rPr>
+        <w:lastRenderedPageBreak/>
         <w:drawing>
           <wp:inline distT="0" distB="0" distL="0" distR="0" wp14:anchorId="2EF80B6A" wp14:editId="7CDAB041">
             <wp:extent cx="4540703" cy="3546282"/>
@@ -24122,7 +23893,6 @@
           <w:szCs w:val="26"/>
           <w:lang w:val="vi-VN"/>
         </w:rPr>
-        <w:lastRenderedPageBreak/>
         <w:t>Chuyển đổi các trường ngày tháng sang kiểu datetime.</w:t>
       </w:r>
     </w:p>
@@ -24146,6 +23916,7 @@
           <w:szCs w:val="26"/>
           <w:lang w:val="vi-VN"/>
         </w:rPr>
+        <w:lastRenderedPageBreak/>
         <w:drawing>
           <wp:inline distT="0" distB="0" distL="0" distR="0" wp14:anchorId="6CA8AA24" wp14:editId="1D942316">
             <wp:extent cx="5600023" cy="3729162"/>
@@ -25801,35 +25572,24 @@
     </w:p>
     <w:p>
       <w:pPr>
-        <w:pStyle w:val="Heading2"/>
-        <w:spacing w:line="360" w:lineRule="auto"/>
-        <w:rPr>
-          <w:color w:val="000000" w:themeColor="text1"/>
-          <w:sz w:val="28"/>
-          <w:szCs w:val="28"/>
-        </w:rPr>
-      </w:pPr>
-      <w:bookmarkStart w:id="37" w:name="_Toc227352019"/>
-      <w:bookmarkStart w:id="38" w:name="_Toc232365795"/>
-      <w:r>
-        <w:rPr>
-          <w:color w:val="000000" w:themeColor="text1"/>
-          <w:sz w:val="28"/>
-          <w:szCs w:val="28"/>
-        </w:rPr>
+        <w:pStyle w:val="mc"/>
+      </w:pPr>
+      <w:bookmarkStart w:id="36" w:name="_Toc227352019"/>
+      <w:bookmarkStart w:id="37" w:name="_Toc232365795"/>
+      <w:r>
         <w:lastRenderedPageBreak/>
         <w:t>3.2 ĐÁNH GIÁ CHẤT LƯỢNG VÀ KHÁM PHÁ DỮ LIỆU (EDA)</w:t>
       </w:r>
+      <w:bookmarkEnd w:id="36"/>
       <w:bookmarkEnd w:id="37"/>
-      <w:bookmarkEnd w:id="38"/>
-    </w:p>
-    <w:p>
-      <w:pPr>
-        <w:rPr>
-          <w:color w:val="000000" w:themeColor="text1"/>
-        </w:rPr>
-      </w:pPr>
-      <w:bookmarkStart w:id="39" w:name="_Toc227352020"/>
+    </w:p>
+    <w:p>
+      <w:pPr>
+        <w:rPr>
+          <w:color w:val="000000" w:themeColor="text1"/>
+        </w:rPr>
+      </w:pPr>
+      <w:bookmarkStart w:id="38" w:name="_Toc227352020"/>
       <w:r>
         <w:rPr>
           <w:color w:val="000000" w:themeColor="text1"/>
@@ -25847,7 +25607,7 @@
           <w:szCs w:val="26"/>
         </w:rPr>
       </w:pPr>
-      <w:bookmarkStart w:id="40" w:name="_Toc232365796"/>
+      <w:bookmarkStart w:id="39" w:name="_Toc232365796"/>
       <w:r>
         <w:rPr>
           <w:color w:val="000000" w:themeColor="text1"/>
@@ -25856,8 +25616,8 @@
         </w:rPr>
         <w:t>3.2.1 KIỂM TRA DỮ LIỆU THIẾU VÀ TRÙNG LẶP</w:t>
       </w:r>
+      <w:bookmarkEnd w:id="38"/>
       <w:bookmarkEnd w:id="39"/>
-      <w:bookmarkEnd w:id="40"/>
       <w:r>
         <w:rPr>
           <w:color w:val="000000" w:themeColor="text1"/>
@@ -26131,7 +25891,6 @@
           <w:color w:val="000000" w:themeColor="text1"/>
           <w:lang w:val="vi-VN"/>
         </w:rPr>
-        <w:lastRenderedPageBreak/>
         <w:drawing>
           <wp:inline distT="0" distB="0" distL="0" distR="0" wp14:anchorId="369666E0" wp14:editId="42F5795D">
             <wp:extent cx="4029637" cy="1124107"/>
@@ -26320,7 +26079,7 @@
           <w:szCs w:val="26"/>
         </w:rPr>
       </w:pPr>
-      <w:bookmarkStart w:id="41" w:name="_Toc232365797"/>
+      <w:bookmarkStart w:id="40" w:name="_Toc232365797"/>
       <w:r>
         <w:rPr>
           <w:color w:val="000000" w:themeColor="text1"/>
@@ -26329,7 +26088,7 @@
         </w:rPr>
         <w:t>3.2.2 KIỂM TRA KIỂU DỮ LIỆU</w:t>
       </w:r>
-      <w:bookmarkEnd w:id="41"/>
+      <w:bookmarkEnd w:id="40"/>
     </w:p>
     <w:p>
       <w:pPr>
@@ -26358,7 +26117,6 @@
           <w:color w:val="000000" w:themeColor="text1"/>
           <w:lang w:val="vi-VN"/>
         </w:rPr>
-        <w:lastRenderedPageBreak/>
         <w:t>Nhóm xây dựng module datatype.py để chuyển đổi kiểu dữ liệu tự động.</w:t>
       </w:r>
     </w:p>
@@ -26684,7 +26442,6 @@
           <w:color w:val="000000" w:themeColor="text1"/>
           <w:lang w:val="vi-VN"/>
         </w:rPr>
-        <w:lastRenderedPageBreak/>
         <w:t>zip</w:t>
       </w:r>
     </w:p>
@@ -26786,49 +26543,27 @@
     </w:p>
     <w:p>
       <w:pPr>
-        <w:pStyle w:val="Heading2"/>
-        <w:spacing w:line="360" w:lineRule="auto"/>
-        <w:rPr>
-          <w:color w:val="000000" w:themeColor="text1"/>
-          <w:sz w:val="28"/>
-          <w:szCs w:val="28"/>
-        </w:rPr>
-      </w:pPr>
-      <w:bookmarkStart w:id="42" w:name="_Toc227352021"/>
-      <w:bookmarkStart w:id="43" w:name="_Toc232365798"/>
-      <w:r>
-        <w:rPr>
-          <w:color w:val="000000" w:themeColor="text1"/>
-          <w:sz w:val="28"/>
-          <w:szCs w:val="28"/>
-        </w:rPr>
+        <w:pStyle w:val="mc"/>
+      </w:pPr>
+      <w:bookmarkStart w:id="41" w:name="_Toc227352021"/>
+      <w:bookmarkStart w:id="42" w:name="_Toc232365798"/>
+      <w:r>
         <w:t>3.3 LÀM SẠCH VÀ CHUẨN HÓA DỮ LIỆU (DATA CLEANING)</w:t>
       </w:r>
+      <w:bookmarkEnd w:id="41"/>
       <w:bookmarkEnd w:id="42"/>
+    </w:p>
+    <w:p>
+      <w:pPr>
+        <w:pStyle w:val="mcb"/>
+      </w:pPr>
+      <w:bookmarkStart w:id="43" w:name="_Toc227352022"/>
+      <w:bookmarkStart w:id="44" w:name="_Toc232365799"/>
+      <w:r>
+        <w:t>3.3.1 CHUẨN HÓA CẤU TRÚC CỘT VÀ XỬ LÝ LỖI LOGIC</w:t>
+      </w:r>
       <w:bookmarkEnd w:id="43"/>
-    </w:p>
-    <w:p>
-      <w:pPr>
-        <w:pStyle w:val="Heading3"/>
-        <w:spacing w:line="360" w:lineRule="auto"/>
-        <w:rPr>
-          <w:color w:val="000000" w:themeColor="text1"/>
-          <w:sz w:val="26"/>
-          <w:szCs w:val="26"/>
-        </w:rPr>
-      </w:pPr>
-      <w:bookmarkStart w:id="44" w:name="_Toc227352022"/>
-      <w:bookmarkStart w:id="45" w:name="_Toc232365799"/>
-      <w:r>
-        <w:rPr>
-          <w:color w:val="000000" w:themeColor="text1"/>
-          <w:sz w:val="26"/>
-          <w:szCs w:val="26"/>
-        </w:rPr>
-        <w:t>3.3.1 CHUẨN HÓA CẤU TRÚC CỘT VÀ XỬ LÝ LỖI LOGIC</w:t>
-      </w:r>
       <w:bookmarkEnd w:id="44"/>
-      <w:bookmarkEnd w:id="45"/>
     </w:p>
     <w:p>
       <w:pPr>
@@ -26923,7 +26658,6 @@
           <w:color w:val="000000" w:themeColor="text1"/>
           <w:lang w:val="vi-VN"/>
         </w:rPr>
-        <w:lastRenderedPageBreak/>
         <w:t>Giải thích: Toàn bộ tên cột được chuyển sang chuẩn snake_case để thuận tiện cho việc truy vấn dữ liệu bằng Python và SQL.</w:t>
       </w:r>
     </w:p>
@@ -27749,27 +27483,15 @@
     </w:p>
     <w:p>
       <w:pPr>
-        <w:pStyle w:val="Heading3"/>
-        <w:spacing w:line="360" w:lineRule="auto"/>
-        <w:rPr>
-          <w:color w:val="000000" w:themeColor="text1"/>
-          <w:sz w:val="26"/>
-          <w:szCs w:val="26"/>
-        </w:rPr>
-      </w:pPr>
-      <w:bookmarkStart w:id="46" w:name="_Toc227352023"/>
-      <w:bookmarkStart w:id="47" w:name="_Toc232365800"/>
-      <w:r>
-        <w:rPr>
-          <w:color w:val="000000" w:themeColor="text1"/>
-          <w:sz w:val="26"/>
-          <w:szCs w:val="26"/>
-        </w:rPr>
-        <w:lastRenderedPageBreak/>
+        <w:pStyle w:val="mcb"/>
+      </w:pPr>
+      <w:bookmarkStart w:id="45" w:name="_Toc227352023"/>
+      <w:bookmarkStart w:id="46" w:name="_Toc232365800"/>
+      <w:r>
         <w:t>3.3.2 XỬ LÝ DỮ LIỆU NGOẠI LAI (OUTLIERS)</w:t>
       </w:r>
+      <w:bookmarkEnd w:id="45"/>
       <w:bookmarkEnd w:id="46"/>
-      <w:bookmarkEnd w:id="47"/>
     </w:p>
     <w:p>
       <w:pPr>
@@ -28162,7 +27884,6 @@
           <w:color w:val="000000" w:themeColor="text1"/>
           <w:lang w:val="vi-VN"/>
         </w:rPr>
-        <w:lastRenderedPageBreak/>
         <w:t>cust_id</w:t>
       </w:r>
     </w:p>
@@ -28454,38 +28175,17 @@
     </w:p>
     <w:p>
       <w:pPr>
-        <w:pStyle w:val="Heading2"/>
-        <w:spacing w:line="360" w:lineRule="auto"/>
-        <w:rPr>
-          <w:color w:val="000000" w:themeColor="text1"/>
-          <w:sz w:val="28"/>
-          <w:szCs w:val="28"/>
-        </w:rPr>
-      </w:pPr>
-      <w:bookmarkStart w:id="48" w:name="_Toc232365801"/>
-      <w:r>
-        <w:rPr>
-          <w:color w:val="000000" w:themeColor="text1"/>
-          <w:sz w:val="28"/>
-          <w:szCs w:val="28"/>
-        </w:rPr>
+        <w:pStyle w:val="mc"/>
+      </w:pPr>
+      <w:bookmarkStart w:id="47" w:name="_Toc232365801"/>
+      <w:r>
         <w:t>3.</w:t>
       </w:r>
       <w:r>
-        <w:rPr>
-          <w:color w:val="000000" w:themeColor="text1"/>
-          <w:sz w:val="28"/>
-          <w:szCs w:val="28"/>
-        </w:rPr>
         <w:t>4 kết quả làm sạch dữ liệu</w:t>
       </w:r>
-      <w:bookmarkEnd w:id="48"/>
-      <w:r>
-        <w:rPr>
-          <w:color w:val="000000" w:themeColor="text1"/>
-          <w:sz w:val="28"/>
-          <w:szCs w:val="28"/>
-        </w:rPr>
+      <w:bookmarkEnd w:id="47"/>
+      <w:r>
         <w:t xml:space="preserve"> </w:t>
       </w:r>
     </w:p>
@@ -28577,7 +28277,6 @@
           <w:color w:val="000000" w:themeColor="text1"/>
           <w:lang w:val="en-US"/>
         </w:rPr>
-        <w:lastRenderedPageBreak/>
         <w:t>Các kiểu dữ liệu đã được chuẩn hóa.</w:t>
       </w:r>
     </w:p>
@@ -28666,135 +28365,2099 @@
     </w:p>
     <w:p>
       <w:pPr>
-        <w:pStyle w:val="Heading1"/>
-        <w:spacing w:line="360" w:lineRule="auto"/>
-        <w:jc w:val="left"/>
+        <w:rPr>
+          <w:color w:val="000000" w:themeColor="text1"/>
+          <w:lang w:val="en-US"/>
+        </w:rPr>
+      </w:pPr>
+    </w:p>
+    <w:p>
+      <w:pPr>
+        <w:rPr>
+          <w:color w:val="000000" w:themeColor="text1"/>
+          <w:lang w:val="en-US"/>
+        </w:rPr>
+      </w:pPr>
+    </w:p>
+    <w:p>
+      <w:pPr>
+        <w:pStyle w:val="mc"/>
+      </w:pPr>
+      <w:r>
+        <w:t>3.</w:t>
+      </w:r>
+      <w:r>
+        <w:t>5</w:t>
+      </w:r>
+      <w:r>
+        <w:t xml:space="preserve"> Biến đổi dữ liệu (Transform)</w:t>
+      </w:r>
+    </w:p>
+    <w:p>
+      <w:pPr>
+        <w:pStyle w:val="mcb"/>
+        <w:rPr>
+          <w:lang w:val="en-US"/>
+        </w:rPr>
+      </w:pPr>
+      <w:r>
+        <w:rPr>
+          <w:lang w:val="en-US"/>
+        </w:rPr>
+        <w:t>3.</w:t>
+      </w:r>
+      <w:r>
+        <w:rPr>
+          <w:lang w:val="en-US"/>
+        </w:rPr>
+        <w:t>5</w:t>
+      </w:r>
+      <w:r>
+        <w:rPr>
+          <w:lang w:val="en-US"/>
+        </w:rPr>
+        <w:t>.1 Feature Engineering</w:t>
+      </w:r>
+    </w:p>
+    <w:p>
+      <w:pPr>
+        <w:rPr>
+          <w:lang w:val="en-US"/>
+        </w:rPr>
+      </w:pPr>
+      <w:r>
+        <w:rPr>
+          <w:lang w:val="en-US"/>
+        </w:rPr>
+        <w:t>Tạo thêm các thuộc tính phục vụ phân tích.</w:t>
+      </w:r>
+    </w:p>
+    <w:p>
+      <w:pPr>
+        <w:rPr>
+          <w:lang w:val="en-US"/>
+        </w:rPr>
+      </w:pPr>
+      <w:r>
+        <w:rPr>
+          <w:lang w:val="en-US"/>
+        </w:rPr>
+        <w:t xml:space="preserve">Revenue </w:t>
+      </w:r>
+    </w:p>
+    <w:p>
+      <w:pPr>
+        <w:rPr>
+          <w:lang w:val="en-US"/>
+        </w:rPr>
+      </w:pPr>
+      <w:r>
+        <w:rPr>
+          <w:lang w:val="en-US"/>
+        </w:rPr>
+        <w:t xml:space="preserve">Profit </w:t>
+      </w:r>
+    </w:p>
+    <w:p>
+      <w:pPr>
+        <w:rPr>
+          <w:lang w:val="en-US"/>
+        </w:rPr>
+      </w:pPr>
+      <w:r>
+        <w:rPr>
+          <w:lang w:val="en-US"/>
+        </w:rPr>
+        <w:t xml:space="preserve">Discount Rate </w:t>
+      </w:r>
+    </w:p>
+    <w:p>
+      <w:pPr>
+        <w:rPr>
+          <w:lang w:val="en-US"/>
+        </w:rPr>
+      </w:pPr>
+      <w:r>
+        <w:rPr>
+          <w:lang w:val="en-US"/>
+        </w:rPr>
+        <w:t xml:space="preserve">Order Quarter </w:t>
+      </w:r>
+    </w:p>
+    <w:p>
+      <w:pPr>
+        <w:rPr>
+          <w:lang w:val="en-US"/>
+        </w:rPr>
+      </w:pPr>
+      <w:r>
+        <w:rPr>
+          <w:lang w:val="en-US"/>
+        </w:rPr>
+        <w:t xml:space="preserve">Order Year </w:t>
+      </w:r>
+    </w:p>
+    <w:p>
+      <w:pPr>
+        <w:rPr>
+          <w:lang w:val="en-US"/>
+        </w:rPr>
+      </w:pPr>
+      <w:r>
+        <w:rPr>
+          <w:lang w:val="en-US"/>
+        </w:rPr>
+        <w:drawing>
+          <wp:inline distT="0" distB="0" distL="0" distR="0" wp14:anchorId="144E95F0" wp14:editId="25DAC78B">
+            <wp:extent cx="4686954" cy="1066949"/>
+            <wp:effectExtent l="0" t="0" r="0" b="0"/>
+            <wp:docPr id="58731022" name="Picture 1"/>
+            <wp:cNvGraphicFramePr>
+              <a:graphicFrameLocks xmlns:a="http://schemas.openxmlformats.org/drawingml/2006/main" noChangeAspect="1"/>
+            </wp:cNvGraphicFramePr>
+            <a:graphic xmlns:a="http://schemas.openxmlformats.org/drawingml/2006/main">
+              <a:graphicData uri="http://schemas.openxmlformats.org/drawingml/2006/picture">
+                <pic:pic xmlns:pic="http://schemas.openxmlformats.org/drawingml/2006/picture">
+                  <pic:nvPicPr>
+                    <pic:cNvPr id="58731022" name=""/>
+                    <pic:cNvPicPr/>
+                  </pic:nvPicPr>
+                  <pic:blipFill>
+                    <a:blip r:embed="rId41"/>
+                    <a:stretch>
+                      <a:fillRect/>
+                    </a:stretch>
+                  </pic:blipFill>
+                  <pic:spPr>
+                    <a:xfrm>
+                      <a:off x="0" y="0"/>
+                      <a:ext cx="4686954" cy="1066949"/>
+                    </a:xfrm>
+                    <a:prstGeom prst="rect">
+                      <a:avLst/>
+                    </a:prstGeom>
+                  </pic:spPr>
+                </pic:pic>
+              </a:graphicData>
+            </a:graphic>
+          </wp:inline>
+        </w:drawing>
+      </w:r>
+      <w:r>
+        <w:rPr>
+          <w:noProof/>
+        </w:rPr>
+        <w:t xml:space="preserve"> </w:t>
+      </w:r>
+      <w:r>
+        <w:rPr>
+          <w:lang w:val="en-US"/>
+        </w:rPr>
+        <w:drawing>
+          <wp:inline distT="0" distB="0" distL="0" distR="0" wp14:anchorId="3878A868" wp14:editId="07E17C1F">
+            <wp:extent cx="4763165" cy="2810267"/>
+            <wp:effectExtent l="0" t="0" r="0" b="9525"/>
+            <wp:docPr id="1283210774" name="Picture 1"/>
+            <wp:cNvGraphicFramePr>
+              <a:graphicFrameLocks xmlns:a="http://schemas.openxmlformats.org/drawingml/2006/main" noChangeAspect="1"/>
+            </wp:cNvGraphicFramePr>
+            <a:graphic xmlns:a="http://schemas.openxmlformats.org/drawingml/2006/main">
+              <a:graphicData uri="http://schemas.openxmlformats.org/drawingml/2006/picture">
+                <pic:pic xmlns:pic="http://schemas.openxmlformats.org/drawingml/2006/picture">
+                  <pic:nvPicPr>
+                    <pic:cNvPr id="1283210774" name=""/>
+                    <pic:cNvPicPr/>
+                  </pic:nvPicPr>
+                  <pic:blipFill>
+                    <a:blip r:embed="rId42"/>
+                    <a:stretch>
+                      <a:fillRect/>
+                    </a:stretch>
+                  </pic:blipFill>
+                  <pic:spPr>
+                    <a:xfrm>
+                      <a:off x="0" y="0"/>
+                      <a:ext cx="4763165" cy="2810267"/>
+                    </a:xfrm>
+                    <a:prstGeom prst="rect">
+                      <a:avLst/>
+                    </a:prstGeom>
+                  </pic:spPr>
+                </pic:pic>
+              </a:graphicData>
+            </a:graphic>
+          </wp:inline>
+        </w:drawing>
+      </w:r>
+      <w:r>
+        <w:rPr>
+          <w:noProof/>
+        </w:rPr>
+        <w:t xml:space="preserve"> </w:t>
+      </w:r>
+      <w:r>
+        <w:rPr>
+          <w:noProof/>
+        </w:rPr>
+        <w:lastRenderedPageBreak/>
+        <w:drawing>
+          <wp:inline distT="0" distB="0" distL="0" distR="0" wp14:anchorId="18D0396B" wp14:editId="07378A60">
+            <wp:extent cx="4877481" cy="3105583"/>
+            <wp:effectExtent l="0" t="0" r="0" b="0"/>
+            <wp:docPr id="153597753" name="Picture 1"/>
+            <wp:cNvGraphicFramePr>
+              <a:graphicFrameLocks xmlns:a="http://schemas.openxmlformats.org/drawingml/2006/main" noChangeAspect="1"/>
+            </wp:cNvGraphicFramePr>
+            <a:graphic xmlns:a="http://schemas.openxmlformats.org/drawingml/2006/main">
+              <a:graphicData uri="http://schemas.openxmlformats.org/drawingml/2006/picture">
+                <pic:pic xmlns:pic="http://schemas.openxmlformats.org/drawingml/2006/picture">
+                  <pic:nvPicPr>
+                    <pic:cNvPr id="153597753" name=""/>
+                    <pic:cNvPicPr/>
+                  </pic:nvPicPr>
+                  <pic:blipFill>
+                    <a:blip r:embed="rId43"/>
+                    <a:stretch>
+                      <a:fillRect/>
+                    </a:stretch>
+                  </pic:blipFill>
+                  <pic:spPr>
+                    <a:xfrm>
+                      <a:off x="0" y="0"/>
+                      <a:ext cx="4877481" cy="3105583"/>
+                    </a:xfrm>
+                    <a:prstGeom prst="rect">
+                      <a:avLst/>
+                    </a:prstGeom>
+                  </pic:spPr>
+                </pic:pic>
+              </a:graphicData>
+            </a:graphic>
+          </wp:inline>
+        </w:drawing>
+      </w:r>
+      <w:r>
+        <w:rPr>
+          <w:noProof/>
+        </w:rPr>
+        <w:t xml:space="preserve"> </w:t>
+      </w:r>
+      <w:r>
+        <w:rPr>
+          <w:noProof/>
+        </w:rPr>
+        <w:drawing>
+          <wp:inline distT="0" distB="0" distL="0" distR="0" wp14:anchorId="4EE3D00F" wp14:editId="14B19F6B">
+            <wp:extent cx="4344006" cy="1286054"/>
+            <wp:effectExtent l="0" t="0" r="0" b="9525"/>
+            <wp:docPr id="1056917157" name="Picture 1"/>
+            <wp:cNvGraphicFramePr>
+              <a:graphicFrameLocks xmlns:a="http://schemas.openxmlformats.org/drawingml/2006/main" noChangeAspect="1"/>
+            </wp:cNvGraphicFramePr>
+            <a:graphic xmlns:a="http://schemas.openxmlformats.org/drawingml/2006/main">
+              <a:graphicData uri="http://schemas.openxmlformats.org/drawingml/2006/picture">
+                <pic:pic xmlns:pic="http://schemas.openxmlformats.org/drawingml/2006/picture">
+                  <pic:nvPicPr>
+                    <pic:cNvPr id="1056917157" name=""/>
+                    <pic:cNvPicPr/>
+                  </pic:nvPicPr>
+                  <pic:blipFill>
+                    <a:blip r:embed="rId44"/>
+                    <a:stretch>
+                      <a:fillRect/>
+                    </a:stretch>
+                  </pic:blipFill>
+                  <pic:spPr>
+                    <a:xfrm>
+                      <a:off x="0" y="0"/>
+                      <a:ext cx="4344006" cy="1286054"/>
+                    </a:xfrm>
+                    <a:prstGeom prst="rect">
+                      <a:avLst/>
+                    </a:prstGeom>
+                  </pic:spPr>
+                </pic:pic>
+              </a:graphicData>
+            </a:graphic>
+          </wp:inline>
+        </w:drawing>
+      </w:r>
+    </w:p>
+    <w:p>
+      <w:pPr>
+        <w:pStyle w:val="mcb"/>
+        <w:rPr>
+          <w:lang w:val="en-US"/>
+        </w:rPr>
+      </w:pPr>
+      <w:r>
+        <w:rPr>
+          <w:lang w:val="en-US"/>
+        </w:rPr>
+        <w:t>3.4.2 Business Logic</w:t>
+      </w:r>
+    </w:p>
+    <w:p>
+      <w:pPr>
+        <w:rPr>
+          <w:lang w:val="en-US"/>
+        </w:rPr>
+      </w:pPr>
+      <w:r>
+        <w:rPr>
+          <w:lang w:val="en-US"/>
+        </w:rPr>
+        <w:t>Áp dụng quy tắc nghiệp vụ:</w:t>
+      </w:r>
+    </w:p>
+    <w:p>
+      <w:pPr>
+        <w:rPr>
+          <w:lang w:val="en-US"/>
+        </w:rPr>
+      </w:pPr>
+      <w:r>
+        <w:rPr>
+          <w:lang w:val="en-US"/>
+        </w:rPr>
+        <w:t xml:space="preserve">Chuẩn hóa trạng thái đơn hàng </w:t>
+      </w:r>
+    </w:p>
+    <w:p>
+      <w:pPr>
+        <w:rPr>
+          <w:lang w:val="en-US"/>
+        </w:rPr>
+      </w:pPr>
+      <w:r>
+        <w:rPr>
+          <w:lang w:val="en-US"/>
+        </w:rPr>
+        <w:t xml:space="preserve">Phân loại khách hàng theo độ tuổi </w:t>
+      </w:r>
+    </w:p>
+    <w:p>
+      <w:pPr>
+        <w:rPr>
+          <w:lang w:val="en-US"/>
+        </w:rPr>
+      </w:pPr>
+      <w:r>
+        <w:rPr>
+          <w:lang w:val="en-US"/>
+        </w:rPr>
+        <w:t xml:space="preserve">Phân loại đơn hàng theo giá trị </w:t>
+      </w:r>
+    </w:p>
+    <w:p>
+      <w:pPr>
+        <w:rPr>
+          <w:lang w:val="en-US"/>
+        </w:rPr>
+      </w:pPr>
+      <w:r>
+        <w:rPr>
+          <w:lang w:val="en-US"/>
+        </w:rPr>
+        <w:t xml:space="preserve">Phân loại khách hàng VIP </w:t>
+      </w:r>
+    </w:p>
+    <w:p>
+      <w:pPr>
+        <w:rPr>
+          <w:lang w:val="en-US"/>
+        </w:rPr>
+      </w:pPr>
+      <w:r>
+        <w:rPr>
+          <w:lang w:val="en-US"/>
+        </w:rPr>
+        <w:lastRenderedPageBreak/>
+        <w:t xml:space="preserve">Phát hiện dữ liệu bất thường </w:t>
+      </w:r>
+      <w:r>
+        <w:rPr>
+          <w:lang w:val="en-US"/>
+        </w:rPr>
+        <w:drawing>
+          <wp:inline distT="0" distB="0" distL="0" distR="0" wp14:anchorId="4E91BD9A" wp14:editId="48239D01">
+            <wp:extent cx="4972744" cy="6249272"/>
+            <wp:effectExtent l="0" t="0" r="0" b="0"/>
+            <wp:docPr id="41851497" name="Picture 1"/>
+            <wp:cNvGraphicFramePr>
+              <a:graphicFrameLocks xmlns:a="http://schemas.openxmlformats.org/drawingml/2006/main" noChangeAspect="1"/>
+            </wp:cNvGraphicFramePr>
+            <a:graphic xmlns:a="http://schemas.openxmlformats.org/drawingml/2006/main">
+              <a:graphicData uri="http://schemas.openxmlformats.org/drawingml/2006/picture">
+                <pic:pic xmlns:pic="http://schemas.openxmlformats.org/drawingml/2006/picture">
+                  <pic:nvPicPr>
+                    <pic:cNvPr id="41851497" name=""/>
+                    <pic:cNvPicPr/>
+                  </pic:nvPicPr>
+                  <pic:blipFill>
+                    <a:blip r:embed="rId45"/>
+                    <a:stretch>
+                      <a:fillRect/>
+                    </a:stretch>
+                  </pic:blipFill>
+                  <pic:spPr>
+                    <a:xfrm>
+                      <a:off x="0" y="0"/>
+                      <a:ext cx="4972744" cy="6249272"/>
+                    </a:xfrm>
+                    <a:prstGeom prst="rect">
+                      <a:avLst/>
+                    </a:prstGeom>
+                  </pic:spPr>
+                </pic:pic>
+              </a:graphicData>
+            </a:graphic>
+          </wp:inline>
+        </w:drawing>
+      </w:r>
+    </w:p>
+    <w:p>
+      <w:pPr>
+        <w:rPr>
+          <w:lang w:val="en-US"/>
+        </w:rPr>
+      </w:pPr>
+      <w:r>
+        <w:rPr>
+          <w:lang w:val="en-US"/>
+        </w:rPr>
+        <w:pict w14:anchorId="70482687">
+          <v:rect id="_x0000_i1044" style="width:0;height:1.5pt" o:hralign="center" o:hrstd="t" o:hr="t" fillcolor="#a0a0a0" stroked="f"/>
+        </w:pict>
+      </w:r>
+    </w:p>
+    <w:p>
+      <w:pPr>
+        <w:pStyle w:val="mcb"/>
+        <w:rPr>
+          <w:lang w:val="en-US"/>
+        </w:rPr>
+      </w:pPr>
+      <w:r>
+        <w:rPr>
+          <w:lang w:val="en-US"/>
+        </w:rPr>
+        <w:t>3.4.3 Aggregation</w:t>
+      </w:r>
+    </w:p>
+    <w:p>
+      <w:pPr>
+        <w:rPr>
+          <w:lang w:val="en-US"/>
+        </w:rPr>
+      </w:pPr>
+      <w:r>
+        <w:rPr>
+          <w:lang w:val="en-US"/>
+        </w:rPr>
+        <w:t>Tổng hợp dữ liệu theo nhiều chiều phân tích.</w:t>
+      </w:r>
+    </w:p>
+    <w:p>
+      <w:pPr>
+        <w:rPr>
+          <w:lang w:val="en-US"/>
+        </w:rPr>
+      </w:pPr>
+      <w:r>
+        <w:rPr>
+          <w:lang w:val="en-US"/>
+        </w:rPr>
+        <w:t>Kết quả tạo ra:</w:t>
+      </w:r>
+    </w:p>
+    <w:p>
+      <w:pPr>
+        <w:rPr>
+          <w:lang w:val="en-US"/>
+        </w:rPr>
+      </w:pPr>
+      <w:r>
+        <w:rPr>
+          <w:lang w:val="en-US"/>
+        </w:rPr>
+        <w:lastRenderedPageBreak/>
+        <w:t>sales_by_year.csv</w:t>
+      </w:r>
+      <w:r>
+        <w:rPr>
+          <w:lang w:val="en-US"/>
+        </w:rPr>
+        <w:br/>
+        <w:t>sales_by_month.csv</w:t>
+      </w:r>
+      <w:r>
+        <w:rPr>
+          <w:lang w:val="en-US"/>
+        </w:rPr>
+        <w:br/>
+        <w:t>sales_by_region.csv</w:t>
+      </w:r>
+      <w:r>
+        <w:rPr>
+          <w:lang w:val="en-US"/>
+        </w:rPr>
+        <w:br/>
+        <w:t>sales_by_category.csv</w:t>
+      </w:r>
+      <w:r>
+        <w:rPr>
+          <w:lang w:val="en-US"/>
+        </w:rPr>
+        <w:br/>
+        <w:t>top_10_products.csv</w:t>
+      </w:r>
+    </w:p>
+    <w:p>
+      <w:pPr>
+        <w:rPr>
+          <w:lang w:val="en-US"/>
+        </w:rPr>
+      </w:pPr>
+      <w:r>
+        <w:rPr>
+          <w:lang w:val="en-US"/>
+        </w:rPr>
+        <w:drawing>
+          <wp:inline distT="0" distB="0" distL="0" distR="0" wp14:anchorId="63C3D6C4" wp14:editId="6B12F7B7">
+            <wp:extent cx="3553321" cy="1476581"/>
+            <wp:effectExtent l="0" t="0" r="9525" b="9525"/>
+            <wp:docPr id="292668090" name="Picture 1"/>
+            <wp:cNvGraphicFramePr>
+              <a:graphicFrameLocks xmlns:a="http://schemas.openxmlformats.org/drawingml/2006/main" noChangeAspect="1"/>
+            </wp:cNvGraphicFramePr>
+            <a:graphic xmlns:a="http://schemas.openxmlformats.org/drawingml/2006/main">
+              <a:graphicData uri="http://schemas.openxmlformats.org/drawingml/2006/picture">
+                <pic:pic xmlns:pic="http://schemas.openxmlformats.org/drawingml/2006/picture">
+                  <pic:nvPicPr>
+                    <pic:cNvPr id="292668090" name=""/>
+                    <pic:cNvPicPr/>
+                  </pic:nvPicPr>
+                  <pic:blipFill>
+                    <a:blip r:embed="rId46"/>
+                    <a:stretch>
+                      <a:fillRect/>
+                    </a:stretch>
+                  </pic:blipFill>
+                  <pic:spPr>
+                    <a:xfrm>
+                      <a:off x="0" y="0"/>
+                      <a:ext cx="3553321" cy="1476581"/>
+                    </a:xfrm>
+                    <a:prstGeom prst="rect">
+                      <a:avLst/>
+                    </a:prstGeom>
+                  </pic:spPr>
+                </pic:pic>
+              </a:graphicData>
+            </a:graphic>
+          </wp:inline>
+        </w:drawing>
+      </w:r>
+    </w:p>
+    <w:p>
+      <w:pPr>
+        <w:rPr>
+          <w:lang w:val="en-US"/>
+        </w:rPr>
+      </w:pPr>
+      <w:r>
+        <w:rPr>
+          <w:lang w:val="en-US"/>
+        </w:rPr>
+        <w:pict w14:anchorId="1AFAFF6F">
+          <v:rect id="_x0000_i1045" style="width:0;height:1.5pt" o:hralign="center" o:hrstd="t" o:hr="t" fillcolor="#a0a0a0" stroked="f"/>
+        </w:pict>
+      </w:r>
+    </w:p>
+    <w:p>
+      <w:pPr>
+        <w:pStyle w:val="mcb"/>
+        <w:rPr>
+          <w:lang w:val="en-US"/>
+        </w:rPr>
+      </w:pPr>
+      <w:r>
+        <w:rPr>
+          <w:lang w:val="en-US"/>
+        </w:rPr>
+        <w:t>3.4.4 Kết quả sau Transform</w:t>
+      </w:r>
+    </w:p>
+    <w:p>
+      <w:pPr>
+        <w:rPr>
+          <w:lang w:val="en-US"/>
+        </w:rPr>
+      </w:pPr>
+      <w:r>
+        <w:rPr>
+          <w:lang w:val="en-US"/>
+        </w:rPr>
+        <w:t>Sau quá trình biến đổi dữ liệu:</w:t>
+      </w:r>
+    </w:p>
+    <w:p>
+      <w:pPr>
+        <w:rPr>
+          <w:lang w:val="en-US"/>
+        </w:rPr>
+      </w:pPr>
+      <w:r>
+        <w:rPr>
+          <w:lang w:val="en-US"/>
+        </w:rPr>
+        <w:t xml:space="preserve">Dữ liệu được chuẩn hóa. </w:t>
+      </w:r>
+    </w:p>
+    <w:p>
+      <w:pPr>
+        <w:rPr>
+          <w:lang w:val="en-US"/>
+        </w:rPr>
+      </w:pPr>
+      <w:r>
+        <w:rPr>
+          <w:lang w:val="en-US"/>
+        </w:rPr>
+        <w:t xml:space="preserve">Xây dựng thành công Star Schema. </w:t>
+      </w:r>
+    </w:p>
+    <w:p>
+      <w:pPr>
+        <w:rPr>
+          <w:lang w:val="en-US"/>
+        </w:rPr>
+      </w:pPr>
+      <w:r>
+        <w:rPr>
+          <w:lang w:val="en-US"/>
+        </w:rPr>
+        <w:t xml:space="preserve">Tạo các bảng Fact và Dimension. </w:t>
+      </w:r>
+    </w:p>
+    <w:p>
+      <w:pPr>
+        <w:rPr>
+          <w:lang w:val="en-US"/>
+        </w:rPr>
+      </w:pPr>
+      <w:r>
+        <w:rPr>
+          <w:lang w:val="en-US"/>
+        </w:rPr>
+        <w:t xml:space="preserve">Tạo dữ liệu tổng hợp phục vụ Dashboard. </w:t>
+      </w:r>
+    </w:p>
+    <w:p>
+      <w:pPr>
+        <w:rPr>
+          <w:lang w:val="en-US"/>
+        </w:rPr>
+      </w:pPr>
+      <w:r>
+        <w:rPr>
+          <w:lang w:val="en-US"/>
+        </w:rPr>
+        <w:t>Sẵn sàng cho giai đoạn trực quan hóa và dự báo doanh thu.</w:t>
+      </w:r>
+    </w:p>
+    <w:p>
+      <w:pPr>
+        <w:rPr>
+          <w:b/>
+          <w:bCs/>
+          <w:smallCaps/>
+          <w:color w:val="000000" w:themeColor="text1"/>
+        </w:rPr>
+      </w:pPr>
+    </w:p>
+    <w:p>
+      <w:pPr>
+        <w:rPr>
+          <w:color w:val="000000" w:themeColor="text1"/>
+          <w:lang w:val="en-US"/>
+        </w:rPr>
+      </w:pPr>
+    </w:p>
+    <w:p>
+      <w:pPr>
+        <w:rPr>
+          <w:color w:val="000000" w:themeColor="text1"/>
+          <w:lang w:val="en-US"/>
+        </w:rPr>
+      </w:pPr>
+    </w:p>
+    <w:p>
+      <w:pPr>
+        <w:rPr>
+          <w:iCs/>
+        </w:rPr>
+      </w:pPr>
+    </w:p>
+    <w:p>
+      <w:pPr>
+        <w:pStyle w:val="CHng"/>
+      </w:pPr>
+      <w:bookmarkStart w:id="48" w:name="_Toc165991946"/>
+      <w:r>
+        <w:t>Chương</w:t>
+      </w:r>
+      <w:r>
+        <w:t xml:space="preserve"> 4: </w:t>
+      </w:r>
+      <w:r>
+        <w:t xml:space="preserve">Trực </w:t>
+      </w:r>
+      <w:r>
+        <w:t>quan</w:t>
+      </w:r>
+      <w:r>
+        <w:t xml:space="preserve"> hóa dữ liệu</w:t>
+      </w:r>
+      <w:bookmarkEnd w:id="48"/>
+    </w:p>
+    <w:p>
+      <w:pPr>
+        <w:pStyle w:val="Heading2"/>
+      </w:pPr>
+      <w:bookmarkStart w:id="49" w:name="_Toc165991947"/>
+      <w:r>
+        <w:t>Các kỹ thuật trực quan hóa</w:t>
+      </w:r>
+      <w:bookmarkEnd w:id="49"/>
+    </w:p>
+    <w:p>
+      <w:pPr>
+        <w:pStyle w:val="ListParagraph"/>
+        <w:numPr>
+          <w:ilvl w:val="0"/>
+          <w:numId w:val="62"/>
+        </w:numPr>
+        <w:rPr>
+          <w:i/>
+          <w:color w:val="00B050"/>
+        </w:rPr>
+      </w:pPr>
+      <w:r>
+        <w:rPr>
+          <w:i/>
+          <w:color w:val="00B050"/>
+        </w:rPr>
+        <w:t>Trình bày các kỹ thuật trực quan hóa</w:t>
+      </w:r>
+    </w:p>
+    <w:p>
+      <w:pPr>
+        <w:pStyle w:val="ListParagraph"/>
+        <w:numPr>
+          <w:ilvl w:val="0"/>
+          <w:numId w:val="62"/>
+        </w:numPr>
+        <w:rPr>
+          <w:i/>
+          <w:color w:val="00B050"/>
+        </w:rPr>
+      </w:pPr>
+      <w:r>
+        <w:rPr>
+          <w:i/>
+          <w:color w:val="00B050"/>
+        </w:rPr>
+        <w:t>Kỹ thuật nào đang được áp dụng cho dự án ? Vì sao ?</w:t>
+      </w:r>
+    </w:p>
+    <w:p>
+      <w:r>
+        <w:rPr>
+          <w:iCs/>
+          <w:highlight w:val="yellow"/>
+        </w:rPr>
+        <w:t>…</w:t>
+      </w:r>
+    </w:p>
+    <w:p>
+      <w:pPr>
+        <w:pStyle w:val="Heading2"/>
+      </w:pPr>
+      <w:bookmarkStart w:id="50" w:name="_Toc165991948"/>
+      <w:r>
+        <w:lastRenderedPageBreak/>
+        <w:t>Các nguyên tắc trực quan hóa</w:t>
+      </w:r>
+      <w:bookmarkEnd w:id="50"/>
+    </w:p>
+    <w:p>
+      <w:pPr>
+        <w:pStyle w:val="ListParagraph"/>
+        <w:numPr>
+          <w:ilvl w:val="0"/>
+          <w:numId w:val="62"/>
+        </w:numPr>
+        <w:rPr>
+          <w:i/>
+          <w:color w:val="00B050"/>
+        </w:rPr>
+      </w:pPr>
+      <w:r>
+        <w:rPr>
+          <w:i/>
+          <w:color w:val="00B050"/>
+        </w:rPr>
+        <w:t>Trình bày các nguyên tắc trong trực quan hóa</w:t>
+      </w:r>
+    </w:p>
+    <w:p>
+      <w:pPr>
+        <w:pStyle w:val="ListParagraph"/>
+        <w:numPr>
+          <w:ilvl w:val="0"/>
+          <w:numId w:val="62"/>
+        </w:numPr>
+        <w:rPr>
+          <w:i/>
+          <w:color w:val="00B050"/>
+        </w:rPr>
+      </w:pPr>
+      <w:r>
+        <w:rPr>
+          <w:i/>
+          <w:color w:val="00B050"/>
+        </w:rPr>
+        <w:t>Nguyên tắc nào bạn cho rằng quan trọng nhất trong phạm vi dự án này ? Vì sao ?</w:t>
+      </w:r>
+    </w:p>
+    <w:p>
+      <w:r>
+        <w:rPr>
+          <w:iCs/>
+          <w:highlight w:val="yellow"/>
+        </w:rPr>
+        <w:t>…</w:t>
+      </w:r>
+    </w:p>
+    <w:p>
+      <w:pPr>
+        <w:pStyle w:val="Heading2"/>
+      </w:pPr>
+      <w:bookmarkStart w:id="51" w:name="_Toc165991949"/>
+      <w:r>
+        <w:t>Trình bày tạo các report cho dự án</w:t>
+      </w:r>
+      <w:bookmarkEnd w:id="51"/>
+    </w:p>
+    <w:p>
+      <w:pPr>
+        <w:pStyle w:val="ListParagraph"/>
+        <w:numPr>
+          <w:ilvl w:val="0"/>
+          <w:numId w:val="62"/>
+        </w:numPr>
+        <w:rPr>
+          <w:i/>
+          <w:color w:val="00B050"/>
+        </w:rPr>
+      </w:pPr>
+      <w:r>
+        <w:rPr>
+          <w:i/>
+          <w:color w:val="00B050"/>
+        </w:rPr>
+        <w:t>Tạo các bộ lọc, biểu đồ theo nhu cầu dự án.</w:t>
+      </w:r>
+    </w:p>
+    <w:p>
+      <w:pPr>
+        <w:pStyle w:val="ListParagraph"/>
+        <w:numPr>
+          <w:ilvl w:val="0"/>
+          <w:numId w:val="62"/>
+        </w:numPr>
+        <w:rPr>
+          <w:i/>
+          <w:color w:val="00B050"/>
+        </w:rPr>
+      </w:pPr>
+      <w:r>
+        <w:rPr>
+          <w:i/>
+          <w:color w:val="00B050"/>
+        </w:rPr>
+        <w:t>Có thể phân chia theo đối tượng trong mô hình.</w:t>
+      </w:r>
+    </w:p>
+    <w:p>
+      <w:pPr>
+        <w:pStyle w:val="ListParagraph"/>
+        <w:numPr>
+          <w:ilvl w:val="0"/>
+          <w:numId w:val="62"/>
+        </w:numPr>
+        <w:rPr>
+          <w:i/>
+          <w:color w:val="00B050"/>
+        </w:rPr>
+      </w:pPr>
+      <w:r>
+        <w:rPr>
+          <w:i/>
+          <w:color w:val="00B050"/>
+        </w:rPr>
+        <w:t>Có thể phân chia theo chức năng hoặc page.</w:t>
+      </w:r>
+    </w:p>
+    <w:p>
+      <w:pPr>
+        <w:pStyle w:val="ListParagraph"/>
+        <w:numPr>
+          <w:ilvl w:val="0"/>
+          <w:numId w:val="62"/>
+        </w:numPr>
+        <w:rPr>
+          <w:i/>
+          <w:color w:val="00B050"/>
+        </w:rPr>
+      </w:pPr>
+      <w:r>
+        <w:rPr>
+          <w:i/>
+          <w:color w:val="00B050"/>
+        </w:rPr>
+        <w:t xml:space="preserve">Trong dự án cho môn học này thì phân chia theo page. </w:t>
+      </w:r>
+    </w:p>
+    <w:p>
+      <w:pPr>
+        <w:pStyle w:val="Heading3"/>
+      </w:pPr>
+      <w:bookmarkStart w:id="52" w:name="_Toc165991950"/>
+      <w:r>
+        <w:t>Tạo visual thống kê chi tiết</w:t>
+      </w:r>
+      <w:bookmarkEnd w:id="52"/>
+    </w:p>
+    <w:p>
+      <w:pPr>
+        <w:pStyle w:val="ListParagraph"/>
+        <w:numPr>
+          <w:ilvl w:val="0"/>
+          <w:numId w:val="62"/>
+        </w:numPr>
+      </w:pPr>
+      <w:r>
+        <w:rPr>
+          <w:i/>
+          <w:color w:val="00B050"/>
+        </w:rPr>
+        <w:t>Tạo các visual dùng trong trang thống kê chi tiết.</w:t>
+      </w:r>
+    </w:p>
+    <w:p>
+      <w:pPr>
+        <w:pStyle w:val="ListParagraph"/>
+        <w:numPr>
+          <w:ilvl w:val="0"/>
+          <w:numId w:val="62"/>
+        </w:numPr>
+      </w:pPr>
+      <w:r>
+        <w:rPr>
+          <w:i/>
+          <w:color w:val="00B050"/>
+        </w:rPr>
+        <w:t>Việc này giúp lưu vết các chỉnh sửa thay đổi trên</w:t>
+      </w:r>
+      <w:r>
+        <w:rPr>
+          <w:i/>
+          <w:color w:val="00B050"/>
+        </w:rPr>
+        <w:t>.</w:t>
+      </w:r>
+    </w:p>
+    <w:p>
+      <w:pPr>
+        <w:pStyle w:val="Heading4"/>
+      </w:pPr>
+      <w:r>
+        <w:t xml:space="preserve">Tạo </w:t>
+      </w:r>
+      <w:r>
+        <w:t>visual filter theo</w:t>
+      </w:r>
+    </w:p>
+    <w:p>
+      <w:r>
+        <w:rPr>
+          <w:highlight w:val="yellow"/>
+        </w:rPr>
+        <w:t>…</w:t>
+      </w:r>
+      <w:r>
+        <w:t xml:space="preserve"> </w:t>
+      </w:r>
+    </w:p>
+    <w:p>
+      <w:pPr>
+        <w:pStyle w:val="Heading4"/>
+      </w:pPr>
+      <w:r>
+        <w:t>Tạo visual filter theo</w:t>
+      </w:r>
+    </w:p>
+    <w:p>
+      <w:r>
+        <w:rPr>
+          <w:highlight w:val="yellow"/>
+        </w:rPr>
+        <w:t>…</w:t>
+      </w:r>
+      <w:r>
+        <w:t xml:space="preserve"> </w:t>
+      </w:r>
+    </w:p>
+    <w:p>
+      <w:pPr>
+        <w:pStyle w:val="Heading4"/>
+      </w:pPr>
+      <w:r>
+        <w:t>Tạo visual filter theo</w:t>
+      </w:r>
+    </w:p>
+    <w:p>
+      <w:r>
+        <w:rPr>
+          <w:highlight w:val="yellow"/>
+        </w:rPr>
+        <w:t>…</w:t>
+      </w:r>
+      <w:r>
+        <w:t xml:space="preserve"> </w:t>
+      </w:r>
+    </w:p>
+    <w:p>
+      <w:pPr>
+        <w:pStyle w:val="Heading4"/>
+      </w:pPr>
+      <w:r>
+        <w:t>Tạo visual tiếp theo ….</w:t>
+      </w:r>
+    </w:p>
+    <w:p>
+      <w:r>
+        <w:rPr>
+          <w:highlight w:val="yellow"/>
+        </w:rPr>
+        <w:t>…</w:t>
+      </w:r>
+      <w:r>
+        <w:t xml:space="preserve"> </w:t>
+      </w:r>
+    </w:p>
+    <w:p/>
+    <w:p>
+      <w:pPr>
+        <w:pStyle w:val="Heading3"/>
+      </w:pPr>
+      <w:bookmarkStart w:id="53" w:name="_Toc165991951"/>
+      <w:r>
+        <w:t>Tạo visual thống kê tổng thể</w:t>
+      </w:r>
+      <w:bookmarkEnd w:id="53"/>
+    </w:p>
+    <w:p>
+      <w:pPr>
+        <w:pStyle w:val="ListParagraph"/>
+        <w:numPr>
+          <w:ilvl w:val="0"/>
+          <w:numId w:val="62"/>
+        </w:numPr>
+        <w:rPr>
+          <w:i/>
+          <w:color w:val="00B050"/>
+        </w:rPr>
+      </w:pPr>
+      <w:r>
+        <w:rPr>
+          <w:i/>
+          <w:color w:val="00B050"/>
+        </w:rPr>
+        <w:t xml:space="preserve">Tạo các visual dùng trong trang thống kê </w:t>
+      </w:r>
+      <w:r>
+        <w:rPr>
+          <w:i/>
+          <w:color w:val="00B050"/>
+        </w:rPr>
+        <w:t>tổng thể.</w:t>
+      </w:r>
+    </w:p>
+    <w:p>
+      <w:pPr>
+        <w:pStyle w:val="ListParagraph"/>
+        <w:numPr>
+          <w:ilvl w:val="0"/>
+          <w:numId w:val="62"/>
+        </w:numPr>
+        <w:rPr>
+          <w:i/>
+          <w:color w:val="00B050"/>
+        </w:rPr>
+      </w:pPr>
+      <w:r>
+        <w:rPr>
+          <w:i/>
+          <w:color w:val="00B050"/>
+        </w:rPr>
+        <w:t>Việc này giúp lưu vết các chỉnh sửa thay đổi trên</w:t>
+      </w:r>
+      <w:r>
+        <w:rPr>
+          <w:i/>
+          <w:color w:val="00B050"/>
+        </w:rPr>
+        <w:t>.</w:t>
+      </w:r>
+    </w:p>
+    <w:p>
+      <w:pPr>
+        <w:pStyle w:val="Heading4"/>
+      </w:pPr>
+      <w:r>
+        <w:t xml:space="preserve">Tạo </w:t>
+      </w:r>
+      <w:r>
+        <w:t>visual filter theo ngày giao dịch</w:t>
+      </w:r>
+    </w:p>
+    <w:p>
+      <w:r>
+        <w:rPr>
+          <w:highlight w:val="yellow"/>
+        </w:rPr>
+        <w:t>…</w:t>
+      </w:r>
+      <w:r>
+        <w:t xml:space="preserve"> </w:t>
+      </w:r>
+    </w:p>
+    <w:p>
+      <w:pPr>
+        <w:pStyle w:val="Heading4"/>
+      </w:pPr>
+      <w:r>
+        <w:t>Tạo visual thống kê Tổng GTGD</w:t>
+      </w:r>
+    </w:p>
+    <w:p>
+      <w:r>
+        <w:rPr>
+          <w:highlight w:val="yellow"/>
+        </w:rPr>
+        <w:t>…</w:t>
+      </w:r>
+      <w:r>
+        <w:t xml:space="preserve"> </w:t>
+      </w:r>
+    </w:p>
+    <w:p>
+      <w:pPr>
+        <w:pStyle w:val="Heading4"/>
+      </w:pPr>
+      <w:r>
+        <w:lastRenderedPageBreak/>
+        <w:t>Tạo visual thống kê Tổng KLGD</w:t>
+      </w:r>
+    </w:p>
+    <w:p>
+      <w:r>
+        <w:rPr>
+          <w:highlight w:val="yellow"/>
+        </w:rPr>
+        <w:t>…</w:t>
+      </w:r>
+      <w:r>
+        <w:t xml:space="preserve"> </w:t>
+      </w:r>
+    </w:p>
+    <w:p>
+      <w:pPr>
+        <w:pStyle w:val="Heading4"/>
+      </w:pPr>
+      <w:r>
+        <w:t>Tạo visual tiếp theo ….</w:t>
+      </w:r>
+    </w:p>
+    <w:p>
+      <w:r>
+        <w:rPr>
+          <w:highlight w:val="yellow"/>
+        </w:rPr>
+        <w:t>…</w:t>
+      </w:r>
+      <w:r>
+        <w:t xml:space="preserve"> </w:t>
+      </w:r>
+    </w:p>
+    <w:p/>
+    <w:p>
+      <w:pPr>
+        <w:pStyle w:val="CHng"/>
+      </w:pPr>
+      <w:bookmarkStart w:id="54" w:name="_Toc165991952"/>
+      <w:r>
+        <w:t xml:space="preserve">Chương 5: </w:t>
+      </w:r>
+      <w:r>
+        <w:t xml:space="preserve">Xây </w:t>
+      </w:r>
+      <w:r>
+        <w:t>dựng</w:t>
+      </w:r>
+      <w:r>
+        <w:t xml:space="preserve"> báo cáo</w:t>
+      </w:r>
+      <w:bookmarkEnd w:id="54"/>
+    </w:p>
+    <w:p>
+      <w:pPr>
+        <w:pStyle w:val="Heading2"/>
+      </w:pPr>
+      <w:bookmarkStart w:id="55" w:name="_Toc165991953"/>
+      <w:r>
+        <w:t>Dashboard và report</w:t>
+      </w:r>
+      <w:bookmarkEnd w:id="55"/>
+    </w:p>
+    <w:p>
+      <w:pPr>
+        <w:pStyle w:val="ListParagraph"/>
+        <w:numPr>
+          <w:ilvl w:val="0"/>
+          <w:numId w:val="62"/>
+        </w:numPr>
+        <w:rPr>
+          <w:i/>
+          <w:color w:val="00B050"/>
+        </w:rPr>
+      </w:pPr>
+      <w:r>
+        <w:rPr>
+          <w:i/>
+          <w:color w:val="00B050"/>
+        </w:rPr>
+        <w:t>Cách tối ưu hóa</w:t>
+      </w:r>
+      <w:r>
+        <w:rPr>
+          <w:i/>
+          <w:color w:val="00B050"/>
+        </w:rPr>
+        <w:t>:</w:t>
+      </w:r>
+    </w:p>
+    <w:p>
+      <w:pPr>
+        <w:pStyle w:val="ListParagraph"/>
+        <w:numPr>
+          <w:ilvl w:val="1"/>
+          <w:numId w:val="63"/>
+        </w:numPr>
+        <w:rPr>
+          <w:i/>
+          <w:color w:val="00B050"/>
+        </w:rPr>
+      </w:pPr>
+      <w:r>
+        <w:rPr>
+          <w:i/>
+          <w:color w:val="00B050"/>
+        </w:rPr>
+        <w:t>Dashboard</w:t>
+      </w:r>
+    </w:p>
+    <w:p>
+      <w:pPr>
+        <w:pStyle w:val="ListParagraph"/>
+        <w:numPr>
+          <w:ilvl w:val="1"/>
+          <w:numId w:val="63"/>
+        </w:numPr>
+        <w:rPr>
+          <w:i/>
+          <w:color w:val="00B050"/>
+        </w:rPr>
+      </w:pPr>
+      <w:r>
+        <w:rPr>
+          <w:i/>
+          <w:color w:val="00B050"/>
+        </w:rPr>
+        <w:t>Report</w:t>
+      </w:r>
+    </w:p>
+    <w:p>
+      <w:r>
+        <w:rPr>
+          <w:highlight w:val="yellow"/>
+        </w:rPr>
+        <w:t>…</w:t>
+      </w:r>
+    </w:p>
+    <w:p>
+      <w:pPr>
+        <w:pStyle w:val="Heading2"/>
+      </w:pPr>
+      <w:bookmarkStart w:id="56" w:name="_Toc165991954"/>
+      <w:r>
+        <w:t>Xây dựng báo cáo</w:t>
+      </w:r>
+      <w:bookmarkEnd w:id="56"/>
+    </w:p>
+    <w:p>
+      <w:pPr>
+        <w:pStyle w:val="ListParagraph"/>
+        <w:numPr>
+          <w:ilvl w:val="0"/>
+          <w:numId w:val="62"/>
+        </w:numPr>
+        <w:rPr>
+          <w:i/>
+          <w:color w:val="00B050"/>
+        </w:rPr>
+      </w:pPr>
+      <w:r>
+        <w:rPr>
+          <w:i/>
+          <w:color w:val="00B050"/>
+        </w:rPr>
+        <w:t>Xây dựng báo cáo</w:t>
+      </w:r>
+      <w:r>
+        <w:rPr>
+          <w:i/>
+          <w:color w:val="00B050"/>
+        </w:rPr>
+        <w:t>:</w:t>
+      </w:r>
+    </w:p>
+    <w:p>
+      <w:pPr>
+        <w:pStyle w:val="ListParagraph"/>
+        <w:numPr>
+          <w:ilvl w:val="1"/>
+          <w:numId w:val="63"/>
+        </w:numPr>
+        <w:rPr>
+          <w:i/>
+          <w:color w:val="00B050"/>
+        </w:rPr>
+      </w:pPr>
+      <w:r>
+        <w:rPr>
+          <w:i/>
+          <w:color w:val="00B050"/>
+        </w:rPr>
+        <w:t>Dashboard</w:t>
+      </w:r>
+    </w:p>
+    <w:p>
+      <w:pPr>
+        <w:pStyle w:val="ListParagraph"/>
+        <w:numPr>
+          <w:ilvl w:val="1"/>
+          <w:numId w:val="63"/>
+        </w:numPr>
+        <w:rPr>
+          <w:i/>
+          <w:color w:val="00B050"/>
+        </w:rPr>
+      </w:pPr>
+      <w:r>
+        <w:rPr>
+          <w:i/>
+          <w:color w:val="00B050"/>
+        </w:rPr>
+        <w:t>Report</w:t>
+      </w:r>
+    </w:p>
+    <w:p>
+      <w:pPr>
+        <w:pStyle w:val="Heading3"/>
+      </w:pPr>
+      <w:bookmarkStart w:id="57" w:name="_Toc165991955"/>
+      <w:r>
+        <w:t>Dashboard vs Report</w:t>
+      </w:r>
+      <w:bookmarkEnd w:id="57"/>
+    </w:p>
+    <w:p>
+      <w:pPr>
+        <w:pStyle w:val="ListParagraph"/>
+        <w:numPr>
+          <w:ilvl w:val="0"/>
+          <w:numId w:val="62"/>
+        </w:numPr>
+        <w:rPr>
+          <w:i/>
+          <w:color w:val="00B050"/>
+        </w:rPr>
+      </w:pPr>
+      <w:r>
+        <w:rPr>
+          <w:i/>
+          <w:color w:val="00B050"/>
+        </w:rPr>
+        <w:t>Trình bày sự khác nhau giữa Dashboard và Report.</w:t>
+      </w:r>
+    </w:p>
+    <w:p>
+      <w:pPr>
+        <w:pStyle w:val="ListParagraph"/>
+        <w:numPr>
+          <w:ilvl w:val="0"/>
+          <w:numId w:val="62"/>
+        </w:numPr>
+        <w:rPr>
+          <w:i/>
+          <w:color w:val="00B050"/>
+        </w:rPr>
+      </w:pPr>
+      <w:r>
+        <w:rPr>
+          <w:i/>
+          <w:color w:val="00B050"/>
+        </w:rPr>
+        <w:t>Giải thích vì sao làm dashboard, report trong dự án này ?</w:t>
+      </w:r>
+    </w:p>
+    <w:p>
+      <w:pPr>
+        <w:rPr>
+          <w:iCs/>
+        </w:rPr>
+      </w:pPr>
+      <w:r>
+        <w:rPr>
+          <w:iCs/>
+          <w:highlight w:val="yellow"/>
+        </w:rPr>
+        <w:t>…</w:t>
+      </w:r>
+    </w:p>
+    <w:p>
+      <w:r>
+        <w:rPr>
+          <w:i/>
+          <w:iCs/>
+          <w:u w:val="single"/>
+        </w:rPr>
+        <w:t>Giải thích:</w:t>
+      </w:r>
+      <w:r>
+        <w:t xml:space="preserve">  …</w:t>
+      </w:r>
+    </w:p>
+    <w:p>
+      <w:pPr>
+        <w:pStyle w:val="Heading3"/>
+      </w:pPr>
+      <w:bookmarkStart w:id="58" w:name="_Toc165991956"/>
+      <w:r>
+        <w:t>Dashboard</w:t>
+      </w:r>
+      <w:bookmarkEnd w:id="58"/>
+    </w:p>
+    <w:p>
+      <w:pPr>
+        <w:pStyle w:val="ListParagraph"/>
+        <w:numPr>
+          <w:ilvl w:val="0"/>
+          <w:numId w:val="62"/>
+        </w:numPr>
+        <w:rPr>
+          <w:i/>
+          <w:color w:val="00B050"/>
+        </w:rPr>
+      </w:pPr>
+      <w:r>
+        <w:rPr>
+          <w:i/>
+          <w:color w:val="00B050"/>
+        </w:rPr>
+        <w:t>Trình bày các loại dashboard có trong dự án.</w:t>
+      </w:r>
+    </w:p>
+    <w:p>
+      <w:pPr>
+        <w:pStyle w:val="ListParagraph"/>
+        <w:numPr>
+          <w:ilvl w:val="0"/>
+          <w:numId w:val="62"/>
+        </w:numPr>
+        <w:rPr>
+          <w:i/>
+          <w:color w:val="00B050"/>
+        </w:rPr>
+      </w:pPr>
+      <w:r>
+        <w:rPr>
+          <w:i/>
+          <w:color w:val="00B050"/>
+        </w:rPr>
+        <w:t>Giải thích vì sao làm các dashboard này ?</w:t>
+      </w:r>
+    </w:p>
+    <w:p>
+      <w:pPr>
+        <w:rPr>
+          <w:iCs/>
+        </w:rPr>
+      </w:pPr>
+      <w:r>
+        <w:rPr>
+          <w:iCs/>
+          <w:highlight w:val="yellow"/>
+        </w:rPr>
+        <w:t>…</w:t>
+      </w:r>
+    </w:p>
+    <w:p>
+      <w:r>
+        <w:rPr>
+          <w:i/>
+          <w:iCs/>
+          <w:u w:val="single"/>
+        </w:rPr>
+        <w:t>Giải thích:</w:t>
+      </w:r>
+      <w:r>
+        <w:t xml:space="preserve">  …</w:t>
+      </w:r>
+    </w:p>
+    <w:p>
+      <w:pPr>
+        <w:rPr>
+          <w:iCs/>
+        </w:rPr>
+      </w:pPr>
+    </w:p>
+    <w:p>
+      <w:pPr>
+        <w:pStyle w:val="Heading3"/>
+      </w:pPr>
+      <w:bookmarkStart w:id="59" w:name="_Toc165991957"/>
+      <w:r>
+        <w:t>Report</w:t>
+      </w:r>
+      <w:bookmarkEnd w:id="59"/>
+    </w:p>
+    <w:p>
+      <w:pPr>
+        <w:pStyle w:val="ListParagraph"/>
+        <w:numPr>
+          <w:ilvl w:val="0"/>
+          <w:numId w:val="62"/>
+        </w:numPr>
+        <w:rPr>
+          <w:i/>
+          <w:color w:val="00B050"/>
+        </w:rPr>
+      </w:pPr>
+      <w:r>
+        <w:rPr>
+          <w:i/>
+          <w:color w:val="00B050"/>
+        </w:rPr>
+        <w:t>Trình bày các loại report có trong dự án.</w:t>
+      </w:r>
+    </w:p>
+    <w:p>
+      <w:pPr>
+        <w:pStyle w:val="ListParagraph"/>
+        <w:numPr>
+          <w:ilvl w:val="0"/>
+          <w:numId w:val="62"/>
+        </w:numPr>
+        <w:rPr>
+          <w:i/>
+          <w:color w:val="00B050"/>
+        </w:rPr>
+      </w:pPr>
+      <w:r>
+        <w:rPr>
+          <w:i/>
+          <w:color w:val="00B050"/>
+        </w:rPr>
+        <w:t>Giải thích vì sao làm các report này ?</w:t>
+      </w:r>
+    </w:p>
+    <w:p>
+      <w:pPr>
+        <w:pStyle w:val="Heading4"/>
+      </w:pPr>
+      <w:r>
+        <w:t xml:space="preserve">Tạo </w:t>
+      </w:r>
+      <w:r>
+        <w:t>report Detail</w:t>
+      </w:r>
+    </w:p>
+    <w:p/>
+    <w:p>
+      <w:r>
+        <w:rPr>
+          <w:i/>
+          <w:iCs/>
+          <w:u w:val="single"/>
+        </w:rPr>
+        <w:t>Giải thích:</w:t>
+      </w:r>
+      <w:r>
+        <w:t xml:space="preserve">  </w:t>
+      </w:r>
+      <w:r>
+        <w:rPr>
+          <w:highlight w:val="yellow"/>
+        </w:rPr>
+        <w:t>…</w:t>
+      </w:r>
+    </w:p>
+    <w:p>
+      <w:r>
+        <w:rPr>
+          <w:highlight w:val="yellow"/>
+        </w:rPr>
+        <w:t>…</w:t>
+      </w:r>
+      <w:r>
+        <w:t xml:space="preserve"> </w:t>
+      </w:r>
+    </w:p>
+    <w:p>
+      <w:pPr>
+        <w:pStyle w:val="Heading4"/>
+      </w:pPr>
+      <w:r>
+        <w:t>Tạo report Overview</w:t>
+      </w:r>
+    </w:p>
+    <w:p/>
+    <w:p>
+      <w:r>
+        <w:rPr>
+          <w:i/>
+          <w:iCs/>
+          <w:u w:val="single"/>
+        </w:rPr>
+        <w:t>Giải thích:</w:t>
+      </w:r>
+      <w:r>
+        <w:t xml:space="preserve">  </w:t>
+      </w:r>
+      <w:r>
+        <w:rPr>
+          <w:highlight w:val="yellow"/>
+        </w:rPr>
+        <w:t>…</w:t>
+      </w:r>
+    </w:p>
+    <w:p>
+      <w:r>
+        <w:rPr>
+          <w:highlight w:val="yellow"/>
+        </w:rPr>
+        <w:t>…</w:t>
+      </w:r>
+      <w:r>
+        <w:t xml:space="preserve"> </w:t>
+      </w:r>
+    </w:p>
+    <w:p>
+      <w:pPr>
+        <w:pStyle w:val="Heading3"/>
+      </w:pPr>
+      <w:bookmarkStart w:id="60" w:name="_Toc165991958"/>
+      <w:r>
+        <w:t>Bookmark</w:t>
+      </w:r>
+      <w:bookmarkEnd w:id="60"/>
+    </w:p>
+    <w:p>
+      <w:pPr>
+        <w:pStyle w:val="ListParagraph"/>
+        <w:numPr>
+          <w:ilvl w:val="0"/>
+          <w:numId w:val="62"/>
+        </w:numPr>
+        <w:rPr>
+          <w:i/>
+          <w:color w:val="00B050"/>
+        </w:rPr>
+      </w:pPr>
+      <w:r>
+        <w:rPr>
+          <w:i/>
+          <w:color w:val="00B050"/>
+        </w:rPr>
+        <w:t>Trình bày các loại bookmark có trong dự án.</w:t>
+      </w:r>
+    </w:p>
+    <w:p>
+      <w:pPr>
+        <w:pStyle w:val="ListParagraph"/>
+        <w:numPr>
+          <w:ilvl w:val="0"/>
+          <w:numId w:val="62"/>
+        </w:numPr>
+        <w:rPr>
+          <w:i/>
+          <w:color w:val="00B050"/>
+        </w:rPr>
+      </w:pPr>
+      <w:r>
+        <w:rPr>
+          <w:i/>
+          <w:color w:val="00B050"/>
+        </w:rPr>
+        <w:t>Giải thích vì sao làm các bookmark này ?</w:t>
+      </w:r>
+    </w:p>
+    <w:p>
+      <w:pPr>
+        <w:pStyle w:val="Heading4"/>
+      </w:pPr>
+      <w:r>
+        <w:t xml:space="preserve">Tạo </w:t>
+      </w:r>
+      <w:r>
+        <w:t xml:space="preserve">bookmark slicer </w:t>
+      </w:r>
+    </w:p>
+    <w:p/>
+    <w:p>
+      <w:r>
+        <w:rPr>
+          <w:i/>
+          <w:iCs/>
+          <w:u w:val="single"/>
+        </w:rPr>
+        <w:t>Giải thích:</w:t>
+      </w:r>
+      <w:r>
+        <w:t xml:space="preserve">  </w:t>
+      </w:r>
+      <w:r>
+        <w:rPr>
+          <w:highlight w:val="yellow"/>
+        </w:rPr>
+        <w:t>….</w:t>
+      </w:r>
+    </w:p>
+    <w:p>
+      <w:pPr>
+        <w:pStyle w:val="Heading4"/>
+      </w:pPr>
+      <w:r>
+        <w:t xml:space="preserve">Tạo </w:t>
+      </w:r>
+      <w:r>
+        <w:t xml:space="preserve">bookmark slicer chọn </w:t>
+      </w:r>
+    </w:p>
+    <w:p>
+      <w:r>
+        <w:rPr>
+          <w:highlight w:val="yellow"/>
+        </w:rPr>
+        <w:t>…</w:t>
+      </w:r>
+      <w:r>
+        <w:t xml:space="preserve"> </w:t>
+      </w:r>
+    </w:p>
+    <w:p>
+      <w:r>
+        <w:rPr>
+          <w:i/>
+          <w:iCs/>
+          <w:u w:val="single"/>
+        </w:rPr>
+        <w:t>Giải thích:</w:t>
+      </w:r>
+      <w:r>
+        <w:t xml:space="preserve">  </w:t>
+      </w:r>
+      <w:r>
+        <w:rPr>
+          <w:highlight w:val="yellow"/>
+        </w:rPr>
+        <w:t>…</w:t>
+      </w:r>
+    </w:p>
+    <w:p/>
+    <w:p>
+      <w:pPr>
+        <w:pStyle w:val="Heading4"/>
+      </w:pPr>
+      <w:r>
+        <w:t xml:space="preserve">Tạo bookmark slicer chọn </w:t>
+      </w:r>
+    </w:p>
+    <w:p>
+      <w:r>
+        <w:rPr>
+          <w:highlight w:val="yellow"/>
+        </w:rPr>
+        <w:t>…</w:t>
+      </w:r>
+      <w:r>
+        <w:t xml:space="preserve"> </w:t>
+      </w:r>
+    </w:p>
+    <w:p>
+      <w:r>
+        <w:rPr>
+          <w:i/>
+          <w:iCs/>
+          <w:u w:val="single"/>
+        </w:rPr>
+        <w:t>Giải thích:</w:t>
+      </w:r>
+      <w:r>
+        <w:t xml:space="preserve">  </w:t>
+      </w:r>
+      <w:r>
+        <w:rPr>
+          <w:highlight w:val="yellow"/>
+        </w:rPr>
+        <w:t>…</w:t>
+      </w:r>
+    </w:p>
+    <w:p/>
+    <w:p>
+      <w:pPr>
+        <w:pStyle w:val="Heading4"/>
+      </w:pPr>
+      <w:r>
+        <w:t>Tạo visual tiếp theo ….</w:t>
+      </w:r>
+    </w:p>
+    <w:p>
+      <w:pPr>
+        <w:rPr>
+          <w:iCs/>
+        </w:rPr>
+      </w:pPr>
+      <w:r>
+        <w:rPr>
+          <w:iCs/>
+        </w:rPr>
+        <w:t xml:space="preserve">… </w:t>
+      </w:r>
+    </w:p>
+    <w:p>
+      <w:r>
+        <w:rPr>
+          <w:i/>
+          <w:iCs/>
+          <w:u w:val="single"/>
+        </w:rPr>
+        <w:t>Giải thích:</w:t>
+      </w:r>
+      <w:r>
+        <w:t xml:space="preserve">  …</w:t>
+      </w:r>
+    </w:p>
+    <w:p>
+      <w:pPr>
+        <w:rPr>
+          <w:iCs/>
+        </w:rPr>
+      </w:pPr>
+    </w:p>
+    <w:p/>
+    <w:p>
+      <w:pPr>
+        <w:pStyle w:val="CHng"/>
+      </w:pPr>
+      <w:bookmarkStart w:id="61" w:name="_Toc165991959"/>
+      <w:r>
+        <w:t xml:space="preserve">Chương 7: </w:t>
+      </w:r>
+      <w:r>
+        <w:t>KẾT LUẬN</w:t>
+      </w:r>
+      <w:bookmarkEnd w:id="61"/>
+    </w:p>
+    <w:p>
+      <w:pPr>
+        <w:pStyle w:val="Heading2"/>
+      </w:pPr>
+      <w:bookmarkStart w:id="62" w:name="_Toc165991960"/>
+      <w:r>
+        <w:t>Báo cáo</w:t>
+      </w:r>
+      <w:bookmarkEnd w:id="62"/>
+    </w:p>
+    <w:p>
+      <w:pPr>
+        <w:pStyle w:val="Heading3"/>
+      </w:pPr>
+      <w:bookmarkStart w:id="63" w:name="_Toc165991961"/>
+      <w:r>
+        <w:t>Các bước viết báo cáo</w:t>
+      </w:r>
+      <w:bookmarkEnd w:id="63"/>
+    </w:p>
+    <w:p>
+      <w:pPr>
+        <w:pStyle w:val="ListParagraph"/>
+        <w:numPr>
+          <w:ilvl w:val="0"/>
+          <w:numId w:val="62"/>
+        </w:numPr>
+        <w:rPr>
+          <w:i/>
+          <w:color w:val="00B050"/>
+        </w:rPr>
+      </w:pPr>
+      <w:r>
+        <w:rPr>
+          <w:i/>
+          <w:color w:val="00B050"/>
+        </w:rPr>
+        <w:t>Trình bày các bước viết báo cáo phân tích dữ liệu</w:t>
+      </w:r>
+    </w:p>
+    <w:p>
+      <w:pPr>
+        <w:rPr>
+          <w:iCs/>
+        </w:rPr>
+      </w:pPr>
+      <w:r>
+        <w:rPr>
+          <w:iCs/>
+          <w:highlight w:val="yellow"/>
+        </w:rPr>
+        <w:t>…</w:t>
+      </w:r>
+    </w:p>
+    <w:p>
+      <w:pPr>
+        <w:pStyle w:val="Heading3"/>
+      </w:pPr>
+      <w:bookmarkStart w:id="64" w:name="_Toc165991962"/>
+      <w:r>
+        <w:t>Tổng hợp</w:t>
+      </w:r>
+      <w:bookmarkEnd w:id="64"/>
+    </w:p>
+    <w:p>
+      <w:pPr>
+        <w:pStyle w:val="ListParagraph"/>
+        <w:numPr>
+          <w:ilvl w:val="0"/>
+          <w:numId w:val="62"/>
+        </w:numPr>
+        <w:rPr>
+          <w:i/>
+          <w:color w:val="00B050"/>
+        </w:rPr>
+      </w:pPr>
+      <w:r>
+        <w:rPr>
+          <w:i/>
+          <w:color w:val="00B050"/>
+        </w:rPr>
+        <w:t>Tổng hợp các câu trả lời trong Câu Chuyện Dữ Liệu ở Phân Tích Khách Hàng, kết hợp với các bước viết báo cáo phân tích, để tạo thành bản báo cáo hoàn chỉnh.</w:t>
+      </w:r>
+    </w:p>
+    <w:p>
+      <w:pPr>
+        <w:rPr>
+          <w:i/>
+          <w:u w:val="single"/>
+        </w:rPr>
+      </w:pPr>
+      <w:r>
+        <w:rPr>
+          <w:i/>
+          <w:u w:val="single"/>
+        </w:rPr>
+        <w:t xml:space="preserve">Gợi ý: </w:t>
+      </w:r>
+    </w:p>
+    <w:p>
+      <w:pPr>
+        <w:rPr>
+          <w:iCs/>
+        </w:rPr>
+      </w:pPr>
+      <w:r>
+        <w:rPr>
+          <w:iCs/>
+          <w:highlight w:val="yellow"/>
+        </w:rPr>
+        <w:t>…</w:t>
+      </w:r>
+      <w:r>
+        <w:rPr>
+          <w:iCs/>
+        </w:rPr>
+        <w:t xml:space="preserve"> </w:t>
+      </w:r>
+    </w:p>
+    <w:p>
+      <w:pPr>
+        <w:pStyle w:val="Heading2"/>
+      </w:pPr>
+      <w:bookmarkStart w:id="65" w:name="_Toc165991963"/>
+      <w:r>
+        <w:t>Khó khăn</w:t>
+      </w:r>
+      <w:bookmarkEnd w:id="65"/>
+    </w:p>
+    <w:p>
+      <w:pPr>
+        <w:pStyle w:val="Heading2"/>
+      </w:pPr>
+      <w:bookmarkStart w:id="66" w:name="_Toc165991964"/>
+      <w:r>
+        <w:t>Thuận lợi</w:t>
+      </w:r>
+      <w:bookmarkEnd w:id="66"/>
+    </w:p>
+    <w:p>
+      <w:pPr>
+        <w:pStyle w:val="Heading2"/>
+      </w:pPr>
+      <w:bookmarkStart w:id="67" w:name="_Toc165991965"/>
+      <w:r>
+        <w:t>Hướng phát triển</w:t>
+      </w:r>
+      <w:bookmarkEnd w:id="67"/>
+    </w:p>
+    <w:p/>
+    <w:p>
+      <w:pPr>
+        <w:pStyle w:val="ListParagraph"/>
         <w:rPr>
           <w:color w:val="000000" w:themeColor="text1"/>
           <w:sz w:val="32"/>
           <w:szCs w:val="32"/>
         </w:rPr>
       </w:pPr>
-      <w:bookmarkStart w:id="49" w:name="_Toc232365802"/>
-      <w:r>
-        <w:rPr>
-          <w:color w:val="000000" w:themeColor="text1"/>
-          <w:sz w:val="32"/>
-          <w:szCs w:val="32"/>
-        </w:rPr>
-        <w:t xml:space="preserve">CHƯƠNG 4: </w:t>
-      </w:r>
-      <w:r>
-        <w:rPr>
-          <w:color w:val="000000" w:themeColor="text1"/>
-          <w:sz w:val="30"/>
-          <w:szCs w:val="30"/>
-        </w:rPr>
-        <w:t>TRỰC QUAN DỮ LIỆU VÀ XÂY DỰNG DASHBOARD</w:t>
-      </w:r>
-      <w:bookmarkEnd w:id="49"/>
-    </w:p>
-    <w:p>
-      <w:pPr>
-        <w:pStyle w:val="Heading1"/>
-        <w:spacing w:line="360" w:lineRule="auto"/>
-        <w:jc w:val="left"/>
-        <w:rPr>
-          <w:color w:val="000000" w:themeColor="text1"/>
-          <w:sz w:val="28"/>
-          <w:szCs w:val="28"/>
-        </w:rPr>
-      </w:pPr>
-      <w:bookmarkStart w:id="50" w:name="_Toc232365803"/>
-      <w:r>
-        <w:rPr>
-          <w:color w:val="000000" w:themeColor="text1"/>
-          <w:sz w:val="32"/>
-          <w:szCs w:val="32"/>
-        </w:rPr>
-        <w:t xml:space="preserve">CHƯƠNG 5: </w:t>
-      </w:r>
-      <w:r>
-        <w:rPr>
-          <w:color w:val="000000" w:themeColor="text1"/>
-          <w:sz w:val="32"/>
-          <w:szCs w:val="32"/>
-        </w:rPr>
-        <w:t>XÂY DỰNG BÁO CÁO</w:t>
-      </w:r>
-      <w:bookmarkEnd w:id="50"/>
-      <w:r>
-        <w:rPr>
-          <w:color w:val="000000" w:themeColor="text1"/>
-          <w:sz w:val="32"/>
-          <w:szCs w:val="32"/>
-        </w:rPr>
-        <w:t xml:space="preserve"> </w:t>
-      </w:r>
-    </w:p>
-    <w:p>
-      <w:pPr>
-        <w:pStyle w:val="Heading1"/>
-        <w:spacing w:line="360" w:lineRule="auto"/>
-        <w:jc w:val="left"/>
-        <w:rPr>
-          <w:color w:val="000000" w:themeColor="text1"/>
-          <w:sz w:val="30"/>
-          <w:szCs w:val="30"/>
-        </w:rPr>
-      </w:pPr>
-      <w:bookmarkStart w:id="51" w:name="_Toc232365804"/>
-      <w:r>
-        <w:rPr>
-          <w:color w:val="000000" w:themeColor="text1"/>
-          <w:sz w:val="32"/>
-          <w:szCs w:val="32"/>
-        </w:rPr>
-        <w:t xml:space="preserve">CHƯƠNG 6: </w:t>
-      </w:r>
-      <w:r>
-        <w:rPr>
-          <w:color w:val="000000" w:themeColor="text1"/>
-          <w:sz w:val="30"/>
-          <w:szCs w:val="30"/>
-        </w:rPr>
-        <w:t>KẾT LUẬN VÀ HƯỚNG PHÁT TRIỂN</w:t>
-      </w:r>
-      <w:bookmarkEnd w:id="51"/>
-    </w:p>
-    <w:p>
-      <w:pPr>
-        <w:spacing w:line="360" w:lineRule="auto"/>
-        <w:rPr>
-          <w:color w:val="000000" w:themeColor="text1"/>
-        </w:rPr>
-      </w:pPr>
-    </w:p>
-    <w:p>
-      <w:pPr>
-        <w:pStyle w:val="Heading1"/>
-        <w:spacing w:line="360" w:lineRule="auto"/>
-        <w:jc w:val="center"/>
-        <w:rPr>
-          <w:color w:val="000000" w:themeColor="text1"/>
-          <w:sz w:val="32"/>
-          <w:szCs w:val="32"/>
-        </w:rPr>
-      </w:pPr>
-      <w:bookmarkStart w:id="52" w:name="_Toc232365805"/>
-      <w:r>
-        <w:rPr>
-          <w:color w:val="000000" w:themeColor="text1"/>
-          <w:sz w:val="32"/>
-          <w:szCs w:val="32"/>
-        </w:rPr>
-        <w:t>LỜI CẢM ƠN</w:t>
-      </w:r>
-      <w:bookmarkEnd w:id="52"/>
     </w:p>
     <w:sectPr>
-      <w:headerReference w:type="default" r:id="rId41"/>
-      <w:footerReference w:type="default" r:id="rId42"/>
+      <w:headerReference w:type="default" r:id="rId47"/>
+      <w:footerReference w:type="default" r:id="rId48"/>
       <w:pgSz w:w="12240" w:h="15840"/>
       <w:pgMar w:top="1440" w:right="1440" w:bottom="1440" w:left="1440" w:header="720" w:footer="720" w:gutter="0"/>
       <w:pgNumType w:start="0"/>
@@ -28869,7 +30532,25 @@
         <w:szCs w:val="16"/>
         <w:lang w:val="vi-VN"/>
       </w:rPr>
-      <w:t xml:space="preserve"> TÍCH HIỆU QUẢ HOẠT ĐỘNG KINH DOANH CỦA DOANH NGHIỆP BÁN LẺ    </w:t>
+      <w:t xml:space="preserve"> TÍCH </w:t>
+    </w:r>
+    <w:r>
+      <w:rPr>
+        <w:color w:val="000000"/>
+        <w:sz w:val="16"/>
+        <w:szCs w:val="16"/>
+        <w:lang w:val="en-US"/>
+      </w:rPr>
+      <w:t>DOANH THU BÁN HÀNG</w:t>
+    </w:r>
+    <w:r>
+      <w:rPr>
+        <w:color w:val="000000"/>
+        <w:sz w:val="16"/>
+        <w:szCs w:val="16"/>
+        <w:lang w:val="vi-VN"/>
+      </w:rPr>
+      <w:t xml:space="preserve">    </w:t>
     </w:r>
     <w:r>
       <w:rPr>
@@ -29053,7 +30734,7 @@
         <w:lang w:val="vi-VN"/>
       </w:rPr>
       <w:tab/>
-      <w:t>PRO 229</w:t>
+      <w:t>PRO229</w:t>
     </w:r>
     <w:r>
       <w:rPr>
@@ -29694,6 +31375,155 @@
     </w:lvl>
   </w:abstractNum>
   <w:abstractNum w:abstractNumId="5" w15:restartNumberingAfterBreak="0">
+    <w:nsid w:val="090F2BDA"/>
+    <w:multiLevelType w:val="multilevel"/>
+    <w:tmpl w:val="1C0AF938"/>
+    <w:lvl w:ilvl="0">
+      <w:start w:val="1"/>
+      <w:numFmt w:val="bullet"/>
+      <w:lvlText w:val=""/>
+      <w:lvlJc w:val="left"/>
+      <w:pPr>
+        <w:tabs>
+          <w:tab w:val="num" w:pos="720"/>
+        </w:tabs>
+        <w:ind w:left="720" w:hanging="360"/>
+      </w:pPr>
+      <w:rPr>
+        <w:rFonts w:ascii="Symbol" w:hAnsi="Symbol" w:hint="default"/>
+        <w:sz w:val="20"/>
+      </w:rPr>
+    </w:lvl>
+    <w:lvl w:ilvl="1" w:tentative="1">
+      <w:start w:val="1"/>
+      <w:numFmt w:val="bullet"/>
+      <w:lvlText w:val="o"/>
+      <w:lvlJc w:val="left"/>
+      <w:pPr>
+        <w:tabs>
+          <w:tab w:val="num" w:pos="1440"/>
+        </w:tabs>
+        <w:ind w:left="1440" w:hanging="360"/>
+      </w:pPr>
+      <w:rPr>
+        <w:rFonts w:ascii="Courier New" w:hAnsi="Courier New" w:hint="default"/>
+        <w:sz w:val="20"/>
+      </w:rPr>
+    </w:lvl>
+    <w:lvl w:ilvl="2" w:tentative="1">
+      <w:start w:val="1"/>
+      <w:numFmt w:val="bullet"/>
+      <w:lvlText w:val=""/>
+      <w:lvlJc w:val="left"/>
+      <w:pPr>
+        <w:tabs>
+          <w:tab w:val="num" w:pos="2160"/>
+        </w:tabs>
+        <w:ind w:left="2160" w:hanging="360"/>
+      </w:pPr>
+      <w:rPr>
+        <w:rFonts w:ascii="Wingdings" w:hAnsi="Wingdings" w:hint="default"/>
+        <w:sz w:val="20"/>
+      </w:rPr>
+    </w:lvl>
+    <w:lvl w:ilvl="3" w:tentative="1">
+      <w:start w:val="1"/>
+      <w:numFmt w:val="bullet"/>
+      <w:lvlText w:val=""/>
+      <w:lvlJc w:val="left"/>
+      <w:pPr>
+        <w:tabs>
+          <w:tab w:val="num" w:pos="2880"/>
+        </w:tabs>
+        <w:ind w:left="2880" w:hanging="360"/>
+      </w:pPr>
+      <w:rPr>
+        <w:rFonts w:ascii="Wingdings" w:hAnsi="Wingdings" w:hint="default"/>
+        <w:sz w:val="20"/>
+      </w:rPr>
+    </w:lvl>
+    <w:lvl w:ilvl="4" w:tentative="1">
+      <w:start w:val="1"/>
+      <w:numFmt w:val="bullet"/>
+      <w:lvlText w:val=""/>
+      <w:lvlJc w:val="left"/>
+      <w:pPr>
+        <w:tabs>
+          <w:tab w:val="num" w:pos="3600"/>
+        </w:tabs>
+        <w:ind w:left="3600" w:hanging="360"/>
+      </w:pPr>
+      <w:rPr>
+        <w:rFonts w:ascii="Wingdings" w:hAnsi="Wingdings" w:hint="default"/>
+        <w:sz w:val="20"/>
+      </w:rPr>
+    </w:lvl>
+    <w:lvl w:ilvl="5" w:tentative="1">
+      <w:start w:val="1"/>
+      <w:numFmt w:val="bullet"/>
+      <w:lvlText w:val=""/>
+      <w:lvlJc w:val="left"/>
+      <w:pPr>
+        <w:tabs>
+          <w:tab w:val="num" w:pos="4320"/>
+        </w:tabs>
+        <w:ind w:left="4320" w:hanging="360"/>
+      </w:pPr>
+      <w:rPr>
+        <w:rFonts w:ascii="Wingdings" w:hAnsi="Wingdings" w:hint="default"/>
+        <w:sz w:val="20"/>
+      </w:rPr>
+    </w:lvl>
+    <w:lvl w:ilvl="6" w:tentative="1">
+      <w:start w:val="1"/>
+      <w:numFmt w:val="bullet"/>
+      <w:lvlText w:val=""/>
+      <w:lvlJc w:val="left"/>
+      <w:pPr>
+        <w:tabs>
+          <w:tab w:val="num" w:pos="5040"/>
+        </w:tabs>
+        <w:ind w:left="5040" w:hanging="360"/>
+      </w:pPr>
+      <w:rPr>
+        <w:rFonts w:ascii="Wingdings" w:hAnsi="Wingdings" w:hint="default"/>
+        <w:sz w:val="20"/>
+      </w:rPr>
+    </w:lvl>
+    <w:lvl w:ilvl="7" w:tentative="1">
+      <w:start w:val="1"/>
+      <w:numFmt w:val="bullet"/>
+      <w:lvlText w:val=""/>
+      <w:lvlJc w:val="left"/>
+      <w:pPr>
+        <w:tabs>
+          <w:tab w:val="num" w:pos="5760"/>
+        </w:tabs>
+        <w:ind w:left="5760" w:hanging="360"/>
+      </w:pPr>
+      <w:rPr>
+        <w:rFonts w:ascii="Wingdings" w:hAnsi="Wingdings" w:hint="default"/>
+        <w:sz w:val="20"/>
+      </w:rPr>
+    </w:lvl>
+    <w:lvl w:ilvl="8" w:tentative="1">
+      <w:start w:val="1"/>
+      <w:numFmt w:val="bullet"/>
+      <w:lvlText w:val=""/>
+      <w:lvlJc w:val="left"/>
+      <w:pPr>
+        <w:tabs>
+          <w:tab w:val="num" w:pos="6480"/>
+        </w:tabs>
+        <w:ind w:left="6480" w:hanging="360"/>
+      </w:pPr>
+      <w:rPr>
+        <w:rFonts w:ascii="Wingdings" w:hAnsi="Wingdings" w:hint="default"/>
+        <w:sz w:val="20"/>
+      </w:rPr>
+    </w:lvl>
+  </w:abstractNum>
+  <w:abstractNum w:abstractNumId="6" w15:restartNumberingAfterBreak="0">
     <w:nsid w:val="09FF317A"/>
     <w:multiLevelType w:val="multilevel"/>
     <w:tmpl w:val="C6568048"/>
@@ -29842,7 +31672,7 @@
       </w:rPr>
     </w:lvl>
   </w:abstractNum>
-  <w:abstractNum w:abstractNumId="6" w15:restartNumberingAfterBreak="0">
+  <w:abstractNum w:abstractNumId="7" w15:restartNumberingAfterBreak="0">
     <w:nsid w:val="0D134B12"/>
     <w:multiLevelType w:val="multilevel"/>
     <w:tmpl w:val="6E88D214"/>
@@ -29991,7 +31821,7 @@
       </w:rPr>
     </w:lvl>
   </w:abstractNum>
-  <w:abstractNum w:abstractNumId="7" w15:restartNumberingAfterBreak="0">
+  <w:abstractNum w:abstractNumId="8" w15:restartNumberingAfterBreak="0">
     <w:nsid w:val="0D9127E7"/>
     <w:multiLevelType w:val="multilevel"/>
     <w:tmpl w:val="E9167026"/>
@@ -30140,7 +31970,7 @@
       </w:rPr>
     </w:lvl>
   </w:abstractNum>
-  <w:abstractNum w:abstractNumId="8" w15:restartNumberingAfterBreak="0">
+  <w:abstractNum w:abstractNumId="9" w15:restartNumberingAfterBreak="0">
     <w:nsid w:val="10CE56F0"/>
     <w:multiLevelType w:val="multilevel"/>
     <w:tmpl w:val="145AFCFE"/>
@@ -30289,7 +32119,7 @@
       </w:rPr>
     </w:lvl>
   </w:abstractNum>
-  <w:abstractNum w:abstractNumId="9" w15:restartNumberingAfterBreak="0">
+  <w:abstractNum w:abstractNumId="10" w15:restartNumberingAfterBreak="0">
     <w:nsid w:val="19906096"/>
     <w:multiLevelType w:val="multilevel"/>
     <w:tmpl w:val="55B0A8CC"/>
@@ -30402,7 +32232,7 @@
       </w:pPr>
     </w:lvl>
   </w:abstractNum>
-  <w:abstractNum w:abstractNumId="10" w15:restartNumberingAfterBreak="0">
+  <w:abstractNum w:abstractNumId="11" w15:restartNumberingAfterBreak="0">
     <w:nsid w:val="1B6A70E8"/>
     <w:multiLevelType w:val="hybridMultilevel"/>
     <w:tmpl w:val="643A82F8"/>
@@ -30515,7 +32345,7 @@
       </w:rPr>
     </w:lvl>
   </w:abstractNum>
-  <w:abstractNum w:abstractNumId="11" w15:restartNumberingAfterBreak="0">
+  <w:abstractNum w:abstractNumId="12" w15:restartNumberingAfterBreak="0">
     <w:nsid w:val="1C1E745C"/>
     <w:multiLevelType w:val="multilevel"/>
     <w:tmpl w:val="9CF4D58A"/>
@@ -30664,7 +32494,7 @@
       </w:rPr>
     </w:lvl>
   </w:abstractNum>
-  <w:abstractNum w:abstractNumId="12" w15:restartNumberingAfterBreak="0">
+  <w:abstractNum w:abstractNumId="13" w15:restartNumberingAfterBreak="0">
     <w:nsid w:val="1D1B3A16"/>
     <w:multiLevelType w:val="multilevel"/>
     <w:tmpl w:val="24BEF840"/>
@@ -30813,7 +32643,7 @@
       </w:rPr>
     </w:lvl>
   </w:abstractNum>
-  <w:abstractNum w:abstractNumId="13" w15:restartNumberingAfterBreak="0">
+  <w:abstractNum w:abstractNumId="14" w15:restartNumberingAfterBreak="0">
     <w:nsid w:val="1D42303A"/>
     <w:multiLevelType w:val="multilevel"/>
     <w:tmpl w:val="DFFEC122"/>
@@ -30962,7 +32792,7 @@
       </w:rPr>
     </w:lvl>
   </w:abstractNum>
-  <w:abstractNum w:abstractNumId="14" w15:restartNumberingAfterBreak="0">
+  <w:abstractNum w:abstractNumId="15" w15:restartNumberingAfterBreak="0">
     <w:nsid w:val="22F55BE6"/>
     <w:multiLevelType w:val="multilevel"/>
     <w:tmpl w:val="6784AC6E"/>
@@ -31051,7 +32881,7 @@
       </w:pPr>
     </w:lvl>
   </w:abstractNum>
-  <w:abstractNum w:abstractNumId="15" w15:restartNumberingAfterBreak="0">
+  <w:abstractNum w:abstractNumId="16" w15:restartNumberingAfterBreak="0">
     <w:nsid w:val="2309522E"/>
     <w:multiLevelType w:val="multilevel"/>
     <w:tmpl w:val="D43EF448"/>
@@ -31200,7 +33030,7 @@
       </w:rPr>
     </w:lvl>
   </w:abstractNum>
-  <w:abstractNum w:abstractNumId="16" w15:restartNumberingAfterBreak="0">
+  <w:abstractNum w:abstractNumId="17" w15:restartNumberingAfterBreak="0">
     <w:nsid w:val="28F50B7A"/>
     <w:multiLevelType w:val="multilevel"/>
     <w:tmpl w:val="0FE29ABE"/>
@@ -31349,7 +33179,120 @@
       </w:rPr>
     </w:lvl>
   </w:abstractNum>
-  <w:abstractNum w:abstractNumId="17" w15:restartNumberingAfterBreak="0">
+  <w:abstractNum w:abstractNumId="18" w15:restartNumberingAfterBreak="0">
+    <w:nsid w:val="2D2A6D6C"/>
+    <w:multiLevelType w:val="multilevel"/>
+    <w:tmpl w:val="42A28FAC"/>
+    <w:lvl w:ilvl="0">
+      <w:start w:val="1"/>
+      <w:numFmt w:val="decimal"/>
+      <w:lvlText w:val="%1"/>
+      <w:lvlJc w:val="left"/>
+      <w:pPr>
+        <w:ind w:left="600" w:hanging="600"/>
+      </w:pPr>
+      <w:rPr>
+        <w:rFonts w:hint="default"/>
+      </w:rPr>
+    </w:lvl>
+    <w:lvl w:ilvl="1">
+      <w:start w:val="1"/>
+      <w:numFmt w:val="decimal"/>
+      <w:lvlText w:val="%1.%2"/>
+      <w:lvlJc w:val="left"/>
+      <w:pPr>
+        <w:ind w:left="720" w:hanging="720"/>
+      </w:pPr>
+      <w:rPr>
+        <w:rFonts w:hint="default"/>
+      </w:rPr>
+    </w:lvl>
+    <w:lvl w:ilvl="2">
+      <w:start w:val="1"/>
+      <w:numFmt w:val="decimal"/>
+      <w:lvlText w:val="%1.%2.%3"/>
+      <w:lvlJc w:val="left"/>
+      <w:pPr>
+        <w:ind w:left="720" w:hanging="720"/>
+      </w:pPr>
+      <w:rPr>
+        <w:rFonts w:hint="default"/>
+      </w:rPr>
+    </w:lvl>
+    <w:lvl w:ilvl="3">
+      <w:start w:val="1"/>
+      <w:numFmt w:val="decimal"/>
+      <w:lvlText w:val="%1.%2.%3.%4"/>
+      <w:lvlJc w:val="left"/>
+      <w:pPr>
+        <w:ind w:left="1080" w:hanging="1080"/>
+      </w:pPr>
+      <w:rPr>
+        <w:rFonts w:hint="default"/>
+      </w:rPr>
+    </w:lvl>
+    <w:lvl w:ilvl="4">
+      <w:start w:val="1"/>
+      <w:numFmt w:val="decimal"/>
+      <w:lvlText w:val="%1.%2.%3.%4.%5"/>
+      <w:lvlJc w:val="left"/>
+      <w:pPr>
+        <w:ind w:left="1440" w:hanging="1440"/>
+      </w:pPr>
+      <w:rPr>
+        <w:rFonts w:hint="default"/>
+      </w:rPr>
+    </w:lvl>
+    <w:lvl w:ilvl="5">
+      <w:start w:val="1"/>
+      <w:numFmt w:val="decimal"/>
+      <w:lvlText w:val="%1.%2.%3.%4.%5.%6"/>
+      <w:lvlJc w:val="left"/>
+      <w:pPr>
+        <w:ind w:left="1440" w:hanging="1440"/>
+      </w:pPr>
+      <w:rPr>
+        <w:rFonts w:hint="default"/>
+      </w:rPr>
+    </w:lvl>
+    <w:lvl w:ilvl="6">
+      <w:start w:val="1"/>
+      <w:numFmt w:val="decimal"/>
+      <w:lvlText w:val="%1.%2.%3.%4.%5.%6.%7"/>
+      <w:lvlJc w:val="left"/>
+      <w:pPr>
+        <w:ind w:left="1800" w:hanging="1800"/>
+      </w:pPr>
+      <w:rPr>
+        <w:rFonts w:hint="default"/>
+      </w:rPr>
+    </w:lvl>
+    <w:lvl w:ilvl="7">
+      <w:start w:val="1"/>
+      <w:numFmt w:val="decimal"/>
+      <w:lvlText w:val="%1.%2.%3.%4.%5.%6.%7.%8"/>
+      <w:lvlJc w:val="left"/>
+      <w:pPr>
+        <w:ind w:left="2160" w:hanging="2160"/>
+      </w:pPr>
+      <w:rPr>
+        <w:rFonts w:hint="default"/>
+      </w:rPr>
+    </w:lvl>
+    <w:lvl w:ilvl="8">
+      <w:start w:val="1"/>
+      <w:numFmt w:val="decimal"/>
+      <w:lvlText w:val="%1.%2.%3.%4.%5.%6.%7.%8.%9"/>
+      <w:lvlJc w:val="left"/>
+      <w:pPr>
+        <w:ind w:left="2160" w:hanging="2160"/>
+      </w:pPr>
+      <w:rPr>
+        <w:rFonts w:hint="default"/>
+      </w:rPr>
+    </w:lvl>
+  </w:abstractNum>
+  <w:abstractNum w:abstractNumId="19" w15:restartNumberingAfterBreak="0">
     <w:nsid w:val="2FEC288F"/>
     <w:multiLevelType w:val="hybridMultilevel"/>
     <w:tmpl w:val="836C6E60"/>
@@ -31462,7 +33405,7 @@
       </w:rPr>
     </w:lvl>
   </w:abstractNum>
-  <w:abstractNum w:abstractNumId="18" w15:restartNumberingAfterBreak="0">
+  <w:abstractNum w:abstractNumId="20" w15:restartNumberingAfterBreak="0">
     <w:nsid w:val="323E40CD"/>
     <w:multiLevelType w:val="multilevel"/>
     <w:tmpl w:val="7388A0CC"/>
@@ -31611,7 +33554,7 @@
       </w:rPr>
     </w:lvl>
   </w:abstractNum>
-  <w:abstractNum w:abstractNumId="19" w15:restartNumberingAfterBreak="0">
+  <w:abstractNum w:abstractNumId="21" w15:restartNumberingAfterBreak="0">
     <w:nsid w:val="35553FBF"/>
     <w:multiLevelType w:val="multilevel"/>
     <w:tmpl w:val="75BAE904"/>
@@ -31760,7 +33703,7 @@
       </w:rPr>
     </w:lvl>
   </w:abstractNum>
-  <w:abstractNum w:abstractNumId="20" w15:restartNumberingAfterBreak="0">
+  <w:abstractNum w:abstractNumId="22" w15:restartNumberingAfterBreak="0">
     <w:nsid w:val="35C92003"/>
     <w:multiLevelType w:val="hybridMultilevel"/>
     <w:tmpl w:val="7BB2E112"/>
@@ -31875,7 +33818,7 @@
       </w:rPr>
     </w:lvl>
   </w:abstractNum>
-  <w:abstractNum w:abstractNumId="21" w15:restartNumberingAfterBreak="0">
+  <w:abstractNum w:abstractNumId="23" w15:restartNumberingAfterBreak="0">
     <w:nsid w:val="37DC3C22"/>
     <w:multiLevelType w:val="multilevel"/>
     <w:tmpl w:val="2D905AFA"/>
@@ -32024,7 +33967,7 @@
       </w:rPr>
     </w:lvl>
   </w:abstractNum>
-  <w:abstractNum w:abstractNumId="22" w15:restartNumberingAfterBreak="0">
+  <w:abstractNum w:abstractNumId="24" w15:restartNumberingAfterBreak="0">
     <w:nsid w:val="3ABC6CE7"/>
     <w:multiLevelType w:val="multilevel"/>
     <w:tmpl w:val="46C0C552"/>
@@ -32173,7 +34116,7 @@
       </w:rPr>
     </w:lvl>
   </w:abstractNum>
-  <w:abstractNum w:abstractNumId="23" w15:restartNumberingAfterBreak="0">
+  <w:abstractNum w:abstractNumId="25" w15:restartNumberingAfterBreak="0">
     <w:nsid w:val="3B0C77F7"/>
     <w:multiLevelType w:val="multilevel"/>
     <w:tmpl w:val="0C14AA0E"/>
@@ -32322,7 +34265,7 @@
       </w:rPr>
     </w:lvl>
   </w:abstractNum>
-  <w:abstractNum w:abstractNumId="24" w15:restartNumberingAfterBreak="0">
+  <w:abstractNum w:abstractNumId="26" w15:restartNumberingAfterBreak="0">
     <w:nsid w:val="3DE406D1"/>
     <w:multiLevelType w:val="multilevel"/>
     <w:tmpl w:val="4D6239B8"/>
@@ -32471,7 +34414,7 @@
       </w:rPr>
     </w:lvl>
   </w:abstractNum>
-  <w:abstractNum w:abstractNumId="25" w15:restartNumberingAfterBreak="0">
+  <w:abstractNum w:abstractNumId="27" w15:restartNumberingAfterBreak="0">
     <w:nsid w:val="4007041E"/>
     <w:multiLevelType w:val="multilevel"/>
     <w:tmpl w:val="5A6EC30E"/>
@@ -32620,7 +34563,7 @@
       </w:rPr>
     </w:lvl>
   </w:abstractNum>
-  <w:abstractNum w:abstractNumId="26" w15:restartNumberingAfterBreak="0">
+  <w:abstractNum w:abstractNumId="28" w15:restartNumberingAfterBreak="0">
     <w:nsid w:val="476D6873"/>
     <w:multiLevelType w:val="multilevel"/>
     <w:tmpl w:val="AED6DDD8"/>
@@ -32769,7 +34712,156 @@
       </w:rPr>
     </w:lvl>
   </w:abstractNum>
-  <w:abstractNum w:abstractNumId="27" w15:restartNumberingAfterBreak="0">
+  <w:abstractNum w:abstractNumId="29" w15:restartNumberingAfterBreak="0">
+    <w:nsid w:val="490E5EB0"/>
+    <w:multiLevelType w:val="multilevel"/>
+    <w:tmpl w:val="A59E516C"/>
+    <w:lvl w:ilvl="0">
+      <w:start w:val="1"/>
+      <w:numFmt w:val="bullet"/>
+      <w:lvlText w:val=""/>
+      <w:lvlJc w:val="left"/>
+      <w:pPr>
+        <w:tabs>
+          <w:tab w:val="num" w:pos="720"/>
+        </w:tabs>
+        <w:ind w:left="720" w:hanging="360"/>
+      </w:pPr>
+      <w:rPr>
+        <w:rFonts w:ascii="Symbol" w:hAnsi="Symbol" w:hint="default"/>
+        <w:sz w:val="20"/>
+      </w:rPr>
+    </w:lvl>
+    <w:lvl w:ilvl="1" w:tentative="1">
+      <w:start w:val="1"/>
+      <w:numFmt w:val="bullet"/>
+      <w:lvlText w:val="o"/>
+      <w:lvlJc w:val="left"/>
+      <w:pPr>
+        <w:tabs>
+          <w:tab w:val="num" w:pos="1440"/>
+        </w:tabs>
+        <w:ind w:left="1440" w:hanging="360"/>
+      </w:pPr>
+      <w:rPr>
+        <w:rFonts w:ascii="Courier New" w:hAnsi="Courier New" w:hint="default"/>
+        <w:sz w:val="20"/>
+      </w:rPr>
+    </w:lvl>
+    <w:lvl w:ilvl="2" w:tentative="1">
+      <w:start w:val="1"/>
+      <w:numFmt w:val="bullet"/>
+      <w:lvlText w:val=""/>
+      <w:lvlJc w:val="left"/>
+      <w:pPr>
+        <w:tabs>
+          <w:tab w:val="num" w:pos="2160"/>
+        </w:tabs>
+        <w:ind w:left="2160" w:hanging="360"/>
+      </w:pPr>
+      <w:rPr>
+        <w:rFonts w:ascii="Wingdings" w:hAnsi="Wingdings" w:hint="default"/>
+        <w:sz w:val="20"/>
+      </w:rPr>
+    </w:lvl>
+    <w:lvl w:ilvl="3" w:tentative="1">
+      <w:start w:val="1"/>
+      <w:numFmt w:val="bullet"/>
+      <w:lvlText w:val=""/>
+      <w:lvlJc w:val="left"/>
+      <w:pPr>
+        <w:tabs>
+          <w:tab w:val="num" w:pos="2880"/>
+        </w:tabs>
+        <w:ind w:left="2880" w:hanging="360"/>
+      </w:pPr>
+      <w:rPr>
+        <w:rFonts w:ascii="Wingdings" w:hAnsi="Wingdings" w:hint="default"/>
+        <w:sz w:val="20"/>
+      </w:rPr>
+    </w:lvl>
+    <w:lvl w:ilvl="4" w:tentative="1">
+      <w:start w:val="1"/>
+      <w:numFmt w:val="bullet"/>
+      <w:lvlText w:val=""/>
+      <w:lvlJc w:val="left"/>
+      <w:pPr>
+        <w:tabs>
+          <w:tab w:val="num" w:pos="3600"/>
+        </w:tabs>
+        <w:ind w:left="3600" w:hanging="360"/>
+      </w:pPr>
+      <w:rPr>
+        <w:rFonts w:ascii="Wingdings" w:hAnsi="Wingdings" w:hint="default"/>
+        <w:sz w:val="20"/>
+      </w:rPr>
+    </w:lvl>
+    <w:lvl w:ilvl="5" w:tentative="1">
+      <w:start w:val="1"/>
+      <w:numFmt w:val="bullet"/>
+      <w:lvlText w:val=""/>
+      <w:lvlJc w:val="left"/>
+      <w:pPr>
+        <w:tabs>
+          <w:tab w:val="num" w:pos="4320"/>
+        </w:tabs>
+        <w:ind w:left="4320" w:hanging="360"/>
+      </w:pPr>
+      <w:rPr>
+        <w:rFonts w:ascii="Wingdings" w:hAnsi="Wingdings" w:hint="default"/>
+        <w:sz w:val="20"/>
+      </w:rPr>
+    </w:lvl>
+    <w:lvl w:ilvl="6" w:tentative="1">
+      <w:start w:val="1"/>
+      <w:numFmt w:val="bullet"/>
+      <w:lvlText w:val=""/>
+      <w:lvlJc w:val="left"/>
+      <w:pPr>
+        <w:tabs>
+          <w:tab w:val="num" w:pos="5040"/>
+        </w:tabs>
+        <w:ind w:left="5040" w:hanging="360"/>
+      </w:pPr>
+      <w:rPr>
+        <w:rFonts w:ascii="Wingdings" w:hAnsi="Wingdings" w:hint="default"/>
+        <w:sz w:val="20"/>
+      </w:rPr>
+    </w:lvl>
+    <w:lvl w:ilvl="7" w:tentative="1">
+      <w:start w:val="1"/>
+      <w:numFmt w:val="bullet"/>
+      <w:lvlText w:val=""/>
+      <w:lvlJc w:val="left"/>
+      <w:pPr>
+        <w:tabs>
+          <w:tab w:val="num" w:pos="5760"/>
+        </w:tabs>
+        <w:ind w:left="5760" w:hanging="360"/>
+      </w:pPr>
+      <w:rPr>
+        <w:rFonts w:ascii="Wingdings" w:hAnsi="Wingdings" w:hint="default"/>
+        <w:sz w:val="20"/>
+      </w:rPr>
+    </w:lvl>
+    <w:lvl w:ilvl="8" w:tentative="1">
+      <w:start w:val="1"/>
+      <w:numFmt w:val="bullet"/>
+      <w:lvlText w:val=""/>
+      <w:lvlJc w:val="left"/>
+      <w:pPr>
+        <w:tabs>
+          <w:tab w:val="num" w:pos="6480"/>
+        </w:tabs>
+        <w:ind w:left="6480" w:hanging="360"/>
+      </w:pPr>
+      <w:rPr>
+        <w:rFonts w:ascii="Wingdings" w:hAnsi="Wingdings" w:hint="default"/>
+        <w:sz w:val="20"/>
+      </w:rPr>
+    </w:lvl>
+  </w:abstractNum>
+  <w:abstractNum w:abstractNumId="30" w15:restartNumberingAfterBreak="0">
     <w:nsid w:val="4A572409"/>
     <w:multiLevelType w:val="multilevel"/>
     <w:tmpl w:val="511E6B00"/>
@@ -32918,7 +35010,7 @@
       </w:rPr>
     </w:lvl>
   </w:abstractNum>
-  <w:abstractNum w:abstractNumId="28" w15:restartNumberingAfterBreak="0">
+  <w:abstractNum w:abstractNumId="31" w15:restartNumberingAfterBreak="0">
     <w:nsid w:val="4CB02F5B"/>
     <w:multiLevelType w:val="hybridMultilevel"/>
     <w:tmpl w:val="E266FD8C"/>
@@ -33007,7 +35099,7 @@
       </w:pPr>
     </w:lvl>
   </w:abstractNum>
-  <w:abstractNum w:abstractNumId="29" w15:restartNumberingAfterBreak="0">
+  <w:abstractNum w:abstractNumId="32" w15:restartNumberingAfterBreak="0">
     <w:nsid w:val="4CF93F99"/>
     <w:multiLevelType w:val="multilevel"/>
     <w:tmpl w:val="36642920"/>
@@ -33120,7 +35212,7 @@
       </w:pPr>
     </w:lvl>
   </w:abstractNum>
-  <w:abstractNum w:abstractNumId="30" w15:restartNumberingAfterBreak="0">
+  <w:abstractNum w:abstractNumId="33" w15:restartNumberingAfterBreak="0">
     <w:nsid w:val="4E79420F"/>
     <w:multiLevelType w:val="multilevel"/>
     <w:tmpl w:val="F50446A2"/>
@@ -33269,7 +35361,7 @@
       </w:rPr>
     </w:lvl>
   </w:abstractNum>
-  <w:abstractNum w:abstractNumId="31" w15:restartNumberingAfterBreak="0">
+  <w:abstractNum w:abstractNumId="34" w15:restartNumberingAfterBreak="0">
     <w:nsid w:val="4EE43571"/>
     <w:multiLevelType w:val="multilevel"/>
     <w:tmpl w:val="E0361044"/>
@@ -33418,7 +35510,7 @@
       </w:rPr>
     </w:lvl>
   </w:abstractNum>
-  <w:abstractNum w:abstractNumId="32" w15:restartNumberingAfterBreak="0">
+  <w:abstractNum w:abstractNumId="35" w15:restartNumberingAfterBreak="0">
     <w:nsid w:val="4F221E19"/>
     <w:multiLevelType w:val="multilevel"/>
     <w:tmpl w:val="B82CFBB4"/>
@@ -33505,7 +35597,7 @@
       </w:pPr>
     </w:lvl>
   </w:abstractNum>
-  <w:abstractNum w:abstractNumId="33" w15:restartNumberingAfterBreak="0">
+  <w:abstractNum w:abstractNumId="36" w15:restartNumberingAfterBreak="0">
     <w:nsid w:val="4F623475"/>
     <w:multiLevelType w:val="multilevel"/>
     <w:tmpl w:val="3990D162"/>
@@ -33654,7 +35746,7 @@
       </w:rPr>
     </w:lvl>
   </w:abstractNum>
-  <w:abstractNum w:abstractNumId="34" w15:restartNumberingAfterBreak="0">
+  <w:abstractNum w:abstractNumId="37" w15:restartNumberingAfterBreak="0">
     <w:nsid w:val="501164B4"/>
     <w:multiLevelType w:val="multilevel"/>
     <w:tmpl w:val="2ADA4404"/>
@@ -33803,7 +35895,7 @@
       </w:rPr>
     </w:lvl>
   </w:abstractNum>
-  <w:abstractNum w:abstractNumId="35" w15:restartNumberingAfterBreak="0">
+  <w:abstractNum w:abstractNumId="38" w15:restartNumberingAfterBreak="0">
     <w:nsid w:val="52EE44C5"/>
     <w:multiLevelType w:val="multilevel"/>
     <w:tmpl w:val="18BE849A"/>
@@ -33952,7 +36044,7 @@
       </w:rPr>
     </w:lvl>
   </w:abstractNum>
-  <w:abstractNum w:abstractNumId="36" w15:restartNumberingAfterBreak="0">
+  <w:abstractNum w:abstractNumId="39" w15:restartNumberingAfterBreak="0">
     <w:nsid w:val="540C2A53"/>
     <w:multiLevelType w:val="multilevel"/>
     <w:tmpl w:val="D62AA9D6"/>
@@ -34101,7 +36193,7 @@
       </w:rPr>
     </w:lvl>
   </w:abstractNum>
-  <w:abstractNum w:abstractNumId="37" w15:restartNumberingAfterBreak="0">
+  <w:abstractNum w:abstractNumId="40" w15:restartNumberingAfterBreak="0">
     <w:nsid w:val="5595053D"/>
     <w:multiLevelType w:val="multilevel"/>
     <w:tmpl w:val="6DC23C00"/>
@@ -34250,7 +36342,7 @@
       </w:rPr>
     </w:lvl>
   </w:abstractNum>
-  <w:abstractNum w:abstractNumId="38" w15:restartNumberingAfterBreak="0">
+  <w:abstractNum w:abstractNumId="41" w15:restartNumberingAfterBreak="0">
     <w:nsid w:val="568E5745"/>
     <w:multiLevelType w:val="hybridMultilevel"/>
     <w:tmpl w:val="69AEA242"/>
@@ -34363,7 +36455,7 @@
       </w:rPr>
     </w:lvl>
   </w:abstractNum>
-  <w:abstractNum w:abstractNumId="39" w15:restartNumberingAfterBreak="0">
+  <w:abstractNum w:abstractNumId="42" w15:restartNumberingAfterBreak="0">
     <w:nsid w:val="57C55A49"/>
     <w:multiLevelType w:val="multilevel"/>
     <w:tmpl w:val="B170BD1A"/>
@@ -34512,7 +36604,7 @@
       </w:rPr>
     </w:lvl>
   </w:abstractNum>
-  <w:abstractNum w:abstractNumId="40" w15:restartNumberingAfterBreak="0">
+  <w:abstractNum w:abstractNumId="43" w15:restartNumberingAfterBreak="0">
     <w:nsid w:val="5CCD5E6C"/>
     <w:multiLevelType w:val="multilevel"/>
     <w:tmpl w:val="284A183A"/>
@@ -34661,7 +36753,7 @@
       </w:rPr>
     </w:lvl>
   </w:abstractNum>
-  <w:abstractNum w:abstractNumId="41" w15:restartNumberingAfterBreak="0">
+  <w:abstractNum w:abstractNumId="44" w15:restartNumberingAfterBreak="0">
     <w:nsid w:val="5E813BED"/>
     <w:multiLevelType w:val="multilevel"/>
     <w:tmpl w:val="407C45B4"/>
@@ -34810,7 +36902,7 @@
       </w:rPr>
     </w:lvl>
   </w:abstractNum>
-  <w:abstractNum w:abstractNumId="42" w15:restartNumberingAfterBreak="0">
+  <w:abstractNum w:abstractNumId="45" w15:restartNumberingAfterBreak="0">
     <w:nsid w:val="60CA6853"/>
     <w:multiLevelType w:val="multilevel"/>
     <w:tmpl w:val="E5464E56"/>
@@ -34959,7 +37051,7 @@
       </w:rPr>
     </w:lvl>
   </w:abstractNum>
-  <w:abstractNum w:abstractNumId="43" w15:restartNumberingAfterBreak="0">
+  <w:abstractNum w:abstractNumId="46" w15:restartNumberingAfterBreak="0">
     <w:nsid w:val="61D15A11"/>
     <w:multiLevelType w:val="multilevel"/>
     <w:tmpl w:val="196E05D0"/>
@@ -35108,7 +37200,7 @@
       </w:rPr>
     </w:lvl>
   </w:abstractNum>
-  <w:abstractNum w:abstractNumId="44" w15:restartNumberingAfterBreak="0">
+  <w:abstractNum w:abstractNumId="47" w15:restartNumberingAfterBreak="0">
     <w:nsid w:val="62261559"/>
     <w:multiLevelType w:val="hybridMultilevel"/>
     <w:tmpl w:val="D9F2C60E"/>
@@ -35197,7 +37289,7 @@
       </w:pPr>
     </w:lvl>
   </w:abstractNum>
-  <w:abstractNum w:abstractNumId="45" w15:restartNumberingAfterBreak="0">
+  <w:abstractNum w:abstractNumId="48" w15:restartNumberingAfterBreak="0">
     <w:nsid w:val="62D1468F"/>
     <w:multiLevelType w:val="multilevel"/>
     <w:tmpl w:val="3168CE40"/>
@@ -35346,7 +37438,7 @@
       </w:rPr>
     </w:lvl>
   </w:abstractNum>
-  <w:abstractNum w:abstractNumId="46" w15:restartNumberingAfterBreak="0">
+  <w:abstractNum w:abstractNumId="49" w15:restartNumberingAfterBreak="0">
     <w:nsid w:val="671C5D28"/>
     <w:multiLevelType w:val="multilevel"/>
     <w:tmpl w:val="27040DCE"/>
@@ -35495,7 +37587,7 @@
       </w:rPr>
     </w:lvl>
   </w:abstractNum>
-  <w:abstractNum w:abstractNumId="47" w15:restartNumberingAfterBreak="0">
+  <w:abstractNum w:abstractNumId="50" w15:restartNumberingAfterBreak="0">
     <w:nsid w:val="6AA62596"/>
     <w:multiLevelType w:val="multilevel"/>
     <w:tmpl w:val="56F45EE8"/>
@@ -35644,7 +37736,7 @@
       </w:rPr>
     </w:lvl>
   </w:abstractNum>
-  <w:abstractNum w:abstractNumId="48" w15:restartNumberingAfterBreak="0">
+  <w:abstractNum w:abstractNumId="51" w15:restartNumberingAfterBreak="0">
     <w:nsid w:val="6AA76599"/>
     <w:multiLevelType w:val="multilevel"/>
     <w:tmpl w:val="FA2053B0"/>
@@ -35793,7 +37885,7 @@
       </w:rPr>
     </w:lvl>
   </w:abstractNum>
-  <w:abstractNum w:abstractNumId="49" w15:restartNumberingAfterBreak="0">
+  <w:abstractNum w:abstractNumId="52" w15:restartNumberingAfterBreak="0">
     <w:nsid w:val="6E5513C4"/>
     <w:multiLevelType w:val="multilevel"/>
     <w:tmpl w:val="D8A832FE"/>
@@ -35942,7 +38034,7 @@
       </w:rPr>
     </w:lvl>
   </w:abstractNum>
-  <w:abstractNum w:abstractNumId="50" w15:restartNumberingAfterBreak="0">
+  <w:abstractNum w:abstractNumId="53" w15:restartNumberingAfterBreak="0">
     <w:nsid w:val="7019437D"/>
     <w:multiLevelType w:val="multilevel"/>
     <w:tmpl w:val="C5D4C900"/>
@@ -36058,7 +38150,7 @@
       </w:rPr>
     </w:lvl>
   </w:abstractNum>
-  <w:abstractNum w:abstractNumId="51" w15:restartNumberingAfterBreak="0">
+  <w:abstractNum w:abstractNumId="54" w15:restartNumberingAfterBreak="0">
     <w:nsid w:val="70DC7F70"/>
     <w:multiLevelType w:val="multilevel"/>
     <w:tmpl w:val="971A66A0"/>
@@ -36207,7 +38299,7 @@
       </w:rPr>
     </w:lvl>
   </w:abstractNum>
-  <w:abstractNum w:abstractNumId="52" w15:restartNumberingAfterBreak="0">
+  <w:abstractNum w:abstractNumId="55" w15:restartNumberingAfterBreak="0">
     <w:nsid w:val="71C42B10"/>
     <w:multiLevelType w:val="multilevel"/>
     <w:tmpl w:val="64A0B106"/>
@@ -36356,7 +38448,7 @@
       </w:rPr>
     </w:lvl>
   </w:abstractNum>
-  <w:abstractNum w:abstractNumId="53" w15:restartNumberingAfterBreak="0">
+  <w:abstractNum w:abstractNumId="56" w15:restartNumberingAfterBreak="0">
     <w:nsid w:val="7213047A"/>
     <w:multiLevelType w:val="multilevel"/>
     <w:tmpl w:val="F39C37BE"/>
@@ -36505,7 +38597,120 @@
       </w:rPr>
     </w:lvl>
   </w:abstractNum>
-  <w:abstractNum w:abstractNumId="54" w15:restartNumberingAfterBreak="0">
+  <w:abstractNum w:abstractNumId="57" w15:restartNumberingAfterBreak="0">
+    <w:nsid w:val="74397121"/>
+    <w:multiLevelType w:val="hybridMultilevel"/>
+    <w:tmpl w:val="EC26EC00"/>
+    <w:lvl w:ilvl="0" w:tplc="0409000D">
+      <w:start w:val="1"/>
+      <w:numFmt w:val="bullet"/>
+      <w:lvlText w:val=""/>
+      <w:lvlJc w:val="left"/>
+      <w:pPr>
+        <w:ind w:left="720" w:hanging="360"/>
+      </w:pPr>
+      <w:rPr>
+        <w:rFonts w:ascii="Wingdings" w:hAnsi="Wingdings" w:hint="default"/>
+      </w:rPr>
+    </w:lvl>
+    <w:lvl w:ilvl="1" w:tplc="04090003">
+      <w:start w:val="1"/>
+      <w:numFmt w:val="bullet"/>
+      <w:lvlText w:val="o"/>
+      <w:lvlJc w:val="left"/>
+      <w:pPr>
+        <w:ind w:left="1440" w:hanging="360"/>
+      </w:pPr>
+      <w:rPr>
+        <w:rFonts w:ascii="Courier New" w:hAnsi="Courier New" w:cs="Courier New" w:hint="default"/>
+      </w:rPr>
+    </w:lvl>
+    <w:lvl w:ilvl="2" w:tplc="04090005" w:tentative="1">
+      <w:start w:val="1"/>
+      <w:numFmt w:val="bullet"/>
+      <w:lvlText w:val=""/>
+      <w:lvlJc w:val="left"/>
+      <w:pPr>
+        <w:ind w:left="2160" w:hanging="360"/>
+      </w:pPr>
+      <w:rPr>
+        <w:rFonts w:ascii="Wingdings" w:hAnsi="Wingdings" w:hint="default"/>
+      </w:rPr>
+    </w:lvl>
+    <w:lvl w:ilvl="3" w:tplc="04090001" w:tentative="1">
+      <w:start w:val="1"/>
+      <w:numFmt w:val="bullet"/>
+      <w:lvlText w:val=""/>
+      <w:lvlJc w:val="left"/>
+      <w:pPr>
+        <w:ind w:left="2880" w:hanging="360"/>
+      </w:pPr>
+      <w:rPr>
+        <w:rFonts w:ascii="Symbol" w:hAnsi="Symbol" w:hint="default"/>
+      </w:rPr>
+    </w:lvl>
+    <w:lvl w:ilvl="4" w:tplc="04090003" w:tentative="1">
+      <w:start w:val="1"/>
+      <w:numFmt w:val="bullet"/>
+      <w:lvlText w:val="o"/>
+      <w:lvlJc w:val="left"/>
+      <w:pPr>
+        <w:ind w:left="3600" w:hanging="360"/>
+      </w:pPr>
+      <w:rPr>
+        <w:rFonts w:ascii="Courier New" w:hAnsi="Courier New" w:cs="Courier New" w:hint="default"/>
+      </w:rPr>
+    </w:lvl>
+    <w:lvl w:ilvl="5" w:tplc="04090005" w:tentative="1">
+      <w:start w:val="1"/>
+      <w:numFmt w:val="bullet"/>
+      <w:lvlText w:val=""/>
+      <w:lvlJc w:val="left"/>
+      <w:pPr>
+        <w:ind w:left="4320" w:hanging="360"/>
+      </w:pPr>
+      <w:rPr>
+        <w:rFonts w:ascii="Wingdings" w:hAnsi="Wingdings" w:hint="default"/>
+      </w:rPr>
+    </w:lvl>
+    <w:lvl w:ilvl="6" w:tplc="04090001" w:tentative="1">
+      <w:start w:val="1"/>
+      <w:numFmt w:val="bullet"/>
+      <w:lvlText w:val=""/>
+      <w:lvlJc w:val="left"/>
+      <w:pPr>
+        <w:ind w:left="5040" w:hanging="360"/>
+      </w:pPr>
+      <w:rPr>
+        <w:rFonts w:ascii="Symbol" w:hAnsi="Symbol" w:hint="default"/>
+      </w:rPr>
+    </w:lvl>
+    <w:lvl w:ilvl="7" w:tplc="04090003" w:tentative="1">
+      <w:start w:val="1"/>
+      <w:numFmt w:val="bullet"/>
+      <w:lvlText w:val="o"/>
+      <w:lvlJc w:val="left"/>
+      <w:pPr>
+        <w:ind w:left="5760" w:hanging="360"/>
+      </w:pPr>
+      <w:rPr>
+        <w:rFonts w:ascii="Courier New" w:hAnsi="Courier New" w:cs="Courier New" w:hint="default"/>
+      </w:rPr>
+    </w:lvl>
+    <w:lvl w:ilvl="8" w:tplc="04090005" w:tentative="1">
+      <w:start w:val="1"/>
+      <w:numFmt w:val="bullet"/>
+      <w:lvlText w:val=""/>
+      <w:lvlJc w:val="left"/>
+      <w:pPr>
+        <w:ind w:left="6480" w:hanging="360"/>
+      </w:pPr>
+      <w:rPr>
+        <w:rFonts w:ascii="Wingdings" w:hAnsi="Wingdings" w:hint="default"/>
+      </w:rPr>
+    </w:lvl>
+  </w:abstractNum>
+  <w:abstractNum w:abstractNumId="58" w15:restartNumberingAfterBreak="0">
     <w:nsid w:val="76D467E7"/>
     <w:multiLevelType w:val="multilevel"/>
     <w:tmpl w:val="9DDEF85E"/>
@@ -36654,7 +38859,7 @@
       </w:rPr>
     </w:lvl>
   </w:abstractNum>
-  <w:abstractNum w:abstractNumId="55" w15:restartNumberingAfterBreak="0">
+  <w:abstractNum w:abstractNumId="59" w15:restartNumberingAfterBreak="0">
     <w:nsid w:val="783311CA"/>
     <w:multiLevelType w:val="multilevel"/>
     <w:tmpl w:val="3DE626A8"/>
@@ -36803,7 +39008,269 @@
       </w:rPr>
     </w:lvl>
   </w:abstractNum>
-  <w:abstractNum w:abstractNumId="56" w15:restartNumberingAfterBreak="0">
+  <w:abstractNum w:abstractNumId="60" w15:restartNumberingAfterBreak="0">
+    <w:nsid w:val="7BDA35DF"/>
+    <w:multiLevelType w:val="hybridMultilevel"/>
+    <w:tmpl w:val="6FB4A514"/>
+    <w:lvl w:ilvl="0" w:tplc="0409000D">
+      <w:start w:val="1"/>
+      <w:numFmt w:val="bullet"/>
+      <w:lvlText w:val=""/>
+      <w:lvlJc w:val="left"/>
+      <w:pPr>
+        <w:ind w:left="720" w:hanging="360"/>
+      </w:pPr>
+      <w:rPr>
+        <w:rFonts w:ascii="Wingdings" w:hAnsi="Wingdings" w:hint="default"/>
+      </w:rPr>
+    </w:lvl>
+    <w:lvl w:ilvl="1" w:tplc="04090003">
+      <w:start w:val="1"/>
+      <w:numFmt w:val="bullet"/>
+      <w:lvlText w:val="o"/>
+      <w:lvlJc w:val="left"/>
+      <w:pPr>
+        <w:ind w:left="1440" w:hanging="360"/>
+      </w:pPr>
+      <w:rPr>
+        <w:rFonts w:ascii="Courier New" w:hAnsi="Courier New" w:cs="Courier New" w:hint="default"/>
+      </w:rPr>
+    </w:lvl>
+    <w:lvl w:ilvl="2" w:tplc="04090005" w:tentative="1">
+      <w:start w:val="1"/>
+      <w:numFmt w:val="bullet"/>
+      <w:lvlText w:val=""/>
+      <w:lvlJc w:val="left"/>
+      <w:pPr>
+        <w:ind w:left="2160" w:hanging="360"/>
+      </w:pPr>
+      <w:rPr>
+        <w:rFonts w:ascii="Wingdings" w:hAnsi="Wingdings" w:hint="default"/>
+      </w:rPr>
+    </w:lvl>
+    <w:lvl w:ilvl="3" w:tplc="04090001" w:tentative="1">
+      <w:start w:val="1"/>
+      <w:numFmt w:val="bullet"/>
+      <w:lvlText w:val=""/>
+      <w:lvlJc w:val="left"/>
+      <w:pPr>
+        <w:ind w:left="2880" w:hanging="360"/>
+      </w:pPr>
+      <w:rPr>
+        <w:rFonts w:ascii="Symbol" w:hAnsi="Symbol" w:hint="default"/>
+      </w:rPr>
+    </w:lvl>
+    <w:lvl w:ilvl="4" w:tplc="04090003" w:tentative="1">
+      <w:start w:val="1"/>
+      <w:numFmt w:val="bullet"/>
+      <w:lvlText w:val="o"/>
+      <w:lvlJc w:val="left"/>
+      <w:pPr>
+        <w:ind w:left="3600" w:hanging="360"/>
+      </w:pPr>
+      <w:rPr>
+        <w:rFonts w:ascii="Courier New" w:hAnsi="Courier New" w:cs="Courier New" w:hint="default"/>
+      </w:rPr>
+    </w:lvl>
+    <w:lvl w:ilvl="5" w:tplc="04090005" w:tentative="1">
+      <w:start w:val="1"/>
+      <w:numFmt w:val="bullet"/>
+      <w:lvlText w:val=""/>
+      <w:lvlJc w:val="left"/>
+      <w:pPr>
+        <w:ind w:left="4320" w:hanging="360"/>
+      </w:pPr>
+      <w:rPr>
+        <w:rFonts w:ascii="Wingdings" w:hAnsi="Wingdings" w:hint="default"/>
+      </w:rPr>
+    </w:lvl>
+    <w:lvl w:ilvl="6" w:tplc="04090001" w:tentative="1">
+      <w:start w:val="1"/>
+      <w:numFmt w:val="bullet"/>
+      <w:lvlText w:val=""/>
+      <w:lvlJc w:val="left"/>
+      <w:pPr>
+        <w:ind w:left="5040" w:hanging="360"/>
+      </w:pPr>
+      <w:rPr>
+        <w:rFonts w:ascii="Symbol" w:hAnsi="Symbol" w:hint="default"/>
+      </w:rPr>
+    </w:lvl>
+    <w:lvl w:ilvl="7" w:tplc="04090003" w:tentative="1">
+      <w:start w:val="1"/>
+      <w:numFmt w:val="bullet"/>
+      <w:lvlText w:val="o"/>
+      <w:lvlJc w:val="left"/>
+      <w:pPr>
+        <w:ind w:left="5760" w:hanging="360"/>
+      </w:pPr>
+      <w:rPr>
+        <w:rFonts w:ascii="Courier New" w:hAnsi="Courier New" w:cs="Courier New" w:hint="default"/>
+      </w:rPr>
+    </w:lvl>
+    <w:lvl w:ilvl="8" w:tplc="04090005" w:tentative="1">
+      <w:start w:val="1"/>
+      <w:numFmt w:val="bullet"/>
+      <w:lvlText w:val=""/>
+      <w:lvlJc w:val="left"/>
+      <w:pPr>
+        <w:ind w:left="6480" w:hanging="360"/>
+      </w:pPr>
+      <w:rPr>
+        <w:rFonts w:ascii="Wingdings" w:hAnsi="Wingdings" w:hint="default"/>
+      </w:rPr>
+    </w:lvl>
+  </w:abstractNum>
+  <w:abstractNum w:abstractNumId="61" w15:restartNumberingAfterBreak="0">
+    <w:nsid w:val="7DD108C2"/>
+    <w:multiLevelType w:val="multilevel"/>
+    <w:tmpl w:val="49C0C2AE"/>
+    <w:lvl w:ilvl="0">
+      <w:start w:val="1"/>
+      <w:numFmt w:val="bullet"/>
+      <w:lvlText w:val=""/>
+      <w:lvlJc w:val="left"/>
+      <w:pPr>
+        <w:tabs>
+          <w:tab w:val="num" w:pos="720"/>
+        </w:tabs>
+        <w:ind w:left="720" w:hanging="360"/>
+      </w:pPr>
+      <w:rPr>
+        <w:rFonts w:ascii="Symbol" w:hAnsi="Symbol" w:hint="default"/>
+        <w:sz w:val="20"/>
+      </w:rPr>
+    </w:lvl>
+    <w:lvl w:ilvl="1" w:tentative="1">
+      <w:start w:val="1"/>
+      <w:numFmt w:val="bullet"/>
+      <w:lvlText w:val="o"/>
+      <w:lvlJc w:val="left"/>
+      <w:pPr>
+        <w:tabs>
+          <w:tab w:val="num" w:pos="1440"/>
+        </w:tabs>
+        <w:ind w:left="1440" w:hanging="360"/>
+      </w:pPr>
+      <w:rPr>
+        <w:rFonts w:ascii="Courier New" w:hAnsi="Courier New" w:hint="default"/>
+        <w:sz w:val="20"/>
+      </w:rPr>
+    </w:lvl>
+    <w:lvl w:ilvl="2" w:tentative="1">
+      <w:start w:val="1"/>
+      <w:numFmt w:val="bullet"/>
+      <w:lvlText w:val=""/>
+      <w:lvlJc w:val="left"/>
+      <w:pPr>
+        <w:tabs>
+          <w:tab w:val="num" w:pos="2160"/>
+        </w:tabs>
+        <w:ind w:left="2160" w:hanging="360"/>
+      </w:pPr>
+      <w:rPr>
+        <w:rFonts w:ascii="Wingdings" w:hAnsi="Wingdings" w:hint="default"/>
+        <w:sz w:val="20"/>
+      </w:rPr>
+    </w:lvl>
+    <w:lvl w:ilvl="3" w:tentative="1">
+      <w:start w:val="1"/>
+      <w:numFmt w:val="bullet"/>
+      <w:lvlText w:val=""/>
+      <w:lvlJc w:val="left"/>
+      <w:pPr>
+        <w:tabs>
+          <w:tab w:val="num" w:pos="2880"/>
+        </w:tabs>
+        <w:ind w:left="2880" w:hanging="360"/>
+      </w:pPr>
+      <w:rPr>
+        <w:rFonts w:ascii="Wingdings" w:hAnsi="Wingdings" w:hint="default"/>
+        <w:sz w:val="20"/>
+      </w:rPr>
+    </w:lvl>
+    <w:lvl w:ilvl="4" w:tentative="1">
+      <w:start w:val="1"/>
+      <w:numFmt w:val="bullet"/>
+      <w:lvlText w:val=""/>
+      <w:lvlJc w:val="left"/>
+      <w:pPr>
+        <w:tabs>
+          <w:tab w:val="num" w:pos="3600"/>
+        </w:tabs>
+        <w:ind w:left="3600" w:hanging="360"/>
+      </w:pPr>
+      <w:rPr>
+        <w:rFonts w:ascii="Wingdings" w:hAnsi="Wingdings" w:hint="default"/>
+        <w:sz w:val="20"/>
+      </w:rPr>
+    </w:lvl>
+    <w:lvl w:ilvl="5" w:tentative="1">
+      <w:start w:val="1"/>
+      <w:numFmt w:val="bullet"/>
+      <w:lvlText w:val=""/>
+      <w:lvlJc w:val="left"/>
+      <w:pPr>
+        <w:tabs>
+          <w:tab w:val="num" w:pos="4320"/>
+        </w:tabs>
+        <w:ind w:left="4320" w:hanging="360"/>
+      </w:pPr>
+      <w:rPr>
+        <w:rFonts w:ascii="Wingdings" w:hAnsi="Wingdings" w:hint="default"/>
+        <w:sz w:val="20"/>
+      </w:rPr>
+    </w:lvl>
+    <w:lvl w:ilvl="6" w:tentative="1">
+      <w:start w:val="1"/>
+      <w:numFmt w:val="bullet"/>
+      <w:lvlText w:val=""/>
+      <w:lvlJc w:val="left"/>
+      <w:pPr>
+        <w:tabs>
+          <w:tab w:val="num" w:pos="5040"/>
+        </w:tabs>
+        <w:ind w:left="5040" w:hanging="360"/>
+      </w:pPr>
+      <w:rPr>
+        <w:rFonts w:ascii="Wingdings" w:hAnsi="Wingdings" w:hint="default"/>
+        <w:sz w:val="20"/>
+      </w:rPr>
+    </w:lvl>
+    <w:lvl w:ilvl="7" w:tentative="1">
+      <w:start w:val="1"/>
+      <w:numFmt w:val="bullet"/>
+      <w:lvlText w:val=""/>
+      <w:lvlJc w:val="left"/>
+      <w:pPr>
+        <w:tabs>
+          <w:tab w:val="num" w:pos="5760"/>
+        </w:tabs>
+        <w:ind w:left="5760" w:hanging="360"/>
+      </w:pPr>
+      <w:rPr>
+        <w:rFonts w:ascii="Wingdings" w:hAnsi="Wingdings" w:hint="default"/>
+        <w:sz w:val="20"/>
+      </w:rPr>
+    </w:lvl>
+    <w:lvl w:ilvl="8" w:tentative="1">
+      <w:start w:val="1"/>
+      <w:numFmt w:val="bullet"/>
+      <w:lvlText w:val=""/>
+      <w:lvlJc w:val="left"/>
+      <w:pPr>
+        <w:tabs>
+          <w:tab w:val="num" w:pos="6480"/>
+        </w:tabs>
+        <w:ind w:left="6480" w:hanging="360"/>
+      </w:pPr>
+      <w:rPr>
+        <w:rFonts w:ascii="Wingdings" w:hAnsi="Wingdings" w:hint="default"/>
+        <w:sz w:val="20"/>
+      </w:rPr>
+    </w:lvl>
+  </w:abstractNum>
+  <w:abstractNum w:abstractNumId="62" w15:restartNumberingAfterBreak="0">
     <w:nsid w:val="7E2C38B4"/>
     <w:multiLevelType w:val="multilevel"/>
     <w:tmpl w:val="101E8E6E"/>
@@ -36953,19 +39420,19 @@
     </w:lvl>
   </w:abstractNum>
   <w:num w:numId="1" w16cid:durableId="1426876303">
-    <w:abstractNumId w:val="50"/>
+    <w:abstractNumId w:val="53"/>
   </w:num>
   <w:num w:numId="2" w16cid:durableId="1204102209">
-    <w:abstractNumId w:val="14"/>
+    <w:abstractNumId w:val="15"/>
   </w:num>
   <w:num w:numId="3" w16cid:durableId="718670720">
-    <w:abstractNumId w:val="10"/>
+    <w:abstractNumId w:val="11"/>
   </w:num>
   <w:num w:numId="4" w16cid:durableId="1506550388">
-    <w:abstractNumId w:val="32"/>
+    <w:abstractNumId w:val="35"/>
   </w:num>
   <w:num w:numId="5" w16cid:durableId="1791821619">
-    <w:abstractNumId w:val="20"/>
+    <w:abstractNumId w:val="22"/>
   </w:num>
   <w:num w:numId="6" w16cid:durableId="288633645">
     <w:abstractNumId w:val="1"/>
@@ -36974,154 +39441,172 @@
     <w:abstractNumId w:val="0"/>
   </w:num>
   <w:num w:numId="8" w16cid:durableId="442576027">
+    <w:abstractNumId w:val="47"/>
+  </w:num>
+  <w:num w:numId="9" w16cid:durableId="1890795995">
+    <w:abstractNumId w:val="31"/>
+  </w:num>
+  <w:num w:numId="10" w16cid:durableId="1306085356">
+    <w:abstractNumId w:val="37"/>
+  </w:num>
+  <w:num w:numId="11" w16cid:durableId="1945334951">
+    <w:abstractNumId w:val="49"/>
+  </w:num>
+  <w:num w:numId="12" w16cid:durableId="1023629797">
+    <w:abstractNumId w:val="59"/>
+  </w:num>
+  <w:num w:numId="13" w16cid:durableId="1335886471">
     <w:abstractNumId w:val="44"/>
   </w:num>
-  <w:num w:numId="9" w16cid:durableId="1890795995">
+  <w:num w:numId="14" w16cid:durableId="606430689">
+    <w:abstractNumId w:val="20"/>
+  </w:num>
+  <w:num w:numId="15" w16cid:durableId="461267997">
+    <w:abstractNumId w:val="13"/>
+  </w:num>
+  <w:num w:numId="16" w16cid:durableId="1160385269">
+    <w:abstractNumId w:val="62"/>
+  </w:num>
+  <w:num w:numId="17" w16cid:durableId="1547334778">
+    <w:abstractNumId w:val="52"/>
+  </w:num>
+  <w:num w:numId="18" w16cid:durableId="1050037856">
+    <w:abstractNumId w:val="34"/>
+  </w:num>
+  <w:num w:numId="19" w16cid:durableId="2032141337">
+    <w:abstractNumId w:val="56"/>
+  </w:num>
+  <w:num w:numId="20" w16cid:durableId="816992843">
+    <w:abstractNumId w:val="54"/>
+  </w:num>
+  <w:num w:numId="21" w16cid:durableId="710148212">
+    <w:abstractNumId w:val="40"/>
+  </w:num>
+  <w:num w:numId="22" w16cid:durableId="888150923">
+    <w:abstractNumId w:val="25"/>
+  </w:num>
+  <w:num w:numId="23" w16cid:durableId="1903176826">
+    <w:abstractNumId w:val="39"/>
+  </w:num>
+  <w:num w:numId="24" w16cid:durableId="1918786139">
+    <w:abstractNumId w:val="7"/>
+  </w:num>
+  <w:num w:numId="25" w16cid:durableId="40977723">
+    <w:abstractNumId w:val="17"/>
+  </w:num>
+  <w:num w:numId="26" w16cid:durableId="400830242">
+    <w:abstractNumId w:val="33"/>
+  </w:num>
+  <w:num w:numId="27" w16cid:durableId="399837052">
+    <w:abstractNumId w:val="42"/>
+  </w:num>
+  <w:num w:numId="28" w16cid:durableId="238058717">
+    <w:abstractNumId w:val="36"/>
+  </w:num>
+  <w:num w:numId="29" w16cid:durableId="1817142504">
+    <w:abstractNumId w:val="58"/>
+  </w:num>
+  <w:num w:numId="30" w16cid:durableId="428702559">
+    <w:abstractNumId w:val="9"/>
+  </w:num>
+  <w:num w:numId="31" w16cid:durableId="285821366">
+    <w:abstractNumId w:val="32"/>
+  </w:num>
+  <w:num w:numId="32" w16cid:durableId="228686571">
+    <w:abstractNumId w:val="51"/>
+  </w:num>
+  <w:num w:numId="33" w16cid:durableId="1351225697">
+    <w:abstractNumId w:val="45"/>
+  </w:num>
+  <w:num w:numId="34" w16cid:durableId="2000887904">
+    <w:abstractNumId w:val="19"/>
+  </w:num>
+  <w:num w:numId="35" w16cid:durableId="1663318578">
+    <w:abstractNumId w:val="41"/>
+  </w:num>
+  <w:num w:numId="36" w16cid:durableId="1540124553">
+    <w:abstractNumId w:val="23"/>
+  </w:num>
+  <w:num w:numId="37" w16cid:durableId="1127700599">
+    <w:abstractNumId w:val="38"/>
+  </w:num>
+  <w:num w:numId="38" w16cid:durableId="1802767772">
+    <w:abstractNumId w:val="8"/>
+  </w:num>
+  <w:num w:numId="39" w16cid:durableId="25445388">
+    <w:abstractNumId w:val="10"/>
+  </w:num>
+  <w:num w:numId="40" w16cid:durableId="811023186">
     <w:abstractNumId w:val="28"/>
   </w:num>
-  <w:num w:numId="10" w16cid:durableId="1306085356">
-    <w:abstractNumId w:val="34"/>
-  </w:num>
-  <w:num w:numId="11" w16cid:durableId="1945334951">
-    <w:abstractNumId w:val="46"/>
-  </w:num>
-  <w:num w:numId="12" w16cid:durableId="1023629797">
+  <w:num w:numId="41" w16cid:durableId="1674146959">
     <w:abstractNumId w:val="55"/>
   </w:num>
-  <w:num w:numId="13" w16cid:durableId="1335886471">
-    <w:abstractNumId w:val="41"/>
+  <w:num w:numId="42" w16cid:durableId="1655253867">
+    <w:abstractNumId w:val="26"/>
   </w:num>
-  <w:num w:numId="14" w16cid:durableId="606430689">
-    <w:abstractNumId w:val="18"/>
+  <w:num w:numId="43" w16cid:durableId="1432899926">
+    <w:abstractNumId w:val="14"/>
   </w:num>
-  <w:num w:numId="15" w16cid:durableId="461267997">
-    <w:abstractNumId w:val="12"/>
+  <w:num w:numId="44" w16cid:durableId="1014573163">
+    <w:abstractNumId w:val="24"/>
   </w:num>
-  <w:num w:numId="16" w16cid:durableId="1160385269">
-    <w:abstractNumId w:val="56"/>
-  </w:num>
-  <w:num w:numId="17" w16cid:durableId="1547334778">
-    <w:abstractNumId w:val="49"/>
-  </w:num>
-  <w:num w:numId="18" w16cid:durableId="1050037856">
-    <w:abstractNumId w:val="31"/>
-  </w:num>
-  <w:num w:numId="19" w16cid:durableId="2032141337">
-    <w:abstractNumId w:val="53"/>
-  </w:num>
-  <w:num w:numId="20" w16cid:durableId="816992843">
-    <w:abstractNumId w:val="51"/>
-  </w:num>
-  <w:num w:numId="21" w16cid:durableId="710148212">
-    <w:abstractNumId w:val="37"/>
-  </w:num>
-  <w:num w:numId="22" w16cid:durableId="888150923">
-    <w:abstractNumId w:val="23"/>
-  </w:num>
-  <w:num w:numId="23" w16cid:durableId="1903176826">
-    <w:abstractNumId w:val="36"/>
-  </w:num>
-  <w:num w:numId="24" w16cid:durableId="1918786139">
-    <w:abstractNumId w:val="6"/>
-  </w:num>
-  <w:num w:numId="25" w16cid:durableId="40977723">
-    <w:abstractNumId w:val="16"/>
-  </w:num>
-  <w:num w:numId="26" w16cid:durableId="400830242">
+  <w:num w:numId="45" w16cid:durableId="792407120">
     <w:abstractNumId w:val="30"/>
   </w:num>
-  <w:num w:numId="27" w16cid:durableId="399837052">
-    <w:abstractNumId w:val="39"/>
-  </w:num>
-  <w:num w:numId="28" w16cid:durableId="238058717">
-    <w:abstractNumId w:val="33"/>
-  </w:num>
-  <w:num w:numId="29" w16cid:durableId="1817142504">
-    <w:abstractNumId w:val="54"/>
-  </w:num>
-  <w:num w:numId="30" w16cid:durableId="428702559">
-    <w:abstractNumId w:val="8"/>
-  </w:num>
-  <w:num w:numId="31" w16cid:durableId="285821366">
-    <w:abstractNumId w:val="29"/>
-  </w:num>
-  <w:num w:numId="32" w16cid:durableId="228686571">
-    <w:abstractNumId w:val="48"/>
-  </w:num>
-  <w:num w:numId="33" w16cid:durableId="1351225697">
-    <w:abstractNumId w:val="42"/>
-  </w:num>
-  <w:num w:numId="34" w16cid:durableId="2000887904">
-    <w:abstractNumId w:val="17"/>
-  </w:num>
-  <w:num w:numId="35" w16cid:durableId="1663318578">
-    <w:abstractNumId w:val="38"/>
-  </w:num>
-  <w:num w:numId="36" w16cid:durableId="1540124553">
-    <w:abstractNumId w:val="21"/>
-  </w:num>
-  <w:num w:numId="37" w16cid:durableId="1127700599">
-    <w:abstractNumId w:val="35"/>
-  </w:num>
-  <w:num w:numId="38" w16cid:durableId="1802767772">
-    <w:abstractNumId w:val="7"/>
-  </w:num>
-  <w:num w:numId="39" w16cid:durableId="25445388">
-    <w:abstractNumId w:val="9"/>
-  </w:num>
-  <w:num w:numId="40" w16cid:durableId="811023186">
-    <w:abstractNumId w:val="26"/>
-  </w:num>
-  <w:num w:numId="41" w16cid:durableId="1674146959">
-    <w:abstractNumId w:val="52"/>
-  </w:num>
-  <w:num w:numId="42" w16cid:durableId="1655253867">
-    <w:abstractNumId w:val="24"/>
-  </w:num>
-  <w:num w:numId="43" w16cid:durableId="1432899926">
-    <w:abstractNumId w:val="13"/>
-  </w:num>
-  <w:num w:numId="44" w16cid:durableId="1014573163">
-    <w:abstractNumId w:val="22"/>
-  </w:num>
-  <w:num w:numId="45" w16cid:durableId="792407120">
+  <w:num w:numId="46" w16cid:durableId="1275593680">
     <w:abstractNumId w:val="27"/>
-  </w:num>
-  <w:num w:numId="46" w16cid:durableId="1275593680">
-    <w:abstractNumId w:val="25"/>
   </w:num>
   <w:num w:numId="47" w16cid:durableId="969365146">
     <w:abstractNumId w:val="2"/>
   </w:num>
   <w:num w:numId="48" w16cid:durableId="1435711620">
-    <w:abstractNumId w:val="11"/>
+    <w:abstractNumId w:val="12"/>
   </w:num>
   <w:num w:numId="49" w16cid:durableId="1027023770">
-    <w:abstractNumId w:val="47"/>
+    <w:abstractNumId w:val="50"/>
   </w:num>
   <w:num w:numId="50" w16cid:durableId="66003234">
     <w:abstractNumId w:val="4"/>
   </w:num>
   <w:num w:numId="51" w16cid:durableId="1713726146">
-    <w:abstractNumId w:val="40"/>
+    <w:abstractNumId w:val="43"/>
   </w:num>
   <w:num w:numId="52" w16cid:durableId="1918981421">
-    <w:abstractNumId w:val="19"/>
+    <w:abstractNumId w:val="21"/>
   </w:num>
   <w:num w:numId="53" w16cid:durableId="43141582">
-    <w:abstractNumId w:val="45"/>
+    <w:abstractNumId w:val="48"/>
   </w:num>
   <w:num w:numId="54" w16cid:durableId="2073456046">
-    <w:abstractNumId w:val="15"/>
+    <w:abstractNumId w:val="16"/>
   </w:num>
   <w:num w:numId="55" w16cid:durableId="1226914324">
     <w:abstractNumId w:val="3"/>
   </w:num>
   <w:num w:numId="56" w16cid:durableId="896015910">
-    <w:abstractNumId w:val="43"/>
+    <w:abstractNumId w:val="46"/>
   </w:num>
   <w:num w:numId="57" w16cid:durableId="1911891347">
+    <w:abstractNumId w:val="6"/>
+  </w:num>
+  <w:num w:numId="58" w16cid:durableId="582571890">
+    <w:abstractNumId w:val="61"/>
+  </w:num>
+  <w:num w:numId="59" w16cid:durableId="1027559741">
     <w:abstractNumId w:val="5"/>
+  </w:num>
+  <w:num w:numId="60" w16cid:durableId="1978949973">
+    <w:abstractNumId w:val="29"/>
+  </w:num>
+  <w:num w:numId="61" w16cid:durableId="667636857">
+    <w:abstractNumId w:val="18"/>
+  </w:num>
+  <w:num w:numId="62" w16cid:durableId="1778403780">
+    <w:abstractNumId w:val="57"/>
+  </w:num>
+  <w:num w:numId="63" w16cid:durableId="452094567">
+    <w:abstractNumId w:val="60"/>
   </w:num>
   <w:numIdMacAtCleanup w:val="56"/>
 </w:numbering>
@@ -37325,7 +39810,7 @@
     <w:lsdException w:name="Medium Shading 2 Accent 1" w:uiPriority="64"/>
     <w:lsdException w:name="Medium List 1 Accent 1" w:uiPriority="65"/>
     <w:lsdException w:name="Revision" w:semiHidden="1"/>
-    <w:lsdException w:name="List Paragraph" w:uiPriority="0" w:qFormat="1"/>
+    <w:lsdException w:name="List Paragraph" w:uiPriority="34" w:qFormat="1"/>
     <w:lsdException w:name="Quote" w:uiPriority="29" w:qFormat="1"/>
     <w:lsdException w:name="Intense Quote" w:uiPriority="30" w:qFormat="1"/>
     <w:lsdException w:name="Medium List 2 Accent 1" w:uiPriority="66"/>
@@ -37747,7 +40232,6 @@
   <w:style w:type="character" w:default="1" w:styleId="DefaultParagraphFont">
     <w:name w:val="Default Paragraph Font"/>
     <w:uiPriority w:val="1"/>
-    <w:semiHidden/>
     <w:unhideWhenUsed/>
   </w:style>
   <w:style w:type="table" w:default="1" w:styleId="TableNormal">
@@ -37955,6 +40439,7 @@
   <w:style w:type="paragraph" w:styleId="ListParagraph">
     <w:name w:val="List Paragraph"/>
     <w:basedOn w:val="Normal"/>
+    <w:uiPriority w:val="34"/>
     <w:qFormat/>
     <w:rsid w:val="008E3B3F"/>
     <w:pPr>
@@ -38767,6 +41252,91 @@
     <w:basedOn w:val="DefaultParagraphFont"/>
     <w:rsid w:val="00DD36E0"/>
   </w:style>
+  <w:style w:type="paragraph" w:customStyle="1" w:styleId="CHng">
+    <w:name w:val="CHương"/>
+    <w:basedOn w:val="Heading1"/>
+    <w:next w:val="mc"/>
+    <w:link w:val="CHngChar"/>
+    <w:qFormat/>
+    <w:rsid w:val="004639CB"/>
+    <w:pPr>
+      <w:spacing w:line="240" w:lineRule="auto"/>
+      <w:jc w:val="left"/>
+    </w:pPr>
+    <w:rPr>
+      <w:bCs w:val="0"/>
+      <w:smallCaps w:val="0"/>
+      <w:color w:val="000000" w:themeColor="text1"/>
+    </w:rPr>
+  </w:style>
+  <w:style w:type="character" w:customStyle="1" w:styleId="CHngChar">
+    <w:name w:val="CHương Char"/>
+    <w:basedOn w:val="Heading1Char"/>
+    <w:link w:val="CHng"/>
+    <w:rsid w:val="004639CB"/>
+    <w:rPr>
+      <w:rFonts w:ascii="Times New Roman Bold" w:eastAsiaTheme="majorEastAsia" w:hAnsi="Times New Roman Bold" w:cstheme="majorBidi"/>
+      <w:b/>
+      <w:caps w:val="0"/>
+      <w:color w:val="000000" w:themeColor="text1"/>
+      <w:sz w:val="40"/>
+      <w:szCs w:val="40"/>
+    </w:rPr>
+  </w:style>
+  <w:style w:type="paragraph" w:customStyle="1" w:styleId="mc">
+    <w:name w:val="mục"/>
+    <w:basedOn w:val="Heading2"/>
+    <w:next w:val="mcb"/>
+    <w:link w:val="mcChar"/>
+    <w:qFormat/>
+    <w:rsid w:val="004639CB"/>
+    <w:rPr>
+      <w:color w:val="000000" w:themeColor="text1"/>
+      <w:sz w:val="32"/>
+    </w:rPr>
+  </w:style>
+  <w:style w:type="character" w:customStyle="1" w:styleId="mcChar">
+    <w:name w:val="mục Char"/>
+    <w:basedOn w:val="Heading2Char"/>
+    <w:link w:val="mc"/>
+    <w:rsid w:val="004639CB"/>
+    <w:rPr>
+      <w:rFonts w:ascii="Times New Roman Bold" w:eastAsiaTheme="majorEastAsia" w:hAnsi="Times New Roman Bold" w:cstheme="majorBidi"/>
+      <w:b/>
+      <w:bCs/>
+      <w:smallCaps/>
+      <w:color w:val="000000" w:themeColor="text1"/>
+      <w:sz w:val="32"/>
+      <w:szCs w:val="36"/>
+    </w:rPr>
+  </w:style>
+  <w:style w:type="paragraph" w:customStyle="1" w:styleId="mcb">
+    <w:name w:val="mục bé"/>
+    <w:basedOn w:val="Heading3"/>
+    <w:next w:val="Normal"/>
+    <w:link w:val="mcbChar"/>
+    <w:qFormat/>
+    <w:rsid w:val="004639CB"/>
+    <w:rPr>
+      <w:color w:val="000000" w:themeColor="text1"/>
+      <w:sz w:val="24"/>
+    </w:rPr>
+  </w:style>
+  <w:style w:type="character" w:customStyle="1" w:styleId="mcbChar">
+    <w:name w:val="mục bé Char"/>
+    <w:basedOn w:val="Heading3Char"/>
+    <w:link w:val="mcb"/>
+    <w:rsid w:val="004639CB"/>
+    <w:rPr>
+      <w:rFonts w:ascii="Times New Roman Bold" w:eastAsiaTheme="majorEastAsia" w:hAnsi="Times New Roman Bold" w:cstheme="majorBidi"/>
+      <w:b/>
+      <w:bCs/>
+      <w:smallCaps/>
+      <w:color w:val="000000" w:themeColor="text1"/>
+      <w:sz w:val="24"/>
+      <w:szCs w:val="32"/>
+    </w:rPr>
+  </w:style>
 </w:styles>
 </file>
 
@@ -39032,28 +41602,28 @@
 </file>
 
 <file path=customXml/item1.xml><?xml version="1.0" encoding="utf-8"?>
-<b:Sources xmlns:b="http://schemas.openxmlformats.org/officeDocument/2006/bibliography" xmlns="http://schemas.openxmlformats.org/officeDocument/2006/bibliography" SelectedStyle="\APASixthEditionOfficeOnline.xsl" StyleName="APA" Version="6"/>
-</file>
-
-<file path=customXml/item2.xml><?xml version="1.0" encoding="utf-8"?>
 <go:gDocsCustomXmlDataStorage xmlns:go="http://customooxmlschemas.google.com/" xmlns:r="http://schemas.openxmlformats.org/officeDocument/2006/relationships" uri="GoogleDocsCustomDataVersion2">
   <go:docsCustomData xmlns:go="http://customooxmlschemas.google.com/" roundtripDataSignature="AMtx7mgiPnSzeFcphxz7x95siPLEGky12A==">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</go:docsCustomData>
 </go:gDocsCustomXmlDataStorage>
 </file>
 
-<file path=customXml/itemProps1.xml><?xml version="1.0" encoding="utf-8"?>
-<ds:datastoreItem xmlns:ds="http://schemas.openxmlformats.org/officeDocument/2006/customXml" ds:itemID="{DA2EFED7-6A44-024D-80D1-1B4B842E50AC}">
-  <ds:schemaRefs>
-    <ds:schemaRef ds:uri="http://schemas.openxmlformats.org/officeDocument/2006/bibliography"/>
-  </ds:schemaRefs>
-</ds:datastoreItem>
+<file path=customXml/item2.xml><?xml version="1.0" encoding="utf-8"?>
+<b:Sources xmlns:b="http://schemas.openxmlformats.org/officeDocument/2006/bibliography" xmlns="http://schemas.openxmlformats.org/officeDocument/2006/bibliography" SelectedStyle="\APASixthEditionOfficeOnline.xsl" StyleName="APA" Version="6"/>
 </file>
 
-<file path=customXml/itemProps2.xml><?xml version="1.0" encoding="utf-8"?>
+<file path=customXml/itemProps1.xml><?xml version="1.0" encoding="utf-8"?>
 <ds:datastoreItem xmlns:ds="http://schemas.openxmlformats.org/officeDocument/2006/customXml" ds:itemID="{11111111-1234-1234-1234-123412341234}">
   <ds:schemaRefs>
     <ds:schemaRef ds:uri="http://customooxmlschemas.google.com/"/>
     <ds:schemaRef ds:uri="http://schemas.openxmlformats.org/officeDocument/2006/relationships"/>
   </ds:schemaRefs>
 </ds:datastoreItem>
+</file>
+
+<file path=customXml/itemProps2.xml><?xml version="1.0" encoding="utf-8"?>
+<ds:datastoreItem xmlns:ds="http://schemas.openxmlformats.org/officeDocument/2006/customXml" ds:itemID="{DA2EFED7-6A44-024D-80D1-1B4B842E50AC}">
+  <ds:schemaRefs>
+    <ds:schemaRef ds:uri="http://schemas.openxmlformats.org/officeDocument/2006/bibliography"/>
+  </ds:schemaRefs>
+</ds:datastoreItem>
 </file>
--- a/docs/bao_cao_Three_Correct.docx
+++ b/docs/bao_cao_Three_Correct.docx
@@ -4038,21 +4038,7 @@
                 <w:rStyle w:val="Hyperlink"/>
                 <w:noProof/>
               </w:rPr>
-              <w:t>CHƯƠNG 1: GIỚI TH</w:t>
-            </w:r>
-            <w:r>
-              <w:rPr>
-                <w:rStyle w:val="Hyperlink"/>
-                <w:noProof/>
-              </w:rPr>
-              <w:t>I</w:t>
-            </w:r>
-            <w:r>
-              <w:rPr>
-                <w:rStyle w:val="Hyperlink"/>
-                <w:noProof/>
-              </w:rPr>
-              <w:t>ỆU DỰ ÁN</w:t>
+              <w:t>CHƯƠNG 1: GIỚI THIỆU DỰ ÁN</w:t>
             </w:r>
             <w:r>
               <w:rPr>
@@ -7644,6 +7630,7 @@
         </w:numPr>
         <w:rPr>
           <w:rStyle w:val="mcChar"/>
+          <w:rFonts w:hint="eastAsia"/>
         </w:rPr>
       </w:pPr>
       <w:r>
@@ -7943,6 +7930,7 @@
           <w:szCs w:val="26"/>
           <w:lang w:val="en-US"/>
         </w:rPr>
+        <w:lastRenderedPageBreak/>
         <w:t xml:space="preserve">Không xác định được khu vực và sản phẩm hoạt động hiệu quả. </w:t>
       </w:r>
     </w:p>
@@ -8333,6 +8321,7 @@
           <w:szCs w:val="26"/>
           <w:lang w:val="en-US"/>
         </w:rPr>
+        <w:lastRenderedPageBreak/>
         <w:t>được thực hiện nhằm xây dựng một hệ thống phân tích dữ liệu hoàn chỉnh theo chuẩn Business Intelligence (BI), bao gồm:</w:t>
       </w:r>
     </w:p>
@@ -9070,6 +9059,7 @@
                 <w:szCs w:val="26"/>
                 <w:lang w:val="en-US"/>
               </w:rPr>
+              <w:lastRenderedPageBreak/>
               <w:t>Phạm vi thời gian</w:t>
             </w:r>
           </w:p>
@@ -10193,6 +10183,7 @@
                 <w:szCs w:val="24"/>
                 <w:lang w:val="en-US"/>
               </w:rPr>
+              <w:lastRenderedPageBreak/>
               <w:t>Thuộc tính</w:t>
             </w:r>
           </w:p>
@@ -11377,6 +11368,7 @@
                 <w:szCs w:val="24"/>
                 <w:lang w:val="en-US"/>
               </w:rPr>
+              <w:lastRenderedPageBreak/>
               <w:t>SQL Server</w:t>
             </w:r>
           </w:p>
@@ -11927,6 +11919,7 @@
           <w:color w:val="000000" w:themeColor="text1"/>
           <w:lang w:val="en-US"/>
         </w:rPr>
+        <w:lastRenderedPageBreak/>
         <w:t>Về phân tích</w:t>
       </w:r>
     </w:p>
@@ -12314,6 +12307,7 @@
           <w:color w:val="000000" w:themeColor="text1"/>
           <w:lang w:val="en-US"/>
         </w:rPr>
+        <w:lastRenderedPageBreak/>
         <w:t xml:space="preserve">Data Warehouse. </w:t>
       </w:r>
     </w:p>
@@ -12718,6 +12712,7 @@
           <w:color w:val="000000" w:themeColor="text1"/>
           <w:lang w:val="en-US"/>
         </w:rPr>
+        <w:lastRenderedPageBreak/>
         <w:t xml:space="preserve">Phân khúc khách hàng. </w:t>
       </w:r>
     </w:p>
@@ -13791,6 +13786,7 @@
                 <w:color w:val="000000" w:themeColor="text1"/>
                 <w:lang w:val="en-US"/>
               </w:rPr>
+              <w:lastRenderedPageBreak/>
               <w:t>ETL &amp; Warehouse</w:t>
             </w:r>
           </w:p>
@@ -14205,7 +14201,16 @@
           <w:sz w:val="26"/>
           <w:szCs w:val="26"/>
         </w:rPr>
-        <w:t>Phân tích doanh thu bán hàng là quá trình kiểm tra, bóc tách và đánh giá luồng tiền thu được từ hoạt động cung cấp sản phẩm, dịch vụ ra thị trường trong một khoảng thời gian nhất định. Đối với doanh nghiệp bán lẻ hiện đại, phân tích doanh thu không chỉ đơn thuần là ghi nhận các con số kế toán cuối kỳ, mà là công cụ định hướng chiến lược sống còn. Quá trình này giúp ban điều hành bóc tách dòng tiền theo nhiều chiều không gian và thời gian khác nhau, chuyển dịch tư duy quản lý từ "cảm tính" sang "ra quyết định dựa trên dữ liệu" (Data-Driven Decision Making) nhằm tối ưu hóa biên lợi nhuận bền vững.</w:t>
+        <w:t xml:space="preserve">Phân tích doanh thu bán hàng là quá trình kiểm tra, bóc tách và đánh giá luồng tiền thu được từ hoạt động cung cấp sản phẩm, dịch vụ ra thị trường trong một khoảng thời gian nhất định. Đối với doanh nghiệp bán lẻ hiện đại, phân tích doanh thu không chỉ đơn thuần là ghi nhận các con số kế toán cuối kỳ, mà là công cụ định hướng chiến lược sống còn. Quá trình này giúp ban điều hành bóc tách dòng tiền theo nhiều chiều không gian và thời gian </w:t>
+      </w:r>
+      <w:r>
+        <w:rPr>
+          <w:color w:val="000000" w:themeColor="text1"/>
+          <w:sz w:val="26"/>
+          <w:szCs w:val="26"/>
+        </w:rPr>
+        <w:lastRenderedPageBreak/>
+        <w:t>khác nhau, chuyển dịch tư duy quản lý từ "cảm tính" sang "ra quyết định dựa trên dữ liệu" (Data-Driven Decision Making) nhằm tối ưu hóa biên lợi nhuận bền vững.</w:t>
       </w:r>
     </w:p>
     <w:p>
@@ -14626,6 +14631,7 @@
           <w:szCs w:val="26"/>
           <w:lang w:val="en-US"/>
         </w:rPr>
+        <w:lastRenderedPageBreak/>
         <w:t>Giải pháp:</w:t>
       </w:r>
       <w:r>
@@ -15030,6 +15036,7 @@
           <w:sz w:val="26"/>
           <w:szCs w:val="26"/>
         </w:rPr>
+        <w:lastRenderedPageBreak/>
         <w:t xml:space="preserve">2.1.4 </w:t>
       </w:r>
       <w:r>
@@ -15477,6 +15484,7 @@
           <w:sz w:val="26"/>
           <w:szCs w:val="26"/>
         </w:rPr>
+        <w:lastRenderedPageBreak/>
         <w:drawing>
           <wp:inline distT="0" distB="0" distL="0" distR="0" wp14:anchorId="040D9063" wp14:editId="1768E0A3">
             <wp:extent cx="4084320" cy="4624096"/>
@@ -15758,6 +15766,7 @@
           <w:sz w:val="26"/>
           <w:szCs w:val="26"/>
         </w:rPr>
+        <w:lastRenderedPageBreak/>
         <w:t>2.1.7 TRỰC QUAN HÓA DỮ LIỆU TRONG PHÂN TÍCH DOANH THU</w:t>
       </w:r>
       <w:bookmarkEnd w:id="21"/>
@@ -16525,6 +16534,7 @@
       </w:pPr>
       <w:bookmarkStart w:id="22" w:name="_Toc232365781"/>
       <w:r>
+        <w:lastRenderedPageBreak/>
         <w:t>2.2 PHÂN TÍCH YÊU CẦU NGHIỆP VỤ</w:t>
       </w:r>
       <w:bookmarkEnd w:id="22"/>
@@ -16890,6 +16900,7 @@
           <w:sz w:val="26"/>
           <w:szCs w:val="26"/>
         </w:rPr>
+        <w:lastRenderedPageBreak/>
         <w:t>2.2.3 HỆ THỐNG CHỈ SỐ ĐO LƯỜNG (KPI FRAMEWORK)</w:t>
       </w:r>
       <w:bookmarkEnd w:id="25"/>
@@ -18408,6 +18419,7 @@
       </w:pPr>
       <w:bookmarkStart w:id="26" w:name="_Toc232365785"/>
       <w:r>
+        <w:lastRenderedPageBreak/>
         <w:t>2.3 KIẾN TRÚC HỆ THỐNG ĐỀ XUẤT</w:t>
       </w:r>
       <w:bookmarkEnd w:id="26"/>
@@ -18736,6 +18748,7 @@
           <w:szCs w:val="26"/>
           <w:lang w:val="en-US"/>
         </w:rPr>
+        <w:lastRenderedPageBreak/>
         <w:t>2.3.3 CÔNG NGHỆ SỬ DỤNG TRONG DỰ ÁN</w:t>
       </w:r>
       <w:bookmarkEnd w:id="29"/>
@@ -19998,6 +20011,7 @@
       </w:pPr>
       <w:bookmarkStart w:id="30" w:name="_Toc232365789"/>
       <w:r>
+        <w:lastRenderedPageBreak/>
         <w:t>2.4 TỪ ĐIỂN DỮ LIỆU (DATA DICTIONARY)</w:t>
       </w:r>
       <w:bookmarkEnd w:id="30"/>
@@ -20281,6 +20295,7 @@
           <w:szCs w:val="26"/>
           <w:lang w:val="en-US"/>
         </w:rPr>
+        <w:lastRenderedPageBreak/>
         <w:t>2.4.3 PHÂN LOẠI DỮ LIỆU THEO NHÓM</w:t>
       </w:r>
       <w:r>
@@ -21581,6 +21596,7 @@
                 <w:szCs w:val="26"/>
                 <w:lang w:val="en-US"/>
               </w:rPr>
+              <w:lastRenderedPageBreak/>
               <w:t>quantity</w:t>
             </w:r>
             <w:r>
@@ -22588,6 +22604,7 @@
       </w:pPr>
       <w:bookmarkStart w:id="34" w:name="_Toc232365793"/>
       <w:r>
+        <w:lastRenderedPageBreak/>
         <w:t xml:space="preserve">CHƯƠNG 3: </w:t>
       </w:r>
       <w:r>
@@ -22645,7 +22662,6 @@
           <w:szCs w:val="26"/>
           <w:lang w:val="vi-VN"/>
         </w:rPr>
-        <w:lastRenderedPageBreak/>
         <w:t>Tệp main.py đóng vai trò là bộ điều phối trung tâm của toàn bộ quy trình ETL. Khi chương trình được thực thi, hệ thống tự động gọi các module xử lý dữ liệu theo trình tự đã được định nghĩa trước.</w:t>
       </w:r>
     </w:p>
@@ -22808,6 +22824,7 @@
           <w:szCs w:val="26"/>
           <w:lang w:val="en-US"/>
         </w:rPr>
+        <w:lastRenderedPageBreak/>
         <w:drawing>
           <wp:inline distT="0" distB="0" distL="0" distR="0" wp14:anchorId="7F39BE88" wp14:editId="654F758B">
             <wp:extent cx="4765401" cy="1693346"/>
@@ -22910,7 +22927,6 @@
           <w:szCs w:val="26"/>
           <w:lang w:val="vi-VN"/>
         </w:rPr>
-        <w:lastRenderedPageBreak/>
         <w:t>Kiểm tra kiểu dữ liệu của từng cột bằng df.info()</w:t>
       </w:r>
     </w:p>
@@ -23188,6 +23204,7 @@
           <w:szCs w:val="26"/>
           <w:lang w:val="en-US"/>
         </w:rPr>
+        <w:lastRenderedPageBreak/>
         <w:drawing>
           <wp:inline distT="0" distB="0" distL="0" distR="0" wp14:anchorId="345D455D" wp14:editId="793AE1E4">
             <wp:extent cx="4314907" cy="2712681"/>
@@ -23388,6 +23405,7 @@
           <w:szCs w:val="26"/>
           <w:lang w:val="en-US"/>
         </w:rPr>
+        <w:lastRenderedPageBreak/>
         <w:drawing>
           <wp:inline distT="0" distB="0" distL="0" distR="0" wp14:anchorId="20EDC444" wp14:editId="5C8F3028">
             <wp:extent cx="3721872" cy="3214028"/>
@@ -23540,6 +23558,7 @@
           <w:szCs w:val="26"/>
           <w:lang w:val="en-US"/>
         </w:rPr>
+        <w:lastRenderedPageBreak/>
         <w:drawing>
           <wp:inline distT="0" distB="0" distL="0" distR="0" wp14:anchorId="7C3744FF" wp14:editId="6F5EDC00">
             <wp:extent cx="3731040" cy="4487777"/>
@@ -23727,6 +23746,7 @@
           <w:szCs w:val="26"/>
           <w:lang w:val="en-US"/>
         </w:rPr>
+        <w:lastRenderedPageBreak/>
         <w:drawing>
           <wp:inline distT="0" distB="0" distL="0" distR="0" wp14:anchorId="252AE576" wp14:editId="79B1A446">
             <wp:extent cx="4502178" cy="3387214"/>
@@ -23810,7 +23830,6 @@
           <w:szCs w:val="26"/>
           <w:lang w:val="en-US"/>
         </w:rPr>
-        <w:lastRenderedPageBreak/>
         <w:drawing>
           <wp:inline distT="0" distB="0" distL="0" distR="0" wp14:anchorId="2EF80B6A" wp14:editId="7CDAB041">
             <wp:extent cx="4540703" cy="3546282"/>
@@ -23893,6 +23912,7 @@
           <w:szCs w:val="26"/>
           <w:lang w:val="vi-VN"/>
         </w:rPr>
+        <w:lastRenderedPageBreak/>
         <w:t>Chuyển đổi các trường ngày tháng sang kiểu datetime.</w:t>
       </w:r>
     </w:p>
@@ -23916,7 +23936,6 @@
           <w:szCs w:val="26"/>
           <w:lang w:val="vi-VN"/>
         </w:rPr>
-        <w:lastRenderedPageBreak/>
         <w:drawing>
           <wp:inline distT="0" distB="0" distL="0" distR="0" wp14:anchorId="6CA8AA24" wp14:editId="1D942316">
             <wp:extent cx="5600023" cy="3729162"/>
@@ -25891,6 +25910,7 @@
           <w:color w:val="000000" w:themeColor="text1"/>
           <w:lang w:val="vi-VN"/>
         </w:rPr>
+        <w:lastRenderedPageBreak/>
         <w:drawing>
           <wp:inline distT="0" distB="0" distL="0" distR="0" wp14:anchorId="369666E0" wp14:editId="42F5795D">
             <wp:extent cx="4029637" cy="1124107"/>
@@ -26117,6 +26137,7 @@
           <w:color w:val="000000" w:themeColor="text1"/>
           <w:lang w:val="vi-VN"/>
         </w:rPr>
+        <w:lastRenderedPageBreak/>
         <w:t>Nhóm xây dựng module datatype.py để chuyển đổi kiểu dữ liệu tự động.</w:t>
       </w:r>
     </w:p>
@@ -26442,6 +26463,7 @@
           <w:color w:val="000000" w:themeColor="text1"/>
           <w:lang w:val="vi-VN"/>
         </w:rPr>
+        <w:lastRenderedPageBreak/>
         <w:t>zip</w:t>
       </w:r>
     </w:p>
@@ -26673,6 +26695,7 @@
           <w:color w:val="000000" w:themeColor="text1"/>
           <w:lang w:val="vi-VN"/>
         </w:rPr>
+        <w:lastRenderedPageBreak/>
         <w:t>Chuẩn hóa dữ liệu văn bản:</w:t>
       </w:r>
     </w:p>
@@ -27113,6 +27136,7 @@
                       <w:color w:val="000000" w:themeColor="text1"/>
                       <w:lang w:val="vi-VN"/>
                     </w:rPr>
+                    <w:lastRenderedPageBreak/>
                     <w:t>Trước</w:t>
                   </w:r>
                 </w:p>
@@ -27488,6 +27512,7 @@
       <w:bookmarkStart w:id="45" w:name="_Toc227352023"/>
       <w:bookmarkStart w:id="46" w:name="_Toc232365800"/>
       <w:r>
+        <w:lastRenderedPageBreak/>
         <w:t>3.3.2 XỬ LÝ DỮ LIỆU NGOẠI LAI (OUTLIERS)</w:t>
       </w:r>
       <w:bookmarkEnd w:id="45"/>
@@ -27884,6 +27909,7 @@
           <w:color w:val="000000" w:themeColor="text1"/>
           <w:lang w:val="vi-VN"/>
         </w:rPr>
+        <w:lastRenderedPageBreak/>
         <w:t>cust_id</w:t>
       </w:r>
     </w:p>
@@ -28296,6 +28322,7 @@
           <w:color w:val="000000" w:themeColor="text1"/>
           <w:lang w:val="en-US"/>
         </w:rPr>
+        <w:lastRenderedPageBreak/>
         <w:t>Dữ liệu văn bản đã được chuẩn hóa.</w:t>
       </w:r>
     </w:p>
@@ -28384,35 +28411,29 @@
         <w:pStyle w:val="mc"/>
       </w:pPr>
       <w:r>
+        <w:t>3.5 Biến đổi dữ liệu (Transform)</w:t>
+      </w:r>
+    </w:p>
+    <w:p>
+      <w:pPr>
+        <w:pStyle w:val="mcb"/>
+        <w:rPr>
+          <w:lang w:val="en-US"/>
+        </w:rPr>
+      </w:pPr>
+      <w:r>
+        <w:rPr>
+          <w:lang w:val="en-US"/>
+        </w:rPr>
         <w:t>3.</w:t>
       </w:r>
       <w:r>
+        <w:rPr>
+          <w:lang w:val="en-US"/>
+        </w:rPr>
         <w:t>5</w:t>
       </w:r>
       <w:r>
-        <w:t xml:space="preserve"> Biến đổi dữ liệu (Transform)</w:t>
-      </w:r>
-    </w:p>
-    <w:p>
-      <w:pPr>
-        <w:pStyle w:val="mcb"/>
-        <w:rPr>
-          <w:lang w:val="en-US"/>
-        </w:rPr>
-      </w:pPr>
-      <w:r>
-        <w:rPr>
-          <w:lang w:val="en-US"/>
-        </w:rPr>
-        <w:t>3.</w:t>
-      </w:r>
-      <w:r>
-        <w:rPr>
-          <w:lang w:val="en-US"/>
-        </w:rPr>
-        <w:t>5</w:t>
-      </w:r>
-      <w:r>
         <w:rPr>
           <w:lang w:val="en-US"/>
         </w:rPr>
@@ -28505,8 +28526,10 @@
       </w:pPr>
       <w:r>
         <w:rPr>
-          <w:lang w:val="en-US"/>
-        </w:rPr>
+          <w:noProof/>
+          <w:lang w:val="en-US"/>
+        </w:rPr>
+        <w:lastRenderedPageBreak/>
         <w:drawing>
           <wp:inline distT="0" distB="0" distL="0" distR="0" wp14:anchorId="144E95F0" wp14:editId="25DAC78B">
             <wp:extent cx="4686954" cy="1066949"/>
@@ -28551,6 +28574,7 @@
       </w:r>
       <w:r>
         <w:rPr>
+          <w:noProof/>
           <w:lang w:val="en-US"/>
         </w:rPr>
         <w:drawing>
@@ -28777,6 +28801,7 @@
       </w:r>
       <w:r>
         <w:rPr>
+          <w:noProof/>
           <w:lang w:val="en-US"/>
         </w:rPr>
         <w:drawing>
@@ -28827,7 +28852,7 @@
           <w:lang w:val="en-US"/>
         </w:rPr>
         <w:pict w14:anchorId="70482687">
-          <v:rect id="_x0000_i1044" style="width:0;height:1.5pt" o:hralign="center" o:hrstd="t" o:hr="t" fillcolor="#a0a0a0" stroked="f"/>
+          <v:rect id="_x0000_i1025" style="width:0;height:1.5pt" o:hralign="center" o:hrstd="t" o:hr="t" fillcolor="#a0a0a0" stroked="f"/>
         </w:pict>
       </w:r>
     </w:p>
@@ -28921,6 +28946,7 @@
       </w:pPr>
       <w:r>
         <w:rPr>
+          <w:noProof/>
           <w:lang w:val="en-US"/>
         </w:rPr>
         <w:drawing>
@@ -28971,7 +28997,7 @@
           <w:lang w:val="en-US"/>
         </w:rPr>
         <w:pict w14:anchorId="1AFAFF6F">
-          <v:rect id="_x0000_i1045" style="width:0;height:1.5pt" o:hralign="center" o:hrstd="t" o:hr="t" fillcolor="#a0a0a0" stroked="f"/>
+          <v:rect id="_x0000_i1026" style="width:0;height:1.5pt" o:hralign="center" o:hrstd="t" o:hr="t" fillcolor="#a0a0a0" stroked="f"/>
         </w:pict>
       </w:r>
     </w:p>
@@ -29066,6 +29092,40 @@
         </w:rPr>
         <w:t>Sẵn sàng cho giai đoạn trực quan hóa và dự báo doanh thu.</w:t>
       </w:r>
+    </w:p>
+    <w:p>
+      <w:pPr>
+        <w:rPr>
+          <w:lang w:val="en-US"/>
+        </w:rPr>
+      </w:pPr>
+    </w:p>
+    <w:p>
+      <w:pPr>
+        <w:pStyle w:val="mc"/>
+        <w:rPr>
+          <w:lang w:val="en-US"/>
+        </w:rPr>
+      </w:pPr>
+      <w:r>
+        <w:rPr>
+          <w:lang w:val="en-US"/>
+        </w:rPr>
+        <w:t xml:space="preserve">3.6 </w:t>
+      </w:r>
+      <w:r>
+        <w:rPr>
+          <w:lang w:val="en-US"/>
+        </w:rPr>
+        <w:t>Khám phá dữ liệu chuyên sâu (EDA)</w:t>
+      </w:r>
+    </w:p>
+    <w:p>
+      <w:pPr>
+        <w:rPr>
+          <w:lang w:val="en-US"/>
+        </w:rPr>
+      </w:pPr>
     </w:p>
     <w:p>
       <w:pPr>
@@ -29106,6 +29166,7 @@
       </w:pPr>
       <w:bookmarkStart w:id="48" w:name="_Toc165991946"/>
       <w:r>
+        <w:lastRenderedPageBreak/>
         <w:t>Chương</w:t>
       </w:r>
       <w:r>
@@ -29187,7 +29248,6 @@
       </w:pPr>
       <w:bookmarkStart w:id="50" w:name="_Toc165991948"/>
       <w:r>
-        <w:lastRenderedPageBreak/>
         <w:t>Các nguyên tắc trực quan hóa</w:t>
       </w:r>
       <w:bookmarkEnd w:id="50"/>
@@ -29514,6 +29574,7 @@
           <w:i/>
           <w:color w:val="00B050"/>
         </w:rPr>
+        <w:lastRenderedPageBreak/>
         <w:t>Việc này giúp lưu vết các chỉnh sửa thay đổi trên</w:t>
       </w:r>
       <w:r>
@@ -29570,7 +29631,6 @@
         <w:pStyle w:val="Heading4"/>
       </w:pPr>
       <w:r>
-        <w:lastRenderedPageBreak/>
         <w:t>Tạo visual thống kê Tổng KLGD</w:t>
       </w:r>
     </w:p>
@@ -29924,6 +29984,7 @@
           <w:iCs/>
           <w:highlight w:val="yellow"/>
         </w:rPr>
+        <w:lastRenderedPageBreak/>
         <w:t>…</w:t>
       </w:r>
     </w:p>
@@ -41602,28 +41663,28 @@
 </file>
 
 <file path=customXml/item1.xml><?xml version="1.0" encoding="utf-8"?>
+<b:Sources xmlns:b="http://schemas.openxmlformats.org/officeDocument/2006/bibliography" xmlns="http://schemas.openxmlformats.org/officeDocument/2006/bibliography" SelectedStyle="\APASixthEditionOfficeOnline.xsl" StyleName="APA" Version="6"/>
+</file>
+
+<file path=customXml/item2.xml><?xml version="1.0" encoding="utf-8"?>
 <go:gDocsCustomXmlDataStorage xmlns:go="http://customooxmlschemas.google.com/" xmlns:r="http://schemas.openxmlformats.org/officeDocument/2006/relationships" uri="GoogleDocsCustomDataVersion2">
   <go:docsCustomData xmlns:go="http://customooxmlschemas.google.com/" roundtripDataSignature="AMtx7mgiPnSzeFcphxz7x95siPLEGky12A==">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</go:docsCustomData>
 </go:gDocsCustomXmlDataStorage>
 </file>
 
-<file path=customXml/item2.xml><?xml version="1.0" encoding="utf-8"?>
-<b:Sources xmlns:b="http://schemas.openxmlformats.org/officeDocument/2006/bibliography" xmlns="http://schemas.openxmlformats.org/officeDocument/2006/bibliography" SelectedStyle="\APASixthEditionOfficeOnline.xsl" StyleName="APA" Version="6"/>
+<file path=customXml/itemProps1.xml><?xml version="1.0" encoding="utf-8"?>
+<ds:datastoreItem xmlns:ds="http://schemas.openxmlformats.org/officeDocument/2006/customXml" ds:itemID="{DA2EFED7-6A44-024D-80D1-1B4B842E50AC}">
+  <ds:schemaRefs>
+    <ds:schemaRef ds:uri="http://schemas.openxmlformats.org/officeDocument/2006/bibliography"/>
+  </ds:schemaRefs>
+</ds:datastoreItem>
 </file>
 
-<file path=customXml/itemProps1.xml><?xml version="1.0" encoding="utf-8"?>
+<file path=customXml/itemProps2.xml><?xml version="1.0" encoding="utf-8"?>
 <ds:datastoreItem xmlns:ds="http://schemas.openxmlformats.org/officeDocument/2006/customXml" ds:itemID="{11111111-1234-1234-1234-123412341234}">
   <ds:schemaRefs>
     <ds:schemaRef ds:uri="http://customooxmlschemas.google.com/"/>
     <ds:schemaRef ds:uri="http://schemas.openxmlformats.org/officeDocument/2006/relationships"/>
   </ds:schemaRefs>
 </ds:datastoreItem>
-</file>
-
-<file path=customXml/itemProps2.xml><?xml version="1.0" encoding="utf-8"?>
-<ds:datastoreItem xmlns:ds="http://schemas.openxmlformats.org/officeDocument/2006/customXml" ds:itemID="{DA2EFED7-6A44-024D-80D1-1B4B842E50AC}">
-  <ds:schemaRefs>
-    <ds:schemaRef ds:uri="http://schemas.openxmlformats.org/officeDocument/2006/bibliography"/>
-  </ds:schemaRefs>
-</ds:datastoreItem>
 </file>
--- a/docs/bao_cao_Three_Correct.docx
+++ b/docs/bao_cao_Three_Correct.docx
@@ -30596,6 +30596,9 @@
       <w:r>
         <w:t>Điều này cho thấy hoạt động kinh doanh có khả năng thích nghi và duy trì tăng trưởng sau các giai đoạn biến động.</w:t>
       </w:r>
+      <w:r>
+        <w:t>.</w:t>
+      </w:r>
     </w:p>
     <w:p>
       <w:r>
@@ -43294,28 +43297,28 @@
 </file>
 
 <file path=customXml/item1.xml><?xml version="1.0" encoding="utf-8"?>
+<b:Sources xmlns:b="http://schemas.openxmlformats.org/officeDocument/2006/bibliography" xmlns="http://schemas.openxmlformats.org/officeDocument/2006/bibliography" SelectedStyle="\APASixthEditionOfficeOnline.xsl" StyleName="APA" Version="6"/>
+</file>
+
+<file path=customXml/item2.xml><?xml version="1.0" encoding="utf-8"?>
 <go:gDocsCustomXmlDataStorage xmlns:go="http://customooxmlschemas.google.com/" xmlns:r="http://schemas.openxmlformats.org/officeDocument/2006/relationships" uri="GoogleDocsCustomDataVersion2">
   <go:docsCustomData xmlns:go="http://customooxmlschemas.google.com/" roundtripDataSignature="AMtx7mgiPnSzeFcphxz7x95siPLEGky12A==">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</go:docsCustomData>
 </go:gDocsCustomXmlDataStorage>
 </file>
 
-<file path=customXml/item2.xml><?xml version="1.0" encoding="utf-8"?>
-<b:Sources xmlns:b="http://schemas.openxmlformats.org/officeDocument/2006/bibliography" xmlns="http://schemas.openxmlformats.org/officeDocument/2006/bibliography" SelectedStyle="\APASixthEditionOfficeOnline.xsl" StyleName="APA" Version="6"/>
+<file path=customXml/itemProps1.xml><?xml version="1.0" encoding="utf-8"?>
+<ds:datastoreItem xmlns:ds="http://schemas.openxmlformats.org/officeDocument/2006/customXml" ds:itemID="{DA2EFED7-6A44-024D-80D1-1B4B842E50AC}">
+  <ds:schemaRefs>
+    <ds:schemaRef ds:uri="http://schemas.openxmlformats.org/officeDocument/2006/bibliography"/>
+  </ds:schemaRefs>
+</ds:datastoreItem>
 </file>
 
-<file path=customXml/itemProps1.xml><?xml version="1.0" encoding="utf-8"?>
+<file path=customXml/itemProps2.xml><?xml version="1.0" encoding="utf-8"?>
 <ds:datastoreItem xmlns:ds="http://schemas.openxmlformats.org/officeDocument/2006/customXml" ds:itemID="{11111111-1234-1234-1234-123412341234}">
   <ds:schemaRefs>
     <ds:schemaRef ds:uri="http://customooxmlschemas.google.com/"/>
     <ds:schemaRef ds:uri="http://schemas.openxmlformats.org/officeDocument/2006/relationships"/>
   </ds:schemaRefs>
 </ds:datastoreItem>
-</file>
-
-<file path=customXml/itemProps2.xml><?xml version="1.0" encoding="utf-8"?>
-<ds:datastoreItem xmlns:ds="http://schemas.openxmlformats.org/officeDocument/2006/customXml" ds:itemID="{DA2EFED7-6A44-024D-80D1-1B4B842E50AC}">
-  <ds:schemaRefs>
-    <ds:schemaRef ds:uri="http://schemas.openxmlformats.org/officeDocument/2006/bibliography"/>
-  </ds:schemaRefs>
-</ds:datastoreItem>
 </file>
--- a/docs/bao_cao_Three_Correct.docx
+++ b/docs/bao_cao_Three_Correct.docx
@@ -30596,9 +30596,6 @@
       <w:r>
         <w:t>Điều này cho thấy hoạt động kinh doanh có khả năng thích nghi và duy trì tăng trưởng sau các giai đoạn biến động.</w:t>
       </w:r>
-      <w:r>
-        <w:t>.</w:t>
-      </w:r>
     </w:p>
     <w:p>
       <w:r>
@@ -43297,28 +43294,28 @@
 </file>
 
 <file path=customXml/item1.xml><?xml version="1.0" encoding="utf-8"?>
-<b:Sources xmlns:b="http://schemas.openxmlformats.org/officeDocument/2006/bibliography" xmlns="http://schemas.openxmlformats.org/officeDocument/2006/bibliography" SelectedStyle="\APASixthEditionOfficeOnline.xsl" StyleName="APA" Version="6"/>
-</file>
-
-<file path=customXml/item2.xml><?xml version="1.0" encoding="utf-8"?>
 <go:gDocsCustomXmlDataStorage xmlns:go="http://customooxmlschemas.google.com/" xmlns:r="http://schemas.openxmlformats.org/officeDocument/2006/relationships" uri="GoogleDocsCustomDataVersion2">
   <go:docsCustomData xmlns:go="http://customooxmlschemas.google.com/" roundtripDataSignature="AMtx7mgiPnSzeFcphxz7x95siPLEGky12A==">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</go:docsCustomData>
 </go:gDocsCustomXmlDataStorage>
 </file>
 
-<file path=customXml/itemProps1.xml><?xml version="1.0" encoding="utf-8"?>
-<ds:datastoreItem xmlns:ds="http://schemas.openxmlformats.org/officeDocument/2006/customXml" ds:itemID="{DA2EFED7-6A44-024D-80D1-1B4B842E50AC}">
-  <ds:schemaRefs>
-    <ds:schemaRef ds:uri="http://schemas.openxmlformats.org/officeDocument/2006/bibliography"/>
-  </ds:schemaRefs>
-</ds:datastoreItem>
+<file path=customXml/item2.xml><?xml version="1.0" encoding="utf-8"?>
+<b:Sources xmlns:b="http://schemas.openxmlformats.org/officeDocument/2006/bibliography" xmlns="http://schemas.openxmlformats.org/officeDocument/2006/bibliography" SelectedStyle="\APASixthEditionOfficeOnline.xsl" StyleName="APA" Version="6"/>
 </file>
 
-<file path=customXml/itemProps2.xml><?xml version="1.0" encoding="utf-8"?>
+<file path=customXml/itemProps1.xml><?xml version="1.0" encoding="utf-8"?>
 <ds:datastoreItem xmlns:ds="http://schemas.openxmlformats.org/officeDocument/2006/customXml" ds:itemID="{11111111-1234-1234-1234-123412341234}">
   <ds:schemaRefs>
     <ds:schemaRef ds:uri="http://customooxmlschemas.google.com/"/>
     <ds:schemaRef ds:uri="http://schemas.openxmlformats.org/officeDocument/2006/relationships"/>
   </ds:schemaRefs>
 </ds:datastoreItem>
+</file>
+
+<file path=customXml/itemProps2.xml><?xml version="1.0" encoding="utf-8"?>
+<ds:datastoreItem xmlns:ds="http://schemas.openxmlformats.org/officeDocument/2006/customXml" ds:itemID="{DA2EFED7-6A44-024D-80D1-1B4B842E50AC}">
+  <ds:schemaRefs>
+    <ds:schemaRef ds:uri="http://schemas.openxmlformats.org/officeDocument/2006/bibliography"/>
+  </ds:schemaRefs>
+</ds:datastoreItem>
 </file>
--- a/docs/bao_cao_Three_Correct.docx
+++ b/docs/bao_cao_Three_Correct.docx
@@ -4032,7 +4032,7 @@
             </w:rPr>
             <w:fldChar w:fldCharType="separate"/>
           </w:r>
-          <w:hyperlink w:anchor="_Toc232365759" w:history="1">
+          <w:hyperlink w:anchor="_Toc233049910" w:history="1">
             <w:r>
               <w:rPr>
                 <w:rStyle w:val="Hyperlink"/>
@@ -4059,7 +4059,7 @@
                 <w:noProof/>
                 <w:webHidden/>
               </w:rPr>
-              <w:instrText xml:space="preserve"> PAGEREF _Toc232365759 \h </w:instrText>
+              <w:instrText xml:space="preserve"> PAGEREF _Toc233049910 \h </w:instrText>
             </w:r>
             <w:r>
               <w:rPr>
@@ -4079,7 +4079,7 @@
                 <w:noProof/>
                 <w:webHidden/>
               </w:rPr>
-              <w:t>3</w:t>
+              <w:t>4</w:t>
             </w:r>
             <w:r>
               <w:rPr>
@@ -4107,10 +4107,11 @@
               <w14:ligatures w14:val="standardContextual"/>
             </w:rPr>
           </w:pPr>
-          <w:hyperlink w:anchor="_Toc232365760" w:history="1">
+          <w:hyperlink w:anchor="_Toc233049911" w:history="1">
             <w:r>
               <w:rPr>
                 <w:rStyle w:val="Hyperlink"/>
+                <w:rFonts w:ascii="Times New Roman Bold" w:eastAsiaTheme="majorEastAsia" w:hAnsi="Times New Roman Bold" w:cstheme="majorBidi"/>
                 <w:noProof/>
               </w:rPr>
               <w:t>1.1</w:t>
@@ -4130,9 +4131,10 @@
             <w:r>
               <w:rPr>
                 <w:rStyle w:val="Hyperlink"/>
-                <w:noProof/>
-              </w:rPr>
-              <w:t>GIỚI THIỆU VỀ ĐỀ TÀI</w:t>
+                <w:rFonts w:ascii="Times New Roman Bold" w:eastAsiaTheme="majorEastAsia" w:hAnsi="Times New Roman Bold" w:cstheme="majorBidi"/>
+                <w:noProof/>
+              </w:rPr>
+              <w:t>giới thiệu đề tài</w:t>
             </w:r>
             <w:r>
               <w:rPr>
@@ -4153,7 +4155,7 @@
                 <w:noProof/>
                 <w:webHidden/>
               </w:rPr>
-              <w:instrText xml:space="preserve"> PAGEREF _Toc232365760 \h </w:instrText>
+              <w:instrText xml:space="preserve"> PAGEREF _Toc233049911 \h </w:instrText>
             </w:r>
             <w:r>
               <w:rPr>
@@ -4173,7 +4175,7 @@
                 <w:noProof/>
                 <w:webHidden/>
               </w:rPr>
-              <w:t>3</w:t>
+              <w:t>4</w:t>
             </w:r>
             <w:r>
               <w:rPr>
@@ -4201,7 +4203,7 @@
               <w14:ligatures w14:val="standardContextual"/>
             </w:rPr>
           </w:pPr>
-          <w:hyperlink w:anchor="_Toc232365761" w:history="1">
+          <w:hyperlink w:anchor="_Toc233049912" w:history="1">
             <w:r>
               <w:rPr>
                 <w:rStyle w:val="Hyperlink"/>
@@ -4248,7 +4250,7 @@
                 <w:noProof/>
                 <w:webHidden/>
               </w:rPr>
-              <w:instrText xml:space="preserve"> PAGEREF _Toc232365761 \h </w:instrText>
+              <w:instrText xml:space="preserve"> PAGEREF _Toc233049912 \h </w:instrText>
             </w:r>
             <w:r>
               <w:rPr>
@@ -4268,7 +4270,842 @@
                 <w:noProof/>
                 <w:webHidden/>
               </w:rPr>
-              <w:t>3</w:t>
+              <w:t>4</w:t>
+            </w:r>
+            <w:r>
+              <w:rPr>
+                <w:noProof/>
+                <w:webHidden/>
+              </w:rPr>
+              <w:fldChar w:fldCharType="end"/>
+            </w:r>
+          </w:hyperlink>
+        </w:p>
+        <w:p>
+          <w:pPr>
+            <w:pStyle w:val="TOC3"/>
+            <w:tabs>
+              <w:tab w:val="right" w:leader="dot" w:pos="9350"/>
+            </w:tabs>
+            <w:rPr>
+              <w:rFonts w:asciiTheme="minorHAnsi" w:eastAsiaTheme="minorEastAsia" w:hAnsiTheme="minorHAnsi" w:cstheme="minorBidi"/>
+              <w:noProof/>
+              <w:kern w:val="2"/>
+              <w:sz w:val="24"/>
+              <w:szCs w:val="24"/>
+              <w:lang w:val="en-US"/>
+              <w14:ligatures w14:val="standardContextual"/>
+            </w:rPr>
+          </w:pPr>
+          <w:hyperlink w:anchor="_Toc233049913" w:history="1">
+            <w:r>
+              <w:rPr>
+                <w:rStyle w:val="Hyperlink"/>
+                <w:noProof/>
+              </w:rPr>
+              <w:t>1.2 THÔNG TIN VỀ DỮ LIỆU VÀ DỰ ÁN</w:t>
+            </w:r>
+            <w:r>
+              <w:rPr>
+                <w:noProof/>
+                <w:webHidden/>
+              </w:rPr>
+              <w:tab/>
+            </w:r>
+            <w:r>
+              <w:rPr>
+                <w:noProof/>
+                <w:webHidden/>
+              </w:rPr>
+              <w:fldChar w:fldCharType="begin"/>
+            </w:r>
+            <w:r>
+              <w:rPr>
+                <w:noProof/>
+                <w:webHidden/>
+              </w:rPr>
+              <w:instrText xml:space="preserve"> PAGEREF _Toc233049913 \h </w:instrText>
+            </w:r>
+            <w:r>
+              <w:rPr>
+                <w:noProof/>
+                <w:webHidden/>
+              </w:rPr>
+            </w:r>
+            <w:r>
+              <w:rPr>
+                <w:noProof/>
+                <w:webHidden/>
+              </w:rPr>
+              <w:fldChar w:fldCharType="separate"/>
+            </w:r>
+            <w:r>
+              <w:rPr>
+                <w:noProof/>
+                <w:webHidden/>
+              </w:rPr>
+              <w:t>6</w:t>
+            </w:r>
+            <w:r>
+              <w:rPr>
+                <w:noProof/>
+                <w:webHidden/>
+              </w:rPr>
+              <w:fldChar w:fldCharType="end"/>
+            </w:r>
+          </w:hyperlink>
+        </w:p>
+        <w:p>
+          <w:pPr>
+            <w:pStyle w:val="TOC3"/>
+            <w:tabs>
+              <w:tab w:val="right" w:leader="dot" w:pos="9350"/>
+            </w:tabs>
+            <w:rPr>
+              <w:rFonts w:asciiTheme="minorHAnsi" w:eastAsiaTheme="minorEastAsia" w:hAnsiTheme="minorHAnsi" w:cstheme="minorBidi"/>
+              <w:noProof/>
+              <w:kern w:val="2"/>
+              <w:sz w:val="24"/>
+              <w:szCs w:val="24"/>
+              <w:lang w:val="en-US"/>
+              <w14:ligatures w14:val="standardContextual"/>
+            </w:rPr>
+          </w:pPr>
+          <w:hyperlink w:anchor="_Toc233049914" w:history="1">
+            <w:r>
+              <w:rPr>
+                <w:rStyle w:val="Hyperlink"/>
+                <w:noProof/>
+                <w:lang w:val="en-US"/>
+              </w:rPr>
+              <w:t>1.3 MỤC TIÊU VÀ PHẠM VI DỰ ÁN</w:t>
+            </w:r>
+            <w:r>
+              <w:rPr>
+                <w:noProof/>
+                <w:webHidden/>
+              </w:rPr>
+              <w:tab/>
+            </w:r>
+            <w:r>
+              <w:rPr>
+                <w:noProof/>
+                <w:webHidden/>
+              </w:rPr>
+              <w:fldChar w:fldCharType="begin"/>
+            </w:r>
+            <w:r>
+              <w:rPr>
+                <w:noProof/>
+                <w:webHidden/>
+              </w:rPr>
+              <w:instrText xml:space="preserve"> PAGEREF _Toc233049914 \h </w:instrText>
+            </w:r>
+            <w:r>
+              <w:rPr>
+                <w:noProof/>
+                <w:webHidden/>
+              </w:rPr>
+            </w:r>
+            <w:r>
+              <w:rPr>
+                <w:noProof/>
+                <w:webHidden/>
+              </w:rPr>
+              <w:fldChar w:fldCharType="separate"/>
+            </w:r>
+            <w:r>
+              <w:rPr>
+                <w:noProof/>
+                <w:webHidden/>
+              </w:rPr>
+              <w:t>9</w:t>
+            </w:r>
+            <w:r>
+              <w:rPr>
+                <w:noProof/>
+                <w:webHidden/>
+              </w:rPr>
+              <w:fldChar w:fldCharType="end"/>
+            </w:r>
+          </w:hyperlink>
+        </w:p>
+        <w:p>
+          <w:pPr>
+            <w:pStyle w:val="TOC3"/>
+            <w:tabs>
+              <w:tab w:val="right" w:leader="dot" w:pos="9350"/>
+            </w:tabs>
+            <w:rPr>
+              <w:rFonts w:asciiTheme="minorHAnsi" w:eastAsiaTheme="minorEastAsia" w:hAnsiTheme="minorHAnsi" w:cstheme="minorBidi"/>
+              <w:noProof/>
+              <w:kern w:val="2"/>
+              <w:sz w:val="24"/>
+              <w:szCs w:val="24"/>
+              <w:lang w:val="en-US"/>
+              <w14:ligatures w14:val="standardContextual"/>
+            </w:rPr>
+          </w:pPr>
+          <w:hyperlink w:anchor="_Toc233049915" w:history="1">
+            <w:r>
+              <w:rPr>
+                <w:rStyle w:val="Hyperlink"/>
+                <w:noProof/>
+                <w:lang w:val="en-US"/>
+              </w:rPr>
+              <w:t>1.3.1  MỤC TIÊU TỔNG THỂ</w:t>
+            </w:r>
+            <w:r>
+              <w:rPr>
+                <w:noProof/>
+                <w:webHidden/>
+              </w:rPr>
+              <w:tab/>
+            </w:r>
+            <w:r>
+              <w:rPr>
+                <w:noProof/>
+                <w:webHidden/>
+              </w:rPr>
+              <w:fldChar w:fldCharType="begin"/>
+            </w:r>
+            <w:r>
+              <w:rPr>
+                <w:noProof/>
+                <w:webHidden/>
+              </w:rPr>
+              <w:instrText xml:space="preserve"> PAGEREF _Toc233049915 \h </w:instrText>
+            </w:r>
+            <w:r>
+              <w:rPr>
+                <w:noProof/>
+                <w:webHidden/>
+              </w:rPr>
+            </w:r>
+            <w:r>
+              <w:rPr>
+                <w:noProof/>
+                <w:webHidden/>
+              </w:rPr>
+              <w:fldChar w:fldCharType="separate"/>
+            </w:r>
+            <w:r>
+              <w:rPr>
+                <w:noProof/>
+                <w:webHidden/>
+              </w:rPr>
+              <w:t>9</w:t>
+            </w:r>
+            <w:r>
+              <w:rPr>
+                <w:noProof/>
+                <w:webHidden/>
+              </w:rPr>
+              <w:fldChar w:fldCharType="end"/>
+            </w:r>
+          </w:hyperlink>
+        </w:p>
+        <w:p>
+          <w:pPr>
+            <w:pStyle w:val="TOC3"/>
+            <w:tabs>
+              <w:tab w:val="right" w:leader="dot" w:pos="9350"/>
+            </w:tabs>
+            <w:rPr>
+              <w:rFonts w:asciiTheme="minorHAnsi" w:eastAsiaTheme="minorEastAsia" w:hAnsiTheme="minorHAnsi" w:cstheme="minorBidi"/>
+              <w:noProof/>
+              <w:kern w:val="2"/>
+              <w:sz w:val="24"/>
+              <w:szCs w:val="24"/>
+              <w:lang w:val="en-US"/>
+              <w14:ligatures w14:val="standardContextual"/>
+            </w:rPr>
+          </w:pPr>
+          <w:hyperlink w:anchor="_Toc233049916" w:history="1">
+            <w:r>
+              <w:rPr>
+                <w:rStyle w:val="Hyperlink"/>
+                <w:noProof/>
+                <w:lang w:val="en-US"/>
+              </w:rPr>
+              <w:t>1.3.2 MỤC TIÊU CỤ THỂ</w:t>
+            </w:r>
+            <w:r>
+              <w:rPr>
+                <w:noProof/>
+                <w:webHidden/>
+              </w:rPr>
+              <w:tab/>
+            </w:r>
+            <w:r>
+              <w:rPr>
+                <w:noProof/>
+                <w:webHidden/>
+              </w:rPr>
+              <w:fldChar w:fldCharType="begin"/>
+            </w:r>
+            <w:r>
+              <w:rPr>
+                <w:noProof/>
+                <w:webHidden/>
+              </w:rPr>
+              <w:instrText xml:space="preserve"> PAGEREF _Toc233049916 \h </w:instrText>
+            </w:r>
+            <w:r>
+              <w:rPr>
+                <w:noProof/>
+                <w:webHidden/>
+              </w:rPr>
+            </w:r>
+            <w:r>
+              <w:rPr>
+                <w:noProof/>
+                <w:webHidden/>
+              </w:rPr>
+              <w:fldChar w:fldCharType="separate"/>
+            </w:r>
+            <w:r>
+              <w:rPr>
+                <w:noProof/>
+                <w:webHidden/>
+              </w:rPr>
+              <w:t>9</w:t>
+            </w:r>
+            <w:r>
+              <w:rPr>
+                <w:noProof/>
+                <w:webHidden/>
+              </w:rPr>
+              <w:fldChar w:fldCharType="end"/>
+            </w:r>
+          </w:hyperlink>
+        </w:p>
+        <w:p>
+          <w:pPr>
+            <w:pStyle w:val="TOC3"/>
+            <w:tabs>
+              <w:tab w:val="right" w:leader="dot" w:pos="9350"/>
+            </w:tabs>
+            <w:rPr>
+              <w:rFonts w:asciiTheme="minorHAnsi" w:eastAsiaTheme="minorEastAsia" w:hAnsiTheme="minorHAnsi" w:cstheme="minorBidi"/>
+              <w:noProof/>
+              <w:kern w:val="2"/>
+              <w:sz w:val="24"/>
+              <w:szCs w:val="24"/>
+              <w:lang w:val="en-US"/>
+              <w14:ligatures w14:val="standardContextual"/>
+            </w:rPr>
+          </w:pPr>
+          <w:hyperlink w:anchor="_Toc233049917" w:history="1">
+            <w:r>
+              <w:rPr>
+                <w:rStyle w:val="Hyperlink"/>
+                <w:noProof/>
+                <w:lang w:val="en-US"/>
+              </w:rPr>
+              <w:t>1.3.3 PHẠM VI DỰ ÁN</w:t>
+            </w:r>
+            <w:r>
+              <w:rPr>
+                <w:noProof/>
+                <w:webHidden/>
+              </w:rPr>
+              <w:tab/>
+            </w:r>
+            <w:r>
+              <w:rPr>
+                <w:noProof/>
+                <w:webHidden/>
+              </w:rPr>
+              <w:fldChar w:fldCharType="begin"/>
+            </w:r>
+            <w:r>
+              <w:rPr>
+                <w:noProof/>
+                <w:webHidden/>
+              </w:rPr>
+              <w:instrText xml:space="preserve"> PAGEREF _Toc233049917 \h </w:instrText>
+            </w:r>
+            <w:r>
+              <w:rPr>
+                <w:noProof/>
+                <w:webHidden/>
+              </w:rPr>
+            </w:r>
+            <w:r>
+              <w:rPr>
+                <w:noProof/>
+                <w:webHidden/>
+              </w:rPr>
+              <w:fldChar w:fldCharType="separate"/>
+            </w:r>
+            <w:r>
+              <w:rPr>
+                <w:noProof/>
+                <w:webHidden/>
+              </w:rPr>
+              <w:t>10</w:t>
+            </w:r>
+            <w:r>
+              <w:rPr>
+                <w:noProof/>
+                <w:webHidden/>
+              </w:rPr>
+              <w:fldChar w:fldCharType="end"/>
+            </w:r>
+          </w:hyperlink>
+        </w:p>
+        <w:p>
+          <w:pPr>
+            <w:pStyle w:val="TOC3"/>
+            <w:tabs>
+              <w:tab w:val="right" w:leader="dot" w:pos="9350"/>
+            </w:tabs>
+            <w:rPr>
+              <w:rFonts w:asciiTheme="minorHAnsi" w:eastAsiaTheme="minorEastAsia" w:hAnsiTheme="minorHAnsi" w:cstheme="minorBidi"/>
+              <w:noProof/>
+              <w:kern w:val="2"/>
+              <w:sz w:val="24"/>
+              <w:szCs w:val="24"/>
+              <w:lang w:val="en-US"/>
+              <w14:ligatures w14:val="standardContextual"/>
+            </w:rPr>
+          </w:pPr>
+          <w:hyperlink w:anchor="_Toc233049918" w:history="1">
+            <w:r>
+              <w:rPr>
+                <w:rStyle w:val="Hyperlink"/>
+                <w:noProof/>
+                <w:lang w:val="en-US"/>
+              </w:rPr>
+              <w:t>1.4 ĐỐI TƯỢNG PHỤC VỤ VÀ TIÊU CHÍ THÀNH CÔNG</w:t>
+            </w:r>
+            <w:r>
+              <w:rPr>
+                <w:noProof/>
+                <w:webHidden/>
+              </w:rPr>
+              <w:tab/>
+            </w:r>
+            <w:r>
+              <w:rPr>
+                <w:noProof/>
+                <w:webHidden/>
+              </w:rPr>
+              <w:fldChar w:fldCharType="begin"/>
+            </w:r>
+            <w:r>
+              <w:rPr>
+                <w:noProof/>
+                <w:webHidden/>
+              </w:rPr>
+              <w:instrText xml:space="preserve"> PAGEREF _Toc233049918 \h </w:instrText>
+            </w:r>
+            <w:r>
+              <w:rPr>
+                <w:noProof/>
+                <w:webHidden/>
+              </w:rPr>
+            </w:r>
+            <w:r>
+              <w:rPr>
+                <w:noProof/>
+                <w:webHidden/>
+              </w:rPr>
+              <w:fldChar w:fldCharType="separate"/>
+            </w:r>
+            <w:r>
+              <w:rPr>
+                <w:noProof/>
+                <w:webHidden/>
+              </w:rPr>
+              <w:t>11</w:t>
+            </w:r>
+            <w:r>
+              <w:rPr>
+                <w:noProof/>
+                <w:webHidden/>
+              </w:rPr>
+              <w:fldChar w:fldCharType="end"/>
+            </w:r>
+          </w:hyperlink>
+        </w:p>
+        <w:p>
+          <w:pPr>
+            <w:pStyle w:val="TOC3"/>
+            <w:tabs>
+              <w:tab w:val="right" w:leader="dot" w:pos="9350"/>
+            </w:tabs>
+            <w:rPr>
+              <w:rFonts w:asciiTheme="minorHAnsi" w:eastAsiaTheme="minorEastAsia" w:hAnsiTheme="minorHAnsi" w:cstheme="minorBidi"/>
+              <w:noProof/>
+              <w:kern w:val="2"/>
+              <w:sz w:val="24"/>
+              <w:szCs w:val="24"/>
+              <w:lang w:val="en-US"/>
+              <w14:ligatures w14:val="standardContextual"/>
+            </w:rPr>
+          </w:pPr>
+          <w:hyperlink w:anchor="_Toc233049919" w:history="1">
+            <w:r>
+              <w:rPr>
+                <w:rStyle w:val="Hyperlink"/>
+                <w:noProof/>
+                <w:lang w:val="en-US"/>
+              </w:rPr>
+              <w:t>1.4.1 ĐỐI TƯỢNG PHỤC VỤ (</w:t>
+            </w:r>
+            <w:r>
+              <w:rPr>
+                <w:rStyle w:val="Hyperlink"/>
+                <w:noProof/>
+              </w:rPr>
+              <w:t>STAKEHOLDERS)</w:t>
+            </w:r>
+            <w:r>
+              <w:rPr>
+                <w:noProof/>
+                <w:webHidden/>
+              </w:rPr>
+              <w:tab/>
+            </w:r>
+            <w:r>
+              <w:rPr>
+                <w:noProof/>
+                <w:webHidden/>
+              </w:rPr>
+              <w:fldChar w:fldCharType="begin"/>
+            </w:r>
+            <w:r>
+              <w:rPr>
+                <w:noProof/>
+                <w:webHidden/>
+              </w:rPr>
+              <w:instrText xml:space="preserve"> PAGEREF _Toc233049919 \h </w:instrText>
+            </w:r>
+            <w:r>
+              <w:rPr>
+                <w:noProof/>
+                <w:webHidden/>
+              </w:rPr>
+            </w:r>
+            <w:r>
+              <w:rPr>
+                <w:noProof/>
+                <w:webHidden/>
+              </w:rPr>
+              <w:fldChar w:fldCharType="separate"/>
+            </w:r>
+            <w:r>
+              <w:rPr>
+                <w:noProof/>
+                <w:webHidden/>
+              </w:rPr>
+              <w:t>11</w:t>
+            </w:r>
+            <w:r>
+              <w:rPr>
+                <w:noProof/>
+                <w:webHidden/>
+              </w:rPr>
+              <w:fldChar w:fldCharType="end"/>
+            </w:r>
+          </w:hyperlink>
+        </w:p>
+        <w:p>
+          <w:pPr>
+            <w:pStyle w:val="TOC3"/>
+            <w:tabs>
+              <w:tab w:val="right" w:leader="dot" w:pos="9350"/>
+            </w:tabs>
+            <w:rPr>
+              <w:rFonts w:asciiTheme="minorHAnsi" w:eastAsiaTheme="minorEastAsia" w:hAnsiTheme="minorHAnsi" w:cstheme="minorBidi"/>
+              <w:noProof/>
+              <w:kern w:val="2"/>
+              <w:sz w:val="24"/>
+              <w:szCs w:val="24"/>
+              <w:lang w:val="en-US"/>
+              <w14:ligatures w14:val="standardContextual"/>
+            </w:rPr>
+          </w:pPr>
+          <w:hyperlink w:anchor="_Toc233049920" w:history="1">
+            <w:r>
+              <w:rPr>
+                <w:rStyle w:val="Hyperlink"/>
+                <w:noProof/>
+              </w:rPr>
+              <w:t>1.5 CẤU TRÚC BÁO CÁO</w:t>
+            </w:r>
+            <w:r>
+              <w:rPr>
+                <w:noProof/>
+                <w:webHidden/>
+              </w:rPr>
+              <w:tab/>
+            </w:r>
+            <w:r>
+              <w:rPr>
+                <w:noProof/>
+                <w:webHidden/>
+              </w:rPr>
+              <w:fldChar w:fldCharType="begin"/>
+            </w:r>
+            <w:r>
+              <w:rPr>
+                <w:noProof/>
+                <w:webHidden/>
+              </w:rPr>
+              <w:instrText xml:space="preserve"> PAGEREF _Toc233049920 \h </w:instrText>
+            </w:r>
+            <w:r>
+              <w:rPr>
+                <w:noProof/>
+                <w:webHidden/>
+              </w:rPr>
+            </w:r>
+            <w:r>
+              <w:rPr>
+                <w:noProof/>
+                <w:webHidden/>
+              </w:rPr>
+              <w:fldChar w:fldCharType="separate"/>
+            </w:r>
+            <w:r>
+              <w:rPr>
+                <w:noProof/>
+                <w:webHidden/>
+              </w:rPr>
+              <w:t>12</w:t>
+            </w:r>
+            <w:r>
+              <w:rPr>
+                <w:noProof/>
+                <w:webHidden/>
+              </w:rPr>
+              <w:fldChar w:fldCharType="end"/>
+            </w:r>
+          </w:hyperlink>
+        </w:p>
+        <w:p>
+          <w:pPr>
+            <w:pStyle w:val="TOC3"/>
+            <w:tabs>
+              <w:tab w:val="right" w:leader="dot" w:pos="9350"/>
+            </w:tabs>
+            <w:rPr>
+              <w:rFonts w:asciiTheme="minorHAnsi" w:eastAsiaTheme="minorEastAsia" w:hAnsiTheme="minorHAnsi" w:cstheme="minorBidi"/>
+              <w:noProof/>
+              <w:kern w:val="2"/>
+              <w:sz w:val="24"/>
+              <w:szCs w:val="24"/>
+              <w:lang w:val="en-US"/>
+              <w14:ligatures w14:val="standardContextual"/>
+            </w:rPr>
+          </w:pPr>
+          <w:hyperlink w:anchor="_Toc233049921" w:history="1">
+            <w:r>
+              <w:rPr>
+                <w:rStyle w:val="Hyperlink"/>
+                <w:noProof/>
+              </w:rPr>
+              <w:t>1.6 LẬP KẾ HOẠCH DỰ ÁN</w:t>
+            </w:r>
+            <w:r>
+              <w:rPr>
+                <w:noProof/>
+                <w:webHidden/>
+              </w:rPr>
+              <w:tab/>
+            </w:r>
+            <w:r>
+              <w:rPr>
+                <w:noProof/>
+                <w:webHidden/>
+              </w:rPr>
+              <w:fldChar w:fldCharType="begin"/>
+            </w:r>
+            <w:r>
+              <w:rPr>
+                <w:noProof/>
+                <w:webHidden/>
+              </w:rPr>
+              <w:instrText xml:space="preserve"> PAGEREF _Toc233049921 \h </w:instrText>
+            </w:r>
+            <w:r>
+              <w:rPr>
+                <w:noProof/>
+                <w:webHidden/>
+              </w:rPr>
+            </w:r>
+            <w:r>
+              <w:rPr>
+                <w:noProof/>
+                <w:webHidden/>
+              </w:rPr>
+              <w:fldChar w:fldCharType="separate"/>
+            </w:r>
+            <w:r>
+              <w:rPr>
+                <w:noProof/>
+                <w:webHidden/>
+              </w:rPr>
+              <w:t>12</w:t>
+            </w:r>
+            <w:r>
+              <w:rPr>
+                <w:noProof/>
+                <w:webHidden/>
+              </w:rPr>
+              <w:fldChar w:fldCharType="end"/>
+            </w:r>
+          </w:hyperlink>
+        </w:p>
+        <w:p>
+          <w:pPr>
+            <w:pStyle w:val="TOC3"/>
+            <w:tabs>
+              <w:tab w:val="right" w:leader="dot" w:pos="9350"/>
+            </w:tabs>
+            <w:rPr>
+              <w:rFonts w:asciiTheme="minorHAnsi" w:eastAsiaTheme="minorEastAsia" w:hAnsiTheme="minorHAnsi" w:cstheme="minorBidi"/>
+              <w:noProof/>
+              <w:kern w:val="2"/>
+              <w:sz w:val="24"/>
+              <w:szCs w:val="24"/>
+              <w:lang w:val="en-US"/>
+              <w14:ligatures w14:val="standardContextual"/>
+            </w:rPr>
+          </w:pPr>
+          <w:hyperlink w:anchor="_Toc233049922" w:history="1">
+            <w:r>
+              <w:rPr>
+                <w:rStyle w:val="Hyperlink"/>
+                <w:noProof/>
+              </w:rPr>
+              <w:t xml:space="preserve">1.7 </w:t>
+            </w:r>
+            <w:r>
+              <w:rPr>
+                <w:rStyle w:val="Hyperlink"/>
+                <w:noProof/>
+                <w:lang w:val="en-US"/>
+              </w:rPr>
+              <w:t>SO SÁNH KẾ HOẠCH BAN ĐẦU VỚI THỰC TẾ</w:t>
+            </w:r>
+            <w:r>
+              <w:rPr>
+                <w:noProof/>
+                <w:webHidden/>
+              </w:rPr>
+              <w:tab/>
+            </w:r>
+            <w:r>
+              <w:rPr>
+                <w:noProof/>
+                <w:webHidden/>
+              </w:rPr>
+              <w:fldChar w:fldCharType="begin"/>
+            </w:r>
+            <w:r>
+              <w:rPr>
+                <w:noProof/>
+                <w:webHidden/>
+              </w:rPr>
+              <w:instrText xml:space="preserve"> PAGEREF _Toc233049922 \h </w:instrText>
+            </w:r>
+            <w:r>
+              <w:rPr>
+                <w:noProof/>
+                <w:webHidden/>
+              </w:rPr>
+            </w:r>
+            <w:r>
+              <w:rPr>
+                <w:noProof/>
+                <w:webHidden/>
+              </w:rPr>
+              <w:fldChar w:fldCharType="separate"/>
+            </w:r>
+            <w:r>
+              <w:rPr>
+                <w:noProof/>
+                <w:webHidden/>
+              </w:rPr>
+              <w:t>12</w:t>
+            </w:r>
+            <w:r>
+              <w:rPr>
+                <w:noProof/>
+                <w:webHidden/>
+              </w:rPr>
+              <w:fldChar w:fldCharType="end"/>
+            </w:r>
+          </w:hyperlink>
+        </w:p>
+        <w:p>
+          <w:pPr>
+            <w:pStyle w:val="TOC1"/>
+            <w:tabs>
+              <w:tab w:val="right" w:leader="dot" w:pos="9350"/>
+            </w:tabs>
+            <w:rPr>
+              <w:rFonts w:asciiTheme="minorHAnsi" w:eastAsiaTheme="minorEastAsia" w:hAnsiTheme="minorHAnsi" w:cstheme="minorBidi"/>
+              <w:noProof/>
+              <w:kern w:val="2"/>
+              <w:sz w:val="24"/>
+              <w:szCs w:val="24"/>
+              <w:lang w:val="en-US"/>
+              <w14:ligatures w14:val="standardContextual"/>
+            </w:rPr>
+          </w:pPr>
+          <w:hyperlink w:anchor="_Toc233049923" w:history="1">
+            <w:r>
+              <w:rPr>
+                <w:rStyle w:val="Hyperlink"/>
+                <w:noProof/>
+              </w:rPr>
+              <w:t>CHƯƠNG 2: CƠ SỞ LÝ THUYẾT VÀ KIẾN TRÚC HỆ THỐNG</w:t>
+            </w:r>
+            <w:r>
+              <w:rPr>
+                <w:noProof/>
+                <w:webHidden/>
+              </w:rPr>
+              <w:tab/>
+            </w:r>
+            <w:r>
+              <w:rPr>
+                <w:noProof/>
+                <w:webHidden/>
+              </w:rPr>
+              <w:fldChar w:fldCharType="begin"/>
+            </w:r>
+            <w:r>
+              <w:rPr>
+                <w:noProof/>
+                <w:webHidden/>
+              </w:rPr>
+              <w:instrText xml:space="preserve"> PAGEREF _Toc233049923 \h </w:instrText>
+            </w:r>
+            <w:r>
+              <w:rPr>
+                <w:noProof/>
+                <w:webHidden/>
+              </w:rPr>
+            </w:r>
+            <w:r>
+              <w:rPr>
+                <w:noProof/>
+                <w:webHidden/>
+              </w:rPr>
+              <w:fldChar w:fldCharType="separate"/>
+            </w:r>
+            <w:r>
+              <w:rPr>
+                <w:noProof/>
+                <w:webHidden/>
+              </w:rPr>
+              <w:t>13</w:t>
             </w:r>
             <w:r>
               <w:rPr>
@@ -4295,13 +5132,13 @@
               <w14:ligatures w14:val="standardContextual"/>
             </w:rPr>
           </w:pPr>
-          <w:hyperlink w:anchor="_Toc232365762" w:history="1">
+          <w:hyperlink w:anchor="_Toc233049924" w:history="1">
             <w:r>
               <w:rPr>
                 <w:rStyle w:val="Hyperlink"/>
                 <w:noProof/>
               </w:rPr>
-              <w:t>1.2 THÔNG TIN VỀ DỮ LIỆU VÀ DỰ ÁN</w:t>
+              <w:t>2.1 GIỚI THIỆU CHƯƠNG</w:t>
             </w:r>
             <w:r>
               <w:rPr>
@@ -4322,7 +5159,7 @@
                 <w:noProof/>
                 <w:webHidden/>
               </w:rPr>
-              <w:instrText xml:space="preserve"> PAGEREF _Toc232365762 \h </w:instrText>
+              <w:instrText xml:space="preserve"> PAGEREF _Toc233049924 \h </w:instrText>
             </w:r>
             <w:r>
               <w:rPr>
@@ -4342,7 +5179,525 @@
                 <w:noProof/>
                 <w:webHidden/>
               </w:rPr>
-              <w:t>5</w:t>
+              <w:t>13</w:t>
+            </w:r>
+            <w:r>
+              <w:rPr>
+                <w:noProof/>
+                <w:webHidden/>
+              </w:rPr>
+              <w:fldChar w:fldCharType="end"/>
+            </w:r>
+          </w:hyperlink>
+        </w:p>
+        <w:p>
+          <w:pPr>
+            <w:pStyle w:val="TOC3"/>
+            <w:tabs>
+              <w:tab w:val="right" w:leader="dot" w:pos="9350"/>
+            </w:tabs>
+            <w:rPr>
+              <w:rFonts w:asciiTheme="minorHAnsi" w:eastAsiaTheme="minorEastAsia" w:hAnsiTheme="minorHAnsi" w:cstheme="minorBidi"/>
+              <w:noProof/>
+              <w:kern w:val="2"/>
+              <w:sz w:val="24"/>
+              <w:szCs w:val="24"/>
+              <w:lang w:val="en-US"/>
+              <w14:ligatures w14:val="standardContextual"/>
+            </w:rPr>
+          </w:pPr>
+          <w:hyperlink w:anchor="_Toc233049925" w:history="1">
+            <w:r>
+              <w:rPr>
+                <w:rStyle w:val="Hyperlink"/>
+                <w:noProof/>
+              </w:rPr>
+              <w:t>2.1.1 KHÁI QUÁT VỀ PHÂN TÍCH DOANH THU BÁN HÀNG</w:t>
+            </w:r>
+            <w:r>
+              <w:rPr>
+                <w:noProof/>
+                <w:webHidden/>
+              </w:rPr>
+              <w:tab/>
+            </w:r>
+            <w:r>
+              <w:rPr>
+                <w:noProof/>
+                <w:webHidden/>
+              </w:rPr>
+              <w:fldChar w:fldCharType="begin"/>
+            </w:r>
+            <w:r>
+              <w:rPr>
+                <w:noProof/>
+                <w:webHidden/>
+              </w:rPr>
+              <w:instrText xml:space="preserve"> PAGEREF _Toc233049925 \h </w:instrText>
+            </w:r>
+            <w:r>
+              <w:rPr>
+                <w:noProof/>
+                <w:webHidden/>
+              </w:rPr>
+            </w:r>
+            <w:r>
+              <w:rPr>
+                <w:noProof/>
+                <w:webHidden/>
+              </w:rPr>
+              <w:fldChar w:fldCharType="separate"/>
+            </w:r>
+            <w:r>
+              <w:rPr>
+                <w:noProof/>
+                <w:webHidden/>
+              </w:rPr>
+              <w:t>13</w:t>
+            </w:r>
+            <w:r>
+              <w:rPr>
+                <w:noProof/>
+                <w:webHidden/>
+              </w:rPr>
+              <w:fldChar w:fldCharType="end"/>
+            </w:r>
+          </w:hyperlink>
+        </w:p>
+        <w:p>
+          <w:pPr>
+            <w:pStyle w:val="TOC3"/>
+            <w:tabs>
+              <w:tab w:val="right" w:leader="dot" w:pos="9350"/>
+            </w:tabs>
+            <w:rPr>
+              <w:rFonts w:asciiTheme="minorHAnsi" w:eastAsiaTheme="minorEastAsia" w:hAnsiTheme="minorHAnsi" w:cstheme="minorBidi"/>
+              <w:noProof/>
+              <w:kern w:val="2"/>
+              <w:sz w:val="24"/>
+              <w:szCs w:val="24"/>
+              <w:lang w:val="en-US"/>
+              <w14:ligatures w14:val="standardContextual"/>
+            </w:rPr>
+          </w:pPr>
+          <w:hyperlink w:anchor="_Toc233049926" w:history="1">
+            <w:r>
+              <w:rPr>
+                <w:rStyle w:val="Hyperlink"/>
+                <w:noProof/>
+              </w:rPr>
+              <w:t>2.1.2 CÁC CHỈ SỐ ĐÁNH GIÁ DOANH THU BÁN HÀNG</w:t>
+            </w:r>
+            <w:r>
+              <w:rPr>
+                <w:noProof/>
+                <w:webHidden/>
+              </w:rPr>
+              <w:tab/>
+            </w:r>
+            <w:r>
+              <w:rPr>
+                <w:noProof/>
+                <w:webHidden/>
+              </w:rPr>
+              <w:fldChar w:fldCharType="begin"/>
+            </w:r>
+            <w:r>
+              <w:rPr>
+                <w:noProof/>
+                <w:webHidden/>
+              </w:rPr>
+              <w:instrText xml:space="preserve"> PAGEREF _Toc233049926 \h </w:instrText>
+            </w:r>
+            <w:r>
+              <w:rPr>
+                <w:noProof/>
+                <w:webHidden/>
+              </w:rPr>
+            </w:r>
+            <w:r>
+              <w:rPr>
+                <w:noProof/>
+                <w:webHidden/>
+              </w:rPr>
+              <w:fldChar w:fldCharType="separate"/>
+            </w:r>
+            <w:r>
+              <w:rPr>
+                <w:noProof/>
+                <w:webHidden/>
+              </w:rPr>
+              <w:t>15</w:t>
+            </w:r>
+            <w:r>
+              <w:rPr>
+                <w:noProof/>
+                <w:webHidden/>
+              </w:rPr>
+              <w:fldChar w:fldCharType="end"/>
+            </w:r>
+          </w:hyperlink>
+        </w:p>
+        <w:p>
+          <w:pPr>
+            <w:pStyle w:val="TOC3"/>
+            <w:tabs>
+              <w:tab w:val="right" w:leader="dot" w:pos="9350"/>
+            </w:tabs>
+            <w:rPr>
+              <w:rFonts w:asciiTheme="minorHAnsi" w:eastAsiaTheme="minorEastAsia" w:hAnsiTheme="minorHAnsi" w:cstheme="minorBidi"/>
+              <w:noProof/>
+              <w:kern w:val="2"/>
+              <w:sz w:val="24"/>
+              <w:szCs w:val="24"/>
+              <w:lang w:val="en-US"/>
+              <w14:ligatures w14:val="standardContextual"/>
+            </w:rPr>
+          </w:pPr>
+          <w:hyperlink w:anchor="_Toc233049927" w:history="1">
+            <w:r>
+              <w:rPr>
+                <w:rStyle w:val="Hyperlink"/>
+                <w:noProof/>
+              </w:rPr>
+              <w:t>2.1.3 QUY TRÌNH PHÂN TÍCH DỮ LIỆU TRONG DOANH NGHIỆP BÁN HÀNG</w:t>
+            </w:r>
+            <w:r>
+              <w:rPr>
+                <w:noProof/>
+                <w:webHidden/>
+              </w:rPr>
+              <w:tab/>
+            </w:r>
+            <w:r>
+              <w:rPr>
+                <w:noProof/>
+                <w:webHidden/>
+              </w:rPr>
+              <w:fldChar w:fldCharType="begin"/>
+            </w:r>
+            <w:r>
+              <w:rPr>
+                <w:noProof/>
+                <w:webHidden/>
+              </w:rPr>
+              <w:instrText xml:space="preserve"> PAGEREF _Toc233049927 \h </w:instrText>
+            </w:r>
+            <w:r>
+              <w:rPr>
+                <w:noProof/>
+                <w:webHidden/>
+              </w:rPr>
+            </w:r>
+            <w:r>
+              <w:rPr>
+                <w:noProof/>
+                <w:webHidden/>
+              </w:rPr>
+              <w:fldChar w:fldCharType="separate"/>
+            </w:r>
+            <w:r>
+              <w:rPr>
+                <w:noProof/>
+                <w:webHidden/>
+              </w:rPr>
+              <w:t>15</w:t>
+            </w:r>
+            <w:r>
+              <w:rPr>
+                <w:noProof/>
+                <w:webHidden/>
+              </w:rPr>
+              <w:fldChar w:fldCharType="end"/>
+            </w:r>
+          </w:hyperlink>
+        </w:p>
+        <w:p>
+          <w:pPr>
+            <w:pStyle w:val="TOC3"/>
+            <w:tabs>
+              <w:tab w:val="right" w:leader="dot" w:pos="9350"/>
+            </w:tabs>
+            <w:rPr>
+              <w:rFonts w:asciiTheme="minorHAnsi" w:eastAsiaTheme="minorEastAsia" w:hAnsiTheme="minorHAnsi" w:cstheme="minorBidi"/>
+              <w:noProof/>
+              <w:kern w:val="2"/>
+              <w:sz w:val="24"/>
+              <w:szCs w:val="24"/>
+              <w:lang w:val="en-US"/>
+              <w14:ligatures w14:val="standardContextual"/>
+            </w:rPr>
+          </w:pPr>
+          <w:hyperlink w:anchor="_Toc233049928" w:history="1">
+            <w:r>
+              <w:rPr>
+                <w:rStyle w:val="Hyperlink"/>
+                <w:noProof/>
+              </w:rPr>
+              <w:t>2.1.4 HỆ THỐNG KHO DỮ LIỆU (DATA WAREHOUSE) VÀ QUY TRÌNH ETL</w:t>
+            </w:r>
+            <w:r>
+              <w:rPr>
+                <w:noProof/>
+                <w:webHidden/>
+              </w:rPr>
+              <w:tab/>
+            </w:r>
+            <w:r>
+              <w:rPr>
+                <w:noProof/>
+                <w:webHidden/>
+              </w:rPr>
+              <w:fldChar w:fldCharType="begin"/>
+            </w:r>
+            <w:r>
+              <w:rPr>
+                <w:noProof/>
+                <w:webHidden/>
+              </w:rPr>
+              <w:instrText xml:space="preserve"> PAGEREF _Toc233049928 \h </w:instrText>
+            </w:r>
+            <w:r>
+              <w:rPr>
+                <w:noProof/>
+                <w:webHidden/>
+              </w:rPr>
+            </w:r>
+            <w:r>
+              <w:rPr>
+                <w:noProof/>
+                <w:webHidden/>
+              </w:rPr>
+              <w:fldChar w:fldCharType="separate"/>
+            </w:r>
+            <w:r>
+              <w:rPr>
+                <w:noProof/>
+                <w:webHidden/>
+              </w:rPr>
+              <w:t>16</w:t>
+            </w:r>
+            <w:r>
+              <w:rPr>
+                <w:noProof/>
+                <w:webHidden/>
+              </w:rPr>
+              <w:fldChar w:fldCharType="end"/>
+            </w:r>
+          </w:hyperlink>
+        </w:p>
+        <w:p>
+          <w:pPr>
+            <w:pStyle w:val="TOC3"/>
+            <w:tabs>
+              <w:tab w:val="right" w:leader="dot" w:pos="9350"/>
+            </w:tabs>
+            <w:rPr>
+              <w:rFonts w:asciiTheme="minorHAnsi" w:eastAsiaTheme="minorEastAsia" w:hAnsiTheme="minorHAnsi" w:cstheme="minorBidi"/>
+              <w:noProof/>
+              <w:kern w:val="2"/>
+              <w:sz w:val="24"/>
+              <w:szCs w:val="24"/>
+              <w:lang w:val="en-US"/>
+              <w14:ligatures w14:val="standardContextual"/>
+            </w:rPr>
+          </w:pPr>
+          <w:hyperlink w:anchor="_Toc233049929" w:history="1">
+            <w:r>
+              <w:rPr>
+                <w:rStyle w:val="Hyperlink"/>
+                <w:noProof/>
+              </w:rPr>
+              <w:t>2.1.5 MÔ HÌNH DỮ LIỆU ĐA CHIỀU VÀ LƯỢC ĐỒ HÌNH SAO (STAR SCHEMA)</w:t>
+            </w:r>
+            <w:r>
+              <w:rPr>
+                <w:noProof/>
+                <w:webHidden/>
+              </w:rPr>
+              <w:tab/>
+            </w:r>
+            <w:r>
+              <w:rPr>
+                <w:noProof/>
+                <w:webHidden/>
+              </w:rPr>
+              <w:fldChar w:fldCharType="begin"/>
+            </w:r>
+            <w:r>
+              <w:rPr>
+                <w:noProof/>
+                <w:webHidden/>
+              </w:rPr>
+              <w:instrText xml:space="preserve"> PAGEREF _Toc233049929 \h </w:instrText>
+            </w:r>
+            <w:r>
+              <w:rPr>
+                <w:noProof/>
+                <w:webHidden/>
+              </w:rPr>
+            </w:r>
+            <w:r>
+              <w:rPr>
+                <w:noProof/>
+                <w:webHidden/>
+              </w:rPr>
+              <w:fldChar w:fldCharType="separate"/>
+            </w:r>
+            <w:r>
+              <w:rPr>
+                <w:noProof/>
+                <w:webHidden/>
+              </w:rPr>
+              <w:t>16</w:t>
+            </w:r>
+            <w:r>
+              <w:rPr>
+                <w:noProof/>
+                <w:webHidden/>
+              </w:rPr>
+              <w:fldChar w:fldCharType="end"/>
+            </w:r>
+          </w:hyperlink>
+        </w:p>
+        <w:p>
+          <w:pPr>
+            <w:pStyle w:val="TOC3"/>
+            <w:tabs>
+              <w:tab w:val="right" w:leader="dot" w:pos="9350"/>
+            </w:tabs>
+            <w:rPr>
+              <w:rFonts w:asciiTheme="minorHAnsi" w:eastAsiaTheme="minorEastAsia" w:hAnsiTheme="minorHAnsi" w:cstheme="minorBidi"/>
+              <w:noProof/>
+              <w:kern w:val="2"/>
+              <w:sz w:val="24"/>
+              <w:szCs w:val="24"/>
+              <w:lang w:val="en-US"/>
+              <w14:ligatures w14:val="standardContextual"/>
+            </w:rPr>
+          </w:pPr>
+          <w:hyperlink w:anchor="_Toc233049930" w:history="1">
+            <w:r>
+              <w:rPr>
+                <w:rStyle w:val="Hyperlink"/>
+                <w:noProof/>
+              </w:rPr>
+              <w:t>2.1.6 BUSINESS INTELLIGENCE (BI) TRONG PHÂN TÍCH DOANH THU</w:t>
+            </w:r>
+            <w:r>
+              <w:rPr>
+                <w:noProof/>
+                <w:webHidden/>
+              </w:rPr>
+              <w:tab/>
+            </w:r>
+            <w:r>
+              <w:rPr>
+                <w:noProof/>
+                <w:webHidden/>
+              </w:rPr>
+              <w:fldChar w:fldCharType="begin"/>
+            </w:r>
+            <w:r>
+              <w:rPr>
+                <w:noProof/>
+                <w:webHidden/>
+              </w:rPr>
+              <w:instrText xml:space="preserve"> PAGEREF _Toc233049930 \h </w:instrText>
+            </w:r>
+            <w:r>
+              <w:rPr>
+                <w:noProof/>
+                <w:webHidden/>
+              </w:rPr>
+            </w:r>
+            <w:r>
+              <w:rPr>
+                <w:noProof/>
+                <w:webHidden/>
+              </w:rPr>
+              <w:fldChar w:fldCharType="separate"/>
+            </w:r>
+            <w:r>
+              <w:rPr>
+                <w:noProof/>
+                <w:webHidden/>
+              </w:rPr>
+              <w:t>17</w:t>
+            </w:r>
+            <w:r>
+              <w:rPr>
+                <w:noProof/>
+                <w:webHidden/>
+              </w:rPr>
+              <w:fldChar w:fldCharType="end"/>
+            </w:r>
+          </w:hyperlink>
+        </w:p>
+        <w:p>
+          <w:pPr>
+            <w:pStyle w:val="TOC3"/>
+            <w:tabs>
+              <w:tab w:val="right" w:leader="dot" w:pos="9350"/>
+            </w:tabs>
+            <w:rPr>
+              <w:rFonts w:asciiTheme="minorHAnsi" w:eastAsiaTheme="minorEastAsia" w:hAnsiTheme="minorHAnsi" w:cstheme="minorBidi"/>
+              <w:noProof/>
+              <w:kern w:val="2"/>
+              <w:sz w:val="24"/>
+              <w:szCs w:val="24"/>
+              <w:lang w:val="en-US"/>
+              <w14:ligatures w14:val="standardContextual"/>
+            </w:rPr>
+          </w:pPr>
+          <w:hyperlink w:anchor="_Toc233049931" w:history="1">
+            <w:r>
+              <w:rPr>
+                <w:rStyle w:val="Hyperlink"/>
+                <w:noProof/>
+              </w:rPr>
+              <w:t>2.1.7 TRỰC QUAN HÓA DỮ LIỆU TRONG PHÂN TÍCH DOANH THU</w:t>
+            </w:r>
+            <w:r>
+              <w:rPr>
+                <w:noProof/>
+                <w:webHidden/>
+              </w:rPr>
+              <w:tab/>
+            </w:r>
+            <w:r>
+              <w:rPr>
+                <w:noProof/>
+                <w:webHidden/>
+              </w:rPr>
+              <w:fldChar w:fldCharType="begin"/>
+            </w:r>
+            <w:r>
+              <w:rPr>
+                <w:noProof/>
+                <w:webHidden/>
+              </w:rPr>
+              <w:instrText xml:space="preserve"> PAGEREF _Toc233049931 \h </w:instrText>
+            </w:r>
+            <w:r>
+              <w:rPr>
+                <w:noProof/>
+                <w:webHidden/>
+              </w:rPr>
+            </w:r>
+            <w:r>
+              <w:rPr>
+                <w:noProof/>
+                <w:webHidden/>
+              </w:rPr>
+              <w:fldChar w:fldCharType="separate"/>
+            </w:r>
+            <w:r>
+              <w:rPr>
+                <w:noProof/>
+                <w:webHidden/>
+              </w:rPr>
+              <w:t>18</w:t>
             </w:r>
             <w:r>
               <w:rPr>
@@ -4369,14 +5724,13 @@
               <w14:ligatures w14:val="standardContextual"/>
             </w:rPr>
           </w:pPr>
-          <w:hyperlink w:anchor="_Toc232365763" w:history="1">
+          <w:hyperlink w:anchor="_Toc233049932" w:history="1">
             <w:r>
               <w:rPr>
                 <w:rStyle w:val="Hyperlink"/>
                 <w:noProof/>
-                <w:lang w:val="en-US"/>
-              </w:rPr>
-              <w:t>1.3 MỤC TIÊU VÀ PHẠM VI DỰ ÁN</w:t>
+              </w:rPr>
+              <w:t>2.2 PHÂN TÍCH YÊU CẦU NGHIỆP VỤ</w:t>
             </w:r>
             <w:r>
               <w:rPr>
@@ -4397,7 +5751,7 @@
                 <w:noProof/>
                 <w:webHidden/>
               </w:rPr>
-              <w:instrText xml:space="preserve"> PAGEREF _Toc232365763 \h </w:instrText>
+              <w:instrText xml:space="preserve"> PAGEREF _Toc233049932 \h </w:instrText>
             </w:r>
             <w:r>
               <w:rPr>
@@ -4417,7 +5771,81 @@
                 <w:noProof/>
                 <w:webHidden/>
               </w:rPr>
-              <w:t>8</w:t>
+              <w:t>19</w:t>
+            </w:r>
+            <w:r>
+              <w:rPr>
+                <w:noProof/>
+                <w:webHidden/>
+              </w:rPr>
+              <w:fldChar w:fldCharType="end"/>
+            </w:r>
+          </w:hyperlink>
+        </w:p>
+        <w:p>
+          <w:pPr>
+            <w:pStyle w:val="TOC2"/>
+            <w:tabs>
+              <w:tab w:val="right" w:leader="dot" w:pos="9350"/>
+            </w:tabs>
+            <w:rPr>
+              <w:rFonts w:asciiTheme="minorHAnsi" w:eastAsiaTheme="minorEastAsia" w:hAnsiTheme="minorHAnsi" w:cstheme="minorBidi"/>
+              <w:noProof/>
+              <w:kern w:val="2"/>
+              <w:sz w:val="24"/>
+              <w:szCs w:val="24"/>
+              <w:lang w:val="en-US"/>
+              <w14:ligatures w14:val="standardContextual"/>
+            </w:rPr>
+          </w:pPr>
+          <w:hyperlink w:anchor="_Toc233049933" w:history="1">
+            <w:r>
+              <w:rPr>
+                <w:rStyle w:val="Hyperlink"/>
+                <w:noProof/>
+              </w:rPr>
+              <w:t>2.2.1 BÀI TOÁN PHÂN TÍCH DOANH THU BÁN HÀNG</w:t>
+            </w:r>
+            <w:r>
+              <w:rPr>
+                <w:noProof/>
+                <w:webHidden/>
+              </w:rPr>
+              <w:tab/>
+            </w:r>
+            <w:r>
+              <w:rPr>
+                <w:noProof/>
+                <w:webHidden/>
+              </w:rPr>
+              <w:fldChar w:fldCharType="begin"/>
+            </w:r>
+            <w:r>
+              <w:rPr>
+                <w:noProof/>
+                <w:webHidden/>
+              </w:rPr>
+              <w:instrText xml:space="preserve"> PAGEREF _Toc233049933 \h </w:instrText>
+            </w:r>
+            <w:r>
+              <w:rPr>
+                <w:noProof/>
+                <w:webHidden/>
+              </w:rPr>
+            </w:r>
+            <w:r>
+              <w:rPr>
+                <w:noProof/>
+                <w:webHidden/>
+              </w:rPr>
+              <w:fldChar w:fldCharType="separate"/>
+            </w:r>
+            <w:r>
+              <w:rPr>
+                <w:noProof/>
+                <w:webHidden/>
+              </w:rPr>
+              <w:t>19</w:t>
             </w:r>
             <w:r>
               <w:rPr>
@@ -4444,14 +5872,13 @@
               <w14:ligatures w14:val="standardContextual"/>
             </w:rPr>
           </w:pPr>
-          <w:hyperlink w:anchor="_Toc232365764" w:history="1">
+          <w:hyperlink w:anchor="_Toc233049934" w:history="1">
             <w:r>
               <w:rPr>
                 <w:rStyle w:val="Hyperlink"/>
                 <w:noProof/>
-                <w:lang w:val="en-US"/>
-              </w:rPr>
-              <w:t>1.3.1  MỤC TIÊU TỔNG THỂ</w:t>
+              </w:rPr>
+              <w:t>2.2.2 XÁC ĐỊNH YÊU CẦU PHÂN TÍCH</w:t>
             </w:r>
             <w:r>
               <w:rPr>
@@ -4472,7 +5899,7 @@
                 <w:noProof/>
                 <w:webHidden/>
               </w:rPr>
-              <w:instrText xml:space="preserve"> PAGEREF _Toc232365764 \h </w:instrText>
+              <w:instrText xml:space="preserve"> PAGEREF _Toc233049934 \h </w:instrText>
             </w:r>
             <w:r>
               <w:rPr>
@@ -4492,7 +5919,7 @@
                 <w:noProof/>
                 <w:webHidden/>
               </w:rPr>
-              <w:t>8</w:t>
+              <w:t>19</w:t>
             </w:r>
             <w:r>
               <w:rPr>
@@ -4519,14 +5946,13 @@
               <w14:ligatures w14:val="standardContextual"/>
             </w:rPr>
           </w:pPr>
-          <w:hyperlink w:anchor="_Toc232365765" w:history="1">
+          <w:hyperlink w:anchor="_Toc233049935" w:history="1">
             <w:r>
               <w:rPr>
                 <w:rStyle w:val="Hyperlink"/>
                 <w:noProof/>
-                <w:lang w:val="en-US"/>
-              </w:rPr>
-              <w:t>1.3.2 MỤC TIÊU CỤ THỂ</w:t>
+              </w:rPr>
+              <w:t>2.2.3 HỆ THỐNG CHỈ SỐ ĐO LƯỜNG (KPI FRAMEWORK)</w:t>
             </w:r>
             <w:r>
               <w:rPr>
@@ -4547,7 +5973,7 @@
                 <w:noProof/>
                 <w:webHidden/>
               </w:rPr>
-              <w:instrText xml:space="preserve"> PAGEREF _Toc232365765 \h </w:instrText>
+              <w:instrText xml:space="preserve"> PAGEREF _Toc233049935 \h </w:instrText>
             </w:r>
             <w:r>
               <w:rPr>
@@ -4567,7 +5993,81 @@
                 <w:noProof/>
                 <w:webHidden/>
               </w:rPr>
-              <w:t>8</w:t>
+              <w:t>20</w:t>
+            </w:r>
+            <w:r>
+              <w:rPr>
+                <w:noProof/>
+                <w:webHidden/>
+              </w:rPr>
+              <w:fldChar w:fldCharType="end"/>
+            </w:r>
+          </w:hyperlink>
+        </w:p>
+        <w:p>
+          <w:pPr>
+            <w:pStyle w:val="TOC2"/>
+            <w:tabs>
+              <w:tab w:val="right" w:leader="dot" w:pos="9350"/>
+            </w:tabs>
+            <w:rPr>
+              <w:rFonts w:asciiTheme="minorHAnsi" w:eastAsiaTheme="minorEastAsia" w:hAnsiTheme="minorHAnsi" w:cstheme="minorBidi"/>
+              <w:noProof/>
+              <w:kern w:val="2"/>
+              <w:sz w:val="24"/>
+              <w:szCs w:val="24"/>
+              <w:lang w:val="en-US"/>
+              <w14:ligatures w14:val="standardContextual"/>
+            </w:rPr>
+          </w:pPr>
+          <w:hyperlink w:anchor="_Toc233049936" w:history="1">
+            <w:r>
+              <w:rPr>
+                <w:rStyle w:val="Hyperlink"/>
+                <w:noProof/>
+              </w:rPr>
+              <w:t>2.3 KIẾN TRÚC HỆ THỐNG ĐỀ XUẤT</w:t>
+            </w:r>
+            <w:r>
+              <w:rPr>
+                <w:noProof/>
+                <w:webHidden/>
+              </w:rPr>
+              <w:tab/>
+            </w:r>
+            <w:r>
+              <w:rPr>
+                <w:noProof/>
+                <w:webHidden/>
+              </w:rPr>
+              <w:fldChar w:fldCharType="begin"/>
+            </w:r>
+            <w:r>
+              <w:rPr>
+                <w:noProof/>
+                <w:webHidden/>
+              </w:rPr>
+              <w:instrText xml:space="preserve"> PAGEREF _Toc233049936 \h </w:instrText>
+            </w:r>
+            <w:r>
+              <w:rPr>
+                <w:noProof/>
+                <w:webHidden/>
+              </w:rPr>
+            </w:r>
+            <w:r>
+              <w:rPr>
+                <w:noProof/>
+                <w:webHidden/>
+              </w:rPr>
+              <w:fldChar w:fldCharType="separate"/>
+            </w:r>
+            <w:r>
+              <w:rPr>
+                <w:noProof/>
+                <w:webHidden/>
+              </w:rPr>
+              <w:t>21</w:t>
             </w:r>
             <w:r>
               <w:rPr>
@@ -4594,14 +6094,14 @@
               <w14:ligatures w14:val="standardContextual"/>
             </w:rPr>
           </w:pPr>
-          <w:hyperlink w:anchor="_Toc232365766" w:history="1">
+          <w:hyperlink w:anchor="_Toc233049937" w:history="1">
             <w:r>
               <w:rPr>
                 <w:rStyle w:val="Hyperlink"/>
                 <w:noProof/>
                 <w:lang w:val="en-US"/>
               </w:rPr>
-              <w:t>1.3.3 PHẠM VI DỰ ÁN</w:t>
+              <w:t>2.3.1 KIẾN TRÚC TỔNG THỂ HỆ THỐNG</w:t>
             </w:r>
             <w:r>
               <w:rPr>
@@ -4622,7 +6122,7 @@
                 <w:noProof/>
                 <w:webHidden/>
               </w:rPr>
-              <w:instrText xml:space="preserve"> PAGEREF _Toc232365766 \h </w:instrText>
+              <w:instrText xml:space="preserve"> PAGEREF _Toc233049937 \h </w:instrText>
             </w:r>
             <w:r>
               <w:rPr>
@@ -4642,7 +6142,157 @@
                 <w:noProof/>
                 <w:webHidden/>
               </w:rPr>
-              <w:t>9</w:t>
+              <w:t>21</w:t>
+            </w:r>
+            <w:r>
+              <w:rPr>
+                <w:noProof/>
+                <w:webHidden/>
+              </w:rPr>
+              <w:fldChar w:fldCharType="end"/>
+            </w:r>
+          </w:hyperlink>
+        </w:p>
+        <w:p>
+          <w:pPr>
+            <w:pStyle w:val="TOC3"/>
+            <w:tabs>
+              <w:tab w:val="right" w:leader="dot" w:pos="9350"/>
+            </w:tabs>
+            <w:rPr>
+              <w:rFonts w:asciiTheme="minorHAnsi" w:eastAsiaTheme="minorEastAsia" w:hAnsiTheme="minorHAnsi" w:cstheme="minorBidi"/>
+              <w:noProof/>
+              <w:kern w:val="2"/>
+              <w:sz w:val="24"/>
+              <w:szCs w:val="24"/>
+              <w:lang w:val="en-US"/>
+              <w14:ligatures w14:val="standardContextual"/>
+            </w:rPr>
+          </w:pPr>
+          <w:hyperlink w:anchor="_Toc233049938" w:history="1">
+            <w:r>
+              <w:rPr>
+                <w:rStyle w:val="Hyperlink"/>
+                <w:noProof/>
+                <w:lang w:val="en-US"/>
+              </w:rPr>
+              <w:t>2.3.2 LUỒNG XỬ LÝ DỮ LIỆU</w:t>
+            </w:r>
+            <w:r>
+              <w:rPr>
+                <w:noProof/>
+                <w:webHidden/>
+              </w:rPr>
+              <w:tab/>
+            </w:r>
+            <w:r>
+              <w:rPr>
+                <w:noProof/>
+                <w:webHidden/>
+              </w:rPr>
+              <w:fldChar w:fldCharType="begin"/>
+            </w:r>
+            <w:r>
+              <w:rPr>
+                <w:noProof/>
+                <w:webHidden/>
+              </w:rPr>
+              <w:instrText xml:space="preserve"> PAGEREF _Toc233049938 \h </w:instrText>
+            </w:r>
+            <w:r>
+              <w:rPr>
+                <w:noProof/>
+                <w:webHidden/>
+              </w:rPr>
+            </w:r>
+            <w:r>
+              <w:rPr>
+                <w:noProof/>
+                <w:webHidden/>
+              </w:rPr>
+              <w:fldChar w:fldCharType="separate"/>
+            </w:r>
+            <w:r>
+              <w:rPr>
+                <w:noProof/>
+                <w:webHidden/>
+              </w:rPr>
+              <w:t>21</w:t>
+            </w:r>
+            <w:r>
+              <w:rPr>
+                <w:noProof/>
+                <w:webHidden/>
+              </w:rPr>
+              <w:fldChar w:fldCharType="end"/>
+            </w:r>
+          </w:hyperlink>
+        </w:p>
+        <w:p>
+          <w:pPr>
+            <w:pStyle w:val="TOC3"/>
+            <w:tabs>
+              <w:tab w:val="right" w:leader="dot" w:pos="9350"/>
+            </w:tabs>
+            <w:rPr>
+              <w:rFonts w:asciiTheme="minorHAnsi" w:eastAsiaTheme="minorEastAsia" w:hAnsiTheme="minorHAnsi" w:cstheme="minorBidi"/>
+              <w:noProof/>
+              <w:kern w:val="2"/>
+              <w:sz w:val="24"/>
+              <w:szCs w:val="24"/>
+              <w:lang w:val="en-US"/>
+              <w14:ligatures w14:val="standardContextual"/>
+            </w:rPr>
+          </w:pPr>
+          <w:hyperlink w:anchor="_Toc233049939" w:history="1">
+            <w:r>
+              <w:rPr>
+                <w:rStyle w:val="Hyperlink"/>
+                <w:noProof/>
+                <w:lang w:val="en-US"/>
+              </w:rPr>
+              <w:t>2.3.3 CÔNG NGHỆ SỬ DỤNG TRONG DỰ ÁN</w:t>
+            </w:r>
+            <w:r>
+              <w:rPr>
+                <w:noProof/>
+                <w:webHidden/>
+              </w:rPr>
+              <w:tab/>
+            </w:r>
+            <w:r>
+              <w:rPr>
+                <w:noProof/>
+                <w:webHidden/>
+              </w:rPr>
+              <w:fldChar w:fldCharType="begin"/>
+            </w:r>
+            <w:r>
+              <w:rPr>
+                <w:noProof/>
+                <w:webHidden/>
+              </w:rPr>
+              <w:instrText xml:space="preserve"> PAGEREF _Toc233049939 \h </w:instrText>
+            </w:r>
+            <w:r>
+              <w:rPr>
+                <w:noProof/>
+                <w:webHidden/>
+              </w:rPr>
+            </w:r>
+            <w:r>
+              <w:rPr>
+                <w:noProof/>
+                <w:webHidden/>
+              </w:rPr>
+              <w:fldChar w:fldCharType="separate"/>
+            </w:r>
+            <w:r>
+              <w:rPr>
+                <w:noProof/>
+                <w:webHidden/>
+              </w:rPr>
+              <w:t>22</w:t>
             </w:r>
             <w:r>
               <w:rPr>
@@ -4669,14 +6319,13 @@
               <w14:ligatures w14:val="standardContextual"/>
             </w:rPr>
           </w:pPr>
-          <w:hyperlink w:anchor="_Toc232365767" w:history="1">
+          <w:hyperlink w:anchor="_Toc233049940" w:history="1">
             <w:r>
               <w:rPr>
                 <w:rStyle w:val="Hyperlink"/>
                 <w:noProof/>
-                <w:lang w:val="en-US"/>
-              </w:rPr>
-              <w:t>1.4 ĐỐI TƯỢNG PHỤC VỤ VÀ TIÊU CHÍ THÀNH CÔNG</w:t>
+              </w:rPr>
+              <w:t>2.4 TỪ ĐIỂN DỮ LIỆU (DATA DICTIONARY)</w:t>
             </w:r>
             <w:r>
               <w:rPr>
@@ -4697,7 +6346,7 @@
                 <w:noProof/>
                 <w:webHidden/>
               </w:rPr>
-              <w:instrText xml:space="preserve"> PAGEREF _Toc232365767 \h </w:instrText>
+              <w:instrText xml:space="preserve"> PAGEREF _Toc233049940 \h </w:instrText>
             </w:r>
             <w:r>
               <w:rPr>
@@ -4717,7 +6366,82 @@
                 <w:noProof/>
                 <w:webHidden/>
               </w:rPr>
-              <w:t>10</w:t>
+              <w:t>23</w:t>
+            </w:r>
+            <w:r>
+              <w:rPr>
+                <w:noProof/>
+                <w:webHidden/>
+              </w:rPr>
+              <w:fldChar w:fldCharType="end"/>
+            </w:r>
+          </w:hyperlink>
+        </w:p>
+        <w:p>
+          <w:pPr>
+            <w:pStyle w:val="TOC2"/>
+            <w:tabs>
+              <w:tab w:val="right" w:leader="dot" w:pos="9350"/>
+            </w:tabs>
+            <w:rPr>
+              <w:rFonts w:asciiTheme="minorHAnsi" w:eastAsiaTheme="minorEastAsia" w:hAnsiTheme="minorHAnsi" w:cstheme="minorBidi"/>
+              <w:noProof/>
+              <w:kern w:val="2"/>
+              <w:sz w:val="24"/>
+              <w:szCs w:val="24"/>
+              <w:lang w:val="en-US"/>
+              <w14:ligatures w14:val="standardContextual"/>
+            </w:rPr>
+          </w:pPr>
+          <w:hyperlink w:anchor="_Toc233049941" w:history="1">
+            <w:r>
+              <w:rPr>
+                <w:rStyle w:val="Hyperlink"/>
+                <w:noProof/>
+                <w:lang w:val="en-US"/>
+              </w:rPr>
+              <w:t>2.4.1 MÔ TẢ BỘ DỮ LIỆU</w:t>
+            </w:r>
+            <w:r>
+              <w:rPr>
+                <w:noProof/>
+                <w:webHidden/>
+              </w:rPr>
+              <w:tab/>
+            </w:r>
+            <w:r>
+              <w:rPr>
+                <w:noProof/>
+                <w:webHidden/>
+              </w:rPr>
+              <w:fldChar w:fldCharType="begin"/>
+            </w:r>
+            <w:r>
+              <w:rPr>
+                <w:noProof/>
+                <w:webHidden/>
+              </w:rPr>
+              <w:instrText xml:space="preserve"> PAGEREF _Toc233049941 \h </w:instrText>
+            </w:r>
+            <w:r>
+              <w:rPr>
+                <w:noProof/>
+                <w:webHidden/>
+              </w:rPr>
+            </w:r>
+            <w:r>
+              <w:rPr>
+                <w:noProof/>
+                <w:webHidden/>
+              </w:rPr>
+              <w:fldChar w:fldCharType="separate"/>
+            </w:r>
+            <w:r>
+              <w:rPr>
+                <w:noProof/>
+                <w:webHidden/>
+              </w:rPr>
+              <w:t>23</w:t>
             </w:r>
             <w:r>
               <w:rPr>
@@ -4744,21 +6468,96 @@
               <w14:ligatures w14:val="standardContextual"/>
             </w:rPr>
           </w:pPr>
-          <w:hyperlink w:anchor="_Toc232365768" w:history="1">
+          <w:hyperlink w:anchor="_Toc233049942" w:history="1">
             <w:r>
               <w:rPr>
                 <w:rStyle w:val="Hyperlink"/>
                 <w:noProof/>
                 <w:lang w:val="en-US"/>
               </w:rPr>
-              <w:t>1.4.1 ĐỐI TƯỢNG PHỤC VỤ (</w:t>
-            </w:r>
+              <w:t>2.4.2 DANH SÁCH CÁC THUỘC TÍNH DỮ LIỆU</w:t>
+            </w:r>
+            <w:r>
+              <w:rPr>
+                <w:noProof/>
+                <w:webHidden/>
+              </w:rPr>
+              <w:tab/>
+            </w:r>
+            <w:r>
+              <w:rPr>
+                <w:noProof/>
+                <w:webHidden/>
+              </w:rPr>
+              <w:fldChar w:fldCharType="begin"/>
+            </w:r>
+            <w:r>
+              <w:rPr>
+                <w:noProof/>
+                <w:webHidden/>
+              </w:rPr>
+              <w:instrText xml:space="preserve"> PAGEREF _Toc233049942 \h </w:instrText>
+            </w:r>
+            <w:r>
+              <w:rPr>
+                <w:noProof/>
+                <w:webHidden/>
+              </w:rPr>
+            </w:r>
+            <w:r>
+              <w:rPr>
+                <w:noProof/>
+                <w:webHidden/>
+              </w:rPr>
+              <w:fldChar w:fldCharType="separate"/>
+            </w:r>
+            <w:r>
+              <w:rPr>
+                <w:noProof/>
+                <w:webHidden/>
+              </w:rPr>
+              <w:t>23</w:t>
+            </w:r>
+            <w:r>
+              <w:rPr>
+                <w:noProof/>
+                <w:webHidden/>
+              </w:rPr>
+              <w:fldChar w:fldCharType="end"/>
+            </w:r>
+          </w:hyperlink>
+        </w:p>
+        <w:p>
+          <w:pPr>
+            <w:pStyle w:val="TOC3"/>
+            <w:tabs>
+              <w:tab w:val="right" w:leader="dot" w:pos="9350"/>
+            </w:tabs>
+            <w:rPr>
+              <w:rFonts w:asciiTheme="minorHAnsi" w:eastAsiaTheme="minorEastAsia" w:hAnsiTheme="minorHAnsi" w:cstheme="minorBidi"/>
+              <w:noProof/>
+              <w:kern w:val="2"/>
+              <w:sz w:val="24"/>
+              <w:szCs w:val="24"/>
+              <w:lang w:val="en-US"/>
+              <w14:ligatures w14:val="standardContextual"/>
+            </w:rPr>
+          </w:pPr>
+          <w:hyperlink w:anchor="_Toc233049943" w:history="1">
             <w:r>
               <w:rPr>
                 <w:rStyle w:val="Hyperlink"/>
                 <w:noProof/>
-              </w:rPr>
-              <w:t>STAKEHOLDERS)</w:t>
+                <w:lang w:val="en-US"/>
+              </w:rPr>
+              <w:t xml:space="preserve">2.4.3 PHÂN LOẠI DỮ LIỆU THEO NHÓM </w:t>
+            </w:r>
+            <w:r>
+              <w:rPr>
+                <w:rStyle w:val="Hyperlink"/>
+                <w:noProof/>
+              </w:rPr>
+              <w:t>(STAR SCHEMA STRUCTURE)</w:t>
             </w:r>
             <w:r>
               <w:rPr>
@@ -4779,7 +6578,7 @@
                 <w:noProof/>
                 <w:webHidden/>
               </w:rPr>
-              <w:instrText xml:space="preserve"> PAGEREF _Toc232365768 \h </w:instrText>
+              <w:instrText xml:space="preserve"> PAGEREF _Toc233049943 \h </w:instrText>
             </w:r>
             <w:r>
               <w:rPr>
@@ -4799,7 +6598,81 @@
                 <w:noProof/>
                 <w:webHidden/>
               </w:rPr>
-              <w:t>10</w:t>
+              <w:t>24</w:t>
+            </w:r>
+            <w:r>
+              <w:rPr>
+                <w:noProof/>
+                <w:webHidden/>
+              </w:rPr>
+              <w:fldChar w:fldCharType="end"/>
+            </w:r>
+          </w:hyperlink>
+        </w:p>
+        <w:p>
+          <w:pPr>
+            <w:pStyle w:val="TOC1"/>
+            <w:tabs>
+              <w:tab w:val="right" w:leader="dot" w:pos="9350"/>
+            </w:tabs>
+            <w:rPr>
+              <w:rFonts w:asciiTheme="minorHAnsi" w:eastAsiaTheme="minorEastAsia" w:hAnsiTheme="minorHAnsi" w:cstheme="minorBidi"/>
+              <w:noProof/>
+              <w:kern w:val="2"/>
+              <w:sz w:val="24"/>
+              <w:szCs w:val="24"/>
+              <w:lang w:val="en-US"/>
+              <w14:ligatures w14:val="standardContextual"/>
+            </w:rPr>
+          </w:pPr>
+          <w:hyperlink w:anchor="_Toc233049944" w:history="1">
+            <w:r>
+              <w:rPr>
+                <w:rStyle w:val="Hyperlink"/>
+                <w:noProof/>
+              </w:rPr>
+              <w:t>CHƯƠNG 3: QUY TRÌNH ETL VÀ MÔ HÌNH HÓA DỮ LIỆU</w:t>
+            </w:r>
+            <w:r>
+              <w:rPr>
+                <w:noProof/>
+                <w:webHidden/>
+              </w:rPr>
+              <w:tab/>
+            </w:r>
+            <w:r>
+              <w:rPr>
+                <w:noProof/>
+                <w:webHidden/>
+              </w:rPr>
+              <w:fldChar w:fldCharType="begin"/>
+            </w:r>
+            <w:r>
+              <w:rPr>
+                <w:noProof/>
+                <w:webHidden/>
+              </w:rPr>
+              <w:instrText xml:space="preserve"> PAGEREF _Toc233049944 \h </w:instrText>
+            </w:r>
+            <w:r>
+              <w:rPr>
+                <w:noProof/>
+                <w:webHidden/>
+              </w:rPr>
+            </w:r>
+            <w:r>
+              <w:rPr>
+                <w:noProof/>
+                <w:webHidden/>
+              </w:rPr>
+              <w:fldChar w:fldCharType="separate"/>
+            </w:r>
+            <w:r>
+              <w:rPr>
+                <w:noProof/>
+                <w:webHidden/>
+              </w:rPr>
+              <w:t>26</w:t>
             </w:r>
             <w:r>
               <w:rPr>
@@ -4826,13 +6699,13 @@
               <w14:ligatures w14:val="standardContextual"/>
             </w:rPr>
           </w:pPr>
-          <w:hyperlink w:anchor="_Toc232365769" w:history="1">
+          <w:hyperlink w:anchor="_Toc233049945" w:history="1">
             <w:r>
               <w:rPr>
                 <w:rStyle w:val="Hyperlink"/>
                 <w:noProof/>
               </w:rPr>
-              <w:t>1.5 CẤU TRÚC BÁO CÁO</w:t>
+              <w:t>3.1 TỔNG QUAN KIẾN TRÚC PIPELINE XỬ LÝ DỮ LIỆU</w:t>
             </w:r>
             <w:r>
               <w:rPr>
@@ -4853,7 +6726,7 @@
                 <w:noProof/>
                 <w:webHidden/>
               </w:rPr>
-              <w:instrText xml:space="preserve"> PAGEREF _Toc232365769 \h </w:instrText>
+              <w:instrText xml:space="preserve"> PAGEREF _Toc233049945 \h </w:instrText>
             </w:r>
             <w:r>
               <w:rPr>
@@ -4873,7 +6746,7 @@
                 <w:noProof/>
                 <w:webHidden/>
               </w:rPr>
-              <w:t>11</w:t>
+              <w:t>26</w:t>
             </w:r>
             <w:r>
               <w:rPr>
@@ -4900,13 +6773,13 @@
               <w14:ligatures w14:val="standardContextual"/>
             </w:rPr>
           </w:pPr>
-          <w:hyperlink w:anchor="_Toc232365770" w:history="1">
+          <w:hyperlink w:anchor="_Toc233049946" w:history="1">
             <w:r>
               <w:rPr>
                 <w:rStyle w:val="Hyperlink"/>
                 <w:noProof/>
               </w:rPr>
-              <w:t>1.6 LẬP KẾ HOẠCH DỰ ÁN</w:t>
+              <w:t>3.2 ĐÁNH GIÁ CHẤT LƯỢNG VÀ KHÁM PHÁ DỮ LIỆU (EDA)</w:t>
             </w:r>
             <w:r>
               <w:rPr>
@@ -4927,7 +6800,7 @@
                 <w:noProof/>
                 <w:webHidden/>
               </w:rPr>
-              <w:instrText xml:space="preserve"> PAGEREF _Toc232365770 \h </w:instrText>
+              <w:instrText xml:space="preserve"> PAGEREF _Toc233049946 \h </w:instrText>
             </w:r>
             <w:r>
               <w:rPr>
@@ -4947,7 +6820,155 @@
                 <w:noProof/>
                 <w:webHidden/>
               </w:rPr>
-              <w:t>11</w:t>
+              <w:t>40</w:t>
+            </w:r>
+            <w:r>
+              <w:rPr>
+                <w:noProof/>
+                <w:webHidden/>
+              </w:rPr>
+              <w:fldChar w:fldCharType="end"/>
+            </w:r>
+          </w:hyperlink>
+        </w:p>
+        <w:p>
+          <w:pPr>
+            <w:pStyle w:val="TOC3"/>
+            <w:tabs>
+              <w:tab w:val="right" w:leader="dot" w:pos="9350"/>
+            </w:tabs>
+            <w:rPr>
+              <w:rFonts w:asciiTheme="minorHAnsi" w:eastAsiaTheme="minorEastAsia" w:hAnsiTheme="minorHAnsi" w:cstheme="minorBidi"/>
+              <w:noProof/>
+              <w:kern w:val="2"/>
+              <w:sz w:val="24"/>
+              <w:szCs w:val="24"/>
+              <w:lang w:val="en-US"/>
+              <w14:ligatures w14:val="standardContextual"/>
+            </w:rPr>
+          </w:pPr>
+          <w:hyperlink w:anchor="_Toc233049947" w:history="1">
+            <w:r>
+              <w:rPr>
+                <w:rStyle w:val="Hyperlink"/>
+                <w:noProof/>
+              </w:rPr>
+              <w:t>3.2.1 KIỂM TRA DỮ LIỆU THIẾU VÀ TRÙNG LẶP</w:t>
+            </w:r>
+            <w:r>
+              <w:rPr>
+                <w:noProof/>
+                <w:webHidden/>
+              </w:rPr>
+              <w:tab/>
+            </w:r>
+            <w:r>
+              <w:rPr>
+                <w:noProof/>
+                <w:webHidden/>
+              </w:rPr>
+              <w:fldChar w:fldCharType="begin"/>
+            </w:r>
+            <w:r>
+              <w:rPr>
+                <w:noProof/>
+                <w:webHidden/>
+              </w:rPr>
+              <w:instrText xml:space="preserve"> PAGEREF _Toc233049947 \h </w:instrText>
+            </w:r>
+            <w:r>
+              <w:rPr>
+                <w:noProof/>
+                <w:webHidden/>
+              </w:rPr>
+            </w:r>
+            <w:r>
+              <w:rPr>
+                <w:noProof/>
+                <w:webHidden/>
+              </w:rPr>
+              <w:fldChar w:fldCharType="separate"/>
+            </w:r>
+            <w:r>
+              <w:rPr>
+                <w:noProof/>
+                <w:webHidden/>
+              </w:rPr>
+              <w:t>40</w:t>
+            </w:r>
+            <w:r>
+              <w:rPr>
+                <w:noProof/>
+                <w:webHidden/>
+              </w:rPr>
+              <w:fldChar w:fldCharType="end"/>
+            </w:r>
+          </w:hyperlink>
+        </w:p>
+        <w:p>
+          <w:pPr>
+            <w:pStyle w:val="TOC3"/>
+            <w:tabs>
+              <w:tab w:val="right" w:leader="dot" w:pos="9350"/>
+            </w:tabs>
+            <w:rPr>
+              <w:rFonts w:asciiTheme="minorHAnsi" w:eastAsiaTheme="minorEastAsia" w:hAnsiTheme="minorHAnsi" w:cstheme="minorBidi"/>
+              <w:noProof/>
+              <w:kern w:val="2"/>
+              <w:sz w:val="24"/>
+              <w:szCs w:val="24"/>
+              <w:lang w:val="en-US"/>
+              <w14:ligatures w14:val="standardContextual"/>
+            </w:rPr>
+          </w:pPr>
+          <w:hyperlink w:anchor="_Toc233049948" w:history="1">
+            <w:r>
+              <w:rPr>
+                <w:rStyle w:val="Hyperlink"/>
+                <w:noProof/>
+              </w:rPr>
+              <w:t>3.2.2 KIỂM TRA KIỂU DỮ LIỆU</w:t>
+            </w:r>
+            <w:r>
+              <w:rPr>
+                <w:noProof/>
+                <w:webHidden/>
+              </w:rPr>
+              <w:tab/>
+            </w:r>
+            <w:r>
+              <w:rPr>
+                <w:noProof/>
+                <w:webHidden/>
+              </w:rPr>
+              <w:fldChar w:fldCharType="begin"/>
+            </w:r>
+            <w:r>
+              <w:rPr>
+                <w:noProof/>
+                <w:webHidden/>
+              </w:rPr>
+              <w:instrText xml:space="preserve"> PAGEREF _Toc233049948 \h </w:instrText>
+            </w:r>
+            <w:r>
+              <w:rPr>
+                <w:noProof/>
+                <w:webHidden/>
+              </w:rPr>
+            </w:r>
+            <w:r>
+              <w:rPr>
+                <w:noProof/>
+                <w:webHidden/>
+              </w:rPr>
+              <w:fldChar w:fldCharType="separate"/>
+            </w:r>
+            <w:r>
+              <w:rPr>
+                <w:noProof/>
+                <w:webHidden/>
+              </w:rPr>
+              <w:t>41</w:t>
             </w:r>
             <w:r>
               <w:rPr>
@@ -4974,21 +6995,87 @@
               <w14:ligatures w14:val="standardContextual"/>
             </w:rPr>
           </w:pPr>
-          <w:hyperlink w:anchor="_Toc232365771" w:history="1">
+          <w:hyperlink w:anchor="_Toc233049949" w:history="1">
             <w:r>
               <w:rPr>
                 <w:rStyle w:val="Hyperlink"/>
                 <w:noProof/>
               </w:rPr>
-              <w:t xml:space="preserve">1.7 </w:t>
-            </w:r>
+              <w:t>3.3 LÀM SẠCH VÀ CHUẨN HÓA DỮ LIỆU (DATA CLEANING)</w:t>
+            </w:r>
+            <w:r>
+              <w:rPr>
+                <w:noProof/>
+                <w:webHidden/>
+              </w:rPr>
+              <w:tab/>
+            </w:r>
+            <w:r>
+              <w:rPr>
+                <w:noProof/>
+                <w:webHidden/>
+              </w:rPr>
+              <w:fldChar w:fldCharType="begin"/>
+            </w:r>
+            <w:r>
+              <w:rPr>
+                <w:noProof/>
+                <w:webHidden/>
+              </w:rPr>
+              <w:instrText xml:space="preserve"> PAGEREF _Toc233049949 \h </w:instrText>
+            </w:r>
+            <w:r>
+              <w:rPr>
+                <w:noProof/>
+                <w:webHidden/>
+              </w:rPr>
+            </w:r>
+            <w:r>
+              <w:rPr>
+                <w:noProof/>
+                <w:webHidden/>
+              </w:rPr>
+              <w:fldChar w:fldCharType="separate"/>
+            </w:r>
+            <w:r>
+              <w:rPr>
+                <w:noProof/>
+                <w:webHidden/>
+              </w:rPr>
+              <w:t>43</w:t>
+            </w:r>
+            <w:r>
+              <w:rPr>
+                <w:noProof/>
+                <w:webHidden/>
+              </w:rPr>
+              <w:fldChar w:fldCharType="end"/>
+            </w:r>
+          </w:hyperlink>
+        </w:p>
+        <w:p>
+          <w:pPr>
+            <w:pStyle w:val="TOC3"/>
+            <w:tabs>
+              <w:tab w:val="right" w:leader="dot" w:pos="9350"/>
+            </w:tabs>
+            <w:rPr>
+              <w:rFonts w:asciiTheme="minorHAnsi" w:eastAsiaTheme="minorEastAsia" w:hAnsiTheme="minorHAnsi" w:cstheme="minorBidi"/>
+              <w:noProof/>
+              <w:kern w:val="2"/>
+              <w:sz w:val="24"/>
+              <w:szCs w:val="24"/>
+              <w:lang w:val="en-US"/>
+              <w14:ligatures w14:val="standardContextual"/>
+            </w:rPr>
+          </w:pPr>
+          <w:hyperlink w:anchor="_Toc233049950" w:history="1">
             <w:r>
               <w:rPr>
                 <w:rStyle w:val="Hyperlink"/>
                 <w:noProof/>
-                <w:lang w:val="en-US"/>
-              </w:rPr>
-              <w:t>SO SÁNH KẾ HOẠCH BAN ĐẦU VỚI THỰC TẾ</w:t>
+              </w:rPr>
+              <w:t>3.3.1 CHUẨN HÓA CẤU TRÚC CỘT VÀ XỬ LÝ LỖI LOGIC</w:t>
             </w:r>
             <w:r>
               <w:rPr>
@@ -5009,7 +7096,7 @@
                 <w:noProof/>
                 <w:webHidden/>
               </w:rPr>
-              <w:instrText xml:space="preserve"> PAGEREF _Toc232365771 \h </w:instrText>
+              <w:instrText xml:space="preserve"> PAGEREF _Toc233049950 \h </w:instrText>
             </w:r>
             <w:r>
               <w:rPr>
@@ -5029,7 +7116,988 @@
                 <w:noProof/>
                 <w:webHidden/>
               </w:rPr>
-              <w:t>12</w:t>
+              <w:t>43</w:t>
+            </w:r>
+            <w:r>
+              <w:rPr>
+                <w:noProof/>
+                <w:webHidden/>
+              </w:rPr>
+              <w:fldChar w:fldCharType="end"/>
+            </w:r>
+          </w:hyperlink>
+        </w:p>
+        <w:p>
+          <w:pPr>
+            <w:pStyle w:val="TOC3"/>
+            <w:tabs>
+              <w:tab w:val="right" w:leader="dot" w:pos="9350"/>
+            </w:tabs>
+            <w:rPr>
+              <w:rFonts w:asciiTheme="minorHAnsi" w:eastAsiaTheme="minorEastAsia" w:hAnsiTheme="minorHAnsi" w:cstheme="minorBidi"/>
+              <w:noProof/>
+              <w:kern w:val="2"/>
+              <w:sz w:val="24"/>
+              <w:szCs w:val="24"/>
+              <w:lang w:val="en-US"/>
+              <w14:ligatures w14:val="standardContextual"/>
+            </w:rPr>
+          </w:pPr>
+          <w:hyperlink w:anchor="_Toc233049951" w:history="1">
+            <w:r>
+              <w:rPr>
+                <w:rStyle w:val="Hyperlink"/>
+                <w:noProof/>
+              </w:rPr>
+              <w:t>3.3.2 XỬ LÝ DỮ LIỆU NGOẠI LAI (OUTLIERS)</w:t>
+            </w:r>
+            <w:r>
+              <w:rPr>
+                <w:noProof/>
+                <w:webHidden/>
+              </w:rPr>
+              <w:tab/>
+            </w:r>
+            <w:r>
+              <w:rPr>
+                <w:noProof/>
+                <w:webHidden/>
+              </w:rPr>
+              <w:fldChar w:fldCharType="begin"/>
+            </w:r>
+            <w:r>
+              <w:rPr>
+                <w:noProof/>
+                <w:webHidden/>
+              </w:rPr>
+              <w:instrText xml:space="preserve"> PAGEREF _Toc233049951 \h </w:instrText>
+            </w:r>
+            <w:r>
+              <w:rPr>
+                <w:noProof/>
+                <w:webHidden/>
+              </w:rPr>
+            </w:r>
+            <w:r>
+              <w:rPr>
+                <w:noProof/>
+                <w:webHidden/>
+              </w:rPr>
+              <w:fldChar w:fldCharType="separate"/>
+            </w:r>
+            <w:r>
+              <w:rPr>
+                <w:noProof/>
+                <w:webHidden/>
+              </w:rPr>
+              <w:t>46</w:t>
+            </w:r>
+            <w:r>
+              <w:rPr>
+                <w:noProof/>
+                <w:webHidden/>
+              </w:rPr>
+              <w:fldChar w:fldCharType="end"/>
+            </w:r>
+          </w:hyperlink>
+        </w:p>
+        <w:p>
+          <w:pPr>
+            <w:pStyle w:val="TOC2"/>
+            <w:tabs>
+              <w:tab w:val="right" w:leader="dot" w:pos="9350"/>
+            </w:tabs>
+            <w:rPr>
+              <w:rFonts w:asciiTheme="minorHAnsi" w:eastAsiaTheme="minorEastAsia" w:hAnsiTheme="minorHAnsi" w:cstheme="minorBidi"/>
+              <w:noProof/>
+              <w:kern w:val="2"/>
+              <w:sz w:val="24"/>
+              <w:szCs w:val="24"/>
+              <w:lang w:val="en-US"/>
+              <w14:ligatures w14:val="standardContextual"/>
+            </w:rPr>
+          </w:pPr>
+          <w:hyperlink w:anchor="_Toc233049952" w:history="1">
+            <w:r>
+              <w:rPr>
+                <w:rStyle w:val="Hyperlink"/>
+                <w:noProof/>
+              </w:rPr>
+              <w:t>3.4 kết quả làm sạch dữ liệu</w:t>
+            </w:r>
+            <w:r>
+              <w:rPr>
+                <w:noProof/>
+                <w:webHidden/>
+              </w:rPr>
+              <w:tab/>
+            </w:r>
+            <w:r>
+              <w:rPr>
+                <w:noProof/>
+                <w:webHidden/>
+              </w:rPr>
+              <w:fldChar w:fldCharType="begin"/>
+            </w:r>
+            <w:r>
+              <w:rPr>
+                <w:noProof/>
+                <w:webHidden/>
+              </w:rPr>
+              <w:instrText xml:space="preserve"> PAGEREF _Toc233049952 \h </w:instrText>
+            </w:r>
+            <w:r>
+              <w:rPr>
+                <w:noProof/>
+                <w:webHidden/>
+              </w:rPr>
+            </w:r>
+            <w:r>
+              <w:rPr>
+                <w:noProof/>
+                <w:webHidden/>
+              </w:rPr>
+              <w:fldChar w:fldCharType="separate"/>
+            </w:r>
+            <w:r>
+              <w:rPr>
+                <w:noProof/>
+                <w:webHidden/>
+              </w:rPr>
+              <w:t>47</w:t>
+            </w:r>
+            <w:r>
+              <w:rPr>
+                <w:noProof/>
+                <w:webHidden/>
+              </w:rPr>
+              <w:fldChar w:fldCharType="end"/>
+            </w:r>
+          </w:hyperlink>
+        </w:p>
+        <w:p>
+          <w:pPr>
+            <w:pStyle w:val="TOC2"/>
+            <w:tabs>
+              <w:tab w:val="right" w:leader="dot" w:pos="9350"/>
+            </w:tabs>
+            <w:rPr>
+              <w:rFonts w:asciiTheme="minorHAnsi" w:eastAsiaTheme="minorEastAsia" w:hAnsiTheme="minorHAnsi" w:cstheme="minorBidi"/>
+              <w:noProof/>
+              <w:kern w:val="2"/>
+              <w:sz w:val="24"/>
+              <w:szCs w:val="24"/>
+              <w:lang w:val="en-US"/>
+              <w14:ligatures w14:val="standardContextual"/>
+            </w:rPr>
+          </w:pPr>
+          <w:hyperlink w:anchor="_Toc233049953" w:history="1">
+            <w:r>
+              <w:rPr>
+                <w:rStyle w:val="Hyperlink"/>
+                <w:noProof/>
+              </w:rPr>
+              <w:t>3.5 Biến đổi dữ liệu (Transform)</w:t>
+            </w:r>
+            <w:r>
+              <w:rPr>
+                <w:noProof/>
+                <w:webHidden/>
+              </w:rPr>
+              <w:tab/>
+            </w:r>
+            <w:r>
+              <w:rPr>
+                <w:noProof/>
+                <w:webHidden/>
+              </w:rPr>
+              <w:fldChar w:fldCharType="begin"/>
+            </w:r>
+            <w:r>
+              <w:rPr>
+                <w:noProof/>
+                <w:webHidden/>
+              </w:rPr>
+              <w:instrText xml:space="preserve"> PAGEREF _Toc233049953 \h </w:instrText>
+            </w:r>
+            <w:r>
+              <w:rPr>
+                <w:noProof/>
+                <w:webHidden/>
+              </w:rPr>
+            </w:r>
+            <w:r>
+              <w:rPr>
+                <w:noProof/>
+                <w:webHidden/>
+              </w:rPr>
+              <w:fldChar w:fldCharType="separate"/>
+            </w:r>
+            <w:r>
+              <w:rPr>
+                <w:noProof/>
+                <w:webHidden/>
+              </w:rPr>
+              <w:t>48</w:t>
+            </w:r>
+            <w:r>
+              <w:rPr>
+                <w:noProof/>
+                <w:webHidden/>
+              </w:rPr>
+              <w:fldChar w:fldCharType="end"/>
+            </w:r>
+          </w:hyperlink>
+        </w:p>
+        <w:p>
+          <w:pPr>
+            <w:pStyle w:val="TOC3"/>
+            <w:tabs>
+              <w:tab w:val="right" w:leader="dot" w:pos="9350"/>
+            </w:tabs>
+            <w:rPr>
+              <w:rFonts w:asciiTheme="minorHAnsi" w:eastAsiaTheme="minorEastAsia" w:hAnsiTheme="minorHAnsi" w:cstheme="minorBidi"/>
+              <w:noProof/>
+              <w:kern w:val="2"/>
+              <w:sz w:val="24"/>
+              <w:szCs w:val="24"/>
+              <w:lang w:val="en-US"/>
+              <w14:ligatures w14:val="standardContextual"/>
+            </w:rPr>
+          </w:pPr>
+          <w:hyperlink w:anchor="_Toc233049954" w:history="1">
+            <w:r>
+              <w:rPr>
+                <w:rStyle w:val="Hyperlink"/>
+                <w:noProof/>
+                <w:lang w:val="en-US"/>
+              </w:rPr>
+              <w:t>3.5.1 Feature Engineering</w:t>
+            </w:r>
+            <w:r>
+              <w:rPr>
+                <w:noProof/>
+                <w:webHidden/>
+              </w:rPr>
+              <w:tab/>
+            </w:r>
+            <w:r>
+              <w:rPr>
+                <w:noProof/>
+                <w:webHidden/>
+              </w:rPr>
+              <w:fldChar w:fldCharType="begin"/>
+            </w:r>
+            <w:r>
+              <w:rPr>
+                <w:noProof/>
+                <w:webHidden/>
+              </w:rPr>
+              <w:instrText xml:space="preserve"> PAGEREF _Toc233049954 \h </w:instrText>
+            </w:r>
+            <w:r>
+              <w:rPr>
+                <w:noProof/>
+                <w:webHidden/>
+              </w:rPr>
+            </w:r>
+            <w:r>
+              <w:rPr>
+                <w:noProof/>
+                <w:webHidden/>
+              </w:rPr>
+              <w:fldChar w:fldCharType="separate"/>
+            </w:r>
+            <w:r>
+              <w:rPr>
+                <w:noProof/>
+                <w:webHidden/>
+              </w:rPr>
+              <w:t>48</w:t>
+            </w:r>
+            <w:r>
+              <w:rPr>
+                <w:noProof/>
+                <w:webHidden/>
+              </w:rPr>
+              <w:fldChar w:fldCharType="end"/>
+            </w:r>
+          </w:hyperlink>
+        </w:p>
+        <w:p>
+          <w:pPr>
+            <w:pStyle w:val="TOC3"/>
+            <w:tabs>
+              <w:tab w:val="right" w:leader="dot" w:pos="9350"/>
+            </w:tabs>
+            <w:rPr>
+              <w:rFonts w:asciiTheme="minorHAnsi" w:eastAsiaTheme="minorEastAsia" w:hAnsiTheme="minorHAnsi" w:cstheme="minorBidi"/>
+              <w:noProof/>
+              <w:kern w:val="2"/>
+              <w:sz w:val="24"/>
+              <w:szCs w:val="24"/>
+              <w:lang w:val="en-US"/>
+              <w14:ligatures w14:val="standardContextual"/>
+            </w:rPr>
+          </w:pPr>
+          <w:hyperlink w:anchor="_Toc233049955" w:history="1">
+            <w:r>
+              <w:rPr>
+                <w:rStyle w:val="Hyperlink"/>
+                <w:noProof/>
+                <w:lang w:val="en-US"/>
+              </w:rPr>
+              <w:t>3.4.2 Business Logic</w:t>
+            </w:r>
+            <w:r>
+              <w:rPr>
+                <w:noProof/>
+                <w:webHidden/>
+              </w:rPr>
+              <w:tab/>
+            </w:r>
+            <w:r>
+              <w:rPr>
+                <w:noProof/>
+                <w:webHidden/>
+              </w:rPr>
+              <w:fldChar w:fldCharType="begin"/>
+            </w:r>
+            <w:r>
+              <w:rPr>
+                <w:noProof/>
+                <w:webHidden/>
+              </w:rPr>
+              <w:instrText xml:space="preserve"> PAGEREF _Toc233049955 \h </w:instrText>
+            </w:r>
+            <w:r>
+              <w:rPr>
+                <w:noProof/>
+                <w:webHidden/>
+              </w:rPr>
+            </w:r>
+            <w:r>
+              <w:rPr>
+                <w:noProof/>
+                <w:webHidden/>
+              </w:rPr>
+              <w:fldChar w:fldCharType="separate"/>
+            </w:r>
+            <w:r>
+              <w:rPr>
+                <w:noProof/>
+                <w:webHidden/>
+              </w:rPr>
+              <w:t>50</w:t>
+            </w:r>
+            <w:r>
+              <w:rPr>
+                <w:noProof/>
+                <w:webHidden/>
+              </w:rPr>
+              <w:fldChar w:fldCharType="end"/>
+            </w:r>
+          </w:hyperlink>
+        </w:p>
+        <w:p>
+          <w:pPr>
+            <w:pStyle w:val="TOC3"/>
+            <w:tabs>
+              <w:tab w:val="right" w:leader="dot" w:pos="9350"/>
+            </w:tabs>
+            <w:rPr>
+              <w:rFonts w:asciiTheme="minorHAnsi" w:eastAsiaTheme="minorEastAsia" w:hAnsiTheme="minorHAnsi" w:cstheme="minorBidi"/>
+              <w:noProof/>
+              <w:kern w:val="2"/>
+              <w:sz w:val="24"/>
+              <w:szCs w:val="24"/>
+              <w:lang w:val="en-US"/>
+              <w14:ligatures w14:val="standardContextual"/>
+            </w:rPr>
+          </w:pPr>
+          <w:hyperlink w:anchor="_Toc233049956" w:history="1">
+            <w:r>
+              <w:rPr>
+                <w:rStyle w:val="Hyperlink"/>
+                <w:noProof/>
+                <w:lang w:val="en-US"/>
+              </w:rPr>
+              <w:t>3.4.3 Aggregation</w:t>
+            </w:r>
+            <w:r>
+              <w:rPr>
+                <w:noProof/>
+                <w:webHidden/>
+              </w:rPr>
+              <w:tab/>
+            </w:r>
+            <w:r>
+              <w:rPr>
+                <w:noProof/>
+                <w:webHidden/>
+              </w:rPr>
+              <w:fldChar w:fldCharType="begin"/>
+            </w:r>
+            <w:r>
+              <w:rPr>
+                <w:noProof/>
+                <w:webHidden/>
+              </w:rPr>
+              <w:instrText xml:space="preserve"> PAGEREF _Toc233049956 \h </w:instrText>
+            </w:r>
+            <w:r>
+              <w:rPr>
+                <w:noProof/>
+                <w:webHidden/>
+              </w:rPr>
+            </w:r>
+            <w:r>
+              <w:rPr>
+                <w:noProof/>
+                <w:webHidden/>
+              </w:rPr>
+              <w:fldChar w:fldCharType="separate"/>
+            </w:r>
+            <w:r>
+              <w:rPr>
+                <w:noProof/>
+                <w:webHidden/>
+              </w:rPr>
+              <w:t>51</w:t>
+            </w:r>
+            <w:r>
+              <w:rPr>
+                <w:noProof/>
+                <w:webHidden/>
+              </w:rPr>
+              <w:fldChar w:fldCharType="end"/>
+            </w:r>
+          </w:hyperlink>
+        </w:p>
+        <w:p>
+          <w:pPr>
+            <w:pStyle w:val="TOC3"/>
+            <w:tabs>
+              <w:tab w:val="right" w:leader="dot" w:pos="9350"/>
+            </w:tabs>
+            <w:rPr>
+              <w:rFonts w:asciiTheme="minorHAnsi" w:eastAsiaTheme="minorEastAsia" w:hAnsiTheme="minorHAnsi" w:cstheme="minorBidi"/>
+              <w:noProof/>
+              <w:kern w:val="2"/>
+              <w:sz w:val="24"/>
+              <w:szCs w:val="24"/>
+              <w:lang w:val="en-US"/>
+              <w14:ligatures w14:val="standardContextual"/>
+            </w:rPr>
+          </w:pPr>
+          <w:hyperlink w:anchor="_Toc233049957" w:history="1">
+            <w:r>
+              <w:rPr>
+                <w:rStyle w:val="Hyperlink"/>
+                <w:noProof/>
+                <w:lang w:val="en-US"/>
+              </w:rPr>
+              <w:t>3.4.4 Kết quả sau Transform</w:t>
+            </w:r>
+            <w:r>
+              <w:rPr>
+                <w:noProof/>
+                <w:webHidden/>
+              </w:rPr>
+              <w:tab/>
+            </w:r>
+            <w:r>
+              <w:rPr>
+                <w:noProof/>
+                <w:webHidden/>
+              </w:rPr>
+              <w:fldChar w:fldCharType="begin"/>
+            </w:r>
+            <w:r>
+              <w:rPr>
+                <w:noProof/>
+                <w:webHidden/>
+              </w:rPr>
+              <w:instrText xml:space="preserve"> PAGEREF _Toc233049957 \h </w:instrText>
+            </w:r>
+            <w:r>
+              <w:rPr>
+                <w:noProof/>
+                <w:webHidden/>
+              </w:rPr>
+            </w:r>
+            <w:r>
+              <w:rPr>
+                <w:noProof/>
+                <w:webHidden/>
+              </w:rPr>
+              <w:fldChar w:fldCharType="separate"/>
+            </w:r>
+            <w:r>
+              <w:rPr>
+                <w:noProof/>
+                <w:webHidden/>
+              </w:rPr>
+              <w:t>52</w:t>
+            </w:r>
+            <w:r>
+              <w:rPr>
+                <w:noProof/>
+                <w:webHidden/>
+              </w:rPr>
+              <w:fldChar w:fldCharType="end"/>
+            </w:r>
+          </w:hyperlink>
+        </w:p>
+        <w:p>
+          <w:pPr>
+            <w:pStyle w:val="TOC2"/>
+            <w:tabs>
+              <w:tab w:val="right" w:leader="dot" w:pos="9350"/>
+            </w:tabs>
+            <w:rPr>
+              <w:rFonts w:asciiTheme="minorHAnsi" w:eastAsiaTheme="minorEastAsia" w:hAnsiTheme="minorHAnsi" w:cstheme="minorBidi"/>
+              <w:noProof/>
+              <w:kern w:val="2"/>
+              <w:sz w:val="24"/>
+              <w:szCs w:val="24"/>
+              <w:lang w:val="en-US"/>
+              <w14:ligatures w14:val="standardContextual"/>
+            </w:rPr>
+          </w:pPr>
+          <w:hyperlink w:anchor="_Toc233049958" w:history="1">
+            <w:r>
+              <w:rPr>
+                <w:rStyle w:val="Hyperlink"/>
+                <w:noProof/>
+                <w:lang w:val="en-US"/>
+              </w:rPr>
+              <w:t>3.6 Khám phá dữ liệu chuyên sâu (EDA)</w:t>
+            </w:r>
+            <w:r>
+              <w:rPr>
+                <w:noProof/>
+                <w:webHidden/>
+              </w:rPr>
+              <w:tab/>
+            </w:r>
+            <w:r>
+              <w:rPr>
+                <w:noProof/>
+                <w:webHidden/>
+              </w:rPr>
+              <w:fldChar w:fldCharType="begin"/>
+            </w:r>
+            <w:r>
+              <w:rPr>
+                <w:noProof/>
+                <w:webHidden/>
+              </w:rPr>
+              <w:instrText xml:space="preserve"> PAGEREF _Toc233049958 \h </w:instrText>
+            </w:r>
+            <w:r>
+              <w:rPr>
+                <w:noProof/>
+                <w:webHidden/>
+              </w:rPr>
+            </w:r>
+            <w:r>
+              <w:rPr>
+                <w:noProof/>
+                <w:webHidden/>
+              </w:rPr>
+              <w:fldChar w:fldCharType="separate"/>
+            </w:r>
+            <w:r>
+              <w:rPr>
+                <w:noProof/>
+                <w:webHidden/>
+              </w:rPr>
+              <w:t>52</w:t>
+            </w:r>
+            <w:r>
+              <w:rPr>
+                <w:noProof/>
+                <w:webHidden/>
+              </w:rPr>
+              <w:fldChar w:fldCharType="end"/>
+            </w:r>
+          </w:hyperlink>
+        </w:p>
+        <w:p>
+          <w:pPr>
+            <w:pStyle w:val="TOC3"/>
+            <w:tabs>
+              <w:tab w:val="right" w:leader="dot" w:pos="9350"/>
+            </w:tabs>
+            <w:rPr>
+              <w:rFonts w:asciiTheme="minorHAnsi" w:eastAsiaTheme="minorEastAsia" w:hAnsiTheme="minorHAnsi" w:cstheme="minorBidi"/>
+              <w:noProof/>
+              <w:kern w:val="2"/>
+              <w:sz w:val="24"/>
+              <w:szCs w:val="24"/>
+              <w:lang w:val="en-US"/>
+              <w14:ligatures w14:val="standardContextual"/>
+            </w:rPr>
+          </w:pPr>
+          <w:hyperlink w:anchor="_Toc233049959" w:history="1">
+            <w:r>
+              <w:rPr>
+                <w:rStyle w:val="Hyperlink"/>
+                <w:noProof/>
+              </w:rPr>
+              <w:t>3.6.1 Mục tiêu phân tích</w:t>
+            </w:r>
+            <w:r>
+              <w:rPr>
+                <w:noProof/>
+                <w:webHidden/>
+              </w:rPr>
+              <w:tab/>
+            </w:r>
+            <w:r>
+              <w:rPr>
+                <w:noProof/>
+                <w:webHidden/>
+              </w:rPr>
+              <w:fldChar w:fldCharType="begin"/>
+            </w:r>
+            <w:r>
+              <w:rPr>
+                <w:noProof/>
+                <w:webHidden/>
+              </w:rPr>
+              <w:instrText xml:space="preserve"> PAGEREF _Toc233049959 \h </w:instrText>
+            </w:r>
+            <w:r>
+              <w:rPr>
+                <w:noProof/>
+                <w:webHidden/>
+              </w:rPr>
+            </w:r>
+            <w:r>
+              <w:rPr>
+                <w:noProof/>
+                <w:webHidden/>
+              </w:rPr>
+              <w:fldChar w:fldCharType="separate"/>
+            </w:r>
+            <w:r>
+              <w:rPr>
+                <w:noProof/>
+                <w:webHidden/>
+              </w:rPr>
+              <w:t>52</w:t>
+            </w:r>
+            <w:r>
+              <w:rPr>
+                <w:noProof/>
+                <w:webHidden/>
+              </w:rPr>
+              <w:fldChar w:fldCharType="end"/>
+            </w:r>
+          </w:hyperlink>
+        </w:p>
+        <w:p>
+          <w:pPr>
+            <w:pStyle w:val="TOC3"/>
+            <w:tabs>
+              <w:tab w:val="right" w:leader="dot" w:pos="9350"/>
+            </w:tabs>
+            <w:rPr>
+              <w:rFonts w:asciiTheme="minorHAnsi" w:eastAsiaTheme="minorEastAsia" w:hAnsiTheme="minorHAnsi" w:cstheme="minorBidi"/>
+              <w:noProof/>
+              <w:kern w:val="2"/>
+              <w:sz w:val="24"/>
+              <w:szCs w:val="24"/>
+              <w:lang w:val="en-US"/>
+              <w14:ligatures w14:val="standardContextual"/>
+            </w:rPr>
+          </w:pPr>
+          <w:hyperlink w:anchor="_Toc233049960" w:history="1">
+            <w:r>
+              <w:rPr>
+                <w:rStyle w:val="Hyperlink"/>
+                <w:noProof/>
+              </w:rPr>
+              <w:t>3.6.2 Phương pháp thực hiện</w:t>
+            </w:r>
+            <w:r>
+              <w:rPr>
+                <w:noProof/>
+                <w:webHidden/>
+              </w:rPr>
+              <w:tab/>
+            </w:r>
+            <w:r>
+              <w:rPr>
+                <w:noProof/>
+                <w:webHidden/>
+              </w:rPr>
+              <w:fldChar w:fldCharType="begin"/>
+            </w:r>
+            <w:r>
+              <w:rPr>
+                <w:noProof/>
+                <w:webHidden/>
+              </w:rPr>
+              <w:instrText xml:space="preserve"> PAGEREF _Toc233049960 \h </w:instrText>
+            </w:r>
+            <w:r>
+              <w:rPr>
+                <w:noProof/>
+                <w:webHidden/>
+              </w:rPr>
+            </w:r>
+            <w:r>
+              <w:rPr>
+                <w:noProof/>
+                <w:webHidden/>
+              </w:rPr>
+              <w:fldChar w:fldCharType="separate"/>
+            </w:r>
+            <w:r>
+              <w:rPr>
+                <w:noProof/>
+                <w:webHidden/>
+              </w:rPr>
+              <w:t>53</w:t>
+            </w:r>
+            <w:r>
+              <w:rPr>
+                <w:noProof/>
+                <w:webHidden/>
+              </w:rPr>
+              <w:fldChar w:fldCharType="end"/>
+            </w:r>
+          </w:hyperlink>
+        </w:p>
+        <w:p>
+          <w:pPr>
+            <w:pStyle w:val="TOC3"/>
+            <w:tabs>
+              <w:tab w:val="right" w:leader="dot" w:pos="9350"/>
+            </w:tabs>
+            <w:rPr>
+              <w:rFonts w:asciiTheme="minorHAnsi" w:eastAsiaTheme="minorEastAsia" w:hAnsiTheme="minorHAnsi" w:cstheme="minorBidi"/>
+              <w:noProof/>
+              <w:kern w:val="2"/>
+              <w:sz w:val="24"/>
+              <w:szCs w:val="24"/>
+              <w:lang w:val="en-US"/>
+              <w14:ligatures w14:val="standardContextual"/>
+            </w:rPr>
+          </w:pPr>
+          <w:hyperlink w:anchor="_Toc233049961" w:history="1">
+            <w:r>
+              <w:rPr>
+                <w:rStyle w:val="Hyperlink"/>
+                <w:noProof/>
+              </w:rPr>
+              <w:t>3.6.3 Kết quả phân tích doanh thu theo tháng</w:t>
+            </w:r>
+            <w:r>
+              <w:rPr>
+                <w:noProof/>
+                <w:webHidden/>
+              </w:rPr>
+              <w:tab/>
+            </w:r>
+            <w:r>
+              <w:rPr>
+                <w:noProof/>
+                <w:webHidden/>
+              </w:rPr>
+              <w:fldChar w:fldCharType="begin"/>
+            </w:r>
+            <w:r>
+              <w:rPr>
+                <w:noProof/>
+                <w:webHidden/>
+              </w:rPr>
+              <w:instrText xml:space="preserve"> PAGEREF _Toc233049961 \h </w:instrText>
+            </w:r>
+            <w:r>
+              <w:rPr>
+                <w:noProof/>
+                <w:webHidden/>
+              </w:rPr>
+            </w:r>
+            <w:r>
+              <w:rPr>
+                <w:noProof/>
+                <w:webHidden/>
+              </w:rPr>
+              <w:fldChar w:fldCharType="separate"/>
+            </w:r>
+            <w:r>
+              <w:rPr>
+                <w:noProof/>
+                <w:webHidden/>
+              </w:rPr>
+              <w:t>54</w:t>
+            </w:r>
+            <w:r>
+              <w:rPr>
+                <w:noProof/>
+                <w:webHidden/>
+              </w:rPr>
+              <w:fldChar w:fldCharType="end"/>
+            </w:r>
+          </w:hyperlink>
+        </w:p>
+        <w:p>
+          <w:pPr>
+            <w:pStyle w:val="TOC3"/>
+            <w:tabs>
+              <w:tab w:val="right" w:leader="dot" w:pos="9350"/>
+            </w:tabs>
+            <w:rPr>
+              <w:rFonts w:asciiTheme="minorHAnsi" w:eastAsiaTheme="minorEastAsia" w:hAnsiTheme="minorHAnsi" w:cstheme="minorBidi"/>
+              <w:noProof/>
+              <w:kern w:val="2"/>
+              <w:sz w:val="24"/>
+              <w:szCs w:val="24"/>
+              <w:lang w:val="en-US"/>
+              <w14:ligatures w14:val="standardContextual"/>
+            </w:rPr>
+          </w:pPr>
+          <w:hyperlink w:anchor="_Toc233049962" w:history="1">
+            <w:r>
+              <w:rPr>
+                <w:rStyle w:val="Hyperlink"/>
+                <w:noProof/>
+              </w:rPr>
+              <w:t>3.6.4 Phân tích xu hướng doanh thu</w:t>
+            </w:r>
+            <w:r>
+              <w:rPr>
+                <w:noProof/>
+                <w:webHidden/>
+              </w:rPr>
+              <w:tab/>
+            </w:r>
+            <w:r>
+              <w:rPr>
+                <w:noProof/>
+                <w:webHidden/>
+              </w:rPr>
+              <w:fldChar w:fldCharType="begin"/>
+            </w:r>
+            <w:r>
+              <w:rPr>
+                <w:noProof/>
+                <w:webHidden/>
+              </w:rPr>
+              <w:instrText xml:space="preserve"> PAGEREF _Toc233049962 \h </w:instrText>
+            </w:r>
+            <w:r>
+              <w:rPr>
+                <w:noProof/>
+                <w:webHidden/>
+              </w:rPr>
+            </w:r>
+            <w:r>
+              <w:rPr>
+                <w:noProof/>
+                <w:webHidden/>
+              </w:rPr>
+              <w:fldChar w:fldCharType="separate"/>
+            </w:r>
+            <w:r>
+              <w:rPr>
+                <w:noProof/>
+                <w:webHidden/>
+              </w:rPr>
+              <w:t>55</w:t>
+            </w:r>
+            <w:r>
+              <w:rPr>
+                <w:noProof/>
+                <w:webHidden/>
+              </w:rPr>
+              <w:fldChar w:fldCharType="end"/>
+            </w:r>
+          </w:hyperlink>
+        </w:p>
+        <w:p>
+          <w:pPr>
+            <w:pStyle w:val="TOC3"/>
+            <w:tabs>
+              <w:tab w:val="right" w:leader="dot" w:pos="9350"/>
+            </w:tabs>
+            <w:rPr>
+              <w:rFonts w:asciiTheme="minorHAnsi" w:eastAsiaTheme="minorEastAsia" w:hAnsiTheme="minorHAnsi" w:cstheme="minorBidi"/>
+              <w:noProof/>
+              <w:kern w:val="2"/>
+              <w:sz w:val="24"/>
+              <w:szCs w:val="24"/>
+              <w:lang w:val="en-US"/>
+              <w14:ligatures w14:val="standardContextual"/>
+            </w:rPr>
+          </w:pPr>
+          <w:hyperlink w:anchor="_Toc233049963" w:history="1">
+            <w:r>
+              <w:rPr>
+                <w:rStyle w:val="Hyperlink"/>
+                <w:noProof/>
+              </w:rPr>
+              <w:t>3.6.5 Phân tích d</w:t>
+            </w:r>
+            <w:r>
+              <w:rPr>
+                <w:rStyle w:val="Hyperlink"/>
+                <w:noProof/>
+              </w:rPr>
+              <w:t>o</w:t>
+            </w:r>
+            <w:r>
+              <w:rPr>
+                <w:rStyle w:val="Hyperlink"/>
+                <w:noProof/>
+              </w:rPr>
+              <w:t>anh thu theo quý</w:t>
+            </w:r>
+            <w:r>
+              <w:rPr>
+                <w:noProof/>
+                <w:webHidden/>
+              </w:rPr>
+              <w:tab/>
+            </w:r>
+            <w:r>
+              <w:rPr>
+                <w:noProof/>
+                <w:webHidden/>
+              </w:rPr>
+              <w:fldChar w:fldCharType="begin"/>
+            </w:r>
+            <w:r>
+              <w:rPr>
+                <w:noProof/>
+                <w:webHidden/>
+              </w:rPr>
+              <w:instrText xml:space="preserve"> PAGEREF _Toc233049963 \h </w:instrText>
+            </w:r>
+            <w:r>
+              <w:rPr>
+                <w:noProof/>
+                <w:webHidden/>
+              </w:rPr>
+            </w:r>
+            <w:r>
+              <w:rPr>
+                <w:noProof/>
+                <w:webHidden/>
+              </w:rPr>
+              <w:fldChar w:fldCharType="separate"/>
+            </w:r>
+            <w:r>
+              <w:rPr>
+                <w:noProof/>
+                <w:webHidden/>
+              </w:rPr>
+              <w:t>56</w:t>
             </w:r>
             <w:r>
               <w:rPr>
@@ -5056,13 +8124,13 @@
               <w14:ligatures w14:val="standardContextual"/>
             </w:rPr>
           </w:pPr>
-          <w:hyperlink w:anchor="_Toc232365772" w:history="1">
+          <w:hyperlink w:anchor="_Toc233049964" w:history="1">
             <w:r>
               <w:rPr>
                 <w:rStyle w:val="Hyperlink"/>
                 <w:noProof/>
               </w:rPr>
-              <w:t>CHƯƠNG 2: CƠ SỞ LÝ THUYẾT VÀ KIẾN TRÚC HỆ THỐNG</w:t>
+              <w:t>Chương 4: Trực quan hóa dữ liệu</w:t>
             </w:r>
             <w:r>
               <w:rPr>
@@ -5083,7 +8151,7 @@
                 <w:noProof/>
                 <w:webHidden/>
               </w:rPr>
-              <w:instrText xml:space="preserve"> PAGEREF _Toc232365772 \h </w:instrText>
+              <w:instrText xml:space="preserve"> PAGEREF _Toc233049964 \h </w:instrText>
             </w:r>
             <w:r>
               <w:rPr>
@@ -5103,7 +8171,7 @@
                 <w:noProof/>
                 <w:webHidden/>
               </w:rPr>
-              <w:t>12</w:t>
+              <w:t>58</w:t>
             </w:r>
             <w:r>
               <w:rPr>
@@ -5130,13 +8198,13 @@
               <w14:ligatures w14:val="standardContextual"/>
             </w:rPr>
           </w:pPr>
-          <w:hyperlink w:anchor="_Toc232365773" w:history="1">
+          <w:hyperlink w:anchor="_Toc233049965" w:history="1">
             <w:r>
               <w:rPr>
                 <w:rStyle w:val="Hyperlink"/>
                 <w:noProof/>
               </w:rPr>
-              <w:t>2.1 GIỚI THIỆU CHƯƠNG</w:t>
+              <w:t>Các kỹ thuật trực quan hóa</w:t>
             </w:r>
             <w:r>
               <w:rPr>
@@ -5157,7 +8225,7 @@
                 <w:noProof/>
                 <w:webHidden/>
               </w:rPr>
-              <w:instrText xml:space="preserve"> PAGEREF _Toc232365773 \h </w:instrText>
+              <w:instrText xml:space="preserve"> PAGEREF _Toc233049965 \h </w:instrText>
             </w:r>
             <w:r>
               <w:rPr>
@@ -5177,7 +8245,155 @@
                 <w:noProof/>
                 <w:webHidden/>
               </w:rPr>
-              <w:t>12</w:t>
+              <w:t>58</w:t>
+            </w:r>
+            <w:r>
+              <w:rPr>
+                <w:noProof/>
+                <w:webHidden/>
+              </w:rPr>
+              <w:fldChar w:fldCharType="end"/>
+            </w:r>
+          </w:hyperlink>
+        </w:p>
+        <w:p>
+          <w:pPr>
+            <w:pStyle w:val="TOC2"/>
+            <w:tabs>
+              <w:tab w:val="right" w:leader="dot" w:pos="9350"/>
+            </w:tabs>
+            <w:rPr>
+              <w:rFonts w:asciiTheme="minorHAnsi" w:eastAsiaTheme="minorEastAsia" w:hAnsiTheme="minorHAnsi" w:cstheme="minorBidi"/>
+              <w:noProof/>
+              <w:kern w:val="2"/>
+              <w:sz w:val="24"/>
+              <w:szCs w:val="24"/>
+              <w:lang w:val="en-US"/>
+              <w14:ligatures w14:val="standardContextual"/>
+            </w:rPr>
+          </w:pPr>
+          <w:hyperlink w:anchor="_Toc233049966" w:history="1">
+            <w:r>
+              <w:rPr>
+                <w:rStyle w:val="Hyperlink"/>
+                <w:noProof/>
+              </w:rPr>
+              <w:t>Các nguyên tắc trực quan hóa</w:t>
+            </w:r>
+            <w:r>
+              <w:rPr>
+                <w:noProof/>
+                <w:webHidden/>
+              </w:rPr>
+              <w:tab/>
+            </w:r>
+            <w:r>
+              <w:rPr>
+                <w:noProof/>
+                <w:webHidden/>
+              </w:rPr>
+              <w:fldChar w:fldCharType="begin"/>
+            </w:r>
+            <w:r>
+              <w:rPr>
+                <w:noProof/>
+                <w:webHidden/>
+              </w:rPr>
+              <w:instrText xml:space="preserve"> PAGEREF _Toc233049966 \h </w:instrText>
+            </w:r>
+            <w:r>
+              <w:rPr>
+                <w:noProof/>
+                <w:webHidden/>
+              </w:rPr>
+            </w:r>
+            <w:r>
+              <w:rPr>
+                <w:noProof/>
+                <w:webHidden/>
+              </w:rPr>
+              <w:fldChar w:fldCharType="separate"/>
+            </w:r>
+            <w:r>
+              <w:rPr>
+                <w:noProof/>
+                <w:webHidden/>
+              </w:rPr>
+              <w:t>58</w:t>
+            </w:r>
+            <w:r>
+              <w:rPr>
+                <w:noProof/>
+                <w:webHidden/>
+              </w:rPr>
+              <w:fldChar w:fldCharType="end"/>
+            </w:r>
+          </w:hyperlink>
+        </w:p>
+        <w:p>
+          <w:pPr>
+            <w:pStyle w:val="TOC2"/>
+            <w:tabs>
+              <w:tab w:val="right" w:leader="dot" w:pos="9350"/>
+            </w:tabs>
+            <w:rPr>
+              <w:rFonts w:asciiTheme="minorHAnsi" w:eastAsiaTheme="minorEastAsia" w:hAnsiTheme="minorHAnsi" w:cstheme="minorBidi"/>
+              <w:noProof/>
+              <w:kern w:val="2"/>
+              <w:sz w:val="24"/>
+              <w:szCs w:val="24"/>
+              <w:lang w:val="en-US"/>
+              <w14:ligatures w14:val="standardContextual"/>
+            </w:rPr>
+          </w:pPr>
+          <w:hyperlink w:anchor="_Toc233049967" w:history="1">
+            <w:r>
+              <w:rPr>
+                <w:rStyle w:val="Hyperlink"/>
+                <w:noProof/>
+              </w:rPr>
+              <w:t>Trình bày tạo các report cho dự án</w:t>
+            </w:r>
+            <w:r>
+              <w:rPr>
+                <w:noProof/>
+                <w:webHidden/>
+              </w:rPr>
+              <w:tab/>
+            </w:r>
+            <w:r>
+              <w:rPr>
+                <w:noProof/>
+                <w:webHidden/>
+              </w:rPr>
+              <w:fldChar w:fldCharType="begin"/>
+            </w:r>
+            <w:r>
+              <w:rPr>
+                <w:noProof/>
+                <w:webHidden/>
+              </w:rPr>
+              <w:instrText xml:space="preserve"> PAGEREF _Toc233049967 \h </w:instrText>
+            </w:r>
+            <w:r>
+              <w:rPr>
+                <w:noProof/>
+                <w:webHidden/>
+              </w:rPr>
+            </w:r>
+            <w:r>
+              <w:rPr>
+                <w:noProof/>
+                <w:webHidden/>
+              </w:rPr>
+              <w:fldChar w:fldCharType="separate"/>
+            </w:r>
+            <w:r>
+              <w:rPr>
+                <w:noProof/>
+                <w:webHidden/>
+              </w:rPr>
+              <w:t>58</w:t>
             </w:r>
             <w:r>
               <w:rPr>
@@ -5204,13 +8420,13 @@
               <w14:ligatures w14:val="standardContextual"/>
             </w:rPr>
           </w:pPr>
-          <w:hyperlink w:anchor="_Toc232365774" w:history="1">
+          <w:hyperlink w:anchor="_Toc233049968" w:history="1">
             <w:r>
               <w:rPr>
                 <w:rStyle w:val="Hyperlink"/>
                 <w:noProof/>
               </w:rPr>
-              <w:t>2.1.1 KHÁI QUÁT VỀ PHÂN TÍCH DOANH THU BÁN HÀNG</w:t>
+              <w:t>Tạo visual thống kê chi tiết</w:t>
             </w:r>
             <w:r>
               <w:rPr>
@@ -5231,7 +8447,7 @@
                 <w:noProof/>
                 <w:webHidden/>
               </w:rPr>
-              <w:instrText xml:space="preserve"> PAGEREF _Toc232365774 \h </w:instrText>
+              <w:instrText xml:space="preserve"> PAGEREF _Toc233049968 \h </w:instrText>
             </w:r>
             <w:r>
               <w:rPr>
@@ -5251,7 +8467,7 @@
                 <w:noProof/>
                 <w:webHidden/>
               </w:rPr>
-              <w:t>13</w:t>
+              <w:t>58</w:t>
             </w:r>
             <w:r>
               <w:rPr>
@@ -5278,13 +8494,13 @@
               <w14:ligatures w14:val="standardContextual"/>
             </w:rPr>
           </w:pPr>
-          <w:hyperlink w:anchor="_Toc232365775" w:history="1">
+          <w:hyperlink w:anchor="_Toc233049969" w:history="1">
             <w:r>
               <w:rPr>
                 <w:rStyle w:val="Hyperlink"/>
                 <w:noProof/>
               </w:rPr>
-              <w:t>2.1.2 CÁC CHỈ SỐ ĐÁNH GIÁ DOANH THU BÁN HÀNG</w:t>
+              <w:t>Tạo visual thống kê tổng thể</w:t>
             </w:r>
             <w:r>
               <w:rPr>
@@ -5305,7 +8521,7 @@
                 <w:noProof/>
                 <w:webHidden/>
               </w:rPr>
-              <w:instrText xml:space="preserve"> PAGEREF _Toc232365775 \h </w:instrText>
+              <w:instrText xml:space="preserve"> PAGEREF _Toc233049969 \h </w:instrText>
             </w:r>
             <w:r>
               <w:rPr>
@@ -5325,7 +8541,229 @@
                 <w:noProof/>
                 <w:webHidden/>
               </w:rPr>
-              <w:t>14</w:t>
+              <w:t>59</w:t>
+            </w:r>
+            <w:r>
+              <w:rPr>
+                <w:noProof/>
+                <w:webHidden/>
+              </w:rPr>
+              <w:fldChar w:fldCharType="end"/>
+            </w:r>
+          </w:hyperlink>
+        </w:p>
+        <w:p>
+          <w:pPr>
+            <w:pStyle w:val="TOC1"/>
+            <w:tabs>
+              <w:tab w:val="right" w:leader="dot" w:pos="9350"/>
+            </w:tabs>
+            <w:rPr>
+              <w:rFonts w:asciiTheme="minorHAnsi" w:eastAsiaTheme="minorEastAsia" w:hAnsiTheme="minorHAnsi" w:cstheme="minorBidi"/>
+              <w:noProof/>
+              <w:kern w:val="2"/>
+              <w:sz w:val="24"/>
+              <w:szCs w:val="24"/>
+              <w:lang w:val="en-US"/>
+              <w14:ligatures w14:val="standardContextual"/>
+            </w:rPr>
+          </w:pPr>
+          <w:hyperlink w:anchor="_Toc233049970" w:history="1">
+            <w:r>
+              <w:rPr>
+                <w:rStyle w:val="Hyperlink"/>
+                <w:noProof/>
+              </w:rPr>
+              <w:t>Chương 5: Xây dựng báo cáo</w:t>
+            </w:r>
+            <w:r>
+              <w:rPr>
+                <w:noProof/>
+                <w:webHidden/>
+              </w:rPr>
+              <w:tab/>
+            </w:r>
+            <w:r>
+              <w:rPr>
+                <w:noProof/>
+                <w:webHidden/>
+              </w:rPr>
+              <w:fldChar w:fldCharType="begin"/>
+            </w:r>
+            <w:r>
+              <w:rPr>
+                <w:noProof/>
+                <w:webHidden/>
+              </w:rPr>
+              <w:instrText xml:space="preserve"> PAGEREF _Toc233049970 \h </w:instrText>
+            </w:r>
+            <w:r>
+              <w:rPr>
+                <w:noProof/>
+                <w:webHidden/>
+              </w:rPr>
+            </w:r>
+            <w:r>
+              <w:rPr>
+                <w:noProof/>
+                <w:webHidden/>
+              </w:rPr>
+              <w:fldChar w:fldCharType="separate"/>
+            </w:r>
+            <w:r>
+              <w:rPr>
+                <w:noProof/>
+                <w:webHidden/>
+              </w:rPr>
+              <w:t>59</w:t>
+            </w:r>
+            <w:r>
+              <w:rPr>
+                <w:noProof/>
+                <w:webHidden/>
+              </w:rPr>
+              <w:fldChar w:fldCharType="end"/>
+            </w:r>
+          </w:hyperlink>
+        </w:p>
+        <w:p>
+          <w:pPr>
+            <w:pStyle w:val="TOC2"/>
+            <w:tabs>
+              <w:tab w:val="right" w:leader="dot" w:pos="9350"/>
+            </w:tabs>
+            <w:rPr>
+              <w:rFonts w:asciiTheme="minorHAnsi" w:eastAsiaTheme="minorEastAsia" w:hAnsiTheme="minorHAnsi" w:cstheme="minorBidi"/>
+              <w:noProof/>
+              <w:kern w:val="2"/>
+              <w:sz w:val="24"/>
+              <w:szCs w:val="24"/>
+              <w:lang w:val="en-US"/>
+              <w14:ligatures w14:val="standardContextual"/>
+            </w:rPr>
+          </w:pPr>
+          <w:hyperlink w:anchor="_Toc233049971" w:history="1">
+            <w:r>
+              <w:rPr>
+                <w:rStyle w:val="Hyperlink"/>
+                <w:noProof/>
+              </w:rPr>
+              <w:t>Dashboard và report</w:t>
+            </w:r>
+            <w:r>
+              <w:rPr>
+                <w:noProof/>
+                <w:webHidden/>
+              </w:rPr>
+              <w:tab/>
+            </w:r>
+            <w:r>
+              <w:rPr>
+                <w:noProof/>
+                <w:webHidden/>
+              </w:rPr>
+              <w:fldChar w:fldCharType="begin"/>
+            </w:r>
+            <w:r>
+              <w:rPr>
+                <w:noProof/>
+                <w:webHidden/>
+              </w:rPr>
+              <w:instrText xml:space="preserve"> PAGEREF _Toc233049971 \h </w:instrText>
+            </w:r>
+            <w:r>
+              <w:rPr>
+                <w:noProof/>
+                <w:webHidden/>
+              </w:rPr>
+            </w:r>
+            <w:r>
+              <w:rPr>
+                <w:noProof/>
+                <w:webHidden/>
+              </w:rPr>
+              <w:fldChar w:fldCharType="separate"/>
+            </w:r>
+            <w:r>
+              <w:rPr>
+                <w:noProof/>
+                <w:webHidden/>
+              </w:rPr>
+              <w:t>59</w:t>
+            </w:r>
+            <w:r>
+              <w:rPr>
+                <w:noProof/>
+                <w:webHidden/>
+              </w:rPr>
+              <w:fldChar w:fldCharType="end"/>
+            </w:r>
+          </w:hyperlink>
+        </w:p>
+        <w:p>
+          <w:pPr>
+            <w:pStyle w:val="TOC2"/>
+            <w:tabs>
+              <w:tab w:val="right" w:leader="dot" w:pos="9350"/>
+            </w:tabs>
+            <w:rPr>
+              <w:rFonts w:asciiTheme="minorHAnsi" w:eastAsiaTheme="minorEastAsia" w:hAnsiTheme="minorHAnsi" w:cstheme="minorBidi"/>
+              <w:noProof/>
+              <w:kern w:val="2"/>
+              <w:sz w:val="24"/>
+              <w:szCs w:val="24"/>
+              <w:lang w:val="en-US"/>
+              <w14:ligatures w14:val="standardContextual"/>
+            </w:rPr>
+          </w:pPr>
+          <w:hyperlink w:anchor="_Toc233049972" w:history="1">
+            <w:r>
+              <w:rPr>
+                <w:rStyle w:val="Hyperlink"/>
+                <w:noProof/>
+              </w:rPr>
+              <w:t>Xây dựng báo cáo</w:t>
+            </w:r>
+            <w:r>
+              <w:rPr>
+                <w:noProof/>
+                <w:webHidden/>
+              </w:rPr>
+              <w:tab/>
+            </w:r>
+            <w:r>
+              <w:rPr>
+                <w:noProof/>
+                <w:webHidden/>
+              </w:rPr>
+              <w:fldChar w:fldCharType="begin"/>
+            </w:r>
+            <w:r>
+              <w:rPr>
+                <w:noProof/>
+                <w:webHidden/>
+              </w:rPr>
+              <w:instrText xml:space="preserve"> PAGEREF _Toc233049972 \h </w:instrText>
+            </w:r>
+            <w:r>
+              <w:rPr>
+                <w:noProof/>
+                <w:webHidden/>
+              </w:rPr>
+            </w:r>
+            <w:r>
+              <w:rPr>
+                <w:noProof/>
+                <w:webHidden/>
+              </w:rPr>
+              <w:fldChar w:fldCharType="separate"/>
+            </w:r>
+            <w:r>
+              <w:rPr>
+                <w:noProof/>
+                <w:webHidden/>
+              </w:rPr>
+              <w:t>59</w:t>
             </w:r>
             <w:r>
               <w:rPr>
@@ -5352,13 +8790,13 @@
               <w14:ligatures w14:val="standardContextual"/>
             </w:rPr>
           </w:pPr>
-          <w:hyperlink w:anchor="_Toc232365776" w:history="1">
+          <w:hyperlink w:anchor="_Toc233049973" w:history="1">
             <w:r>
               <w:rPr>
                 <w:rStyle w:val="Hyperlink"/>
                 <w:noProof/>
               </w:rPr>
-              <w:t>2.1.3 QUY TRÌNH PHÂN TÍCH DỮ LIỆU TRONG DOANH NGHIỆP BÁN HÀNG</w:t>
+              <w:t>Dashboard vs Report</w:t>
             </w:r>
             <w:r>
               <w:rPr>
@@ -5379,7 +8817,7 @@
                 <w:noProof/>
                 <w:webHidden/>
               </w:rPr>
-              <w:instrText xml:space="preserve"> PAGEREF _Toc232365776 \h </w:instrText>
+              <w:instrText xml:space="preserve"> PAGEREF _Toc233049973 \h </w:instrText>
             </w:r>
             <w:r>
               <w:rPr>
@@ -5399,7 +8837,7 @@
                 <w:noProof/>
                 <w:webHidden/>
               </w:rPr>
-              <w:t>14</w:t>
+              <w:t>59</w:t>
             </w:r>
             <w:r>
               <w:rPr>
@@ -5426,13 +8864,13 @@
               <w14:ligatures w14:val="standardContextual"/>
             </w:rPr>
           </w:pPr>
-          <w:hyperlink w:anchor="_Toc232365777" w:history="1">
+          <w:hyperlink w:anchor="_Toc233049974" w:history="1">
             <w:r>
               <w:rPr>
                 <w:rStyle w:val="Hyperlink"/>
                 <w:noProof/>
               </w:rPr>
-              <w:t>2.1.4 HỆ THỐNG KHO DỮ LIỆU (DATA WAREHOUSE) VÀ QUY TRÌNH ETL</w:t>
+              <w:t>Dashboard</w:t>
             </w:r>
             <w:r>
               <w:rPr>
@@ -5453,7 +8891,7 @@
                 <w:noProof/>
                 <w:webHidden/>
               </w:rPr>
-              <w:instrText xml:space="preserve"> PAGEREF _Toc232365777 \h </w:instrText>
+              <w:instrText xml:space="preserve"> PAGEREF _Toc233049974 \h </w:instrText>
             </w:r>
             <w:r>
               <w:rPr>
@@ -5473,7 +8911,7 @@
                 <w:noProof/>
                 <w:webHidden/>
               </w:rPr>
-              <w:t>15</w:t>
+              <w:t>60</w:t>
             </w:r>
             <w:r>
               <w:rPr>
@@ -5500,13 +8938,13 @@
               <w14:ligatures w14:val="standardContextual"/>
             </w:rPr>
           </w:pPr>
-          <w:hyperlink w:anchor="_Toc232365778" w:history="1">
+          <w:hyperlink w:anchor="_Toc233049975" w:history="1">
             <w:r>
               <w:rPr>
                 <w:rStyle w:val="Hyperlink"/>
                 <w:noProof/>
               </w:rPr>
-              <w:t>2.1.5 MÔ HÌNH DỮ LIỆU ĐA CHIỀU VÀ LƯỢC ĐỒ HÌNH SAO (STAR SCHEMA)</w:t>
+              <w:t>Report</w:t>
             </w:r>
             <w:r>
               <w:rPr>
@@ -5527,7 +8965,7 @@
                 <w:noProof/>
                 <w:webHidden/>
               </w:rPr>
-              <w:instrText xml:space="preserve"> PAGEREF _Toc232365778 \h </w:instrText>
+              <w:instrText xml:space="preserve"> PAGEREF _Toc233049975 \h </w:instrText>
             </w:r>
             <w:r>
               <w:rPr>
@@ -5547,7 +8985,7 @@
                 <w:noProof/>
                 <w:webHidden/>
               </w:rPr>
-              <w:t>15</w:t>
+              <w:t>60</w:t>
             </w:r>
             <w:r>
               <w:rPr>
@@ -5574,13 +9012,13 @@
               <w14:ligatures w14:val="standardContextual"/>
             </w:rPr>
           </w:pPr>
-          <w:hyperlink w:anchor="_Toc232365779" w:history="1">
+          <w:hyperlink w:anchor="_Toc233049976" w:history="1">
             <w:r>
               <w:rPr>
                 <w:rStyle w:val="Hyperlink"/>
                 <w:noProof/>
               </w:rPr>
-              <w:t>2.1.6 BUSINESS INTELLIGENCE (BI) TRONG PHÂN TÍCH DOANH THU</w:t>
+              <w:t>Bookmark</w:t>
             </w:r>
             <w:r>
               <w:rPr>
@@ -5601,7 +9039,7 @@
                 <w:noProof/>
                 <w:webHidden/>
               </w:rPr>
-              <w:instrText xml:space="preserve"> PAGEREF _Toc232365779 \h </w:instrText>
+              <w:instrText xml:space="preserve"> PAGEREF _Toc233049976 \h </w:instrText>
             </w:r>
             <w:r>
               <w:rPr>
@@ -5621,7 +9059,155 @@
                 <w:noProof/>
                 <w:webHidden/>
               </w:rPr>
-              <w:t>16</w:t>
+              <w:t>60</w:t>
+            </w:r>
+            <w:r>
+              <w:rPr>
+                <w:noProof/>
+                <w:webHidden/>
+              </w:rPr>
+              <w:fldChar w:fldCharType="end"/>
+            </w:r>
+          </w:hyperlink>
+        </w:p>
+        <w:p>
+          <w:pPr>
+            <w:pStyle w:val="TOC1"/>
+            <w:tabs>
+              <w:tab w:val="right" w:leader="dot" w:pos="9350"/>
+            </w:tabs>
+            <w:rPr>
+              <w:rFonts w:asciiTheme="minorHAnsi" w:eastAsiaTheme="minorEastAsia" w:hAnsiTheme="minorHAnsi" w:cstheme="minorBidi"/>
+              <w:noProof/>
+              <w:kern w:val="2"/>
+              <w:sz w:val="24"/>
+              <w:szCs w:val="24"/>
+              <w:lang w:val="en-US"/>
+              <w14:ligatures w14:val="standardContextual"/>
+            </w:rPr>
+          </w:pPr>
+          <w:hyperlink w:anchor="_Toc233049977" w:history="1">
+            <w:r>
+              <w:rPr>
+                <w:rStyle w:val="Hyperlink"/>
+                <w:noProof/>
+              </w:rPr>
+              <w:t>Chương 7: KẾT LUẬN</w:t>
+            </w:r>
+            <w:r>
+              <w:rPr>
+                <w:noProof/>
+                <w:webHidden/>
+              </w:rPr>
+              <w:tab/>
+            </w:r>
+            <w:r>
+              <w:rPr>
+                <w:noProof/>
+                <w:webHidden/>
+              </w:rPr>
+              <w:fldChar w:fldCharType="begin"/>
+            </w:r>
+            <w:r>
+              <w:rPr>
+                <w:noProof/>
+                <w:webHidden/>
+              </w:rPr>
+              <w:instrText xml:space="preserve"> PAGEREF _Toc233049977 \h </w:instrText>
+            </w:r>
+            <w:r>
+              <w:rPr>
+                <w:noProof/>
+                <w:webHidden/>
+              </w:rPr>
+            </w:r>
+            <w:r>
+              <w:rPr>
+                <w:noProof/>
+                <w:webHidden/>
+              </w:rPr>
+              <w:fldChar w:fldCharType="separate"/>
+            </w:r>
+            <w:r>
+              <w:rPr>
+                <w:noProof/>
+                <w:webHidden/>
+              </w:rPr>
+              <w:t>61</w:t>
+            </w:r>
+            <w:r>
+              <w:rPr>
+                <w:noProof/>
+                <w:webHidden/>
+              </w:rPr>
+              <w:fldChar w:fldCharType="end"/>
+            </w:r>
+          </w:hyperlink>
+        </w:p>
+        <w:p>
+          <w:pPr>
+            <w:pStyle w:val="TOC2"/>
+            <w:tabs>
+              <w:tab w:val="right" w:leader="dot" w:pos="9350"/>
+            </w:tabs>
+            <w:rPr>
+              <w:rFonts w:asciiTheme="minorHAnsi" w:eastAsiaTheme="minorEastAsia" w:hAnsiTheme="minorHAnsi" w:cstheme="minorBidi"/>
+              <w:noProof/>
+              <w:kern w:val="2"/>
+              <w:sz w:val="24"/>
+              <w:szCs w:val="24"/>
+              <w:lang w:val="en-US"/>
+              <w14:ligatures w14:val="standardContextual"/>
+            </w:rPr>
+          </w:pPr>
+          <w:hyperlink w:anchor="_Toc233049978" w:history="1">
+            <w:r>
+              <w:rPr>
+                <w:rStyle w:val="Hyperlink"/>
+                <w:noProof/>
+              </w:rPr>
+              <w:t>Báo cáo</w:t>
+            </w:r>
+            <w:r>
+              <w:rPr>
+                <w:noProof/>
+                <w:webHidden/>
+              </w:rPr>
+              <w:tab/>
+            </w:r>
+            <w:r>
+              <w:rPr>
+                <w:noProof/>
+                <w:webHidden/>
+              </w:rPr>
+              <w:fldChar w:fldCharType="begin"/>
+            </w:r>
+            <w:r>
+              <w:rPr>
+                <w:noProof/>
+                <w:webHidden/>
+              </w:rPr>
+              <w:instrText xml:space="preserve"> PAGEREF _Toc233049978 \h </w:instrText>
+            </w:r>
+            <w:r>
+              <w:rPr>
+                <w:noProof/>
+                <w:webHidden/>
+              </w:rPr>
+            </w:r>
+            <w:r>
+              <w:rPr>
+                <w:noProof/>
+                <w:webHidden/>
+              </w:rPr>
+              <w:fldChar w:fldCharType="separate"/>
+            </w:r>
+            <w:r>
+              <w:rPr>
+                <w:noProof/>
+                <w:webHidden/>
+              </w:rPr>
+              <w:t>61</w:t>
             </w:r>
             <w:r>
               <w:rPr>
@@ -5648,13 +9234,13 @@
               <w14:ligatures w14:val="standardContextual"/>
             </w:rPr>
           </w:pPr>
-          <w:hyperlink w:anchor="_Toc232365780" w:history="1">
+          <w:hyperlink w:anchor="_Toc233049979" w:history="1">
             <w:r>
               <w:rPr>
                 <w:rStyle w:val="Hyperlink"/>
                 <w:noProof/>
               </w:rPr>
-              <w:t>2.1.7 TRỰC QUAN HÓA DỮ LIỆU TRONG PHÂN TÍCH DOANH THU</w:t>
+              <w:t>Các bước viết báo cáo</w:t>
             </w:r>
             <w:r>
               <w:rPr>
@@ -5675,7 +9261,7 @@
                 <w:noProof/>
                 <w:webHidden/>
               </w:rPr>
-              <w:instrText xml:space="preserve"> PAGEREF _Toc232365780 \h </w:instrText>
+              <w:instrText xml:space="preserve"> PAGEREF _Toc233049979 \h </w:instrText>
             </w:r>
             <w:r>
               <w:rPr>
@@ -5695,7 +9281,81 @@
                 <w:noProof/>
                 <w:webHidden/>
               </w:rPr>
-              <w:t>17</w:t>
+              <w:t>61</w:t>
+            </w:r>
+            <w:r>
+              <w:rPr>
+                <w:noProof/>
+                <w:webHidden/>
+              </w:rPr>
+              <w:fldChar w:fldCharType="end"/>
+            </w:r>
+          </w:hyperlink>
+        </w:p>
+        <w:p>
+          <w:pPr>
+            <w:pStyle w:val="TOC3"/>
+            <w:tabs>
+              <w:tab w:val="right" w:leader="dot" w:pos="9350"/>
+            </w:tabs>
+            <w:rPr>
+              <w:rFonts w:asciiTheme="minorHAnsi" w:eastAsiaTheme="minorEastAsia" w:hAnsiTheme="minorHAnsi" w:cstheme="minorBidi"/>
+              <w:noProof/>
+              <w:kern w:val="2"/>
+              <w:sz w:val="24"/>
+              <w:szCs w:val="24"/>
+              <w:lang w:val="en-US"/>
+              <w14:ligatures w14:val="standardContextual"/>
+            </w:rPr>
+          </w:pPr>
+          <w:hyperlink w:anchor="_Toc233049980" w:history="1">
+            <w:r>
+              <w:rPr>
+                <w:rStyle w:val="Hyperlink"/>
+                <w:noProof/>
+              </w:rPr>
+              <w:t>Tổng hợp</w:t>
+            </w:r>
+            <w:r>
+              <w:rPr>
+                <w:noProof/>
+                <w:webHidden/>
+              </w:rPr>
+              <w:tab/>
+            </w:r>
+            <w:r>
+              <w:rPr>
+                <w:noProof/>
+                <w:webHidden/>
+              </w:rPr>
+              <w:fldChar w:fldCharType="begin"/>
+            </w:r>
+            <w:r>
+              <w:rPr>
+                <w:noProof/>
+                <w:webHidden/>
+              </w:rPr>
+              <w:instrText xml:space="preserve"> PAGEREF _Toc233049980 \h </w:instrText>
+            </w:r>
+            <w:r>
+              <w:rPr>
+                <w:noProof/>
+                <w:webHidden/>
+              </w:rPr>
+            </w:r>
+            <w:r>
+              <w:rPr>
+                <w:noProof/>
+                <w:webHidden/>
+              </w:rPr>
+              <w:fldChar w:fldCharType="separate"/>
+            </w:r>
+            <w:r>
+              <w:rPr>
+                <w:noProof/>
+                <w:webHidden/>
+              </w:rPr>
+              <w:t>61</w:t>
             </w:r>
             <w:r>
               <w:rPr>
@@ -5722,13 +9382,13 @@
               <w14:ligatures w14:val="standardContextual"/>
             </w:rPr>
           </w:pPr>
-          <w:hyperlink w:anchor="_Toc232365781" w:history="1">
+          <w:hyperlink w:anchor="_Toc233049981" w:history="1">
             <w:r>
               <w:rPr>
                 <w:rStyle w:val="Hyperlink"/>
                 <w:noProof/>
               </w:rPr>
-              <w:t>2.2 PHÂN TÍCH YÊU CẦU NGHIỆP VỤ</w:t>
+              <w:t>Khó khăn</w:t>
             </w:r>
             <w:r>
               <w:rPr>
@@ -5749,7 +9409,7 @@
                 <w:noProof/>
                 <w:webHidden/>
               </w:rPr>
-              <w:instrText xml:space="preserve"> PAGEREF _Toc232365781 \h </w:instrText>
+              <w:instrText xml:space="preserve"> PAGEREF _Toc233049981 \h </w:instrText>
             </w:r>
             <w:r>
               <w:rPr>
@@ -5769,229 +9429,7 @@
                 <w:noProof/>
                 <w:webHidden/>
               </w:rPr>
-              <w:t>18</w:t>
-            </w:r>
-            <w:r>
-              <w:rPr>
-                <w:noProof/>
-                <w:webHidden/>
-              </w:rPr>
-              <w:fldChar w:fldCharType="end"/>
-            </w:r>
-          </w:hyperlink>
-        </w:p>
-        <w:p>
-          <w:pPr>
-            <w:pStyle w:val="TOC3"/>
-            <w:tabs>
-              <w:tab w:val="right" w:leader="dot" w:pos="9350"/>
-            </w:tabs>
-            <w:rPr>
-              <w:rFonts w:asciiTheme="minorHAnsi" w:eastAsiaTheme="minorEastAsia" w:hAnsiTheme="minorHAnsi" w:cstheme="minorBidi"/>
-              <w:noProof/>
-              <w:kern w:val="2"/>
-              <w:sz w:val="24"/>
-              <w:szCs w:val="24"/>
-              <w:lang w:val="en-US"/>
-              <w14:ligatures w14:val="standardContextual"/>
-            </w:rPr>
-          </w:pPr>
-          <w:hyperlink w:anchor="_Toc232365782" w:history="1">
-            <w:r>
-              <w:rPr>
-                <w:rStyle w:val="Hyperlink"/>
-                <w:noProof/>
-              </w:rPr>
-              <w:t>2.2.1 BÀI TOÁN PHÂN TÍCH DOANH THU BÁN HÀNG</w:t>
-            </w:r>
-            <w:r>
-              <w:rPr>
-                <w:noProof/>
-                <w:webHidden/>
-              </w:rPr>
-              <w:tab/>
-            </w:r>
-            <w:r>
-              <w:rPr>
-                <w:noProof/>
-                <w:webHidden/>
-              </w:rPr>
-              <w:fldChar w:fldCharType="begin"/>
-            </w:r>
-            <w:r>
-              <w:rPr>
-                <w:noProof/>
-                <w:webHidden/>
-              </w:rPr>
-              <w:instrText xml:space="preserve"> PAGEREF _Toc232365782 \h </w:instrText>
-            </w:r>
-            <w:r>
-              <w:rPr>
-                <w:noProof/>
-                <w:webHidden/>
-              </w:rPr>
-            </w:r>
-            <w:r>
-              <w:rPr>
-                <w:noProof/>
-                <w:webHidden/>
-              </w:rPr>
-              <w:fldChar w:fldCharType="separate"/>
-            </w:r>
-            <w:r>
-              <w:rPr>
-                <w:noProof/>
-                <w:webHidden/>
-              </w:rPr>
-              <w:t>18</w:t>
-            </w:r>
-            <w:r>
-              <w:rPr>
-                <w:noProof/>
-                <w:webHidden/>
-              </w:rPr>
-              <w:fldChar w:fldCharType="end"/>
-            </w:r>
-          </w:hyperlink>
-        </w:p>
-        <w:p>
-          <w:pPr>
-            <w:pStyle w:val="TOC3"/>
-            <w:tabs>
-              <w:tab w:val="right" w:leader="dot" w:pos="9350"/>
-            </w:tabs>
-            <w:rPr>
-              <w:rFonts w:asciiTheme="minorHAnsi" w:eastAsiaTheme="minorEastAsia" w:hAnsiTheme="minorHAnsi" w:cstheme="minorBidi"/>
-              <w:noProof/>
-              <w:kern w:val="2"/>
-              <w:sz w:val="24"/>
-              <w:szCs w:val="24"/>
-              <w:lang w:val="en-US"/>
-              <w14:ligatures w14:val="standardContextual"/>
-            </w:rPr>
-          </w:pPr>
-          <w:hyperlink w:anchor="_Toc232365783" w:history="1">
-            <w:r>
-              <w:rPr>
-                <w:rStyle w:val="Hyperlink"/>
-                <w:noProof/>
-              </w:rPr>
-              <w:t>2.2.2 XÁC ĐỊNH YÊU CẦU PHÂN TÍCH</w:t>
-            </w:r>
-            <w:r>
-              <w:rPr>
-                <w:noProof/>
-                <w:webHidden/>
-              </w:rPr>
-              <w:tab/>
-            </w:r>
-            <w:r>
-              <w:rPr>
-                <w:noProof/>
-                <w:webHidden/>
-              </w:rPr>
-              <w:fldChar w:fldCharType="begin"/>
-            </w:r>
-            <w:r>
-              <w:rPr>
-                <w:noProof/>
-                <w:webHidden/>
-              </w:rPr>
-              <w:instrText xml:space="preserve"> PAGEREF _Toc232365783 \h </w:instrText>
-            </w:r>
-            <w:r>
-              <w:rPr>
-                <w:noProof/>
-                <w:webHidden/>
-              </w:rPr>
-            </w:r>
-            <w:r>
-              <w:rPr>
-                <w:noProof/>
-                <w:webHidden/>
-              </w:rPr>
-              <w:fldChar w:fldCharType="separate"/>
-            </w:r>
-            <w:r>
-              <w:rPr>
-                <w:noProof/>
-                <w:webHidden/>
-              </w:rPr>
-              <w:t>18</w:t>
-            </w:r>
-            <w:r>
-              <w:rPr>
-                <w:noProof/>
-                <w:webHidden/>
-              </w:rPr>
-              <w:fldChar w:fldCharType="end"/>
-            </w:r>
-          </w:hyperlink>
-        </w:p>
-        <w:p>
-          <w:pPr>
-            <w:pStyle w:val="TOC3"/>
-            <w:tabs>
-              <w:tab w:val="right" w:leader="dot" w:pos="9350"/>
-            </w:tabs>
-            <w:rPr>
-              <w:rFonts w:asciiTheme="minorHAnsi" w:eastAsiaTheme="minorEastAsia" w:hAnsiTheme="minorHAnsi" w:cstheme="minorBidi"/>
-              <w:noProof/>
-              <w:kern w:val="2"/>
-              <w:sz w:val="24"/>
-              <w:szCs w:val="24"/>
-              <w:lang w:val="en-US"/>
-              <w14:ligatures w14:val="standardContextual"/>
-            </w:rPr>
-          </w:pPr>
-          <w:hyperlink w:anchor="_Toc232365784" w:history="1">
-            <w:r>
-              <w:rPr>
-                <w:rStyle w:val="Hyperlink"/>
-                <w:noProof/>
-              </w:rPr>
-              <w:t>2.2.3 HỆ THỐNG CHỈ SỐ ĐO LƯỜNG (KPI FRAMEWORK)</w:t>
-            </w:r>
-            <w:r>
-              <w:rPr>
-                <w:noProof/>
-                <w:webHidden/>
-              </w:rPr>
-              <w:tab/>
-            </w:r>
-            <w:r>
-              <w:rPr>
-                <w:noProof/>
-                <w:webHidden/>
-              </w:rPr>
-              <w:fldChar w:fldCharType="begin"/>
-            </w:r>
-            <w:r>
-              <w:rPr>
-                <w:noProof/>
-                <w:webHidden/>
-              </w:rPr>
-              <w:instrText xml:space="preserve"> PAGEREF _Toc232365784 \h </w:instrText>
-            </w:r>
-            <w:r>
-              <w:rPr>
-                <w:noProof/>
-                <w:webHidden/>
-              </w:rPr>
-            </w:r>
-            <w:r>
-              <w:rPr>
-                <w:noProof/>
-                <w:webHidden/>
-              </w:rPr>
-              <w:fldChar w:fldCharType="separate"/>
-            </w:r>
-            <w:r>
-              <w:rPr>
-                <w:noProof/>
-                <w:webHidden/>
-              </w:rPr>
-              <w:t>19</w:t>
+              <w:t>61</w:t>
             </w:r>
             <w:r>
               <w:rPr>
@@ -6018,13 +9456,13 @@
               <w14:ligatures w14:val="standardContextual"/>
             </w:rPr>
           </w:pPr>
-          <w:hyperlink w:anchor="_Toc232365785" w:history="1">
+          <w:hyperlink w:anchor="_Toc233049982" w:history="1">
             <w:r>
               <w:rPr>
                 <w:rStyle w:val="Hyperlink"/>
                 <w:noProof/>
               </w:rPr>
-              <w:t>2.3 KIẾN TRÚC HỆ THỐNG ĐỀ XUẤT</w:t>
+              <w:t>Thuận lợi</w:t>
             </w:r>
             <w:r>
               <w:rPr>
@@ -6045,7 +9483,7 @@
                 <w:noProof/>
                 <w:webHidden/>
               </w:rPr>
-              <w:instrText xml:space="preserve"> PAGEREF _Toc232365785 \h </w:instrText>
+              <w:instrText xml:space="preserve"> PAGEREF _Toc233049982 \h </w:instrText>
             </w:r>
             <w:r>
               <w:rPr>
@@ -6065,232 +9503,7 @@
                 <w:noProof/>
                 <w:webHidden/>
               </w:rPr>
-              <w:t>20</w:t>
-            </w:r>
-            <w:r>
-              <w:rPr>
-                <w:noProof/>
-                <w:webHidden/>
-              </w:rPr>
-              <w:fldChar w:fldCharType="end"/>
-            </w:r>
-          </w:hyperlink>
-        </w:p>
-        <w:p>
-          <w:pPr>
-            <w:pStyle w:val="TOC3"/>
-            <w:tabs>
-              <w:tab w:val="right" w:leader="dot" w:pos="9350"/>
-            </w:tabs>
-            <w:rPr>
-              <w:rFonts w:asciiTheme="minorHAnsi" w:eastAsiaTheme="minorEastAsia" w:hAnsiTheme="minorHAnsi" w:cstheme="minorBidi"/>
-              <w:noProof/>
-              <w:kern w:val="2"/>
-              <w:sz w:val="24"/>
-              <w:szCs w:val="24"/>
-              <w:lang w:val="en-US"/>
-              <w14:ligatures w14:val="standardContextual"/>
-            </w:rPr>
-          </w:pPr>
-          <w:hyperlink w:anchor="_Toc232365786" w:history="1">
-            <w:r>
-              <w:rPr>
-                <w:rStyle w:val="Hyperlink"/>
-                <w:noProof/>
-                <w:lang w:val="en-US"/>
-              </w:rPr>
-              <w:t>2.3.1 KIẾN TRÚC TỔNG THỂ HỆ THỐNG</w:t>
-            </w:r>
-            <w:r>
-              <w:rPr>
-                <w:noProof/>
-                <w:webHidden/>
-              </w:rPr>
-              <w:tab/>
-            </w:r>
-            <w:r>
-              <w:rPr>
-                <w:noProof/>
-                <w:webHidden/>
-              </w:rPr>
-              <w:fldChar w:fldCharType="begin"/>
-            </w:r>
-            <w:r>
-              <w:rPr>
-                <w:noProof/>
-                <w:webHidden/>
-              </w:rPr>
-              <w:instrText xml:space="preserve"> PAGEREF _Toc232365786 \h </w:instrText>
-            </w:r>
-            <w:r>
-              <w:rPr>
-                <w:noProof/>
-                <w:webHidden/>
-              </w:rPr>
-            </w:r>
-            <w:r>
-              <w:rPr>
-                <w:noProof/>
-                <w:webHidden/>
-              </w:rPr>
-              <w:fldChar w:fldCharType="separate"/>
-            </w:r>
-            <w:r>
-              <w:rPr>
-                <w:noProof/>
-                <w:webHidden/>
-              </w:rPr>
-              <w:t>20</w:t>
-            </w:r>
-            <w:r>
-              <w:rPr>
-                <w:noProof/>
-                <w:webHidden/>
-              </w:rPr>
-              <w:fldChar w:fldCharType="end"/>
-            </w:r>
-          </w:hyperlink>
-        </w:p>
-        <w:p>
-          <w:pPr>
-            <w:pStyle w:val="TOC3"/>
-            <w:tabs>
-              <w:tab w:val="right" w:leader="dot" w:pos="9350"/>
-            </w:tabs>
-            <w:rPr>
-              <w:rFonts w:asciiTheme="minorHAnsi" w:eastAsiaTheme="minorEastAsia" w:hAnsiTheme="minorHAnsi" w:cstheme="minorBidi"/>
-              <w:noProof/>
-              <w:kern w:val="2"/>
-              <w:sz w:val="24"/>
-              <w:szCs w:val="24"/>
-              <w:lang w:val="en-US"/>
-              <w14:ligatures w14:val="standardContextual"/>
-            </w:rPr>
-          </w:pPr>
-          <w:hyperlink w:anchor="_Toc232365787" w:history="1">
-            <w:r>
-              <w:rPr>
-                <w:rStyle w:val="Hyperlink"/>
-                <w:noProof/>
-                <w:lang w:val="en-US"/>
-              </w:rPr>
-              <w:t>2.3.2 LUỒNG XỬ LÝ DỮ LIỆU</w:t>
-            </w:r>
-            <w:r>
-              <w:rPr>
-                <w:noProof/>
-                <w:webHidden/>
-              </w:rPr>
-              <w:tab/>
-            </w:r>
-            <w:r>
-              <w:rPr>
-                <w:noProof/>
-                <w:webHidden/>
-              </w:rPr>
-              <w:fldChar w:fldCharType="begin"/>
-            </w:r>
-            <w:r>
-              <w:rPr>
-                <w:noProof/>
-                <w:webHidden/>
-              </w:rPr>
-              <w:instrText xml:space="preserve"> PAGEREF _Toc232365787 \h </w:instrText>
-            </w:r>
-            <w:r>
-              <w:rPr>
-                <w:noProof/>
-                <w:webHidden/>
-              </w:rPr>
-            </w:r>
-            <w:r>
-              <w:rPr>
-                <w:noProof/>
-                <w:webHidden/>
-              </w:rPr>
-              <w:fldChar w:fldCharType="separate"/>
-            </w:r>
-            <w:r>
-              <w:rPr>
-                <w:noProof/>
-                <w:webHidden/>
-              </w:rPr>
-              <w:t>20</w:t>
-            </w:r>
-            <w:r>
-              <w:rPr>
-                <w:noProof/>
-                <w:webHidden/>
-              </w:rPr>
-              <w:fldChar w:fldCharType="end"/>
-            </w:r>
-          </w:hyperlink>
-        </w:p>
-        <w:p>
-          <w:pPr>
-            <w:pStyle w:val="TOC3"/>
-            <w:tabs>
-              <w:tab w:val="right" w:leader="dot" w:pos="9350"/>
-            </w:tabs>
-            <w:rPr>
-              <w:rFonts w:asciiTheme="minorHAnsi" w:eastAsiaTheme="minorEastAsia" w:hAnsiTheme="minorHAnsi" w:cstheme="minorBidi"/>
-              <w:noProof/>
-              <w:kern w:val="2"/>
-              <w:sz w:val="24"/>
-              <w:szCs w:val="24"/>
-              <w:lang w:val="en-US"/>
-              <w14:ligatures w14:val="standardContextual"/>
-            </w:rPr>
-          </w:pPr>
-          <w:hyperlink w:anchor="_Toc232365788" w:history="1">
-            <w:r>
-              <w:rPr>
-                <w:rStyle w:val="Hyperlink"/>
-                <w:noProof/>
-                <w:lang w:val="en-US"/>
-              </w:rPr>
-              <w:t>2.3.3 CÔNG NGHỆ SỬ DỤNG TRONG DỰ ÁN</w:t>
-            </w:r>
-            <w:r>
-              <w:rPr>
-                <w:noProof/>
-                <w:webHidden/>
-              </w:rPr>
-              <w:tab/>
-            </w:r>
-            <w:r>
-              <w:rPr>
-                <w:noProof/>
-                <w:webHidden/>
-              </w:rPr>
-              <w:fldChar w:fldCharType="begin"/>
-            </w:r>
-            <w:r>
-              <w:rPr>
-                <w:noProof/>
-                <w:webHidden/>
-              </w:rPr>
-              <w:instrText xml:space="preserve"> PAGEREF _Toc232365788 \h </w:instrText>
-            </w:r>
-            <w:r>
-              <w:rPr>
-                <w:noProof/>
-                <w:webHidden/>
-              </w:rPr>
-            </w:r>
-            <w:r>
-              <w:rPr>
-                <w:noProof/>
-                <w:webHidden/>
-              </w:rPr>
-              <w:fldChar w:fldCharType="separate"/>
-            </w:r>
-            <w:r>
-              <w:rPr>
-                <w:noProof/>
-                <w:webHidden/>
-              </w:rPr>
-              <w:t>21</w:t>
+              <w:t>61</w:t>
             </w:r>
             <w:r>
               <w:rPr>
@@ -6317,13 +9530,13 @@
               <w14:ligatures w14:val="standardContextual"/>
             </w:rPr>
           </w:pPr>
-          <w:hyperlink w:anchor="_Toc232365789" w:history="1">
+          <w:hyperlink w:anchor="_Toc233049983" w:history="1">
             <w:r>
               <w:rPr>
                 <w:rStyle w:val="Hyperlink"/>
                 <w:noProof/>
               </w:rPr>
-              <w:t>2.4 TỪ ĐIỂN DỮ LIỆU (DATA DICTIONARY)</w:t>
+              <w:t>Hướng phát triển</w:t>
             </w:r>
             <w:r>
               <w:rPr>
@@ -6344,7 +9557,7 @@
                 <w:noProof/>
                 <w:webHidden/>
               </w:rPr>
-              <w:instrText xml:space="preserve"> PAGEREF _Toc232365789 \h </w:instrText>
+              <w:instrText xml:space="preserve"> PAGEREF _Toc233049983 \h </w:instrText>
             </w:r>
             <w:r>
               <w:rPr>
@@ -6364,1201 +9577,7 @@
                 <w:noProof/>
                 <w:webHidden/>
               </w:rPr>
-              <w:t>22</w:t>
-            </w:r>
-            <w:r>
-              <w:rPr>
-                <w:noProof/>
-                <w:webHidden/>
-              </w:rPr>
-              <w:fldChar w:fldCharType="end"/>
-            </w:r>
-          </w:hyperlink>
-        </w:p>
-        <w:p>
-          <w:pPr>
-            <w:pStyle w:val="TOC3"/>
-            <w:tabs>
-              <w:tab w:val="right" w:leader="dot" w:pos="9350"/>
-            </w:tabs>
-            <w:rPr>
-              <w:rFonts w:asciiTheme="minorHAnsi" w:eastAsiaTheme="minorEastAsia" w:hAnsiTheme="minorHAnsi" w:cstheme="minorBidi"/>
-              <w:noProof/>
-              <w:kern w:val="2"/>
-              <w:sz w:val="24"/>
-              <w:szCs w:val="24"/>
-              <w:lang w:val="en-US"/>
-              <w14:ligatures w14:val="standardContextual"/>
-            </w:rPr>
-          </w:pPr>
-          <w:hyperlink w:anchor="_Toc232365790" w:history="1">
-            <w:r>
-              <w:rPr>
-                <w:rStyle w:val="Hyperlink"/>
-                <w:noProof/>
-                <w:lang w:val="en-US"/>
-              </w:rPr>
-              <w:t>2.4.1 MÔ TẢ BỘ DỮ LIỆU</w:t>
-            </w:r>
-            <w:r>
-              <w:rPr>
-                <w:noProof/>
-                <w:webHidden/>
-              </w:rPr>
-              <w:tab/>
-            </w:r>
-            <w:r>
-              <w:rPr>
-                <w:noProof/>
-                <w:webHidden/>
-              </w:rPr>
-              <w:fldChar w:fldCharType="begin"/>
-            </w:r>
-            <w:r>
-              <w:rPr>
-                <w:noProof/>
-                <w:webHidden/>
-              </w:rPr>
-              <w:instrText xml:space="preserve"> PAGEREF _Toc232365790 \h </w:instrText>
-            </w:r>
-            <w:r>
-              <w:rPr>
-                <w:noProof/>
-                <w:webHidden/>
-              </w:rPr>
-            </w:r>
-            <w:r>
-              <w:rPr>
-                <w:noProof/>
-                <w:webHidden/>
-              </w:rPr>
-              <w:fldChar w:fldCharType="separate"/>
-            </w:r>
-            <w:r>
-              <w:rPr>
-                <w:noProof/>
-                <w:webHidden/>
-              </w:rPr>
-              <w:t>22</w:t>
-            </w:r>
-            <w:r>
-              <w:rPr>
-                <w:noProof/>
-                <w:webHidden/>
-              </w:rPr>
-              <w:fldChar w:fldCharType="end"/>
-            </w:r>
-          </w:hyperlink>
-        </w:p>
-        <w:p>
-          <w:pPr>
-            <w:pStyle w:val="TOC3"/>
-            <w:tabs>
-              <w:tab w:val="right" w:leader="dot" w:pos="9350"/>
-            </w:tabs>
-            <w:rPr>
-              <w:rFonts w:asciiTheme="minorHAnsi" w:eastAsiaTheme="minorEastAsia" w:hAnsiTheme="minorHAnsi" w:cstheme="minorBidi"/>
-              <w:noProof/>
-              <w:kern w:val="2"/>
-              <w:sz w:val="24"/>
-              <w:szCs w:val="24"/>
-              <w:lang w:val="en-US"/>
-              <w14:ligatures w14:val="standardContextual"/>
-            </w:rPr>
-          </w:pPr>
-          <w:hyperlink w:anchor="_Toc232365791" w:history="1">
-            <w:r>
-              <w:rPr>
-                <w:rStyle w:val="Hyperlink"/>
-                <w:noProof/>
-                <w:lang w:val="en-US"/>
-              </w:rPr>
-              <w:t>2.4.2 DANH SÁCH CÁC THUỘC TÍNH DỮ LIỆU</w:t>
-            </w:r>
-            <w:r>
-              <w:rPr>
-                <w:noProof/>
-                <w:webHidden/>
-              </w:rPr>
-              <w:tab/>
-            </w:r>
-            <w:r>
-              <w:rPr>
-                <w:noProof/>
-                <w:webHidden/>
-              </w:rPr>
-              <w:fldChar w:fldCharType="begin"/>
-            </w:r>
-            <w:r>
-              <w:rPr>
-                <w:noProof/>
-                <w:webHidden/>
-              </w:rPr>
-              <w:instrText xml:space="preserve"> PAGEREF _Toc232365791 \h </w:instrText>
-            </w:r>
-            <w:r>
-              <w:rPr>
-                <w:noProof/>
-                <w:webHidden/>
-              </w:rPr>
-            </w:r>
-            <w:r>
-              <w:rPr>
-                <w:noProof/>
-                <w:webHidden/>
-              </w:rPr>
-              <w:fldChar w:fldCharType="separate"/>
-            </w:r>
-            <w:r>
-              <w:rPr>
-                <w:noProof/>
-                <w:webHidden/>
-              </w:rPr>
-              <w:t>22</w:t>
-            </w:r>
-            <w:r>
-              <w:rPr>
-                <w:noProof/>
-                <w:webHidden/>
-              </w:rPr>
-              <w:fldChar w:fldCharType="end"/>
-            </w:r>
-          </w:hyperlink>
-        </w:p>
-        <w:p>
-          <w:pPr>
-            <w:pStyle w:val="TOC3"/>
-            <w:tabs>
-              <w:tab w:val="right" w:leader="dot" w:pos="9350"/>
-            </w:tabs>
-            <w:rPr>
-              <w:rFonts w:asciiTheme="minorHAnsi" w:eastAsiaTheme="minorEastAsia" w:hAnsiTheme="minorHAnsi" w:cstheme="minorBidi"/>
-              <w:noProof/>
-              <w:kern w:val="2"/>
-              <w:sz w:val="24"/>
-              <w:szCs w:val="24"/>
-              <w:lang w:val="en-US"/>
-              <w14:ligatures w14:val="standardContextual"/>
-            </w:rPr>
-          </w:pPr>
-          <w:hyperlink w:anchor="_Toc232365792" w:history="1">
-            <w:r>
-              <w:rPr>
-                <w:rStyle w:val="Hyperlink"/>
-                <w:noProof/>
-                <w:lang w:val="en-US"/>
-              </w:rPr>
-              <w:t xml:space="preserve">2.4.3 PHÂN LOẠI DỮ LIỆU THEO NHÓM </w:t>
-            </w:r>
-            <w:r>
-              <w:rPr>
-                <w:rStyle w:val="Hyperlink"/>
-                <w:noProof/>
-              </w:rPr>
-              <w:t>(STAR SCHEMA STRUCTURE)</w:t>
-            </w:r>
-            <w:r>
-              <w:rPr>
-                <w:noProof/>
-                <w:webHidden/>
-              </w:rPr>
-              <w:tab/>
-            </w:r>
-            <w:r>
-              <w:rPr>
-                <w:noProof/>
-                <w:webHidden/>
-              </w:rPr>
-              <w:fldChar w:fldCharType="begin"/>
-            </w:r>
-            <w:r>
-              <w:rPr>
-                <w:noProof/>
-                <w:webHidden/>
-              </w:rPr>
-              <w:instrText xml:space="preserve"> PAGEREF _Toc232365792 \h </w:instrText>
-            </w:r>
-            <w:r>
-              <w:rPr>
-                <w:noProof/>
-                <w:webHidden/>
-              </w:rPr>
-            </w:r>
-            <w:r>
-              <w:rPr>
-                <w:noProof/>
-                <w:webHidden/>
-              </w:rPr>
-              <w:fldChar w:fldCharType="separate"/>
-            </w:r>
-            <w:r>
-              <w:rPr>
-                <w:noProof/>
-                <w:webHidden/>
-              </w:rPr>
-              <w:t>23</w:t>
-            </w:r>
-            <w:r>
-              <w:rPr>
-                <w:noProof/>
-                <w:webHidden/>
-              </w:rPr>
-              <w:fldChar w:fldCharType="end"/>
-            </w:r>
-          </w:hyperlink>
-        </w:p>
-        <w:p>
-          <w:pPr>
-            <w:pStyle w:val="TOC1"/>
-            <w:tabs>
-              <w:tab w:val="right" w:leader="dot" w:pos="9350"/>
-            </w:tabs>
-            <w:rPr>
-              <w:rFonts w:asciiTheme="minorHAnsi" w:eastAsiaTheme="minorEastAsia" w:hAnsiTheme="minorHAnsi" w:cstheme="minorBidi"/>
-              <w:noProof/>
-              <w:kern w:val="2"/>
-              <w:sz w:val="24"/>
-              <w:szCs w:val="24"/>
-              <w:lang w:val="en-US"/>
-              <w14:ligatures w14:val="standardContextual"/>
-            </w:rPr>
-          </w:pPr>
-          <w:hyperlink w:anchor="_Toc232365793" w:history="1">
-            <w:r>
-              <w:rPr>
-                <w:rStyle w:val="Hyperlink"/>
-                <w:noProof/>
-              </w:rPr>
-              <w:t>CHƯƠNG 3: QUY TRÌNH ETL VÀ MÔ HÌNH HÓA DỮ LIỆU</w:t>
-            </w:r>
-            <w:r>
-              <w:rPr>
-                <w:noProof/>
-                <w:webHidden/>
-              </w:rPr>
-              <w:tab/>
-            </w:r>
-            <w:r>
-              <w:rPr>
-                <w:noProof/>
-                <w:webHidden/>
-              </w:rPr>
-              <w:fldChar w:fldCharType="begin"/>
-            </w:r>
-            <w:r>
-              <w:rPr>
-                <w:noProof/>
-                <w:webHidden/>
-              </w:rPr>
-              <w:instrText xml:space="preserve"> PAGEREF _Toc232365793 \h </w:instrText>
-            </w:r>
-            <w:r>
-              <w:rPr>
-                <w:noProof/>
-                <w:webHidden/>
-              </w:rPr>
-            </w:r>
-            <w:r>
-              <w:rPr>
-                <w:noProof/>
-                <w:webHidden/>
-              </w:rPr>
-              <w:fldChar w:fldCharType="separate"/>
-            </w:r>
-            <w:r>
-              <w:rPr>
-                <w:noProof/>
-                <w:webHidden/>
-              </w:rPr>
-              <w:t>25</w:t>
-            </w:r>
-            <w:r>
-              <w:rPr>
-                <w:noProof/>
-                <w:webHidden/>
-              </w:rPr>
-              <w:fldChar w:fldCharType="end"/>
-            </w:r>
-          </w:hyperlink>
-        </w:p>
-        <w:p>
-          <w:pPr>
-            <w:pStyle w:val="TOC2"/>
-            <w:tabs>
-              <w:tab w:val="right" w:leader="dot" w:pos="9350"/>
-            </w:tabs>
-            <w:rPr>
-              <w:rFonts w:asciiTheme="minorHAnsi" w:eastAsiaTheme="minorEastAsia" w:hAnsiTheme="minorHAnsi" w:cstheme="minorBidi"/>
-              <w:noProof/>
-              <w:kern w:val="2"/>
-              <w:sz w:val="24"/>
-              <w:szCs w:val="24"/>
-              <w:lang w:val="en-US"/>
-              <w14:ligatures w14:val="standardContextual"/>
-            </w:rPr>
-          </w:pPr>
-          <w:hyperlink w:anchor="_Toc232365794" w:history="1">
-            <w:r>
-              <w:rPr>
-                <w:rStyle w:val="Hyperlink"/>
-                <w:noProof/>
-              </w:rPr>
-              <w:t>3.1 TỔNG QUAN KIẾN TRÚC PIPELINE XỬ LÝ DỮ LIỆU</w:t>
-            </w:r>
-            <w:r>
-              <w:rPr>
-                <w:noProof/>
-                <w:webHidden/>
-              </w:rPr>
-              <w:tab/>
-            </w:r>
-            <w:r>
-              <w:rPr>
-                <w:noProof/>
-                <w:webHidden/>
-              </w:rPr>
-              <w:fldChar w:fldCharType="begin"/>
-            </w:r>
-            <w:r>
-              <w:rPr>
-                <w:noProof/>
-                <w:webHidden/>
-              </w:rPr>
-              <w:instrText xml:space="preserve"> PAGEREF _Toc232365794 \h </w:instrText>
-            </w:r>
-            <w:r>
-              <w:rPr>
-                <w:noProof/>
-                <w:webHidden/>
-              </w:rPr>
-            </w:r>
-            <w:r>
-              <w:rPr>
-                <w:noProof/>
-                <w:webHidden/>
-              </w:rPr>
-              <w:fldChar w:fldCharType="separate"/>
-            </w:r>
-            <w:r>
-              <w:rPr>
-                <w:noProof/>
-                <w:webHidden/>
-              </w:rPr>
-              <w:t>25</w:t>
-            </w:r>
-            <w:r>
-              <w:rPr>
-                <w:noProof/>
-                <w:webHidden/>
-              </w:rPr>
-              <w:fldChar w:fldCharType="end"/>
-            </w:r>
-          </w:hyperlink>
-        </w:p>
-        <w:p>
-          <w:pPr>
-            <w:pStyle w:val="TOC2"/>
-            <w:tabs>
-              <w:tab w:val="right" w:leader="dot" w:pos="9350"/>
-            </w:tabs>
-            <w:rPr>
-              <w:rFonts w:asciiTheme="minorHAnsi" w:eastAsiaTheme="minorEastAsia" w:hAnsiTheme="minorHAnsi" w:cstheme="minorBidi"/>
-              <w:noProof/>
-              <w:kern w:val="2"/>
-              <w:sz w:val="24"/>
-              <w:szCs w:val="24"/>
-              <w:lang w:val="en-US"/>
-              <w14:ligatures w14:val="standardContextual"/>
-            </w:rPr>
-          </w:pPr>
-          <w:hyperlink w:anchor="_Toc232365795" w:history="1">
-            <w:r>
-              <w:rPr>
-                <w:rStyle w:val="Hyperlink"/>
-                <w:noProof/>
-              </w:rPr>
-              <w:t>3.2 ĐÁNH GIÁ CHẤT LƯỢNG VÀ KHÁM PHÁ DỮ LIỆU (EDA)</w:t>
-            </w:r>
-            <w:r>
-              <w:rPr>
-                <w:noProof/>
-                <w:webHidden/>
-              </w:rPr>
-              <w:tab/>
-            </w:r>
-            <w:r>
-              <w:rPr>
-                <w:noProof/>
-                <w:webHidden/>
-              </w:rPr>
-              <w:fldChar w:fldCharType="begin"/>
-            </w:r>
-            <w:r>
-              <w:rPr>
-                <w:noProof/>
-                <w:webHidden/>
-              </w:rPr>
-              <w:instrText xml:space="preserve"> PAGEREF _Toc232365795 \h </w:instrText>
-            </w:r>
-            <w:r>
-              <w:rPr>
-                <w:noProof/>
-                <w:webHidden/>
-              </w:rPr>
-            </w:r>
-            <w:r>
-              <w:rPr>
-                <w:noProof/>
-                <w:webHidden/>
-              </w:rPr>
-              <w:fldChar w:fldCharType="separate"/>
-            </w:r>
-            <w:r>
-              <w:rPr>
-                <w:noProof/>
-                <w:webHidden/>
-              </w:rPr>
-              <w:t>39</w:t>
-            </w:r>
-            <w:r>
-              <w:rPr>
-                <w:noProof/>
-                <w:webHidden/>
-              </w:rPr>
-              <w:fldChar w:fldCharType="end"/>
-            </w:r>
-          </w:hyperlink>
-        </w:p>
-        <w:p>
-          <w:pPr>
-            <w:pStyle w:val="TOC3"/>
-            <w:tabs>
-              <w:tab w:val="right" w:leader="dot" w:pos="9350"/>
-            </w:tabs>
-            <w:rPr>
-              <w:rFonts w:asciiTheme="minorHAnsi" w:eastAsiaTheme="minorEastAsia" w:hAnsiTheme="minorHAnsi" w:cstheme="minorBidi"/>
-              <w:noProof/>
-              <w:kern w:val="2"/>
-              <w:sz w:val="24"/>
-              <w:szCs w:val="24"/>
-              <w:lang w:val="en-US"/>
-              <w14:ligatures w14:val="standardContextual"/>
-            </w:rPr>
-          </w:pPr>
-          <w:hyperlink w:anchor="_Toc232365796" w:history="1">
-            <w:r>
-              <w:rPr>
-                <w:rStyle w:val="Hyperlink"/>
-                <w:noProof/>
-              </w:rPr>
-              <w:t>3.2.1 KIỂM TRA DỮ LIỆU THIẾU VÀ TRÙNG LẶP</w:t>
-            </w:r>
-            <w:r>
-              <w:rPr>
-                <w:noProof/>
-                <w:webHidden/>
-              </w:rPr>
-              <w:tab/>
-            </w:r>
-            <w:r>
-              <w:rPr>
-                <w:noProof/>
-                <w:webHidden/>
-              </w:rPr>
-              <w:fldChar w:fldCharType="begin"/>
-            </w:r>
-            <w:r>
-              <w:rPr>
-                <w:noProof/>
-                <w:webHidden/>
-              </w:rPr>
-              <w:instrText xml:space="preserve"> PAGEREF _Toc232365796 \h </w:instrText>
-            </w:r>
-            <w:r>
-              <w:rPr>
-                <w:noProof/>
-                <w:webHidden/>
-              </w:rPr>
-            </w:r>
-            <w:r>
-              <w:rPr>
-                <w:noProof/>
-                <w:webHidden/>
-              </w:rPr>
-              <w:fldChar w:fldCharType="separate"/>
-            </w:r>
-            <w:r>
-              <w:rPr>
-                <w:noProof/>
-                <w:webHidden/>
-              </w:rPr>
-              <w:t>39</w:t>
-            </w:r>
-            <w:r>
-              <w:rPr>
-                <w:noProof/>
-                <w:webHidden/>
-              </w:rPr>
-              <w:fldChar w:fldCharType="end"/>
-            </w:r>
-          </w:hyperlink>
-        </w:p>
-        <w:p>
-          <w:pPr>
-            <w:pStyle w:val="TOC3"/>
-            <w:tabs>
-              <w:tab w:val="right" w:leader="dot" w:pos="9350"/>
-            </w:tabs>
-            <w:rPr>
-              <w:rFonts w:asciiTheme="minorHAnsi" w:eastAsiaTheme="minorEastAsia" w:hAnsiTheme="minorHAnsi" w:cstheme="minorBidi"/>
-              <w:noProof/>
-              <w:kern w:val="2"/>
-              <w:sz w:val="24"/>
-              <w:szCs w:val="24"/>
-              <w:lang w:val="en-US"/>
-              <w14:ligatures w14:val="standardContextual"/>
-            </w:rPr>
-          </w:pPr>
-          <w:hyperlink w:anchor="_Toc232365797" w:history="1">
-            <w:r>
-              <w:rPr>
-                <w:rStyle w:val="Hyperlink"/>
-                <w:noProof/>
-              </w:rPr>
-              <w:t>3.2.2 KIỂM TRA KIỂU DỮ LIỆU</w:t>
-            </w:r>
-            <w:r>
-              <w:rPr>
-                <w:noProof/>
-                <w:webHidden/>
-              </w:rPr>
-              <w:tab/>
-            </w:r>
-            <w:r>
-              <w:rPr>
-                <w:noProof/>
-                <w:webHidden/>
-              </w:rPr>
-              <w:fldChar w:fldCharType="begin"/>
-            </w:r>
-            <w:r>
-              <w:rPr>
-                <w:noProof/>
-                <w:webHidden/>
-              </w:rPr>
-              <w:instrText xml:space="preserve"> PAGEREF _Toc232365797 \h </w:instrText>
-            </w:r>
-            <w:r>
-              <w:rPr>
-                <w:noProof/>
-                <w:webHidden/>
-              </w:rPr>
-            </w:r>
-            <w:r>
-              <w:rPr>
-                <w:noProof/>
-                <w:webHidden/>
-              </w:rPr>
-              <w:fldChar w:fldCharType="separate"/>
-            </w:r>
-            <w:r>
-              <w:rPr>
-                <w:noProof/>
-                <w:webHidden/>
-              </w:rPr>
-              <w:t>40</w:t>
-            </w:r>
-            <w:r>
-              <w:rPr>
-                <w:noProof/>
-                <w:webHidden/>
-              </w:rPr>
-              <w:fldChar w:fldCharType="end"/>
-            </w:r>
-          </w:hyperlink>
-        </w:p>
-        <w:p>
-          <w:pPr>
-            <w:pStyle w:val="TOC2"/>
-            <w:tabs>
-              <w:tab w:val="right" w:leader="dot" w:pos="9350"/>
-            </w:tabs>
-            <w:rPr>
-              <w:rFonts w:asciiTheme="minorHAnsi" w:eastAsiaTheme="minorEastAsia" w:hAnsiTheme="minorHAnsi" w:cstheme="minorBidi"/>
-              <w:noProof/>
-              <w:kern w:val="2"/>
-              <w:sz w:val="24"/>
-              <w:szCs w:val="24"/>
-              <w:lang w:val="en-US"/>
-              <w14:ligatures w14:val="standardContextual"/>
-            </w:rPr>
-          </w:pPr>
-          <w:hyperlink w:anchor="_Toc232365798" w:history="1">
-            <w:r>
-              <w:rPr>
-                <w:rStyle w:val="Hyperlink"/>
-                <w:noProof/>
-              </w:rPr>
-              <w:t>3.3 LÀM SẠCH VÀ CHUẨN HÓA DỮ LIỆU (DATA CLEANING)</w:t>
-            </w:r>
-            <w:r>
-              <w:rPr>
-                <w:noProof/>
-                <w:webHidden/>
-              </w:rPr>
-              <w:tab/>
-            </w:r>
-            <w:r>
-              <w:rPr>
-                <w:noProof/>
-                <w:webHidden/>
-              </w:rPr>
-              <w:fldChar w:fldCharType="begin"/>
-            </w:r>
-            <w:r>
-              <w:rPr>
-                <w:noProof/>
-                <w:webHidden/>
-              </w:rPr>
-              <w:instrText xml:space="preserve"> PAGEREF _Toc232365798 \h </w:instrText>
-            </w:r>
-            <w:r>
-              <w:rPr>
-                <w:noProof/>
-                <w:webHidden/>
-              </w:rPr>
-            </w:r>
-            <w:r>
-              <w:rPr>
-                <w:noProof/>
-                <w:webHidden/>
-              </w:rPr>
-              <w:fldChar w:fldCharType="separate"/>
-            </w:r>
-            <w:r>
-              <w:rPr>
-                <w:noProof/>
-                <w:webHidden/>
-              </w:rPr>
-              <w:t>42</w:t>
-            </w:r>
-            <w:r>
-              <w:rPr>
-                <w:noProof/>
-                <w:webHidden/>
-              </w:rPr>
-              <w:fldChar w:fldCharType="end"/>
-            </w:r>
-          </w:hyperlink>
-        </w:p>
-        <w:p>
-          <w:pPr>
-            <w:pStyle w:val="TOC3"/>
-            <w:tabs>
-              <w:tab w:val="right" w:leader="dot" w:pos="9350"/>
-            </w:tabs>
-            <w:rPr>
-              <w:rFonts w:asciiTheme="minorHAnsi" w:eastAsiaTheme="minorEastAsia" w:hAnsiTheme="minorHAnsi" w:cstheme="minorBidi"/>
-              <w:noProof/>
-              <w:kern w:val="2"/>
-              <w:sz w:val="24"/>
-              <w:szCs w:val="24"/>
-              <w:lang w:val="en-US"/>
-              <w14:ligatures w14:val="standardContextual"/>
-            </w:rPr>
-          </w:pPr>
-          <w:hyperlink w:anchor="_Toc232365799" w:history="1">
-            <w:r>
-              <w:rPr>
-                <w:rStyle w:val="Hyperlink"/>
-                <w:noProof/>
-              </w:rPr>
-              <w:t>3.3.1 CHUẨN HÓA CẤU TRÚC CỘT VÀ XỬ LÝ LỖI LOGIC</w:t>
-            </w:r>
-            <w:r>
-              <w:rPr>
-                <w:noProof/>
-                <w:webHidden/>
-              </w:rPr>
-              <w:tab/>
-            </w:r>
-            <w:r>
-              <w:rPr>
-                <w:noProof/>
-                <w:webHidden/>
-              </w:rPr>
-              <w:fldChar w:fldCharType="begin"/>
-            </w:r>
-            <w:r>
-              <w:rPr>
-                <w:noProof/>
-                <w:webHidden/>
-              </w:rPr>
-              <w:instrText xml:space="preserve"> PAGEREF _Toc232365799 \h </w:instrText>
-            </w:r>
-            <w:r>
-              <w:rPr>
-                <w:noProof/>
-                <w:webHidden/>
-              </w:rPr>
-            </w:r>
-            <w:r>
-              <w:rPr>
-                <w:noProof/>
-                <w:webHidden/>
-              </w:rPr>
-              <w:fldChar w:fldCharType="separate"/>
-            </w:r>
-            <w:r>
-              <w:rPr>
-                <w:noProof/>
-                <w:webHidden/>
-              </w:rPr>
-              <w:t>42</w:t>
-            </w:r>
-            <w:r>
-              <w:rPr>
-                <w:noProof/>
-                <w:webHidden/>
-              </w:rPr>
-              <w:fldChar w:fldCharType="end"/>
-            </w:r>
-          </w:hyperlink>
-        </w:p>
-        <w:p>
-          <w:pPr>
-            <w:pStyle w:val="TOC3"/>
-            <w:tabs>
-              <w:tab w:val="right" w:leader="dot" w:pos="9350"/>
-            </w:tabs>
-            <w:rPr>
-              <w:rFonts w:asciiTheme="minorHAnsi" w:eastAsiaTheme="minorEastAsia" w:hAnsiTheme="minorHAnsi" w:cstheme="minorBidi"/>
-              <w:noProof/>
-              <w:kern w:val="2"/>
-              <w:sz w:val="24"/>
-              <w:szCs w:val="24"/>
-              <w:lang w:val="en-US"/>
-              <w14:ligatures w14:val="standardContextual"/>
-            </w:rPr>
-          </w:pPr>
-          <w:hyperlink w:anchor="_Toc232365800" w:history="1">
-            <w:r>
-              <w:rPr>
-                <w:rStyle w:val="Hyperlink"/>
-                <w:noProof/>
-              </w:rPr>
-              <w:t>3.3.2 XỬ LÝ DỮ LIỆU NGOẠI LAI (OUTLIERS)</w:t>
-            </w:r>
-            <w:r>
-              <w:rPr>
-                <w:noProof/>
-                <w:webHidden/>
-              </w:rPr>
-              <w:tab/>
-            </w:r>
-            <w:r>
-              <w:rPr>
-                <w:noProof/>
-                <w:webHidden/>
-              </w:rPr>
-              <w:fldChar w:fldCharType="begin"/>
-            </w:r>
-            <w:r>
-              <w:rPr>
-                <w:noProof/>
-                <w:webHidden/>
-              </w:rPr>
-              <w:instrText xml:space="preserve"> PAGEREF _Toc232365800 \h </w:instrText>
-            </w:r>
-            <w:r>
-              <w:rPr>
-                <w:noProof/>
-                <w:webHidden/>
-              </w:rPr>
-            </w:r>
-            <w:r>
-              <w:rPr>
-                <w:noProof/>
-                <w:webHidden/>
-              </w:rPr>
-              <w:fldChar w:fldCharType="separate"/>
-            </w:r>
-            <w:r>
-              <w:rPr>
-                <w:noProof/>
-                <w:webHidden/>
-              </w:rPr>
-              <w:t>45</w:t>
-            </w:r>
-            <w:r>
-              <w:rPr>
-                <w:noProof/>
-                <w:webHidden/>
-              </w:rPr>
-              <w:fldChar w:fldCharType="end"/>
-            </w:r>
-          </w:hyperlink>
-        </w:p>
-        <w:p>
-          <w:pPr>
-            <w:pStyle w:val="TOC2"/>
-            <w:tabs>
-              <w:tab w:val="right" w:leader="dot" w:pos="9350"/>
-            </w:tabs>
-            <w:rPr>
-              <w:rFonts w:asciiTheme="minorHAnsi" w:eastAsiaTheme="minorEastAsia" w:hAnsiTheme="minorHAnsi" w:cstheme="minorBidi"/>
-              <w:noProof/>
-              <w:kern w:val="2"/>
-              <w:sz w:val="24"/>
-              <w:szCs w:val="24"/>
-              <w:lang w:val="en-US"/>
-              <w14:ligatures w14:val="standardContextual"/>
-            </w:rPr>
-          </w:pPr>
-          <w:hyperlink w:anchor="_Toc232365801" w:history="1">
-            <w:r>
-              <w:rPr>
-                <w:rStyle w:val="Hyperlink"/>
-                <w:noProof/>
-              </w:rPr>
-              <w:t>3.4 kết quả làm sạch dữ liệu</w:t>
-            </w:r>
-            <w:r>
-              <w:rPr>
-                <w:noProof/>
-                <w:webHidden/>
-              </w:rPr>
-              <w:tab/>
-            </w:r>
-            <w:r>
-              <w:rPr>
-                <w:noProof/>
-                <w:webHidden/>
-              </w:rPr>
-              <w:fldChar w:fldCharType="begin"/>
-            </w:r>
-            <w:r>
-              <w:rPr>
-                <w:noProof/>
-                <w:webHidden/>
-              </w:rPr>
-              <w:instrText xml:space="preserve"> PAGEREF _Toc232365801 \h </w:instrText>
-            </w:r>
-            <w:r>
-              <w:rPr>
-                <w:noProof/>
-                <w:webHidden/>
-              </w:rPr>
-            </w:r>
-            <w:r>
-              <w:rPr>
-                <w:noProof/>
-                <w:webHidden/>
-              </w:rPr>
-              <w:fldChar w:fldCharType="separate"/>
-            </w:r>
-            <w:r>
-              <w:rPr>
-                <w:noProof/>
-                <w:webHidden/>
-              </w:rPr>
-              <w:t>46</w:t>
-            </w:r>
-            <w:r>
-              <w:rPr>
-                <w:noProof/>
-                <w:webHidden/>
-              </w:rPr>
-              <w:fldChar w:fldCharType="end"/>
-            </w:r>
-          </w:hyperlink>
-        </w:p>
-        <w:p>
-          <w:pPr>
-            <w:pStyle w:val="TOC1"/>
-            <w:tabs>
-              <w:tab w:val="right" w:leader="dot" w:pos="9350"/>
-            </w:tabs>
-            <w:rPr>
-              <w:rFonts w:asciiTheme="minorHAnsi" w:eastAsiaTheme="minorEastAsia" w:hAnsiTheme="minorHAnsi" w:cstheme="minorBidi"/>
-              <w:noProof/>
-              <w:kern w:val="2"/>
-              <w:sz w:val="24"/>
-              <w:szCs w:val="24"/>
-              <w:lang w:val="en-US"/>
-              <w14:ligatures w14:val="standardContextual"/>
-            </w:rPr>
-          </w:pPr>
-          <w:hyperlink w:anchor="_Toc232365802" w:history="1">
-            <w:r>
-              <w:rPr>
-                <w:rStyle w:val="Hyperlink"/>
-                <w:noProof/>
-              </w:rPr>
-              <w:t>CHƯƠNG 4: TRỰC QUAN DỮ LIỆU VÀ XÂY DỰNG DASHBOARD</w:t>
-            </w:r>
-            <w:r>
-              <w:rPr>
-                <w:noProof/>
-                <w:webHidden/>
-              </w:rPr>
-              <w:tab/>
-            </w:r>
-            <w:r>
-              <w:rPr>
-                <w:noProof/>
-                <w:webHidden/>
-              </w:rPr>
-              <w:fldChar w:fldCharType="begin"/>
-            </w:r>
-            <w:r>
-              <w:rPr>
-                <w:noProof/>
-                <w:webHidden/>
-              </w:rPr>
-              <w:instrText xml:space="preserve"> PAGEREF _Toc232365802 \h </w:instrText>
-            </w:r>
-            <w:r>
-              <w:rPr>
-                <w:noProof/>
-                <w:webHidden/>
-              </w:rPr>
-            </w:r>
-            <w:r>
-              <w:rPr>
-                <w:noProof/>
-                <w:webHidden/>
-              </w:rPr>
-              <w:fldChar w:fldCharType="separate"/>
-            </w:r>
-            <w:r>
-              <w:rPr>
-                <w:noProof/>
-                <w:webHidden/>
-              </w:rPr>
-              <w:t>47</w:t>
-            </w:r>
-            <w:r>
-              <w:rPr>
-                <w:noProof/>
-                <w:webHidden/>
-              </w:rPr>
-              <w:fldChar w:fldCharType="end"/>
-            </w:r>
-          </w:hyperlink>
-        </w:p>
-        <w:p>
-          <w:pPr>
-            <w:pStyle w:val="TOC1"/>
-            <w:tabs>
-              <w:tab w:val="right" w:leader="dot" w:pos="9350"/>
-            </w:tabs>
-            <w:rPr>
-              <w:rFonts w:asciiTheme="minorHAnsi" w:eastAsiaTheme="minorEastAsia" w:hAnsiTheme="minorHAnsi" w:cstheme="minorBidi"/>
-              <w:noProof/>
-              <w:kern w:val="2"/>
-              <w:sz w:val="24"/>
-              <w:szCs w:val="24"/>
-              <w:lang w:val="en-US"/>
-              <w14:ligatures w14:val="standardContextual"/>
-            </w:rPr>
-          </w:pPr>
-          <w:hyperlink w:anchor="_Toc232365803" w:history="1">
-            <w:r>
-              <w:rPr>
-                <w:rStyle w:val="Hyperlink"/>
-                <w:noProof/>
-              </w:rPr>
-              <w:t>CHƯƠNG 5: XÂY DỰNG BÁO CÁO</w:t>
-            </w:r>
-            <w:r>
-              <w:rPr>
-                <w:noProof/>
-                <w:webHidden/>
-              </w:rPr>
-              <w:tab/>
-            </w:r>
-            <w:r>
-              <w:rPr>
-                <w:noProof/>
-                <w:webHidden/>
-              </w:rPr>
-              <w:fldChar w:fldCharType="begin"/>
-            </w:r>
-            <w:r>
-              <w:rPr>
-                <w:noProof/>
-                <w:webHidden/>
-              </w:rPr>
-              <w:instrText xml:space="preserve"> PAGEREF _Toc232365803 \h </w:instrText>
-            </w:r>
-            <w:r>
-              <w:rPr>
-                <w:noProof/>
-                <w:webHidden/>
-              </w:rPr>
-            </w:r>
-            <w:r>
-              <w:rPr>
-                <w:noProof/>
-                <w:webHidden/>
-              </w:rPr>
-              <w:fldChar w:fldCharType="separate"/>
-            </w:r>
-            <w:r>
-              <w:rPr>
-                <w:noProof/>
-                <w:webHidden/>
-              </w:rPr>
-              <w:t>47</w:t>
-            </w:r>
-            <w:r>
-              <w:rPr>
-                <w:noProof/>
-                <w:webHidden/>
-              </w:rPr>
-              <w:fldChar w:fldCharType="end"/>
-            </w:r>
-          </w:hyperlink>
-        </w:p>
-        <w:p>
-          <w:pPr>
-            <w:pStyle w:val="TOC1"/>
-            <w:tabs>
-              <w:tab w:val="right" w:leader="dot" w:pos="9350"/>
-            </w:tabs>
-            <w:rPr>
-              <w:rFonts w:asciiTheme="minorHAnsi" w:eastAsiaTheme="minorEastAsia" w:hAnsiTheme="minorHAnsi" w:cstheme="minorBidi"/>
-              <w:noProof/>
-              <w:kern w:val="2"/>
-              <w:sz w:val="24"/>
-              <w:szCs w:val="24"/>
-              <w:lang w:val="en-US"/>
-              <w14:ligatures w14:val="standardContextual"/>
-            </w:rPr>
-          </w:pPr>
-          <w:hyperlink w:anchor="_Toc232365804" w:history="1">
-            <w:r>
-              <w:rPr>
-                <w:rStyle w:val="Hyperlink"/>
-                <w:noProof/>
-              </w:rPr>
-              <w:t>CHƯƠNG 6: KẾT LUẬN VÀ HƯỚNG PHÁT TRIỂN</w:t>
-            </w:r>
-            <w:r>
-              <w:rPr>
-                <w:noProof/>
-                <w:webHidden/>
-              </w:rPr>
-              <w:tab/>
-            </w:r>
-            <w:r>
-              <w:rPr>
-                <w:noProof/>
-                <w:webHidden/>
-              </w:rPr>
-              <w:fldChar w:fldCharType="begin"/>
-            </w:r>
-            <w:r>
-              <w:rPr>
-                <w:noProof/>
-                <w:webHidden/>
-              </w:rPr>
-              <w:instrText xml:space="preserve"> PAGEREF _Toc232365804 \h </w:instrText>
-            </w:r>
-            <w:r>
-              <w:rPr>
-                <w:noProof/>
-                <w:webHidden/>
-              </w:rPr>
-            </w:r>
-            <w:r>
-              <w:rPr>
-                <w:noProof/>
-                <w:webHidden/>
-              </w:rPr>
-              <w:fldChar w:fldCharType="separate"/>
-            </w:r>
-            <w:r>
-              <w:rPr>
-                <w:noProof/>
-                <w:webHidden/>
-              </w:rPr>
-              <w:t>47</w:t>
-            </w:r>
-            <w:r>
-              <w:rPr>
-                <w:noProof/>
-                <w:webHidden/>
-              </w:rPr>
-              <w:fldChar w:fldCharType="end"/>
-            </w:r>
-          </w:hyperlink>
-        </w:p>
-        <w:p>
-          <w:pPr>
-            <w:pStyle w:val="TOC1"/>
-            <w:tabs>
-              <w:tab w:val="right" w:leader="dot" w:pos="9350"/>
-            </w:tabs>
-            <w:rPr>
-              <w:rFonts w:asciiTheme="minorHAnsi" w:eastAsiaTheme="minorEastAsia" w:hAnsiTheme="minorHAnsi" w:cstheme="minorBidi"/>
-              <w:noProof/>
-              <w:kern w:val="2"/>
-              <w:sz w:val="24"/>
-              <w:szCs w:val="24"/>
-              <w:lang w:val="en-US"/>
-              <w14:ligatures w14:val="standardContextual"/>
-            </w:rPr>
-          </w:pPr>
-          <w:hyperlink w:anchor="_Toc232365805" w:history="1">
-            <w:r>
-              <w:rPr>
-                <w:rStyle w:val="Hyperlink"/>
-                <w:noProof/>
-              </w:rPr>
-              <w:t>LỜI CẢM ƠN</w:t>
-            </w:r>
-            <w:r>
-              <w:rPr>
-                <w:noProof/>
-                <w:webHidden/>
-              </w:rPr>
-              <w:tab/>
-            </w:r>
-            <w:r>
-              <w:rPr>
-                <w:noProof/>
-                <w:webHidden/>
-              </w:rPr>
-              <w:fldChar w:fldCharType="begin"/>
-            </w:r>
-            <w:r>
-              <w:rPr>
-                <w:noProof/>
-                <w:webHidden/>
-              </w:rPr>
-              <w:instrText xml:space="preserve"> PAGEREF _Toc232365805 \h </w:instrText>
-            </w:r>
-            <w:r>
-              <w:rPr>
-                <w:noProof/>
-                <w:webHidden/>
-              </w:rPr>
-            </w:r>
-            <w:r>
-              <w:rPr>
-                <w:noProof/>
-                <w:webHidden/>
-              </w:rPr>
-              <w:fldChar w:fldCharType="separate"/>
-            </w:r>
-            <w:r>
-              <w:rPr>
-                <w:noProof/>
-                <w:webHidden/>
-              </w:rPr>
-              <w:t>47</w:t>
+              <w:t>61</w:t>
             </w:r>
             <w:r>
               <w:rPr>
@@ -7610,7 +9629,7 @@
         <w:pStyle w:val="CHng"/>
       </w:pPr>
       <w:bookmarkStart w:id="0" w:name="_Toc216086368"/>
-      <w:bookmarkStart w:id="1" w:name="_Toc232365759"/>
+      <w:bookmarkStart w:id="1" w:name="_Toc233049910"/>
       <w:r>
         <w:lastRenderedPageBreak/>
         <w:t xml:space="preserve">CHƯƠNG 1: </w:t>
@@ -7633,12 +9652,14 @@
           <w:rFonts w:hint="eastAsia"/>
         </w:rPr>
       </w:pPr>
+      <w:bookmarkStart w:id="2" w:name="_Toc233049911"/>
       <w:r>
         <w:rPr>
           <w:rStyle w:val="mcChar"/>
         </w:rPr>
         <w:t>giới thiệu đề tài</w:t>
       </w:r>
+      <w:bookmarkEnd w:id="2"/>
     </w:p>
     <w:p>
       <w:pPr>
@@ -7651,11 +9672,11 @@
           <w:lang w:val="vi-VN"/>
         </w:rPr>
       </w:pPr>
-      <w:bookmarkStart w:id="2" w:name="_Toc232365761"/>
+      <w:bookmarkStart w:id="3" w:name="_Toc233049912"/>
       <w:r>
         <w:t>HIỆN TRẠNG VÀ CÂU CHUYỆN DỮ LIỆU: NGHỊCH LÝ TĂNG TRƯỞNG</w:t>
       </w:r>
-      <w:bookmarkEnd w:id="2"/>
+      <w:bookmarkEnd w:id="3"/>
     </w:p>
     <w:p>
       <w:pPr>
@@ -8564,11 +10585,11 @@
       <w:pPr>
         <w:pStyle w:val="mcb"/>
       </w:pPr>
-      <w:bookmarkStart w:id="3" w:name="_Toc232365762"/>
+      <w:bookmarkStart w:id="4" w:name="_Toc233049913"/>
       <w:r>
         <w:t>1.2 THÔNG TIN VỀ DỮ LIỆU VÀ DỰ ÁN</w:t>
       </w:r>
-      <w:bookmarkEnd w:id="3"/>
+      <w:bookmarkEnd w:id="4"/>
     </w:p>
     <w:p>
       <w:pPr>
@@ -11624,14 +13645,14 @@
           <w:lang w:val="en-US"/>
         </w:rPr>
       </w:pPr>
-      <w:bookmarkStart w:id="4" w:name="_Toc232365763"/>
+      <w:bookmarkStart w:id="5" w:name="_Toc233049914"/>
       <w:r>
         <w:rPr>
           <w:lang w:val="en-US"/>
         </w:rPr>
         <w:t>1.3 MỤC TIÊU VÀ PHẠM VI DỰ ÁN</w:t>
       </w:r>
-      <w:bookmarkEnd w:id="4"/>
+      <w:bookmarkEnd w:id="5"/>
       <w:r>
         <w:rPr>
           <w:lang w:val="en-US"/>
@@ -11646,14 +13667,14 @@
           <w:lang w:val="en-US"/>
         </w:rPr>
       </w:pPr>
-      <w:bookmarkStart w:id="5" w:name="_Toc232365764"/>
+      <w:bookmarkStart w:id="6" w:name="_Toc233049915"/>
       <w:r>
         <w:rPr>
           <w:lang w:val="en-US"/>
         </w:rPr>
         <w:t>1.3.1  MỤC TIÊU TỔNG THỂ</w:t>
       </w:r>
-      <w:bookmarkEnd w:id="5"/>
+      <w:bookmarkEnd w:id="6"/>
     </w:p>
     <w:p>
       <w:pPr>
@@ -11787,14 +13808,14 @@
           <w:lang w:val="en-US"/>
         </w:rPr>
       </w:pPr>
-      <w:bookmarkStart w:id="6" w:name="_Toc232365765"/>
+      <w:bookmarkStart w:id="7" w:name="_Toc233049916"/>
       <w:r>
         <w:rPr>
           <w:lang w:val="en-US"/>
         </w:rPr>
         <w:t>1.3.2 MỤC TIÊU CỤ THỂ</w:t>
       </w:r>
-      <w:bookmarkEnd w:id="6"/>
+      <w:bookmarkEnd w:id="7"/>
       <w:r>
         <w:rPr>
           <w:lang w:val="en-US"/>
@@ -12199,14 +14220,14 @@
           <w:lang w:val="en-US"/>
         </w:rPr>
       </w:pPr>
-      <w:bookmarkStart w:id="7" w:name="_Toc232365766"/>
+      <w:bookmarkStart w:id="8" w:name="_Toc233049917"/>
       <w:r>
         <w:rPr>
           <w:lang w:val="en-US"/>
         </w:rPr>
         <w:t>1.3.3 PHẠM VI DỰ ÁN</w:t>
       </w:r>
-      <w:bookmarkEnd w:id="7"/>
+      <w:bookmarkEnd w:id="8"/>
       <w:r>
         <w:rPr>
           <w:lang w:val="en-US"/>
@@ -12487,14 +14508,14 @@
           <w:lang w:val="en-US"/>
         </w:rPr>
       </w:pPr>
-      <w:bookmarkStart w:id="8" w:name="_Toc232365767"/>
+      <w:bookmarkStart w:id="9" w:name="_Toc233049918"/>
       <w:r>
         <w:rPr>
           <w:lang w:val="en-US"/>
         </w:rPr>
         <w:t>1.4 ĐỐI TƯỢNG PHỤC VỤ VÀ TIÊU CHÍ THÀNH CÔNG</w:t>
       </w:r>
-      <w:bookmarkEnd w:id="8"/>
+      <w:bookmarkEnd w:id="9"/>
     </w:p>
     <w:p>
       <w:pPr>
@@ -12503,7 +14524,7 @@
           <w:lang w:val="en-US"/>
         </w:rPr>
       </w:pPr>
-      <w:bookmarkStart w:id="9" w:name="_Toc232365768"/>
+      <w:bookmarkStart w:id="10" w:name="_Toc233049919"/>
       <w:r>
         <w:rPr>
           <w:lang w:val="en-US"/>
@@ -12513,7 +14534,7 @@
       <w:r>
         <w:t>STAKEHOLDERS)</w:t>
       </w:r>
-      <w:bookmarkEnd w:id="9"/>
+      <w:bookmarkEnd w:id="10"/>
     </w:p>
     <w:p>
       <w:pPr>
@@ -12809,11 +14830,11 @@
       <w:pPr>
         <w:pStyle w:val="mcb"/>
       </w:pPr>
-      <w:bookmarkStart w:id="10" w:name="_Toc232365769"/>
+      <w:bookmarkStart w:id="11" w:name="_Toc233049920"/>
       <w:r>
         <w:t>1.5 CẤU TRÚC BÁO CÁO</w:t>
       </w:r>
-      <w:bookmarkEnd w:id="10"/>
+      <w:bookmarkEnd w:id="11"/>
     </w:p>
     <w:p>
       <w:pPr>
@@ -12833,11 +14854,11 @@
       <w:pPr>
         <w:pStyle w:val="mcb"/>
       </w:pPr>
-      <w:bookmarkStart w:id="11" w:name="_Toc232365770"/>
+      <w:bookmarkStart w:id="12" w:name="_Toc233049921"/>
       <w:r>
         <w:t>1.6 LẬP KẾ HOẠCH DỰ ÁN</w:t>
       </w:r>
-      <w:bookmarkEnd w:id="11"/>
+      <w:bookmarkEnd w:id="12"/>
       <w:r>
         <w:t xml:space="preserve"> </w:t>
       </w:r>
@@ -13430,7 +15451,7 @@
           <w:lang w:val="en-US"/>
         </w:rPr>
       </w:pPr>
-      <w:bookmarkStart w:id="12" w:name="_Toc232365771"/>
+      <w:bookmarkStart w:id="13" w:name="_Toc233049922"/>
       <w:r>
         <w:t xml:space="preserve">1.7 </w:t>
       </w:r>
@@ -13440,7 +15461,7 @@
         </w:rPr>
         <w:t>SO SÁNH KẾ HOẠCH BAN ĐẦU VỚI THỰC TẾ</w:t>
       </w:r>
-      <w:bookmarkEnd w:id="12"/>
+      <w:bookmarkEnd w:id="13"/>
     </w:p>
     <w:tbl>
       <w:tblPr>
@@ -14124,24 +16145,24 @@
       <w:pPr>
         <w:pStyle w:val="CHng"/>
       </w:pPr>
-      <w:bookmarkStart w:id="13" w:name="_Toc232365772"/>
+      <w:bookmarkStart w:id="14" w:name="_Toc233049923"/>
       <w:r>
         <w:t>CHƯƠNG 2: CƠ SỞ LÝ THUYẾT VÀ KIẾN TRÚC HỆ THỐNG</w:t>
       </w:r>
-      <w:bookmarkEnd w:id="13"/>
+      <w:bookmarkEnd w:id="14"/>
     </w:p>
     <w:p>
       <w:pPr>
         <w:pStyle w:val="mc"/>
       </w:pPr>
-      <w:bookmarkStart w:id="14" w:name="_Toc232365773"/>
+      <w:bookmarkStart w:id="15" w:name="_Toc233049924"/>
       <w:r>
         <w:t xml:space="preserve">2.1 </w:t>
       </w:r>
       <w:r>
         <w:t>GIỚI THIỆU CHƯƠNG</w:t>
       </w:r>
-      <w:bookmarkEnd w:id="14"/>
+      <w:bookmarkEnd w:id="15"/>
     </w:p>
     <w:p>
       <w:pPr>
@@ -14167,7 +16188,7 @@
           <w:szCs w:val="26"/>
         </w:rPr>
       </w:pPr>
-      <w:bookmarkStart w:id="15" w:name="_Toc232365774"/>
+      <w:bookmarkStart w:id="16" w:name="_Toc233049925"/>
       <w:r>
         <w:rPr>
           <w:color w:val="000000" w:themeColor="text1"/>
@@ -14184,7 +16205,7 @@
         </w:rPr>
         <w:t>KHÁI QUÁT VỀ PHÂN TÍCH DOANH THU BÁN HÀNG</w:t>
       </w:r>
-      <w:bookmarkEnd w:id="15"/>
+      <w:bookmarkEnd w:id="16"/>
     </w:p>
     <w:p>
       <w:pPr>
@@ -14654,7 +16675,7 @@
           <w:szCs w:val="26"/>
         </w:rPr>
       </w:pPr>
-      <w:bookmarkStart w:id="16" w:name="_Toc232365775"/>
+      <w:bookmarkStart w:id="17" w:name="_Toc233049926"/>
       <w:r>
         <w:rPr>
           <w:color w:val="000000" w:themeColor="text1"/>
@@ -14671,7 +16692,7 @@
         </w:rPr>
         <w:t>CÁC CHỈ SỐ ĐÁNH GIÁ DOANH THU BÁN HÀNG</w:t>
       </w:r>
-      <w:bookmarkEnd w:id="16"/>
+      <w:bookmarkEnd w:id="17"/>
     </w:p>
     <w:p>
       <w:pPr>
@@ -14838,7 +16859,7 @@
           <w:szCs w:val="26"/>
         </w:rPr>
       </w:pPr>
-      <w:bookmarkStart w:id="17" w:name="_Toc232365776"/>
+      <w:bookmarkStart w:id="18" w:name="_Toc233049927"/>
       <w:r>
         <w:rPr>
           <w:color w:val="000000" w:themeColor="text1"/>
@@ -14855,7 +16876,7 @@
         </w:rPr>
         <w:t>QUY TRÌNH PHÂN TÍCH DỮ LIỆU TRONG DOANH NGHIỆP BÁN HÀNG</w:t>
       </w:r>
-      <w:bookmarkEnd w:id="17"/>
+      <w:bookmarkEnd w:id="18"/>
     </w:p>
     <w:p>
       <w:pPr>
@@ -15029,7 +17050,7 @@
           <w:szCs w:val="26"/>
         </w:rPr>
       </w:pPr>
-      <w:bookmarkStart w:id="18" w:name="_Toc232365777"/>
+      <w:bookmarkStart w:id="19" w:name="_Toc233049928"/>
       <w:r>
         <w:rPr>
           <w:color w:val="000000" w:themeColor="text1"/>
@@ -15047,7 +17068,7 @@
         </w:rPr>
         <w:t>HỆ THỐNG KHO DỮ LIỆU (DATA WAREHOUSE) VÀ QUY TRÌNH ETL</w:t>
       </w:r>
-      <w:bookmarkEnd w:id="18"/>
+      <w:bookmarkEnd w:id="19"/>
     </w:p>
     <w:p>
       <w:pPr>
@@ -15364,7 +17385,7 @@
           <w:szCs w:val="26"/>
         </w:rPr>
       </w:pPr>
-      <w:bookmarkStart w:id="19" w:name="_Toc232365778"/>
+      <w:bookmarkStart w:id="20" w:name="_Toc233049929"/>
       <w:r>
         <w:rPr>
           <w:color w:val="000000" w:themeColor="text1"/>
@@ -15381,7 +17402,7 @@
         </w:rPr>
         <w:t>MÔ HÌNH DỮ LIỆU ĐA CHIỀU VÀ LƯỢC ĐỒ HÌNH SAO (STAR SCHEMA)</w:t>
       </w:r>
-      <w:bookmarkEnd w:id="19"/>
+      <w:bookmarkEnd w:id="20"/>
     </w:p>
     <w:p>
       <w:pPr>
@@ -15539,7 +17560,7 @@
           <w:szCs w:val="26"/>
         </w:rPr>
       </w:pPr>
-      <w:bookmarkStart w:id="20" w:name="_Toc232365779"/>
+      <w:bookmarkStart w:id="21" w:name="_Toc233049930"/>
       <w:r>
         <w:rPr>
           <w:color w:val="000000" w:themeColor="text1"/>
@@ -15556,7 +17577,7 @@
         </w:rPr>
         <w:t>BUSINESS INTELLIGENCE (BI) TRONG PHÂN TÍCH DOANH THU</w:t>
       </w:r>
-      <w:bookmarkEnd w:id="20"/>
+      <w:bookmarkEnd w:id="21"/>
     </w:p>
     <w:p>
       <w:pPr>
@@ -15759,7 +17780,7 @@
           <w:szCs w:val="26"/>
         </w:rPr>
       </w:pPr>
-      <w:bookmarkStart w:id="21" w:name="_Toc232365780"/>
+      <w:bookmarkStart w:id="22" w:name="_Toc233049931"/>
       <w:r>
         <w:rPr>
           <w:color w:val="000000" w:themeColor="text1"/>
@@ -15769,7 +17790,7 @@
         <w:lastRenderedPageBreak/>
         <w:t>2.1.7 TRỰC QUAN HÓA DỮ LIỆU TRONG PHÂN TÍCH DOANH THU</w:t>
       </w:r>
-      <w:bookmarkEnd w:id="21"/>
+      <w:bookmarkEnd w:id="22"/>
     </w:p>
     <w:p>
       <w:pPr>
@@ -16532,12 +18553,12 @@
       <w:pPr>
         <w:pStyle w:val="mc"/>
       </w:pPr>
-      <w:bookmarkStart w:id="22" w:name="_Toc232365781"/>
+      <w:bookmarkStart w:id="23" w:name="_Toc233049932"/>
       <w:r>
         <w:lastRenderedPageBreak/>
         <w:t>2.2 PHÂN TÍCH YÊU CẦU NGHIỆP VỤ</w:t>
       </w:r>
-      <w:bookmarkEnd w:id="22"/>
+      <w:bookmarkEnd w:id="23"/>
     </w:p>
     <w:p>
       <w:pPr>
@@ -16546,14 +18567,14 @@
           <w:lang w:val="en-US"/>
         </w:rPr>
       </w:pPr>
-      <w:bookmarkStart w:id="23" w:name="_Toc232365782"/>
+      <w:bookmarkStart w:id="24" w:name="_Toc233049933"/>
       <w:r>
         <w:t xml:space="preserve">2.2.1 </w:t>
       </w:r>
       <w:r>
         <w:t>BÀI TOÁN PHÂN TÍCH DOANH THU BÁN HÀNG</w:t>
       </w:r>
-      <w:bookmarkEnd w:id="23"/>
+      <w:bookmarkEnd w:id="24"/>
     </w:p>
     <w:p>
       <w:pPr>
@@ -16668,7 +18689,7 @@
           <w:szCs w:val="26"/>
         </w:rPr>
       </w:pPr>
-      <w:bookmarkStart w:id="24" w:name="_Toc232365783"/>
+      <w:bookmarkStart w:id="25" w:name="_Toc233049934"/>
       <w:r>
         <w:rPr>
           <w:color w:val="000000" w:themeColor="text1"/>
@@ -16685,7 +18706,7 @@
         </w:rPr>
         <w:t>XÁC ĐỊNH YÊU CẦU PHÂN TÍCH</w:t>
       </w:r>
-      <w:bookmarkEnd w:id="24"/>
+      <w:bookmarkEnd w:id="25"/>
     </w:p>
     <w:p>
       <w:pPr>
@@ -16893,7 +18914,7 @@
           <w:szCs w:val="26"/>
         </w:rPr>
       </w:pPr>
-      <w:bookmarkStart w:id="25" w:name="_Toc232365784"/>
+      <w:bookmarkStart w:id="26" w:name="_Toc233049935"/>
       <w:r>
         <w:rPr>
           <w:color w:val="000000" w:themeColor="text1"/>
@@ -16903,7 +18924,7 @@
         <w:lastRenderedPageBreak/>
         <w:t>2.2.3 HỆ THỐNG CHỈ SỐ ĐO LƯỜNG (KPI FRAMEWORK)</w:t>
       </w:r>
-      <w:bookmarkEnd w:id="25"/>
+      <w:bookmarkEnd w:id="26"/>
     </w:p>
     <w:p>
       <w:pPr>
@@ -18417,12 +20438,12 @@
       <w:pPr>
         <w:pStyle w:val="mc"/>
       </w:pPr>
-      <w:bookmarkStart w:id="26" w:name="_Toc232365785"/>
+      <w:bookmarkStart w:id="27" w:name="_Toc233049936"/>
       <w:r>
         <w:lastRenderedPageBreak/>
         <w:t>2.3 KIẾN TRÚC HỆ THỐNG ĐỀ XUẤT</w:t>
       </w:r>
-      <w:bookmarkEnd w:id="26"/>
+      <w:bookmarkEnd w:id="27"/>
     </w:p>
     <w:p>
       <w:pPr>
@@ -18434,7 +20455,7 @@
           <w:lang w:val="en-US"/>
         </w:rPr>
       </w:pPr>
-      <w:bookmarkStart w:id="27" w:name="_Toc232365786"/>
+      <w:bookmarkStart w:id="28" w:name="_Toc233049937"/>
       <w:r>
         <w:rPr>
           <w:color w:val="000000" w:themeColor="text1"/>
@@ -18444,7 +20465,7 @@
         </w:rPr>
         <w:t>2.3.1 KIẾN TRÚC TỔNG THỂ HỆ THỐNG</w:t>
       </w:r>
-      <w:bookmarkEnd w:id="27"/>
+      <w:bookmarkEnd w:id="28"/>
     </w:p>
     <w:p>
       <w:pPr>
@@ -18533,7 +20554,7 @@
           <w:lang w:val="en-US"/>
         </w:rPr>
       </w:pPr>
-      <w:bookmarkStart w:id="28" w:name="_Toc232365787"/>
+      <w:bookmarkStart w:id="29" w:name="_Toc233049938"/>
       <w:r>
         <w:rPr>
           <w:color w:val="000000" w:themeColor="text1"/>
@@ -18543,7 +20564,7 @@
         </w:rPr>
         <w:t>2.3.2 LUỒNG XỬ LÝ DỮ LIỆU</w:t>
       </w:r>
-      <w:bookmarkEnd w:id="28"/>
+      <w:bookmarkEnd w:id="29"/>
     </w:p>
     <w:p>
       <w:pPr>
@@ -18740,7 +20761,7 @@
           <w:lang w:val="en-US"/>
         </w:rPr>
       </w:pPr>
-      <w:bookmarkStart w:id="29" w:name="_Toc232365788"/>
+      <w:bookmarkStart w:id="30" w:name="_Toc233049939"/>
       <w:r>
         <w:rPr>
           <w:color w:val="000000" w:themeColor="text1"/>
@@ -18751,7 +20772,7 @@
         <w:lastRenderedPageBreak/>
         <w:t>2.3.3 CÔNG NGHỆ SỬ DỤNG TRONG DỰ ÁN</w:t>
       </w:r>
-      <w:bookmarkEnd w:id="29"/>
+      <w:bookmarkEnd w:id="30"/>
     </w:p>
     <w:p>
       <w:pPr>
@@ -20009,12 +22030,12 @@
       <w:pPr>
         <w:pStyle w:val="mc"/>
       </w:pPr>
-      <w:bookmarkStart w:id="30" w:name="_Toc232365789"/>
+      <w:bookmarkStart w:id="31" w:name="_Toc233049940"/>
       <w:r>
         <w:lastRenderedPageBreak/>
         <w:t>2.4 TỪ ĐIỂN DỮ LIỆU (DATA DICTIONARY)</w:t>
       </w:r>
-      <w:bookmarkEnd w:id="30"/>
+      <w:bookmarkEnd w:id="31"/>
     </w:p>
     <w:p>
       <w:pPr>
@@ -20023,14 +22044,14 @@
           <w:lang w:val="en-US"/>
         </w:rPr>
       </w:pPr>
-      <w:bookmarkStart w:id="31" w:name="_Toc232365790"/>
+      <w:bookmarkStart w:id="32" w:name="_Toc233049941"/>
       <w:r>
         <w:rPr>
           <w:lang w:val="en-US"/>
         </w:rPr>
         <w:t>2.4.1 MÔ TẢ BỘ DỮ LIỆU</w:t>
       </w:r>
-      <w:bookmarkEnd w:id="31"/>
+      <w:bookmarkEnd w:id="32"/>
     </w:p>
     <w:p>
       <w:pPr>
@@ -20079,7 +22100,7 @@
           <w:lang w:val="en-US"/>
         </w:rPr>
       </w:pPr>
-      <w:bookmarkStart w:id="32" w:name="_Toc232365791"/>
+      <w:bookmarkStart w:id="33" w:name="_Toc233049942"/>
       <w:r>
         <w:rPr>
           <w:color w:val="000000" w:themeColor="text1"/>
@@ -20089,7 +22110,7 @@
         </w:rPr>
         <w:t>2.4.2 DANH SÁCH CÁC THUỘC TÍNH DỮ LIỆU</w:t>
       </w:r>
-      <w:bookmarkEnd w:id="32"/>
+      <w:bookmarkEnd w:id="33"/>
     </w:p>
     <w:p>
       <w:pPr>
@@ -20287,7 +22308,7 @@
           <w:lang w:val="en-US"/>
         </w:rPr>
       </w:pPr>
-      <w:bookmarkStart w:id="33" w:name="_Toc232365792"/>
+      <w:bookmarkStart w:id="34" w:name="_Toc233049943"/>
       <w:r>
         <w:rPr>
           <w:color w:val="000000" w:themeColor="text1"/>
@@ -20315,7 +22336,7 @@
         </w:rPr>
         <w:t>(STAR SCHEMA STRUCTURE)</w:t>
       </w:r>
-      <w:bookmarkEnd w:id="33"/>
+      <w:bookmarkEnd w:id="34"/>
     </w:p>
     <w:p>
       <w:pPr>
@@ -22602,7 +24623,7 @@
       <w:pPr>
         <w:pStyle w:val="CHng"/>
       </w:pPr>
-      <w:bookmarkStart w:id="34" w:name="_Toc232365793"/>
+      <w:bookmarkStart w:id="35" w:name="_Toc233049944"/>
       <w:r>
         <w:lastRenderedPageBreak/>
         <w:t xml:space="preserve">CHƯƠNG 3: </w:t>
@@ -22613,17 +24634,17 @@
       <w:r>
         <w:t xml:space="preserve"> TRÌNH ETL VÀ MÔ HÌNH HÓA DỮ LIỆU</w:t>
       </w:r>
-      <w:bookmarkEnd w:id="34"/>
+      <w:bookmarkEnd w:id="35"/>
     </w:p>
     <w:p>
       <w:pPr>
         <w:pStyle w:val="mc"/>
       </w:pPr>
-      <w:bookmarkStart w:id="35" w:name="_Toc232365794"/>
+      <w:bookmarkStart w:id="36" w:name="_Toc233049945"/>
       <w:r>
         <w:t>3.1 TỔNG QUAN KIẾN TRÚC PIPELINE XỬ LÝ DỮ LIỆU</w:t>
       </w:r>
-      <w:bookmarkEnd w:id="35"/>
+      <w:bookmarkEnd w:id="36"/>
     </w:p>
     <w:p>
       <w:pPr>
@@ -25593,22 +27614,22 @@
       <w:pPr>
         <w:pStyle w:val="mc"/>
       </w:pPr>
-      <w:bookmarkStart w:id="36" w:name="_Toc227352019"/>
-      <w:bookmarkStart w:id="37" w:name="_Toc232365795"/>
+      <w:bookmarkStart w:id="37" w:name="_Toc227352019"/>
+      <w:bookmarkStart w:id="38" w:name="_Toc233049946"/>
       <w:r>
         <w:lastRenderedPageBreak/>
         <w:t>3.2 ĐÁNH GIÁ CHẤT LƯỢNG VÀ KHÁM PHÁ DỮ LIỆU (EDA)</w:t>
       </w:r>
-      <w:bookmarkEnd w:id="36"/>
       <w:bookmarkEnd w:id="37"/>
-    </w:p>
-    <w:p>
-      <w:pPr>
-        <w:rPr>
-          <w:color w:val="000000" w:themeColor="text1"/>
-        </w:rPr>
-      </w:pPr>
-      <w:bookmarkStart w:id="38" w:name="_Toc227352020"/>
+      <w:bookmarkEnd w:id="38"/>
+    </w:p>
+    <w:p>
+      <w:pPr>
+        <w:rPr>
+          <w:color w:val="000000" w:themeColor="text1"/>
+        </w:rPr>
+      </w:pPr>
+      <w:bookmarkStart w:id="39" w:name="_Toc227352020"/>
       <w:r>
         <w:rPr>
           <w:color w:val="000000" w:themeColor="text1"/>
@@ -25626,7 +27647,7 @@
           <w:szCs w:val="26"/>
         </w:rPr>
       </w:pPr>
-      <w:bookmarkStart w:id="39" w:name="_Toc232365796"/>
+      <w:bookmarkStart w:id="40" w:name="_Toc233049947"/>
       <w:r>
         <w:rPr>
           <w:color w:val="000000" w:themeColor="text1"/>
@@ -25635,8 +27656,8 @@
         </w:rPr>
         <w:t>3.2.1 KIỂM TRA DỮ LIỆU THIẾU VÀ TRÙNG LẶP</w:t>
       </w:r>
-      <w:bookmarkEnd w:id="38"/>
       <w:bookmarkEnd w:id="39"/>
+      <w:bookmarkEnd w:id="40"/>
       <w:r>
         <w:rPr>
           <w:color w:val="000000" w:themeColor="text1"/>
@@ -26099,7 +28120,7 @@
           <w:szCs w:val="26"/>
         </w:rPr>
       </w:pPr>
-      <w:bookmarkStart w:id="40" w:name="_Toc232365797"/>
+      <w:bookmarkStart w:id="41" w:name="_Toc233049948"/>
       <w:r>
         <w:rPr>
           <w:color w:val="000000" w:themeColor="text1"/>
@@ -26108,7 +28129,7 @@
         </w:rPr>
         <w:t>3.2.2 KIỂM TRA KIỂU DỮ LIỆU</w:t>
       </w:r>
-      <w:bookmarkEnd w:id="40"/>
+      <w:bookmarkEnd w:id="41"/>
     </w:p>
     <w:p>
       <w:pPr>
@@ -26567,25 +28588,25 @@
       <w:pPr>
         <w:pStyle w:val="mc"/>
       </w:pPr>
-      <w:bookmarkStart w:id="41" w:name="_Toc227352021"/>
-      <w:bookmarkStart w:id="42" w:name="_Toc232365798"/>
+      <w:bookmarkStart w:id="42" w:name="_Toc227352021"/>
+      <w:bookmarkStart w:id="43" w:name="_Toc233049949"/>
       <w:r>
         <w:t>3.3 LÀM SẠCH VÀ CHUẨN HÓA DỮ LIỆU (DATA CLEANING)</w:t>
       </w:r>
-      <w:bookmarkEnd w:id="41"/>
       <w:bookmarkEnd w:id="42"/>
+      <w:bookmarkEnd w:id="43"/>
     </w:p>
     <w:p>
       <w:pPr>
         <w:pStyle w:val="mcb"/>
       </w:pPr>
-      <w:bookmarkStart w:id="43" w:name="_Toc227352022"/>
-      <w:bookmarkStart w:id="44" w:name="_Toc232365799"/>
+      <w:bookmarkStart w:id="44" w:name="_Toc227352022"/>
+      <w:bookmarkStart w:id="45" w:name="_Toc233049950"/>
       <w:r>
         <w:t>3.3.1 CHUẨN HÓA CẤU TRÚC CỘT VÀ XỬ LÝ LỖI LOGIC</w:t>
       </w:r>
-      <w:bookmarkEnd w:id="43"/>
       <w:bookmarkEnd w:id="44"/>
+      <w:bookmarkEnd w:id="45"/>
     </w:p>
     <w:p>
       <w:pPr>
@@ -27509,14 +29530,14 @@
       <w:pPr>
         <w:pStyle w:val="mcb"/>
       </w:pPr>
-      <w:bookmarkStart w:id="45" w:name="_Toc227352023"/>
-      <w:bookmarkStart w:id="46" w:name="_Toc232365800"/>
+      <w:bookmarkStart w:id="46" w:name="_Toc227352023"/>
+      <w:bookmarkStart w:id="47" w:name="_Toc233049951"/>
       <w:r>
         <w:lastRenderedPageBreak/>
         <w:t>3.3.2 XỬ LÝ DỮ LIỆU NGOẠI LAI (OUTLIERS)</w:t>
       </w:r>
-      <w:bookmarkEnd w:id="45"/>
       <w:bookmarkEnd w:id="46"/>
+      <w:bookmarkEnd w:id="47"/>
     </w:p>
     <w:p>
       <w:pPr>
@@ -28203,14 +30224,14 @@
       <w:pPr>
         <w:pStyle w:val="mc"/>
       </w:pPr>
-      <w:bookmarkStart w:id="47" w:name="_Toc232365801"/>
+      <w:bookmarkStart w:id="48" w:name="_Toc233049952"/>
       <w:r>
         <w:t>3.</w:t>
       </w:r>
       <w:r>
         <w:t>4 kết quả làm sạch dữ liệu</w:t>
       </w:r>
-      <w:bookmarkEnd w:id="47"/>
+      <w:bookmarkEnd w:id="48"/>
       <w:r>
         <w:t xml:space="preserve"> </w:t>
       </w:r>
@@ -28410,9 +30431,11 @@
       <w:pPr>
         <w:pStyle w:val="mc"/>
       </w:pPr>
+      <w:bookmarkStart w:id="49" w:name="_Toc233049953"/>
       <w:r>
         <w:t>3.5 Biến đổi dữ liệu (Transform)</w:t>
       </w:r>
+      <w:bookmarkEnd w:id="49"/>
     </w:p>
     <w:p>
       <w:pPr>
@@ -28421,6 +30444,7 @@
           <w:lang w:val="en-US"/>
         </w:rPr>
       </w:pPr>
+      <w:bookmarkStart w:id="50" w:name="_Toc233049954"/>
       <w:r>
         <w:rPr>
           <w:lang w:val="en-US"/>
@@ -28439,6 +30463,7 @@
         </w:rPr>
         <w:t>.1 Feature Engineering</w:t>
       </w:r>
+      <w:bookmarkEnd w:id="50"/>
     </w:p>
     <w:p>
       <w:pPr>
@@ -28714,12 +30739,14 @@
           <w:lang w:val="en-US"/>
         </w:rPr>
       </w:pPr>
+      <w:bookmarkStart w:id="51" w:name="_Toc233049955"/>
       <w:r>
         <w:rPr>
           <w:lang w:val="en-US"/>
         </w:rPr>
         <w:t>3.4.2 Business Logic</w:t>
       </w:r>
+      <w:bookmarkEnd w:id="51"/>
     </w:p>
     <w:p>
       <w:pPr>
@@ -28863,12 +30890,14 @@
           <w:lang w:val="en-US"/>
         </w:rPr>
       </w:pPr>
+      <w:bookmarkStart w:id="52" w:name="_Toc233049956"/>
       <w:r>
         <w:rPr>
           <w:lang w:val="en-US"/>
         </w:rPr>
         <w:t>3.4.3 Aggregation</w:t>
       </w:r>
+      <w:bookmarkEnd w:id="52"/>
     </w:p>
     <w:p>
       <w:pPr>
@@ -29008,12 +31037,14 @@
           <w:lang w:val="en-US"/>
         </w:rPr>
       </w:pPr>
+      <w:bookmarkStart w:id="53" w:name="_Toc233049957"/>
       <w:r>
         <w:rPr>
           <w:lang w:val="en-US"/>
         </w:rPr>
         <w:t>3.4.4 Kết quả sau Transform</w:t>
       </w:r>
+      <w:bookmarkEnd w:id="53"/>
     </w:p>
     <w:p>
       <w:pPr>
@@ -29107,6 +31138,7 @@
           <w:lang w:val="en-US"/>
         </w:rPr>
       </w:pPr>
+      <w:bookmarkStart w:id="54" w:name="_Toc233049958"/>
       <w:r>
         <w:rPr>
           <w:lang w:val="en-US"/>
@@ -29119,17 +31151,20 @@
         </w:rPr>
         <w:t>Khám phá dữ liệu chuyên sâu (EDA)</w:t>
       </w:r>
+      <w:bookmarkEnd w:id="54"/>
     </w:p>
     <w:p>
       <w:pPr>
         <w:pStyle w:val="mcb"/>
       </w:pPr>
+      <w:bookmarkStart w:id="55" w:name="_Toc233049959"/>
       <w:r>
         <w:t>3.6.1</w:t>
       </w:r>
       <w:r>
         <w:t xml:space="preserve"> Mục tiêu phân tích</w:t>
       </w:r>
+      <w:bookmarkEnd w:id="55"/>
     </w:p>
     <w:p>
       <w:r>
@@ -29198,12 +31233,14 @@
       <w:pPr>
         <w:pStyle w:val="mcb"/>
       </w:pPr>
+      <w:bookmarkStart w:id="56" w:name="_Toc233049960"/>
       <w:r>
         <w:t>3.6</w:t>
       </w:r>
       <w:r>
         <w:t>.2 Phương pháp thực hiện</w:t>
       </w:r>
+      <w:bookmarkEnd w:id="56"/>
     </w:p>
     <w:p>
       <w:r>
@@ -29299,6 +31336,7 @@
       <w:pPr>
         <w:pStyle w:val="mcb"/>
       </w:pPr>
+      <w:bookmarkStart w:id="57" w:name="_Toc233049961"/>
       <w:r>
         <w:lastRenderedPageBreak/>
         <w:t>3.6</w:t>
@@ -29306,6 +31344,7 @@
       <w:r>
         <w:t>.3 Kết quả phân tích doanh thu theo tháng</w:t>
       </w:r>
+      <w:bookmarkEnd w:id="57"/>
     </w:p>
     <w:p>
       <w:r>
@@ -29838,6 +31877,7 @@
       <w:pPr>
         <w:pStyle w:val="mcb"/>
       </w:pPr>
+      <w:bookmarkStart w:id="58" w:name="_Toc233049962"/>
       <w:r>
         <w:lastRenderedPageBreak/>
         <w:t>3.6</w:t>
@@ -29845,6 +31885,7 @@
       <w:r>
         <w:t>.4 Phân tích xu hướng doanh thu</w:t>
       </w:r>
+      <w:bookmarkEnd w:id="58"/>
     </w:p>
     <w:p>
       <w:pPr>
@@ -30044,6 +32085,7 @@
       <w:pPr>
         <w:pStyle w:val="mcb"/>
       </w:pPr>
+      <w:bookmarkStart w:id="59" w:name="_Toc233049963"/>
       <w:r>
         <w:lastRenderedPageBreak/>
         <w:t>3.6</w:t>
@@ -30051,6 +32093,7 @@
       <w:r>
         <w:t>.5 Phân tích doanh thu theo quý</w:t>
       </w:r>
+      <w:bookmarkEnd w:id="59"/>
     </w:p>
     <w:tbl>
       <w:tblPr>
@@ -30594,7 +32637,13 @@
     </w:p>
     <w:p>
       <w:r>
-        <w:t>Điều này cho thấy hoạt động kinh doanh có khả năng thích nghi và duy trì tăng trưởng sau các giai đoạn biến động.</w:t>
+        <w:t>Điều này cho thấy hoạt động kinh doanh có khả năng thích nghi và duy trì tăng trưởng sau các giai đoạn biến động</w:t>
+      </w:r>
+      <w:r>
+        <w:t>g</w:t>
+      </w:r>
+      <w:r>
+        <w:t>.</w:t>
       </w:r>
     </w:p>
     <w:p>
@@ -30646,7 +32695,8 @@
       <w:pPr>
         <w:pStyle w:val="CHng"/>
       </w:pPr>
-      <w:bookmarkStart w:id="48" w:name="_Toc165991946"/>
+      <w:bookmarkStart w:id="60" w:name="_Toc165991946"/>
+      <w:bookmarkStart w:id="61" w:name="_Toc233049964"/>
       <w:r>
         <w:t>Chương</w:t>
       </w:r>
@@ -30662,17 +32712,20 @@
       <w:r>
         <w:t xml:space="preserve"> hóa dữ liệu</w:t>
       </w:r>
-      <w:bookmarkEnd w:id="48"/>
+      <w:bookmarkEnd w:id="60"/>
+      <w:bookmarkEnd w:id="61"/>
     </w:p>
     <w:p>
       <w:pPr>
         <w:pStyle w:val="Heading2"/>
       </w:pPr>
-      <w:bookmarkStart w:id="49" w:name="_Toc165991947"/>
+      <w:bookmarkStart w:id="62" w:name="_Toc165991947"/>
+      <w:bookmarkStart w:id="63" w:name="_Toc233049965"/>
       <w:r>
         <w:t>Các kỹ thuật trực quan hóa</w:t>
       </w:r>
-      <w:bookmarkEnd w:id="49"/>
+      <w:bookmarkEnd w:id="62"/>
+      <w:bookmarkEnd w:id="63"/>
     </w:p>
     <w:p>
       <w:pPr>
@@ -30727,11 +32780,13 @@
       <w:pPr>
         <w:pStyle w:val="Heading2"/>
       </w:pPr>
-      <w:bookmarkStart w:id="50" w:name="_Toc165991948"/>
+      <w:bookmarkStart w:id="64" w:name="_Toc165991948"/>
+      <w:bookmarkStart w:id="65" w:name="_Toc233049966"/>
       <w:r>
         <w:t>Các nguyên tắc trực quan hóa</w:t>
       </w:r>
-      <w:bookmarkEnd w:id="50"/>
+      <w:bookmarkEnd w:id="64"/>
+      <w:bookmarkEnd w:id="65"/>
     </w:p>
     <w:p>
       <w:pPr>
@@ -30786,11 +32841,13 @@
       <w:pPr>
         <w:pStyle w:val="Heading2"/>
       </w:pPr>
-      <w:bookmarkStart w:id="51" w:name="_Toc165991949"/>
+      <w:bookmarkStart w:id="66" w:name="_Toc165991949"/>
+      <w:bookmarkStart w:id="67" w:name="_Toc233049967"/>
       <w:r>
         <w:t>Trình bày tạo các report cho dự án</w:t>
       </w:r>
-      <w:bookmarkEnd w:id="51"/>
+      <w:bookmarkEnd w:id="66"/>
+      <w:bookmarkEnd w:id="67"/>
     </w:p>
     <w:p>
       <w:pPr>
@@ -30876,11 +32933,13 @@
       <w:pPr>
         <w:pStyle w:val="Heading3"/>
       </w:pPr>
-      <w:bookmarkStart w:id="52" w:name="_Toc165991950"/>
+      <w:bookmarkStart w:id="68" w:name="_Toc165991950"/>
+      <w:bookmarkStart w:id="69" w:name="_Toc233049968"/>
       <w:r>
         <w:t>Tạo visual thống kê chi tiết</w:t>
       </w:r>
-      <w:bookmarkEnd w:id="52"/>
+      <w:bookmarkEnd w:id="68"/>
+      <w:bookmarkEnd w:id="69"/>
     </w:p>
     <w:p>
       <w:pPr>
@@ -31006,11 +33065,13 @@
       <w:pPr>
         <w:pStyle w:val="Heading3"/>
       </w:pPr>
-      <w:bookmarkStart w:id="53" w:name="_Toc165991951"/>
+      <w:bookmarkStart w:id="70" w:name="_Toc165991951"/>
+      <w:bookmarkStart w:id="71" w:name="_Toc233049969"/>
       <w:r>
         <w:t>Tạo visual thống kê tổng thể</w:t>
       </w:r>
-      <w:bookmarkEnd w:id="53"/>
+      <w:bookmarkEnd w:id="70"/>
+      <w:bookmarkEnd w:id="71"/>
     </w:p>
     <w:p>
       <w:pPr>
@@ -31150,7 +33211,8 @@
       <w:pPr>
         <w:pStyle w:val="CHng"/>
       </w:pPr>
-      <w:bookmarkStart w:id="54" w:name="_Toc165991952"/>
+      <w:bookmarkStart w:id="72" w:name="_Toc165991952"/>
+      <w:bookmarkStart w:id="73" w:name="_Toc233049970"/>
       <w:r>
         <w:t xml:space="preserve">Chương 5: </w:t>
       </w:r>
@@ -31163,17 +33225,20 @@
       <w:r>
         <w:t xml:space="preserve"> báo cáo</w:t>
       </w:r>
-      <w:bookmarkEnd w:id="54"/>
+      <w:bookmarkEnd w:id="72"/>
+      <w:bookmarkEnd w:id="73"/>
     </w:p>
     <w:p>
       <w:pPr>
         <w:pStyle w:val="Heading2"/>
       </w:pPr>
-      <w:bookmarkStart w:id="55" w:name="_Toc165991953"/>
+      <w:bookmarkStart w:id="74" w:name="_Toc165991953"/>
+      <w:bookmarkStart w:id="75" w:name="_Toc233049971"/>
       <w:r>
         <w:t>Dashboard và report</w:t>
       </w:r>
-      <w:bookmarkEnd w:id="55"/>
+      <w:bookmarkEnd w:id="74"/>
+      <w:bookmarkEnd w:id="75"/>
     </w:p>
     <w:p>
       <w:pPr>
@@ -31254,11 +33319,13 @@
       <w:pPr>
         <w:pStyle w:val="Heading2"/>
       </w:pPr>
-      <w:bookmarkStart w:id="56" w:name="_Toc165991954"/>
+      <w:bookmarkStart w:id="76" w:name="_Toc165991954"/>
+      <w:bookmarkStart w:id="77" w:name="_Toc233049972"/>
       <w:r>
         <w:t>Xây dựng báo cáo</w:t>
       </w:r>
-      <w:bookmarkEnd w:id="56"/>
+      <w:bookmarkEnd w:id="76"/>
+      <w:bookmarkEnd w:id="77"/>
     </w:p>
     <w:p>
       <w:pPr>
@@ -31331,11 +33398,13 @@
       <w:pPr>
         <w:pStyle w:val="Heading3"/>
       </w:pPr>
-      <w:bookmarkStart w:id="57" w:name="_Toc165991955"/>
+      <w:bookmarkStart w:id="78" w:name="_Toc165991955"/>
+      <w:bookmarkStart w:id="79" w:name="_Toc233049973"/>
       <w:r>
         <w:t>Dashboard vs Report</w:t>
       </w:r>
-      <w:bookmarkEnd w:id="57"/>
+      <w:bookmarkEnd w:id="78"/>
+      <w:bookmarkEnd w:id="79"/>
     </w:p>
     <w:p>
       <w:pPr>
@@ -31409,11 +33478,13 @@
       <w:pPr>
         <w:pStyle w:val="Heading3"/>
       </w:pPr>
-      <w:bookmarkStart w:id="58" w:name="_Toc165991956"/>
+      <w:bookmarkStart w:id="80" w:name="_Toc165991956"/>
+      <w:bookmarkStart w:id="81" w:name="_Toc233049974"/>
       <w:r>
         <w:t>Dashboard</w:t>
       </w:r>
-      <w:bookmarkEnd w:id="58"/>
+      <w:bookmarkEnd w:id="80"/>
+      <w:bookmarkEnd w:id="81"/>
     </w:p>
     <w:p>
       <w:pPr>
@@ -31493,11 +33564,13 @@
       <w:pPr>
         <w:pStyle w:val="Heading3"/>
       </w:pPr>
-      <w:bookmarkStart w:id="59" w:name="_Toc165991957"/>
+      <w:bookmarkStart w:id="82" w:name="_Toc165991957"/>
+      <w:bookmarkStart w:id="83" w:name="_Toc233049975"/>
       <w:r>
         <w:t>Report</w:t>
       </w:r>
-      <w:bookmarkEnd w:id="59"/>
+      <w:bookmarkEnd w:id="82"/>
+      <w:bookmarkEnd w:id="83"/>
     </w:p>
     <w:p>
       <w:pPr>
@@ -31624,11 +33697,13 @@
       <w:pPr>
         <w:pStyle w:val="Heading3"/>
       </w:pPr>
-      <w:bookmarkStart w:id="60" w:name="_Toc165991958"/>
+      <w:bookmarkStart w:id="84" w:name="_Toc165991958"/>
+      <w:bookmarkStart w:id="85" w:name="_Toc233049976"/>
       <w:r>
         <w:t>Bookmark</w:t>
       </w:r>
-      <w:bookmarkEnd w:id="60"/>
+      <w:bookmarkEnd w:id="84"/>
+      <w:bookmarkEnd w:id="85"/>
     </w:p>
     <w:p>
       <w:pPr>
@@ -31829,34 +33904,40 @@
       <w:pPr>
         <w:pStyle w:val="CHng"/>
       </w:pPr>
-      <w:bookmarkStart w:id="61" w:name="_Toc165991959"/>
+      <w:bookmarkStart w:id="86" w:name="_Toc165991959"/>
+      <w:bookmarkStart w:id="87" w:name="_Toc233049977"/>
       <w:r>
         <w:t xml:space="preserve">Chương 7: </w:t>
       </w:r>
       <w:r>
         <w:t>KẾT LUẬN</w:t>
       </w:r>
-      <w:bookmarkEnd w:id="61"/>
+      <w:bookmarkEnd w:id="86"/>
+      <w:bookmarkEnd w:id="87"/>
     </w:p>
     <w:p>
       <w:pPr>
         <w:pStyle w:val="Heading2"/>
       </w:pPr>
-      <w:bookmarkStart w:id="62" w:name="_Toc165991960"/>
+      <w:bookmarkStart w:id="88" w:name="_Toc165991960"/>
+      <w:bookmarkStart w:id="89" w:name="_Toc233049978"/>
       <w:r>
         <w:t>Báo cáo</w:t>
       </w:r>
-      <w:bookmarkEnd w:id="62"/>
+      <w:bookmarkEnd w:id="88"/>
+      <w:bookmarkEnd w:id="89"/>
     </w:p>
     <w:p>
       <w:pPr>
         <w:pStyle w:val="Heading3"/>
       </w:pPr>
-      <w:bookmarkStart w:id="63" w:name="_Toc165991961"/>
+      <w:bookmarkStart w:id="90" w:name="_Toc165991961"/>
+      <w:bookmarkStart w:id="91" w:name="_Toc233049979"/>
       <w:r>
         <w:t>Các bước viết báo cáo</w:t>
       </w:r>
-      <w:bookmarkEnd w:id="63"/>
+      <w:bookmarkEnd w:id="90"/>
+      <w:bookmarkEnd w:id="91"/>
     </w:p>
     <w:p>
       <w:pPr>
@@ -31896,11 +33977,13 @@
       <w:pPr>
         <w:pStyle w:val="Heading3"/>
       </w:pPr>
-      <w:bookmarkStart w:id="64" w:name="_Toc165991962"/>
+      <w:bookmarkStart w:id="92" w:name="_Toc165991962"/>
+      <w:bookmarkStart w:id="93" w:name="_Toc233049980"/>
       <w:r>
         <w:t>Tổng hợp</w:t>
       </w:r>
-      <w:bookmarkEnd w:id="64"/>
+      <w:bookmarkEnd w:id="92"/>
+      <w:bookmarkEnd w:id="93"/>
     </w:p>
     <w:p>
       <w:pPr>
@@ -31961,31 +34044,37 @@
       <w:pPr>
         <w:pStyle w:val="Heading2"/>
       </w:pPr>
-      <w:bookmarkStart w:id="65" w:name="_Toc165991963"/>
+      <w:bookmarkStart w:id="94" w:name="_Toc165991963"/>
+      <w:bookmarkStart w:id="95" w:name="_Toc233049981"/>
       <w:r>
         <w:t>Khó khăn</w:t>
       </w:r>
-      <w:bookmarkEnd w:id="65"/>
+      <w:bookmarkEnd w:id="94"/>
+      <w:bookmarkEnd w:id="95"/>
     </w:p>
     <w:p>
       <w:pPr>
         <w:pStyle w:val="Heading2"/>
       </w:pPr>
-      <w:bookmarkStart w:id="66" w:name="_Toc165991964"/>
+      <w:bookmarkStart w:id="96" w:name="_Toc165991964"/>
+      <w:bookmarkStart w:id="97" w:name="_Toc233049982"/>
       <w:r>
         <w:t>Thuận lợi</w:t>
       </w:r>
-      <w:bookmarkEnd w:id="66"/>
+      <w:bookmarkEnd w:id="96"/>
+      <w:bookmarkEnd w:id="97"/>
     </w:p>
     <w:p>
       <w:pPr>
         <w:pStyle w:val="Heading2"/>
       </w:pPr>
-      <w:bookmarkStart w:id="67" w:name="_Toc165991965"/>
+      <w:bookmarkStart w:id="98" w:name="_Toc165991965"/>
+      <w:bookmarkStart w:id="99" w:name="_Toc233049983"/>
       <w:r>
         <w:t>Hướng phát triển</w:t>
       </w:r>
-      <w:bookmarkEnd w:id="67"/>
+      <w:bookmarkEnd w:id="98"/>
+      <w:bookmarkEnd w:id="99"/>
     </w:p>
     <w:p/>
     <w:p>
@@ -43294,28 +45383,28 @@
 </file>
 
 <file path=customXml/item1.xml><?xml version="1.0" encoding="utf-8"?>
+<b:Sources xmlns:b="http://schemas.openxmlformats.org/officeDocument/2006/bibliography" xmlns="http://schemas.openxmlformats.org/officeDocument/2006/bibliography" SelectedStyle="\APASixthEditionOfficeOnline.xsl" StyleName="APA" Version="6"/>
+</file>
+
+<file path=customXml/item2.xml><?xml version="1.0" encoding="utf-8"?>
 <go:gDocsCustomXmlDataStorage xmlns:go="http://customooxmlschemas.google.com/" xmlns:r="http://schemas.openxmlformats.org/officeDocument/2006/relationships" uri="GoogleDocsCustomDataVersion2">
   <go:docsCustomData xmlns:go="http://customooxmlschemas.google.com/" roundtripDataSignature="AMtx7mgiPnSzeFcphxz7x95siPLEGky12A==">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</go:docsCustomData>
 </go:gDocsCustomXmlDataStorage>
 </file>
 
-<file path=customXml/item2.xml><?xml version="1.0" encoding="utf-8"?>
-<b:Sources xmlns:b="http://schemas.openxmlformats.org/officeDocument/2006/bibliography" xmlns="http://schemas.openxmlformats.org/officeDocument/2006/bibliography" SelectedStyle="\APASixthEditionOfficeOnline.xsl" StyleName="APA" Version="6"/>
+<file path=customXml/itemProps1.xml><?xml version="1.0" encoding="utf-8"?>
+<ds:datastoreItem xmlns:ds="http://schemas.openxmlformats.org/officeDocument/2006/customXml" ds:itemID="{DA2EFED7-6A44-024D-80D1-1B4B842E50AC}">
+  <ds:schemaRefs>
+    <ds:schemaRef ds:uri="http://schemas.openxmlformats.org/officeDocument/2006/bibliography"/>
+  </ds:schemaRefs>
+</ds:datastoreItem>
 </file>
 
-<file path=customXml/itemProps1.xml><?xml version="1.0" encoding="utf-8"?>
+<file path=customXml/itemProps2.xml><?xml version="1.0" encoding="utf-8"?>
 <ds:datastoreItem xmlns:ds="http://schemas.openxmlformats.org/officeDocument/2006/customXml" ds:itemID="{11111111-1234-1234-1234-123412341234}">
   <ds:schemaRefs>
     <ds:schemaRef ds:uri="http://customooxmlschemas.google.com/"/>
     <ds:schemaRef ds:uri="http://schemas.openxmlformats.org/officeDocument/2006/relationships"/>
   </ds:schemaRefs>
 </ds:datastoreItem>
-</file>
-
-<file path=customXml/itemProps2.xml><?xml version="1.0" encoding="utf-8"?>
-<ds:datastoreItem xmlns:ds="http://schemas.openxmlformats.org/officeDocument/2006/customXml" ds:itemID="{DA2EFED7-6A44-024D-80D1-1B4B842E50AC}">
-  <ds:schemaRefs>
-    <ds:schemaRef ds:uri="http://schemas.openxmlformats.org/officeDocument/2006/bibliography"/>
-  </ds:schemaRefs>
-</ds:datastoreItem>
 </file>
--- a/docs/bao_cao_Three_Correct.docx
+++ b/docs/bao_cao_Three_Correct.docx
@@ -4032,7 +4032,7 @@
             </w:rPr>
             <w:fldChar w:fldCharType="separate"/>
           </w:r>
-          <w:hyperlink w:anchor="_Toc233051323" w:history="1">
+          <w:hyperlink w:anchor="_Toc233054336" w:history="1">
             <w:r>
               <w:rPr>
                 <w:rStyle w:val="Hyperlink"/>
@@ -4059,7 +4059,7 @@
                 <w:noProof/>
                 <w:webHidden/>
               </w:rPr>
-              <w:instrText xml:space="preserve"> PAGEREF _Toc233051323 \h </w:instrText>
+              <w:instrText xml:space="preserve"> PAGEREF _Toc233054336 \h </w:instrText>
             </w:r>
             <w:r>
               <w:rPr>
@@ -4107,7 +4107,7 @@
               <w14:ligatures w14:val="standardContextual"/>
             </w:rPr>
           </w:pPr>
-          <w:hyperlink w:anchor="_Toc233051324" w:history="1">
+          <w:hyperlink w:anchor="_Toc233054337" w:history="1">
             <w:r>
               <w:rPr>
                 <w:rStyle w:val="Hyperlink"/>
@@ -4155,7 +4155,7 @@
                 <w:noProof/>
                 <w:webHidden/>
               </w:rPr>
-              <w:instrText xml:space="preserve"> PAGEREF _Toc233051324 \h </w:instrText>
+              <w:instrText xml:space="preserve"> PAGEREF _Toc233054337 \h </w:instrText>
             </w:r>
             <w:r>
               <w:rPr>
@@ -4203,7 +4203,7 @@
               <w14:ligatures w14:val="standardContextual"/>
             </w:rPr>
           </w:pPr>
-          <w:hyperlink w:anchor="_Toc233051325" w:history="1">
+          <w:hyperlink w:anchor="_Toc233054338" w:history="1">
             <w:r>
               <w:rPr>
                 <w:rStyle w:val="Hyperlink"/>
@@ -4250,7 +4250,7 @@
                 <w:noProof/>
                 <w:webHidden/>
               </w:rPr>
-              <w:instrText xml:space="preserve"> PAGEREF _Toc233051325 \h </w:instrText>
+              <w:instrText xml:space="preserve"> PAGEREF _Toc233054338 \h </w:instrText>
             </w:r>
             <w:r>
               <w:rPr>
@@ -4297,7 +4297,7 @@
               <w14:ligatures w14:val="standardContextual"/>
             </w:rPr>
           </w:pPr>
-          <w:hyperlink w:anchor="_Toc233051326" w:history="1">
+          <w:hyperlink w:anchor="_Toc233054339" w:history="1">
             <w:r>
               <w:rPr>
                 <w:rStyle w:val="Hyperlink"/>
@@ -4324,7 +4324,7 @@
                 <w:noProof/>
                 <w:webHidden/>
               </w:rPr>
-              <w:instrText xml:space="preserve"> PAGEREF _Toc233051326 \h </w:instrText>
+              <w:instrText xml:space="preserve"> PAGEREF _Toc233054339 \h </w:instrText>
             </w:r>
             <w:r>
               <w:rPr>
@@ -4371,7 +4371,7 @@
               <w14:ligatures w14:val="standardContextual"/>
             </w:rPr>
           </w:pPr>
-          <w:hyperlink w:anchor="_Toc233051327" w:history="1">
+          <w:hyperlink w:anchor="_Toc233054340" w:history="1">
             <w:r>
               <w:rPr>
                 <w:rStyle w:val="Hyperlink"/>
@@ -4399,7 +4399,7 @@
                 <w:noProof/>
                 <w:webHidden/>
               </w:rPr>
-              <w:instrText xml:space="preserve"> PAGEREF _Toc233051327 \h </w:instrText>
+              <w:instrText xml:space="preserve"> PAGEREF _Toc233054340 \h </w:instrText>
             </w:r>
             <w:r>
               <w:rPr>
@@ -4446,7 +4446,7 @@
               <w14:ligatures w14:val="standardContextual"/>
             </w:rPr>
           </w:pPr>
-          <w:hyperlink w:anchor="_Toc233051328" w:history="1">
+          <w:hyperlink w:anchor="_Toc233054341" w:history="1">
             <w:r>
               <w:rPr>
                 <w:rStyle w:val="Hyperlink"/>
@@ -4474,7 +4474,7 @@
                 <w:noProof/>
                 <w:webHidden/>
               </w:rPr>
-              <w:instrText xml:space="preserve"> PAGEREF _Toc233051328 \h </w:instrText>
+              <w:instrText xml:space="preserve"> PAGEREF _Toc233054341 \h </w:instrText>
             </w:r>
             <w:r>
               <w:rPr>
@@ -4521,7 +4521,7 @@
               <w14:ligatures w14:val="standardContextual"/>
             </w:rPr>
           </w:pPr>
-          <w:hyperlink w:anchor="_Toc233051329" w:history="1">
+          <w:hyperlink w:anchor="_Toc233054342" w:history="1">
             <w:r>
               <w:rPr>
                 <w:rStyle w:val="Hyperlink"/>
@@ -4549,7 +4549,7 @@
                 <w:noProof/>
                 <w:webHidden/>
               </w:rPr>
-              <w:instrText xml:space="preserve"> PAGEREF _Toc233051329 \h </w:instrText>
+              <w:instrText xml:space="preserve"> PAGEREF _Toc233054342 \h </w:instrText>
             </w:r>
             <w:r>
               <w:rPr>
@@ -4596,7 +4596,7 @@
               <w14:ligatures w14:val="standardContextual"/>
             </w:rPr>
           </w:pPr>
-          <w:hyperlink w:anchor="_Toc233051330" w:history="1">
+          <w:hyperlink w:anchor="_Toc233054343" w:history="1">
             <w:r>
               <w:rPr>
                 <w:rStyle w:val="Hyperlink"/>
@@ -4624,7 +4624,7 @@
                 <w:noProof/>
                 <w:webHidden/>
               </w:rPr>
-              <w:instrText xml:space="preserve"> PAGEREF _Toc233051330 \h </w:instrText>
+              <w:instrText xml:space="preserve"> PAGEREF _Toc233054343 \h </w:instrText>
             </w:r>
             <w:r>
               <w:rPr>
@@ -4671,7 +4671,7 @@
               <w14:ligatures w14:val="standardContextual"/>
             </w:rPr>
           </w:pPr>
-          <w:hyperlink w:anchor="_Toc233051331" w:history="1">
+          <w:hyperlink w:anchor="_Toc233054344" w:history="1">
             <w:r>
               <w:rPr>
                 <w:rStyle w:val="Hyperlink"/>
@@ -4699,7 +4699,7 @@
                 <w:noProof/>
                 <w:webHidden/>
               </w:rPr>
-              <w:instrText xml:space="preserve"> PAGEREF _Toc233051331 \h </w:instrText>
+              <w:instrText xml:space="preserve"> PAGEREF _Toc233054344 \h </w:instrText>
             </w:r>
             <w:r>
               <w:rPr>
@@ -4746,7 +4746,7 @@
               <w14:ligatures w14:val="standardContextual"/>
             </w:rPr>
           </w:pPr>
-          <w:hyperlink w:anchor="_Toc233051332" w:history="1">
+          <w:hyperlink w:anchor="_Toc233054345" w:history="1">
             <w:r>
               <w:rPr>
                 <w:rStyle w:val="Hyperlink"/>
@@ -4781,7 +4781,7 @@
                 <w:noProof/>
                 <w:webHidden/>
               </w:rPr>
-              <w:instrText xml:space="preserve"> PAGEREF _Toc233051332 \h </w:instrText>
+              <w:instrText xml:space="preserve"> PAGEREF _Toc233054345 \h </w:instrText>
             </w:r>
             <w:r>
               <w:rPr>
@@ -4828,7 +4828,7 @@
               <w14:ligatures w14:val="standardContextual"/>
             </w:rPr>
           </w:pPr>
-          <w:hyperlink w:anchor="_Toc233051333" w:history="1">
+          <w:hyperlink w:anchor="_Toc233054346" w:history="1">
             <w:r>
               <w:rPr>
                 <w:rStyle w:val="Hyperlink"/>
@@ -4855,7 +4855,7 @@
                 <w:noProof/>
                 <w:webHidden/>
               </w:rPr>
-              <w:instrText xml:space="preserve"> PAGEREF _Toc233051333 \h </w:instrText>
+              <w:instrText xml:space="preserve"> PAGEREF _Toc233054346 \h </w:instrText>
             </w:r>
             <w:r>
               <w:rPr>
@@ -4902,7 +4902,7 @@
               <w14:ligatures w14:val="standardContextual"/>
             </w:rPr>
           </w:pPr>
-          <w:hyperlink w:anchor="_Toc233051334" w:history="1">
+          <w:hyperlink w:anchor="_Toc233054347" w:history="1">
             <w:r>
               <w:rPr>
                 <w:rStyle w:val="Hyperlink"/>
@@ -4929,7 +4929,7 @@
                 <w:noProof/>
                 <w:webHidden/>
               </w:rPr>
-              <w:instrText xml:space="preserve"> PAGEREF _Toc233051334 \h </w:instrText>
+              <w:instrText xml:space="preserve"> PAGEREF _Toc233054347 \h </w:instrText>
             </w:r>
             <w:r>
               <w:rPr>
@@ -4976,7 +4976,7 @@
               <w14:ligatures w14:val="standardContextual"/>
             </w:rPr>
           </w:pPr>
-          <w:hyperlink w:anchor="_Toc233051335" w:history="1">
+          <w:hyperlink w:anchor="_Toc233054348" w:history="1">
             <w:r>
               <w:rPr>
                 <w:rStyle w:val="Hyperlink"/>
@@ -5011,7 +5011,7 @@
                 <w:noProof/>
                 <w:webHidden/>
               </w:rPr>
-              <w:instrText xml:space="preserve"> PAGEREF _Toc233051335 \h </w:instrText>
+              <w:instrText xml:space="preserve"> PAGEREF _Toc233054348 \h </w:instrText>
             </w:r>
             <w:r>
               <w:rPr>
@@ -5058,7 +5058,7 @@
               <w14:ligatures w14:val="standardContextual"/>
             </w:rPr>
           </w:pPr>
-          <w:hyperlink w:anchor="_Toc233051336" w:history="1">
+          <w:hyperlink w:anchor="_Toc233054349" w:history="1">
             <w:r>
               <w:rPr>
                 <w:rStyle w:val="Hyperlink"/>
@@ -5085,7 +5085,7 @@
                 <w:noProof/>
                 <w:webHidden/>
               </w:rPr>
-              <w:instrText xml:space="preserve"> PAGEREF _Toc233051336 \h </w:instrText>
+              <w:instrText xml:space="preserve"> PAGEREF _Toc233054349 \h </w:instrText>
             </w:r>
             <w:r>
               <w:rPr>
@@ -5132,7 +5132,7 @@
               <w14:ligatures w14:val="standardContextual"/>
             </w:rPr>
           </w:pPr>
-          <w:hyperlink w:anchor="_Toc233051337" w:history="1">
+          <w:hyperlink w:anchor="_Toc233054350" w:history="1">
             <w:r>
               <w:rPr>
                 <w:rStyle w:val="Hyperlink"/>
@@ -5159,7 +5159,7 @@
                 <w:noProof/>
                 <w:webHidden/>
               </w:rPr>
-              <w:instrText xml:space="preserve"> PAGEREF _Toc233051337 \h </w:instrText>
+              <w:instrText xml:space="preserve"> PAGEREF _Toc233054350 \h </w:instrText>
             </w:r>
             <w:r>
               <w:rPr>
@@ -5206,7 +5206,7 @@
               <w14:ligatures w14:val="standardContextual"/>
             </w:rPr>
           </w:pPr>
-          <w:hyperlink w:anchor="_Toc233051338" w:history="1">
+          <w:hyperlink w:anchor="_Toc233054351" w:history="1">
             <w:r>
               <w:rPr>
                 <w:rStyle w:val="Hyperlink"/>
@@ -5233,7 +5233,7 @@
                 <w:noProof/>
                 <w:webHidden/>
               </w:rPr>
-              <w:instrText xml:space="preserve"> PAGEREF _Toc233051338 \h </w:instrText>
+              <w:instrText xml:space="preserve"> PAGEREF _Toc233054351 \h </w:instrText>
             </w:r>
             <w:r>
               <w:rPr>
@@ -5280,7 +5280,7 @@
               <w14:ligatures w14:val="standardContextual"/>
             </w:rPr>
           </w:pPr>
-          <w:hyperlink w:anchor="_Toc233051339" w:history="1">
+          <w:hyperlink w:anchor="_Toc233054352" w:history="1">
             <w:r>
               <w:rPr>
                 <w:rStyle w:val="Hyperlink"/>
@@ -5307,7 +5307,7 @@
                 <w:noProof/>
                 <w:webHidden/>
               </w:rPr>
-              <w:instrText xml:space="preserve"> PAGEREF _Toc233051339 \h </w:instrText>
+              <w:instrText xml:space="preserve"> PAGEREF _Toc233054352 \h </w:instrText>
             </w:r>
             <w:r>
               <w:rPr>
@@ -5354,7 +5354,7 @@
               <w14:ligatures w14:val="standardContextual"/>
             </w:rPr>
           </w:pPr>
-          <w:hyperlink w:anchor="_Toc233051340" w:history="1">
+          <w:hyperlink w:anchor="_Toc233054353" w:history="1">
             <w:r>
               <w:rPr>
                 <w:rStyle w:val="Hyperlink"/>
@@ -5381,7 +5381,7 @@
                 <w:noProof/>
                 <w:webHidden/>
               </w:rPr>
-              <w:instrText xml:space="preserve"> PAGEREF _Toc233051340 \h </w:instrText>
+              <w:instrText xml:space="preserve"> PAGEREF _Toc233054353 \h </w:instrText>
             </w:r>
             <w:r>
               <w:rPr>
@@ -5428,7 +5428,7 @@
               <w14:ligatures w14:val="standardContextual"/>
             </w:rPr>
           </w:pPr>
-          <w:hyperlink w:anchor="_Toc233051341" w:history="1">
+          <w:hyperlink w:anchor="_Toc233054354" w:history="1">
             <w:r>
               <w:rPr>
                 <w:rStyle w:val="Hyperlink"/>
@@ -5455,7 +5455,7 @@
                 <w:noProof/>
                 <w:webHidden/>
               </w:rPr>
-              <w:instrText xml:space="preserve"> PAGEREF _Toc233051341 \h </w:instrText>
+              <w:instrText xml:space="preserve"> PAGEREF _Toc233054354 \h </w:instrText>
             </w:r>
             <w:r>
               <w:rPr>
@@ -5502,7 +5502,7 @@
               <w14:ligatures w14:val="standardContextual"/>
             </w:rPr>
           </w:pPr>
-          <w:hyperlink w:anchor="_Toc233051342" w:history="1">
+          <w:hyperlink w:anchor="_Toc233054355" w:history="1">
             <w:r>
               <w:rPr>
                 <w:rStyle w:val="Hyperlink"/>
@@ -5529,7 +5529,7 @@
                 <w:noProof/>
                 <w:webHidden/>
               </w:rPr>
-              <w:instrText xml:space="preserve"> PAGEREF _Toc233051342 \h </w:instrText>
+              <w:instrText xml:space="preserve"> PAGEREF _Toc233054355 \h </w:instrText>
             </w:r>
             <w:r>
               <w:rPr>
@@ -5576,7 +5576,7 @@
               <w14:ligatures w14:val="standardContextual"/>
             </w:rPr>
           </w:pPr>
-          <w:hyperlink w:anchor="_Toc233051343" w:history="1">
+          <w:hyperlink w:anchor="_Toc233054356" w:history="1">
             <w:r>
               <w:rPr>
                 <w:rStyle w:val="Hyperlink"/>
@@ -5603,7 +5603,7 @@
                 <w:noProof/>
                 <w:webHidden/>
               </w:rPr>
-              <w:instrText xml:space="preserve"> PAGEREF _Toc233051343 \h </w:instrText>
+              <w:instrText xml:space="preserve"> PAGEREF _Toc233054356 \h </w:instrText>
             </w:r>
             <w:r>
               <w:rPr>
@@ -5650,7 +5650,7 @@
               <w14:ligatures w14:val="standardContextual"/>
             </w:rPr>
           </w:pPr>
-          <w:hyperlink w:anchor="_Toc233051344" w:history="1">
+          <w:hyperlink w:anchor="_Toc233054357" w:history="1">
             <w:r>
               <w:rPr>
                 <w:rStyle w:val="Hyperlink"/>
@@ -5677,7 +5677,7 @@
                 <w:noProof/>
                 <w:webHidden/>
               </w:rPr>
-              <w:instrText xml:space="preserve"> PAGEREF _Toc233051344 \h </w:instrText>
+              <w:instrText xml:space="preserve"> PAGEREF _Toc233054357 \h </w:instrText>
             </w:r>
             <w:r>
               <w:rPr>
@@ -5724,7 +5724,7 @@
               <w14:ligatures w14:val="standardContextual"/>
             </w:rPr>
           </w:pPr>
-          <w:hyperlink w:anchor="_Toc233051345" w:history="1">
+          <w:hyperlink w:anchor="_Toc233054358" w:history="1">
             <w:r>
               <w:rPr>
                 <w:rStyle w:val="Hyperlink"/>
@@ -5751,7 +5751,7 @@
                 <w:noProof/>
                 <w:webHidden/>
               </w:rPr>
-              <w:instrText xml:space="preserve"> PAGEREF _Toc233051345 \h </w:instrText>
+              <w:instrText xml:space="preserve"> PAGEREF _Toc233054358 \h </w:instrText>
             </w:r>
             <w:r>
               <w:rPr>
@@ -5798,7 +5798,7 @@
               <w14:ligatures w14:val="standardContextual"/>
             </w:rPr>
           </w:pPr>
-          <w:hyperlink w:anchor="_Toc233051346" w:history="1">
+          <w:hyperlink w:anchor="_Toc233054359" w:history="1">
             <w:r>
               <w:rPr>
                 <w:rStyle w:val="Hyperlink"/>
@@ -5825,7 +5825,7 @@
                 <w:noProof/>
                 <w:webHidden/>
               </w:rPr>
-              <w:instrText xml:space="preserve"> PAGEREF _Toc233051346 \h </w:instrText>
+              <w:instrText xml:space="preserve"> PAGEREF _Toc233054359 \h </w:instrText>
             </w:r>
             <w:r>
               <w:rPr>
@@ -5872,7 +5872,7 @@
               <w14:ligatures w14:val="standardContextual"/>
             </w:rPr>
           </w:pPr>
-          <w:hyperlink w:anchor="_Toc233051347" w:history="1">
+          <w:hyperlink w:anchor="_Toc233054360" w:history="1">
             <w:r>
               <w:rPr>
                 <w:rStyle w:val="Hyperlink"/>
@@ -5899,7 +5899,7 @@
                 <w:noProof/>
                 <w:webHidden/>
               </w:rPr>
-              <w:instrText xml:space="preserve"> PAGEREF _Toc233051347 \h </w:instrText>
+              <w:instrText xml:space="preserve"> PAGEREF _Toc233054360 \h </w:instrText>
             </w:r>
             <w:r>
               <w:rPr>
@@ -5946,7 +5946,7 @@
               <w14:ligatures w14:val="standardContextual"/>
             </w:rPr>
           </w:pPr>
-          <w:hyperlink w:anchor="_Toc233051348" w:history="1">
+          <w:hyperlink w:anchor="_Toc233054361" w:history="1">
             <w:r>
               <w:rPr>
                 <w:rStyle w:val="Hyperlink"/>
@@ -5973,7 +5973,7 @@
                 <w:noProof/>
                 <w:webHidden/>
               </w:rPr>
-              <w:instrText xml:space="preserve"> PAGEREF _Toc233051348 \h </w:instrText>
+              <w:instrText xml:space="preserve"> PAGEREF _Toc233054361 \h </w:instrText>
             </w:r>
             <w:r>
               <w:rPr>
@@ -6020,7 +6020,7 @@
               <w14:ligatures w14:val="standardContextual"/>
             </w:rPr>
           </w:pPr>
-          <w:hyperlink w:anchor="_Toc233051349" w:history="1">
+          <w:hyperlink w:anchor="_Toc233054362" w:history="1">
             <w:r>
               <w:rPr>
                 <w:rStyle w:val="Hyperlink"/>
@@ -6047,7 +6047,7 @@
                 <w:noProof/>
                 <w:webHidden/>
               </w:rPr>
-              <w:instrText xml:space="preserve"> PAGEREF _Toc233051349 \h </w:instrText>
+              <w:instrText xml:space="preserve"> PAGEREF _Toc233054362 \h </w:instrText>
             </w:r>
             <w:r>
               <w:rPr>
@@ -6094,7 +6094,7 @@
               <w14:ligatures w14:val="standardContextual"/>
             </w:rPr>
           </w:pPr>
-          <w:hyperlink w:anchor="_Toc233051350" w:history="1">
+          <w:hyperlink w:anchor="_Toc233054363" w:history="1">
             <w:r>
               <w:rPr>
                 <w:rStyle w:val="Hyperlink"/>
@@ -6122,7 +6122,7 @@
                 <w:noProof/>
                 <w:webHidden/>
               </w:rPr>
-              <w:instrText xml:space="preserve"> PAGEREF _Toc233051350 \h </w:instrText>
+              <w:instrText xml:space="preserve"> PAGEREF _Toc233054363 \h </w:instrText>
             </w:r>
             <w:r>
               <w:rPr>
@@ -6169,7 +6169,7 @@
               <w14:ligatures w14:val="standardContextual"/>
             </w:rPr>
           </w:pPr>
-          <w:hyperlink w:anchor="_Toc233051351" w:history="1">
+          <w:hyperlink w:anchor="_Toc233054364" w:history="1">
             <w:r>
               <w:rPr>
                 <w:rStyle w:val="Hyperlink"/>
@@ -6197,7 +6197,7 @@
                 <w:noProof/>
                 <w:webHidden/>
               </w:rPr>
-              <w:instrText xml:space="preserve"> PAGEREF _Toc233051351 \h </w:instrText>
+              <w:instrText xml:space="preserve"> PAGEREF _Toc233054364 \h </w:instrText>
             </w:r>
             <w:r>
               <w:rPr>
@@ -6244,7 +6244,7 @@
               <w14:ligatures w14:val="standardContextual"/>
             </w:rPr>
           </w:pPr>
-          <w:hyperlink w:anchor="_Toc233051352" w:history="1">
+          <w:hyperlink w:anchor="_Toc233054365" w:history="1">
             <w:r>
               <w:rPr>
                 <w:rStyle w:val="Hyperlink"/>
@@ -6272,7 +6272,7 @@
                 <w:noProof/>
                 <w:webHidden/>
               </w:rPr>
-              <w:instrText xml:space="preserve"> PAGEREF _Toc233051352 \h </w:instrText>
+              <w:instrText xml:space="preserve"> PAGEREF _Toc233054365 \h </w:instrText>
             </w:r>
             <w:r>
               <w:rPr>
@@ -6319,7 +6319,7 @@
               <w14:ligatures w14:val="standardContextual"/>
             </w:rPr>
           </w:pPr>
-          <w:hyperlink w:anchor="_Toc233051353" w:history="1">
+          <w:hyperlink w:anchor="_Toc233054366" w:history="1">
             <w:r>
               <w:rPr>
                 <w:rStyle w:val="Hyperlink"/>
@@ -6346,7 +6346,7 @@
                 <w:noProof/>
                 <w:webHidden/>
               </w:rPr>
-              <w:instrText xml:space="preserve"> PAGEREF _Toc233051353 \h </w:instrText>
+              <w:instrText xml:space="preserve"> PAGEREF _Toc233054366 \h </w:instrText>
             </w:r>
             <w:r>
               <w:rPr>
@@ -6393,7 +6393,7 @@
               <w14:ligatures w14:val="standardContextual"/>
             </w:rPr>
           </w:pPr>
-          <w:hyperlink w:anchor="_Toc233051354" w:history="1">
+          <w:hyperlink w:anchor="_Toc233054367" w:history="1">
             <w:r>
               <w:rPr>
                 <w:rStyle w:val="Hyperlink"/>
@@ -6421,7 +6421,7 @@
                 <w:noProof/>
                 <w:webHidden/>
               </w:rPr>
-              <w:instrText xml:space="preserve"> PAGEREF _Toc233051354 \h </w:instrText>
+              <w:instrText xml:space="preserve"> PAGEREF _Toc233054367 \h </w:instrText>
             </w:r>
             <w:r>
               <w:rPr>
@@ -6468,7 +6468,7 @@
               <w14:ligatures w14:val="standardContextual"/>
             </w:rPr>
           </w:pPr>
-          <w:hyperlink w:anchor="_Toc233051355" w:history="1">
+          <w:hyperlink w:anchor="_Toc233054368" w:history="1">
             <w:r>
               <w:rPr>
                 <w:rStyle w:val="Hyperlink"/>
@@ -6496,7 +6496,7 @@
                 <w:noProof/>
                 <w:webHidden/>
               </w:rPr>
-              <w:instrText xml:space="preserve"> PAGEREF _Toc233051355 \h </w:instrText>
+              <w:instrText xml:space="preserve"> PAGEREF _Toc233054368 \h </w:instrText>
             </w:r>
             <w:r>
               <w:rPr>
@@ -6543,7 +6543,7 @@
               <w14:ligatures w14:val="standardContextual"/>
             </w:rPr>
           </w:pPr>
-          <w:hyperlink w:anchor="_Toc233051356" w:history="1">
+          <w:hyperlink w:anchor="_Toc233054369" w:history="1">
             <w:r>
               <w:rPr>
                 <w:rStyle w:val="Hyperlink"/>
@@ -6578,7 +6578,7 @@
                 <w:noProof/>
                 <w:webHidden/>
               </w:rPr>
-              <w:instrText xml:space="preserve"> PAGEREF _Toc233051356 \h </w:instrText>
+              <w:instrText xml:space="preserve"> PAGEREF _Toc233054369 \h </w:instrText>
             </w:r>
             <w:r>
               <w:rPr>
@@ -6625,7 +6625,7 @@
               <w14:ligatures w14:val="standardContextual"/>
             </w:rPr>
           </w:pPr>
-          <w:hyperlink w:anchor="_Toc233051357" w:history="1">
+          <w:hyperlink w:anchor="_Toc233054370" w:history="1">
             <w:r>
               <w:rPr>
                 <w:rStyle w:val="Hyperlink"/>
@@ -6652,7 +6652,7 @@
                 <w:noProof/>
                 <w:webHidden/>
               </w:rPr>
-              <w:instrText xml:space="preserve"> PAGEREF _Toc233051357 \h </w:instrText>
+              <w:instrText xml:space="preserve"> PAGEREF _Toc233054370 \h </w:instrText>
             </w:r>
             <w:r>
               <w:rPr>
@@ -6699,7 +6699,7 @@
               <w14:ligatures w14:val="standardContextual"/>
             </w:rPr>
           </w:pPr>
-          <w:hyperlink w:anchor="_Toc233051358" w:history="1">
+          <w:hyperlink w:anchor="_Toc233054371" w:history="1">
             <w:r>
               <w:rPr>
                 <w:rStyle w:val="Hyperlink"/>
@@ -6726,7 +6726,7 @@
                 <w:noProof/>
                 <w:webHidden/>
               </w:rPr>
-              <w:instrText xml:space="preserve"> PAGEREF _Toc233051358 \h </w:instrText>
+              <w:instrText xml:space="preserve"> PAGEREF _Toc233054371 \h </w:instrText>
             </w:r>
             <w:r>
               <w:rPr>
@@ -6773,7 +6773,7 @@
               <w14:ligatures w14:val="standardContextual"/>
             </w:rPr>
           </w:pPr>
-          <w:hyperlink w:anchor="_Toc233051359" w:history="1">
+          <w:hyperlink w:anchor="_Toc233054372" w:history="1">
             <w:r>
               <w:rPr>
                 <w:rStyle w:val="Hyperlink"/>
@@ -6800,7 +6800,7 @@
                 <w:noProof/>
                 <w:webHidden/>
               </w:rPr>
-              <w:instrText xml:space="preserve"> PAGEREF _Toc233051359 \h </w:instrText>
+              <w:instrText xml:space="preserve"> PAGEREF _Toc233054372 \h </w:instrText>
             </w:r>
             <w:r>
               <w:rPr>
@@ -6847,7 +6847,7 @@
               <w14:ligatures w14:val="standardContextual"/>
             </w:rPr>
           </w:pPr>
-          <w:hyperlink w:anchor="_Toc233051360" w:history="1">
+          <w:hyperlink w:anchor="_Toc233054373" w:history="1">
             <w:r>
               <w:rPr>
                 <w:rStyle w:val="Hyperlink"/>
@@ -6874,7 +6874,7 @@
                 <w:noProof/>
                 <w:webHidden/>
               </w:rPr>
-              <w:instrText xml:space="preserve"> PAGEREF _Toc233051360 \h </w:instrText>
+              <w:instrText xml:space="preserve"> PAGEREF _Toc233054373 \h </w:instrText>
             </w:r>
             <w:r>
               <w:rPr>
@@ -6921,7 +6921,7 @@
               <w14:ligatures w14:val="standardContextual"/>
             </w:rPr>
           </w:pPr>
-          <w:hyperlink w:anchor="_Toc233051361" w:history="1">
+          <w:hyperlink w:anchor="_Toc233054374" w:history="1">
             <w:r>
               <w:rPr>
                 <w:rStyle w:val="Hyperlink"/>
@@ -6948,7 +6948,7 @@
                 <w:noProof/>
                 <w:webHidden/>
               </w:rPr>
-              <w:instrText xml:space="preserve"> PAGEREF _Toc233051361 \h </w:instrText>
+              <w:instrText xml:space="preserve"> PAGEREF _Toc233054374 \h </w:instrText>
             </w:r>
             <w:r>
               <w:rPr>
@@ -6995,7 +6995,7 @@
               <w14:ligatures w14:val="standardContextual"/>
             </w:rPr>
           </w:pPr>
-          <w:hyperlink w:anchor="_Toc233051362" w:history="1">
+          <w:hyperlink w:anchor="_Toc233054375" w:history="1">
             <w:r>
               <w:rPr>
                 <w:rStyle w:val="Hyperlink"/>
@@ -7022,7 +7022,7 @@
                 <w:noProof/>
                 <w:webHidden/>
               </w:rPr>
-              <w:instrText xml:space="preserve"> PAGEREF _Toc233051362 \h </w:instrText>
+              <w:instrText xml:space="preserve"> PAGEREF _Toc233054375 \h </w:instrText>
             </w:r>
             <w:r>
               <w:rPr>
@@ -7069,7 +7069,7 @@
               <w14:ligatures w14:val="standardContextual"/>
             </w:rPr>
           </w:pPr>
-          <w:hyperlink w:anchor="_Toc233051363" w:history="1">
+          <w:hyperlink w:anchor="_Toc233054376" w:history="1">
             <w:r>
               <w:rPr>
                 <w:rStyle w:val="Hyperlink"/>
@@ -7096,7 +7096,7 @@
                 <w:noProof/>
                 <w:webHidden/>
               </w:rPr>
-              <w:instrText xml:space="preserve"> PAGEREF _Toc233051363 \h </w:instrText>
+              <w:instrText xml:space="preserve"> PAGEREF _Toc233054376 \h </w:instrText>
             </w:r>
             <w:r>
               <w:rPr>
@@ -7143,7 +7143,7 @@
               <w14:ligatures w14:val="standardContextual"/>
             </w:rPr>
           </w:pPr>
-          <w:hyperlink w:anchor="_Toc233051364" w:history="1">
+          <w:hyperlink w:anchor="_Toc233054377" w:history="1">
             <w:r>
               <w:rPr>
                 <w:rStyle w:val="Hyperlink"/>
@@ -7170,7 +7170,7 @@
                 <w:noProof/>
                 <w:webHidden/>
               </w:rPr>
-              <w:instrText xml:space="preserve"> PAGEREF _Toc233051364 \h </w:instrText>
+              <w:instrText xml:space="preserve"> PAGEREF _Toc233054377 \h </w:instrText>
             </w:r>
             <w:r>
               <w:rPr>
@@ -7217,7 +7217,7 @@
               <w14:ligatures w14:val="standardContextual"/>
             </w:rPr>
           </w:pPr>
-          <w:hyperlink w:anchor="_Toc233051365" w:history="1">
+          <w:hyperlink w:anchor="_Toc233054378" w:history="1">
             <w:r>
               <w:rPr>
                 <w:rStyle w:val="Hyperlink"/>
@@ -7244,7 +7244,7 @@
                 <w:noProof/>
                 <w:webHidden/>
               </w:rPr>
-              <w:instrText xml:space="preserve"> PAGEREF _Toc233051365 \h </w:instrText>
+              <w:instrText xml:space="preserve"> PAGEREF _Toc233054378 \h </w:instrText>
             </w:r>
             <w:r>
               <w:rPr>
@@ -7291,7 +7291,7 @@
               <w14:ligatures w14:val="standardContextual"/>
             </w:rPr>
           </w:pPr>
-          <w:hyperlink w:anchor="_Toc233051366" w:history="1">
+          <w:hyperlink w:anchor="_Toc233054379" w:history="1">
             <w:r>
               <w:rPr>
                 <w:rStyle w:val="Hyperlink"/>
@@ -7318,7 +7318,7 @@
                 <w:noProof/>
                 <w:webHidden/>
               </w:rPr>
-              <w:instrText xml:space="preserve"> PAGEREF _Toc233051366 \h </w:instrText>
+              <w:instrText xml:space="preserve"> PAGEREF _Toc233054379 \h </w:instrText>
             </w:r>
             <w:r>
               <w:rPr>
@@ -7365,7 +7365,7 @@
               <w14:ligatures w14:val="standardContextual"/>
             </w:rPr>
           </w:pPr>
-          <w:hyperlink w:anchor="_Toc233051367" w:history="1">
+          <w:hyperlink w:anchor="_Toc233054380" w:history="1">
             <w:r>
               <w:rPr>
                 <w:rStyle w:val="Hyperlink"/>
@@ -7393,7 +7393,7 @@
                 <w:noProof/>
                 <w:webHidden/>
               </w:rPr>
-              <w:instrText xml:space="preserve"> PAGEREF _Toc233051367 \h </w:instrText>
+              <w:instrText xml:space="preserve"> PAGEREF _Toc233054380 \h </w:instrText>
             </w:r>
             <w:r>
               <w:rPr>
@@ -7440,7 +7440,7 @@
               <w14:ligatures w14:val="standardContextual"/>
             </w:rPr>
           </w:pPr>
-          <w:hyperlink w:anchor="_Toc233051368" w:history="1">
+          <w:hyperlink w:anchor="_Toc233054381" w:history="1">
             <w:r>
               <w:rPr>
                 <w:rStyle w:val="Hyperlink"/>
@@ -7468,7 +7468,7 @@
                 <w:noProof/>
                 <w:webHidden/>
               </w:rPr>
-              <w:instrText xml:space="preserve"> PAGEREF _Toc233051368 \h </w:instrText>
+              <w:instrText xml:space="preserve"> PAGEREF _Toc233054381 \h </w:instrText>
             </w:r>
             <w:r>
               <w:rPr>
@@ -7515,7 +7515,7 @@
               <w14:ligatures w14:val="standardContextual"/>
             </w:rPr>
           </w:pPr>
-          <w:hyperlink w:anchor="_Toc233051369" w:history="1">
+          <w:hyperlink w:anchor="_Toc233054382" w:history="1">
             <w:r>
               <w:rPr>
                 <w:rStyle w:val="Hyperlink"/>
@@ -7543,7 +7543,7 @@
                 <w:noProof/>
                 <w:webHidden/>
               </w:rPr>
-              <w:instrText xml:space="preserve"> PAGEREF _Toc233051369 \h </w:instrText>
+              <w:instrText xml:space="preserve"> PAGEREF _Toc233054382 \h </w:instrText>
             </w:r>
             <w:r>
               <w:rPr>
@@ -7590,7 +7590,7 @@
               <w14:ligatures w14:val="standardContextual"/>
             </w:rPr>
           </w:pPr>
-          <w:hyperlink w:anchor="_Toc233051370" w:history="1">
+          <w:hyperlink w:anchor="_Toc233054383" w:history="1">
             <w:r>
               <w:rPr>
                 <w:rStyle w:val="Hyperlink"/>
@@ -7618,7 +7618,7 @@
                 <w:noProof/>
                 <w:webHidden/>
               </w:rPr>
-              <w:instrText xml:space="preserve"> PAGEREF _Toc233051370 \h </w:instrText>
+              <w:instrText xml:space="preserve"> PAGEREF _Toc233054383 \h </w:instrText>
             </w:r>
             <w:r>
               <w:rPr>
@@ -7665,7 +7665,7 @@
               <w14:ligatures w14:val="standardContextual"/>
             </w:rPr>
           </w:pPr>
-          <w:hyperlink w:anchor="_Toc233051371" w:history="1">
+          <w:hyperlink w:anchor="_Toc233054384" w:history="1">
             <w:r>
               <w:rPr>
                 <w:rStyle w:val="Hyperlink"/>
@@ -7693,7 +7693,7 @@
                 <w:noProof/>
                 <w:webHidden/>
               </w:rPr>
-              <w:instrText xml:space="preserve"> PAGEREF _Toc233051371 \h </w:instrText>
+              <w:instrText xml:space="preserve"> PAGEREF _Toc233054384 \h </w:instrText>
             </w:r>
             <w:r>
               <w:rPr>
@@ -7714,6 +7714,472 @@
                 <w:webHidden/>
               </w:rPr>
               <w:t>52</w:t>
+            </w:r>
+            <w:r>
+              <w:rPr>
+                <w:noProof/>
+                <w:webHidden/>
+              </w:rPr>
+              <w:fldChar w:fldCharType="end"/>
+            </w:r>
+          </w:hyperlink>
+        </w:p>
+        <w:p>
+          <w:pPr>
+            <w:pStyle w:val="TOC3"/>
+            <w:tabs>
+              <w:tab w:val="right" w:leader="dot" w:pos="9350"/>
+            </w:tabs>
+            <w:rPr>
+              <w:rFonts w:asciiTheme="minorHAnsi" w:eastAsiaTheme="minorEastAsia" w:hAnsiTheme="minorHAnsi" w:cstheme="minorBidi"/>
+              <w:noProof/>
+              <w:kern w:val="2"/>
+              <w:sz w:val="24"/>
+              <w:szCs w:val="24"/>
+              <w:lang w:val="en-US"/>
+              <w14:ligatures w14:val="standardContextual"/>
+            </w:rPr>
+          </w:pPr>
+          <w:hyperlink w:anchor="_Toc233054385" w:history="1">
+            <w:r>
+              <w:rPr>
+                <w:rStyle w:val="Hyperlink"/>
+                <w:noProof/>
+                <w:lang w:val="en-US"/>
+              </w:rPr>
+              <w:t>3.6.1 Mục tiêu phân tích</w:t>
+            </w:r>
+            <w:r>
+              <w:rPr>
+                <w:noProof/>
+                <w:webHidden/>
+              </w:rPr>
+              <w:tab/>
+            </w:r>
+            <w:r>
+              <w:rPr>
+                <w:noProof/>
+                <w:webHidden/>
+              </w:rPr>
+              <w:fldChar w:fldCharType="begin"/>
+            </w:r>
+            <w:r>
+              <w:rPr>
+                <w:noProof/>
+                <w:webHidden/>
+              </w:rPr>
+              <w:instrText xml:space="preserve"> PAGEREF _Toc233054385 \h </w:instrText>
+            </w:r>
+            <w:r>
+              <w:rPr>
+                <w:noProof/>
+                <w:webHidden/>
+              </w:rPr>
+            </w:r>
+            <w:r>
+              <w:rPr>
+                <w:noProof/>
+                <w:webHidden/>
+              </w:rPr>
+              <w:fldChar w:fldCharType="separate"/>
+            </w:r>
+            <w:r>
+              <w:rPr>
+                <w:noProof/>
+                <w:webHidden/>
+              </w:rPr>
+              <w:t>52</w:t>
+            </w:r>
+            <w:r>
+              <w:rPr>
+                <w:noProof/>
+                <w:webHidden/>
+              </w:rPr>
+              <w:fldChar w:fldCharType="end"/>
+            </w:r>
+          </w:hyperlink>
+        </w:p>
+        <w:p>
+          <w:pPr>
+            <w:pStyle w:val="TOC3"/>
+            <w:tabs>
+              <w:tab w:val="right" w:leader="dot" w:pos="9350"/>
+            </w:tabs>
+            <w:rPr>
+              <w:rFonts w:asciiTheme="minorHAnsi" w:eastAsiaTheme="minorEastAsia" w:hAnsiTheme="minorHAnsi" w:cstheme="minorBidi"/>
+              <w:noProof/>
+              <w:kern w:val="2"/>
+              <w:sz w:val="24"/>
+              <w:szCs w:val="24"/>
+              <w:lang w:val="en-US"/>
+              <w14:ligatures w14:val="standardContextual"/>
+            </w:rPr>
+          </w:pPr>
+          <w:hyperlink w:anchor="_Toc233054386" w:history="1">
+            <w:r>
+              <w:rPr>
+                <w:rStyle w:val="Hyperlink"/>
+                <w:noProof/>
+                <w:lang w:val="en-US"/>
+              </w:rPr>
+              <w:t>3.6.2 Phương pháp thực hiện</w:t>
+            </w:r>
+            <w:r>
+              <w:rPr>
+                <w:noProof/>
+                <w:webHidden/>
+              </w:rPr>
+              <w:tab/>
+            </w:r>
+            <w:r>
+              <w:rPr>
+                <w:noProof/>
+                <w:webHidden/>
+              </w:rPr>
+              <w:fldChar w:fldCharType="begin"/>
+            </w:r>
+            <w:r>
+              <w:rPr>
+                <w:noProof/>
+                <w:webHidden/>
+              </w:rPr>
+              <w:instrText xml:space="preserve"> PAGEREF _Toc233054386 \h </w:instrText>
+            </w:r>
+            <w:r>
+              <w:rPr>
+                <w:noProof/>
+                <w:webHidden/>
+              </w:rPr>
+            </w:r>
+            <w:r>
+              <w:rPr>
+                <w:noProof/>
+                <w:webHidden/>
+              </w:rPr>
+              <w:fldChar w:fldCharType="separate"/>
+            </w:r>
+            <w:r>
+              <w:rPr>
+                <w:noProof/>
+                <w:webHidden/>
+              </w:rPr>
+              <w:t>53</w:t>
+            </w:r>
+            <w:r>
+              <w:rPr>
+                <w:noProof/>
+                <w:webHidden/>
+              </w:rPr>
+              <w:fldChar w:fldCharType="end"/>
+            </w:r>
+          </w:hyperlink>
+        </w:p>
+        <w:p>
+          <w:pPr>
+            <w:pStyle w:val="TOC3"/>
+            <w:tabs>
+              <w:tab w:val="right" w:leader="dot" w:pos="9350"/>
+            </w:tabs>
+            <w:rPr>
+              <w:rFonts w:asciiTheme="minorHAnsi" w:eastAsiaTheme="minorEastAsia" w:hAnsiTheme="minorHAnsi" w:cstheme="minorBidi"/>
+              <w:noProof/>
+              <w:kern w:val="2"/>
+              <w:sz w:val="24"/>
+              <w:szCs w:val="24"/>
+              <w:lang w:val="en-US"/>
+              <w14:ligatures w14:val="standardContextual"/>
+            </w:rPr>
+          </w:pPr>
+          <w:hyperlink w:anchor="_Toc233054387" w:history="1">
+            <w:r>
+              <w:rPr>
+                <w:rStyle w:val="Hyperlink"/>
+                <w:noProof/>
+                <w:lang w:val="en-US"/>
+              </w:rPr>
+              <w:t>3.6.3 Kết quả phân tích doanh thu theo tháng</w:t>
+            </w:r>
+            <w:r>
+              <w:rPr>
+                <w:noProof/>
+                <w:webHidden/>
+              </w:rPr>
+              <w:tab/>
+            </w:r>
+            <w:r>
+              <w:rPr>
+                <w:noProof/>
+                <w:webHidden/>
+              </w:rPr>
+              <w:fldChar w:fldCharType="begin"/>
+            </w:r>
+            <w:r>
+              <w:rPr>
+                <w:noProof/>
+                <w:webHidden/>
+              </w:rPr>
+              <w:instrText xml:space="preserve"> PAGEREF _Toc233054387 \h </w:instrText>
+            </w:r>
+            <w:r>
+              <w:rPr>
+                <w:noProof/>
+                <w:webHidden/>
+              </w:rPr>
+            </w:r>
+            <w:r>
+              <w:rPr>
+                <w:noProof/>
+                <w:webHidden/>
+              </w:rPr>
+              <w:fldChar w:fldCharType="separate"/>
+            </w:r>
+            <w:r>
+              <w:rPr>
+                <w:noProof/>
+                <w:webHidden/>
+              </w:rPr>
+              <w:t>54</w:t>
+            </w:r>
+            <w:r>
+              <w:rPr>
+                <w:noProof/>
+                <w:webHidden/>
+              </w:rPr>
+              <w:fldChar w:fldCharType="end"/>
+            </w:r>
+          </w:hyperlink>
+        </w:p>
+        <w:p>
+          <w:pPr>
+            <w:pStyle w:val="TOC3"/>
+            <w:tabs>
+              <w:tab w:val="right" w:leader="dot" w:pos="9350"/>
+            </w:tabs>
+            <w:rPr>
+              <w:rFonts w:asciiTheme="minorHAnsi" w:eastAsiaTheme="minorEastAsia" w:hAnsiTheme="minorHAnsi" w:cstheme="minorBidi"/>
+              <w:noProof/>
+              <w:kern w:val="2"/>
+              <w:sz w:val="24"/>
+              <w:szCs w:val="24"/>
+              <w:lang w:val="en-US"/>
+              <w14:ligatures w14:val="standardContextual"/>
+            </w:rPr>
+          </w:pPr>
+          <w:hyperlink w:anchor="_Toc233054388" w:history="1">
+            <w:r>
+              <w:rPr>
+                <w:rStyle w:val="Hyperlink"/>
+                <w:noProof/>
+                <w:lang w:val="en-US"/>
+              </w:rPr>
+              <w:t>3.6.4 Phân tích xu hướng doanh thu</w:t>
+            </w:r>
+            <w:r>
+              <w:rPr>
+                <w:noProof/>
+                <w:webHidden/>
+              </w:rPr>
+              <w:tab/>
+            </w:r>
+            <w:r>
+              <w:rPr>
+                <w:noProof/>
+                <w:webHidden/>
+              </w:rPr>
+              <w:fldChar w:fldCharType="begin"/>
+            </w:r>
+            <w:r>
+              <w:rPr>
+                <w:noProof/>
+                <w:webHidden/>
+              </w:rPr>
+              <w:instrText xml:space="preserve"> PAGEREF _Toc233054388 \h </w:instrText>
+            </w:r>
+            <w:r>
+              <w:rPr>
+                <w:noProof/>
+                <w:webHidden/>
+              </w:rPr>
+            </w:r>
+            <w:r>
+              <w:rPr>
+                <w:noProof/>
+                <w:webHidden/>
+              </w:rPr>
+              <w:fldChar w:fldCharType="separate"/>
+            </w:r>
+            <w:r>
+              <w:rPr>
+                <w:noProof/>
+                <w:webHidden/>
+              </w:rPr>
+              <w:t>55</w:t>
+            </w:r>
+            <w:r>
+              <w:rPr>
+                <w:noProof/>
+                <w:webHidden/>
+              </w:rPr>
+              <w:fldChar w:fldCharType="end"/>
+            </w:r>
+          </w:hyperlink>
+        </w:p>
+        <w:p>
+          <w:pPr>
+            <w:pStyle w:val="TOC3"/>
+            <w:tabs>
+              <w:tab w:val="right" w:leader="dot" w:pos="9350"/>
+            </w:tabs>
+            <w:rPr>
+              <w:rFonts w:asciiTheme="minorHAnsi" w:eastAsiaTheme="minorEastAsia" w:hAnsiTheme="minorHAnsi" w:cstheme="minorBidi"/>
+              <w:noProof/>
+              <w:kern w:val="2"/>
+              <w:sz w:val="24"/>
+              <w:szCs w:val="24"/>
+              <w:lang w:val="en-US"/>
+              <w14:ligatures w14:val="standardContextual"/>
+            </w:rPr>
+          </w:pPr>
+          <w:hyperlink w:anchor="_Toc233054389" w:history="1">
+            <w:r>
+              <w:rPr>
+                <w:rStyle w:val="Hyperlink"/>
+                <w:noProof/>
+                <w:lang w:val="en-US"/>
+              </w:rPr>
+              <w:t>3.6.5 Phân tích doanh thu theo quý</w:t>
+            </w:r>
+            <w:r>
+              <w:rPr>
+                <w:noProof/>
+                <w:webHidden/>
+              </w:rPr>
+              <w:tab/>
+            </w:r>
+            <w:r>
+              <w:rPr>
+                <w:noProof/>
+                <w:webHidden/>
+              </w:rPr>
+              <w:fldChar w:fldCharType="begin"/>
+            </w:r>
+            <w:r>
+              <w:rPr>
+                <w:noProof/>
+                <w:webHidden/>
+              </w:rPr>
+              <w:instrText xml:space="preserve"> PAGEREF _Toc233054389 \h </w:instrText>
+            </w:r>
+            <w:r>
+              <w:rPr>
+                <w:noProof/>
+                <w:webHidden/>
+              </w:rPr>
+            </w:r>
+            <w:r>
+              <w:rPr>
+                <w:noProof/>
+                <w:webHidden/>
+              </w:rPr>
+              <w:fldChar w:fldCharType="separate"/>
+            </w:r>
+            <w:r>
+              <w:rPr>
+                <w:noProof/>
+                <w:webHidden/>
+              </w:rPr>
+              <w:t>56</w:t>
+            </w:r>
+            <w:r>
+              <w:rPr>
+                <w:noProof/>
+                <w:webHidden/>
+              </w:rPr>
+              <w:fldChar w:fldCharType="end"/>
+            </w:r>
+          </w:hyperlink>
+        </w:p>
+        <w:p>
+          <w:pPr>
+            <w:pStyle w:val="TOC3"/>
+            <w:tabs>
+              <w:tab w:val="right" w:leader="dot" w:pos="9350"/>
+            </w:tabs>
+            <w:rPr>
+              <w:rFonts w:asciiTheme="minorHAnsi" w:eastAsiaTheme="minorEastAsia" w:hAnsiTheme="minorHAnsi" w:cstheme="minorBidi"/>
+              <w:noProof/>
+              <w:kern w:val="2"/>
+              <w:sz w:val="24"/>
+              <w:szCs w:val="24"/>
+              <w:lang w:val="en-US"/>
+              <w14:ligatures w14:val="standardContextual"/>
+            </w:rPr>
+          </w:pPr>
+          <w:hyperlink w:anchor="_Toc233054390" w:history="1">
+            <w:r>
+              <w:rPr>
+                <w:rStyle w:val="Hyperlink"/>
+                <w:noProof/>
+                <w:lang w:val="en-US"/>
+              </w:rPr>
+              <w:t>3.6.6 Các phát hiện c</w:t>
+            </w:r>
+            <w:r>
+              <w:rPr>
+                <w:rStyle w:val="Hyperlink"/>
+                <w:noProof/>
+                <w:lang w:val="en-US"/>
+              </w:rPr>
+              <w:t>h</w:t>
+            </w:r>
+            <w:r>
+              <w:rPr>
+                <w:rStyle w:val="Hyperlink"/>
+                <w:noProof/>
+                <w:lang w:val="en-US"/>
+              </w:rPr>
+              <w:t>ính (Insights)</w:t>
+            </w:r>
+            <w:r>
+              <w:rPr>
+                <w:noProof/>
+                <w:webHidden/>
+              </w:rPr>
+              <w:tab/>
+            </w:r>
+            <w:r>
+              <w:rPr>
+                <w:noProof/>
+                <w:webHidden/>
+              </w:rPr>
+              <w:fldChar w:fldCharType="begin"/>
+            </w:r>
+            <w:r>
+              <w:rPr>
+                <w:noProof/>
+                <w:webHidden/>
+              </w:rPr>
+              <w:instrText xml:space="preserve"> PAGEREF _Toc233054390 \h </w:instrText>
+            </w:r>
+            <w:r>
+              <w:rPr>
+                <w:noProof/>
+                <w:webHidden/>
+              </w:rPr>
+            </w:r>
+            <w:r>
+              <w:rPr>
+                <w:noProof/>
+                <w:webHidden/>
+              </w:rPr>
+              <w:fldChar w:fldCharType="separate"/>
+            </w:r>
+            <w:r>
+              <w:rPr>
+                <w:noProof/>
+                <w:webHidden/>
+              </w:rPr>
+              <w:t>57</w:t>
             </w:r>
             <w:r>
               <w:rPr>
@@ -7740,7 +8206,7 @@
               <w14:ligatures w14:val="standardContextual"/>
             </w:rPr>
           </w:pPr>
-          <w:hyperlink w:anchor="_Toc233051372" w:history="1">
+          <w:hyperlink w:anchor="_Toc233054391" w:history="1">
             <w:r>
               <w:rPr>
                 <w:rStyle w:val="Hyperlink"/>
@@ -7767,7 +8233,7 @@
                 <w:noProof/>
                 <w:webHidden/>
               </w:rPr>
-              <w:instrText xml:space="preserve"> PAGEREF _Toc233051372 \h </w:instrText>
+              <w:instrText xml:space="preserve"> PAGEREF _Toc233054391 \h </w:instrText>
             </w:r>
             <w:r>
               <w:rPr>
@@ -7787,7 +8253,7 @@
                 <w:noProof/>
                 <w:webHidden/>
               </w:rPr>
-              <w:t>53</w:t>
+              <w:t>58</w:t>
             </w:r>
             <w:r>
               <w:rPr>
@@ -7814,7 +8280,7 @@
               <w14:ligatures w14:val="standardContextual"/>
             </w:rPr>
           </w:pPr>
-          <w:hyperlink w:anchor="_Toc233051373" w:history="1">
+          <w:hyperlink w:anchor="_Toc233054392" w:history="1">
             <w:r>
               <w:rPr>
                 <w:rStyle w:val="Hyperlink"/>
@@ -7841,7 +8307,7 @@
                 <w:noProof/>
                 <w:webHidden/>
               </w:rPr>
-              <w:instrText xml:space="preserve"> PAGEREF _Toc233051373 \h </w:instrText>
+              <w:instrText xml:space="preserve"> PAGEREF _Toc233054392 \h </w:instrText>
             </w:r>
             <w:r>
               <w:rPr>
@@ -7861,7 +8327,7 @@
                 <w:noProof/>
                 <w:webHidden/>
               </w:rPr>
-              <w:t>53</w:t>
+              <w:t>58</w:t>
             </w:r>
             <w:r>
               <w:rPr>
@@ -7888,7 +8354,7 @@
               <w14:ligatures w14:val="standardContextual"/>
             </w:rPr>
           </w:pPr>
-          <w:hyperlink w:anchor="_Toc233051374" w:history="1">
+          <w:hyperlink w:anchor="_Toc233054393" w:history="1">
             <w:r>
               <w:rPr>
                 <w:rStyle w:val="Hyperlink"/>
@@ -7915,7 +8381,7 @@
                 <w:noProof/>
                 <w:webHidden/>
               </w:rPr>
-              <w:instrText xml:space="preserve"> PAGEREF _Toc233051374 \h </w:instrText>
+              <w:instrText xml:space="preserve"> PAGEREF _Toc233054393 \h </w:instrText>
             </w:r>
             <w:r>
               <w:rPr>
@@ -7935,7 +8401,7 @@
                 <w:noProof/>
                 <w:webHidden/>
               </w:rPr>
-              <w:t>53</w:t>
+              <w:t>58</w:t>
             </w:r>
             <w:r>
               <w:rPr>
@@ -7962,7 +8428,7 @@
               <w14:ligatures w14:val="standardContextual"/>
             </w:rPr>
           </w:pPr>
-          <w:hyperlink w:anchor="_Toc233051375" w:history="1">
+          <w:hyperlink w:anchor="_Toc233054394" w:history="1">
             <w:r>
               <w:rPr>
                 <w:rStyle w:val="Hyperlink"/>
@@ -7989,7 +8455,7 @@
                 <w:noProof/>
                 <w:webHidden/>
               </w:rPr>
-              <w:instrText xml:space="preserve"> PAGEREF _Toc233051375 \h </w:instrText>
+              <w:instrText xml:space="preserve"> PAGEREF _Toc233054394 \h </w:instrText>
             </w:r>
             <w:r>
               <w:rPr>
@@ -8009,7 +8475,7 @@
                 <w:noProof/>
                 <w:webHidden/>
               </w:rPr>
-              <w:t>53</w:t>
+              <w:t>58</w:t>
             </w:r>
             <w:r>
               <w:rPr>
@@ -8036,7 +8502,7 @@
               <w14:ligatures w14:val="standardContextual"/>
             </w:rPr>
           </w:pPr>
-          <w:hyperlink w:anchor="_Toc233051376" w:history="1">
+          <w:hyperlink w:anchor="_Toc233054395" w:history="1">
             <w:r>
               <w:rPr>
                 <w:rStyle w:val="Hyperlink"/>
@@ -8063,7 +8529,7 @@
                 <w:noProof/>
                 <w:webHidden/>
               </w:rPr>
-              <w:instrText xml:space="preserve"> PAGEREF _Toc233051376 \h </w:instrText>
+              <w:instrText xml:space="preserve"> PAGEREF _Toc233054395 \h </w:instrText>
             </w:r>
             <w:r>
               <w:rPr>
@@ -8083,7 +8549,7 @@
                 <w:noProof/>
                 <w:webHidden/>
               </w:rPr>
-              <w:t>53</w:t>
+              <w:t>58</w:t>
             </w:r>
             <w:r>
               <w:rPr>
@@ -8110,7 +8576,7 @@
               <w14:ligatures w14:val="standardContextual"/>
             </w:rPr>
           </w:pPr>
-          <w:hyperlink w:anchor="_Toc233051377" w:history="1">
+          <w:hyperlink w:anchor="_Toc233054396" w:history="1">
             <w:r>
               <w:rPr>
                 <w:rStyle w:val="Hyperlink"/>
@@ -8137,7 +8603,7 @@
                 <w:noProof/>
                 <w:webHidden/>
               </w:rPr>
-              <w:instrText xml:space="preserve"> PAGEREF _Toc233051377 \h </w:instrText>
+              <w:instrText xml:space="preserve"> PAGEREF _Toc233054396 \h </w:instrText>
             </w:r>
             <w:r>
               <w:rPr>
@@ -8157,7 +8623,7 @@
                 <w:noProof/>
                 <w:webHidden/>
               </w:rPr>
-              <w:t>53</w:t>
+              <w:t>59</w:t>
             </w:r>
             <w:r>
               <w:rPr>
@@ -8184,7 +8650,7 @@
               <w14:ligatures w14:val="standardContextual"/>
             </w:rPr>
           </w:pPr>
-          <w:hyperlink w:anchor="_Toc233051378" w:history="1">
+          <w:hyperlink w:anchor="_Toc233054397" w:history="1">
             <w:r>
               <w:rPr>
                 <w:rStyle w:val="Hyperlink"/>
@@ -8211,7 +8677,7 @@
                 <w:noProof/>
                 <w:webHidden/>
               </w:rPr>
-              <w:instrText xml:space="preserve"> PAGEREF _Toc233051378 \h </w:instrText>
+              <w:instrText xml:space="preserve"> PAGEREF _Toc233054397 \h </w:instrText>
             </w:r>
             <w:r>
               <w:rPr>
@@ -8231,7 +8697,7 @@
                 <w:noProof/>
                 <w:webHidden/>
               </w:rPr>
-              <w:t>54</w:t>
+              <w:t>59</w:t>
             </w:r>
             <w:r>
               <w:rPr>
@@ -8258,7 +8724,7 @@
               <w14:ligatures w14:val="standardContextual"/>
             </w:rPr>
           </w:pPr>
-          <w:hyperlink w:anchor="_Toc233051379" w:history="1">
+          <w:hyperlink w:anchor="_Toc233054398" w:history="1">
             <w:r>
               <w:rPr>
                 <w:rStyle w:val="Hyperlink"/>
@@ -8285,7 +8751,7 @@
                 <w:noProof/>
                 <w:webHidden/>
               </w:rPr>
-              <w:instrText xml:space="preserve"> PAGEREF _Toc233051379 \h </w:instrText>
+              <w:instrText xml:space="preserve"> PAGEREF _Toc233054398 \h </w:instrText>
             </w:r>
             <w:r>
               <w:rPr>
@@ -8305,7 +8771,7 @@
                 <w:noProof/>
                 <w:webHidden/>
               </w:rPr>
-              <w:t>54</w:t>
+              <w:t>59</w:t>
             </w:r>
             <w:r>
               <w:rPr>
@@ -8332,7 +8798,7 @@
               <w14:ligatures w14:val="standardContextual"/>
             </w:rPr>
           </w:pPr>
-          <w:hyperlink w:anchor="_Toc233051380" w:history="1">
+          <w:hyperlink w:anchor="_Toc233054399" w:history="1">
             <w:r>
               <w:rPr>
                 <w:rStyle w:val="Hyperlink"/>
@@ -8359,7 +8825,7 @@
                 <w:noProof/>
                 <w:webHidden/>
               </w:rPr>
-              <w:instrText xml:space="preserve"> PAGEREF _Toc233051380 \h </w:instrText>
+              <w:instrText xml:space="preserve"> PAGEREF _Toc233054399 \h </w:instrText>
             </w:r>
             <w:r>
               <w:rPr>
@@ -8379,7 +8845,7 @@
                 <w:noProof/>
                 <w:webHidden/>
               </w:rPr>
-              <w:t>54</w:t>
+              <w:t>59</w:t>
             </w:r>
             <w:r>
               <w:rPr>
@@ -8406,7 +8872,7 @@
               <w14:ligatures w14:val="standardContextual"/>
             </w:rPr>
           </w:pPr>
-          <w:hyperlink w:anchor="_Toc233051381" w:history="1">
+          <w:hyperlink w:anchor="_Toc233054400" w:history="1">
             <w:r>
               <w:rPr>
                 <w:rStyle w:val="Hyperlink"/>
@@ -8433,7 +8899,7 @@
                 <w:noProof/>
                 <w:webHidden/>
               </w:rPr>
-              <w:instrText xml:space="preserve"> PAGEREF _Toc233051381 \h </w:instrText>
+              <w:instrText xml:space="preserve"> PAGEREF _Toc233054400 \h </w:instrText>
             </w:r>
             <w:r>
               <w:rPr>
@@ -8453,7 +8919,7 @@
                 <w:noProof/>
                 <w:webHidden/>
               </w:rPr>
-              <w:t>54</w:t>
+              <w:t>59</w:t>
             </w:r>
             <w:r>
               <w:rPr>
@@ -8480,7 +8946,7 @@
               <w14:ligatures w14:val="standardContextual"/>
             </w:rPr>
           </w:pPr>
-          <w:hyperlink w:anchor="_Toc233051382" w:history="1">
+          <w:hyperlink w:anchor="_Toc233054401" w:history="1">
             <w:r>
               <w:rPr>
                 <w:rStyle w:val="Hyperlink"/>
@@ -8507,7 +8973,7 @@
                 <w:noProof/>
                 <w:webHidden/>
               </w:rPr>
-              <w:instrText xml:space="preserve"> PAGEREF _Toc233051382 \h </w:instrText>
+              <w:instrText xml:space="preserve"> PAGEREF _Toc233054401 \h </w:instrText>
             </w:r>
             <w:r>
               <w:rPr>
@@ -8527,7 +8993,7 @@
                 <w:noProof/>
                 <w:webHidden/>
               </w:rPr>
-              <w:t>54</w:t>
+              <w:t>60</w:t>
             </w:r>
             <w:r>
               <w:rPr>
@@ -8554,7 +9020,7 @@
               <w14:ligatures w14:val="standardContextual"/>
             </w:rPr>
           </w:pPr>
-          <w:hyperlink w:anchor="_Toc233051383" w:history="1">
+          <w:hyperlink w:anchor="_Toc233054402" w:history="1">
             <w:r>
               <w:rPr>
                 <w:rStyle w:val="Hyperlink"/>
@@ -8581,7 +9047,7 @@
                 <w:noProof/>
                 <w:webHidden/>
               </w:rPr>
-              <w:instrText xml:space="preserve"> PAGEREF _Toc233051383 \h </w:instrText>
+              <w:instrText xml:space="preserve"> PAGEREF _Toc233054402 \h </w:instrText>
             </w:r>
             <w:r>
               <w:rPr>
@@ -8601,7 +9067,7 @@
                 <w:noProof/>
                 <w:webHidden/>
               </w:rPr>
-              <w:t>55</w:t>
+              <w:t>60</w:t>
             </w:r>
             <w:r>
               <w:rPr>
@@ -8628,7 +9094,7 @@
               <w14:ligatures w14:val="standardContextual"/>
             </w:rPr>
           </w:pPr>
-          <w:hyperlink w:anchor="_Toc233051384" w:history="1">
+          <w:hyperlink w:anchor="_Toc233054403" w:history="1">
             <w:r>
               <w:rPr>
                 <w:rStyle w:val="Hyperlink"/>
@@ -8655,7 +9121,7 @@
                 <w:noProof/>
                 <w:webHidden/>
               </w:rPr>
-              <w:instrText xml:space="preserve"> PAGEREF _Toc233051384 \h </w:instrText>
+              <w:instrText xml:space="preserve"> PAGEREF _Toc233054403 \h </w:instrText>
             </w:r>
             <w:r>
               <w:rPr>
@@ -8675,7 +9141,7 @@
                 <w:noProof/>
                 <w:webHidden/>
               </w:rPr>
-              <w:t>55</w:t>
+              <w:t>60</w:t>
             </w:r>
             <w:r>
               <w:rPr>
@@ -8702,7 +9168,7 @@
               <w14:ligatures w14:val="standardContextual"/>
             </w:rPr>
           </w:pPr>
-          <w:hyperlink w:anchor="_Toc233051385" w:history="1">
+          <w:hyperlink w:anchor="_Toc233054404" w:history="1">
             <w:r>
               <w:rPr>
                 <w:rStyle w:val="Hyperlink"/>
@@ -8729,7 +9195,7 @@
                 <w:noProof/>
                 <w:webHidden/>
               </w:rPr>
-              <w:instrText xml:space="preserve"> PAGEREF _Toc233051385 \h </w:instrText>
+              <w:instrText xml:space="preserve"> PAGEREF _Toc233054404 \h </w:instrText>
             </w:r>
             <w:r>
               <w:rPr>
@@ -8749,7 +9215,7 @@
                 <w:noProof/>
                 <w:webHidden/>
               </w:rPr>
-              <w:t>56</w:t>
+              <w:t>61</w:t>
             </w:r>
             <w:r>
               <w:rPr>
@@ -8776,7 +9242,7 @@
               <w14:ligatures w14:val="standardContextual"/>
             </w:rPr>
           </w:pPr>
-          <w:hyperlink w:anchor="_Toc233051386" w:history="1">
+          <w:hyperlink w:anchor="_Toc233054405" w:history="1">
             <w:r>
               <w:rPr>
                 <w:rStyle w:val="Hyperlink"/>
@@ -8803,7 +9269,7 @@
                 <w:noProof/>
                 <w:webHidden/>
               </w:rPr>
-              <w:instrText xml:space="preserve"> PAGEREF _Toc233051386 \h </w:instrText>
+              <w:instrText xml:space="preserve"> PAGEREF _Toc233054405 \h </w:instrText>
             </w:r>
             <w:r>
               <w:rPr>
@@ -8823,7 +9289,7 @@
                 <w:noProof/>
                 <w:webHidden/>
               </w:rPr>
-              <w:t>56</w:t>
+              <w:t>61</w:t>
             </w:r>
             <w:r>
               <w:rPr>
@@ -8850,7 +9316,7 @@
               <w14:ligatures w14:val="standardContextual"/>
             </w:rPr>
           </w:pPr>
-          <w:hyperlink w:anchor="_Toc233051387" w:history="1">
+          <w:hyperlink w:anchor="_Toc233054406" w:history="1">
             <w:r>
               <w:rPr>
                 <w:rStyle w:val="Hyperlink"/>
@@ -8877,7 +9343,7 @@
                 <w:noProof/>
                 <w:webHidden/>
               </w:rPr>
-              <w:instrText xml:space="preserve"> PAGEREF _Toc233051387 \h </w:instrText>
+              <w:instrText xml:space="preserve"> PAGEREF _Toc233054406 \h </w:instrText>
             </w:r>
             <w:r>
               <w:rPr>
@@ -8897,7 +9363,7 @@
                 <w:noProof/>
                 <w:webHidden/>
               </w:rPr>
-              <w:t>56</w:t>
+              <w:t>61</w:t>
             </w:r>
             <w:r>
               <w:rPr>
@@ -8924,7 +9390,7 @@
               <w14:ligatures w14:val="standardContextual"/>
             </w:rPr>
           </w:pPr>
-          <w:hyperlink w:anchor="_Toc233051388" w:history="1">
+          <w:hyperlink w:anchor="_Toc233054407" w:history="1">
             <w:r>
               <w:rPr>
                 <w:rStyle w:val="Hyperlink"/>
@@ -8951,7 +9417,7 @@
                 <w:noProof/>
                 <w:webHidden/>
               </w:rPr>
-              <w:instrText xml:space="preserve"> PAGEREF _Toc233051388 \h </w:instrText>
+              <w:instrText xml:space="preserve"> PAGEREF _Toc233054407 \h </w:instrText>
             </w:r>
             <w:r>
               <w:rPr>
@@ -8971,7 +9437,7 @@
                 <w:noProof/>
                 <w:webHidden/>
               </w:rPr>
-              <w:t>56</w:t>
+              <w:t>61</w:t>
             </w:r>
             <w:r>
               <w:rPr>
@@ -8998,7 +9464,7 @@
               <w14:ligatures w14:val="standardContextual"/>
             </w:rPr>
           </w:pPr>
-          <w:hyperlink w:anchor="_Toc233051389" w:history="1">
+          <w:hyperlink w:anchor="_Toc233054408" w:history="1">
             <w:r>
               <w:rPr>
                 <w:rStyle w:val="Hyperlink"/>
@@ -9025,7 +9491,7 @@
                 <w:noProof/>
                 <w:webHidden/>
               </w:rPr>
-              <w:instrText xml:space="preserve"> PAGEREF _Toc233051389 \h </w:instrText>
+              <w:instrText xml:space="preserve"> PAGEREF _Toc233054408 \h </w:instrText>
             </w:r>
             <w:r>
               <w:rPr>
@@ -9045,7 +9511,7 @@
                 <w:noProof/>
                 <w:webHidden/>
               </w:rPr>
-              <w:t>56</w:t>
+              <w:t>61</w:t>
             </w:r>
             <w:r>
               <w:rPr>
@@ -9072,7 +9538,7 @@
               <w14:ligatures w14:val="standardContextual"/>
             </w:rPr>
           </w:pPr>
-          <w:hyperlink w:anchor="_Toc233051390" w:history="1">
+          <w:hyperlink w:anchor="_Toc233054409" w:history="1">
             <w:r>
               <w:rPr>
                 <w:rStyle w:val="Hyperlink"/>
@@ -9099,7 +9565,7 @@
                 <w:noProof/>
                 <w:webHidden/>
               </w:rPr>
-              <w:instrText xml:space="preserve"> PAGEREF _Toc233051390 \h </w:instrText>
+              <w:instrText xml:space="preserve"> PAGEREF _Toc233054409 \h </w:instrText>
             </w:r>
             <w:r>
               <w:rPr>
@@ -9119,7 +9585,7 @@
                 <w:noProof/>
                 <w:webHidden/>
               </w:rPr>
-              <w:t>56</w:t>
+              <w:t>61</w:t>
             </w:r>
             <w:r>
               <w:rPr>
@@ -9146,7 +9612,7 @@
               <w14:ligatures w14:val="standardContextual"/>
             </w:rPr>
           </w:pPr>
-          <w:hyperlink w:anchor="_Toc233051391" w:history="1">
+          <w:hyperlink w:anchor="_Toc233054410" w:history="1">
             <w:r>
               <w:rPr>
                 <w:rStyle w:val="Hyperlink"/>
@@ -9173,7 +9639,7 @@
                 <w:noProof/>
                 <w:webHidden/>
               </w:rPr>
-              <w:instrText xml:space="preserve"> PAGEREF _Toc233051391 \h </w:instrText>
+              <w:instrText xml:space="preserve"> PAGEREF _Toc233054410 \h </w:instrText>
             </w:r>
             <w:r>
               <w:rPr>
@@ -9193,7 +9659,7 @@
                 <w:noProof/>
                 <w:webHidden/>
               </w:rPr>
-              <w:t>56</w:t>
+              <w:t>61</w:t>
             </w:r>
             <w:r>
               <w:rPr>
@@ -9245,7 +9711,7 @@
         <w:pStyle w:val="CHng"/>
       </w:pPr>
       <w:bookmarkStart w:id="0" w:name="_Toc216086368"/>
-      <w:bookmarkStart w:id="1" w:name="_Toc233051323"/>
+      <w:bookmarkStart w:id="1" w:name="_Toc233054336"/>
       <w:r>
         <w:lastRenderedPageBreak/>
         <w:t xml:space="preserve">CHƯƠNG 1: </w:t>
@@ -9268,7 +9734,7 @@
           <w:rFonts w:hint="eastAsia"/>
         </w:rPr>
       </w:pPr>
-      <w:bookmarkStart w:id="2" w:name="_Toc233051324"/>
+      <w:bookmarkStart w:id="2" w:name="_Toc233054337"/>
       <w:r>
         <w:rPr>
           <w:rStyle w:val="mcChar"/>
@@ -9288,7 +9754,7 @@
           <w:lang w:val="vi-VN"/>
         </w:rPr>
       </w:pPr>
-      <w:bookmarkStart w:id="3" w:name="_Toc233051325"/>
+      <w:bookmarkStart w:id="3" w:name="_Toc233054338"/>
       <w:r>
         <w:t>HIỆN TRẠNG VÀ CÂU CHUYỆN DỮ LIỆU: NGHỊCH LÝ TĂNG TRƯỞNG</w:t>
       </w:r>
@@ -10201,7 +10667,7 @@
       <w:pPr>
         <w:pStyle w:val="mcb"/>
       </w:pPr>
-      <w:bookmarkStart w:id="4" w:name="_Toc233051326"/>
+      <w:bookmarkStart w:id="4" w:name="_Toc233054339"/>
       <w:r>
         <w:t>1.2 THÔNG TIN VỀ DỮ LIỆU VÀ DỰ ÁN</w:t>
       </w:r>
@@ -13261,7 +13727,7 @@
           <w:lang w:val="en-US"/>
         </w:rPr>
       </w:pPr>
-      <w:bookmarkStart w:id="5" w:name="_Toc233051327"/>
+      <w:bookmarkStart w:id="5" w:name="_Toc233054340"/>
       <w:r>
         <w:rPr>
           <w:lang w:val="en-US"/>
@@ -13283,7 +13749,7 @@
           <w:lang w:val="en-US"/>
         </w:rPr>
       </w:pPr>
-      <w:bookmarkStart w:id="6" w:name="_Toc233051328"/>
+      <w:bookmarkStart w:id="6" w:name="_Toc233054341"/>
       <w:r>
         <w:rPr>
           <w:lang w:val="en-US"/>
@@ -13424,7 +13890,7 @@
           <w:lang w:val="en-US"/>
         </w:rPr>
       </w:pPr>
-      <w:bookmarkStart w:id="7" w:name="_Toc233051329"/>
+      <w:bookmarkStart w:id="7" w:name="_Toc233054342"/>
       <w:r>
         <w:rPr>
           <w:lang w:val="en-US"/>
@@ -13836,7 +14302,7 @@
           <w:lang w:val="en-US"/>
         </w:rPr>
       </w:pPr>
-      <w:bookmarkStart w:id="8" w:name="_Toc233051330"/>
+      <w:bookmarkStart w:id="8" w:name="_Toc233054343"/>
       <w:r>
         <w:rPr>
           <w:lang w:val="en-US"/>
@@ -14124,7 +14590,7 @@
           <w:lang w:val="en-US"/>
         </w:rPr>
       </w:pPr>
-      <w:bookmarkStart w:id="9" w:name="_Toc233051331"/>
+      <w:bookmarkStart w:id="9" w:name="_Toc233054344"/>
       <w:r>
         <w:rPr>
           <w:lang w:val="en-US"/>
@@ -14140,7 +14606,7 @@
           <w:lang w:val="en-US"/>
         </w:rPr>
       </w:pPr>
-      <w:bookmarkStart w:id="10" w:name="_Toc233051332"/>
+      <w:bookmarkStart w:id="10" w:name="_Toc233054345"/>
       <w:r>
         <w:rPr>
           <w:lang w:val="en-US"/>
@@ -14446,7 +14912,7 @@
       <w:pPr>
         <w:pStyle w:val="mcb"/>
       </w:pPr>
-      <w:bookmarkStart w:id="11" w:name="_Toc233051333"/>
+      <w:bookmarkStart w:id="11" w:name="_Toc233054346"/>
       <w:r>
         <w:t>1.5 CẤU TRÚC BÁO CÁO</w:t>
       </w:r>
@@ -14470,7 +14936,7 @@
       <w:pPr>
         <w:pStyle w:val="mcb"/>
       </w:pPr>
-      <w:bookmarkStart w:id="12" w:name="_Toc233051334"/>
+      <w:bookmarkStart w:id="12" w:name="_Toc233054347"/>
       <w:r>
         <w:t>1.6 LẬP KẾ HOẠCH DỰ ÁN</w:t>
       </w:r>
@@ -15067,7 +15533,7 @@
           <w:lang w:val="en-US"/>
         </w:rPr>
       </w:pPr>
-      <w:bookmarkStart w:id="13" w:name="_Toc233051335"/>
+      <w:bookmarkStart w:id="13" w:name="_Toc233054348"/>
       <w:r>
         <w:t xml:space="preserve">1.7 </w:t>
       </w:r>
@@ -15761,7 +16227,7 @@
       <w:pPr>
         <w:pStyle w:val="CHng"/>
       </w:pPr>
-      <w:bookmarkStart w:id="14" w:name="_Toc233051336"/>
+      <w:bookmarkStart w:id="14" w:name="_Toc233054349"/>
       <w:r>
         <w:t>CHƯƠNG 2: CƠ SỞ LÝ THUYẾT VÀ KIẾN TRÚC HỆ THỐNG</w:t>
       </w:r>
@@ -15771,7 +16237,7 @@
       <w:pPr>
         <w:pStyle w:val="mc"/>
       </w:pPr>
-      <w:bookmarkStart w:id="15" w:name="_Toc233051337"/>
+      <w:bookmarkStart w:id="15" w:name="_Toc233054350"/>
       <w:r>
         <w:t xml:space="preserve">2.1 </w:t>
       </w:r>
@@ -15804,7 +16270,7 @@
           <w:szCs w:val="26"/>
         </w:rPr>
       </w:pPr>
-      <w:bookmarkStart w:id="16" w:name="_Toc233051338"/>
+      <w:bookmarkStart w:id="16" w:name="_Toc233054351"/>
       <w:r>
         <w:rPr>
           <w:color w:val="000000" w:themeColor="text1"/>
@@ -16291,7 +16757,7 @@
           <w:szCs w:val="26"/>
         </w:rPr>
       </w:pPr>
-      <w:bookmarkStart w:id="17" w:name="_Toc233051339"/>
+      <w:bookmarkStart w:id="17" w:name="_Toc233054352"/>
       <w:r>
         <w:rPr>
           <w:color w:val="000000" w:themeColor="text1"/>
@@ -16475,7 +16941,7 @@
           <w:szCs w:val="26"/>
         </w:rPr>
       </w:pPr>
-      <w:bookmarkStart w:id="18" w:name="_Toc233051340"/>
+      <w:bookmarkStart w:id="18" w:name="_Toc233054353"/>
       <w:r>
         <w:rPr>
           <w:color w:val="000000" w:themeColor="text1"/>
@@ -16666,7 +17132,7 @@
           <w:szCs w:val="26"/>
         </w:rPr>
       </w:pPr>
-      <w:bookmarkStart w:id="19" w:name="_Toc233051341"/>
+      <w:bookmarkStart w:id="19" w:name="_Toc233054354"/>
       <w:r>
         <w:rPr>
           <w:color w:val="000000" w:themeColor="text1"/>
@@ -17001,7 +17467,7 @@
           <w:szCs w:val="26"/>
         </w:rPr>
       </w:pPr>
-      <w:bookmarkStart w:id="20" w:name="_Toc233051342"/>
+      <w:bookmarkStart w:id="20" w:name="_Toc233054355"/>
       <w:r>
         <w:rPr>
           <w:color w:val="000000" w:themeColor="text1"/>
@@ -17176,7 +17642,7 @@
           <w:szCs w:val="26"/>
         </w:rPr>
       </w:pPr>
-      <w:bookmarkStart w:id="21" w:name="_Toc233051343"/>
+      <w:bookmarkStart w:id="21" w:name="_Toc233054356"/>
       <w:r>
         <w:rPr>
           <w:color w:val="000000" w:themeColor="text1"/>
@@ -17396,7 +17862,7 @@
           <w:szCs w:val="26"/>
         </w:rPr>
       </w:pPr>
-      <w:bookmarkStart w:id="22" w:name="_Toc233051344"/>
+      <w:bookmarkStart w:id="22" w:name="_Toc233054357"/>
       <w:r>
         <w:rPr>
           <w:color w:val="000000" w:themeColor="text1"/>
@@ -18169,7 +18635,7 @@
       <w:pPr>
         <w:pStyle w:val="mc"/>
       </w:pPr>
-      <w:bookmarkStart w:id="23" w:name="_Toc233051345"/>
+      <w:bookmarkStart w:id="23" w:name="_Toc233054358"/>
       <w:r>
         <w:lastRenderedPageBreak/>
         <w:t>2.2 PHÂN TÍCH YÊU CẦU NGHIỆP VỤ</w:t>
@@ -18183,7 +18649,7 @@
           <w:lang w:val="en-US"/>
         </w:rPr>
       </w:pPr>
-      <w:bookmarkStart w:id="24" w:name="_Toc233051346"/>
+      <w:bookmarkStart w:id="24" w:name="_Toc233054359"/>
       <w:r>
         <w:t xml:space="preserve">2.2.1 </w:t>
       </w:r>
@@ -18305,7 +18771,7 @@
           <w:szCs w:val="26"/>
         </w:rPr>
       </w:pPr>
-      <w:bookmarkStart w:id="25" w:name="_Toc233051347"/>
+      <w:bookmarkStart w:id="25" w:name="_Toc233054360"/>
       <w:r>
         <w:rPr>
           <w:color w:val="000000" w:themeColor="text1"/>
@@ -18530,7 +18996,7 @@
           <w:szCs w:val="26"/>
         </w:rPr>
       </w:pPr>
-      <w:bookmarkStart w:id="26" w:name="_Toc233051348"/>
+      <w:bookmarkStart w:id="26" w:name="_Toc233054361"/>
       <w:r>
         <w:rPr>
           <w:color w:val="000000" w:themeColor="text1"/>
@@ -20054,7 +20520,7 @@
       <w:pPr>
         <w:pStyle w:val="mc"/>
       </w:pPr>
-      <w:bookmarkStart w:id="27" w:name="_Toc233051349"/>
+      <w:bookmarkStart w:id="27" w:name="_Toc233054362"/>
       <w:r>
         <w:lastRenderedPageBreak/>
         <w:t>2.3 KIẾN TRÚC HỆ THỐNG ĐỀ XUẤT</w:t>
@@ -20071,7 +20537,7 @@
           <w:lang w:val="en-US"/>
         </w:rPr>
       </w:pPr>
-      <w:bookmarkStart w:id="28" w:name="_Toc233051350"/>
+      <w:bookmarkStart w:id="28" w:name="_Toc233054363"/>
       <w:r>
         <w:rPr>
           <w:color w:val="000000" w:themeColor="text1"/>
@@ -20170,7 +20636,7 @@
           <w:lang w:val="en-US"/>
         </w:rPr>
       </w:pPr>
-      <w:bookmarkStart w:id="29" w:name="_Toc233051351"/>
+      <w:bookmarkStart w:id="29" w:name="_Toc233054364"/>
       <w:r>
         <w:rPr>
           <w:color w:val="000000" w:themeColor="text1"/>
@@ -20377,7 +20843,7 @@
           <w:lang w:val="en-US"/>
         </w:rPr>
       </w:pPr>
-      <w:bookmarkStart w:id="30" w:name="_Toc233051352"/>
+      <w:bookmarkStart w:id="30" w:name="_Toc233054365"/>
       <w:r>
         <w:rPr>
           <w:color w:val="000000" w:themeColor="text1"/>
@@ -21646,7 +22112,7 @@
       <w:pPr>
         <w:pStyle w:val="mc"/>
       </w:pPr>
-      <w:bookmarkStart w:id="31" w:name="_Toc233051353"/>
+      <w:bookmarkStart w:id="31" w:name="_Toc233054366"/>
       <w:r>
         <w:lastRenderedPageBreak/>
         <w:t>2.4 TỪ ĐIỂN DỮ LIỆU (DATA DICTIONARY)</w:t>
@@ -21660,7 +22126,7 @@
           <w:lang w:val="en-US"/>
         </w:rPr>
       </w:pPr>
-      <w:bookmarkStart w:id="32" w:name="_Toc233051354"/>
+      <w:bookmarkStart w:id="32" w:name="_Toc233054367"/>
       <w:r>
         <w:rPr>
           <w:lang w:val="en-US"/>
@@ -21716,7 +22182,7 @@
           <w:lang w:val="en-US"/>
         </w:rPr>
       </w:pPr>
-      <w:bookmarkStart w:id="33" w:name="_Toc233051355"/>
+      <w:bookmarkStart w:id="33" w:name="_Toc233054368"/>
       <w:r>
         <w:rPr>
           <w:color w:val="000000" w:themeColor="text1"/>
@@ -21924,7 +22390,7 @@
           <w:lang w:val="en-US"/>
         </w:rPr>
       </w:pPr>
-      <w:bookmarkStart w:id="34" w:name="_Toc233051356"/>
+      <w:bookmarkStart w:id="34" w:name="_Toc233054369"/>
       <w:r>
         <w:rPr>
           <w:color w:val="000000" w:themeColor="text1"/>
@@ -24239,7 +24705,7 @@
       <w:pPr>
         <w:pStyle w:val="CHng"/>
       </w:pPr>
-      <w:bookmarkStart w:id="35" w:name="_Toc233051357"/>
+      <w:bookmarkStart w:id="35" w:name="_Toc233054370"/>
       <w:r>
         <w:lastRenderedPageBreak/>
         <w:t xml:space="preserve">CHƯƠNG 3: </w:t>
@@ -24256,7 +24722,7 @@
       <w:pPr>
         <w:pStyle w:val="mc"/>
       </w:pPr>
-      <w:bookmarkStart w:id="36" w:name="_Toc233051358"/>
+      <w:bookmarkStart w:id="36" w:name="_Toc233054371"/>
       <w:r>
         <w:t>3.1 TỔNG QUAN KIẾN TRÚC PIPELINE XỬ LÝ DỮ LIỆU</w:t>
       </w:r>
@@ -27231,7 +27697,7 @@
         <w:pStyle w:val="mc"/>
       </w:pPr>
       <w:bookmarkStart w:id="37" w:name="_Toc227352019"/>
-      <w:bookmarkStart w:id="38" w:name="_Toc233051359"/>
+      <w:bookmarkStart w:id="38" w:name="_Toc233054372"/>
       <w:r>
         <w:lastRenderedPageBreak/>
         <w:t>3.2 ĐÁNH GIÁ CHẤT LƯỢNG VÀ KHÁM PHÁ DỮ LIỆU (EDA)</w:t>
@@ -27263,7 +27729,7 @@
           <w:szCs w:val="26"/>
         </w:rPr>
       </w:pPr>
-      <w:bookmarkStart w:id="40" w:name="_Toc233051360"/>
+      <w:bookmarkStart w:id="40" w:name="_Toc233054373"/>
       <w:r>
         <w:rPr>
           <w:color w:val="000000" w:themeColor="text1"/>
@@ -27736,7 +28202,7 @@
           <w:szCs w:val="26"/>
         </w:rPr>
       </w:pPr>
-      <w:bookmarkStart w:id="41" w:name="_Toc233051361"/>
+      <w:bookmarkStart w:id="41" w:name="_Toc233054374"/>
       <w:r>
         <w:rPr>
           <w:color w:val="000000" w:themeColor="text1"/>
@@ -28205,7 +28671,7 @@
         <w:pStyle w:val="mc"/>
       </w:pPr>
       <w:bookmarkStart w:id="42" w:name="_Toc227352021"/>
-      <w:bookmarkStart w:id="43" w:name="_Toc233051362"/>
+      <w:bookmarkStart w:id="43" w:name="_Toc233054375"/>
       <w:r>
         <w:t>3.3 LÀM SẠCH VÀ CHUẨN HÓA DỮ LIỆU (DATA CLEANING)</w:t>
       </w:r>
@@ -28217,7 +28683,7 @@
         <w:pStyle w:val="mcb"/>
       </w:pPr>
       <w:bookmarkStart w:id="44" w:name="_Toc227352022"/>
-      <w:bookmarkStart w:id="45" w:name="_Toc233051363"/>
+      <w:bookmarkStart w:id="45" w:name="_Toc233054376"/>
       <w:r>
         <w:t>3.3.1 CHUẨN HÓA CẤU TRÚC CỘT VÀ XỬ LÝ LỖI LOGIC</w:t>
       </w:r>
@@ -29147,7 +29613,7 @@
         <w:pStyle w:val="mcb"/>
       </w:pPr>
       <w:bookmarkStart w:id="46" w:name="_Toc227352023"/>
-      <w:bookmarkStart w:id="47" w:name="_Toc233051364"/>
+      <w:bookmarkStart w:id="47" w:name="_Toc233054377"/>
       <w:r>
         <w:lastRenderedPageBreak/>
         <w:t>3.3.2 XỬ LÝ DỮ LIỆU NGOẠI LAI (OUTLIERS)</w:t>
@@ -29840,7 +30306,7 @@
       <w:pPr>
         <w:pStyle w:val="mc"/>
       </w:pPr>
-      <w:bookmarkStart w:id="48" w:name="_Toc233051365"/>
+      <w:bookmarkStart w:id="48" w:name="_Toc233054378"/>
       <w:r>
         <w:t>3.</w:t>
       </w:r>
@@ -30047,7 +30513,7 @@
       <w:pPr>
         <w:pStyle w:val="mc"/>
       </w:pPr>
-      <w:bookmarkStart w:id="49" w:name="_Toc233051366"/>
+      <w:bookmarkStart w:id="49" w:name="_Toc233054379"/>
       <w:r>
         <w:t>3.5 Biến đổi dữ liệu (Transform)</w:t>
       </w:r>
@@ -30060,7 +30526,7 @@
           <w:lang w:val="en-US"/>
         </w:rPr>
       </w:pPr>
-      <w:bookmarkStart w:id="50" w:name="_Toc233051367"/>
+      <w:bookmarkStart w:id="50" w:name="_Toc233054380"/>
       <w:r>
         <w:rPr>
           <w:lang w:val="en-US"/>
@@ -30355,7 +30821,7 @@
           <w:lang w:val="en-US"/>
         </w:rPr>
       </w:pPr>
-      <w:bookmarkStart w:id="51" w:name="_Toc233051368"/>
+      <w:bookmarkStart w:id="51" w:name="_Toc233054381"/>
       <w:r>
         <w:rPr>
           <w:lang w:val="en-US"/>
@@ -30506,7 +30972,7 @@
           <w:lang w:val="en-US"/>
         </w:rPr>
       </w:pPr>
-      <w:bookmarkStart w:id="52" w:name="_Toc233051369"/>
+      <w:bookmarkStart w:id="52" w:name="_Toc233054382"/>
       <w:r>
         <w:rPr>
           <w:lang w:val="en-US"/>
@@ -30653,7 +31119,7 @@
           <w:lang w:val="en-US"/>
         </w:rPr>
       </w:pPr>
-      <w:bookmarkStart w:id="53" w:name="_Toc233051370"/>
+      <w:bookmarkStart w:id="53" w:name="_Toc233054383"/>
       <w:r>
         <w:rPr>
           <w:lang w:val="en-US"/>
@@ -30754,7 +31220,7 @@
           <w:lang w:val="en-US"/>
         </w:rPr>
       </w:pPr>
-      <w:bookmarkStart w:id="54" w:name="_Toc233051371"/>
+      <w:bookmarkStart w:id="54" w:name="_Toc233054384"/>
       <w:r>
         <w:rPr>
           <w:lang w:val="en-US"/>
@@ -30791,6 +31257,7 @@
           <w:lang w:val="en-US"/>
         </w:rPr>
       </w:pPr>
+      <w:bookmarkStart w:id="55" w:name="_Toc233054385"/>
       <w:r>
         <w:rPr>
           <w:lang w:val="en-US"/>
@@ -30803,6 +31270,7 @@
         </w:rPr>
         <w:t>.1 Mục tiêu phân tích</w:t>
       </w:r>
+      <w:bookmarkEnd w:id="55"/>
     </w:p>
     <w:p>
       <w:pPr>
@@ -30900,6 +31368,7 @@
           <w:lang w:val="en-US"/>
         </w:rPr>
       </w:pPr>
+      <w:bookmarkStart w:id="56" w:name="_Toc233054386"/>
       <w:r>
         <w:rPr>
           <w:lang w:val="en-US"/>
@@ -30912,6 +31381,7 @@
         </w:rPr>
         <w:t>.2 Phương pháp thực hiện</w:t>
       </w:r>
+      <w:bookmarkEnd w:id="56"/>
     </w:p>
     <w:p>
       <w:pPr>
@@ -31048,6 +31518,7 @@
           <w:lang w:val="en-US"/>
         </w:rPr>
       </w:pPr>
+      <w:bookmarkStart w:id="57" w:name="_Toc233054387"/>
       <w:r>
         <w:rPr>
           <w:lang w:val="en-US"/>
@@ -31061,6 +31532,7 @@
         </w:rPr>
         <w:t>.3 Kết quả phân tích doanh thu theo tháng</w:t>
       </w:r>
+      <w:bookmarkEnd w:id="57"/>
     </w:p>
     <w:p>
       <w:pPr>
@@ -31681,10 +32153,11 @@
       </w:pPr>
       <w:r>
         <w:rPr>
+          <w:noProof/>
           <w:lang w:val="en-US"/>
         </w:rPr>
         <w:drawing>
-          <wp:anchor distT="0" distB="0" distL="114300" distR="114300" simplePos="0" relativeHeight="251669504" behindDoc="0" locked="0" layoutInCell="1" allowOverlap="1" wp14:anchorId="32207D86" wp14:editId="27BB92BE">
+          <wp:anchor distT="0" distB="0" distL="114300" distR="114300" simplePos="0" relativeHeight="251669504" behindDoc="0" locked="0" layoutInCell="1" allowOverlap="1" wp14:anchorId="32207D86" wp14:editId="0E5064C8">
             <wp:simplePos x="0" y="0"/>
             <wp:positionH relativeFrom="margin">
               <wp:posOffset>15240</wp:posOffset>
@@ -31768,6 +32241,7 @@
           <w:lang w:val="en-US"/>
         </w:rPr>
       </w:pPr>
+      <w:bookmarkStart w:id="58" w:name="_Toc233054388"/>
       <w:r>
         <w:rPr>
           <w:lang w:val="en-US"/>
@@ -31781,6 +32255,7 @@
         </w:rPr>
         <w:t>.4 Phân tích xu hướng doanh thu</w:t>
       </w:r>
+      <w:bookmarkEnd w:id="58"/>
     </w:p>
     <w:p>
       <w:pPr>
@@ -32093,6 +32568,7 @@
           <w:lang w:val="en-US"/>
         </w:rPr>
       </w:pPr>
+      <w:bookmarkStart w:id="59" w:name="_Toc233054389"/>
       <w:r>
         <w:rPr>
           <w:lang w:val="en-US"/>
@@ -32106,6 +32582,7 @@
         </w:rPr>
         <w:t>.5 Phân tích doanh thu theo quý</w:t>
       </w:r>
+      <w:bookmarkEnd w:id="59"/>
     </w:p>
     <w:tbl>
       <w:tblPr>
@@ -32513,10 +32990,11 @@
       <w:r>
         <w:rPr>
           <w:b/>
+          <w:noProof/>
           <w:lang w:val="en-US"/>
         </w:rPr>
         <w:drawing>
-          <wp:inline distT="0" distB="0" distL="0" distR="0" wp14:anchorId="237C4503" wp14:editId="437CD9C7">
+          <wp:inline distT="0" distB="0" distL="0" distR="0" wp14:anchorId="237C4503" wp14:editId="7BF8AEA2">
             <wp:extent cx="5943600" cy="3157855"/>
             <wp:effectExtent l="0" t="0" r="0" b="4445"/>
             <wp:docPr id="251743133" name="Picture 30"/>
@@ -32580,6 +33058,7 @@
           <w:lang w:val="en-US"/>
         </w:rPr>
       </w:pPr>
+      <w:bookmarkStart w:id="60" w:name="_Toc233054390"/>
       <w:r>
         <w:rPr>
           <w:lang w:val="en-US"/>
@@ -32593,6 +33072,7 @@
         </w:rPr>
         <w:t>.6 Các phát hiện chính (Insights)</w:t>
       </w:r>
+      <w:bookmarkEnd w:id="60"/>
     </w:p>
     <w:p>
       <w:pPr>
@@ -32940,8 +33420,8 @@
       <w:pPr>
         <w:pStyle w:val="CHng"/>
       </w:pPr>
-      <w:bookmarkStart w:id="55" w:name="_Toc165991946"/>
-      <w:bookmarkStart w:id="56" w:name="_Toc233051372"/>
+      <w:bookmarkStart w:id="61" w:name="_Toc165991946"/>
+      <w:bookmarkStart w:id="62" w:name="_Toc233054391"/>
       <w:r>
         <w:t>Chương</w:t>
       </w:r>
@@ -32957,20 +33437,20 @@
       <w:r>
         <w:t xml:space="preserve"> hóa dữ liệu</w:t>
       </w:r>
-      <w:bookmarkEnd w:id="55"/>
-      <w:bookmarkEnd w:id="56"/>
+      <w:bookmarkEnd w:id="61"/>
+      <w:bookmarkEnd w:id="62"/>
     </w:p>
     <w:p>
       <w:pPr>
         <w:pStyle w:val="Heading2"/>
       </w:pPr>
-      <w:bookmarkStart w:id="57" w:name="_Toc165991947"/>
-      <w:bookmarkStart w:id="58" w:name="_Toc233051373"/>
+      <w:bookmarkStart w:id="63" w:name="_Toc165991947"/>
+      <w:bookmarkStart w:id="64" w:name="_Toc233054392"/>
       <w:r>
         <w:t>Các kỹ thuật trực quan hóa</w:t>
       </w:r>
-      <w:bookmarkEnd w:id="57"/>
-      <w:bookmarkEnd w:id="58"/>
+      <w:bookmarkEnd w:id="63"/>
+      <w:bookmarkEnd w:id="64"/>
     </w:p>
     <w:p>
       <w:pPr>
@@ -33025,13 +33505,13 @@
       <w:pPr>
         <w:pStyle w:val="Heading2"/>
       </w:pPr>
-      <w:bookmarkStart w:id="59" w:name="_Toc165991948"/>
-      <w:bookmarkStart w:id="60" w:name="_Toc233051374"/>
+      <w:bookmarkStart w:id="65" w:name="_Toc165991948"/>
+      <w:bookmarkStart w:id="66" w:name="_Toc233054393"/>
       <w:r>
         <w:t>Các nguyên tắc trực quan hóa</w:t>
       </w:r>
-      <w:bookmarkEnd w:id="59"/>
-      <w:bookmarkEnd w:id="60"/>
+      <w:bookmarkEnd w:id="65"/>
+      <w:bookmarkEnd w:id="66"/>
     </w:p>
     <w:p>
       <w:pPr>
@@ -33086,13 +33566,13 @@
       <w:pPr>
         <w:pStyle w:val="Heading2"/>
       </w:pPr>
-      <w:bookmarkStart w:id="61" w:name="_Toc165991949"/>
-      <w:bookmarkStart w:id="62" w:name="_Toc233051375"/>
+      <w:bookmarkStart w:id="67" w:name="_Toc165991949"/>
+      <w:bookmarkStart w:id="68" w:name="_Toc233054394"/>
       <w:r>
         <w:t>Trình bày tạo các report cho dự án</w:t>
       </w:r>
-      <w:bookmarkEnd w:id="61"/>
-      <w:bookmarkEnd w:id="62"/>
+      <w:bookmarkEnd w:id="67"/>
+      <w:bookmarkEnd w:id="68"/>
     </w:p>
     <w:p>
       <w:pPr>
@@ -33178,13 +33658,13 @@
       <w:pPr>
         <w:pStyle w:val="Heading3"/>
       </w:pPr>
-      <w:bookmarkStart w:id="63" w:name="_Toc165991950"/>
-      <w:bookmarkStart w:id="64" w:name="_Toc233051376"/>
+      <w:bookmarkStart w:id="69" w:name="_Toc165991950"/>
+      <w:bookmarkStart w:id="70" w:name="_Toc233054395"/>
       <w:r>
         <w:t>Tạo visual thống kê chi tiết</w:t>
       </w:r>
-      <w:bookmarkEnd w:id="63"/>
-      <w:bookmarkEnd w:id="64"/>
+      <w:bookmarkEnd w:id="69"/>
+      <w:bookmarkEnd w:id="70"/>
     </w:p>
     <w:p>
       <w:pPr>
@@ -33309,13 +33789,13 @@
       <w:pPr>
         <w:pStyle w:val="Heading3"/>
       </w:pPr>
-      <w:bookmarkStart w:id="65" w:name="_Toc165991951"/>
-      <w:bookmarkStart w:id="66" w:name="_Toc233051377"/>
+      <w:bookmarkStart w:id="71" w:name="_Toc165991951"/>
+      <w:bookmarkStart w:id="72" w:name="_Toc233054396"/>
       <w:r>
         <w:t>Tạo visual thống kê tổng thể</w:t>
       </w:r>
-      <w:bookmarkEnd w:id="65"/>
-      <w:bookmarkEnd w:id="66"/>
+      <w:bookmarkEnd w:id="71"/>
+      <w:bookmarkEnd w:id="72"/>
     </w:p>
     <w:p>
       <w:pPr>
@@ -33455,8 +33935,8 @@
       <w:pPr>
         <w:pStyle w:val="CHng"/>
       </w:pPr>
-      <w:bookmarkStart w:id="67" w:name="_Toc165991952"/>
-      <w:bookmarkStart w:id="68" w:name="_Toc233051378"/>
+      <w:bookmarkStart w:id="73" w:name="_Toc165991952"/>
+      <w:bookmarkStart w:id="74" w:name="_Toc233054397"/>
       <w:r>
         <w:t xml:space="preserve">Chương 5: </w:t>
       </w:r>
@@ -33469,20 +33949,20 @@
       <w:r>
         <w:t xml:space="preserve"> báo cáo</w:t>
       </w:r>
-      <w:bookmarkEnd w:id="67"/>
-      <w:bookmarkEnd w:id="68"/>
+      <w:bookmarkEnd w:id="73"/>
+      <w:bookmarkEnd w:id="74"/>
     </w:p>
     <w:p>
       <w:pPr>
         <w:pStyle w:val="Heading2"/>
       </w:pPr>
-      <w:bookmarkStart w:id="69" w:name="_Toc165991953"/>
-      <w:bookmarkStart w:id="70" w:name="_Toc233051379"/>
+      <w:bookmarkStart w:id="75" w:name="_Toc165991953"/>
+      <w:bookmarkStart w:id="76" w:name="_Toc233054398"/>
       <w:r>
         <w:t>Dashboard và report</w:t>
       </w:r>
-      <w:bookmarkEnd w:id="69"/>
-      <w:bookmarkEnd w:id="70"/>
+      <w:bookmarkEnd w:id="75"/>
+      <w:bookmarkEnd w:id="76"/>
     </w:p>
     <w:p>
       <w:pPr>
@@ -33563,13 +34043,13 @@
       <w:pPr>
         <w:pStyle w:val="Heading2"/>
       </w:pPr>
-      <w:bookmarkStart w:id="71" w:name="_Toc165991954"/>
-      <w:bookmarkStart w:id="72" w:name="_Toc233051380"/>
+      <w:bookmarkStart w:id="77" w:name="_Toc165991954"/>
+      <w:bookmarkStart w:id="78" w:name="_Toc233054399"/>
       <w:r>
         <w:t>Xây dựng báo cáo</w:t>
       </w:r>
-      <w:bookmarkEnd w:id="71"/>
-      <w:bookmarkEnd w:id="72"/>
+      <w:bookmarkEnd w:id="77"/>
+      <w:bookmarkEnd w:id="78"/>
     </w:p>
     <w:p>
       <w:pPr>
@@ -33642,13 +34122,13 @@
       <w:pPr>
         <w:pStyle w:val="Heading3"/>
       </w:pPr>
-      <w:bookmarkStart w:id="73" w:name="_Toc165991955"/>
-      <w:bookmarkStart w:id="74" w:name="_Toc233051381"/>
+      <w:bookmarkStart w:id="79" w:name="_Toc165991955"/>
+      <w:bookmarkStart w:id="80" w:name="_Toc233054400"/>
       <w:r>
         <w:t>Dashboard vs Report</w:t>
       </w:r>
-      <w:bookmarkEnd w:id="73"/>
-      <w:bookmarkEnd w:id="74"/>
+      <w:bookmarkEnd w:id="79"/>
+      <w:bookmarkEnd w:id="80"/>
     </w:p>
     <w:p>
       <w:pPr>
@@ -33721,14 +34201,14 @@
       <w:pPr>
         <w:pStyle w:val="Heading3"/>
       </w:pPr>
-      <w:bookmarkStart w:id="75" w:name="_Toc165991956"/>
-      <w:bookmarkStart w:id="76" w:name="_Toc233051382"/>
+      <w:bookmarkStart w:id="81" w:name="_Toc165991956"/>
+      <w:bookmarkStart w:id="82" w:name="_Toc233054401"/>
       <w:r>
         <w:lastRenderedPageBreak/>
         <w:t>Dashboard</w:t>
       </w:r>
-      <w:bookmarkEnd w:id="75"/>
-      <w:bookmarkEnd w:id="76"/>
+      <w:bookmarkEnd w:id="81"/>
+      <w:bookmarkEnd w:id="82"/>
     </w:p>
     <w:p>
       <w:pPr>
@@ -33808,13 +34288,13 @@
       <w:pPr>
         <w:pStyle w:val="Heading3"/>
       </w:pPr>
-      <w:bookmarkStart w:id="77" w:name="_Toc165991957"/>
-      <w:bookmarkStart w:id="78" w:name="_Toc233051383"/>
+      <w:bookmarkStart w:id="83" w:name="_Toc165991957"/>
+      <w:bookmarkStart w:id="84" w:name="_Toc233054402"/>
       <w:r>
         <w:t>Report</w:t>
       </w:r>
-      <w:bookmarkEnd w:id="77"/>
-      <w:bookmarkEnd w:id="78"/>
+      <w:bookmarkEnd w:id="83"/>
+      <w:bookmarkEnd w:id="84"/>
     </w:p>
     <w:p>
       <w:pPr>
@@ -33941,13 +34421,13 @@
       <w:pPr>
         <w:pStyle w:val="Heading3"/>
       </w:pPr>
-      <w:bookmarkStart w:id="79" w:name="_Toc165991958"/>
-      <w:bookmarkStart w:id="80" w:name="_Toc233051384"/>
+      <w:bookmarkStart w:id="85" w:name="_Toc165991958"/>
+      <w:bookmarkStart w:id="86" w:name="_Toc233054403"/>
       <w:r>
         <w:t>Bookmark</w:t>
       </w:r>
-      <w:bookmarkEnd w:id="79"/>
-      <w:bookmarkEnd w:id="80"/>
+      <w:bookmarkEnd w:id="85"/>
+      <w:bookmarkEnd w:id="86"/>
     </w:p>
     <w:p>
       <w:pPr>
@@ -34148,40 +34628,40 @@
       <w:pPr>
         <w:pStyle w:val="CHng"/>
       </w:pPr>
-      <w:bookmarkStart w:id="81" w:name="_Toc165991959"/>
-      <w:bookmarkStart w:id="82" w:name="_Toc233051385"/>
+      <w:bookmarkStart w:id="87" w:name="_Toc165991959"/>
+      <w:bookmarkStart w:id="88" w:name="_Toc233054404"/>
       <w:r>
         <w:t xml:space="preserve">Chương 7: </w:t>
       </w:r>
       <w:r>
         <w:t>KẾT LUẬN</w:t>
       </w:r>
-      <w:bookmarkEnd w:id="81"/>
-      <w:bookmarkEnd w:id="82"/>
+      <w:bookmarkEnd w:id="87"/>
+      <w:bookmarkEnd w:id="88"/>
     </w:p>
     <w:p>
       <w:pPr>
         <w:pStyle w:val="Heading2"/>
       </w:pPr>
-      <w:bookmarkStart w:id="83" w:name="_Toc165991960"/>
-      <w:bookmarkStart w:id="84" w:name="_Toc233051386"/>
+      <w:bookmarkStart w:id="89" w:name="_Toc165991960"/>
+      <w:bookmarkStart w:id="90" w:name="_Toc233054405"/>
       <w:r>
         <w:t>Báo cáo</w:t>
       </w:r>
-      <w:bookmarkEnd w:id="83"/>
-      <w:bookmarkEnd w:id="84"/>
+      <w:bookmarkEnd w:id="89"/>
+      <w:bookmarkEnd w:id="90"/>
     </w:p>
     <w:p>
       <w:pPr>
         <w:pStyle w:val="Heading3"/>
       </w:pPr>
-      <w:bookmarkStart w:id="85" w:name="_Toc165991961"/>
-      <w:bookmarkStart w:id="86" w:name="_Toc233051387"/>
+      <w:bookmarkStart w:id="91" w:name="_Toc165991961"/>
+      <w:bookmarkStart w:id="92" w:name="_Toc233054406"/>
       <w:r>
         <w:t>Các bước viết báo cáo</w:t>
       </w:r>
-      <w:bookmarkEnd w:id="85"/>
-      <w:bookmarkEnd w:id="86"/>
+      <w:bookmarkEnd w:id="91"/>
+      <w:bookmarkEnd w:id="92"/>
     </w:p>
     <w:p>
       <w:pPr>
@@ -34221,13 +34701,13 @@
       <w:pPr>
         <w:pStyle w:val="Heading3"/>
       </w:pPr>
-      <w:bookmarkStart w:id="87" w:name="_Toc165991962"/>
-      <w:bookmarkStart w:id="88" w:name="_Toc233051388"/>
+      <w:bookmarkStart w:id="93" w:name="_Toc165991962"/>
+      <w:bookmarkStart w:id="94" w:name="_Toc233054407"/>
       <w:r>
         <w:t>Tổng hợp</w:t>
       </w:r>
-      <w:bookmarkEnd w:id="87"/>
-      <w:bookmarkEnd w:id="88"/>
+      <w:bookmarkEnd w:id="93"/>
+      <w:bookmarkEnd w:id="94"/>
     </w:p>
     <w:p>
       <w:pPr>
@@ -34288,37 +34768,37 @@
       <w:pPr>
         <w:pStyle w:val="Heading2"/>
       </w:pPr>
-      <w:bookmarkStart w:id="89" w:name="_Toc165991963"/>
-      <w:bookmarkStart w:id="90" w:name="_Toc233051389"/>
+      <w:bookmarkStart w:id="95" w:name="_Toc165991963"/>
+      <w:bookmarkStart w:id="96" w:name="_Toc233054408"/>
       <w:r>
         <w:t>Khó khăn</w:t>
       </w:r>
-      <w:bookmarkEnd w:id="89"/>
-      <w:bookmarkEnd w:id="90"/>
+      <w:bookmarkEnd w:id="95"/>
+      <w:bookmarkEnd w:id="96"/>
     </w:p>
     <w:p>
       <w:pPr>
         <w:pStyle w:val="Heading2"/>
       </w:pPr>
-      <w:bookmarkStart w:id="91" w:name="_Toc165991964"/>
-      <w:bookmarkStart w:id="92" w:name="_Toc233051390"/>
+      <w:bookmarkStart w:id="97" w:name="_Toc165991964"/>
+      <w:bookmarkStart w:id="98" w:name="_Toc233054409"/>
       <w:r>
         <w:t>Thuận lợi</w:t>
       </w:r>
-      <w:bookmarkEnd w:id="91"/>
-      <w:bookmarkEnd w:id="92"/>
+      <w:bookmarkEnd w:id="97"/>
+      <w:bookmarkEnd w:id="98"/>
     </w:p>
     <w:p>
       <w:pPr>
         <w:pStyle w:val="Heading2"/>
       </w:pPr>
-      <w:bookmarkStart w:id="93" w:name="_Toc165991965"/>
-      <w:bookmarkStart w:id="94" w:name="_Toc233051391"/>
+      <w:bookmarkStart w:id="99" w:name="_Toc165991965"/>
+      <w:bookmarkStart w:id="100" w:name="_Toc233054410"/>
       <w:r>
         <w:t>Hướng phát triển</w:t>
       </w:r>
-      <w:bookmarkEnd w:id="93"/>
-      <w:bookmarkEnd w:id="94"/>
+      <w:bookmarkEnd w:id="99"/>
+      <w:bookmarkEnd w:id="100"/>
     </w:p>
     <w:p/>
     <w:p>
@@ -43610,15 +44090,6 @@
   </w:num>
   <w:num w:numId="55" w16cid:durableId="78989742">
     <w:abstractNumId w:val="11"/>
-    <w:lvlOverride w:ilvl="0"/>
-    <w:lvlOverride w:ilvl="1"/>
-    <w:lvlOverride w:ilvl="2"/>
-    <w:lvlOverride w:ilvl="3"/>
-    <w:lvlOverride w:ilvl="4"/>
-    <w:lvlOverride w:ilvl="5"/>
-    <w:lvlOverride w:ilvl="6"/>
-    <w:lvlOverride w:ilvl="7"/>
-    <w:lvlOverride w:ilvl="8"/>
   </w:num>
   <w:num w:numId="56" w16cid:durableId="303891475">
     <w:abstractNumId w:val="47"/>
@@ -43652,75 +44123,21 @@
   </w:num>
   <w:num w:numId="57" w16cid:durableId="1818447623">
     <w:abstractNumId w:val="26"/>
-    <w:lvlOverride w:ilvl="0"/>
-    <w:lvlOverride w:ilvl="1"/>
-    <w:lvlOverride w:ilvl="2"/>
-    <w:lvlOverride w:ilvl="3"/>
-    <w:lvlOverride w:ilvl="4"/>
-    <w:lvlOverride w:ilvl="5"/>
-    <w:lvlOverride w:ilvl="6"/>
-    <w:lvlOverride w:ilvl="7"/>
-    <w:lvlOverride w:ilvl="8"/>
   </w:num>
   <w:num w:numId="58" w16cid:durableId="1947350246">
     <w:abstractNumId w:val="13"/>
-    <w:lvlOverride w:ilvl="0"/>
-    <w:lvlOverride w:ilvl="1"/>
-    <w:lvlOverride w:ilvl="2"/>
-    <w:lvlOverride w:ilvl="3"/>
-    <w:lvlOverride w:ilvl="4"/>
-    <w:lvlOverride w:ilvl="5"/>
-    <w:lvlOverride w:ilvl="6"/>
-    <w:lvlOverride w:ilvl="7"/>
-    <w:lvlOverride w:ilvl="8"/>
   </w:num>
   <w:num w:numId="59" w16cid:durableId="1462259731">
     <w:abstractNumId w:val="60"/>
-    <w:lvlOverride w:ilvl="0"/>
-    <w:lvlOverride w:ilvl="1"/>
-    <w:lvlOverride w:ilvl="2"/>
-    <w:lvlOverride w:ilvl="3"/>
-    <w:lvlOverride w:ilvl="4"/>
-    <w:lvlOverride w:ilvl="5"/>
-    <w:lvlOverride w:ilvl="6"/>
-    <w:lvlOverride w:ilvl="7"/>
-    <w:lvlOverride w:ilvl="8"/>
   </w:num>
   <w:num w:numId="60" w16cid:durableId="1682664471">
     <w:abstractNumId w:val="40"/>
-    <w:lvlOverride w:ilvl="0"/>
-    <w:lvlOverride w:ilvl="1"/>
-    <w:lvlOverride w:ilvl="2"/>
-    <w:lvlOverride w:ilvl="3"/>
-    <w:lvlOverride w:ilvl="4"/>
-    <w:lvlOverride w:ilvl="5"/>
-    <w:lvlOverride w:ilvl="6"/>
-    <w:lvlOverride w:ilvl="7"/>
-    <w:lvlOverride w:ilvl="8"/>
   </w:num>
   <w:num w:numId="61" w16cid:durableId="175653734">
     <w:abstractNumId w:val="30"/>
-    <w:lvlOverride w:ilvl="0"/>
-    <w:lvlOverride w:ilvl="1"/>
-    <w:lvlOverride w:ilvl="2"/>
-    <w:lvlOverride w:ilvl="3"/>
-    <w:lvlOverride w:ilvl="4"/>
-    <w:lvlOverride w:ilvl="5"/>
-    <w:lvlOverride w:ilvl="6"/>
-    <w:lvlOverride w:ilvl="7"/>
-    <w:lvlOverride w:ilvl="8"/>
   </w:num>
   <w:num w:numId="62" w16cid:durableId="912398154">
     <w:abstractNumId w:val="15"/>
-    <w:lvlOverride w:ilvl="0"/>
-    <w:lvlOverride w:ilvl="1"/>
-    <w:lvlOverride w:ilvl="2"/>
-    <w:lvlOverride w:ilvl="3"/>
-    <w:lvlOverride w:ilvl="4"/>
-    <w:lvlOverride w:ilvl="5"/>
-    <w:lvlOverride w:ilvl="6"/>
-    <w:lvlOverride w:ilvl="7"/>
-    <w:lvlOverride w:ilvl="8"/>
   </w:num>
   <w:numIdMacAtCleanup w:val="62"/>
 </w:numbering>
@@ -44346,6 +44763,7 @@
   <w:style w:type="character" w:default="1" w:styleId="DefaultParagraphFont">
     <w:name w:val="Default Paragraph Font"/>
     <w:uiPriority w:val="1"/>
+    <w:semiHidden/>
     <w:unhideWhenUsed/>
   </w:style>
   <w:style w:type="table" w:default="1" w:styleId="TableNormal">
@@ -45716,28 +46134,28 @@
 </file>
 
 <file path=customXml/item1.xml><?xml version="1.0" encoding="utf-8"?>
-<b:Sources xmlns:b="http://schemas.openxmlformats.org/officeDocument/2006/bibliography" xmlns="http://schemas.openxmlformats.org/officeDocument/2006/bibliography" SelectedStyle="\APASixthEditionOfficeOnline.xsl" StyleName="APA" Version="6"/>
-</file>
-
-<file path=customXml/item2.xml><?xml version="1.0" encoding="utf-8"?>
 <go:gDocsCustomXmlDataStorage xmlns:go="http://customooxmlschemas.google.com/" xmlns:r="http://schemas.openxmlformats.org/officeDocument/2006/relationships" uri="GoogleDocsCustomDataVersion2">
   <go:docsCustomData xmlns:go="http://customooxmlschemas.google.com/" roundtripDataSignature="AMtx7mgiPnSzeFcphxz7x95siPLEGky12A==">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</go:docsCustomData>
 </go:gDocsCustomXmlDataStorage>
 </file>
 
-<file path=customXml/itemProps1.xml><?xml version="1.0" encoding="utf-8"?>
-<ds:datastoreItem xmlns:ds="http://schemas.openxmlformats.org/officeDocument/2006/customXml" ds:itemID="{DA2EFED7-6A44-024D-80D1-1B4B842E50AC}">
-  <ds:schemaRefs>
-    <ds:schemaRef ds:uri="http://schemas.openxmlformats.org/officeDocument/2006/bibliography"/>
-  </ds:schemaRefs>
-</ds:datastoreItem>
+<file path=customXml/item2.xml><?xml version="1.0" encoding="utf-8"?>
+<b:Sources xmlns:b="http://schemas.openxmlformats.org/officeDocument/2006/bibliography" xmlns="http://schemas.openxmlformats.org/officeDocument/2006/bibliography" SelectedStyle="\APASixthEditionOfficeOnline.xsl" StyleName="APA" Version="6"/>
 </file>
 
-<file path=customXml/itemProps2.xml><?xml version="1.0" encoding="utf-8"?>
+<file path=customXml/itemProps1.xml><?xml version="1.0" encoding="utf-8"?>
 <ds:datastoreItem xmlns:ds="http://schemas.openxmlformats.org/officeDocument/2006/customXml" ds:itemID="{11111111-1234-1234-1234-123412341234}">
   <ds:schemaRefs>
     <ds:schemaRef ds:uri="http://customooxmlschemas.google.com/"/>
     <ds:schemaRef ds:uri="http://schemas.openxmlformats.org/officeDocument/2006/relationships"/>
   </ds:schemaRefs>
 </ds:datastoreItem>
+</file>
+
+<file path=customXml/itemProps2.xml><?xml version="1.0" encoding="utf-8"?>
+<ds:datastoreItem xmlns:ds="http://schemas.openxmlformats.org/officeDocument/2006/customXml" ds:itemID="{DA2EFED7-6A44-024D-80D1-1B4B842E50AC}">
+  <ds:schemaRefs>
+    <ds:schemaRef ds:uri="http://schemas.openxmlformats.org/officeDocument/2006/bibliography"/>
+  </ds:schemaRefs>
+</ds:datastoreItem>
 </file>
--- a/docs/bao_cao_Three_Correct.docx
+++ b/docs/bao_cao_Three_Correct.docx
@@ -8122,23 +8122,7 @@
                 <w:noProof/>
                 <w:lang w:val="en-US"/>
               </w:rPr>
-              <w:t>3.6.6 Các phát hiện c</w:t>
-            </w:r>
-            <w:r>
-              <w:rPr>
-                <w:rStyle w:val="Hyperlink"/>
-                <w:noProof/>
-                <w:lang w:val="en-US"/>
-              </w:rPr>
-              <w:t>h</w:t>
-            </w:r>
-            <w:r>
-              <w:rPr>
-                <w:rStyle w:val="Hyperlink"/>
-                <w:noProof/>
-                <w:lang w:val="en-US"/>
-              </w:rPr>
-              <w:t>ính (Insights)</w:t>
+              <w:t>3.6.6 Các phát hiện chính (Insights)</w:t>
             </w:r>
             <w:r>
               <w:rPr>
@@ -31215,54 +31199,52 @@
     </w:p>
     <w:p>
       <w:pPr>
+        <w:rPr>
+          <w:lang w:val="en-US"/>
+        </w:rPr>
+      </w:pPr>
+    </w:p>
+    <w:p>
+      <w:pPr>
+        <w:pStyle w:val="CHng"/>
+        <w:rPr>
+          <w:lang w:val="en-US"/>
+        </w:rPr>
+      </w:pPr>
+      <w:bookmarkStart w:id="54" w:name="_Toc233054384"/>
+      <w:r>
+        <w:rPr>
+          <w:lang w:val="en-US"/>
+        </w:rPr>
+        <w:t>chương 4</w:t>
+      </w:r>
+      <w:r>
+        <w:rPr>
+          <w:lang w:val="en-US"/>
+        </w:rPr>
+        <w:t xml:space="preserve"> </w:t>
+      </w:r>
+      <w:r>
+        <w:rPr>
+          <w:lang w:val="en-US"/>
+        </w:rPr>
+        <w:t>Khám phá dữ liệu chuyên sâu (EDA)</w:t>
+      </w:r>
+      <w:bookmarkEnd w:id="54"/>
+    </w:p>
+    <w:p>
+      <w:pPr>
         <w:pStyle w:val="mc"/>
         <w:rPr>
           <w:lang w:val="en-US"/>
         </w:rPr>
       </w:pPr>
-      <w:bookmarkStart w:id="54" w:name="_Toc233054384"/>
-      <w:r>
-        <w:rPr>
-          <w:lang w:val="en-US"/>
-        </w:rPr>
-        <w:t xml:space="preserve">3.6 </w:t>
-      </w:r>
-      <w:r>
-        <w:rPr>
-          <w:lang w:val="en-US"/>
-        </w:rPr>
-        <w:t>Khám phá dữ liệu chuyên sâu (EDA)</w:t>
-      </w:r>
-      <w:bookmarkEnd w:id="54"/>
-    </w:p>
-    <w:p>
-      <w:pPr>
-        <w:pStyle w:val="mcb"/>
-        <w:rPr>
-          <w:lang w:val="en-US"/>
-        </w:rPr>
-      </w:pPr>
-    </w:p>
-    <w:p>
-      <w:pPr>
-        <w:rPr>
-          <w:lang w:val="en-US"/>
-        </w:rPr>
-      </w:pPr>
-    </w:p>
-    <w:p>
-      <w:pPr>
-        <w:pStyle w:val="mcb"/>
-        <w:rPr>
-          <w:lang w:val="en-US"/>
-        </w:rPr>
-      </w:pPr>
       <w:bookmarkStart w:id="55" w:name="_Toc233054385"/>
       <w:r>
         <w:rPr>
           <w:lang w:val="en-US"/>
         </w:rPr>
-        <w:t>3.6</w:t>
+        <w:t>4</w:t>
       </w:r>
       <w:r>
         <w:rPr>
@@ -31373,13 +31355,25 @@
         <w:rPr>
           <w:lang w:val="en-US"/>
         </w:rPr>
-        <w:t>3.6</w:t>
-      </w:r>
-      <w:r>
-        <w:rPr>
-          <w:lang w:val="en-US"/>
-        </w:rPr>
-        <w:t>.2 Phương pháp thực hiện</w:t>
+        <w:t>4</w:t>
+      </w:r>
+      <w:r>
+        <w:rPr>
+          <w:lang w:val="en-US"/>
+        </w:rPr>
+        <w:t>.</w:t>
+      </w:r>
+      <w:r>
+        <w:rPr>
+          <w:lang w:val="en-US"/>
+        </w:rPr>
+        <w:t>1.1</w:t>
+      </w:r>
+      <w:r>
+        <w:rPr>
+          <w:lang w:val="en-US"/>
+        </w:rPr>
+        <w:t xml:space="preserve"> Phương pháp thực hiện</w:t>
       </w:r>
       <w:bookmarkEnd w:id="56"/>
     </w:p>
@@ -31524,13 +31518,13 @@
           <w:lang w:val="en-US"/>
         </w:rPr>
         <w:lastRenderedPageBreak/>
-        <w:t>3.6</w:t>
-      </w:r>
-      <w:r>
-        <w:rPr>
-          <w:lang w:val="en-US"/>
-        </w:rPr>
-        <w:t>.3 Kết quả phân tích doanh thu theo tháng</w:t>
+        <w:t>4.1.2</w:t>
+      </w:r>
+      <w:r>
+        <w:rPr>
+          <w:lang w:val="en-US"/>
+        </w:rPr>
+        <w:t xml:space="preserve"> Kết quả phân tích doanh thu theo tháng</w:t>
       </w:r>
       <w:bookmarkEnd w:id="57"/>
     </w:p>
@@ -32157,7 +32151,7 @@
           <w:lang w:val="en-US"/>
         </w:rPr>
         <w:drawing>
-          <wp:anchor distT="0" distB="0" distL="114300" distR="114300" simplePos="0" relativeHeight="251669504" behindDoc="0" locked="0" layoutInCell="1" allowOverlap="1" wp14:anchorId="32207D86" wp14:editId="0E5064C8">
+          <wp:anchor distT="0" distB="0" distL="114300" distR="114300" simplePos="0" relativeHeight="251669504" behindDoc="0" locked="0" layoutInCell="1" allowOverlap="1" wp14:anchorId="32207D86" wp14:editId="1E2E729C">
             <wp:simplePos x="0" y="0"/>
             <wp:positionH relativeFrom="margin">
               <wp:posOffset>15240</wp:posOffset>
@@ -32247,13 +32241,13 @@
           <w:lang w:val="en-US"/>
         </w:rPr>
         <w:lastRenderedPageBreak/>
-        <w:t>3.6</w:t>
-      </w:r>
-      <w:r>
-        <w:rPr>
-          <w:lang w:val="en-US"/>
-        </w:rPr>
-        <w:t>.4 Phân tích xu hướng doanh thu</w:t>
+        <w:t>4.1.3</w:t>
+      </w:r>
+      <w:r>
+        <w:rPr>
+          <w:lang w:val="en-US"/>
+        </w:rPr>
+        <w:t xml:space="preserve"> Phân tích xu hướng doanh thu</w:t>
       </w:r>
       <w:bookmarkEnd w:id="58"/>
     </w:p>
@@ -32574,13 +32568,13 @@
           <w:lang w:val="en-US"/>
         </w:rPr>
         <w:lastRenderedPageBreak/>
-        <w:t>3.6</w:t>
-      </w:r>
-      <w:r>
-        <w:rPr>
-          <w:lang w:val="en-US"/>
-        </w:rPr>
-        <w:t>.5 Phân tích doanh thu theo quý</w:t>
+        <w:t>4.1.4</w:t>
+      </w:r>
+      <w:r>
+        <w:rPr>
+          <w:lang w:val="en-US"/>
+        </w:rPr>
+        <w:t xml:space="preserve"> Phân tích doanh thu theo quý</w:t>
       </w:r>
       <w:bookmarkEnd w:id="59"/>
     </w:p>
@@ -32994,7 +32988,7 @@
           <w:lang w:val="en-US"/>
         </w:rPr>
         <w:drawing>
-          <wp:inline distT="0" distB="0" distL="0" distR="0" wp14:anchorId="237C4503" wp14:editId="7BF8AEA2">
+          <wp:inline distT="0" distB="0" distL="0" distR="0" wp14:anchorId="237C4503" wp14:editId="286DFA77">
             <wp:extent cx="5943600" cy="3157855"/>
             <wp:effectExtent l="0" t="0" r="0" b="4445"/>
             <wp:docPr id="251743133" name="Picture 30"/>
@@ -33064,13 +33058,13 @@
           <w:lang w:val="en-US"/>
         </w:rPr>
         <w:lastRenderedPageBreak/>
-        <w:t>3.6</w:t>
-      </w:r>
-      <w:r>
-        <w:rPr>
-          <w:lang w:val="en-US"/>
-        </w:rPr>
-        <w:t>.6 Các phát hiện chính (Insights)</w:t>
+        <w:t>4.1.5</w:t>
+      </w:r>
+      <w:r>
+        <w:rPr>
+          <w:lang w:val="en-US"/>
+        </w:rPr>
+        <w:t xml:space="preserve"> Các phát hiện chính (Insights)</w:t>
       </w:r>
       <w:bookmarkEnd w:id="60"/>
     </w:p>
@@ -33370,6 +33364,1517 @@
     </w:p>
     <w:p>
       <w:pPr>
+        <w:rPr>
+          <w:lang w:val="en-US"/>
+        </w:rPr>
+      </w:pPr>
+    </w:p>
+    <w:p>
+      <w:pPr>
+        <w:pStyle w:val="CHng"/>
+      </w:pPr>
+      <w:r>
+        <w:rPr>
+          <w:lang w:val="en-US"/>
+        </w:rPr>
+        <w:lastRenderedPageBreak/>
+        <w:t xml:space="preserve">4.2 </w:t>
+      </w:r>
+      <w:r>
+        <w:rPr>
+          <w:lang w:val="vi-VN"/>
+        </w:rPr>
+        <w:t>CÁC CÂU HỎI EDA CHO PHÂN TÍCH KHÁCH HÀNG</w:t>
+      </w:r>
+    </w:p>
+    <w:p>
+      <w:pPr>
+        <w:rPr>
+          <w:b/>
+          <w:bCs/>
+          <w:sz w:val="26"/>
+          <w:szCs w:val="26"/>
+          <w:lang w:val="vi-VN"/>
+        </w:rPr>
+      </w:pPr>
+      <w:r>
+        <w:rPr>
+          <w:bCs/>
+          <w:sz w:val="26"/>
+          <w:szCs w:val="26"/>
+          <w:lang w:val="vi-VN"/>
+        </w:rPr>
+        <w:t>Cơ cấu khách hàng theo giới tính như thế nào?</w:t>
+      </w:r>
+    </w:p>
+    <w:p>
+      <w:pPr>
+        <w:numPr>
+          <w:ilvl w:val="0"/>
+          <w:numId w:val="69"/>
+        </w:numPr>
+        <w:spacing w:after="200" w:line="276" w:lineRule="auto"/>
+        <w:jc w:val="left"/>
+        <w:rPr>
+          <w:b/>
+          <w:bCs/>
+          <w:sz w:val="26"/>
+          <w:szCs w:val="26"/>
+          <w:lang w:val="vi-VN"/>
+        </w:rPr>
+      </w:pPr>
+      <w:r>
+        <w:rPr>
+          <w:bCs/>
+          <w:sz w:val="26"/>
+          <w:szCs w:val="26"/>
+          <w:lang w:val="vi-VN"/>
+        </w:rPr>
+        <w:t>Tỷ lệ Nam/Nữ chiếm bao nhiêu phần trăm?</w:t>
+      </w:r>
+    </w:p>
+    <w:p>
+      <w:pPr>
+        <w:rPr>
+          <w:b/>
+          <w:bCs/>
+          <w:sz w:val="26"/>
+          <w:szCs w:val="26"/>
+          <w:lang w:val="vi-VN"/>
+        </w:rPr>
+      </w:pPr>
+      <w:r>
+        <w:rPr>
+          <w:bCs/>
+          <w:sz w:val="26"/>
+          <w:szCs w:val="26"/>
+          <w:lang w:val="vi-VN"/>
+        </w:rPr>
+        <w:t>Phân bố độ tuổi khách hàng ra sao?</w:t>
+      </w:r>
+    </w:p>
+    <w:p>
+      <w:pPr>
+        <w:numPr>
+          <w:ilvl w:val="0"/>
+          <w:numId w:val="70"/>
+        </w:numPr>
+        <w:spacing w:after="200" w:line="276" w:lineRule="auto"/>
+        <w:jc w:val="left"/>
+        <w:rPr>
+          <w:b/>
+          <w:bCs/>
+          <w:sz w:val="26"/>
+          <w:szCs w:val="26"/>
+          <w:lang w:val="vi-VN"/>
+        </w:rPr>
+      </w:pPr>
+      <w:r>
+        <w:rPr>
+          <w:bCs/>
+          <w:sz w:val="26"/>
+          <w:szCs w:val="26"/>
+          <w:lang w:val="vi-VN"/>
+        </w:rPr>
+        <w:t>Nhóm tuổi nào chiếm tỷ lệ cao nhất?</w:t>
+      </w:r>
+    </w:p>
+    <w:p>
+      <w:pPr>
+        <w:rPr>
+          <w:b/>
+          <w:bCs/>
+          <w:sz w:val="26"/>
+          <w:szCs w:val="26"/>
+          <w:lang w:val="vi-VN"/>
+        </w:rPr>
+      </w:pPr>
+      <w:r>
+        <w:rPr>
+          <w:bCs/>
+          <w:sz w:val="26"/>
+          <w:szCs w:val="26"/>
+          <w:lang w:val="vi-VN"/>
+        </w:rPr>
+        <w:t>Khách hàng tập trung nhiều ở khu vực nào?</w:t>
+      </w:r>
+    </w:p>
+    <w:p>
+      <w:pPr>
+        <w:numPr>
+          <w:ilvl w:val="0"/>
+          <w:numId w:val="71"/>
+        </w:numPr>
+        <w:spacing w:after="200" w:line="276" w:lineRule="auto"/>
+        <w:jc w:val="left"/>
+        <w:rPr>
+          <w:b/>
+          <w:bCs/>
+          <w:sz w:val="26"/>
+          <w:szCs w:val="26"/>
+          <w:lang w:val="vi-VN"/>
+        </w:rPr>
+      </w:pPr>
+      <w:r>
+        <w:rPr>
+          <w:bCs/>
+          <w:sz w:val="26"/>
+          <w:szCs w:val="26"/>
+          <w:lang w:val="vi-VN"/>
+        </w:rPr>
+        <w:t>Phân bố theo Region, State, City.</w:t>
+      </w:r>
+    </w:p>
+    <w:p>
+      <w:pPr>
+        <w:rPr>
+          <w:b/>
+          <w:bCs/>
+          <w:sz w:val="26"/>
+          <w:szCs w:val="26"/>
+          <w:lang w:val="vi-VN"/>
+        </w:rPr>
+      </w:pPr>
+      <w:r>
+        <w:rPr>
+          <w:bCs/>
+          <w:sz w:val="26"/>
+          <w:szCs w:val="26"/>
+          <w:lang w:val="vi-VN"/>
+        </w:rPr>
+        <w:t>Số lượng khách hàng theo từng khu vực địa lý là bao nhiêu?</w:t>
+      </w:r>
+    </w:p>
+    <w:p>
+      <w:pPr>
+        <w:rPr>
+          <w:b/>
+          <w:bCs/>
+          <w:sz w:val="26"/>
+          <w:szCs w:val="26"/>
+          <w:lang w:val="vi-VN"/>
+        </w:rPr>
+      </w:pPr>
+      <w:r>
+        <w:rPr>
+          <w:bCs/>
+          <w:sz w:val="26"/>
+          <w:szCs w:val="26"/>
+          <w:lang w:val="vi-VN"/>
+        </w:rPr>
+        <w:t>Doanh thu đóng góp theo từng nhóm tuổi khách hàng?</w:t>
+      </w:r>
+    </w:p>
+    <w:p>
+      <w:pPr>
+        <w:numPr>
+          <w:ilvl w:val="0"/>
+          <w:numId w:val="72"/>
+        </w:numPr>
+        <w:spacing w:after="200" w:line="276" w:lineRule="auto"/>
+        <w:jc w:val="left"/>
+        <w:rPr>
+          <w:b/>
+          <w:bCs/>
+          <w:sz w:val="26"/>
+          <w:szCs w:val="26"/>
+          <w:lang w:val="vi-VN"/>
+        </w:rPr>
+      </w:pPr>
+      <w:r>
+        <w:rPr>
+          <w:bCs/>
+          <w:sz w:val="26"/>
+          <w:szCs w:val="26"/>
+          <w:lang w:val="vi-VN"/>
+        </w:rPr>
+        <w:t>Nhóm tuổi nào mang lại doanh thu cao nhất?</w:t>
+      </w:r>
+    </w:p>
+    <w:p>
+      <w:pPr>
+        <w:rPr>
+          <w:b/>
+          <w:bCs/>
+          <w:sz w:val="26"/>
+          <w:szCs w:val="26"/>
+          <w:lang w:val="vi-VN"/>
+        </w:rPr>
+      </w:pPr>
+      <w:r>
+        <w:rPr>
+          <w:bCs/>
+          <w:sz w:val="26"/>
+          <w:szCs w:val="26"/>
+          <w:lang w:val="vi-VN"/>
+        </w:rPr>
+        <w:t>Doanh thu theo giới tính khách hàng?</w:t>
+      </w:r>
+    </w:p>
+    <w:p>
+      <w:pPr>
+        <w:numPr>
+          <w:ilvl w:val="0"/>
+          <w:numId w:val="73"/>
+        </w:numPr>
+        <w:spacing w:after="200" w:line="276" w:lineRule="auto"/>
+        <w:jc w:val="left"/>
+        <w:rPr>
+          <w:b/>
+          <w:bCs/>
+          <w:sz w:val="26"/>
+          <w:szCs w:val="26"/>
+          <w:lang w:val="vi-VN"/>
+        </w:rPr>
+      </w:pPr>
+      <w:r>
+        <w:rPr>
+          <w:bCs/>
+          <w:sz w:val="26"/>
+          <w:szCs w:val="26"/>
+          <w:lang w:val="vi-VN"/>
+        </w:rPr>
+        <w:t>Nam hay Nữ có giá trị mua hàng cao hơn?</w:t>
+      </w:r>
+    </w:p>
+    <w:p>
+      <w:pPr>
+        <w:rPr>
+          <w:b/>
+          <w:bCs/>
+          <w:sz w:val="26"/>
+          <w:szCs w:val="26"/>
+          <w:lang w:val="vi-VN"/>
+        </w:rPr>
+      </w:pPr>
+      <w:r>
+        <w:rPr>
+          <w:bCs/>
+          <w:sz w:val="26"/>
+          <w:szCs w:val="26"/>
+          <w:lang w:val="vi-VN"/>
+        </w:rPr>
+        <w:t>Top 10 khách hàng có tổng doanh thu cao nhất là ai?</w:t>
+      </w:r>
+    </w:p>
+    <w:p>
+      <w:pPr>
+        <w:rPr>
+          <w:b/>
+          <w:bCs/>
+          <w:sz w:val="26"/>
+          <w:szCs w:val="26"/>
+          <w:lang w:val="vi-VN"/>
+        </w:rPr>
+      </w:pPr>
+      <w:r>
+        <w:rPr>
+          <w:bCs/>
+          <w:sz w:val="26"/>
+          <w:szCs w:val="26"/>
+          <w:lang w:val="vi-VN"/>
+        </w:rPr>
+        <w:t>Giá trị đơn hàng trung bình của khách hàng là bao nhiêu?</w:t>
+      </w:r>
+    </w:p>
+    <w:p>
+      <w:pPr>
+        <w:rPr>
+          <w:b/>
+          <w:bCs/>
+          <w:sz w:val="26"/>
+          <w:szCs w:val="26"/>
+          <w:lang w:val="vi-VN"/>
+        </w:rPr>
+      </w:pPr>
+      <w:r>
+        <w:rPr>
+          <w:bCs/>
+          <w:sz w:val="26"/>
+          <w:szCs w:val="26"/>
+          <w:lang w:val="vi-VN"/>
+        </w:rPr>
+        <w:t>Khách hàng VIP chiếm bao nhiêu phần trăm tổng số khách hàng?</w:t>
+      </w:r>
+    </w:p>
+    <w:p>
+      <w:pPr>
+        <w:numPr>
+          <w:ilvl w:val="0"/>
+          <w:numId w:val="74"/>
+        </w:numPr>
+        <w:spacing w:after="200" w:line="276" w:lineRule="auto"/>
+        <w:jc w:val="left"/>
+        <w:rPr>
+          <w:b/>
+          <w:bCs/>
+          <w:sz w:val="26"/>
+          <w:szCs w:val="26"/>
+          <w:lang w:val="vi-VN"/>
+        </w:rPr>
+      </w:pPr>
+      <w:r>
+        <w:rPr>
+          <w:bCs/>
+          <w:sz w:val="26"/>
+          <w:szCs w:val="26"/>
+          <w:lang w:val="vi-VN"/>
+        </w:rPr>
+        <w:t>Xác định dựa trên tổng doanh thu tích lũy.</w:t>
+      </w:r>
+    </w:p>
+    <w:p>
+      <w:pPr>
+        <w:rPr>
+          <w:b/>
+          <w:bCs/>
+          <w:sz w:val="26"/>
+          <w:szCs w:val="26"/>
+          <w:lang w:val="vi-VN"/>
+        </w:rPr>
+      </w:pPr>
+      <w:r>
+        <w:rPr>
+          <w:bCs/>
+          <w:sz w:val="26"/>
+          <w:szCs w:val="26"/>
+          <w:lang w:val="vi-VN"/>
+        </w:rPr>
+        <w:t>Phân bố khách hàng theo thời gian tham gia (Customer Since)?</w:t>
+      </w:r>
+    </w:p>
+    <w:p>
+      <w:pPr>
+        <w:numPr>
+          <w:ilvl w:val="0"/>
+          <w:numId w:val="75"/>
+        </w:numPr>
+        <w:spacing w:after="200" w:line="276" w:lineRule="auto"/>
+        <w:jc w:val="left"/>
+        <w:rPr>
+          <w:b/>
+          <w:bCs/>
+          <w:sz w:val="26"/>
+          <w:szCs w:val="26"/>
+          <w:lang w:val="vi-VN"/>
+        </w:rPr>
+      </w:pPr>
+      <w:r>
+        <w:rPr>
+          <w:bCs/>
+          <w:sz w:val="26"/>
+          <w:szCs w:val="26"/>
+          <w:lang w:val="vi-VN"/>
+        </w:rPr>
+        <w:t>Khách hàng mới và khách hàng lâu năm chiếm tỷ lệ như thế nào?</w:t>
+      </w:r>
+    </w:p>
+    <w:p>
+      <w:pPr>
+        <w:rPr>
+          <w:b/>
+          <w:bCs/>
+          <w:sz w:val="26"/>
+          <w:szCs w:val="26"/>
+          <w:lang w:val="vi-VN"/>
+        </w:rPr>
+      </w:pPr>
+      <w:r>
+        <w:rPr>
+          <w:bCs/>
+          <w:sz w:val="26"/>
+          <w:szCs w:val="26"/>
+          <w:lang w:val="vi-VN"/>
+        </w:rPr>
+        <w:t>Mức giảm giá có ảnh hưởng đến hành vi mua hàng của khách hàng không?</w:t>
+      </w:r>
+    </w:p>
+    <w:p>
+      <w:pPr>
+        <w:numPr>
+          <w:ilvl w:val="0"/>
+          <w:numId w:val="76"/>
+        </w:numPr>
+        <w:spacing w:after="200" w:line="276" w:lineRule="auto"/>
+        <w:jc w:val="left"/>
+        <w:rPr>
+          <w:b/>
+          <w:bCs/>
+          <w:sz w:val="26"/>
+          <w:szCs w:val="26"/>
+          <w:lang w:val="vi-VN"/>
+        </w:rPr>
+      </w:pPr>
+      <w:r>
+        <w:rPr>
+          <w:bCs/>
+          <w:sz w:val="26"/>
+          <w:szCs w:val="26"/>
+          <w:lang w:val="vi-VN"/>
+        </w:rPr>
+        <w:t>So sánh doanh thu giữa các nhóm discount.</w:t>
+      </w:r>
+    </w:p>
+    <w:p>
+      <w:pPr>
+        <w:rPr>
+          <w:b/>
+          <w:bCs/>
+          <w:sz w:val="26"/>
+          <w:szCs w:val="26"/>
+          <w:lang w:val="vi-VN"/>
+        </w:rPr>
+      </w:pPr>
+      <w:r>
+        <w:rPr>
+          <w:bCs/>
+          <w:sz w:val="26"/>
+          <w:szCs w:val="26"/>
+          <w:lang w:val="vi-VN"/>
+        </w:rPr>
+        <w:t>Khách hàng thường sử dụng phương thức thanh toán nào nhiều nhất?</w:t>
+      </w:r>
+    </w:p>
+    <w:p>
+      <w:pPr>
+        <w:rPr>
+          <w:b/>
+          <w:bCs/>
+          <w:sz w:val="26"/>
+          <w:szCs w:val="26"/>
+          <w:lang w:val="vi-VN"/>
+        </w:rPr>
+      </w:pPr>
+      <w:r>
+        <w:rPr>
+          <w:bCs/>
+          <w:sz w:val="26"/>
+          <w:szCs w:val="26"/>
+          <w:lang w:val="vi-VN"/>
+        </w:rPr>
+        <w:t>Sản phẩm/danh mục nào được khách hàng mua nhiều nhất?</w:t>
+      </w:r>
+    </w:p>
+    <w:p>
+      <w:pPr>
+        <w:rPr>
+          <w:b/>
+          <w:bCs/>
+          <w:sz w:val="26"/>
+          <w:szCs w:val="26"/>
+          <w:lang w:val="vi-VN"/>
+        </w:rPr>
+      </w:pPr>
+      <w:r>
+        <w:rPr>
+          <w:bCs/>
+          <w:sz w:val="26"/>
+          <w:szCs w:val="26"/>
+          <w:lang w:val="vi-VN"/>
+        </w:rPr>
+        <w:t>Khách hàng ở khu vực nào có giá trị đơn hàng trung bình cao nhất?</w:t>
+      </w:r>
+    </w:p>
+    <w:p>
+      <w:pPr>
+        <w:rPr>
+          <w:b/>
+          <w:bCs/>
+          <w:sz w:val="26"/>
+          <w:szCs w:val="26"/>
+          <w:lang w:val="vi-VN"/>
+        </w:rPr>
+      </w:pPr>
+      <w:r>
+        <w:rPr>
+          <w:bCs/>
+          <w:sz w:val="26"/>
+          <w:szCs w:val="26"/>
+          <w:lang w:val="vi-VN"/>
+        </w:rPr>
+        <w:t>Tần suất mua hàng của khách hàng như thế nào?</w:t>
+      </w:r>
+    </w:p>
+    <w:p>
+      <w:pPr>
+        <w:numPr>
+          <w:ilvl w:val="0"/>
+          <w:numId w:val="77"/>
+        </w:numPr>
+        <w:spacing w:after="200" w:line="276" w:lineRule="auto"/>
+        <w:jc w:val="left"/>
+        <w:rPr>
+          <w:b/>
+          <w:bCs/>
+          <w:sz w:val="26"/>
+          <w:szCs w:val="26"/>
+          <w:lang w:val="vi-VN"/>
+        </w:rPr>
+      </w:pPr>
+      <w:r>
+        <w:rPr>
+          <w:bCs/>
+          <w:sz w:val="26"/>
+          <w:szCs w:val="26"/>
+          <w:lang w:val="vi-VN"/>
+        </w:rPr>
+        <w:lastRenderedPageBreak/>
+        <w:t>Khách hàng mua 1 lần, mua nhiều lần, khách hàng trung thành.</w:t>
+      </w:r>
+    </w:p>
+    <w:p>
+      <w:pPr>
+        <w:rPr>
+          <w:b/>
+          <w:bCs/>
+          <w:sz w:val="26"/>
+          <w:szCs w:val="26"/>
+          <w:lang w:val="vi-VN"/>
+        </w:rPr>
+      </w:pPr>
+      <w:r>
+        <w:rPr>
+          <w:bCs/>
+          <w:sz w:val="26"/>
+          <w:szCs w:val="26"/>
+          <w:lang w:val="vi-VN"/>
+        </w:rPr>
+        <w:t>Có bao nhiêu khách hàng phát sinh đơn hàng ngoại lai (outlier)?</w:t>
+      </w:r>
+    </w:p>
+    <w:p>
+      <w:pPr>
+        <w:numPr>
+          <w:ilvl w:val="0"/>
+          <w:numId w:val="78"/>
+        </w:numPr>
+        <w:spacing w:after="200" w:line="276" w:lineRule="auto"/>
+        <w:jc w:val="left"/>
+        <w:rPr>
+          <w:b/>
+          <w:bCs/>
+          <w:sz w:val="26"/>
+          <w:szCs w:val="26"/>
+          <w:lang w:val="vi-VN"/>
+        </w:rPr>
+      </w:pPr>
+      <w:r>
+        <w:rPr>
+          <w:bCs/>
+          <w:sz w:val="26"/>
+          <w:szCs w:val="26"/>
+          <w:lang w:val="vi-VN"/>
+        </w:rPr>
+        <w:t>Giá trị đơn hàng quá lớn hoặc số lượng mua bất thường.</w:t>
+      </w:r>
+    </w:p>
+    <w:p>
+      <w:pPr>
+        <w:rPr>
+          <w:b/>
+          <w:bCs/>
+          <w:sz w:val="26"/>
+          <w:szCs w:val="26"/>
+          <w:lang w:val="vi-VN"/>
+        </w:rPr>
+      </w:pPr>
+      <w:r>
+        <w:rPr>
+          <w:bCs/>
+          <w:sz w:val="26"/>
+          <w:szCs w:val="26"/>
+          <w:lang w:val="vi-VN"/>
+        </w:rPr>
+        <w:t>Mối quan hệ giữa độ tuổi khách hàng và giá trị đơn hàng có tồn tại hay không?</w:t>
+      </w:r>
+    </w:p>
+    <w:p>
+      <w:pPr>
+        <w:rPr>
+          <w:b/>
+          <w:bCs/>
+          <w:sz w:val="26"/>
+          <w:szCs w:val="26"/>
+        </w:rPr>
+      </w:pPr>
+      <w:r>
+        <w:rPr>
+          <w:bCs/>
+          <w:sz w:val="26"/>
+          <w:szCs w:val="26"/>
+          <w:lang w:val="vi-VN"/>
+        </w:rPr>
+        <w:t>Phân khúc khách hàng theo độ tuổi:</w:t>
+      </w:r>
+      <w:r>
+        <w:rPr>
+          <w:bCs/>
+          <w:sz w:val="26"/>
+          <w:szCs w:val="26"/>
+        </w:rPr>
+        <w:t xml:space="preserve"> </w:t>
+      </w:r>
+      <w:r>
+        <w:rPr>
+          <w:bCs/>
+          <w:sz w:val="26"/>
+          <w:szCs w:val="26"/>
+          <w:lang w:val="vi-VN"/>
+        </w:rPr>
+        <w:t>Teen</w:t>
+      </w:r>
+      <w:r>
+        <w:rPr>
+          <w:bCs/>
+          <w:sz w:val="26"/>
+          <w:szCs w:val="26"/>
+        </w:rPr>
+        <w:t xml:space="preserve">, </w:t>
+      </w:r>
+      <w:r>
+        <w:rPr>
+          <w:bCs/>
+          <w:sz w:val="26"/>
+          <w:szCs w:val="26"/>
+          <w:lang w:val="vi-VN"/>
+        </w:rPr>
+        <w:t>Young Adult</w:t>
+      </w:r>
+      <w:r>
+        <w:rPr>
+          <w:bCs/>
+          <w:sz w:val="26"/>
+          <w:szCs w:val="26"/>
+        </w:rPr>
+        <w:t xml:space="preserve">, </w:t>
+      </w:r>
+      <w:r>
+        <w:rPr>
+          <w:bCs/>
+          <w:sz w:val="26"/>
+          <w:szCs w:val="26"/>
+          <w:lang w:val="vi-VN"/>
+        </w:rPr>
+        <w:t>Adult</w:t>
+      </w:r>
+      <w:r>
+        <w:rPr>
+          <w:bCs/>
+          <w:sz w:val="26"/>
+          <w:szCs w:val="26"/>
+        </w:rPr>
+        <w:t xml:space="preserve">, </w:t>
+      </w:r>
+      <w:r>
+        <w:rPr>
+          <w:bCs/>
+          <w:sz w:val="26"/>
+          <w:szCs w:val="26"/>
+          <w:lang w:val="vi-VN"/>
+        </w:rPr>
+        <w:t>Middle Age</w:t>
+      </w:r>
+      <w:r>
+        <w:rPr>
+          <w:bCs/>
+          <w:sz w:val="26"/>
+          <w:szCs w:val="26"/>
+        </w:rPr>
+        <w:t xml:space="preserve">, </w:t>
+      </w:r>
+      <w:r>
+        <w:rPr>
+          <w:bCs/>
+          <w:sz w:val="26"/>
+          <w:szCs w:val="26"/>
+          <w:lang w:val="vi-VN"/>
+        </w:rPr>
+        <w:t>Senior</w:t>
+      </w:r>
+    </w:p>
+    <w:p>
+      <w:pPr>
+        <w:pStyle w:val="ListParagraph"/>
+        <w:numPr>
+          <w:ilvl w:val="0"/>
+          <w:numId w:val="70"/>
+        </w:numPr>
+        <w:spacing w:after="200" w:line="276" w:lineRule="auto"/>
+        <w:jc w:val="left"/>
+        <w:rPr>
+          <w:b/>
+          <w:bCs/>
+          <w:sz w:val="26"/>
+          <w:szCs w:val="26"/>
+          <w:lang w:val="vi-VN"/>
+        </w:rPr>
+      </w:pPr>
+      <w:r>
+        <w:rPr>
+          <w:bCs/>
+          <w:sz w:val="26"/>
+          <w:szCs w:val="26"/>
+          <w:lang w:val="vi-VN"/>
+        </w:rPr>
+        <w:t>Nhóm nào mang lại doanh thu cao nhất?</w:t>
+      </w:r>
+    </w:p>
+    <w:p>
+      <w:pPr>
+        <w:rPr>
+          <w:b/>
+          <w:bCs/>
+          <w:sz w:val="26"/>
+          <w:szCs w:val="26"/>
+        </w:rPr>
+      </w:pPr>
+    </w:p>
+    <w:p>
+      <w:pPr>
+        <w:rPr>
+          <w:b/>
+          <w:bCs/>
+          <w:sz w:val="26"/>
+          <w:szCs w:val="26"/>
+        </w:rPr>
+      </w:pPr>
+    </w:p>
+    <w:p>
+      <w:pPr>
+        <w:rPr>
+          <w:bCs/>
+          <w:sz w:val="26"/>
+          <w:szCs w:val="26"/>
+        </w:rPr>
+      </w:pPr>
+      <w:r>
+        <w:rPr>
+          <w:bCs/>
+          <w:sz w:val="26"/>
+          <w:szCs w:val="26"/>
+          <w:lang w:val="vi-VN"/>
+        </w:rPr>
+        <w:t>Biểu đồ 1: Doanh thu theo nhóm tuổi khách hàng</w:t>
+      </w:r>
+    </w:p>
+    <w:p>
+      <w:pPr>
+        <w:jc w:val="center"/>
+        <w:rPr>
+          <w:bCs/>
+          <w:sz w:val="26"/>
+          <w:szCs w:val="26"/>
+        </w:rPr>
+      </w:pPr>
+      <w:r>
+        <w:rPr>
+          <w:bCs/>
+          <w:noProof/>
+          <w:sz w:val="26"/>
+          <w:szCs w:val="26"/>
+        </w:rPr>
+        <w:drawing>
+          <wp:inline distT="0" distB="0" distL="0" distR="0" wp14:anchorId="0452ACAD" wp14:editId="72B72922">
+            <wp:extent cx="5731510" cy="3223895"/>
+            <wp:effectExtent l="114300" t="114300" r="116840" b="147955"/>
+            <wp:docPr id="1467948312" name="Picture 1"/>
+            <wp:cNvGraphicFramePr>
+              <a:graphicFrameLocks xmlns:a="http://schemas.openxmlformats.org/drawingml/2006/main" noChangeAspect="1"/>
+            </wp:cNvGraphicFramePr>
+            <a:graphic xmlns:a="http://schemas.openxmlformats.org/drawingml/2006/main">
+              <a:graphicData uri="http://schemas.openxmlformats.org/drawingml/2006/picture">
+                <pic:pic xmlns:pic="http://schemas.openxmlformats.org/drawingml/2006/picture">
+                  <pic:nvPicPr>
+                    <pic:cNvPr id="1467948312" name=""/>
+                    <pic:cNvPicPr/>
+                  </pic:nvPicPr>
+                  <pic:blipFill>
+                    <a:blip r:embed="rId49"/>
+                    <a:stretch>
+                      <a:fillRect/>
+                    </a:stretch>
+                  </pic:blipFill>
+                  <pic:spPr>
+                    <a:xfrm>
+                      <a:off x="0" y="0"/>
+                      <a:ext cx="5731510" cy="3223895"/>
+                    </a:xfrm>
+                    <a:prstGeom prst="rect">
+                      <a:avLst/>
+                    </a:prstGeom>
+                    <a:solidFill>
+                      <a:srgbClr val="FFFFFF">
+                        <a:shade val="85000"/>
+                      </a:srgbClr>
+                    </a:solidFill>
+                    <a:ln w="88900" cap="sq">
+                      <a:solidFill>
+                        <a:srgbClr val="FFFFFF"/>
+                      </a:solidFill>
+                      <a:miter lim="800000"/>
+                    </a:ln>
+                    <a:effectLst>
+                      <a:outerShdw blurRad="55000" dist="18000" dir="5400000" algn="tl" rotWithShape="0">
+                        <a:srgbClr val="000000">
+                          <a:alpha val="40000"/>
+                        </a:srgbClr>
+                      </a:outerShdw>
+                    </a:effectLst>
+                    <a:scene3d>
+                      <a:camera prst="orthographicFront"/>
+                      <a:lightRig rig="twoPt" dir="t">
+                        <a:rot lat="0" lon="0" rev="7200000"/>
+                      </a:lightRig>
+                    </a:scene3d>
+                    <a:sp3d>
+                      <a:bevelT w="25400" h="19050"/>
+                      <a:contourClr>
+                        <a:srgbClr val="FFFFFF"/>
+                      </a:contourClr>
+                    </a:sp3d>
+                  </pic:spPr>
+                </pic:pic>
+              </a:graphicData>
+            </a:graphic>
+          </wp:inline>
+        </w:drawing>
+      </w:r>
+    </w:p>
+    <w:p>
+      <w:pPr>
+        <w:rPr>
+          <w:b/>
+          <w:bCs/>
+          <w:sz w:val="26"/>
+          <w:szCs w:val="26"/>
+          <w:lang w:val="vi-VN"/>
+        </w:rPr>
+      </w:pPr>
+      <w:r>
+        <w:rPr>
+          <w:bCs/>
+          <w:sz w:val="26"/>
+          <w:szCs w:val="26"/>
+          <w:lang w:val="vi-VN"/>
+        </w:rPr>
+        <w:t>Mục tiêu:</w:t>
+      </w:r>
+    </w:p>
+    <w:p>
+      <w:pPr>
+        <w:numPr>
+          <w:ilvl w:val="0"/>
+          <w:numId w:val="63"/>
+        </w:numPr>
+        <w:spacing w:after="200" w:line="276" w:lineRule="auto"/>
+        <w:jc w:val="left"/>
+        <w:rPr>
+          <w:b/>
+          <w:bCs/>
+          <w:sz w:val="26"/>
+          <w:szCs w:val="26"/>
+          <w:lang w:val="vi-VN"/>
+        </w:rPr>
+      </w:pPr>
+      <w:r>
+        <w:rPr>
+          <w:bCs/>
+          <w:sz w:val="26"/>
+          <w:szCs w:val="26"/>
+          <w:lang w:val="vi-VN"/>
+        </w:rPr>
+        <w:t xml:space="preserve">Nhóm tuổi nào mang lại doanh thu cao nhất? </w:t>
+      </w:r>
+    </w:p>
+    <w:p>
+      <w:pPr>
+        <w:rPr>
+          <w:b/>
+          <w:bCs/>
+          <w:sz w:val="26"/>
+          <w:szCs w:val="26"/>
+          <w:lang w:val="vi-VN"/>
+        </w:rPr>
+      </w:pPr>
+      <w:r>
+        <w:rPr>
+          <w:bCs/>
+          <w:sz w:val="26"/>
+          <w:szCs w:val="26"/>
+          <w:lang w:val="vi-VN"/>
+        </w:rPr>
+        <w:t>Insight:</w:t>
+      </w:r>
+    </w:p>
+    <w:p>
+      <w:pPr>
+        <w:numPr>
+          <w:ilvl w:val="0"/>
+          <w:numId w:val="64"/>
+        </w:numPr>
+        <w:spacing w:after="200" w:line="276" w:lineRule="auto"/>
+        <w:jc w:val="left"/>
+        <w:rPr>
+          <w:b/>
+          <w:bCs/>
+          <w:sz w:val="26"/>
+          <w:szCs w:val="26"/>
+          <w:lang w:val="vi-VN"/>
+        </w:rPr>
+      </w:pPr>
+      <w:r>
+        <w:rPr>
+          <w:bCs/>
+          <w:sz w:val="26"/>
+          <w:szCs w:val="26"/>
+          <w:lang w:val="vi-VN"/>
+        </w:rPr>
+        <w:lastRenderedPageBreak/>
+        <w:t>Nhóm khách hàng chủ lực (Trọng tâm doanh thu): Doanh thu cao nhất tập trung rất rõ ràng ở nhóm tuổi 30 (đạt mức tối đa là 42.683.940). Theo sau là các nhóm tuổi 60 (~38.9M) và nhóm 20 (~37.8M).</w:t>
+      </w:r>
+    </w:p>
+    <w:p>
+      <w:pPr>
+        <w:numPr>
+          <w:ilvl w:val="0"/>
+          <w:numId w:val="64"/>
+        </w:numPr>
+        <w:spacing w:after="200" w:line="276" w:lineRule="auto"/>
+        <w:jc w:val="left"/>
+        <w:rPr>
+          <w:b/>
+          <w:bCs/>
+          <w:sz w:val="26"/>
+          <w:szCs w:val="26"/>
+          <w:lang w:val="vi-VN"/>
+        </w:rPr>
+      </w:pPr>
+      <w:r>
+        <w:rPr>
+          <w:bCs/>
+          <w:sz w:val="26"/>
+          <w:szCs w:val="26"/>
+          <w:lang w:val="vi-VN"/>
+        </w:rPr>
+        <w:t>Sức mua bền vững ở nhóm trung niên &amp; lớn tuổi: Đáng chú ý là nhóm tuổi 40, 50, và 60 vẫn duy trì mức chi tiêu rất đều đặn và cao (đều trên 35M). Điều này cho thấy sản phẩm/dịch vụ của bạn có tệp khách hàng trung thành hoặc có giá trị vòng đời lớn ở cả phân khúc lớn tuổi.</w:t>
+      </w:r>
+    </w:p>
+    <w:p>
+      <w:pPr>
+        <w:numPr>
+          <w:ilvl w:val="0"/>
+          <w:numId w:val="64"/>
+        </w:numPr>
+        <w:spacing w:after="200" w:line="276" w:lineRule="auto"/>
+        <w:jc w:val="left"/>
+        <w:rPr>
+          <w:b/>
+          <w:bCs/>
+          <w:sz w:val="26"/>
+          <w:szCs w:val="26"/>
+          <w:lang w:val="vi-VN"/>
+        </w:rPr>
+      </w:pPr>
+      <w:r>
+        <w:rPr>
+          <w:bCs/>
+          <w:sz w:val="26"/>
+          <w:szCs w:val="26"/>
+          <w:lang w:val="vi-VN"/>
+        </w:rPr>
+        <w:t>Hạn chế ở hai đầu kim tự tháp tuổi: Nhóm tuổi thiếu niên (10) có doanh thu thấp kỷ lục (6.6M), điều này dễ hiểu vì họ chưa tự chủ tài chính. Tuy nhiên, nhóm tuổi cao niên (70) cũng sụt giảm mạnh xuống còn 22.5M.</w:t>
+      </w:r>
+    </w:p>
+    <w:p>
+      <w:pPr>
+        <w:rPr>
+          <w:b/>
+          <w:bCs/>
+          <w:sz w:val="26"/>
+          <w:szCs w:val="26"/>
+          <w:lang w:val="vi-VN"/>
+        </w:rPr>
+      </w:pPr>
+    </w:p>
+    <w:p>
+      <w:pPr>
+        <w:rPr>
+          <w:bCs/>
+          <w:sz w:val="26"/>
+          <w:szCs w:val="26"/>
+        </w:rPr>
+      </w:pPr>
+      <w:r>
+        <w:rPr>
+          <w:bCs/>
+          <w:sz w:val="26"/>
+          <w:szCs w:val="26"/>
+          <w:lang w:val="vi-VN"/>
+        </w:rPr>
+        <w:t>Biểu đồ 2: Doanh thu theo giới tính</w:t>
+      </w:r>
+    </w:p>
+    <w:p>
+      <w:pPr>
+        <w:jc w:val="center"/>
+        <w:rPr>
+          <w:bCs/>
+          <w:sz w:val="26"/>
+          <w:szCs w:val="26"/>
+        </w:rPr>
+      </w:pPr>
+      <w:r>
+        <w:rPr>
+          <w:bCs/>
+          <w:noProof/>
+          <w:sz w:val="26"/>
+          <w:szCs w:val="26"/>
+        </w:rPr>
+        <w:drawing>
+          <wp:inline distT="0" distB="0" distL="0" distR="0" wp14:anchorId="77B1F7B5" wp14:editId="0178CC6D">
+            <wp:extent cx="5731510" cy="3223895"/>
+            <wp:effectExtent l="114300" t="114300" r="116840" b="147955"/>
+            <wp:docPr id="1232666902" name="Picture 1"/>
+            <wp:cNvGraphicFramePr>
+              <a:graphicFrameLocks xmlns:a="http://schemas.openxmlformats.org/drawingml/2006/main" noChangeAspect="1"/>
+            </wp:cNvGraphicFramePr>
+            <a:graphic xmlns:a="http://schemas.openxmlformats.org/drawingml/2006/main">
+              <a:graphicData uri="http://schemas.openxmlformats.org/drawingml/2006/picture">
+                <pic:pic xmlns:pic="http://schemas.openxmlformats.org/drawingml/2006/picture">
+                  <pic:nvPicPr>
+                    <pic:cNvPr id="1232666902" name=""/>
+                    <pic:cNvPicPr/>
+                  </pic:nvPicPr>
+                  <pic:blipFill>
+                    <a:blip r:embed="rId50"/>
+                    <a:stretch>
+                      <a:fillRect/>
+                    </a:stretch>
+                  </pic:blipFill>
+                  <pic:spPr>
+                    <a:xfrm>
+                      <a:off x="0" y="0"/>
+                      <a:ext cx="5731510" cy="3223895"/>
+                    </a:xfrm>
+                    <a:prstGeom prst="rect">
+                      <a:avLst/>
+                    </a:prstGeom>
+                    <a:solidFill>
+                      <a:srgbClr val="FFFFFF">
+                        <a:shade val="85000"/>
+                      </a:srgbClr>
+                    </a:solidFill>
+                    <a:ln w="88900" cap="sq">
+                      <a:solidFill>
+                        <a:srgbClr val="FFFFFF"/>
+                      </a:solidFill>
+                      <a:miter lim="800000"/>
+                    </a:ln>
+                    <a:effectLst>
+                      <a:outerShdw blurRad="55000" dist="18000" dir="5400000" algn="tl" rotWithShape="0">
+                        <a:srgbClr val="000000">
+                          <a:alpha val="40000"/>
+                        </a:srgbClr>
+                      </a:outerShdw>
+                    </a:effectLst>
+                    <a:scene3d>
+                      <a:camera prst="orthographicFront"/>
+                      <a:lightRig rig="twoPt" dir="t">
+                        <a:rot lat="0" lon="0" rev="7200000"/>
+                      </a:lightRig>
+                    </a:scene3d>
+                    <a:sp3d>
+                      <a:bevelT w="25400" h="19050"/>
+                      <a:contourClr>
+                        <a:srgbClr val="FFFFFF"/>
+                      </a:contourClr>
+                    </a:sp3d>
+                  </pic:spPr>
+                </pic:pic>
+              </a:graphicData>
+            </a:graphic>
+          </wp:inline>
+        </w:drawing>
+      </w:r>
+    </w:p>
+    <w:p>
+      <w:pPr>
+        <w:rPr>
+          <w:b/>
+          <w:bCs/>
+          <w:sz w:val="26"/>
+          <w:szCs w:val="26"/>
+          <w:lang w:val="vi-VN"/>
+        </w:rPr>
+      </w:pPr>
+      <w:r>
+        <w:rPr>
+          <w:bCs/>
+          <w:sz w:val="26"/>
+          <w:szCs w:val="26"/>
+          <w:lang w:val="vi-VN"/>
+        </w:rPr>
+        <w:t>Mục tiêu:</w:t>
+      </w:r>
+    </w:p>
+    <w:p>
+      <w:pPr>
+        <w:numPr>
+          <w:ilvl w:val="0"/>
+          <w:numId w:val="65"/>
+        </w:numPr>
+        <w:spacing w:after="200" w:line="276" w:lineRule="auto"/>
+        <w:jc w:val="left"/>
+        <w:rPr>
+          <w:b/>
+          <w:bCs/>
+          <w:sz w:val="26"/>
+          <w:szCs w:val="26"/>
+          <w:lang w:val="vi-VN"/>
+        </w:rPr>
+      </w:pPr>
+      <w:r>
+        <w:rPr>
+          <w:bCs/>
+          <w:sz w:val="26"/>
+          <w:szCs w:val="26"/>
+          <w:lang w:val="vi-VN"/>
+        </w:rPr>
+        <w:t xml:space="preserve">Nam hay nữ tạo nhiều doanh thu hơn? </w:t>
+      </w:r>
+    </w:p>
+    <w:p>
+      <w:pPr>
+        <w:rPr>
+          <w:b/>
+          <w:bCs/>
+          <w:sz w:val="26"/>
+          <w:szCs w:val="26"/>
+          <w:lang w:val="vi-VN"/>
+        </w:rPr>
+      </w:pPr>
+      <w:r>
+        <w:rPr>
+          <w:bCs/>
+          <w:sz w:val="26"/>
+          <w:szCs w:val="26"/>
+          <w:lang w:val="vi-VN"/>
+        </w:rPr>
+        <w:t>Insight:</w:t>
+      </w:r>
+    </w:p>
+    <w:p>
+      <w:pPr>
+        <w:numPr>
+          <w:ilvl w:val="0"/>
+          <w:numId w:val="66"/>
+        </w:numPr>
+        <w:spacing w:after="200" w:line="276" w:lineRule="auto"/>
+        <w:jc w:val="left"/>
+        <w:rPr>
+          <w:b/>
+          <w:bCs/>
+          <w:sz w:val="26"/>
+          <w:szCs w:val="26"/>
+          <w:lang w:val="vi-VN"/>
+        </w:rPr>
+      </w:pPr>
+      <w:r>
+        <w:rPr>
+          <w:bCs/>
+          <w:sz w:val="26"/>
+          <w:szCs w:val="26"/>
+          <w:lang w:val="vi-VN"/>
+        </w:rPr>
+        <w:lastRenderedPageBreak/>
+        <w:t>Tỷ lệ cân bằng hoàn hảo: Tổng doanh thu toàn doanh nghiệp là 222.027.314, trong đó Nữ giới (Female) đóng góp 111.018.601 và Nam giới (Male) đóng góp 111.008.713.</w:t>
+      </w:r>
+    </w:p>
+    <w:p>
+      <w:pPr>
+        <w:numPr>
+          <w:ilvl w:val="0"/>
+          <w:numId w:val="66"/>
+        </w:numPr>
+        <w:spacing w:after="200" w:line="276" w:lineRule="auto"/>
+        <w:jc w:val="left"/>
+        <w:rPr>
+          <w:b/>
+          <w:bCs/>
+          <w:sz w:val="26"/>
+          <w:szCs w:val="26"/>
+          <w:lang w:val="vi-VN"/>
+        </w:rPr>
+      </w:pPr>
+      <w:r>
+        <w:rPr>
+          <w:bCs/>
+          <w:sz w:val="26"/>
+          <w:szCs w:val="26"/>
+          <w:lang w:val="vi-VN"/>
+        </w:rPr>
+        <w:t>Insight hành động: Tỷ lệ đóng góp gần như là 50:50 (chênh lệch cực kỳ nhỏ, chỉ khoảng 10.000 đơn vị tiền tệ). Điều này chứng tỏ sản phẩm hoặc dịch vụ này mang tính chất đại chúng, không bị thiên vị hay phân cực theo giới tính. Các chiến dịch marketing tổng thể có thể áp dụng chung cho cả hai giới, hoặc chia đều ngân sách 50/50 mà không sợ bị lệch tệp.</w:t>
+      </w:r>
+    </w:p>
+    <w:p>
+      <w:pPr>
+        <w:rPr>
+          <w:b/>
+          <w:bCs/>
+          <w:sz w:val="26"/>
+          <w:szCs w:val="26"/>
+        </w:rPr>
+      </w:pPr>
+    </w:p>
+    <w:p>
+      <w:pPr>
+        <w:rPr>
+          <w:b/>
+          <w:bCs/>
+          <w:sz w:val="26"/>
+          <w:szCs w:val="26"/>
+        </w:rPr>
+      </w:pPr>
+    </w:p>
+    <w:p>
+      <w:pPr>
+        <w:rPr>
+          <w:bCs/>
+          <w:sz w:val="26"/>
+          <w:szCs w:val="26"/>
+        </w:rPr>
+      </w:pPr>
+      <w:r>
+        <w:rPr>
+          <w:bCs/>
+          <w:sz w:val="26"/>
+          <w:szCs w:val="26"/>
+          <w:lang w:val="vi-VN"/>
+        </w:rPr>
+        <w:t>Biểu đồ 3: Top 10 khách hàng có doanh thu cao nhất</w:t>
+      </w:r>
+    </w:p>
+    <w:p>
+      <w:pPr>
+        <w:jc w:val="center"/>
+        <w:rPr>
+          <w:bCs/>
+          <w:sz w:val="26"/>
+          <w:szCs w:val="26"/>
+        </w:rPr>
+      </w:pPr>
+      <w:r>
+        <w:rPr>
+          <w:bCs/>
+          <w:noProof/>
+          <w:sz w:val="26"/>
+          <w:szCs w:val="26"/>
+        </w:rPr>
+        <w:drawing>
+          <wp:inline distT="0" distB="0" distL="0" distR="0" wp14:anchorId="124713D8" wp14:editId="4BD0F952">
+            <wp:extent cx="5731510" cy="3223895"/>
+            <wp:effectExtent l="114300" t="114300" r="116840" b="147955"/>
+            <wp:docPr id="1252620963" name="Picture 1"/>
+            <wp:cNvGraphicFramePr>
+              <a:graphicFrameLocks xmlns:a="http://schemas.openxmlformats.org/drawingml/2006/main" noChangeAspect="1"/>
+            </wp:cNvGraphicFramePr>
+            <a:graphic xmlns:a="http://schemas.openxmlformats.org/drawingml/2006/main">
+              <a:graphicData uri="http://schemas.openxmlformats.org/drawingml/2006/picture">
+                <pic:pic xmlns:pic="http://schemas.openxmlformats.org/drawingml/2006/picture">
+                  <pic:nvPicPr>
+                    <pic:cNvPr id="1252620963" name=""/>
+                    <pic:cNvPicPr/>
+                  </pic:nvPicPr>
+                  <pic:blipFill>
+                    <a:blip r:embed="rId51"/>
+                    <a:stretch>
+                      <a:fillRect/>
+                    </a:stretch>
+                  </pic:blipFill>
+                  <pic:spPr>
+                    <a:xfrm>
+                      <a:off x="0" y="0"/>
+                      <a:ext cx="5731510" cy="3223895"/>
+                    </a:xfrm>
+                    <a:prstGeom prst="rect">
+                      <a:avLst/>
+                    </a:prstGeom>
+                    <a:solidFill>
+                      <a:srgbClr val="FFFFFF">
+                        <a:shade val="85000"/>
+                      </a:srgbClr>
+                    </a:solidFill>
+                    <a:ln w="88900" cap="sq">
+                      <a:solidFill>
+                        <a:srgbClr val="FFFFFF"/>
+                      </a:solidFill>
+                      <a:miter lim="800000"/>
+                    </a:ln>
+                    <a:effectLst>
+                      <a:outerShdw blurRad="55000" dist="18000" dir="5400000" algn="tl" rotWithShape="0">
+                        <a:srgbClr val="000000">
+                          <a:alpha val="40000"/>
+                        </a:srgbClr>
+                      </a:outerShdw>
+                    </a:effectLst>
+                    <a:scene3d>
+                      <a:camera prst="orthographicFront"/>
+                      <a:lightRig rig="twoPt" dir="t">
+                        <a:rot lat="0" lon="0" rev="7200000"/>
+                      </a:lightRig>
+                    </a:scene3d>
+                    <a:sp3d>
+                      <a:bevelT w="25400" h="19050"/>
+                      <a:contourClr>
+                        <a:srgbClr val="FFFFFF"/>
+                      </a:contourClr>
+                    </a:sp3d>
+                  </pic:spPr>
+                </pic:pic>
+              </a:graphicData>
+            </a:graphic>
+          </wp:inline>
+        </w:drawing>
+      </w:r>
+    </w:p>
+    <w:p>
+      <w:pPr>
+        <w:rPr>
+          <w:b/>
+          <w:bCs/>
+          <w:sz w:val="26"/>
+          <w:szCs w:val="26"/>
+          <w:lang w:val="vi-VN"/>
+        </w:rPr>
+      </w:pPr>
+      <w:r>
+        <w:rPr>
+          <w:bCs/>
+          <w:sz w:val="26"/>
+          <w:szCs w:val="26"/>
+          <w:lang w:val="vi-VN"/>
+        </w:rPr>
+        <w:t>Mục tiêu:</w:t>
+      </w:r>
+    </w:p>
+    <w:p>
+      <w:pPr>
+        <w:numPr>
+          <w:ilvl w:val="0"/>
+          <w:numId w:val="67"/>
+        </w:numPr>
+        <w:spacing w:after="200" w:line="276" w:lineRule="auto"/>
+        <w:jc w:val="left"/>
+        <w:rPr>
+          <w:b/>
+          <w:bCs/>
+          <w:sz w:val="26"/>
+          <w:szCs w:val="26"/>
+          <w:lang w:val="vi-VN"/>
+        </w:rPr>
+      </w:pPr>
+      <w:r>
+        <w:rPr>
+          <w:bCs/>
+          <w:sz w:val="26"/>
+          <w:szCs w:val="26"/>
+          <w:lang w:val="vi-VN"/>
+        </w:rPr>
+        <w:t xml:space="preserve">Xác định khách hàng giá trị cao (VIP). </w:t>
+      </w:r>
+    </w:p>
+    <w:p>
+      <w:pPr>
+        <w:rPr>
+          <w:b/>
+          <w:bCs/>
+          <w:sz w:val="26"/>
+          <w:szCs w:val="26"/>
+          <w:lang w:val="vi-VN"/>
+        </w:rPr>
+      </w:pPr>
+      <w:r>
+        <w:rPr>
+          <w:bCs/>
+          <w:sz w:val="26"/>
+          <w:szCs w:val="26"/>
+          <w:lang w:val="vi-VN"/>
+        </w:rPr>
+        <w:t>Insight:</w:t>
+      </w:r>
+    </w:p>
+    <w:p>
+      <w:pPr>
+        <w:numPr>
+          <w:ilvl w:val="0"/>
+          <w:numId w:val="68"/>
+        </w:numPr>
+        <w:spacing w:after="200" w:line="276" w:lineRule="auto"/>
+        <w:jc w:val="left"/>
+        <w:rPr>
+          <w:b/>
+          <w:bCs/>
+          <w:sz w:val="26"/>
+          <w:szCs w:val="26"/>
+          <w:lang w:val="vi-VN"/>
+        </w:rPr>
+      </w:pPr>
+      <w:r>
+        <w:rPr>
+          <w:bCs/>
+          <w:sz w:val="26"/>
+          <w:szCs w:val="26"/>
+          <w:lang w:val="vi-VN"/>
+        </w:rPr>
+        <w:t xml:space="preserve">Hiện tượng "Cá Voi" đột biến (Khách hàng VIP siêu cấp): Khách hàng có mã ID 85775 là một outlier (điểm dị biệt) cực kỳ lớn với số lượng giao dịch/hóa đơn lên </w:t>
+      </w:r>
+      <w:r>
+        <w:rPr>
+          <w:bCs/>
+          <w:sz w:val="26"/>
+          <w:szCs w:val="26"/>
+          <w:lang w:val="vi-VN"/>
+        </w:rPr>
+        <w:lastRenderedPageBreak/>
+        <w:t>tới 2.524 (được đo bằng CNT(total)). Con số này vượt trội hoàn toàn so với 9 khách hàng VIP còn lại (vốn chỉ dao động từ 263 đến 707).</w:t>
+      </w:r>
+    </w:p>
+    <w:p>
+      <w:pPr>
+        <w:rPr>
+          <w:b/>
+          <w:bCs/>
+          <w:sz w:val="26"/>
+          <w:szCs w:val="26"/>
+        </w:rPr>
+      </w:pPr>
+    </w:p>
+    <w:p>
+      <w:pPr>
+        <w:rPr>
+          <w:b/>
+          <w:bCs/>
+          <w:sz w:val="26"/>
+          <w:szCs w:val="26"/>
+        </w:rPr>
+      </w:pPr>
+    </w:p>
+    <w:p>
+      <w:pPr>
+        <w:rPr>
+          <w:lang w:val="en-US"/>
+        </w:rPr>
+      </w:pPr>
+    </w:p>
+    <w:p>
+      <w:pPr>
+        <w:rPr>
+          <w:lang w:val="en-US"/>
+        </w:rPr>
+      </w:pPr>
+    </w:p>
+    <w:p>
+      <w:pPr>
         <w:pStyle w:val="mcb"/>
         <w:rPr>
           <w:lang w:val="en-US"/>
@@ -33426,7 +34931,13 @@
         <w:t>Chương</w:t>
       </w:r>
       <w:r>
-        <w:t xml:space="preserve"> 4: </w:t>
+        <w:t xml:space="preserve"> </w:t>
+      </w:r>
+      <w:r>
+        <w:t>5</w:t>
+      </w:r>
+      <w:r>
+        <w:t xml:space="preserve">: </w:t>
       </w:r>
       <w:r>
         <w:t xml:space="preserve">Trực </w:t>
@@ -33661,6 +35172,7 @@
       <w:bookmarkStart w:id="69" w:name="_Toc165991950"/>
       <w:bookmarkStart w:id="70" w:name="_Toc233054395"/>
       <w:r>
+        <w:lastRenderedPageBreak/>
         <w:t>Tạo visual thống kê chi tiết</w:t>
       </w:r>
       <w:bookmarkEnd w:id="69"/>
@@ -33938,7 +35450,13 @@
       <w:bookmarkStart w:id="73" w:name="_Toc165991952"/>
       <w:bookmarkStart w:id="74" w:name="_Toc233054397"/>
       <w:r>
-        <w:t xml:space="preserve">Chương 5: </w:t>
+        <w:t xml:space="preserve">Chương </w:t>
+      </w:r>
+      <w:r>
+        <w:t>6</w:t>
+      </w:r>
+      <w:r>
+        <w:t xml:space="preserve">: </w:t>
       </w:r>
       <w:r>
         <w:t xml:space="preserve">Xây </w:t>
@@ -34036,6 +35554,7 @@
         <w:rPr>
           <w:highlight w:val="yellow"/>
         </w:rPr>
+        <w:lastRenderedPageBreak/>
         <w:t>…</w:t>
       </w:r>
     </w:p>
@@ -34204,7 +35723,6 @@
       <w:bookmarkStart w:id="81" w:name="_Toc165991956"/>
       <w:bookmarkStart w:id="82" w:name="_Toc233054401"/>
       <w:r>
-        <w:lastRenderedPageBreak/>
         <w:t>Dashboard</w:t>
       </w:r>
       <w:bookmarkEnd w:id="81"/>
@@ -34424,6 +35942,7 @@
       <w:bookmarkStart w:id="85" w:name="_Toc165991958"/>
       <w:bookmarkStart w:id="86" w:name="_Toc233054403"/>
       <w:r>
+        <w:lastRenderedPageBreak/>
         <w:t>Bookmark</w:t>
       </w:r>
       <w:bookmarkEnd w:id="85"/>
@@ -34547,7 +36066,6 @@
         <w:pStyle w:val="Heading4"/>
       </w:pPr>
       <w:r>
-        <w:lastRenderedPageBreak/>
         <w:t xml:space="preserve">Tạo bookmark slicer chọn </w:t>
       </w:r>
     </w:p>
@@ -34741,6 +36259,7 @@
           <w:i/>
           <w:u w:val="single"/>
         </w:rPr>
+        <w:lastRenderedPageBreak/>
         <w:t xml:space="preserve">Gợi ý: </w:t>
       </w:r>
     </w:p>
@@ -34812,8 +36331,8 @@
       </w:pPr>
     </w:p>
     <w:sectPr>
-      <w:headerReference w:type="default" r:id="rId49"/>
-      <w:footerReference w:type="default" r:id="rId50"/>
+      <w:headerReference w:type="default" r:id="rId52"/>
+      <w:footerReference w:type="default" r:id="rId53"/>
       <w:pgSz w:w="12240" w:h="15840"/>
       <w:pgMar w:top="1440" w:right="1440" w:bottom="1440" w:left="1440" w:header="720" w:footer="720" w:gutter="0"/>
       <w:pgNumType w:start="0"/>
@@ -35553,6 +37072,155 @@
     </w:lvl>
   </w:abstractNum>
   <w:abstractNum w:abstractNumId="3" w15:restartNumberingAfterBreak="0">
+    <w:nsid w:val="093E3C8F"/>
+    <w:multiLevelType w:val="multilevel"/>
+    <w:tmpl w:val="1054A2A2"/>
+    <w:lvl w:ilvl="0">
+      <w:start w:val="1"/>
+      <w:numFmt w:val="bullet"/>
+      <w:lvlText w:val=""/>
+      <w:lvlJc w:val="left"/>
+      <w:pPr>
+        <w:tabs>
+          <w:tab w:val="num" w:pos="720"/>
+        </w:tabs>
+        <w:ind w:left="720" w:hanging="360"/>
+      </w:pPr>
+      <w:rPr>
+        <w:rFonts w:ascii="Symbol" w:hAnsi="Symbol" w:hint="default"/>
+        <w:sz w:val="20"/>
+      </w:rPr>
+    </w:lvl>
+    <w:lvl w:ilvl="1" w:tentative="1">
+      <w:start w:val="1"/>
+      <w:numFmt w:val="bullet"/>
+      <w:lvlText w:val="o"/>
+      <w:lvlJc w:val="left"/>
+      <w:pPr>
+        <w:tabs>
+          <w:tab w:val="num" w:pos="1440"/>
+        </w:tabs>
+        <w:ind w:left="1440" w:hanging="360"/>
+      </w:pPr>
+      <w:rPr>
+        <w:rFonts w:ascii="Courier New" w:hAnsi="Courier New" w:hint="default"/>
+        <w:sz w:val="20"/>
+      </w:rPr>
+    </w:lvl>
+    <w:lvl w:ilvl="2" w:tentative="1">
+      <w:start w:val="1"/>
+      <w:numFmt w:val="bullet"/>
+      <w:lvlText w:val=""/>
+      <w:lvlJc w:val="left"/>
+      <w:pPr>
+        <w:tabs>
+          <w:tab w:val="num" w:pos="2160"/>
+        </w:tabs>
+        <w:ind w:left="2160" w:hanging="360"/>
+      </w:pPr>
+      <w:rPr>
+        <w:rFonts w:ascii="Wingdings" w:hAnsi="Wingdings" w:hint="default"/>
+        <w:sz w:val="20"/>
+      </w:rPr>
+    </w:lvl>
+    <w:lvl w:ilvl="3" w:tentative="1">
+      <w:start w:val="1"/>
+      <w:numFmt w:val="bullet"/>
+      <w:lvlText w:val=""/>
+      <w:lvlJc w:val="left"/>
+      <w:pPr>
+        <w:tabs>
+          <w:tab w:val="num" w:pos="2880"/>
+        </w:tabs>
+        <w:ind w:left="2880" w:hanging="360"/>
+      </w:pPr>
+      <w:rPr>
+        <w:rFonts w:ascii="Wingdings" w:hAnsi="Wingdings" w:hint="default"/>
+        <w:sz w:val="20"/>
+      </w:rPr>
+    </w:lvl>
+    <w:lvl w:ilvl="4" w:tentative="1">
+      <w:start w:val="1"/>
+      <w:numFmt w:val="bullet"/>
+      <w:lvlText w:val=""/>
+      <w:lvlJc w:val="left"/>
+      <w:pPr>
+        <w:tabs>
+          <w:tab w:val="num" w:pos="3600"/>
+        </w:tabs>
+        <w:ind w:left="3600" w:hanging="360"/>
+      </w:pPr>
+      <w:rPr>
+        <w:rFonts w:ascii="Wingdings" w:hAnsi="Wingdings" w:hint="default"/>
+        <w:sz w:val="20"/>
+      </w:rPr>
+    </w:lvl>
+    <w:lvl w:ilvl="5" w:tentative="1">
+      <w:start w:val="1"/>
+      <w:numFmt w:val="bullet"/>
+      <w:lvlText w:val=""/>
+      <w:lvlJc w:val="left"/>
+      <w:pPr>
+        <w:tabs>
+          <w:tab w:val="num" w:pos="4320"/>
+        </w:tabs>
+        <w:ind w:left="4320" w:hanging="360"/>
+      </w:pPr>
+      <w:rPr>
+        <w:rFonts w:ascii="Wingdings" w:hAnsi="Wingdings" w:hint="default"/>
+        <w:sz w:val="20"/>
+      </w:rPr>
+    </w:lvl>
+    <w:lvl w:ilvl="6" w:tentative="1">
+      <w:start w:val="1"/>
+      <w:numFmt w:val="bullet"/>
+      <w:lvlText w:val=""/>
+      <w:lvlJc w:val="left"/>
+      <w:pPr>
+        <w:tabs>
+          <w:tab w:val="num" w:pos="5040"/>
+        </w:tabs>
+        <w:ind w:left="5040" w:hanging="360"/>
+      </w:pPr>
+      <w:rPr>
+        <w:rFonts w:ascii="Wingdings" w:hAnsi="Wingdings" w:hint="default"/>
+        <w:sz w:val="20"/>
+      </w:rPr>
+    </w:lvl>
+    <w:lvl w:ilvl="7" w:tentative="1">
+      <w:start w:val="1"/>
+      <w:numFmt w:val="bullet"/>
+      <w:lvlText w:val=""/>
+      <w:lvlJc w:val="left"/>
+      <w:pPr>
+        <w:tabs>
+          <w:tab w:val="num" w:pos="5760"/>
+        </w:tabs>
+        <w:ind w:left="5760" w:hanging="360"/>
+      </w:pPr>
+      <w:rPr>
+        <w:rFonts w:ascii="Wingdings" w:hAnsi="Wingdings" w:hint="default"/>
+        <w:sz w:val="20"/>
+      </w:rPr>
+    </w:lvl>
+    <w:lvl w:ilvl="8" w:tentative="1">
+      <w:start w:val="1"/>
+      <w:numFmt w:val="bullet"/>
+      <w:lvlText w:val=""/>
+      <w:lvlJc w:val="left"/>
+      <w:pPr>
+        <w:tabs>
+          <w:tab w:val="num" w:pos="6480"/>
+        </w:tabs>
+        <w:ind w:left="6480" w:hanging="360"/>
+      </w:pPr>
+      <w:rPr>
+        <w:rFonts w:ascii="Wingdings" w:hAnsi="Wingdings" w:hint="default"/>
+        <w:sz w:val="20"/>
+      </w:rPr>
+    </w:lvl>
+  </w:abstractNum>
+  <w:abstractNum w:abstractNumId="4" w15:restartNumberingAfterBreak="0">
     <w:nsid w:val="09FF317A"/>
     <w:multiLevelType w:val="multilevel"/>
     <w:tmpl w:val="C6568048"/>
@@ -35701,7 +37369,7 @@
       </w:rPr>
     </w:lvl>
   </w:abstractNum>
-  <w:abstractNum w:abstractNumId="4" w15:restartNumberingAfterBreak="0">
+  <w:abstractNum w:abstractNumId="5" w15:restartNumberingAfterBreak="0">
     <w:nsid w:val="0D134B12"/>
     <w:multiLevelType w:val="multilevel"/>
     <w:tmpl w:val="6E88D214"/>
@@ -35850,7 +37518,7 @@
       </w:rPr>
     </w:lvl>
   </w:abstractNum>
-  <w:abstractNum w:abstractNumId="5" w15:restartNumberingAfterBreak="0">
+  <w:abstractNum w:abstractNumId="6" w15:restartNumberingAfterBreak="0">
     <w:nsid w:val="0D9127E7"/>
     <w:multiLevelType w:val="multilevel"/>
     <w:tmpl w:val="E9167026"/>
@@ -35999,7 +37667,305 @@
       </w:rPr>
     </w:lvl>
   </w:abstractNum>
-  <w:abstractNum w:abstractNumId="6" w15:restartNumberingAfterBreak="0">
+  <w:abstractNum w:abstractNumId="7" w15:restartNumberingAfterBreak="0">
+    <w:nsid w:val="0E7D033A"/>
+    <w:multiLevelType w:val="multilevel"/>
+    <w:tmpl w:val="D09472CC"/>
+    <w:lvl w:ilvl="0">
+      <w:start w:val="1"/>
+      <w:numFmt w:val="bullet"/>
+      <w:lvlText w:val=""/>
+      <w:lvlJc w:val="left"/>
+      <w:pPr>
+        <w:tabs>
+          <w:tab w:val="num" w:pos="720"/>
+        </w:tabs>
+        <w:ind w:left="720" w:hanging="360"/>
+      </w:pPr>
+      <w:rPr>
+        <w:rFonts w:ascii="Symbol" w:hAnsi="Symbol" w:hint="default"/>
+        <w:sz w:val="20"/>
+      </w:rPr>
+    </w:lvl>
+    <w:lvl w:ilvl="1" w:tentative="1">
+      <w:start w:val="1"/>
+      <w:numFmt w:val="bullet"/>
+      <w:lvlText w:val="o"/>
+      <w:lvlJc w:val="left"/>
+      <w:pPr>
+        <w:tabs>
+          <w:tab w:val="num" w:pos="1440"/>
+        </w:tabs>
+        <w:ind w:left="1440" w:hanging="360"/>
+      </w:pPr>
+      <w:rPr>
+        <w:rFonts w:ascii="Courier New" w:hAnsi="Courier New" w:hint="default"/>
+        <w:sz w:val="20"/>
+      </w:rPr>
+    </w:lvl>
+    <w:lvl w:ilvl="2" w:tentative="1">
+      <w:start w:val="1"/>
+      <w:numFmt w:val="bullet"/>
+      <w:lvlText w:val=""/>
+      <w:lvlJc w:val="left"/>
+      <w:pPr>
+        <w:tabs>
+          <w:tab w:val="num" w:pos="2160"/>
+        </w:tabs>
+        <w:ind w:left="2160" w:hanging="360"/>
+      </w:pPr>
+      <w:rPr>
+        <w:rFonts w:ascii="Wingdings" w:hAnsi="Wingdings" w:hint="default"/>
+        <w:sz w:val="20"/>
+      </w:rPr>
+    </w:lvl>
+    <w:lvl w:ilvl="3" w:tentative="1">
+      <w:start w:val="1"/>
+      <w:numFmt w:val="bullet"/>
+      <w:lvlText w:val=""/>
+      <w:lvlJc w:val="left"/>
+      <w:pPr>
+        <w:tabs>
+          <w:tab w:val="num" w:pos="2880"/>
+        </w:tabs>
+        <w:ind w:left="2880" w:hanging="360"/>
+      </w:pPr>
+      <w:rPr>
+        <w:rFonts w:ascii="Wingdings" w:hAnsi="Wingdings" w:hint="default"/>
+        <w:sz w:val="20"/>
+      </w:rPr>
+    </w:lvl>
+    <w:lvl w:ilvl="4" w:tentative="1">
+      <w:start w:val="1"/>
+      <w:numFmt w:val="bullet"/>
+      <w:lvlText w:val=""/>
+      <w:lvlJc w:val="left"/>
+      <w:pPr>
+        <w:tabs>
+          <w:tab w:val="num" w:pos="3600"/>
+        </w:tabs>
+        <w:ind w:left="3600" w:hanging="360"/>
+      </w:pPr>
+      <w:rPr>
+        <w:rFonts w:ascii="Wingdings" w:hAnsi="Wingdings" w:hint="default"/>
+        <w:sz w:val="20"/>
+      </w:rPr>
+    </w:lvl>
+    <w:lvl w:ilvl="5" w:tentative="1">
+      <w:start w:val="1"/>
+      <w:numFmt w:val="bullet"/>
+      <w:lvlText w:val=""/>
+      <w:lvlJc w:val="left"/>
+      <w:pPr>
+        <w:tabs>
+          <w:tab w:val="num" w:pos="4320"/>
+        </w:tabs>
+        <w:ind w:left="4320" w:hanging="360"/>
+      </w:pPr>
+      <w:rPr>
+        <w:rFonts w:ascii="Wingdings" w:hAnsi="Wingdings" w:hint="default"/>
+        <w:sz w:val="20"/>
+      </w:rPr>
+    </w:lvl>
+    <w:lvl w:ilvl="6" w:tentative="1">
+      <w:start w:val="1"/>
+      <w:numFmt w:val="bullet"/>
+      <w:lvlText w:val=""/>
+      <w:lvlJc w:val="left"/>
+      <w:pPr>
+        <w:tabs>
+          <w:tab w:val="num" w:pos="5040"/>
+        </w:tabs>
+        <w:ind w:left="5040" w:hanging="360"/>
+      </w:pPr>
+      <w:rPr>
+        <w:rFonts w:ascii="Wingdings" w:hAnsi="Wingdings" w:hint="default"/>
+        <w:sz w:val="20"/>
+      </w:rPr>
+    </w:lvl>
+    <w:lvl w:ilvl="7" w:tentative="1">
+      <w:start w:val="1"/>
+      <w:numFmt w:val="bullet"/>
+      <w:lvlText w:val=""/>
+      <w:lvlJc w:val="left"/>
+      <w:pPr>
+        <w:tabs>
+          <w:tab w:val="num" w:pos="5760"/>
+        </w:tabs>
+        <w:ind w:left="5760" w:hanging="360"/>
+      </w:pPr>
+      <w:rPr>
+        <w:rFonts w:ascii="Wingdings" w:hAnsi="Wingdings" w:hint="default"/>
+        <w:sz w:val="20"/>
+      </w:rPr>
+    </w:lvl>
+    <w:lvl w:ilvl="8" w:tentative="1">
+      <w:start w:val="1"/>
+      <w:numFmt w:val="bullet"/>
+      <w:lvlText w:val=""/>
+      <w:lvlJc w:val="left"/>
+      <w:pPr>
+        <w:tabs>
+          <w:tab w:val="num" w:pos="6480"/>
+        </w:tabs>
+        <w:ind w:left="6480" w:hanging="360"/>
+      </w:pPr>
+      <w:rPr>
+        <w:rFonts w:ascii="Wingdings" w:hAnsi="Wingdings" w:hint="default"/>
+        <w:sz w:val="20"/>
+      </w:rPr>
+    </w:lvl>
+  </w:abstractNum>
+  <w:abstractNum w:abstractNumId="8" w15:restartNumberingAfterBreak="0">
+    <w:nsid w:val="0FB30B8C"/>
+    <w:multiLevelType w:val="multilevel"/>
+    <w:tmpl w:val="6D7EEFBC"/>
+    <w:lvl w:ilvl="0">
+      <w:start w:val="1"/>
+      <w:numFmt w:val="bullet"/>
+      <w:lvlText w:val=""/>
+      <w:lvlJc w:val="left"/>
+      <w:pPr>
+        <w:tabs>
+          <w:tab w:val="num" w:pos="720"/>
+        </w:tabs>
+        <w:ind w:left="720" w:hanging="360"/>
+      </w:pPr>
+      <w:rPr>
+        <w:rFonts w:ascii="Symbol" w:hAnsi="Symbol" w:hint="default"/>
+        <w:sz w:val="20"/>
+      </w:rPr>
+    </w:lvl>
+    <w:lvl w:ilvl="1" w:tentative="1">
+      <w:start w:val="1"/>
+      <w:numFmt w:val="bullet"/>
+      <w:lvlText w:val="o"/>
+      <w:lvlJc w:val="left"/>
+      <w:pPr>
+        <w:tabs>
+          <w:tab w:val="num" w:pos="1440"/>
+        </w:tabs>
+        <w:ind w:left="1440" w:hanging="360"/>
+      </w:pPr>
+      <w:rPr>
+        <w:rFonts w:ascii="Courier New" w:hAnsi="Courier New" w:hint="default"/>
+        <w:sz w:val="20"/>
+      </w:rPr>
+    </w:lvl>
+    <w:lvl w:ilvl="2" w:tentative="1">
+      <w:start w:val="1"/>
+      <w:numFmt w:val="bullet"/>
+      <w:lvlText w:val=""/>
+      <w:lvlJc w:val="left"/>
+      <w:pPr>
+        <w:tabs>
+          <w:tab w:val="num" w:pos="2160"/>
+        </w:tabs>
+        <w:ind w:left="2160" w:hanging="360"/>
+      </w:pPr>
+      <w:rPr>
+        <w:rFonts w:ascii="Wingdings" w:hAnsi="Wingdings" w:hint="default"/>
+        <w:sz w:val="20"/>
+      </w:rPr>
+    </w:lvl>
+    <w:lvl w:ilvl="3" w:tentative="1">
+      <w:start w:val="1"/>
+      <w:numFmt w:val="bullet"/>
+      <w:lvlText w:val=""/>
+      <w:lvlJc w:val="left"/>
+      <w:pPr>
+        <w:tabs>
+          <w:tab w:val="num" w:pos="2880"/>
+        </w:tabs>
+        <w:ind w:left="2880" w:hanging="360"/>
+      </w:pPr>
+      <w:rPr>
+        <w:rFonts w:ascii="Wingdings" w:hAnsi="Wingdings" w:hint="default"/>
+        <w:sz w:val="20"/>
+      </w:rPr>
+    </w:lvl>
+    <w:lvl w:ilvl="4" w:tentative="1">
+      <w:start w:val="1"/>
+      <w:numFmt w:val="bullet"/>
+      <w:lvlText w:val=""/>
+      <w:lvlJc w:val="left"/>
+      <w:pPr>
+        <w:tabs>
+          <w:tab w:val="num" w:pos="3600"/>
+        </w:tabs>
+        <w:ind w:left="3600" w:hanging="360"/>
+      </w:pPr>
+      <w:rPr>
+        <w:rFonts w:ascii="Wingdings" w:hAnsi="Wingdings" w:hint="default"/>
+        <w:sz w:val="20"/>
+      </w:rPr>
+    </w:lvl>
+    <w:lvl w:ilvl="5" w:tentative="1">
+      <w:start w:val="1"/>
+      <w:numFmt w:val="bullet"/>
+      <w:lvlText w:val=""/>
+      <w:lvlJc w:val="left"/>
+      <w:pPr>
+        <w:tabs>
+          <w:tab w:val="num" w:pos="4320"/>
+        </w:tabs>
+        <w:ind w:left="4320" w:hanging="360"/>
+      </w:pPr>
+      <w:rPr>
+        <w:rFonts w:ascii="Wingdings" w:hAnsi="Wingdings" w:hint="default"/>
+        <w:sz w:val="20"/>
+      </w:rPr>
+    </w:lvl>
+    <w:lvl w:ilvl="6" w:tentative="1">
+      <w:start w:val="1"/>
+      <w:numFmt w:val="bullet"/>
+      <w:lvlText w:val=""/>
+      <w:lvlJc w:val="left"/>
+      <w:pPr>
+        <w:tabs>
+          <w:tab w:val="num" w:pos="5040"/>
+        </w:tabs>
+        <w:ind w:left="5040" w:hanging="360"/>
+      </w:pPr>
+      <w:rPr>
+        <w:rFonts w:ascii="Wingdings" w:hAnsi="Wingdings" w:hint="default"/>
+        <w:sz w:val="20"/>
+      </w:rPr>
+    </w:lvl>
+    <w:lvl w:ilvl="7" w:tentative="1">
+      <w:start w:val="1"/>
+      <w:numFmt w:val="bullet"/>
+      <w:lvlText w:val=""/>
+      <w:lvlJc w:val="left"/>
+      <w:pPr>
+        <w:tabs>
+          <w:tab w:val="num" w:pos="5760"/>
+        </w:tabs>
+        <w:ind w:left="5760" w:hanging="360"/>
+      </w:pPr>
+      <w:rPr>
+        <w:rFonts w:ascii="Wingdings" w:hAnsi="Wingdings" w:hint="default"/>
+        <w:sz w:val="20"/>
+      </w:rPr>
+    </w:lvl>
+    <w:lvl w:ilvl="8" w:tentative="1">
+      <w:start w:val="1"/>
+      <w:numFmt w:val="bullet"/>
+      <w:lvlText w:val=""/>
+      <w:lvlJc w:val="left"/>
+      <w:pPr>
+        <w:tabs>
+          <w:tab w:val="num" w:pos="6480"/>
+        </w:tabs>
+        <w:ind w:left="6480" w:hanging="360"/>
+      </w:pPr>
+      <w:rPr>
+        <w:rFonts w:ascii="Wingdings" w:hAnsi="Wingdings" w:hint="default"/>
+        <w:sz w:val="20"/>
+      </w:rPr>
+    </w:lvl>
+  </w:abstractNum>
+  <w:abstractNum w:abstractNumId="9" w15:restartNumberingAfterBreak="0">
     <w:nsid w:val="10CE56F0"/>
     <w:multiLevelType w:val="multilevel"/>
     <w:tmpl w:val="145AFCFE"/>
@@ -36148,7 +38114,7 @@
       </w:rPr>
     </w:lvl>
   </w:abstractNum>
-  <w:abstractNum w:abstractNumId="7" w15:restartNumberingAfterBreak="0">
+  <w:abstractNum w:abstractNumId="10" w15:restartNumberingAfterBreak="0">
     <w:nsid w:val="19906096"/>
     <w:multiLevelType w:val="multilevel"/>
     <w:tmpl w:val="55B0A8CC"/>
@@ -36261,7 +38227,7 @@
       </w:pPr>
     </w:lvl>
   </w:abstractNum>
-  <w:abstractNum w:abstractNumId="8" w15:restartNumberingAfterBreak="0">
+  <w:abstractNum w:abstractNumId="11" w15:restartNumberingAfterBreak="0">
     <w:nsid w:val="1C1E745C"/>
     <w:multiLevelType w:val="multilevel"/>
     <w:tmpl w:val="9CF4D58A"/>
@@ -36410,7 +38376,7 @@
       </w:rPr>
     </w:lvl>
   </w:abstractNum>
-  <w:abstractNum w:abstractNumId="9" w15:restartNumberingAfterBreak="0">
+  <w:abstractNum w:abstractNumId="12" w15:restartNumberingAfterBreak="0">
     <w:nsid w:val="1D1B3A16"/>
     <w:multiLevelType w:val="multilevel"/>
     <w:tmpl w:val="24BEF840"/>
@@ -36559,7 +38525,7 @@
       </w:rPr>
     </w:lvl>
   </w:abstractNum>
-  <w:abstractNum w:abstractNumId="10" w15:restartNumberingAfterBreak="0">
+  <w:abstractNum w:abstractNumId="13" w15:restartNumberingAfterBreak="0">
     <w:nsid w:val="1D42303A"/>
     <w:multiLevelType w:val="multilevel"/>
     <w:tmpl w:val="DFFEC122"/>
@@ -36708,7 +38674,7 @@
       </w:rPr>
     </w:lvl>
   </w:abstractNum>
-  <w:abstractNum w:abstractNumId="11" w15:restartNumberingAfterBreak="0">
+  <w:abstractNum w:abstractNumId="14" w15:restartNumberingAfterBreak="0">
     <w:nsid w:val="1E8917C3"/>
     <w:multiLevelType w:val="multilevel"/>
     <w:tmpl w:val="A36CD508"/>
@@ -36857,7 +38823,7 @@
       </w:rPr>
     </w:lvl>
   </w:abstractNum>
-  <w:abstractNum w:abstractNumId="12" w15:restartNumberingAfterBreak="0">
+  <w:abstractNum w:abstractNumId="15" w15:restartNumberingAfterBreak="0">
     <w:nsid w:val="2309522E"/>
     <w:multiLevelType w:val="multilevel"/>
     <w:tmpl w:val="D43EF448"/>
@@ -37006,7 +38972,156 @@
       </w:rPr>
     </w:lvl>
   </w:abstractNum>
-  <w:abstractNum w:abstractNumId="13" w15:restartNumberingAfterBreak="0">
+  <w:abstractNum w:abstractNumId="16" w15:restartNumberingAfterBreak="0">
+    <w:nsid w:val="23AF211F"/>
+    <w:multiLevelType w:val="multilevel"/>
+    <w:tmpl w:val="CFF44004"/>
+    <w:lvl w:ilvl="0">
+      <w:start w:val="1"/>
+      <w:numFmt w:val="bullet"/>
+      <w:lvlText w:val=""/>
+      <w:lvlJc w:val="left"/>
+      <w:pPr>
+        <w:tabs>
+          <w:tab w:val="num" w:pos="720"/>
+        </w:tabs>
+        <w:ind w:left="720" w:hanging="360"/>
+      </w:pPr>
+      <w:rPr>
+        <w:rFonts w:ascii="Symbol" w:hAnsi="Symbol" w:hint="default"/>
+        <w:sz w:val="20"/>
+      </w:rPr>
+    </w:lvl>
+    <w:lvl w:ilvl="1" w:tentative="1">
+      <w:start w:val="1"/>
+      <w:numFmt w:val="bullet"/>
+      <w:lvlText w:val="o"/>
+      <w:lvlJc w:val="left"/>
+      <w:pPr>
+        <w:tabs>
+          <w:tab w:val="num" w:pos="1440"/>
+        </w:tabs>
+        <w:ind w:left="1440" w:hanging="360"/>
+      </w:pPr>
+      <w:rPr>
+        <w:rFonts w:ascii="Courier New" w:hAnsi="Courier New" w:hint="default"/>
+        <w:sz w:val="20"/>
+      </w:rPr>
+    </w:lvl>
+    <w:lvl w:ilvl="2" w:tentative="1">
+      <w:start w:val="1"/>
+      <w:numFmt w:val="bullet"/>
+      <w:lvlText w:val=""/>
+      <w:lvlJc w:val="left"/>
+      <w:pPr>
+        <w:tabs>
+          <w:tab w:val="num" w:pos="2160"/>
+        </w:tabs>
+        <w:ind w:left="2160" w:hanging="360"/>
+      </w:pPr>
+      <w:rPr>
+        <w:rFonts w:ascii="Wingdings" w:hAnsi="Wingdings" w:hint="default"/>
+        <w:sz w:val="20"/>
+      </w:rPr>
+    </w:lvl>
+    <w:lvl w:ilvl="3" w:tentative="1">
+      <w:start w:val="1"/>
+      <w:numFmt w:val="bullet"/>
+      <w:lvlText w:val=""/>
+      <w:lvlJc w:val="left"/>
+      <w:pPr>
+        <w:tabs>
+          <w:tab w:val="num" w:pos="2880"/>
+        </w:tabs>
+        <w:ind w:left="2880" w:hanging="360"/>
+      </w:pPr>
+      <w:rPr>
+        <w:rFonts w:ascii="Wingdings" w:hAnsi="Wingdings" w:hint="default"/>
+        <w:sz w:val="20"/>
+      </w:rPr>
+    </w:lvl>
+    <w:lvl w:ilvl="4" w:tentative="1">
+      <w:start w:val="1"/>
+      <w:numFmt w:val="bullet"/>
+      <w:lvlText w:val=""/>
+      <w:lvlJc w:val="left"/>
+      <w:pPr>
+        <w:tabs>
+          <w:tab w:val="num" w:pos="3600"/>
+        </w:tabs>
+        <w:ind w:left="3600" w:hanging="360"/>
+      </w:pPr>
+      <w:rPr>
+        <w:rFonts w:ascii="Wingdings" w:hAnsi="Wingdings" w:hint="default"/>
+        <w:sz w:val="20"/>
+      </w:rPr>
+    </w:lvl>
+    <w:lvl w:ilvl="5" w:tentative="1">
+      <w:start w:val="1"/>
+      <w:numFmt w:val="bullet"/>
+      <w:lvlText w:val=""/>
+      <w:lvlJc w:val="left"/>
+      <w:pPr>
+        <w:tabs>
+          <w:tab w:val="num" w:pos="4320"/>
+        </w:tabs>
+        <w:ind w:left="4320" w:hanging="360"/>
+      </w:pPr>
+      <w:rPr>
+        <w:rFonts w:ascii="Wingdings" w:hAnsi="Wingdings" w:hint="default"/>
+        <w:sz w:val="20"/>
+      </w:rPr>
+    </w:lvl>
+    <w:lvl w:ilvl="6" w:tentative="1">
+      <w:start w:val="1"/>
+      <w:numFmt w:val="bullet"/>
+      <w:lvlText w:val=""/>
+      <w:lvlJc w:val="left"/>
+      <w:pPr>
+        <w:tabs>
+          <w:tab w:val="num" w:pos="5040"/>
+        </w:tabs>
+        <w:ind w:left="5040" w:hanging="360"/>
+      </w:pPr>
+      <w:rPr>
+        <w:rFonts w:ascii="Wingdings" w:hAnsi="Wingdings" w:hint="default"/>
+        <w:sz w:val="20"/>
+      </w:rPr>
+    </w:lvl>
+    <w:lvl w:ilvl="7" w:tentative="1">
+      <w:start w:val="1"/>
+      <w:numFmt w:val="bullet"/>
+      <w:lvlText w:val=""/>
+      <w:lvlJc w:val="left"/>
+      <w:pPr>
+        <w:tabs>
+          <w:tab w:val="num" w:pos="5760"/>
+        </w:tabs>
+        <w:ind w:left="5760" w:hanging="360"/>
+      </w:pPr>
+      <w:rPr>
+        <w:rFonts w:ascii="Wingdings" w:hAnsi="Wingdings" w:hint="default"/>
+        <w:sz w:val="20"/>
+      </w:rPr>
+    </w:lvl>
+    <w:lvl w:ilvl="8" w:tentative="1">
+      <w:start w:val="1"/>
+      <w:numFmt w:val="bullet"/>
+      <w:lvlText w:val=""/>
+      <w:lvlJc w:val="left"/>
+      <w:pPr>
+        <w:tabs>
+          <w:tab w:val="num" w:pos="6480"/>
+        </w:tabs>
+        <w:ind w:left="6480" w:hanging="360"/>
+      </w:pPr>
+      <w:rPr>
+        <w:rFonts w:ascii="Wingdings" w:hAnsi="Wingdings" w:hint="default"/>
+        <w:sz w:val="20"/>
+      </w:rPr>
+    </w:lvl>
+  </w:abstractNum>
+  <w:abstractNum w:abstractNumId="17" w15:restartNumberingAfterBreak="0">
     <w:nsid w:val="282A0850"/>
     <w:multiLevelType w:val="multilevel"/>
     <w:tmpl w:val="07E8AAEA"/>
@@ -37155,7 +39270,7 @@
       </w:rPr>
     </w:lvl>
   </w:abstractNum>
-  <w:abstractNum w:abstractNumId="14" w15:restartNumberingAfterBreak="0">
+  <w:abstractNum w:abstractNumId="18" w15:restartNumberingAfterBreak="0">
     <w:nsid w:val="28F50B7A"/>
     <w:multiLevelType w:val="multilevel"/>
     <w:tmpl w:val="0FE29ABE"/>
@@ -37304,7 +39419,7 @@
       </w:rPr>
     </w:lvl>
   </w:abstractNum>
-  <w:abstractNum w:abstractNumId="15" w15:restartNumberingAfterBreak="0">
+  <w:abstractNum w:abstractNumId="19" w15:restartNumberingAfterBreak="0">
     <w:nsid w:val="29C0647B"/>
     <w:multiLevelType w:val="multilevel"/>
     <w:tmpl w:val="07DAA042"/>
@@ -37453,7 +39568,7 @@
       </w:rPr>
     </w:lvl>
   </w:abstractNum>
-  <w:abstractNum w:abstractNumId="16" w15:restartNumberingAfterBreak="0">
+  <w:abstractNum w:abstractNumId="20" w15:restartNumberingAfterBreak="0">
     <w:nsid w:val="2D2A6D6C"/>
     <w:multiLevelType w:val="multilevel"/>
     <w:tmpl w:val="42A28FAC"/>
@@ -37566,7 +39681,7 @@
       </w:rPr>
     </w:lvl>
   </w:abstractNum>
-  <w:abstractNum w:abstractNumId="17" w15:restartNumberingAfterBreak="0">
+  <w:abstractNum w:abstractNumId="21" w15:restartNumberingAfterBreak="0">
     <w:nsid w:val="2FEC288F"/>
     <w:multiLevelType w:val="hybridMultilevel"/>
     <w:tmpl w:val="836C6E60"/>
@@ -37679,7 +39794,7 @@
       </w:rPr>
     </w:lvl>
   </w:abstractNum>
-  <w:abstractNum w:abstractNumId="18" w15:restartNumberingAfterBreak="0">
+  <w:abstractNum w:abstractNumId="22" w15:restartNumberingAfterBreak="0">
     <w:nsid w:val="323E40CD"/>
     <w:multiLevelType w:val="multilevel"/>
     <w:tmpl w:val="7388A0CC"/>
@@ -37828,7 +39943,7 @@
       </w:rPr>
     </w:lvl>
   </w:abstractNum>
-  <w:abstractNum w:abstractNumId="19" w15:restartNumberingAfterBreak="0">
+  <w:abstractNum w:abstractNumId="23" w15:restartNumberingAfterBreak="0">
     <w:nsid w:val="35553FBF"/>
     <w:multiLevelType w:val="multilevel"/>
     <w:tmpl w:val="75BAE904"/>
@@ -37977,7 +40092,7 @@
       </w:rPr>
     </w:lvl>
   </w:abstractNum>
-  <w:abstractNum w:abstractNumId="20" w15:restartNumberingAfterBreak="0">
+  <w:abstractNum w:abstractNumId="24" w15:restartNumberingAfterBreak="0">
     <w:nsid w:val="35C92003"/>
     <w:multiLevelType w:val="hybridMultilevel"/>
     <w:tmpl w:val="7BB2E112"/>
@@ -38092,7 +40207,7 @@
       </w:rPr>
     </w:lvl>
   </w:abstractNum>
-  <w:abstractNum w:abstractNumId="21" w15:restartNumberingAfterBreak="0">
+  <w:abstractNum w:abstractNumId="25" w15:restartNumberingAfterBreak="0">
     <w:nsid w:val="37DC3C22"/>
     <w:multiLevelType w:val="multilevel"/>
     <w:tmpl w:val="2D905AFA"/>
@@ -38241,7 +40356,156 @@
       </w:rPr>
     </w:lvl>
   </w:abstractNum>
-  <w:abstractNum w:abstractNumId="22" w15:restartNumberingAfterBreak="0">
+  <w:abstractNum w:abstractNumId="26" w15:restartNumberingAfterBreak="0">
+    <w:nsid w:val="395F3EAD"/>
+    <w:multiLevelType w:val="multilevel"/>
+    <w:tmpl w:val="69488AF8"/>
+    <w:lvl w:ilvl="0">
+      <w:start w:val="1"/>
+      <w:numFmt w:val="bullet"/>
+      <w:lvlText w:val=""/>
+      <w:lvlJc w:val="left"/>
+      <w:pPr>
+        <w:tabs>
+          <w:tab w:val="num" w:pos="720"/>
+        </w:tabs>
+        <w:ind w:left="720" w:hanging="360"/>
+      </w:pPr>
+      <w:rPr>
+        <w:rFonts w:ascii="Symbol" w:hAnsi="Symbol" w:hint="default"/>
+        <w:sz w:val="20"/>
+      </w:rPr>
+    </w:lvl>
+    <w:lvl w:ilvl="1" w:tentative="1">
+      <w:start w:val="1"/>
+      <w:numFmt w:val="bullet"/>
+      <w:lvlText w:val="o"/>
+      <w:lvlJc w:val="left"/>
+      <w:pPr>
+        <w:tabs>
+          <w:tab w:val="num" w:pos="1440"/>
+        </w:tabs>
+        <w:ind w:left="1440" w:hanging="360"/>
+      </w:pPr>
+      <w:rPr>
+        <w:rFonts w:ascii="Courier New" w:hAnsi="Courier New" w:hint="default"/>
+        <w:sz w:val="20"/>
+      </w:rPr>
+    </w:lvl>
+    <w:lvl w:ilvl="2" w:tentative="1">
+      <w:start w:val="1"/>
+      <w:numFmt w:val="bullet"/>
+      <w:lvlText w:val=""/>
+      <w:lvlJc w:val="left"/>
+      <w:pPr>
+        <w:tabs>
+          <w:tab w:val="num" w:pos="2160"/>
+        </w:tabs>
+        <w:ind w:left="2160" w:hanging="360"/>
+      </w:pPr>
+      <w:rPr>
+        <w:rFonts w:ascii="Wingdings" w:hAnsi="Wingdings" w:hint="default"/>
+        <w:sz w:val="20"/>
+      </w:rPr>
+    </w:lvl>
+    <w:lvl w:ilvl="3" w:tentative="1">
+      <w:start w:val="1"/>
+      <w:numFmt w:val="bullet"/>
+      <w:lvlText w:val=""/>
+      <w:lvlJc w:val="left"/>
+      <w:pPr>
+        <w:tabs>
+          <w:tab w:val="num" w:pos="2880"/>
+        </w:tabs>
+        <w:ind w:left="2880" w:hanging="360"/>
+      </w:pPr>
+      <w:rPr>
+        <w:rFonts w:ascii="Wingdings" w:hAnsi="Wingdings" w:hint="default"/>
+        <w:sz w:val="20"/>
+      </w:rPr>
+    </w:lvl>
+    <w:lvl w:ilvl="4" w:tentative="1">
+      <w:start w:val="1"/>
+      <w:numFmt w:val="bullet"/>
+      <w:lvlText w:val=""/>
+      <w:lvlJc w:val="left"/>
+      <w:pPr>
+        <w:tabs>
+          <w:tab w:val="num" w:pos="3600"/>
+        </w:tabs>
+        <w:ind w:left="3600" w:hanging="360"/>
+      </w:pPr>
+      <w:rPr>
+        <w:rFonts w:ascii="Wingdings" w:hAnsi="Wingdings" w:hint="default"/>
+        <w:sz w:val="20"/>
+      </w:rPr>
+    </w:lvl>
+    <w:lvl w:ilvl="5" w:tentative="1">
+      <w:start w:val="1"/>
+      <w:numFmt w:val="bullet"/>
+      <w:lvlText w:val=""/>
+      <w:lvlJc w:val="left"/>
+      <w:pPr>
+        <w:tabs>
+          <w:tab w:val="num" w:pos="4320"/>
+        </w:tabs>
+        <w:ind w:left="4320" w:hanging="360"/>
+      </w:pPr>
+      <w:rPr>
+        <w:rFonts w:ascii="Wingdings" w:hAnsi="Wingdings" w:hint="default"/>
+        <w:sz w:val="20"/>
+      </w:rPr>
+    </w:lvl>
+    <w:lvl w:ilvl="6" w:tentative="1">
+      <w:start w:val="1"/>
+      <w:numFmt w:val="bullet"/>
+      <w:lvlText w:val=""/>
+      <w:lvlJc w:val="left"/>
+      <w:pPr>
+        <w:tabs>
+          <w:tab w:val="num" w:pos="5040"/>
+        </w:tabs>
+        <w:ind w:left="5040" w:hanging="360"/>
+      </w:pPr>
+      <w:rPr>
+        <w:rFonts w:ascii="Wingdings" w:hAnsi="Wingdings" w:hint="default"/>
+        <w:sz w:val="20"/>
+      </w:rPr>
+    </w:lvl>
+    <w:lvl w:ilvl="7" w:tentative="1">
+      <w:start w:val="1"/>
+      <w:numFmt w:val="bullet"/>
+      <w:lvlText w:val=""/>
+      <w:lvlJc w:val="left"/>
+      <w:pPr>
+        <w:tabs>
+          <w:tab w:val="num" w:pos="5760"/>
+        </w:tabs>
+        <w:ind w:left="5760" w:hanging="360"/>
+      </w:pPr>
+      <w:rPr>
+        <w:rFonts w:ascii="Wingdings" w:hAnsi="Wingdings" w:hint="default"/>
+        <w:sz w:val="20"/>
+      </w:rPr>
+    </w:lvl>
+    <w:lvl w:ilvl="8" w:tentative="1">
+      <w:start w:val="1"/>
+      <w:numFmt w:val="bullet"/>
+      <w:lvlText w:val=""/>
+      <w:lvlJc w:val="left"/>
+      <w:pPr>
+        <w:tabs>
+          <w:tab w:val="num" w:pos="6480"/>
+        </w:tabs>
+        <w:ind w:left="6480" w:hanging="360"/>
+      </w:pPr>
+      <w:rPr>
+        <w:rFonts w:ascii="Wingdings" w:hAnsi="Wingdings" w:hint="default"/>
+        <w:sz w:val="20"/>
+      </w:rPr>
+    </w:lvl>
+  </w:abstractNum>
+  <w:abstractNum w:abstractNumId="27" w15:restartNumberingAfterBreak="0">
     <w:nsid w:val="3ABC6CE7"/>
     <w:multiLevelType w:val="multilevel"/>
     <w:tmpl w:val="46C0C552"/>
@@ -38390,7 +40654,7 @@
       </w:rPr>
     </w:lvl>
   </w:abstractNum>
-  <w:abstractNum w:abstractNumId="23" w15:restartNumberingAfterBreak="0">
+  <w:abstractNum w:abstractNumId="28" w15:restartNumberingAfterBreak="0">
     <w:nsid w:val="3B0C77F7"/>
     <w:multiLevelType w:val="multilevel"/>
     <w:tmpl w:val="0C14AA0E"/>
@@ -38539,7 +40803,156 @@
       </w:rPr>
     </w:lvl>
   </w:abstractNum>
-  <w:abstractNum w:abstractNumId="24" w15:restartNumberingAfterBreak="0">
+  <w:abstractNum w:abstractNumId="29" w15:restartNumberingAfterBreak="0">
+    <w:nsid w:val="3C2805AC"/>
+    <w:multiLevelType w:val="multilevel"/>
+    <w:tmpl w:val="A418BA8A"/>
+    <w:lvl w:ilvl="0">
+      <w:start w:val="1"/>
+      <w:numFmt w:val="bullet"/>
+      <w:lvlText w:val=""/>
+      <w:lvlJc w:val="left"/>
+      <w:pPr>
+        <w:tabs>
+          <w:tab w:val="num" w:pos="720"/>
+        </w:tabs>
+        <w:ind w:left="720" w:hanging="360"/>
+      </w:pPr>
+      <w:rPr>
+        <w:rFonts w:ascii="Symbol" w:hAnsi="Symbol" w:hint="default"/>
+        <w:sz w:val="20"/>
+      </w:rPr>
+    </w:lvl>
+    <w:lvl w:ilvl="1" w:tentative="1">
+      <w:start w:val="1"/>
+      <w:numFmt w:val="bullet"/>
+      <w:lvlText w:val="o"/>
+      <w:lvlJc w:val="left"/>
+      <w:pPr>
+        <w:tabs>
+          <w:tab w:val="num" w:pos="1440"/>
+        </w:tabs>
+        <w:ind w:left="1440" w:hanging="360"/>
+      </w:pPr>
+      <w:rPr>
+        <w:rFonts w:ascii="Courier New" w:hAnsi="Courier New" w:hint="default"/>
+        <w:sz w:val="20"/>
+      </w:rPr>
+    </w:lvl>
+    <w:lvl w:ilvl="2" w:tentative="1">
+      <w:start w:val="1"/>
+      <w:numFmt w:val="bullet"/>
+      <w:lvlText w:val=""/>
+      <w:lvlJc w:val="left"/>
+      <w:pPr>
+        <w:tabs>
+          <w:tab w:val="num" w:pos="2160"/>
+        </w:tabs>
+        <w:ind w:left="2160" w:hanging="360"/>
+      </w:pPr>
+      <w:rPr>
+        <w:rFonts w:ascii="Wingdings" w:hAnsi="Wingdings" w:hint="default"/>
+        <w:sz w:val="20"/>
+      </w:rPr>
+    </w:lvl>
+    <w:lvl w:ilvl="3" w:tentative="1">
+      <w:start w:val="1"/>
+      <w:numFmt w:val="bullet"/>
+      <w:lvlText w:val=""/>
+      <w:lvlJc w:val="left"/>
+      <w:pPr>
+        <w:tabs>
+          <w:tab w:val="num" w:pos="2880"/>
+        </w:tabs>
+        <w:ind w:left="2880" w:hanging="360"/>
+      </w:pPr>
+      <w:rPr>
+        <w:rFonts w:ascii="Wingdings" w:hAnsi="Wingdings" w:hint="default"/>
+        <w:sz w:val="20"/>
+      </w:rPr>
+    </w:lvl>
+    <w:lvl w:ilvl="4" w:tentative="1">
+      <w:start w:val="1"/>
+      <w:numFmt w:val="bullet"/>
+      <w:lvlText w:val=""/>
+      <w:lvlJc w:val="left"/>
+      <w:pPr>
+        <w:tabs>
+          <w:tab w:val="num" w:pos="3600"/>
+        </w:tabs>
+        <w:ind w:left="3600" w:hanging="360"/>
+      </w:pPr>
+      <w:rPr>
+        <w:rFonts w:ascii="Wingdings" w:hAnsi="Wingdings" w:hint="default"/>
+        <w:sz w:val="20"/>
+      </w:rPr>
+    </w:lvl>
+    <w:lvl w:ilvl="5" w:tentative="1">
+      <w:start w:val="1"/>
+      <w:numFmt w:val="bullet"/>
+      <w:lvlText w:val=""/>
+      <w:lvlJc w:val="left"/>
+      <w:pPr>
+        <w:tabs>
+          <w:tab w:val="num" w:pos="4320"/>
+        </w:tabs>
+        <w:ind w:left="4320" w:hanging="360"/>
+      </w:pPr>
+      <w:rPr>
+        <w:rFonts w:ascii="Wingdings" w:hAnsi="Wingdings" w:hint="default"/>
+        <w:sz w:val="20"/>
+      </w:rPr>
+    </w:lvl>
+    <w:lvl w:ilvl="6" w:tentative="1">
+      <w:start w:val="1"/>
+      <w:numFmt w:val="bullet"/>
+      <w:lvlText w:val=""/>
+      <w:lvlJc w:val="left"/>
+      <w:pPr>
+        <w:tabs>
+          <w:tab w:val="num" w:pos="5040"/>
+        </w:tabs>
+        <w:ind w:left="5040" w:hanging="360"/>
+      </w:pPr>
+      <w:rPr>
+        <w:rFonts w:ascii="Wingdings" w:hAnsi="Wingdings" w:hint="default"/>
+        <w:sz w:val="20"/>
+      </w:rPr>
+    </w:lvl>
+    <w:lvl w:ilvl="7" w:tentative="1">
+      <w:start w:val="1"/>
+      <w:numFmt w:val="bullet"/>
+      <w:lvlText w:val=""/>
+      <w:lvlJc w:val="left"/>
+      <w:pPr>
+        <w:tabs>
+          <w:tab w:val="num" w:pos="5760"/>
+        </w:tabs>
+        <w:ind w:left="5760" w:hanging="360"/>
+      </w:pPr>
+      <w:rPr>
+        <w:rFonts w:ascii="Wingdings" w:hAnsi="Wingdings" w:hint="default"/>
+        <w:sz w:val="20"/>
+      </w:rPr>
+    </w:lvl>
+    <w:lvl w:ilvl="8" w:tentative="1">
+      <w:start w:val="1"/>
+      <w:numFmt w:val="bullet"/>
+      <w:lvlText w:val=""/>
+      <w:lvlJc w:val="left"/>
+      <w:pPr>
+        <w:tabs>
+          <w:tab w:val="num" w:pos="6480"/>
+        </w:tabs>
+        <w:ind w:left="6480" w:hanging="360"/>
+      </w:pPr>
+      <w:rPr>
+        <w:rFonts w:ascii="Wingdings" w:hAnsi="Wingdings" w:hint="default"/>
+        <w:sz w:val="20"/>
+      </w:rPr>
+    </w:lvl>
+  </w:abstractNum>
+  <w:abstractNum w:abstractNumId="30" w15:restartNumberingAfterBreak="0">
     <w:nsid w:val="3DE406D1"/>
     <w:multiLevelType w:val="multilevel"/>
     <w:tmpl w:val="4D6239B8"/>
@@ -38688,7 +41101,7 @@
       </w:rPr>
     </w:lvl>
   </w:abstractNum>
-  <w:abstractNum w:abstractNumId="25" w15:restartNumberingAfterBreak="0">
+  <w:abstractNum w:abstractNumId="31" w15:restartNumberingAfterBreak="0">
     <w:nsid w:val="4007041E"/>
     <w:multiLevelType w:val="multilevel"/>
     <w:tmpl w:val="5A6EC30E"/>
@@ -38837,7 +41250,7 @@
       </w:rPr>
     </w:lvl>
   </w:abstractNum>
-  <w:abstractNum w:abstractNumId="26" w15:restartNumberingAfterBreak="0">
+  <w:abstractNum w:abstractNumId="32" w15:restartNumberingAfterBreak="0">
     <w:nsid w:val="41D12E52"/>
     <w:multiLevelType w:val="multilevel"/>
     <w:tmpl w:val="945ABF7E"/>
@@ -38986,7 +41399,156 @@
       </w:rPr>
     </w:lvl>
   </w:abstractNum>
-  <w:abstractNum w:abstractNumId="27" w15:restartNumberingAfterBreak="0">
+  <w:abstractNum w:abstractNumId="33" w15:restartNumberingAfterBreak="0">
+    <w:nsid w:val="42F61E81"/>
+    <w:multiLevelType w:val="multilevel"/>
+    <w:tmpl w:val="D75EB7D0"/>
+    <w:lvl w:ilvl="0">
+      <w:start w:val="1"/>
+      <w:numFmt w:val="bullet"/>
+      <w:lvlText w:val=""/>
+      <w:lvlJc w:val="left"/>
+      <w:pPr>
+        <w:tabs>
+          <w:tab w:val="num" w:pos="720"/>
+        </w:tabs>
+        <w:ind w:left="720" w:hanging="360"/>
+      </w:pPr>
+      <w:rPr>
+        <w:rFonts w:ascii="Symbol" w:hAnsi="Symbol" w:hint="default"/>
+        <w:sz w:val="20"/>
+      </w:rPr>
+    </w:lvl>
+    <w:lvl w:ilvl="1" w:tentative="1">
+      <w:start w:val="1"/>
+      <w:numFmt w:val="bullet"/>
+      <w:lvlText w:val="o"/>
+      <w:lvlJc w:val="left"/>
+      <w:pPr>
+        <w:tabs>
+          <w:tab w:val="num" w:pos="1440"/>
+        </w:tabs>
+        <w:ind w:left="1440" w:hanging="360"/>
+      </w:pPr>
+      <w:rPr>
+        <w:rFonts w:ascii="Courier New" w:hAnsi="Courier New" w:hint="default"/>
+        <w:sz w:val="20"/>
+      </w:rPr>
+    </w:lvl>
+    <w:lvl w:ilvl="2" w:tentative="1">
+      <w:start w:val="1"/>
+      <w:numFmt w:val="bullet"/>
+      <w:lvlText w:val=""/>
+      <w:lvlJc w:val="left"/>
+      <w:pPr>
+        <w:tabs>
+          <w:tab w:val="num" w:pos="2160"/>
+        </w:tabs>
+        <w:ind w:left="2160" w:hanging="360"/>
+      </w:pPr>
+      <w:rPr>
+        <w:rFonts w:ascii="Wingdings" w:hAnsi="Wingdings" w:hint="default"/>
+        <w:sz w:val="20"/>
+      </w:rPr>
+    </w:lvl>
+    <w:lvl w:ilvl="3" w:tentative="1">
+      <w:start w:val="1"/>
+      <w:numFmt w:val="bullet"/>
+      <w:lvlText w:val=""/>
+      <w:lvlJc w:val="left"/>
+      <w:pPr>
+        <w:tabs>
+          <w:tab w:val="num" w:pos="2880"/>
+        </w:tabs>
+        <w:ind w:left="2880" w:hanging="360"/>
+      </w:pPr>
+      <w:rPr>
+        <w:rFonts w:ascii="Wingdings" w:hAnsi="Wingdings" w:hint="default"/>
+        <w:sz w:val="20"/>
+      </w:rPr>
+    </w:lvl>
+    <w:lvl w:ilvl="4" w:tentative="1">
+      <w:start w:val="1"/>
+      <w:numFmt w:val="bullet"/>
+      <w:lvlText w:val=""/>
+      <w:lvlJc w:val="left"/>
+      <w:pPr>
+        <w:tabs>
+          <w:tab w:val="num" w:pos="3600"/>
+        </w:tabs>
+        <w:ind w:left="3600" w:hanging="360"/>
+      </w:pPr>
+      <w:rPr>
+        <w:rFonts w:ascii="Wingdings" w:hAnsi="Wingdings" w:hint="default"/>
+        <w:sz w:val="20"/>
+      </w:rPr>
+    </w:lvl>
+    <w:lvl w:ilvl="5" w:tentative="1">
+      <w:start w:val="1"/>
+      <w:numFmt w:val="bullet"/>
+      <w:lvlText w:val=""/>
+      <w:lvlJc w:val="left"/>
+      <w:pPr>
+        <w:tabs>
+          <w:tab w:val="num" w:pos="4320"/>
+        </w:tabs>
+        <w:ind w:left="4320" w:hanging="360"/>
+      </w:pPr>
+      <w:rPr>
+        <w:rFonts w:ascii="Wingdings" w:hAnsi="Wingdings" w:hint="default"/>
+        <w:sz w:val="20"/>
+      </w:rPr>
+    </w:lvl>
+    <w:lvl w:ilvl="6" w:tentative="1">
+      <w:start w:val="1"/>
+      <w:numFmt w:val="bullet"/>
+      <w:lvlText w:val=""/>
+      <w:lvlJc w:val="left"/>
+      <w:pPr>
+        <w:tabs>
+          <w:tab w:val="num" w:pos="5040"/>
+        </w:tabs>
+        <w:ind w:left="5040" w:hanging="360"/>
+      </w:pPr>
+      <w:rPr>
+        <w:rFonts w:ascii="Wingdings" w:hAnsi="Wingdings" w:hint="default"/>
+        <w:sz w:val="20"/>
+      </w:rPr>
+    </w:lvl>
+    <w:lvl w:ilvl="7" w:tentative="1">
+      <w:start w:val="1"/>
+      <w:numFmt w:val="bullet"/>
+      <w:lvlText w:val=""/>
+      <w:lvlJc w:val="left"/>
+      <w:pPr>
+        <w:tabs>
+          <w:tab w:val="num" w:pos="5760"/>
+        </w:tabs>
+        <w:ind w:left="5760" w:hanging="360"/>
+      </w:pPr>
+      <w:rPr>
+        <w:rFonts w:ascii="Wingdings" w:hAnsi="Wingdings" w:hint="default"/>
+        <w:sz w:val="20"/>
+      </w:rPr>
+    </w:lvl>
+    <w:lvl w:ilvl="8" w:tentative="1">
+      <w:start w:val="1"/>
+      <w:numFmt w:val="bullet"/>
+      <w:lvlText w:val=""/>
+      <w:lvlJc w:val="left"/>
+      <w:pPr>
+        <w:tabs>
+          <w:tab w:val="num" w:pos="6480"/>
+        </w:tabs>
+        <w:ind w:left="6480" w:hanging="360"/>
+      </w:pPr>
+      <w:rPr>
+        <w:rFonts w:ascii="Wingdings" w:hAnsi="Wingdings" w:hint="default"/>
+        <w:sz w:val="20"/>
+      </w:rPr>
+    </w:lvl>
+  </w:abstractNum>
+  <w:abstractNum w:abstractNumId="34" w15:restartNumberingAfterBreak="0">
     <w:nsid w:val="476D6873"/>
     <w:multiLevelType w:val="multilevel"/>
     <w:tmpl w:val="AED6DDD8"/>
@@ -39135,7 +41697,7 @@
       </w:rPr>
     </w:lvl>
   </w:abstractNum>
-  <w:abstractNum w:abstractNumId="28" w15:restartNumberingAfterBreak="0">
+  <w:abstractNum w:abstractNumId="35" w15:restartNumberingAfterBreak="0">
     <w:nsid w:val="4A572409"/>
     <w:multiLevelType w:val="multilevel"/>
     <w:tmpl w:val="511E6B00"/>
@@ -39284,7 +41846,156 @@
       </w:rPr>
     </w:lvl>
   </w:abstractNum>
-  <w:abstractNum w:abstractNumId="29" w15:restartNumberingAfterBreak="0">
+  <w:abstractNum w:abstractNumId="36" w15:restartNumberingAfterBreak="0">
+    <w:nsid w:val="4C604F56"/>
+    <w:multiLevelType w:val="multilevel"/>
+    <w:tmpl w:val="D50A93B6"/>
+    <w:lvl w:ilvl="0">
+      <w:start w:val="1"/>
+      <w:numFmt w:val="bullet"/>
+      <w:lvlText w:val=""/>
+      <w:lvlJc w:val="left"/>
+      <w:pPr>
+        <w:tabs>
+          <w:tab w:val="num" w:pos="720"/>
+        </w:tabs>
+        <w:ind w:left="720" w:hanging="360"/>
+      </w:pPr>
+      <w:rPr>
+        <w:rFonts w:ascii="Symbol" w:hAnsi="Symbol" w:hint="default"/>
+        <w:sz w:val="20"/>
+      </w:rPr>
+    </w:lvl>
+    <w:lvl w:ilvl="1" w:tentative="1">
+      <w:start w:val="1"/>
+      <w:numFmt w:val="bullet"/>
+      <w:lvlText w:val="o"/>
+      <w:lvlJc w:val="left"/>
+      <w:pPr>
+        <w:tabs>
+          <w:tab w:val="num" w:pos="1440"/>
+        </w:tabs>
+        <w:ind w:left="1440" w:hanging="360"/>
+      </w:pPr>
+      <w:rPr>
+        <w:rFonts w:ascii="Courier New" w:hAnsi="Courier New" w:hint="default"/>
+        <w:sz w:val="20"/>
+      </w:rPr>
+    </w:lvl>
+    <w:lvl w:ilvl="2" w:tentative="1">
+      <w:start w:val="1"/>
+      <w:numFmt w:val="bullet"/>
+      <w:lvlText w:val=""/>
+      <w:lvlJc w:val="left"/>
+      <w:pPr>
+        <w:tabs>
+          <w:tab w:val="num" w:pos="2160"/>
+        </w:tabs>
+        <w:ind w:left="2160" w:hanging="360"/>
+      </w:pPr>
+      <w:rPr>
+        <w:rFonts w:ascii="Wingdings" w:hAnsi="Wingdings" w:hint="default"/>
+        <w:sz w:val="20"/>
+      </w:rPr>
+    </w:lvl>
+    <w:lvl w:ilvl="3" w:tentative="1">
+      <w:start w:val="1"/>
+      <w:numFmt w:val="bullet"/>
+      <w:lvlText w:val=""/>
+      <w:lvlJc w:val="left"/>
+      <w:pPr>
+        <w:tabs>
+          <w:tab w:val="num" w:pos="2880"/>
+        </w:tabs>
+        <w:ind w:left="2880" w:hanging="360"/>
+      </w:pPr>
+      <w:rPr>
+        <w:rFonts w:ascii="Wingdings" w:hAnsi="Wingdings" w:hint="default"/>
+        <w:sz w:val="20"/>
+      </w:rPr>
+    </w:lvl>
+    <w:lvl w:ilvl="4" w:tentative="1">
+      <w:start w:val="1"/>
+      <w:numFmt w:val="bullet"/>
+      <w:lvlText w:val=""/>
+      <w:lvlJc w:val="left"/>
+      <w:pPr>
+        <w:tabs>
+          <w:tab w:val="num" w:pos="3600"/>
+        </w:tabs>
+        <w:ind w:left="3600" w:hanging="360"/>
+      </w:pPr>
+      <w:rPr>
+        <w:rFonts w:ascii="Wingdings" w:hAnsi="Wingdings" w:hint="default"/>
+        <w:sz w:val="20"/>
+      </w:rPr>
+    </w:lvl>
+    <w:lvl w:ilvl="5" w:tentative="1">
+      <w:start w:val="1"/>
+      <w:numFmt w:val="bullet"/>
+      <w:lvlText w:val=""/>
+      <w:lvlJc w:val="left"/>
+      <w:pPr>
+        <w:tabs>
+          <w:tab w:val="num" w:pos="4320"/>
+        </w:tabs>
+        <w:ind w:left="4320" w:hanging="360"/>
+      </w:pPr>
+      <w:rPr>
+        <w:rFonts w:ascii="Wingdings" w:hAnsi="Wingdings" w:hint="default"/>
+        <w:sz w:val="20"/>
+      </w:rPr>
+    </w:lvl>
+    <w:lvl w:ilvl="6" w:tentative="1">
+      <w:start w:val="1"/>
+      <w:numFmt w:val="bullet"/>
+      <w:lvlText w:val=""/>
+      <w:lvlJc w:val="left"/>
+      <w:pPr>
+        <w:tabs>
+          <w:tab w:val="num" w:pos="5040"/>
+        </w:tabs>
+        <w:ind w:left="5040" w:hanging="360"/>
+      </w:pPr>
+      <w:rPr>
+        <w:rFonts w:ascii="Wingdings" w:hAnsi="Wingdings" w:hint="default"/>
+        <w:sz w:val="20"/>
+      </w:rPr>
+    </w:lvl>
+    <w:lvl w:ilvl="7" w:tentative="1">
+      <w:start w:val="1"/>
+      <w:numFmt w:val="bullet"/>
+      <w:lvlText w:val=""/>
+      <w:lvlJc w:val="left"/>
+      <w:pPr>
+        <w:tabs>
+          <w:tab w:val="num" w:pos="5760"/>
+        </w:tabs>
+        <w:ind w:left="5760" w:hanging="360"/>
+      </w:pPr>
+      <w:rPr>
+        <w:rFonts w:ascii="Wingdings" w:hAnsi="Wingdings" w:hint="default"/>
+        <w:sz w:val="20"/>
+      </w:rPr>
+    </w:lvl>
+    <w:lvl w:ilvl="8" w:tentative="1">
+      <w:start w:val="1"/>
+      <w:numFmt w:val="bullet"/>
+      <w:lvlText w:val=""/>
+      <w:lvlJc w:val="left"/>
+      <w:pPr>
+        <w:tabs>
+          <w:tab w:val="num" w:pos="6480"/>
+        </w:tabs>
+        <w:ind w:left="6480" w:hanging="360"/>
+      </w:pPr>
+      <w:rPr>
+        <w:rFonts w:ascii="Wingdings" w:hAnsi="Wingdings" w:hint="default"/>
+        <w:sz w:val="20"/>
+      </w:rPr>
+    </w:lvl>
+  </w:abstractNum>
+  <w:abstractNum w:abstractNumId="37" w15:restartNumberingAfterBreak="0">
     <w:nsid w:val="4CF93F99"/>
     <w:multiLevelType w:val="multilevel"/>
     <w:tmpl w:val="36642920"/>
@@ -39397,7 +42108,7 @@
       </w:pPr>
     </w:lvl>
   </w:abstractNum>
-  <w:abstractNum w:abstractNumId="30" w15:restartNumberingAfterBreak="0">
+  <w:abstractNum w:abstractNumId="38" w15:restartNumberingAfterBreak="0">
     <w:nsid w:val="4DC9603B"/>
     <w:multiLevelType w:val="multilevel"/>
     <w:tmpl w:val="E1C6FFEC"/>
@@ -39546,7 +42257,7 @@
       </w:rPr>
     </w:lvl>
   </w:abstractNum>
-  <w:abstractNum w:abstractNumId="31" w15:restartNumberingAfterBreak="0">
+  <w:abstractNum w:abstractNumId="39" w15:restartNumberingAfterBreak="0">
     <w:nsid w:val="4E79420F"/>
     <w:multiLevelType w:val="multilevel"/>
     <w:tmpl w:val="F50446A2"/>
@@ -39695,7 +42406,7 @@
       </w:rPr>
     </w:lvl>
   </w:abstractNum>
-  <w:abstractNum w:abstractNumId="32" w15:restartNumberingAfterBreak="0">
+  <w:abstractNum w:abstractNumId="40" w15:restartNumberingAfterBreak="0">
     <w:nsid w:val="4EE43571"/>
     <w:multiLevelType w:val="multilevel"/>
     <w:tmpl w:val="E0361044"/>
@@ -39844,7 +42555,7 @@
       </w:rPr>
     </w:lvl>
   </w:abstractNum>
-  <w:abstractNum w:abstractNumId="33" w15:restartNumberingAfterBreak="0">
+  <w:abstractNum w:abstractNumId="41" w15:restartNumberingAfterBreak="0">
     <w:nsid w:val="4F221E19"/>
     <w:multiLevelType w:val="multilevel"/>
     <w:tmpl w:val="B82CFBB4"/>
@@ -39931,7 +42642,7 @@
       </w:pPr>
     </w:lvl>
   </w:abstractNum>
-  <w:abstractNum w:abstractNumId="34" w15:restartNumberingAfterBreak="0">
+  <w:abstractNum w:abstractNumId="42" w15:restartNumberingAfterBreak="0">
     <w:nsid w:val="4F623475"/>
     <w:multiLevelType w:val="multilevel"/>
     <w:tmpl w:val="3990D162"/>
@@ -40080,7 +42791,7 @@
       </w:rPr>
     </w:lvl>
   </w:abstractNum>
-  <w:abstractNum w:abstractNumId="35" w15:restartNumberingAfterBreak="0">
+  <w:abstractNum w:abstractNumId="43" w15:restartNumberingAfterBreak="0">
     <w:nsid w:val="501164B4"/>
     <w:multiLevelType w:val="multilevel"/>
     <w:tmpl w:val="2ADA4404"/>
@@ -40229,7 +42940,7 @@
       </w:rPr>
     </w:lvl>
   </w:abstractNum>
-  <w:abstractNum w:abstractNumId="36" w15:restartNumberingAfterBreak="0">
+  <w:abstractNum w:abstractNumId="44" w15:restartNumberingAfterBreak="0">
     <w:nsid w:val="52EE44C5"/>
     <w:multiLevelType w:val="multilevel"/>
     <w:tmpl w:val="18BE849A"/>
@@ -40378,7 +43089,305 @@
       </w:rPr>
     </w:lvl>
   </w:abstractNum>
-  <w:abstractNum w:abstractNumId="37" w15:restartNumberingAfterBreak="0">
+  <w:abstractNum w:abstractNumId="45" w15:restartNumberingAfterBreak="0">
+    <w:nsid w:val="5304172D"/>
+    <w:multiLevelType w:val="multilevel"/>
+    <w:tmpl w:val="7EB4340E"/>
+    <w:lvl w:ilvl="0">
+      <w:start w:val="1"/>
+      <w:numFmt w:val="bullet"/>
+      <w:lvlText w:val=""/>
+      <w:lvlJc w:val="left"/>
+      <w:pPr>
+        <w:tabs>
+          <w:tab w:val="num" w:pos="720"/>
+        </w:tabs>
+        <w:ind w:left="720" w:hanging="360"/>
+      </w:pPr>
+      <w:rPr>
+        <w:rFonts w:ascii="Symbol" w:hAnsi="Symbol" w:hint="default"/>
+        <w:sz w:val="20"/>
+      </w:rPr>
+    </w:lvl>
+    <w:lvl w:ilvl="1" w:tentative="1">
+      <w:start w:val="1"/>
+      <w:numFmt w:val="bullet"/>
+      <w:lvlText w:val="o"/>
+      <w:lvlJc w:val="left"/>
+      <w:pPr>
+        <w:tabs>
+          <w:tab w:val="num" w:pos="1440"/>
+        </w:tabs>
+        <w:ind w:left="1440" w:hanging="360"/>
+      </w:pPr>
+      <w:rPr>
+        <w:rFonts w:ascii="Courier New" w:hAnsi="Courier New" w:hint="default"/>
+        <w:sz w:val="20"/>
+      </w:rPr>
+    </w:lvl>
+    <w:lvl w:ilvl="2" w:tentative="1">
+      <w:start w:val="1"/>
+      <w:numFmt w:val="bullet"/>
+      <w:lvlText w:val=""/>
+      <w:lvlJc w:val="left"/>
+      <w:pPr>
+        <w:tabs>
+          <w:tab w:val="num" w:pos="2160"/>
+        </w:tabs>
+        <w:ind w:left="2160" w:hanging="360"/>
+      </w:pPr>
+      <w:rPr>
+        <w:rFonts w:ascii="Wingdings" w:hAnsi="Wingdings" w:hint="default"/>
+        <w:sz w:val="20"/>
+      </w:rPr>
+    </w:lvl>
+    <w:lvl w:ilvl="3" w:tentative="1">
+      <w:start w:val="1"/>
+      <w:numFmt w:val="bullet"/>
+      <w:lvlText w:val=""/>
+      <w:lvlJc w:val="left"/>
+      <w:pPr>
+        <w:tabs>
+          <w:tab w:val="num" w:pos="2880"/>
+        </w:tabs>
+        <w:ind w:left="2880" w:hanging="360"/>
+      </w:pPr>
+      <w:rPr>
+        <w:rFonts w:ascii="Wingdings" w:hAnsi="Wingdings" w:hint="default"/>
+        <w:sz w:val="20"/>
+      </w:rPr>
+    </w:lvl>
+    <w:lvl w:ilvl="4" w:tentative="1">
+      <w:start w:val="1"/>
+      <w:numFmt w:val="bullet"/>
+      <w:lvlText w:val=""/>
+      <w:lvlJc w:val="left"/>
+      <w:pPr>
+        <w:tabs>
+          <w:tab w:val="num" w:pos="3600"/>
+        </w:tabs>
+        <w:ind w:left="3600" w:hanging="360"/>
+      </w:pPr>
+      <w:rPr>
+        <w:rFonts w:ascii="Wingdings" w:hAnsi="Wingdings" w:hint="default"/>
+        <w:sz w:val="20"/>
+      </w:rPr>
+    </w:lvl>
+    <w:lvl w:ilvl="5" w:tentative="1">
+      <w:start w:val="1"/>
+      <w:numFmt w:val="bullet"/>
+      <w:lvlText w:val=""/>
+      <w:lvlJc w:val="left"/>
+      <w:pPr>
+        <w:tabs>
+          <w:tab w:val="num" w:pos="4320"/>
+        </w:tabs>
+        <w:ind w:left="4320" w:hanging="360"/>
+      </w:pPr>
+      <w:rPr>
+        <w:rFonts w:ascii="Wingdings" w:hAnsi="Wingdings" w:hint="default"/>
+        <w:sz w:val="20"/>
+      </w:rPr>
+    </w:lvl>
+    <w:lvl w:ilvl="6" w:tentative="1">
+      <w:start w:val="1"/>
+      <w:numFmt w:val="bullet"/>
+      <w:lvlText w:val=""/>
+      <w:lvlJc w:val="left"/>
+      <w:pPr>
+        <w:tabs>
+          <w:tab w:val="num" w:pos="5040"/>
+        </w:tabs>
+        <w:ind w:left="5040" w:hanging="360"/>
+      </w:pPr>
+      <w:rPr>
+        <w:rFonts w:ascii="Wingdings" w:hAnsi="Wingdings" w:hint="default"/>
+        <w:sz w:val="20"/>
+      </w:rPr>
+    </w:lvl>
+    <w:lvl w:ilvl="7" w:tentative="1">
+      <w:start w:val="1"/>
+      <w:numFmt w:val="bullet"/>
+      <w:lvlText w:val=""/>
+      <w:lvlJc w:val="left"/>
+      <w:pPr>
+        <w:tabs>
+          <w:tab w:val="num" w:pos="5760"/>
+        </w:tabs>
+        <w:ind w:left="5760" w:hanging="360"/>
+      </w:pPr>
+      <w:rPr>
+        <w:rFonts w:ascii="Wingdings" w:hAnsi="Wingdings" w:hint="default"/>
+        <w:sz w:val="20"/>
+      </w:rPr>
+    </w:lvl>
+    <w:lvl w:ilvl="8" w:tentative="1">
+      <w:start w:val="1"/>
+      <w:numFmt w:val="bullet"/>
+      <w:lvlText w:val=""/>
+      <w:lvlJc w:val="left"/>
+      <w:pPr>
+        <w:tabs>
+          <w:tab w:val="num" w:pos="6480"/>
+        </w:tabs>
+        <w:ind w:left="6480" w:hanging="360"/>
+      </w:pPr>
+      <w:rPr>
+        <w:rFonts w:ascii="Wingdings" w:hAnsi="Wingdings" w:hint="default"/>
+        <w:sz w:val="20"/>
+      </w:rPr>
+    </w:lvl>
+  </w:abstractNum>
+  <w:abstractNum w:abstractNumId="46" w15:restartNumberingAfterBreak="0">
+    <w:nsid w:val="53E40D4E"/>
+    <w:multiLevelType w:val="multilevel"/>
+    <w:tmpl w:val="5CD49F7C"/>
+    <w:lvl w:ilvl="0">
+      <w:start w:val="1"/>
+      <w:numFmt w:val="bullet"/>
+      <w:lvlText w:val=""/>
+      <w:lvlJc w:val="left"/>
+      <w:pPr>
+        <w:tabs>
+          <w:tab w:val="num" w:pos="720"/>
+        </w:tabs>
+        <w:ind w:left="720" w:hanging="360"/>
+      </w:pPr>
+      <w:rPr>
+        <w:rFonts w:ascii="Symbol" w:hAnsi="Symbol" w:hint="default"/>
+        <w:sz w:val="20"/>
+      </w:rPr>
+    </w:lvl>
+    <w:lvl w:ilvl="1" w:tentative="1">
+      <w:start w:val="1"/>
+      <w:numFmt w:val="bullet"/>
+      <w:lvlText w:val="o"/>
+      <w:lvlJc w:val="left"/>
+      <w:pPr>
+        <w:tabs>
+          <w:tab w:val="num" w:pos="1440"/>
+        </w:tabs>
+        <w:ind w:left="1440" w:hanging="360"/>
+      </w:pPr>
+      <w:rPr>
+        <w:rFonts w:ascii="Courier New" w:hAnsi="Courier New" w:hint="default"/>
+        <w:sz w:val="20"/>
+      </w:rPr>
+    </w:lvl>
+    <w:lvl w:ilvl="2" w:tentative="1">
+      <w:start w:val="1"/>
+      <w:numFmt w:val="bullet"/>
+      <w:lvlText w:val=""/>
+      <w:lvlJc w:val="left"/>
+      <w:pPr>
+        <w:tabs>
+          <w:tab w:val="num" w:pos="2160"/>
+        </w:tabs>
+        <w:ind w:left="2160" w:hanging="360"/>
+      </w:pPr>
+      <w:rPr>
+        <w:rFonts w:ascii="Wingdings" w:hAnsi="Wingdings" w:hint="default"/>
+        <w:sz w:val="20"/>
+      </w:rPr>
+    </w:lvl>
+    <w:lvl w:ilvl="3" w:tentative="1">
+      <w:start w:val="1"/>
+      <w:numFmt w:val="bullet"/>
+      <w:lvlText w:val=""/>
+      <w:lvlJc w:val="left"/>
+      <w:pPr>
+        <w:tabs>
+          <w:tab w:val="num" w:pos="2880"/>
+        </w:tabs>
+        <w:ind w:left="2880" w:hanging="360"/>
+      </w:pPr>
+      <w:rPr>
+        <w:rFonts w:ascii="Wingdings" w:hAnsi="Wingdings" w:hint="default"/>
+        <w:sz w:val="20"/>
+      </w:rPr>
+    </w:lvl>
+    <w:lvl w:ilvl="4" w:tentative="1">
+      <w:start w:val="1"/>
+      <w:numFmt w:val="bullet"/>
+      <w:lvlText w:val=""/>
+      <w:lvlJc w:val="left"/>
+      <w:pPr>
+        <w:tabs>
+          <w:tab w:val="num" w:pos="3600"/>
+        </w:tabs>
+        <w:ind w:left="3600" w:hanging="360"/>
+      </w:pPr>
+      <w:rPr>
+        <w:rFonts w:ascii="Wingdings" w:hAnsi="Wingdings" w:hint="default"/>
+        <w:sz w:val="20"/>
+      </w:rPr>
+    </w:lvl>
+    <w:lvl w:ilvl="5" w:tentative="1">
+      <w:start w:val="1"/>
+      <w:numFmt w:val="bullet"/>
+      <w:lvlText w:val=""/>
+      <w:lvlJc w:val="left"/>
+      <w:pPr>
+        <w:tabs>
+          <w:tab w:val="num" w:pos="4320"/>
+        </w:tabs>
+        <w:ind w:left="4320" w:hanging="360"/>
+      </w:pPr>
+      <w:rPr>
+        <w:rFonts w:ascii="Wingdings" w:hAnsi="Wingdings" w:hint="default"/>
+        <w:sz w:val="20"/>
+      </w:rPr>
+    </w:lvl>
+    <w:lvl w:ilvl="6" w:tentative="1">
+      <w:start w:val="1"/>
+      <w:numFmt w:val="bullet"/>
+      <w:lvlText w:val=""/>
+      <w:lvlJc w:val="left"/>
+      <w:pPr>
+        <w:tabs>
+          <w:tab w:val="num" w:pos="5040"/>
+        </w:tabs>
+        <w:ind w:left="5040" w:hanging="360"/>
+      </w:pPr>
+      <w:rPr>
+        <w:rFonts w:ascii="Wingdings" w:hAnsi="Wingdings" w:hint="default"/>
+        <w:sz w:val="20"/>
+      </w:rPr>
+    </w:lvl>
+    <w:lvl w:ilvl="7" w:tentative="1">
+      <w:start w:val="1"/>
+      <w:numFmt w:val="bullet"/>
+      <w:lvlText w:val=""/>
+      <w:lvlJc w:val="left"/>
+      <w:pPr>
+        <w:tabs>
+          <w:tab w:val="num" w:pos="5760"/>
+        </w:tabs>
+        <w:ind w:left="5760" w:hanging="360"/>
+      </w:pPr>
+      <w:rPr>
+        <w:rFonts w:ascii="Wingdings" w:hAnsi="Wingdings" w:hint="default"/>
+        <w:sz w:val="20"/>
+      </w:rPr>
+    </w:lvl>
+    <w:lvl w:ilvl="8" w:tentative="1">
+      <w:start w:val="1"/>
+      <w:numFmt w:val="bullet"/>
+      <w:lvlText w:val=""/>
+      <w:lvlJc w:val="left"/>
+      <w:pPr>
+        <w:tabs>
+          <w:tab w:val="num" w:pos="6480"/>
+        </w:tabs>
+        <w:ind w:left="6480" w:hanging="360"/>
+      </w:pPr>
+      <w:rPr>
+        <w:rFonts w:ascii="Wingdings" w:hAnsi="Wingdings" w:hint="default"/>
+        <w:sz w:val="20"/>
+      </w:rPr>
+    </w:lvl>
+  </w:abstractNum>
+  <w:abstractNum w:abstractNumId="47" w15:restartNumberingAfterBreak="0">
     <w:nsid w:val="540C2A53"/>
     <w:multiLevelType w:val="multilevel"/>
     <w:tmpl w:val="D62AA9D6"/>
@@ -40527,7 +43536,7 @@
       </w:rPr>
     </w:lvl>
   </w:abstractNum>
-  <w:abstractNum w:abstractNumId="38" w15:restartNumberingAfterBreak="0">
+  <w:abstractNum w:abstractNumId="48" w15:restartNumberingAfterBreak="0">
     <w:nsid w:val="5595053D"/>
     <w:multiLevelType w:val="multilevel"/>
     <w:tmpl w:val="6DC23C00"/>
@@ -40676,7 +43685,7 @@
       </w:rPr>
     </w:lvl>
   </w:abstractNum>
-  <w:abstractNum w:abstractNumId="39" w15:restartNumberingAfterBreak="0">
+  <w:abstractNum w:abstractNumId="49" w15:restartNumberingAfterBreak="0">
     <w:nsid w:val="568E5745"/>
     <w:multiLevelType w:val="hybridMultilevel"/>
     <w:tmpl w:val="69AEA242"/>
@@ -40789,7 +43798,7 @@
       </w:rPr>
     </w:lvl>
   </w:abstractNum>
-  <w:abstractNum w:abstractNumId="40" w15:restartNumberingAfterBreak="0">
+  <w:abstractNum w:abstractNumId="50" w15:restartNumberingAfterBreak="0">
     <w:nsid w:val="57354456"/>
     <w:multiLevelType w:val="multilevel"/>
     <w:tmpl w:val="A0845142"/>
@@ -40938,7 +43947,7 @@
       </w:rPr>
     </w:lvl>
   </w:abstractNum>
-  <w:abstractNum w:abstractNumId="41" w15:restartNumberingAfterBreak="0">
+  <w:abstractNum w:abstractNumId="51" w15:restartNumberingAfterBreak="0">
     <w:nsid w:val="57C55A49"/>
     <w:multiLevelType w:val="multilevel"/>
     <w:tmpl w:val="B170BD1A"/>
@@ -41087,7 +44096,156 @@
       </w:rPr>
     </w:lvl>
   </w:abstractNum>
-  <w:abstractNum w:abstractNumId="42" w15:restartNumberingAfterBreak="0">
+  <w:abstractNum w:abstractNumId="52" w15:restartNumberingAfterBreak="0">
+    <w:nsid w:val="5B4E19CF"/>
+    <w:multiLevelType w:val="multilevel"/>
+    <w:tmpl w:val="84CC1CF8"/>
+    <w:lvl w:ilvl="0">
+      <w:start w:val="1"/>
+      <w:numFmt w:val="bullet"/>
+      <w:lvlText w:val=""/>
+      <w:lvlJc w:val="left"/>
+      <w:pPr>
+        <w:tabs>
+          <w:tab w:val="num" w:pos="720"/>
+        </w:tabs>
+        <w:ind w:left="720" w:hanging="360"/>
+      </w:pPr>
+      <w:rPr>
+        <w:rFonts w:ascii="Symbol" w:hAnsi="Symbol" w:hint="default"/>
+        <w:sz w:val="20"/>
+      </w:rPr>
+    </w:lvl>
+    <w:lvl w:ilvl="1" w:tentative="1">
+      <w:start w:val="1"/>
+      <w:numFmt w:val="bullet"/>
+      <w:lvlText w:val="o"/>
+      <w:lvlJc w:val="left"/>
+      <w:pPr>
+        <w:tabs>
+          <w:tab w:val="num" w:pos="1440"/>
+        </w:tabs>
+        <w:ind w:left="1440" w:hanging="360"/>
+      </w:pPr>
+      <w:rPr>
+        <w:rFonts w:ascii="Courier New" w:hAnsi="Courier New" w:hint="default"/>
+        <w:sz w:val="20"/>
+      </w:rPr>
+    </w:lvl>
+    <w:lvl w:ilvl="2" w:tentative="1">
+      <w:start w:val="1"/>
+      <w:numFmt w:val="bullet"/>
+      <w:lvlText w:val=""/>
+      <w:lvlJc w:val="left"/>
+      <w:pPr>
+        <w:tabs>
+          <w:tab w:val="num" w:pos="2160"/>
+        </w:tabs>
+        <w:ind w:left="2160" w:hanging="360"/>
+      </w:pPr>
+      <w:rPr>
+        <w:rFonts w:ascii="Wingdings" w:hAnsi="Wingdings" w:hint="default"/>
+        <w:sz w:val="20"/>
+      </w:rPr>
+    </w:lvl>
+    <w:lvl w:ilvl="3" w:tentative="1">
+      <w:start w:val="1"/>
+      <w:numFmt w:val="bullet"/>
+      <w:lvlText w:val=""/>
+      <w:lvlJc w:val="left"/>
+      <w:pPr>
+        <w:tabs>
+          <w:tab w:val="num" w:pos="2880"/>
+        </w:tabs>
+        <w:ind w:left="2880" w:hanging="360"/>
+      </w:pPr>
+      <w:rPr>
+        <w:rFonts w:ascii="Wingdings" w:hAnsi="Wingdings" w:hint="default"/>
+        <w:sz w:val="20"/>
+      </w:rPr>
+    </w:lvl>
+    <w:lvl w:ilvl="4" w:tentative="1">
+      <w:start w:val="1"/>
+      <w:numFmt w:val="bullet"/>
+      <w:lvlText w:val=""/>
+      <w:lvlJc w:val="left"/>
+      <w:pPr>
+        <w:tabs>
+          <w:tab w:val="num" w:pos="3600"/>
+        </w:tabs>
+        <w:ind w:left="3600" w:hanging="360"/>
+      </w:pPr>
+      <w:rPr>
+        <w:rFonts w:ascii="Wingdings" w:hAnsi="Wingdings" w:hint="default"/>
+        <w:sz w:val="20"/>
+      </w:rPr>
+    </w:lvl>
+    <w:lvl w:ilvl="5" w:tentative="1">
+      <w:start w:val="1"/>
+      <w:numFmt w:val="bullet"/>
+      <w:lvlText w:val=""/>
+      <w:lvlJc w:val="left"/>
+      <w:pPr>
+        <w:tabs>
+          <w:tab w:val="num" w:pos="4320"/>
+        </w:tabs>
+        <w:ind w:left="4320" w:hanging="360"/>
+      </w:pPr>
+      <w:rPr>
+        <w:rFonts w:ascii="Wingdings" w:hAnsi="Wingdings" w:hint="default"/>
+        <w:sz w:val="20"/>
+      </w:rPr>
+    </w:lvl>
+    <w:lvl w:ilvl="6" w:tentative="1">
+      <w:start w:val="1"/>
+      <w:numFmt w:val="bullet"/>
+      <w:lvlText w:val=""/>
+      <w:lvlJc w:val="left"/>
+      <w:pPr>
+        <w:tabs>
+          <w:tab w:val="num" w:pos="5040"/>
+        </w:tabs>
+        <w:ind w:left="5040" w:hanging="360"/>
+      </w:pPr>
+      <w:rPr>
+        <w:rFonts w:ascii="Wingdings" w:hAnsi="Wingdings" w:hint="default"/>
+        <w:sz w:val="20"/>
+      </w:rPr>
+    </w:lvl>
+    <w:lvl w:ilvl="7" w:tentative="1">
+      <w:start w:val="1"/>
+      <w:numFmt w:val="bullet"/>
+      <w:lvlText w:val=""/>
+      <w:lvlJc w:val="left"/>
+      <w:pPr>
+        <w:tabs>
+          <w:tab w:val="num" w:pos="5760"/>
+        </w:tabs>
+        <w:ind w:left="5760" w:hanging="360"/>
+      </w:pPr>
+      <w:rPr>
+        <w:rFonts w:ascii="Wingdings" w:hAnsi="Wingdings" w:hint="default"/>
+        <w:sz w:val="20"/>
+      </w:rPr>
+    </w:lvl>
+    <w:lvl w:ilvl="8" w:tentative="1">
+      <w:start w:val="1"/>
+      <w:numFmt w:val="bullet"/>
+      <w:lvlText w:val=""/>
+      <w:lvlJc w:val="left"/>
+      <w:pPr>
+        <w:tabs>
+          <w:tab w:val="num" w:pos="6480"/>
+        </w:tabs>
+        <w:ind w:left="6480" w:hanging="360"/>
+      </w:pPr>
+      <w:rPr>
+        <w:rFonts w:ascii="Wingdings" w:hAnsi="Wingdings" w:hint="default"/>
+        <w:sz w:val="20"/>
+      </w:rPr>
+    </w:lvl>
+  </w:abstractNum>
+  <w:abstractNum w:abstractNumId="53" w15:restartNumberingAfterBreak="0">
     <w:nsid w:val="5CCD5E6C"/>
     <w:multiLevelType w:val="multilevel"/>
     <w:tmpl w:val="284A183A"/>
@@ -41236,7 +44394,7 @@
       </w:rPr>
     </w:lvl>
   </w:abstractNum>
-  <w:abstractNum w:abstractNumId="43" w15:restartNumberingAfterBreak="0">
+  <w:abstractNum w:abstractNumId="54" w15:restartNumberingAfterBreak="0">
     <w:nsid w:val="5E813BED"/>
     <w:multiLevelType w:val="multilevel"/>
     <w:tmpl w:val="407C45B4"/>
@@ -41385,7 +44543,7 @@
       </w:rPr>
     </w:lvl>
   </w:abstractNum>
-  <w:abstractNum w:abstractNumId="44" w15:restartNumberingAfterBreak="0">
+  <w:abstractNum w:abstractNumId="55" w15:restartNumberingAfterBreak="0">
     <w:nsid w:val="60CA6853"/>
     <w:multiLevelType w:val="multilevel"/>
     <w:tmpl w:val="E5464E56"/>
@@ -41534,7 +44692,7 @@
       </w:rPr>
     </w:lvl>
   </w:abstractNum>
-  <w:abstractNum w:abstractNumId="45" w15:restartNumberingAfterBreak="0">
+  <w:abstractNum w:abstractNumId="56" w15:restartNumberingAfterBreak="0">
     <w:nsid w:val="61D15A11"/>
     <w:multiLevelType w:val="multilevel"/>
     <w:tmpl w:val="196E05D0"/>
@@ -41683,7 +44841,7 @@
       </w:rPr>
     </w:lvl>
   </w:abstractNum>
-  <w:abstractNum w:abstractNumId="46" w15:restartNumberingAfterBreak="0">
+  <w:abstractNum w:abstractNumId="57" w15:restartNumberingAfterBreak="0">
     <w:nsid w:val="62D1468F"/>
     <w:multiLevelType w:val="multilevel"/>
     <w:tmpl w:val="3168CE40"/>
@@ -41832,7 +44990,156 @@
       </w:rPr>
     </w:lvl>
   </w:abstractNum>
-  <w:abstractNum w:abstractNumId="47" w15:restartNumberingAfterBreak="0">
+  <w:abstractNum w:abstractNumId="58" w15:restartNumberingAfterBreak="0">
+    <w:nsid w:val="65180355"/>
+    <w:multiLevelType w:val="multilevel"/>
+    <w:tmpl w:val="0F1E405A"/>
+    <w:lvl w:ilvl="0">
+      <w:start w:val="1"/>
+      <w:numFmt w:val="bullet"/>
+      <w:lvlText w:val=""/>
+      <w:lvlJc w:val="left"/>
+      <w:pPr>
+        <w:tabs>
+          <w:tab w:val="num" w:pos="720"/>
+        </w:tabs>
+        <w:ind w:left="720" w:hanging="360"/>
+      </w:pPr>
+      <w:rPr>
+        <w:rFonts w:ascii="Symbol" w:hAnsi="Symbol" w:hint="default"/>
+        <w:sz w:val="20"/>
+      </w:rPr>
+    </w:lvl>
+    <w:lvl w:ilvl="1" w:tentative="1">
+      <w:start w:val="1"/>
+      <w:numFmt w:val="bullet"/>
+      <w:lvlText w:val="o"/>
+      <w:lvlJc w:val="left"/>
+      <w:pPr>
+        <w:tabs>
+          <w:tab w:val="num" w:pos="1440"/>
+        </w:tabs>
+        <w:ind w:left="1440" w:hanging="360"/>
+      </w:pPr>
+      <w:rPr>
+        <w:rFonts w:ascii="Courier New" w:hAnsi="Courier New" w:hint="default"/>
+        <w:sz w:val="20"/>
+      </w:rPr>
+    </w:lvl>
+    <w:lvl w:ilvl="2" w:tentative="1">
+      <w:start w:val="1"/>
+      <w:numFmt w:val="bullet"/>
+      <w:lvlText w:val=""/>
+      <w:lvlJc w:val="left"/>
+      <w:pPr>
+        <w:tabs>
+          <w:tab w:val="num" w:pos="2160"/>
+        </w:tabs>
+        <w:ind w:left="2160" w:hanging="360"/>
+      </w:pPr>
+      <w:rPr>
+        <w:rFonts w:ascii="Wingdings" w:hAnsi="Wingdings" w:hint="default"/>
+        <w:sz w:val="20"/>
+      </w:rPr>
+    </w:lvl>
+    <w:lvl w:ilvl="3" w:tentative="1">
+      <w:start w:val="1"/>
+      <w:numFmt w:val="bullet"/>
+      <w:lvlText w:val=""/>
+      <w:lvlJc w:val="left"/>
+      <w:pPr>
+        <w:tabs>
+          <w:tab w:val="num" w:pos="2880"/>
+        </w:tabs>
+        <w:ind w:left="2880" w:hanging="360"/>
+      </w:pPr>
+      <w:rPr>
+        <w:rFonts w:ascii="Wingdings" w:hAnsi="Wingdings" w:hint="default"/>
+        <w:sz w:val="20"/>
+      </w:rPr>
+    </w:lvl>
+    <w:lvl w:ilvl="4" w:tentative="1">
+      <w:start w:val="1"/>
+      <w:numFmt w:val="bullet"/>
+      <w:lvlText w:val=""/>
+      <w:lvlJc w:val="left"/>
+      <w:pPr>
+        <w:tabs>
+          <w:tab w:val="num" w:pos="3600"/>
+        </w:tabs>
+        <w:ind w:left="3600" w:hanging="360"/>
+      </w:pPr>
+      <w:rPr>
+        <w:rFonts w:ascii="Wingdings" w:hAnsi="Wingdings" w:hint="default"/>
+        <w:sz w:val="20"/>
+      </w:rPr>
+    </w:lvl>
+    <w:lvl w:ilvl="5" w:tentative="1">
+      <w:start w:val="1"/>
+      <w:numFmt w:val="bullet"/>
+      <w:lvlText w:val=""/>
+      <w:lvlJc w:val="left"/>
+      <w:pPr>
+        <w:tabs>
+          <w:tab w:val="num" w:pos="4320"/>
+        </w:tabs>
+        <w:ind w:left="4320" w:hanging="360"/>
+      </w:pPr>
+      <w:rPr>
+        <w:rFonts w:ascii="Wingdings" w:hAnsi="Wingdings" w:hint="default"/>
+        <w:sz w:val="20"/>
+      </w:rPr>
+    </w:lvl>
+    <w:lvl w:ilvl="6" w:tentative="1">
+      <w:start w:val="1"/>
+      <w:numFmt w:val="bullet"/>
+      <w:lvlText w:val=""/>
+      <w:lvlJc w:val="left"/>
+      <w:pPr>
+        <w:tabs>
+          <w:tab w:val="num" w:pos="5040"/>
+        </w:tabs>
+        <w:ind w:left="5040" w:hanging="360"/>
+      </w:pPr>
+      <w:rPr>
+        <w:rFonts w:ascii="Wingdings" w:hAnsi="Wingdings" w:hint="default"/>
+        <w:sz w:val="20"/>
+      </w:rPr>
+    </w:lvl>
+    <w:lvl w:ilvl="7" w:tentative="1">
+      <w:start w:val="1"/>
+      <w:numFmt w:val="bullet"/>
+      <w:lvlText w:val=""/>
+      <w:lvlJc w:val="left"/>
+      <w:pPr>
+        <w:tabs>
+          <w:tab w:val="num" w:pos="5760"/>
+        </w:tabs>
+        <w:ind w:left="5760" w:hanging="360"/>
+      </w:pPr>
+      <w:rPr>
+        <w:rFonts w:ascii="Wingdings" w:hAnsi="Wingdings" w:hint="default"/>
+        <w:sz w:val="20"/>
+      </w:rPr>
+    </w:lvl>
+    <w:lvl w:ilvl="8" w:tentative="1">
+      <w:start w:val="1"/>
+      <w:numFmt w:val="bullet"/>
+      <w:lvlText w:val=""/>
+      <w:lvlJc w:val="left"/>
+      <w:pPr>
+        <w:tabs>
+          <w:tab w:val="num" w:pos="6480"/>
+        </w:tabs>
+        <w:ind w:left="6480" w:hanging="360"/>
+      </w:pPr>
+      <w:rPr>
+        <w:rFonts w:ascii="Wingdings" w:hAnsi="Wingdings" w:hint="default"/>
+        <w:sz w:val="20"/>
+      </w:rPr>
+    </w:lvl>
+  </w:abstractNum>
+  <w:abstractNum w:abstractNumId="59" w15:restartNumberingAfterBreak="0">
     <w:nsid w:val="65D5755D"/>
     <w:multiLevelType w:val="multilevel"/>
     <w:tmpl w:val="79563F10"/>
@@ -41945,7 +45252,7 @@
       </w:pPr>
     </w:lvl>
   </w:abstractNum>
-  <w:abstractNum w:abstractNumId="48" w15:restartNumberingAfterBreak="0">
+  <w:abstractNum w:abstractNumId="60" w15:restartNumberingAfterBreak="0">
     <w:nsid w:val="671C5D28"/>
     <w:multiLevelType w:val="multilevel"/>
     <w:tmpl w:val="27040DCE"/>
@@ -42094,7 +45401,156 @@
       </w:rPr>
     </w:lvl>
   </w:abstractNum>
-  <w:abstractNum w:abstractNumId="49" w15:restartNumberingAfterBreak="0">
+  <w:abstractNum w:abstractNumId="61" w15:restartNumberingAfterBreak="0">
+    <w:nsid w:val="683634BA"/>
+    <w:multiLevelType w:val="multilevel"/>
+    <w:tmpl w:val="1A0C9594"/>
+    <w:lvl w:ilvl="0">
+      <w:start w:val="1"/>
+      <w:numFmt w:val="bullet"/>
+      <w:lvlText w:val=""/>
+      <w:lvlJc w:val="left"/>
+      <w:pPr>
+        <w:tabs>
+          <w:tab w:val="num" w:pos="720"/>
+        </w:tabs>
+        <w:ind w:left="720" w:hanging="360"/>
+      </w:pPr>
+      <w:rPr>
+        <w:rFonts w:ascii="Symbol" w:hAnsi="Symbol" w:hint="default"/>
+        <w:sz w:val="20"/>
+      </w:rPr>
+    </w:lvl>
+    <w:lvl w:ilvl="1" w:tentative="1">
+      <w:start w:val="1"/>
+      <w:numFmt w:val="bullet"/>
+      <w:lvlText w:val="o"/>
+      <w:lvlJc w:val="left"/>
+      <w:pPr>
+        <w:tabs>
+          <w:tab w:val="num" w:pos="1440"/>
+        </w:tabs>
+        <w:ind w:left="1440" w:hanging="360"/>
+      </w:pPr>
+      <w:rPr>
+        <w:rFonts w:ascii="Courier New" w:hAnsi="Courier New" w:hint="default"/>
+        <w:sz w:val="20"/>
+      </w:rPr>
+    </w:lvl>
+    <w:lvl w:ilvl="2" w:tentative="1">
+      <w:start w:val="1"/>
+      <w:numFmt w:val="bullet"/>
+      <w:lvlText w:val=""/>
+      <w:lvlJc w:val="left"/>
+      <w:pPr>
+        <w:tabs>
+          <w:tab w:val="num" w:pos="2160"/>
+        </w:tabs>
+        <w:ind w:left="2160" w:hanging="360"/>
+      </w:pPr>
+      <w:rPr>
+        <w:rFonts w:ascii="Wingdings" w:hAnsi="Wingdings" w:hint="default"/>
+        <w:sz w:val="20"/>
+      </w:rPr>
+    </w:lvl>
+    <w:lvl w:ilvl="3" w:tentative="1">
+      <w:start w:val="1"/>
+      <w:numFmt w:val="bullet"/>
+      <w:lvlText w:val=""/>
+      <w:lvlJc w:val="left"/>
+      <w:pPr>
+        <w:tabs>
+          <w:tab w:val="num" w:pos="2880"/>
+        </w:tabs>
+        <w:ind w:left="2880" w:hanging="360"/>
+      </w:pPr>
+      <w:rPr>
+        <w:rFonts w:ascii="Wingdings" w:hAnsi="Wingdings" w:hint="default"/>
+        <w:sz w:val="20"/>
+      </w:rPr>
+    </w:lvl>
+    <w:lvl w:ilvl="4" w:tentative="1">
+      <w:start w:val="1"/>
+      <w:numFmt w:val="bullet"/>
+      <w:lvlText w:val=""/>
+      <w:lvlJc w:val="left"/>
+      <w:pPr>
+        <w:tabs>
+          <w:tab w:val="num" w:pos="3600"/>
+        </w:tabs>
+        <w:ind w:left="3600" w:hanging="360"/>
+      </w:pPr>
+      <w:rPr>
+        <w:rFonts w:ascii="Wingdings" w:hAnsi="Wingdings" w:hint="default"/>
+        <w:sz w:val="20"/>
+      </w:rPr>
+    </w:lvl>
+    <w:lvl w:ilvl="5" w:tentative="1">
+      <w:start w:val="1"/>
+      <w:numFmt w:val="bullet"/>
+      <w:lvlText w:val=""/>
+      <w:lvlJc w:val="left"/>
+      <w:pPr>
+        <w:tabs>
+          <w:tab w:val="num" w:pos="4320"/>
+        </w:tabs>
+        <w:ind w:left="4320" w:hanging="360"/>
+      </w:pPr>
+      <w:rPr>
+        <w:rFonts w:ascii="Wingdings" w:hAnsi="Wingdings" w:hint="default"/>
+        <w:sz w:val="20"/>
+      </w:rPr>
+    </w:lvl>
+    <w:lvl w:ilvl="6" w:tentative="1">
+      <w:start w:val="1"/>
+      <w:numFmt w:val="bullet"/>
+      <w:lvlText w:val=""/>
+      <w:lvlJc w:val="left"/>
+      <w:pPr>
+        <w:tabs>
+          <w:tab w:val="num" w:pos="5040"/>
+        </w:tabs>
+        <w:ind w:left="5040" w:hanging="360"/>
+      </w:pPr>
+      <w:rPr>
+        <w:rFonts w:ascii="Wingdings" w:hAnsi="Wingdings" w:hint="default"/>
+        <w:sz w:val="20"/>
+      </w:rPr>
+    </w:lvl>
+    <w:lvl w:ilvl="7" w:tentative="1">
+      <w:start w:val="1"/>
+      <w:numFmt w:val="bullet"/>
+      <w:lvlText w:val=""/>
+      <w:lvlJc w:val="left"/>
+      <w:pPr>
+        <w:tabs>
+          <w:tab w:val="num" w:pos="5760"/>
+        </w:tabs>
+        <w:ind w:left="5760" w:hanging="360"/>
+      </w:pPr>
+      <w:rPr>
+        <w:rFonts w:ascii="Wingdings" w:hAnsi="Wingdings" w:hint="default"/>
+        <w:sz w:val="20"/>
+      </w:rPr>
+    </w:lvl>
+    <w:lvl w:ilvl="8" w:tentative="1">
+      <w:start w:val="1"/>
+      <w:numFmt w:val="bullet"/>
+      <w:lvlText w:val=""/>
+      <w:lvlJc w:val="left"/>
+      <w:pPr>
+        <w:tabs>
+          <w:tab w:val="num" w:pos="6480"/>
+        </w:tabs>
+        <w:ind w:left="6480" w:hanging="360"/>
+      </w:pPr>
+      <w:rPr>
+        <w:rFonts w:ascii="Wingdings" w:hAnsi="Wingdings" w:hint="default"/>
+        <w:sz w:val="20"/>
+      </w:rPr>
+    </w:lvl>
+  </w:abstractNum>
+  <w:abstractNum w:abstractNumId="62" w15:restartNumberingAfterBreak="0">
     <w:nsid w:val="6AA62596"/>
     <w:multiLevelType w:val="multilevel"/>
     <w:tmpl w:val="56F45EE8"/>
@@ -42243,7 +45699,7 @@
       </w:rPr>
     </w:lvl>
   </w:abstractNum>
-  <w:abstractNum w:abstractNumId="50" w15:restartNumberingAfterBreak="0">
+  <w:abstractNum w:abstractNumId="63" w15:restartNumberingAfterBreak="0">
     <w:nsid w:val="6AA76599"/>
     <w:multiLevelType w:val="multilevel"/>
     <w:tmpl w:val="FA2053B0"/>
@@ -42392,7 +45848,7 @@
       </w:rPr>
     </w:lvl>
   </w:abstractNum>
-  <w:abstractNum w:abstractNumId="51" w15:restartNumberingAfterBreak="0">
+  <w:abstractNum w:abstractNumId="64" w15:restartNumberingAfterBreak="0">
     <w:nsid w:val="6E5513C4"/>
     <w:multiLevelType w:val="multilevel"/>
     <w:tmpl w:val="D8A832FE"/>
@@ -42541,7 +45997,7 @@
       </w:rPr>
     </w:lvl>
   </w:abstractNum>
-  <w:abstractNum w:abstractNumId="52" w15:restartNumberingAfterBreak="0">
+  <w:abstractNum w:abstractNumId="65" w15:restartNumberingAfterBreak="0">
     <w:nsid w:val="7019437D"/>
     <w:multiLevelType w:val="multilevel"/>
     <w:tmpl w:val="C5D4C900"/>
@@ -42657,7 +46113,7 @@
       </w:rPr>
     </w:lvl>
   </w:abstractNum>
-  <w:abstractNum w:abstractNumId="53" w15:restartNumberingAfterBreak="0">
+  <w:abstractNum w:abstractNumId="66" w15:restartNumberingAfterBreak="0">
     <w:nsid w:val="70DC7F70"/>
     <w:multiLevelType w:val="multilevel"/>
     <w:tmpl w:val="971A66A0"/>
@@ -42806,7 +46262,156 @@
       </w:rPr>
     </w:lvl>
   </w:abstractNum>
-  <w:abstractNum w:abstractNumId="54" w15:restartNumberingAfterBreak="0">
+  <w:abstractNum w:abstractNumId="67" w15:restartNumberingAfterBreak="0">
+    <w:nsid w:val="714A7F17"/>
+    <w:multiLevelType w:val="multilevel"/>
+    <w:tmpl w:val="F87C790E"/>
+    <w:lvl w:ilvl="0">
+      <w:start w:val="1"/>
+      <w:numFmt w:val="bullet"/>
+      <w:lvlText w:val=""/>
+      <w:lvlJc w:val="left"/>
+      <w:pPr>
+        <w:tabs>
+          <w:tab w:val="num" w:pos="720"/>
+        </w:tabs>
+        <w:ind w:left="720" w:hanging="360"/>
+      </w:pPr>
+      <w:rPr>
+        <w:rFonts w:ascii="Symbol" w:hAnsi="Symbol" w:hint="default"/>
+        <w:sz w:val="20"/>
+      </w:rPr>
+    </w:lvl>
+    <w:lvl w:ilvl="1" w:tentative="1">
+      <w:start w:val="1"/>
+      <w:numFmt w:val="bullet"/>
+      <w:lvlText w:val="o"/>
+      <w:lvlJc w:val="left"/>
+      <w:pPr>
+        <w:tabs>
+          <w:tab w:val="num" w:pos="1440"/>
+        </w:tabs>
+        <w:ind w:left="1440" w:hanging="360"/>
+      </w:pPr>
+      <w:rPr>
+        <w:rFonts w:ascii="Courier New" w:hAnsi="Courier New" w:hint="default"/>
+        <w:sz w:val="20"/>
+      </w:rPr>
+    </w:lvl>
+    <w:lvl w:ilvl="2" w:tentative="1">
+      <w:start w:val="1"/>
+      <w:numFmt w:val="bullet"/>
+      <w:lvlText w:val=""/>
+      <w:lvlJc w:val="left"/>
+      <w:pPr>
+        <w:tabs>
+          <w:tab w:val="num" w:pos="2160"/>
+        </w:tabs>
+        <w:ind w:left="2160" w:hanging="360"/>
+      </w:pPr>
+      <w:rPr>
+        <w:rFonts w:ascii="Wingdings" w:hAnsi="Wingdings" w:hint="default"/>
+        <w:sz w:val="20"/>
+      </w:rPr>
+    </w:lvl>
+    <w:lvl w:ilvl="3" w:tentative="1">
+      <w:start w:val="1"/>
+      <w:numFmt w:val="bullet"/>
+      <w:lvlText w:val=""/>
+      <w:lvlJc w:val="left"/>
+      <w:pPr>
+        <w:tabs>
+          <w:tab w:val="num" w:pos="2880"/>
+        </w:tabs>
+        <w:ind w:left="2880" w:hanging="360"/>
+      </w:pPr>
+      <w:rPr>
+        <w:rFonts w:ascii="Wingdings" w:hAnsi="Wingdings" w:hint="default"/>
+        <w:sz w:val="20"/>
+      </w:rPr>
+    </w:lvl>
+    <w:lvl w:ilvl="4" w:tentative="1">
+      <w:start w:val="1"/>
+      <w:numFmt w:val="bullet"/>
+      <w:lvlText w:val=""/>
+      <w:lvlJc w:val="left"/>
+      <w:pPr>
+        <w:tabs>
+          <w:tab w:val="num" w:pos="3600"/>
+        </w:tabs>
+        <w:ind w:left="3600" w:hanging="360"/>
+      </w:pPr>
+      <w:rPr>
+        <w:rFonts w:ascii="Wingdings" w:hAnsi="Wingdings" w:hint="default"/>
+        <w:sz w:val="20"/>
+      </w:rPr>
+    </w:lvl>
+    <w:lvl w:ilvl="5" w:tentative="1">
+      <w:start w:val="1"/>
+      <w:numFmt w:val="bullet"/>
+      <w:lvlText w:val=""/>
+      <w:lvlJc w:val="left"/>
+      <w:pPr>
+        <w:tabs>
+          <w:tab w:val="num" w:pos="4320"/>
+        </w:tabs>
+        <w:ind w:left="4320" w:hanging="360"/>
+      </w:pPr>
+      <w:rPr>
+        <w:rFonts w:ascii="Wingdings" w:hAnsi="Wingdings" w:hint="default"/>
+        <w:sz w:val="20"/>
+      </w:rPr>
+    </w:lvl>
+    <w:lvl w:ilvl="6" w:tentative="1">
+      <w:start w:val="1"/>
+      <w:numFmt w:val="bullet"/>
+      <w:lvlText w:val=""/>
+      <w:lvlJc w:val="left"/>
+      <w:pPr>
+        <w:tabs>
+          <w:tab w:val="num" w:pos="5040"/>
+        </w:tabs>
+        <w:ind w:left="5040" w:hanging="360"/>
+      </w:pPr>
+      <w:rPr>
+        <w:rFonts w:ascii="Wingdings" w:hAnsi="Wingdings" w:hint="default"/>
+        <w:sz w:val="20"/>
+      </w:rPr>
+    </w:lvl>
+    <w:lvl w:ilvl="7" w:tentative="1">
+      <w:start w:val="1"/>
+      <w:numFmt w:val="bullet"/>
+      <w:lvlText w:val=""/>
+      <w:lvlJc w:val="left"/>
+      <w:pPr>
+        <w:tabs>
+          <w:tab w:val="num" w:pos="5760"/>
+        </w:tabs>
+        <w:ind w:left="5760" w:hanging="360"/>
+      </w:pPr>
+      <w:rPr>
+        <w:rFonts w:ascii="Wingdings" w:hAnsi="Wingdings" w:hint="default"/>
+        <w:sz w:val="20"/>
+      </w:rPr>
+    </w:lvl>
+    <w:lvl w:ilvl="8" w:tentative="1">
+      <w:start w:val="1"/>
+      <w:numFmt w:val="bullet"/>
+      <w:lvlText w:val=""/>
+      <w:lvlJc w:val="left"/>
+      <w:pPr>
+        <w:tabs>
+          <w:tab w:val="num" w:pos="6480"/>
+        </w:tabs>
+        <w:ind w:left="6480" w:hanging="360"/>
+      </w:pPr>
+      <w:rPr>
+        <w:rFonts w:ascii="Wingdings" w:hAnsi="Wingdings" w:hint="default"/>
+        <w:sz w:val="20"/>
+      </w:rPr>
+    </w:lvl>
+  </w:abstractNum>
+  <w:abstractNum w:abstractNumId="68" w15:restartNumberingAfterBreak="0">
     <w:nsid w:val="71C42B10"/>
     <w:multiLevelType w:val="multilevel"/>
     <w:tmpl w:val="64A0B106"/>
@@ -42955,7 +46560,7 @@
       </w:rPr>
     </w:lvl>
   </w:abstractNum>
-  <w:abstractNum w:abstractNumId="55" w15:restartNumberingAfterBreak="0">
+  <w:abstractNum w:abstractNumId="69" w15:restartNumberingAfterBreak="0">
     <w:nsid w:val="7213047A"/>
     <w:multiLevelType w:val="multilevel"/>
     <w:tmpl w:val="F39C37BE"/>
@@ -43104,7 +46709,156 @@
       </w:rPr>
     </w:lvl>
   </w:abstractNum>
-  <w:abstractNum w:abstractNumId="56" w15:restartNumberingAfterBreak="0">
+  <w:abstractNum w:abstractNumId="70" w15:restartNumberingAfterBreak="0">
+    <w:nsid w:val="72CE1F34"/>
+    <w:multiLevelType w:val="multilevel"/>
+    <w:tmpl w:val="8A24F57A"/>
+    <w:lvl w:ilvl="0">
+      <w:start w:val="1"/>
+      <w:numFmt w:val="bullet"/>
+      <w:lvlText w:val=""/>
+      <w:lvlJc w:val="left"/>
+      <w:pPr>
+        <w:tabs>
+          <w:tab w:val="num" w:pos="720"/>
+        </w:tabs>
+        <w:ind w:left="720" w:hanging="360"/>
+      </w:pPr>
+      <w:rPr>
+        <w:rFonts w:ascii="Symbol" w:hAnsi="Symbol" w:hint="default"/>
+        <w:sz w:val="20"/>
+      </w:rPr>
+    </w:lvl>
+    <w:lvl w:ilvl="1" w:tentative="1">
+      <w:start w:val="1"/>
+      <w:numFmt w:val="bullet"/>
+      <w:lvlText w:val="o"/>
+      <w:lvlJc w:val="left"/>
+      <w:pPr>
+        <w:tabs>
+          <w:tab w:val="num" w:pos="1440"/>
+        </w:tabs>
+        <w:ind w:left="1440" w:hanging="360"/>
+      </w:pPr>
+      <w:rPr>
+        <w:rFonts w:ascii="Courier New" w:hAnsi="Courier New" w:hint="default"/>
+        <w:sz w:val="20"/>
+      </w:rPr>
+    </w:lvl>
+    <w:lvl w:ilvl="2" w:tentative="1">
+      <w:start w:val="1"/>
+      <w:numFmt w:val="bullet"/>
+      <w:lvlText w:val=""/>
+      <w:lvlJc w:val="left"/>
+      <w:pPr>
+        <w:tabs>
+          <w:tab w:val="num" w:pos="2160"/>
+        </w:tabs>
+        <w:ind w:left="2160" w:hanging="360"/>
+      </w:pPr>
+      <w:rPr>
+        <w:rFonts w:ascii="Wingdings" w:hAnsi="Wingdings" w:hint="default"/>
+        <w:sz w:val="20"/>
+      </w:rPr>
+    </w:lvl>
+    <w:lvl w:ilvl="3" w:tentative="1">
+      <w:start w:val="1"/>
+      <w:numFmt w:val="bullet"/>
+      <w:lvlText w:val=""/>
+      <w:lvlJc w:val="left"/>
+      <w:pPr>
+        <w:tabs>
+          <w:tab w:val="num" w:pos="2880"/>
+        </w:tabs>
+        <w:ind w:left="2880" w:hanging="360"/>
+      </w:pPr>
+      <w:rPr>
+        <w:rFonts w:ascii="Wingdings" w:hAnsi="Wingdings" w:hint="default"/>
+        <w:sz w:val="20"/>
+      </w:rPr>
+    </w:lvl>
+    <w:lvl w:ilvl="4" w:tentative="1">
+      <w:start w:val="1"/>
+      <w:numFmt w:val="bullet"/>
+      <w:lvlText w:val=""/>
+      <w:lvlJc w:val="left"/>
+      <w:pPr>
+        <w:tabs>
+          <w:tab w:val="num" w:pos="3600"/>
+        </w:tabs>
+        <w:ind w:left="3600" w:hanging="360"/>
+      </w:pPr>
+      <w:rPr>
+        <w:rFonts w:ascii="Wingdings" w:hAnsi="Wingdings" w:hint="default"/>
+        <w:sz w:val="20"/>
+      </w:rPr>
+    </w:lvl>
+    <w:lvl w:ilvl="5" w:tentative="1">
+      <w:start w:val="1"/>
+      <w:numFmt w:val="bullet"/>
+      <w:lvlText w:val=""/>
+      <w:lvlJc w:val="left"/>
+      <w:pPr>
+        <w:tabs>
+          <w:tab w:val="num" w:pos="4320"/>
+        </w:tabs>
+        <w:ind w:left="4320" w:hanging="360"/>
+      </w:pPr>
+      <w:rPr>
+        <w:rFonts w:ascii="Wingdings" w:hAnsi="Wingdings" w:hint="default"/>
+        <w:sz w:val="20"/>
+      </w:rPr>
+    </w:lvl>
+    <w:lvl w:ilvl="6" w:tentative="1">
+      <w:start w:val="1"/>
+      <w:numFmt w:val="bullet"/>
+      <w:lvlText w:val=""/>
+      <w:lvlJc w:val="left"/>
+      <w:pPr>
+        <w:tabs>
+          <w:tab w:val="num" w:pos="5040"/>
+        </w:tabs>
+        <w:ind w:left="5040" w:hanging="360"/>
+      </w:pPr>
+      <w:rPr>
+        <w:rFonts w:ascii="Wingdings" w:hAnsi="Wingdings" w:hint="default"/>
+        <w:sz w:val="20"/>
+      </w:rPr>
+    </w:lvl>
+    <w:lvl w:ilvl="7" w:tentative="1">
+      <w:start w:val="1"/>
+      <w:numFmt w:val="bullet"/>
+      <w:lvlText w:val=""/>
+      <w:lvlJc w:val="left"/>
+      <w:pPr>
+        <w:tabs>
+          <w:tab w:val="num" w:pos="5760"/>
+        </w:tabs>
+        <w:ind w:left="5760" w:hanging="360"/>
+      </w:pPr>
+      <w:rPr>
+        <w:rFonts w:ascii="Wingdings" w:hAnsi="Wingdings" w:hint="default"/>
+        <w:sz w:val="20"/>
+      </w:rPr>
+    </w:lvl>
+    <w:lvl w:ilvl="8" w:tentative="1">
+      <w:start w:val="1"/>
+      <w:numFmt w:val="bullet"/>
+      <w:lvlText w:val=""/>
+      <w:lvlJc w:val="left"/>
+      <w:pPr>
+        <w:tabs>
+          <w:tab w:val="num" w:pos="6480"/>
+        </w:tabs>
+        <w:ind w:left="6480" w:hanging="360"/>
+      </w:pPr>
+      <w:rPr>
+        <w:rFonts w:ascii="Wingdings" w:hAnsi="Wingdings" w:hint="default"/>
+        <w:sz w:val="20"/>
+      </w:rPr>
+    </w:lvl>
+  </w:abstractNum>
+  <w:abstractNum w:abstractNumId="71" w15:restartNumberingAfterBreak="0">
     <w:nsid w:val="74397121"/>
     <w:multiLevelType w:val="hybridMultilevel"/>
     <w:tmpl w:val="EC26EC00"/>
@@ -43217,7 +46971,7 @@
       </w:rPr>
     </w:lvl>
   </w:abstractNum>
-  <w:abstractNum w:abstractNumId="57" w15:restartNumberingAfterBreak="0">
+  <w:abstractNum w:abstractNumId="72" w15:restartNumberingAfterBreak="0">
     <w:nsid w:val="76D467E7"/>
     <w:multiLevelType w:val="multilevel"/>
     <w:tmpl w:val="9DDEF85E"/>
@@ -43366,7 +47120,7 @@
       </w:rPr>
     </w:lvl>
   </w:abstractNum>
-  <w:abstractNum w:abstractNumId="58" w15:restartNumberingAfterBreak="0">
+  <w:abstractNum w:abstractNumId="73" w15:restartNumberingAfterBreak="0">
     <w:nsid w:val="783311CA"/>
     <w:multiLevelType w:val="multilevel"/>
     <w:tmpl w:val="3DE626A8"/>
@@ -43515,7 +47269,156 @@
       </w:rPr>
     </w:lvl>
   </w:abstractNum>
-  <w:abstractNum w:abstractNumId="59" w15:restartNumberingAfterBreak="0">
+  <w:abstractNum w:abstractNumId="74" w15:restartNumberingAfterBreak="0">
+    <w:nsid w:val="78F06FA4"/>
+    <w:multiLevelType w:val="multilevel"/>
+    <w:tmpl w:val="59069B7E"/>
+    <w:lvl w:ilvl="0">
+      <w:start w:val="1"/>
+      <w:numFmt w:val="bullet"/>
+      <w:lvlText w:val=""/>
+      <w:lvlJc w:val="left"/>
+      <w:pPr>
+        <w:tabs>
+          <w:tab w:val="num" w:pos="720"/>
+        </w:tabs>
+        <w:ind w:left="720" w:hanging="360"/>
+      </w:pPr>
+      <w:rPr>
+        <w:rFonts w:ascii="Symbol" w:hAnsi="Symbol" w:hint="default"/>
+        <w:sz w:val="20"/>
+      </w:rPr>
+    </w:lvl>
+    <w:lvl w:ilvl="1" w:tentative="1">
+      <w:start w:val="1"/>
+      <w:numFmt w:val="bullet"/>
+      <w:lvlText w:val="o"/>
+      <w:lvlJc w:val="left"/>
+      <w:pPr>
+        <w:tabs>
+          <w:tab w:val="num" w:pos="1440"/>
+        </w:tabs>
+        <w:ind w:left="1440" w:hanging="360"/>
+      </w:pPr>
+      <w:rPr>
+        <w:rFonts w:ascii="Courier New" w:hAnsi="Courier New" w:hint="default"/>
+        <w:sz w:val="20"/>
+      </w:rPr>
+    </w:lvl>
+    <w:lvl w:ilvl="2" w:tentative="1">
+      <w:start w:val="1"/>
+      <w:numFmt w:val="bullet"/>
+      <w:lvlText w:val=""/>
+      <w:lvlJc w:val="left"/>
+      <w:pPr>
+        <w:tabs>
+          <w:tab w:val="num" w:pos="2160"/>
+        </w:tabs>
+        <w:ind w:left="2160" w:hanging="360"/>
+      </w:pPr>
+      <w:rPr>
+        <w:rFonts w:ascii="Wingdings" w:hAnsi="Wingdings" w:hint="default"/>
+        <w:sz w:val="20"/>
+      </w:rPr>
+    </w:lvl>
+    <w:lvl w:ilvl="3" w:tentative="1">
+      <w:start w:val="1"/>
+      <w:numFmt w:val="bullet"/>
+      <w:lvlText w:val=""/>
+      <w:lvlJc w:val="left"/>
+      <w:pPr>
+        <w:tabs>
+          <w:tab w:val="num" w:pos="2880"/>
+        </w:tabs>
+        <w:ind w:left="2880" w:hanging="360"/>
+      </w:pPr>
+      <w:rPr>
+        <w:rFonts w:ascii="Wingdings" w:hAnsi="Wingdings" w:hint="default"/>
+        <w:sz w:val="20"/>
+      </w:rPr>
+    </w:lvl>
+    <w:lvl w:ilvl="4" w:tentative="1">
+      <w:start w:val="1"/>
+      <w:numFmt w:val="bullet"/>
+      <w:lvlText w:val=""/>
+      <w:lvlJc w:val="left"/>
+      <w:pPr>
+        <w:tabs>
+          <w:tab w:val="num" w:pos="3600"/>
+        </w:tabs>
+        <w:ind w:left="3600" w:hanging="360"/>
+      </w:pPr>
+      <w:rPr>
+        <w:rFonts w:ascii="Wingdings" w:hAnsi="Wingdings" w:hint="default"/>
+        <w:sz w:val="20"/>
+      </w:rPr>
+    </w:lvl>
+    <w:lvl w:ilvl="5" w:tentative="1">
+      <w:start w:val="1"/>
+      <w:numFmt w:val="bullet"/>
+      <w:lvlText w:val=""/>
+      <w:lvlJc w:val="left"/>
+      <w:pPr>
+        <w:tabs>
+          <w:tab w:val="num" w:pos="4320"/>
+        </w:tabs>
+        <w:ind w:left="4320" w:hanging="360"/>
+      </w:pPr>
+      <w:rPr>
+        <w:rFonts w:ascii="Wingdings" w:hAnsi="Wingdings" w:hint="default"/>
+        <w:sz w:val="20"/>
+      </w:rPr>
+    </w:lvl>
+    <w:lvl w:ilvl="6" w:tentative="1">
+      <w:start w:val="1"/>
+      <w:numFmt w:val="bullet"/>
+      <w:lvlText w:val=""/>
+      <w:lvlJc w:val="left"/>
+      <w:pPr>
+        <w:tabs>
+          <w:tab w:val="num" w:pos="5040"/>
+        </w:tabs>
+        <w:ind w:left="5040" w:hanging="360"/>
+      </w:pPr>
+      <w:rPr>
+        <w:rFonts w:ascii="Wingdings" w:hAnsi="Wingdings" w:hint="default"/>
+        <w:sz w:val="20"/>
+      </w:rPr>
+    </w:lvl>
+    <w:lvl w:ilvl="7" w:tentative="1">
+      <w:start w:val="1"/>
+      <w:numFmt w:val="bullet"/>
+      <w:lvlText w:val=""/>
+      <w:lvlJc w:val="left"/>
+      <w:pPr>
+        <w:tabs>
+          <w:tab w:val="num" w:pos="5760"/>
+        </w:tabs>
+        <w:ind w:left="5760" w:hanging="360"/>
+      </w:pPr>
+      <w:rPr>
+        <w:rFonts w:ascii="Wingdings" w:hAnsi="Wingdings" w:hint="default"/>
+        <w:sz w:val="20"/>
+      </w:rPr>
+    </w:lvl>
+    <w:lvl w:ilvl="8" w:tentative="1">
+      <w:start w:val="1"/>
+      <w:numFmt w:val="bullet"/>
+      <w:lvlText w:val=""/>
+      <w:lvlJc w:val="left"/>
+      <w:pPr>
+        <w:tabs>
+          <w:tab w:val="num" w:pos="6480"/>
+        </w:tabs>
+        <w:ind w:left="6480" w:hanging="360"/>
+      </w:pPr>
+      <w:rPr>
+        <w:rFonts w:ascii="Wingdings" w:hAnsi="Wingdings" w:hint="default"/>
+        <w:sz w:val="20"/>
+      </w:rPr>
+    </w:lvl>
+  </w:abstractNum>
+  <w:abstractNum w:abstractNumId="75" w15:restartNumberingAfterBreak="0">
     <w:nsid w:val="7BDA35DF"/>
     <w:multiLevelType w:val="hybridMultilevel"/>
     <w:tmpl w:val="6FB4A514"/>
@@ -43628,7 +47531,7 @@
       </w:rPr>
     </w:lvl>
   </w:abstractNum>
-  <w:abstractNum w:abstractNumId="60" w15:restartNumberingAfterBreak="0">
+  <w:abstractNum w:abstractNumId="76" w15:restartNumberingAfterBreak="0">
     <w:nsid w:val="7CF062A8"/>
     <w:multiLevelType w:val="multilevel"/>
     <w:tmpl w:val="23527D0C"/>
@@ -43777,7 +47680,7 @@
       </w:rPr>
     </w:lvl>
   </w:abstractNum>
-  <w:abstractNum w:abstractNumId="61" w15:restartNumberingAfterBreak="0">
+  <w:abstractNum w:abstractNumId="77" w15:restartNumberingAfterBreak="0">
     <w:nsid w:val="7E2C38B4"/>
     <w:multiLevelType w:val="multilevel"/>
     <w:tmpl w:val="101E8E6E"/>
@@ -43927,172 +47830,172 @@
     </w:lvl>
   </w:abstractNum>
   <w:num w:numId="1" w16cid:durableId="1426876303">
-    <w:abstractNumId w:val="52"/>
+    <w:abstractNumId w:val="65"/>
   </w:num>
   <w:num w:numId="2" w16cid:durableId="1506550388">
-    <w:abstractNumId w:val="33"/>
+    <w:abstractNumId w:val="41"/>
   </w:num>
   <w:num w:numId="3" w16cid:durableId="1791821619">
-    <w:abstractNumId w:val="20"/>
+    <w:abstractNumId w:val="24"/>
   </w:num>
   <w:num w:numId="4" w16cid:durableId="1306085356">
+    <w:abstractNumId w:val="43"/>
+  </w:num>
+  <w:num w:numId="5" w16cid:durableId="1945334951">
+    <w:abstractNumId w:val="60"/>
+  </w:num>
+  <w:num w:numId="6" w16cid:durableId="1023629797">
+    <w:abstractNumId w:val="73"/>
+  </w:num>
+  <w:num w:numId="7" w16cid:durableId="1335886471">
+    <w:abstractNumId w:val="54"/>
+  </w:num>
+  <w:num w:numId="8" w16cid:durableId="606430689">
+    <w:abstractNumId w:val="22"/>
+  </w:num>
+  <w:num w:numId="9" w16cid:durableId="461267997">
+    <w:abstractNumId w:val="12"/>
+  </w:num>
+  <w:num w:numId="10" w16cid:durableId="1160385269">
+    <w:abstractNumId w:val="77"/>
+  </w:num>
+  <w:num w:numId="11" w16cid:durableId="1547334778">
+    <w:abstractNumId w:val="64"/>
+  </w:num>
+  <w:num w:numId="12" w16cid:durableId="1050037856">
+    <w:abstractNumId w:val="40"/>
+  </w:num>
+  <w:num w:numId="13" w16cid:durableId="2032141337">
+    <w:abstractNumId w:val="69"/>
+  </w:num>
+  <w:num w:numId="14" w16cid:durableId="816992843">
+    <w:abstractNumId w:val="66"/>
+  </w:num>
+  <w:num w:numId="15" w16cid:durableId="710148212">
+    <w:abstractNumId w:val="48"/>
+  </w:num>
+  <w:num w:numId="16" w16cid:durableId="888150923">
+    <w:abstractNumId w:val="28"/>
+  </w:num>
+  <w:num w:numId="17" w16cid:durableId="1903176826">
+    <w:abstractNumId w:val="47"/>
+  </w:num>
+  <w:num w:numId="18" w16cid:durableId="1918786139">
+    <w:abstractNumId w:val="5"/>
+  </w:num>
+  <w:num w:numId="19" w16cid:durableId="40977723">
+    <w:abstractNumId w:val="18"/>
+  </w:num>
+  <w:num w:numId="20" w16cid:durableId="400830242">
+    <w:abstractNumId w:val="39"/>
+  </w:num>
+  <w:num w:numId="21" w16cid:durableId="399837052">
+    <w:abstractNumId w:val="51"/>
+  </w:num>
+  <w:num w:numId="22" w16cid:durableId="238058717">
+    <w:abstractNumId w:val="42"/>
+  </w:num>
+  <w:num w:numId="23" w16cid:durableId="1817142504">
+    <w:abstractNumId w:val="72"/>
+  </w:num>
+  <w:num w:numId="24" w16cid:durableId="428702559">
+    <w:abstractNumId w:val="9"/>
+  </w:num>
+  <w:num w:numId="25" w16cid:durableId="285821366">
+    <w:abstractNumId w:val="37"/>
+  </w:num>
+  <w:num w:numId="26" w16cid:durableId="228686571">
+    <w:abstractNumId w:val="63"/>
+  </w:num>
+  <w:num w:numId="27" w16cid:durableId="1351225697">
+    <w:abstractNumId w:val="55"/>
+  </w:num>
+  <w:num w:numId="28" w16cid:durableId="2000887904">
+    <w:abstractNumId w:val="21"/>
+  </w:num>
+  <w:num w:numId="29" w16cid:durableId="1663318578">
+    <w:abstractNumId w:val="49"/>
+  </w:num>
+  <w:num w:numId="30" w16cid:durableId="1540124553">
+    <w:abstractNumId w:val="25"/>
+  </w:num>
+  <w:num w:numId="31" w16cid:durableId="1127700599">
+    <w:abstractNumId w:val="44"/>
+  </w:num>
+  <w:num w:numId="32" w16cid:durableId="1802767772">
+    <w:abstractNumId w:val="6"/>
+  </w:num>
+  <w:num w:numId="33" w16cid:durableId="25445388">
+    <w:abstractNumId w:val="10"/>
+  </w:num>
+  <w:num w:numId="34" w16cid:durableId="811023186">
+    <w:abstractNumId w:val="34"/>
+  </w:num>
+  <w:num w:numId="35" w16cid:durableId="1674146959">
+    <w:abstractNumId w:val="68"/>
+  </w:num>
+  <w:num w:numId="36" w16cid:durableId="1655253867">
+    <w:abstractNumId w:val="30"/>
+  </w:num>
+  <w:num w:numId="37" w16cid:durableId="1432899926">
+    <w:abstractNumId w:val="13"/>
+  </w:num>
+  <w:num w:numId="38" w16cid:durableId="1014573163">
+    <w:abstractNumId w:val="27"/>
+  </w:num>
+  <w:num w:numId="39" w16cid:durableId="792407120">
     <w:abstractNumId w:val="35"/>
   </w:num>
-  <w:num w:numId="5" w16cid:durableId="1945334951">
-    <w:abstractNumId w:val="48"/>
-  </w:num>
-  <w:num w:numId="6" w16cid:durableId="1023629797">
-    <w:abstractNumId w:val="58"/>
-  </w:num>
-  <w:num w:numId="7" w16cid:durableId="1335886471">
-    <w:abstractNumId w:val="43"/>
-  </w:num>
-  <w:num w:numId="8" w16cid:durableId="606430689">
-    <w:abstractNumId w:val="18"/>
-  </w:num>
-  <w:num w:numId="9" w16cid:durableId="461267997">
-    <w:abstractNumId w:val="9"/>
-  </w:num>
-  <w:num w:numId="10" w16cid:durableId="1160385269">
-    <w:abstractNumId w:val="61"/>
-  </w:num>
-  <w:num w:numId="11" w16cid:durableId="1547334778">
-    <w:abstractNumId w:val="51"/>
-  </w:num>
-  <w:num w:numId="12" w16cid:durableId="1050037856">
-    <w:abstractNumId w:val="32"/>
-  </w:num>
-  <w:num w:numId="13" w16cid:durableId="2032141337">
-    <w:abstractNumId w:val="55"/>
-  </w:num>
-  <w:num w:numId="14" w16cid:durableId="816992843">
-    <w:abstractNumId w:val="53"/>
-  </w:num>
-  <w:num w:numId="15" w16cid:durableId="710148212">
-    <w:abstractNumId w:val="38"/>
-  </w:num>
-  <w:num w:numId="16" w16cid:durableId="888150923">
-    <w:abstractNumId w:val="23"/>
-  </w:num>
-  <w:num w:numId="17" w16cid:durableId="1903176826">
-    <w:abstractNumId w:val="37"/>
-  </w:num>
-  <w:num w:numId="18" w16cid:durableId="1918786139">
-    <w:abstractNumId w:val="4"/>
-  </w:num>
-  <w:num w:numId="19" w16cid:durableId="40977723">
-    <w:abstractNumId w:val="14"/>
-  </w:num>
-  <w:num w:numId="20" w16cid:durableId="400830242">
+  <w:num w:numId="40" w16cid:durableId="1275593680">
     <w:abstractNumId w:val="31"/>
-  </w:num>
-  <w:num w:numId="21" w16cid:durableId="399837052">
-    <w:abstractNumId w:val="41"/>
-  </w:num>
-  <w:num w:numId="22" w16cid:durableId="238058717">
-    <w:abstractNumId w:val="34"/>
-  </w:num>
-  <w:num w:numId="23" w16cid:durableId="1817142504">
-    <w:abstractNumId w:val="57"/>
-  </w:num>
-  <w:num w:numId="24" w16cid:durableId="428702559">
-    <w:abstractNumId w:val="6"/>
-  </w:num>
-  <w:num w:numId="25" w16cid:durableId="285821366">
-    <w:abstractNumId w:val="29"/>
-  </w:num>
-  <w:num w:numId="26" w16cid:durableId="228686571">
-    <w:abstractNumId w:val="50"/>
-  </w:num>
-  <w:num w:numId="27" w16cid:durableId="1351225697">
-    <w:abstractNumId w:val="44"/>
-  </w:num>
-  <w:num w:numId="28" w16cid:durableId="2000887904">
-    <w:abstractNumId w:val="17"/>
-  </w:num>
-  <w:num w:numId="29" w16cid:durableId="1663318578">
-    <w:abstractNumId w:val="39"/>
-  </w:num>
-  <w:num w:numId="30" w16cid:durableId="1540124553">
-    <w:abstractNumId w:val="21"/>
-  </w:num>
-  <w:num w:numId="31" w16cid:durableId="1127700599">
-    <w:abstractNumId w:val="36"/>
-  </w:num>
-  <w:num w:numId="32" w16cid:durableId="1802767772">
-    <w:abstractNumId w:val="5"/>
-  </w:num>
-  <w:num w:numId="33" w16cid:durableId="25445388">
-    <w:abstractNumId w:val="7"/>
-  </w:num>
-  <w:num w:numId="34" w16cid:durableId="811023186">
-    <w:abstractNumId w:val="27"/>
-  </w:num>
-  <w:num w:numId="35" w16cid:durableId="1674146959">
-    <w:abstractNumId w:val="54"/>
-  </w:num>
-  <w:num w:numId="36" w16cid:durableId="1655253867">
-    <w:abstractNumId w:val="24"/>
-  </w:num>
-  <w:num w:numId="37" w16cid:durableId="1432899926">
-    <w:abstractNumId w:val="10"/>
-  </w:num>
-  <w:num w:numId="38" w16cid:durableId="1014573163">
-    <w:abstractNumId w:val="22"/>
-  </w:num>
-  <w:num w:numId="39" w16cid:durableId="792407120">
-    <w:abstractNumId w:val="28"/>
-  </w:num>
-  <w:num w:numId="40" w16cid:durableId="1275593680">
-    <w:abstractNumId w:val="25"/>
   </w:num>
   <w:num w:numId="41" w16cid:durableId="969365146">
     <w:abstractNumId w:val="0"/>
   </w:num>
   <w:num w:numId="42" w16cid:durableId="1435711620">
-    <w:abstractNumId w:val="8"/>
+    <w:abstractNumId w:val="11"/>
   </w:num>
   <w:num w:numId="43" w16cid:durableId="1027023770">
-    <w:abstractNumId w:val="49"/>
+    <w:abstractNumId w:val="62"/>
   </w:num>
   <w:num w:numId="44" w16cid:durableId="66003234">
     <w:abstractNumId w:val="2"/>
   </w:num>
   <w:num w:numId="45" w16cid:durableId="1713726146">
-    <w:abstractNumId w:val="42"/>
+    <w:abstractNumId w:val="53"/>
   </w:num>
   <w:num w:numId="46" w16cid:durableId="1918981421">
-    <w:abstractNumId w:val="19"/>
+    <w:abstractNumId w:val="23"/>
   </w:num>
   <w:num w:numId="47" w16cid:durableId="43141582">
-    <w:abstractNumId w:val="46"/>
+    <w:abstractNumId w:val="57"/>
   </w:num>
   <w:num w:numId="48" w16cid:durableId="2073456046">
-    <w:abstractNumId w:val="12"/>
+    <w:abstractNumId w:val="15"/>
   </w:num>
   <w:num w:numId="49" w16cid:durableId="1226914324">
     <w:abstractNumId w:val="1"/>
   </w:num>
   <w:num w:numId="50" w16cid:durableId="896015910">
-    <w:abstractNumId w:val="45"/>
+    <w:abstractNumId w:val="56"/>
   </w:num>
   <w:num w:numId="51" w16cid:durableId="1911891347">
-    <w:abstractNumId w:val="3"/>
+    <w:abstractNumId w:val="4"/>
   </w:num>
   <w:num w:numId="52" w16cid:durableId="667636857">
-    <w:abstractNumId w:val="16"/>
+    <w:abstractNumId w:val="20"/>
   </w:num>
   <w:num w:numId="53" w16cid:durableId="1778403780">
-    <w:abstractNumId w:val="56"/>
+    <w:abstractNumId w:val="71"/>
   </w:num>
   <w:num w:numId="54" w16cid:durableId="452094567">
-    <w:abstractNumId w:val="59"/>
+    <w:abstractNumId w:val="75"/>
   </w:num>
   <w:num w:numId="55" w16cid:durableId="78989742">
-    <w:abstractNumId w:val="11"/>
+    <w:abstractNumId w:val="14"/>
   </w:num>
   <w:num w:numId="56" w16cid:durableId="303891475">
-    <w:abstractNumId w:val="47"/>
+    <w:abstractNumId w:val="59"/>
     <w:lvlOverride w:ilvl="0">
       <w:startOverride w:val="1"/>
     </w:lvlOverride>
@@ -44122,24 +48025,72 @@
     </w:lvlOverride>
   </w:num>
   <w:num w:numId="57" w16cid:durableId="1818447623">
+    <w:abstractNumId w:val="32"/>
+  </w:num>
+  <w:num w:numId="58" w16cid:durableId="1947350246">
+    <w:abstractNumId w:val="17"/>
+  </w:num>
+  <w:num w:numId="59" w16cid:durableId="1462259731">
+    <w:abstractNumId w:val="76"/>
+  </w:num>
+  <w:num w:numId="60" w16cid:durableId="1682664471">
+    <w:abstractNumId w:val="50"/>
+  </w:num>
+  <w:num w:numId="61" w16cid:durableId="175653734">
+    <w:abstractNumId w:val="38"/>
+  </w:num>
+  <w:num w:numId="62" w16cid:durableId="912398154">
+    <w:abstractNumId w:val="19"/>
+  </w:num>
+  <w:num w:numId="63" w16cid:durableId="1543981505">
+    <w:abstractNumId w:val="3"/>
+  </w:num>
+  <w:num w:numId="64" w16cid:durableId="75565007">
+    <w:abstractNumId w:val="58"/>
+  </w:num>
+  <w:num w:numId="65" w16cid:durableId="1592934378">
     <w:abstractNumId w:val="26"/>
   </w:num>
-  <w:num w:numId="58" w16cid:durableId="1947350246">
-    <w:abstractNumId w:val="13"/>
+  <w:num w:numId="66" w16cid:durableId="543713587">
+    <w:abstractNumId w:val="36"/>
   </w:num>
-  <w:num w:numId="59" w16cid:durableId="1462259731">
-    <w:abstractNumId w:val="60"/>
+  <w:num w:numId="67" w16cid:durableId="913902428">
+    <w:abstractNumId w:val="7"/>
   </w:num>
-  <w:num w:numId="60" w16cid:durableId="1682664471">
-    <w:abstractNumId w:val="40"/>
+  <w:num w:numId="68" w16cid:durableId="909853469">
+    <w:abstractNumId w:val="16"/>
   </w:num>
-  <w:num w:numId="61" w16cid:durableId="175653734">
-    <w:abstractNumId w:val="30"/>
+  <w:num w:numId="69" w16cid:durableId="639068773">
+    <w:abstractNumId w:val="33"/>
   </w:num>
-  <w:num w:numId="62" w16cid:durableId="912398154">
-    <w:abstractNumId w:val="15"/>
+  <w:num w:numId="70" w16cid:durableId="178935592">
+    <w:abstractNumId w:val="70"/>
   </w:num>
-  <w:numIdMacAtCleanup w:val="62"/>
+  <w:num w:numId="71" w16cid:durableId="1730105035">
+    <w:abstractNumId w:val="52"/>
+  </w:num>
+  <w:num w:numId="72" w16cid:durableId="1092971212">
+    <w:abstractNumId w:val="8"/>
+  </w:num>
+  <w:num w:numId="73" w16cid:durableId="1066076125">
+    <w:abstractNumId w:val="67"/>
+  </w:num>
+  <w:num w:numId="74" w16cid:durableId="1931499024">
+    <w:abstractNumId w:val="61"/>
+  </w:num>
+  <w:num w:numId="75" w16cid:durableId="1626809751">
+    <w:abstractNumId w:val="74"/>
+  </w:num>
+  <w:num w:numId="76" w16cid:durableId="1395188">
+    <w:abstractNumId w:val="46"/>
+  </w:num>
+  <w:num w:numId="77" w16cid:durableId="1162769507">
+    <w:abstractNumId w:val="45"/>
+  </w:num>
+  <w:num w:numId="78" w16cid:durableId="2060274875">
+    <w:abstractNumId w:val="29"/>
+  </w:num>
+  <w:numIdMacAtCleanup w:val="78"/>
 </w:numbering>
 </file>
 
@@ -46134,28 +50085,28 @@
 </file>
 
 <file path=customXml/item1.xml><?xml version="1.0" encoding="utf-8"?>
+<b:Sources xmlns:b="http://schemas.openxmlformats.org/officeDocument/2006/bibliography" xmlns="http://schemas.openxmlformats.org/officeDocument/2006/bibliography" SelectedStyle="\APASixthEditionOfficeOnline.xsl" StyleName="APA" Version="6"/>
+</file>
+
+<file path=customXml/item2.xml><?xml version="1.0" encoding="utf-8"?>
 <go:gDocsCustomXmlDataStorage xmlns:go="http://customooxmlschemas.google.com/" xmlns:r="http://schemas.openxmlformats.org/officeDocument/2006/relationships" uri="GoogleDocsCustomDataVersion2">
   <go:docsCustomData xmlns:go="http://customooxmlschemas.google.com/" roundtripDataSignature="AMtx7mgiPnSzeFcphxz7x95siPLEGky12A==">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</go:docsCustomData>
 </go:gDocsCustomXmlDataStorage>
 </file>
 
-<file path=customXml/item2.xml><?xml version="1.0" encoding="utf-8"?>
-<b:Sources xmlns:b="http://schemas.openxmlformats.org/officeDocument/2006/bibliography" xmlns="http://schemas.openxmlformats.org/officeDocument/2006/bibliography" SelectedStyle="\APASixthEditionOfficeOnline.xsl" StyleName="APA" Version="6"/>
+<file path=customXml/itemProps1.xml><?xml version="1.0" encoding="utf-8"?>
+<ds:datastoreItem xmlns:ds="http://schemas.openxmlformats.org/officeDocument/2006/customXml" ds:itemID="{DA2EFED7-6A44-024D-80D1-1B4B842E50AC}">
+  <ds:schemaRefs>
+    <ds:schemaRef ds:uri="http://schemas.openxmlformats.org/officeDocument/2006/bibliography"/>
+  </ds:schemaRefs>
+</ds:datastoreItem>
 </file>
 
-<file path=customXml/itemProps1.xml><?xml version="1.0" encoding="utf-8"?>
+<file path=customXml/itemProps2.xml><?xml version="1.0" encoding="utf-8"?>
 <ds:datastoreItem xmlns:ds="http://schemas.openxmlformats.org/officeDocument/2006/customXml" ds:itemID="{11111111-1234-1234-1234-123412341234}">
   <ds:schemaRefs>
     <ds:schemaRef ds:uri="http://customooxmlschemas.google.com/"/>
     <ds:schemaRef ds:uri="http://schemas.openxmlformats.org/officeDocument/2006/relationships"/>
   </ds:schemaRefs>
 </ds:datastoreItem>
-</file>
-
-<file path=customXml/itemProps2.xml><?xml version="1.0" encoding="utf-8"?>
-<ds:datastoreItem xmlns:ds="http://schemas.openxmlformats.org/officeDocument/2006/customXml" ds:itemID="{DA2EFED7-6A44-024D-80D1-1B4B842E50AC}">
-  <ds:schemaRefs>
-    <ds:schemaRef ds:uri="http://schemas.openxmlformats.org/officeDocument/2006/bibliography"/>
-  </ds:schemaRefs>
-</ds:datastoreItem>
 </file>